--- a/index.docx
+++ b/index.docx
@@ -82,7 +82,22 @@
         <w:pStyle w:val="FirstParagraph"/>
       </w:pPr>
       <w:r>
-        <w:t xml:space="preserve">The human brain is remarkable in its capacity to learn and solve complex tasks efficiently. Even performing the mundane tasks from our daily life (planning the day, cooking a meal) constitute complex planning problems requiring significant computational resources to resolve somewhat adequately. And while in recent years, artificial intelligence have been able to surpass us for certain tasks (playing chess…), they systematically require more resources to do so (more training to learn to solve a problem, as well as more energy required at each problem solving iteration).</w:t>
+        <w:t xml:space="preserve">The human brain is remarkable in its capacity to learn and solve complex tasks efficiently. Even performing the mundane tasks from our daily life (planning the day, cooking a meal) constitute complex planning problems requiring significant computational resources to resolve somewhat adequately. This extraordinary capacity is typically studied by applying reinforcement learning (RL) algorithms, where decision making problems are operationalized using Markov Decision Problems (MDP) modelling the environment in terms of states and rewards associated with decision performed by participants in each states. Many algorithms have been developped to identify the values associated with each action in each state to determine the optimal decision participants have to perform in each state to maximize their reward over time (rather than in a single state,</w:t>
+      </w:r>
+      <w:r>
+        <w:t xml:space="preserve"> </w:t>
+      </w:r>
+      <w:r>
+        <w:t xml:space="preserve">Sutton et al.</w:t>
+      </w:r>
+      <w:r>
+        <w:t xml:space="preserve"> </w:t>
+      </w:r>
+      <w:r>
+        <w:t xml:space="preserve">(1998)</w:t>
+      </w:r>
+      <w:r>
+        <w:t xml:space="preserve">).</w:t>
       </w:r>
     </w:p>
     <w:p>
@@ -90,7 +105,16 @@
         <w:pStyle w:val="BodyText"/>
       </w:pPr>
       <w:r>
-        <w:t xml:space="preserve">This extraordinary capacity is typically studied by applying reinforcement learning algorithms, where decision making problems are operationalized using Markov Decision Problems (MDP) modelling the environment in terms of states and rewards associated with decision performed by participants in each states. Many algorithms have been developped to identify the values associated with each action in each state to determine the optimal decision participants have to perform in each state to maximize their reward over time (rather than in a single state, CITE SUTTON AND BARTO). While these algoritms have been instrumental in understanding key aspects of human decision making (HERE CITE SOME REVIEW), they typically fall short in two regards. In complex tasks, humans behaviour deviates systematically from optimal predictions from these models. They are not biologically plausible as the computation complexity grows exponentially with the number of states involved, making them biologically intractable for any real life problem.</w:t>
+        <w:t xml:space="preserve">Eventhough these models reflect participants behaviour quite well, they fail in systematic ways. Human participants show systematic biases away from optimality. These deviations are thought to reflect the limited processing capabilities of the human brain</w:t>
+      </w:r>
+      <w:r>
+        <w:t xml:space="preserve"> </w:t>
+      </w:r>
+      <w:r>
+        <w:t xml:space="preserve">Gershman et al. (2015)</w:t>
+      </w:r>
+      <w:r>
+        <w:t xml:space="preserve">. Identifying the course of actions that maximizes reward accumulation in the long term comes at a significant computational costs, which depends on the size and temporal horizon of the task. Given the limited processing capacity of the brain, the degree to which to invest in costly planning should depend on how much there is to gain from it. Accordingly, for reward optimization under resources constraints, the goal is to balance the benefit of planning with its cost and adopt simpler decision making strategies if the latter outweight the former.</w:t>
       </w:r>
     </w:p>
     <w:p>
@@ -98,7 +122,7 @@
         <w:pStyle w:val="BodyText"/>
       </w:pPr>
       <w:r>
-        <w:t xml:space="preserve">Both these limitations are thought to be intertwined, as it is generally assumed that humans behave suboptimally in complex tasks because they do not have the computational resources to compute the optimal solution. Instead, they have to identify the best possible solution given limited resources, an idea known as bounded rationality, which is reflect in participants behaviour. Practically, deviations from optimality are capture using flexible bias parameters to account for the systematic deviations from optimality. These bias are often treated as necessary to reveal the underlying planning more clearly. The structure of these preferences is rarely investigated and therefore remains poorly understood.</w:t>
+        <w:t xml:space="preserve">Decision making under constraints therefore require a judgement call to be made regarding the extent to which one should invest in planning, as the value of planning cannot be known with certainty, since knowing the value of planning would certainty would require planning. HERE TRY TO FIND A CONNECTION BACK TO BIASES. THIS IS A CORE IDEA. WE ARE TRYING TO SAY THAT PARTICIPANTS BIASES ARE THE BASIS FOR THIS JUDGEMENT.</w:t>
       </w:r>
     </w:p>
     <w:p>
@@ -106,7 +130,33 @@
         <w:pStyle w:val="BodyText"/>
       </w:pPr>
       <w:r>
-        <w:t xml:space="preserve">In this paper, we examine human behaviour in a large state space (448 states) to investigate whether deviations from optimality reflect the structure of the task.</w:t>
+        <w:t xml:space="preserve">While it is generally accepted that biases away from optimality observed in human decision making, the structure of these bias remains poorly understood. In this paper, we examine the extent to which participants biases reflect the structure of the task. We show that participants behaviour reflect a combination of value based planning and a factored preferences independently associated with each dimension of that task that get combined in a weighted fashion at the moment of decision. Importantly, when participants preferences are strong, they rely on planning less. Accordingly, the judgement as to the extent</w:t>
+      </w:r>
+    </w:p>
+    <w:p>
+      <w:pPr>
+        <w:pStyle w:val="BodyText"/>
+      </w:pPr>
+      <w:r>
+        <w:t xml:space="preserve">We are trying to say two things:</w:t>
+      </w:r>
+      <w:r>
+        <w:t xml:space="preserve"> </w:t>
+      </w:r>
+      <w:r>
+        <w:t xml:space="preserve">1. Participants biases/preferences reflect the structure of the task</w:t>
+      </w:r>
+      <w:r>
+        <w:t xml:space="preserve"> </w:t>
+      </w:r>
+      <w:r>
+        <w:t xml:space="preserve">2. Participants preferences determines how much they invest in planning</w:t>
+      </w:r>
+      <w:r>
+        <w:t xml:space="preserve"> </w:t>
+      </w:r>
+      <w:r>
+        <w:t xml:space="preserve">And one final thing that would be cool would be to show that participants preferences do not simply constitute sort of a contamination from previous experience but rather an adaptive mechanism. In the case of policy compression, they are showing that if you can’t afford full planning, you upweight your prior (marginal action likelihood in their case), because that’s kind of the best you can do. It would be great if we could show that the way participants weight the biases associated with each aspect of the task leads to higher reward. Like the preferences reflect offer and energy much more than costs. I strongly suspect that given the structure of our task, if you plan by ignoring energy and offer, you’d do much worst than if you ignore future costs.</w:t>
       </w:r>
     </w:p>
     <w:p>
@@ -6040,7 +6090,7 @@
     </w:p>
     <w:bookmarkEnd w:id="41"/>
     <w:bookmarkEnd w:id="42"/>
-    <w:bookmarkStart w:id="55" w:name="discussion"/>
+    <w:bookmarkStart w:id="56" w:name="discussion"/>
     <w:p>
       <w:pPr>
         <w:pStyle w:val="Heading2"/>
@@ -6109,7 +6159,7 @@
         </w:r>
       </w:hyperlink>
     </w:p>
-    <w:bookmarkStart w:id="54" w:name="refs"/>
+    <w:bookmarkStart w:id="55" w:name="refs"/>
     <w:bookmarkStart w:id="43" w:name="ref-abril2023pymc"/>
     <w:p>
       <w:pPr>
@@ -6191,7 +6241,39 @@
       </w:r>
     </w:p>
     <w:bookmarkEnd w:id="45"/>
-    <w:bookmarkStart w:id="47" w:name="ref-lepauvre2026preferences-code"/>
+    <w:bookmarkStart w:id="46" w:name="ref-gershman2015computational"/>
+    <w:p>
+      <w:pPr>
+        <w:pStyle w:val="Bibliography"/>
+      </w:pPr>
+      <w:r>
+        <w:t xml:space="preserve">Gershman, Samuel J, Eric J Horvitz, and Joshua B Tenenbaum. 2015.</w:t>
+      </w:r>
+      <w:r>
+        <w:t xml:space="preserve"> </w:t>
+      </w:r>
+      <w:r>
+        <w:t xml:space="preserve">“Computational Rationality: A Converging Paradigm for Intelligence in Brains, Minds, and Machines.”</w:t>
+      </w:r>
+      <w:r>
+        <w:t xml:space="preserve"> </w:t>
+      </w:r>
+      <w:r>
+        <w:rPr>
+          <w:i/>
+          <w:iCs/>
+        </w:rPr>
+        <w:t xml:space="preserve">Science</w:t>
+      </w:r>
+      <w:r>
+        <w:t xml:space="preserve"> </w:t>
+      </w:r>
+      <w:r>
+        <w:t xml:space="preserve">349 (6245): 273–78.</w:t>
+      </w:r>
+    </w:p>
+    <w:bookmarkEnd w:id="46"/>
+    <w:bookmarkStart w:id="48" w:name="ref-lepauvre2026preferences-code"/>
     <w:p>
       <w:pPr>
         <w:pStyle w:val="Bibliography"/>
@@ -6215,7 +6297,7 @@
       <w:r>
         <w:t xml:space="preserve"> </w:t>
       </w:r>
-      <w:hyperlink r:id="rId46">
+      <w:hyperlink r:id="rId47">
         <w:r>
           <w:rPr>
             <w:rStyle w:val="Hyperlink"/>
@@ -6227,8 +6309,8 @@
         <w:t xml:space="preserve">.</w:t>
       </w:r>
     </w:p>
-    <w:bookmarkEnd w:id="47"/>
-    <w:bookmarkStart w:id="49" w:name="ref-ott2022forward"/>
+    <w:bookmarkEnd w:id="48"/>
+    <w:bookmarkStart w:id="50" w:name="ref-ott2022forward"/>
     <w:p>
       <w:pPr>
         <w:pStyle w:val="Bibliography"/>
@@ -6261,7 +6343,7 @@
       <w:r>
         <w:t xml:space="preserve"> </w:t>
       </w:r>
-      <w:hyperlink r:id="rId48">
+      <w:hyperlink r:id="rId49">
         <w:r>
           <w:rPr>
             <w:rStyle w:val="Hyperlink"/>
@@ -6273,8 +6355,8 @@
         <w:t xml:space="preserve">.</w:t>
       </w:r>
     </w:p>
-    <w:bookmarkEnd w:id="49"/>
-    <w:bookmarkStart w:id="51" w:name="ref-ott2022forward-data"/>
+    <w:bookmarkEnd w:id="50"/>
+    <w:bookmarkStart w:id="52" w:name="ref-ott2022forward-data"/>
     <w:p>
       <w:pPr>
         <w:pStyle w:val="Bibliography"/>
@@ -6298,7 +6380,7 @@
       <w:r>
         <w:t xml:space="preserve"> </w:t>
       </w:r>
-      <w:hyperlink r:id="rId50">
+      <w:hyperlink r:id="rId51">
         <w:r>
           <w:rPr>
             <w:rStyle w:val="Hyperlink"/>
@@ -6310,8 +6392,8 @@
         <w:t xml:space="preserve">.</w:t>
       </w:r>
     </w:p>
-    <w:bookmarkEnd w:id="51"/>
-    <w:bookmarkStart w:id="52" w:name="ref-sutton1998reinforcement"/>
+    <w:bookmarkEnd w:id="52"/>
+    <w:bookmarkStart w:id="53" w:name="ref-sutton1998reinforcement"/>
     <w:p>
       <w:pPr>
         <w:pStyle w:val="Bibliography"/>
@@ -6336,8 +6418,8 @@
         <w:t xml:space="preserve">. Vol. 1. MIT press Cambridge.</w:t>
       </w:r>
     </w:p>
-    <w:bookmarkEnd w:id="52"/>
-    <w:bookmarkStart w:id="53" w:name="ref-tonidandel2010determining"/>
+    <w:bookmarkEnd w:id="53"/>
+    <w:bookmarkStart w:id="54" w:name="ref-tonidandel2010determining"/>
     <w:p>
       <w:pPr>
         <w:pStyle w:val="Bibliography"/>
@@ -6368,9 +6450,9 @@
         <w:t xml:space="preserve">13 (4): 767–81.</w:t>
       </w:r>
     </w:p>
-    <w:bookmarkEnd w:id="53"/>
     <w:bookmarkEnd w:id="54"/>
     <w:bookmarkEnd w:id="55"/>
+    <w:bookmarkEnd w:id="56"/>
     <w:sectPr>
       <w:footnotePr>
         <w:numRestart w:val="eachSect"/>

--- a/index.docx
+++ b/index.docx
@@ -31,7 +31,7 @@
         <w:pStyle w:val="Date"/>
       </w:pPr>
       <w:r>
-        <w:t xml:space="preserve">2026-04-24</w:t>
+        <w:t xml:space="preserve">2026-05-04</w:t>
       </w:r>
     </w:p>
     <w:p>
@@ -82,20 +82,57 @@
         <w:pStyle w:val="FirstParagraph"/>
       </w:pPr>
       <w:r>
-        <w:t xml:space="preserve">The human brain is remarkable in its capacity to learn and solve complex tasks efficiently. Even performing the mundane tasks from our daily life (planning the day, cooking a meal) constitute complex planning problems requiring significant computational resources to resolve somewhat adequately. This extraordinary capacity is typically studied by applying reinforcement learning (RL) algorithms, where decision making problems are operationalized using Markov Decision Problems (MDP) modelling the environment in terms of states and rewards associated with decision performed by participants in each states. Many algorithms have been developped to identify the values associated with each action in each state to determine the optimal decision participants have to perform in each state to maximize their reward over time (rather than in a single state,</w:t>
-      </w:r>
-      <w:r>
-        <w:t xml:space="preserve"> </w:t>
-      </w:r>
-      <w:r>
-        <w:t xml:space="preserve">Sutton et al.</w:t>
-      </w:r>
-      <w:r>
-        <w:t xml:space="preserve"> </w:t>
-      </w:r>
-      <w:r>
-        <w:t xml:space="preserve">(1998)</w:t>
-      </w:r>
+        <w:t xml:space="preserve">The human brain is remarkable in its capacity to learn and perform complicated tasks based on relatively little training and despite limited computational resources. This extraordinary faculty is typically studied in terms of value-based planning, where the task is operationalized as a Markov Decision Process (MDP) to determine which decisions participants should make in order to maximize the reward they obtain throughout the task (</w:t>
+      </w:r>
+      <w:hyperlink w:anchor="references">
+        <w:r>
+          <w:rPr>
+            <w:rStyle w:val="Hyperlink"/>
+          </w:rPr>
+          <w:t xml:space="preserve">REFERENCES</w:t>
+        </w:r>
+      </w:hyperlink>
+      <w:r>
+        <w:t xml:space="preserve">). Different reinforcement learning (RL) algorithms can estimate the value associated with each action in any given state in terms of reward maximization, which can be compared to participants behaviour to investigate how optimal their choices are.</w:t>
+      </w:r>
+    </w:p>
+    <w:p>
+      <w:pPr>
+        <w:pStyle w:val="BodyText"/>
+      </w:pPr>
+      <w:r>
+        <w:t xml:space="preserve">However, participants behaviour in complex tasks systematically deviates from optimality (</w:t>
+      </w:r>
+      <w:hyperlink w:anchor="references">
+        <w:r>
+          <w:rPr>
+            <w:rStyle w:val="Hyperlink"/>
+          </w:rPr>
+          <w:t xml:space="preserve">REFERENCES</w:t>
+        </w:r>
+      </w:hyperlink>
+      <w:r>
+        <w:t xml:space="preserve">). These deviations are generally thought to reflect the limited processing capabilities of the human brain (</w:t>
+      </w:r>
+      <w:hyperlink w:anchor="references">
+        <w:r>
+          <w:rPr>
+            <w:rStyle w:val="Hyperlink"/>
+          </w:rPr>
+          <w:t xml:space="preserve">REFERENCES</w:t>
+        </w:r>
+      </w:hyperlink>
+      <w:r>
+        <w:t xml:space="preserve">). Planning comes at a computational costs, as it typically requires evaluating several alternative futures trajectories in parallel, dependending on actions taken in the future and on the stochasticity of the task, leading to a combinatorial explosion of the outcomes to consider. Accordingly, under computational constraints, one would expect participants to engage in planning to different extents depending on whether it is worth it considering the costs (</w:t>
+      </w:r>
+      <w:hyperlink w:anchor="references">
+        <w:r>
+          <w:rPr>
+            <w:rStyle w:val="Hyperlink"/>
+          </w:rPr>
+          <w:t xml:space="preserve">REFERENCES</w:t>
+        </w:r>
+      </w:hyperlink>
       <w:r>
         <w:t xml:space="preserve">).</w:t>
       </w:r>
@@ -105,16 +142,47 @@
         <w:pStyle w:val="BodyText"/>
       </w:pPr>
       <w:r>
-        <w:t xml:space="preserve">Eventhough these models reflect participants behaviour quite well, they fail in systematic ways. Human participants show systematic biases away from optimality. These deviations are thought to reflect the limited processing capabilities of the human brain</w:t>
-      </w:r>
-      <w:r>
-        <w:t xml:space="preserve"> </w:t>
-      </w:r>
-      <w:r>
-        <w:t xml:space="preserve">Gershman et al. (2015)</w:t>
-      </w:r>
-      <w:r>
-        <w:t xml:space="preserve">. Identifying the course of actions that maximizes reward accumulation in the long term comes at a significant computational costs, which depends on the size and temporal horizon of the task. Given the limited processing capacity of the brain, the degree to which to invest in costly planning should depend on how much there is to gain from it. Accordingly, for reward optimization under resources constraints, the goal is to balance the benefit of planning with its cost and adopt simpler decision making strategies if the latter outweight the former.</w:t>
+        <w:t xml:space="preserve">Congruent with this notion of computational rationality, recent studies have suggested that in complex tasks, participants engage in planning to different extent across states of a given task (</w:t>
+      </w:r>
+      <w:hyperlink w:anchor="references">
+        <w:r>
+          <w:rPr>
+            <w:rStyle w:val="Hyperlink"/>
+          </w:rPr>
+          <w:t xml:space="preserve">REFERENCES</w:t>
+        </w:r>
+      </w:hyperlink>
+      <w:r>
+        <w:t xml:space="preserve">). It is however unclear on which basis participants decide that certain states require less investment in planning than others (</w:t>
+      </w:r>
+      <w:hyperlink w:anchor="references">
+        <w:r>
+          <w:rPr>
+            <w:rStyle w:val="Hyperlink"/>
+          </w:rPr>
+          <w:t xml:space="preserve">REFERENCES</w:t>
+        </w:r>
+      </w:hyperlink>
+      <w:r>
+        <w:t xml:space="preserve">). In this paper, we hypothesized that participants directly exploit the structure of the task to determine the extent to which they should invest in forward planning. Specifically, we hypothesized that participants define a set of simple rules based on each aspect of the task independently such as</w:t>
+      </w:r>
+      <w:r>
+        <w:t xml:space="preserve"> </w:t>
+      </w:r>
+      <w:r>
+        <w:t xml:space="preserve">“Accept high offers more than small ones”</w:t>
+      </w:r>
+      <w:r>
+        <w:t xml:space="preserve">,</w:t>
+      </w:r>
+      <w:r>
+        <w:t xml:space="preserve"> </w:t>
+      </w:r>
+      <w:r>
+        <w:t xml:space="preserve">“Accept cheap offers more than expansive ones”</w:t>
+      </w:r>
+      <w:r>
+        <w:t xml:space="preserve">… These preferences then get combined when presented with a given state. Prior to reaching a decision, participants evaluate the strength of their composite preference score and the weaker it is, the more they engage in forward planning.</w:t>
       </w:r>
     </w:p>
     <w:p>
@@ -122,41 +190,19 @@
         <w:pStyle w:val="BodyText"/>
       </w:pPr>
       <w:r>
-        <w:t xml:space="preserve">Decision making under constraints therefore require a judgement call to be made regarding the extent to which one should invest in planning, as the value of planning cannot be known with certainty, since knowing the value of planning would certainty would require planning. HERE TRY TO FIND A CONNECTION BACK TO BIASES. THIS IS A CORE IDEA. WE ARE TRYING TO SAY THAT PARTICIPANTS BIASES ARE THE BASIS FOR THIS JUDGEMENT.</w:t>
-      </w:r>
-    </w:p>
-    <w:p>
-      <w:pPr>
-        <w:pStyle w:val="BodyText"/>
-      </w:pPr>
-      <w:r>
-        <w:t xml:space="preserve">While it is generally accepted that biases away from optimality observed in human decision making, the structure of these bias remains poorly understood. In this paper, we examine the extent to which participants biases reflect the structure of the task. We show that participants behaviour reflect a combination of value based planning and a factored preferences independently associated with each dimension of that task that get combined in a weighted fashion at the moment of decision. Importantly, when participants preferences are strong, they rely on planning less. Accordingly, the judgement as to the extent</w:t>
-      </w:r>
-    </w:p>
-    <w:p>
-      <w:pPr>
-        <w:pStyle w:val="BodyText"/>
-      </w:pPr>
-      <w:r>
-        <w:t xml:space="preserve">We are trying to say two things:</w:t>
-      </w:r>
-      <w:r>
-        <w:t xml:space="preserve"> </w:t>
-      </w:r>
-      <w:r>
-        <w:t xml:space="preserve">1. Participants biases/preferences reflect the structure of the task</w:t>
-      </w:r>
-      <w:r>
-        <w:t xml:space="preserve"> </w:t>
-      </w:r>
-      <w:r>
-        <w:t xml:space="preserve">2. Participants preferences determines how much they invest in planning</w:t>
-      </w:r>
-      <w:r>
-        <w:t xml:space="preserve"> </w:t>
-      </w:r>
-      <w:r>
-        <w:t xml:space="preserve">And one final thing that would be cool would be to show that participants preferences do not simply constitute sort of a contamination from previous experience but rather an adaptive mechanism. In the case of policy compression, they are showing that if you can’t afford full planning, you upweight your prior (marginal action likelihood in their case), because that’s kind of the best you can do. It would be great if we could show that the way participants weight the biases associated with each aspect of the task leads to higher reward. Like the preferences reflect offer and energy much more than costs. I strongly suspect that given the structure of our task, if you plan by ignoring energy and offer, you’d do much worst than if you ignore future costs.</w:t>
+        <w:t xml:space="preserve">To test this hypothesis, we reanalyzed the data from</w:t>
+      </w:r>
+      <w:r>
+        <w:t xml:space="preserve"> </w:t>
+      </w:r>
+      <w:r>
+        <w:t xml:space="preserve">Ott et al. (2022a)</w:t>
+      </w:r>
+      <w:r>
+        <w:t xml:space="preserve"> </w:t>
+      </w:r>
+      <w:r>
+        <w:t xml:space="preserve">by fitting preferences biases for each factors of the task (offer, energy, current and future costs) and investigating the interaction between the strength of the composite preference score and the decision values to test whether the stronger the preference, the weaker the planning. Our results reveal that participants behaviour are better captured when computing biases scores explicitely based on the structure of the task compared to using more flexible biases models. Importantly, while participants exhibit distinct preferences associated with each aspects of the task, they weight certain aspects more highly than other. Our results suggest that participantss weighting of the task features reflects the relevance of those features in terms of reward maximization. This could either indicate that the dynamics of our task important dyanmics of the environment. Alternatively, this might indicate that participants are able to estimate the relevance of distinct features of the task in their driving influence on the return in the task.</w:t>
       </w:r>
     </w:p>
     <w:p>
@@ -261,7 +307,7 @@
         <w:pStyle w:val="FirstParagraph"/>
       </w:pPr>
       <w:r>
-        <w:t xml:space="preserve">For this paper, we reused data from a previously published study in whichy40 participants (22, mean age=24.4, SD=4.6) took part in a sequential decision making task (</w:t>
+        <w:t xml:space="preserve">For this paper, we reused data from a previously published study in which 40 participants (22, mean age=24.4, SD=4.6) took part in a sequential decision making task (</w:t>
       </w:r>
       <w:r>
         <w:t xml:space="preserve">Ott et al. (2022a)</w:t>
@@ -284,7 +330,7 @@
         <w:pStyle w:val="BodyText"/>
       </w:pPr>
       <w:r>
-        <w:t xml:space="preserve">In the task, participants were instructed to gather as many points as possible throughout the task. In each trial, participants were presented with offers associated with a reward of 1, 2, 3 or 4 points which they could either accept or reject. To accept an offer, participants have to pay an energy cost of either 1 or 2 energy points. In case they reject the offer, they gain 1 energy point. Participants energy level was capped, there energy can therefore range from 0 (depleted energy) to 6. Offers vary in each trial following a uniform distribution (equal probability of each offer in each trial). Costs remain fixed for 4 trials segments and participants were informed of the price of the current 4 trials and future 4 trials. The costs of the segment beyond the current horizon was randomly picked such that each costs transitions (from current low cost to future high and low cost and vice versa) were equally probable throughout the experiment. If participants accept an offer that they cannot afford (current energy level below current cost), no reward was awarded.</w:t>
+        <w:t xml:space="preserve">Participants were instructed to gather as many points as possible throughout the task. In each trial, they were presented with offers associated with a reward of 1, 2, 3 or 4 points which they could either accept or reject. To accept an offer, participants had to pay an energy cost of either 1 or 2 energy points. When they rejected the offer, they gained 1 energy point. Participants energy level was capped at 6, so their energy could range from 0 (depleted energy) to 6. Offers varied in each trial following a uniform distribution (equal probability of each offer in each trial). Costs remained fixed for 4 trials segments and participants were informed of the price of the current 4 trials and future 4 trials. The costs of the segment beyond the current horizon was randomly picked such that each costs transitions (from current high or low cost to future high and low cost and vice versa) were equally probable throughout the experiment. If participants accept an offer that they cannot afford (current energy level below current cost), no reward was awarded.</w:t>
       </w:r>
     </w:p>
     <w:tbl>
@@ -380,7 +426,7 @@
         <w:pStyle w:val="BodyText"/>
       </w:pPr>
       <w:r>
-        <w:t xml:space="preserve">Accordingly, participants have to decide whether to accept or reject an offer based on the current offer and cost ratio. They also take into account the impact of their current decision on their future capabilities to accept high offers, as systematically accepting offer will deplete energy fast, hindering their capacity to collect more reward. Therefore, maximizing overall return is non trivial in this task and requires complex planning.</w:t>
+        <w:t xml:space="preserve">Accordingly, participants had to decide whether to accept or reject an offer based on the current offer and cost ratio. They also had to take into account the impact of their current decision on their future capabilities to accept offers, as systematically accepting offer will deplete energy fast, hindering their capacity to collect more reward. Therefore, maximizing overall return is non trivial in this task and requires complex planning.</w:t>
       </w:r>
     </w:p>
     <w:p>
@@ -1095,7 +1141,7 @@
         <w:pStyle w:val="BodyText"/>
       </w:pPr>
       <w:r>
-        <w:t xml:space="preserve">By extending the time horizon to one trial beyond what is known, we can operationalize the task as an episodic MDP and solve it for the finite horizon of 13 trials. For the trials beyond the known horizon the uncertainty associated with the offer is compounded by the uncertainty related to the costs transition. In trials in the known horizon, the probability of the next state reflects the offer related stochasticity while the result is deterministic, based on participants actions and structural constraints of our task (see</w:t>
+        <w:t xml:space="preserve">By extending the time horizon to one trial beyond what is known, we can operationalize the task as an episodic MDP and solve it for the finite horizon of 13 trials. For the trials beyond the known horizon the uncertainty associated with the offer is compounded by the uncertainty related to the costs transition. In trials in the known horizon, the probability of the next state reflects the offer related stochasticity while the rest is deterministic, based on participants actions and structural constraints of our task (see</w:t>
       </w:r>
       <w:r>
         <w:t xml:space="preserve"> </w:t>
@@ -1144,7 +1190,7 @@
         <w:t xml:space="preserve">(1998)</w:t>
       </w:r>
       <w:r>
-        <w:t xml:space="preserve">). If participants behave optimally, their behaviour should reflect a softmax function over the value associated with each action in a given state, which in the case of a binary decision problem simplifies to the logit function (see</w:t>
+        <w:t xml:space="preserve">). If participants behave optimally, their behaviour should reflect a softmax function over the value associated with each action in a given state ([REFERENCE])e, which in the case of a binary decision problem simplifies to the logit function (see</w:t>
       </w:r>
       <w:r>
         <w:t xml:space="preserve"> </w:t>
@@ -1427,7 +1473,7 @@
         <w:pStyle w:val="FirstParagraph"/>
       </w:pPr>
       <w:r>
-        <w:t xml:space="preserve">In addition from the planning component, it was previously observed that participants behaviour differs significantly depending on the offer. Specifically, it was observed that participants respond significantly faster yet less optimally when offers were either high or low (o=1 and o=4) compared to intermediate offers (o=2 and o=4). This was interpreted as indication that participants consider that the task constitutes of two separate offer based context, and inferred that the intermediate offer context required more careful planning than the extreme offer context.</w:t>
+        <w:t xml:space="preserve">In addition to the planning component, it was previously observed that participants behaviour differs significantly depending on the offer. Specifically, it was observed that participants respond significantly faster yet less optimally when offers were either high or low (o=1 and o=4) compared to intermediate offers (o=2 and o=4). This was interpreted as indication that participants consider that the task consists of two separate offer-based contexts, and inferred that the intermediate offer context required more careful planning than the extreme offer context.</w:t>
       </w:r>
     </w:p>
     <w:p>
@@ -1795,7 +1841,7 @@
         <w:t xml:space="preserve"> </w:t>
       </w:r>
       <w:r>
-        <w:t xml:space="preserve">(m=measurements, N=experimental levels) matrix dummy coding each factors of the experimental design (energy, offer, current and future costs), and the</w:t>
+        <w:t xml:space="preserve">(M=measurements, N=experimental levels) matrix dummy coding each factors of the experimental design (energy, offer, current and future costs), and the</w:t>
       </w:r>
       <w:r>
         <w:t xml:space="preserve"> </w:t>
@@ -4036,7 +4082,7 @@
         </m:r>
       </m:oMath>
       <w:r>
-        <w:t xml:space="preserve">. All models were fitted using 4 chains of 8000 sample each (4000 warmups), resulting in 16000 samples in total.</w:t>
+        <w:t xml:space="preserve">. All models were fitted using 4 chains of 2000 sample each (1000 warmups), resulting in 16000 samples in total.</w:t>
       </w:r>
     </w:p>
     <w:p>
@@ -4044,7 +4090,16 @@
         <w:pStyle w:val="BodyText"/>
       </w:pPr>
       <w:r>
-        <w:t xml:space="preserve">We used Pareto-smoothed importance sampling to approximate leave one out cross validation (PSIS-LOO) to estimate the expected log pointwise predictive density (elpd) which we used to compare the fit of these different models.</w:t>
+        <w:t xml:space="preserve">We used Pareto-smoothed importance sampling to approximate leave one out cross validation (PSIS-LOO,</w:t>
+      </w:r>
+      <w:r>
+        <w:t xml:space="preserve"> </w:t>
+      </w:r>
+      <w:r>
+        <w:t xml:space="preserve">Vehtari et al. (2017)</w:t>
+      </w:r>
+      <w:r>
+        <w:t xml:space="preserve">) to estimate the expected log pointwise predictive density (elpd) which we used to compare the fit of these different models.</w:t>
       </w:r>
     </w:p>
     <w:p>
@@ -4208,7 +4263,7 @@
         <w:pStyle w:val="BodyText"/>
       </w:pPr>
       <w:r>
-        <w:t xml:space="preserve">Furthermore, we perform model comparison within each single subject to estimate the robustness of the winning model in our population sample, but computing the sum of the pointwise predictive accuracy for each participant and model, yielding a score for each participant and model. We further predicted that participants for whom the preferences model fits the best, we should observed a positive correlation between preferences entropy and total return, as participants with stronger preferences should deviate most from optimal decision making reflected in the decision values components. To test this prediction, we tested for a correlation between average preferences entropy and total score.</w:t>
+        <w:t xml:space="preserve">Furthermore, we perform model comparison within each single subject to estimate the robustness of the winning model in our population sample, but computing the sum of the pointwise predictive accuracy for each participant and model, yielding a score for each participant and model.</w:t>
       </w:r>
     </w:p>
     <w:p>
@@ -4252,7 +4307,7 @@
         <w:pStyle w:val="FirstParagraph"/>
       </w:pPr>
       <w:r>
-        <w:t xml:space="preserve">Following the observation that modelling choice behaviour as a function of both preferences and decisions as well as the interaction between the two outperforms models assuming that different offers are treated as separate contexts, we hypothesized that the degree to which participants engage in effortful foward planning in a given state depends on the strength of their preferences. If that is the case, this should be reflected in participants reaction time (RT), such that the stronger their preferences (i.e. the lower their preferences entropy), the lower their RT. Importantly, as it was previously observed that participants RT increases when decision values are close to 0, which was interepreted as evidence that participants are able to reach a decision quicker when the value asssociated with one decision is much higher than that associated with any other decisions</w:t>
+        <w:t xml:space="preserve">Following the observation that modelling choice behaviour as a function of preferences, decisions values and the interaction between the two fitted the data best, we hypothesized that the degree to which participants engage in effortful foward planning in a given state depends on the strength of their preferences. If that is the case, this should be reflected in participants reaction time (RT), such that the stronger their preferences (i.e. the lower their preferences entropy), the lower their RT. Importantly, as it was previously observed that participants RT increases when decision values are close to 0, which was interepreted as evidence that participants are able to reach a decision quicker when the value asssociated with one decision is much higher than that associated with any other decisions</w:t>
       </w:r>
       <w:r>
         <w:t xml:space="preserve"> </w:t>
@@ -4261,7 +4316,7 @@
         <w:t xml:space="preserve">Ott et al. (2022a)</w:t>
       </w:r>
       <w:r>
-        <w:t xml:space="preserve">. In this paper, they further observed that participant RT depended more on decision values in intermediate offers (2 and 3) compared to extreme ones (1 and 4), which they interpreted as evidence that participants consider these offer groups as separate contexts, with the latter requiring more forward planning that the former.</w:t>
+        <w:t xml:space="preserve">. In this paper, they further observed that participant RT depended more on decision values in intermediate offers (2 and 3) compared to extreme ones (1 and 4), which they interpreted as evidence that participants consider these offer groups as separate contexts, with the latter requiring more forward planning than the former.</w:t>
       </w:r>
     </w:p>
     <w:p>
@@ -4269,7 +4324,7 @@
         <w:pStyle w:val="BodyText"/>
       </w:pPr>
       <w:r>
-        <w:t xml:space="preserve">Here, we predicted that the driving factors of reaction time was not simply offer groups but rather the strength of participants state-specific preferences. In other words, it is possible that the reason participants treat intermediate and extreme offers differently is because of different overall preferences associated with states presenting such offer. By fitting preferences directly in the previous model we can investigate with a greater granularity how it shapes reaction time combined with decision values. We modelled the log of reaction time using the following model:</w:t>
+        <w:t xml:space="preserve">Here, we predicted that the driving factors of reaction time was not simply offer groups but rather the strength of participants state-specific preferences. In other words, it is possible that the reason participants treat intermediate and extreme offers differently is because of different overall preferences associated with states presenting such offer. By fitting preferences directly in the previous model we can investigate with a greater granularity how they shape reaction time when combined with decision values. We modelled the log of reaction time using the following model:</w:t>
       </w:r>
     </w:p>
     <w:p>
@@ -4688,247 +4743,15 @@
         <w:t xml:space="preserve"> </w:t>
       </w:r>
       <w:r>
-        <w:t xml:space="preserve">findings. We indeed observed that deviation from optimal value based decisions depends strongly on offer as well as on energy. Our results further indicates that these deviations reflect composite preferences derived from the structure of the task. Our results also suggest that not all dimensions of the task are weighted equally in participants preferences. To further quantify the importance associated with each factor of the task (offer, energy, current and future cost), we performed a variance partitioning analysis by computing the coefficient of determiniation associated with each factor</w:t>
-      </w:r>
-      <w:r>
-        <w:t xml:space="preserve"> </w:t>
-      </w:r>
-      <w:r>
-        <w:t xml:space="preserve">Tonidandel and LeBreton (2010)</w:t>
-      </w:r>
-      <w:r>
-        <w:t xml:space="preserve">:</w:t>
+        <w:t xml:space="preserve">findings. We indeed observed that deviation from optimal value based decisions depends strongly on offer as well as on energy. Our results further indicates that these deviations reflect composite preferences derived from the structure of the task. Our results also suggest that not all dimensions of the task are weighted equally in participants preferences. To further quantify the importance associated with each factor of the task (offer, energy, current and future cost), we performed a model comparison in which we remove the preferences associated with each factor of our task (i.e. removing all regressors associated with offers, energy, current and future costs one at a time) to identify how much of the fit is explained by each.</w:t>
       </w:r>
     </w:p>
     <w:p>
       <w:pPr>
         <w:pStyle w:val="BodyText"/>
       </w:pPr>
-      <m:oMathPara>
-        <m:oMathParaPr>
-          <m:jc m:val="center"/>
-        </m:oMathParaPr>
-        <m:oMath>
-          <m:sSubSup>
-            <m:e>
-              <m:r>
-                <m:t>R</m:t>
-              </m:r>
-            </m:e>
-            <m:sub>
-              <m:r>
-                <m:t>O</m:t>
-              </m:r>
-            </m:sub>
-            <m:sup>
-              <m:r>
-                <m:t>2</m:t>
-              </m:r>
-            </m:sup>
-          </m:sSubSup>
-          <m:r>
-            <m:rPr>
-              <m:sty m:val="p"/>
-            </m:rPr>
-            <m:t>=</m:t>
-          </m:r>
-          <m:r>
-            <m:t>1</m:t>
-          </m:r>
-          <m:r>
-            <m:rPr>
-              <m:sty m:val="p"/>
-            </m:rPr>
-            <m:t>−</m:t>
-          </m:r>
-          <m:f>
-            <m:fPr>
-              <m:type m:val="bar"/>
-            </m:fPr>
-            <m:num>
-              <m:r>
-                <m:rPr>
-                  <m:sty m:val="p"/>
-                </m:rPr>
-                <m:t>∑</m:t>
-              </m:r>
-              <m:r>
-                <m:rPr>
-                  <m:sty m:val="p"/>
-                </m:rPr>
-                <m:t>(</m:t>
-              </m:r>
-              <m:r>
-                <m:t>y</m:t>
-              </m:r>
-              <m:r>
-                <m:rPr>
-                  <m:sty m:val="p"/>
-                </m:rPr>
-                <m:t>−</m:t>
-              </m:r>
-              <m:acc>
-                <m:accPr>
-                  <m:chr m:val="̂"/>
-                </m:accPr>
-                <m:e>
-                  <m:r>
-                    <m:t>y</m:t>
-                  </m:r>
-                </m:e>
-              </m:acc>
-              <m:sSup>
-                <m:e>
-                  <m:r>
-                    <m:rPr>
-                      <m:sty m:val="p"/>
-                    </m:rPr>
-                    <m:t>)</m:t>
-                  </m:r>
-                </m:e>
-                <m:sup>
-                  <m:r>
-                    <m:t>2</m:t>
-                  </m:r>
-                </m:sup>
-              </m:sSup>
-            </m:num>
-            <m:den>
-              <m:r>
-                <m:rPr>
-                  <m:sty m:val="p"/>
-                </m:rPr>
-                <m:t>∑</m:t>
-              </m:r>
-              <m:r>
-                <m:rPr>
-                  <m:sty m:val="p"/>
-                </m:rPr>
-                <m:t>(</m:t>
-              </m:r>
-              <m:r>
-                <m:t>y</m:t>
-              </m:r>
-              <m:r>
-                <m:rPr>
-                  <m:sty m:val="p"/>
-                </m:rPr>
-                <m:t>−</m:t>
-              </m:r>
-              <m:acc>
-                <m:accPr>
-                  <m:chr m:val="‾"/>
-                </m:accPr>
-                <m:e>
-                  <m:r>
-                    <m:t>y</m:t>
-                  </m:r>
-                </m:e>
-              </m:acc>
-              <m:sSup>
-                <m:e>
-                  <m:r>
-                    <m:rPr>
-                      <m:sty m:val="p"/>
-                    </m:rPr>
-                    <m:t>)</m:t>
-                  </m:r>
-                </m:e>
-                <m:sup>
-                  <m:r>
-                    <m:t>2</m:t>
-                  </m:r>
-                </m:sup>
-              </m:sSup>
-            </m:den>
-          </m:f>
-        </m:oMath>
-      </m:oMathPara>
-    </w:p>
-    <w:p>
-      <w:pPr>
-        <w:pStyle w:val="FirstParagraph"/>
-      </w:pPr>
-      <w:r>
-        <w:t xml:space="preserve">Where</w:t>
-      </w:r>
-      <w:r>
-        <w:t xml:space="preserve"> </w:t>
-      </w:r>
-      <m:oMath>
-        <m:acc>
-          <m:accPr>
-            <m:chr m:val="̂"/>
-          </m:accPr>
-          <m:e>
-            <m:r>
-              <m:t>y</m:t>
-            </m:r>
-          </m:e>
-        </m:acc>
-      </m:oMath>
-      <w:r>
-        <w:t xml:space="preserve"> </w:t>
-      </w:r>
-      <w:r>
-        <w:t xml:space="preserve">are the responses fitted by the model without the factor in question and</w:t>
-      </w:r>
-      <w:r>
-        <w:t xml:space="preserve"> </w:t>
-      </w:r>
-      <m:oMath>
-        <m:acc>
-          <m:accPr>
-            <m:chr m:val="‾"/>
-          </m:accPr>
-          <m:e>
-            <m:r>
-              <m:t>y</m:t>
-            </m:r>
-          </m:e>
-        </m:acc>
-      </m:oMath>
-      <w:r>
-        <w:t xml:space="preserve"> </w:t>
-      </w:r>
-      <w:r>
-        <w:t xml:space="preserve">are the responses fitted by the full model. The</w:t>
-      </w:r>
-      <w:r>
-        <w:t xml:space="preserve"> </w:t>
-      </w:r>
-      <m:oMath>
-        <m:sSubSup>
-          <m:e>
-            <m:r>
-              <m:t>R</m:t>
-            </m:r>
-          </m:e>
-          <m:sub>
-            <m:r>
-              <m:t>O</m:t>
-            </m:r>
-          </m:sub>
-          <m:sup>
-            <m:r>
-              <m:t>2</m:t>
-            </m:r>
-          </m:sup>
-        </m:sSubSup>
-      </m:oMath>
-      <w:r>
-        <w:t xml:space="preserve"> </w:t>
-      </w:r>
-      <w:r>
-        <w:t xml:space="preserve">therefore quantifies the proportion of responses that are accounted for by each factors in the model.</w:t>
-      </w:r>
-    </w:p>
-    <w:p>
-      <w:pPr>
-        <w:pStyle w:val="BodyText"/>
-      </w:pPr>
-      <w:r>
-        <w:t xml:space="preserve">A final question we sought to investigate is whether this hierarchy in terms of factors on which preferences are based is arbitrary or instead reflects optimality</w:t>
+      <w:r>
+        <w:t xml:space="preserve">In addition, we computed the expected cummulative return when the optimal policy is derived from a reduced MDP of the task, in which we selectively remove each factor of the task. Specifically, we created reduced MDPs in which we averaged the transition probability and reward associated with all levels of each factor to investigate what the optimal return would be for a planner that selectively ignores a given aspect of the task. We then computed the optimal policy on this reduced MDP, and applied this optimal policy from the reduced MDP back to the full MDP. This analysis is meant to investigate whether participants’ weighting of the factors in their preferences reflects the dominant structures in the task driving the return.</w:t>
       </w:r>
     </w:p>
     <w:p>
@@ -4991,7 +4814,7 @@
         <w:t xml:space="preserve">Ott et al. (2022a)</w:t>
       </w:r>
       <w:r>
-        <w:t xml:space="preserve">, we observe that a model taking only planning component into account does not perform as well compared to taking more flexible biases into account. Importantly, the preference model was found to significantly outperform the hybrid model, indicating that participants biases do reflect the structure of the task (see</w:t>
+        <w:t xml:space="preserve">, we observe that a model taking only planning component into account does not perform as well compared to taking state specific biases into account. Importantly, the preference model was found to significantly outperform the hybrid model, indicating that participants biases do reflect the structure of the task (see</w:t>
       </w:r>
       <w:r>
         <w:t xml:space="preserve"> </w:t>
@@ -5008,7 +4831,7 @@
         <w:t xml:space="preserve"> </w:t>
       </w:r>
       <w:r>
-        <w:t xml:space="preserve">A). When investigating the fitted preferences parameters, we observe that participants exhibit strong offer based preferences, such that they tend to reject low offers (1 and 2) more than dicated by the decision values and accept larger offers more than they should (see</w:t>
+        <w:t xml:space="preserve">A). When investigating the fitted preferences parameters, we observe that participants exhibit strong offer based preferences, such that they tend to reject low offers (1 and 2) more than dictated by the decision values and accept larger offers more than they should (see</w:t>
       </w:r>
       <w:r>
         <w:t xml:space="preserve"> </w:t>
@@ -5025,7 +4848,7 @@
         <w:t xml:space="preserve"> </w:t>
       </w:r>
       <w:r>
-        <w:t xml:space="preserve">B), and this bias is more extreme for more extreme offers (1 and 4) than intermediate ones (2 and 3), replicating Ott’s impact of offers on decision making. For costs, the estimated preference parameters all significantly overlap 0, indicating that participants do not show any bias away from optimal decision based on task. In terms of energy, participant show strong preferences when energy is at 0 (systematically reject) and at 6 (almost systematically accept regardless of any other conditions, see below). In intermediate values, participants show a midly incremental preference, such that they have a tendency to reject offers slightly more than they should when energy is low, but are increasingly likely to accept when energy increases.</w:t>
+        <w:t xml:space="preserve">B), and this bias is more extreme for more extreme offers (1 and 4) than intermediate ones (2 and 3). For costs, the estimated preference parameters all significantly overlap 0, indicating that participants do not show strong biases away from optimal decision based on these factoors. Participants show strong preferences when energy is at 0 (systematically reject) and at 6 (almost systematically accept regardless of any other conditions, see below). In intermediate values, participants show a midly incremental preference, such that they have a tendency to reject offers slightly more than they should when energy is low, but are increasingly likely to accept when energy increases.</w:t>
       </w:r>
     </w:p>
     <w:p>
@@ -5218,7 +5041,7 @@
             <w:r>
               <w:drawing>
                 <wp:inline>
-                  <wp:extent cx="5334000" cy="3982907"/>
+                  <wp:extent cx="5334000" cy="3988669"/>
                   <wp:effectExtent b="0" l="0" r="0" t="0"/>
                   <wp:docPr descr="" title="" id="24" name="Picture"/>
                   <a:graphic>
@@ -5239,7 +5062,7 @@
                         <pic:spPr bwMode="auto">
                           <a:xfrm>
                             <a:off x="0" y="0"/>
-                            <a:ext cx="5334000" cy="3982907"/>
+                            <a:ext cx="5334000" cy="3988669"/>
                           </a:xfrm>
                           <a:prstGeom prst="rect">
                             <a:avLst/>
@@ -5332,10 +5155,15 @@
         <w:pStyle w:val="BodyText"/>
       </w:pPr>
       <w:r>
-        <w:t xml:space="preserve">Importantly, our model revealed a positive interaction between preferences entropy and decision values ($</w:t>
-      </w:r>
-      <w:r>
-        <w:t xml:space="preserve">=$1.74, CI=[0.38, 3.07], see</w:t>
+        <w:t xml:space="preserve">Importantly, our model revealed a positive interaction between preferences entropy and decision values (</w:t>
+      </w:r>
+      <m:oMath>
+        <m:r>
+          <m:t>β</m:t>
+        </m:r>
+      </m:oMath>
+      <w:r>
+        <w:t xml:space="preserve">=1.74, CI=[0.38, 3.07], see</w:t>
       </w:r>
       <w:r>
         <w:t xml:space="preserve"> </w:t>
@@ -5445,7 +5273,7 @@
             <w:r>
               <w:drawing>
                 <wp:inline>
-                  <wp:extent cx="5334000" cy="3996981"/>
+                  <wp:extent cx="5334000" cy="3997124"/>
                   <wp:effectExtent b="0" l="0" r="0" t="0"/>
                   <wp:docPr descr="" title="" id="28" name="Picture"/>
                   <a:graphic>
@@ -5466,7 +5294,7 @@
                         <pic:spPr bwMode="auto">
                           <a:xfrm>
                             <a:off x="0" y="0"/>
-                            <a:ext cx="5334000" cy="3996981"/>
+                            <a:ext cx="5334000" cy="3997124"/>
                           </a:xfrm>
                           <a:prstGeom prst="rect">
                             <a:avLst/>
@@ -5543,7 +5371,7 @@
         <w:pStyle w:val="FirstParagraph"/>
       </w:pPr>
       <w:r>
-        <w:t xml:space="preserve">In a task as large as ours (448 single states), computing the exact value associated with each state is costly. In comparison, preferences, are presumably readily available to the participants, or requires minimal computation. The interaction between the two observed at the responses levels suggests that participant control the planning demands depending on the strength of their preferences, such that if their preferences are really strong in a particular state, they would devolve less effort to forward planning. Indeed,</w:t>
+        <w:t xml:space="preserve">In a task as large as ours (448 single states), computing the exact value associated with each state is costly. In comparison, preferences, are presumably readily available to the participants, or require minimal computation. The interaction between the two observed at the responses levels suggests that participant control the planning demands depending on the strength of their preferences, such that if their preferences are really strong in a particular state, they would dedicate less effort to forward planning. Indeed,</w:t>
       </w:r>
       <w:r>
         <w:t xml:space="preserve"> </w:t>
@@ -5649,64 +5477,6 @@
     <w:p>
       <w:pPr>
         <w:pStyle w:val="BodyText"/>
-      </w:pPr>
-      <w:r>
-        <w:rPr>
-          <w:vertAlign w:val="subscript"/>
-        </w:rPr>
-        <w:t xml:space="preserve">Source:</w:t>
-      </w:r>
-      <w:r>
-        <w:rPr>
-          <w:vertAlign w:val="subscript"/>
-        </w:rPr>
-        <w:t xml:space="preserve"> </w:t>
-      </w:r>
-      <w:hyperlink r:id="rId9">
-        <w:r>
-          <w:rPr>
-            <w:rStyle w:val="Hyperlink"/>
-            <w:vertAlign w:val="subscript"/>
-          </w:rPr>
-          <w:t xml:space="preserve">Article Notebook</w:t>
-        </w:r>
-      </w:hyperlink>
-    </w:p>
-    <w:p>
-      <w:pPr>
-        <w:pStyle w:val="SourceCode"/>
-      </w:pPr>
-      <w:r>
-        <w:rPr>
-          <w:rStyle w:val="VerbatimChar"/>
-        </w:rPr>
-        <w:t xml:space="preserve">Output()</w:t>
-      </w:r>
-    </w:p>
-    <w:p>
-      <w:pPr>
-        <w:pStyle w:val="SourceCode"/>
-      </w:pPr>
-    </w:p>
-    <w:p>
-      <w:pPr>
-        <w:pStyle w:val="SourceCode"/>
-      </w:pPr>
-      <w:r>
-        <w:rPr>
-          <w:rStyle w:val="VerbatimChar"/>
-        </w:rPr>
-        <w:t xml:space="preserve">Output()</w:t>
-      </w:r>
-    </w:p>
-    <w:p>
-      <w:pPr>
-        <w:pStyle w:val="SourceCode"/>
-      </w:pPr>
-    </w:p>
-    <w:p>
-      <w:pPr>
-        <w:pStyle w:val="FirstParagraph"/>
       </w:pPr>
       <w:r>
         <w:rPr>
@@ -5752,7 +5522,7 @@
             <w:r>
               <w:drawing>
                 <wp:inline>
-                  <wp:extent cx="5334000" cy="4012863"/>
+                  <wp:extent cx="5334000" cy="4005583"/>
                   <wp:effectExtent b="0" l="0" r="0" t="0"/>
                   <wp:docPr descr="" title="" id="33" name="Picture"/>
                   <a:graphic>
@@ -5773,7 +5543,7 @@
                         <pic:spPr bwMode="auto">
                           <a:xfrm>
                             <a:off x="0" y="0"/>
-                            <a:ext cx="5334000" cy="4012863"/>
+                            <a:ext cx="5334000" cy="4005583"/>
                           </a:xfrm>
                           <a:prstGeom prst="rect">
                             <a:avLst/>
@@ -5850,7 +5620,7 @@
         <w:pStyle w:val="FirstParagraph"/>
       </w:pPr>
       <w:r>
-        <w:t xml:space="preserve">We have observed that both response selection and reaction time reflects value based combined with preferences and that these preferences themselves reflect the structure of the task. Specifically, our results suggest that participants have preferences related to each factors of the task that then get combined to generate a composite preference score in a given state. Importantly, not all features of the task are weighted equally. Indeed, we can see in</w:t>
+        <w:t xml:space="preserve">We observed that both response selection and reaction time reflect value-based combined with preferences and that these preferences themselves reflect the structure of the task. Specifically, our results suggest that participants have preferences related to each factors of the task that then get combined to generate a composite preference score in a given state. Importantly, not all features of the task are weighted equally. Indeed, we can see in</w:t>
       </w:r>
       <w:r>
         <w:t xml:space="preserve"> </w:t>
@@ -5867,7 +5637,7 @@
         <w:t xml:space="preserve"> </w:t>
       </w:r>
       <w:r>
-        <w:t xml:space="preserve">C that the parameters associated with offers and energy weight higher than cost in the preference. To further characterize these differences, we used variance partitioning analysis within each subject to quantify the amount of variance accounted for by each experimental conditions.</w:t>
+        <w:t xml:space="preserve">C that the parameters associated with offers and energy weight higher than cost in the preference. To further characterize these differences, we compared models in which the preferences associated with each factor of our task were removed one at a time.</w:t>
       </w:r>
     </w:p>
     <w:p>
@@ -5886,7 +5656,7 @@
         <w:t xml:space="preserve"> </w:t>
       </w:r>
       <w:r>
-        <w:t xml:space="preserve">displays the difference in fit between the full preference model against models in which the preferences related to each experimental factors were removed, larger values indicate that the factor account for a more important proportion of the full model’s fit (i.e. the preferences associated with this factor have a larger impact on participants choice). These results indicate that energy followed offer have a much larger impact on participants final responses, compared to costs. Why is that? It could be that humans are generally biased towards energy and rewards due to the prevalance of those dimensions in their environment. Alternatively, it could be that based on the structure of the task, following general heuristic associated with these two dimensions is efficient in yielding large return without relying on planning (which also assumes that the preferences participants have are also good for reward maximization, so double whammy).</w:t>
+        <w:t xml:space="preserve">displays the difference in fit between the full preference model against models in which the preferences related to each experimental factor was removed, larger values indicate that the factor account for a more important proportion of the full model’s fit. These results indicate that energy followed by offer have a much larger impact on participants final responses, whereas costs related preferences have a small impact on the overall fit.</w:t>
       </w:r>
     </w:p>
     <w:p>
@@ -5894,8 +5664,26 @@
         <w:pStyle w:val="BodyText"/>
       </w:pPr>
       <w:r>
-        <w:t xml:space="preserve">To investigate the latter possibility, we relied on posterior distribution sampling to evaluate the return that would be obtained if participants follow only the preferences related to each aspect of the task without relying on planning nor on any other preferences.</w:t>
-      </w:r>
+        <w:rPr>
+          <w:vertAlign w:val="subscript"/>
+        </w:rPr>
+        <w:t xml:space="preserve">Source:</w:t>
+      </w:r>
+      <w:r>
+        <w:rPr>
+          <w:vertAlign w:val="subscript"/>
+        </w:rPr>
+        <w:t xml:space="preserve"> </w:t>
+      </w:r>
+      <w:hyperlink r:id="rId9">
+        <w:r>
+          <w:rPr>
+            <w:rStyle w:val="Hyperlink"/>
+            <w:vertAlign w:val="subscript"/>
+          </w:rPr>
+          <w:t xml:space="preserve">Article Notebook</w:t>
+        </w:r>
+      </w:hyperlink>
     </w:p>
     <w:p>
       <w:pPr>
@@ -5971,7 +5759,7 @@
             <w:r>
               <w:drawing>
                 <wp:inline>
-                  <wp:extent cx="5334000" cy="3927060"/>
+                  <wp:extent cx="5334000" cy="4052305"/>
                   <wp:effectExtent b="0" l="0" r="0" t="0"/>
                   <wp:docPr descr="" title="" id="38" name="Picture"/>
                   <a:graphic>
@@ -5992,7 +5780,7 @@
                         <pic:spPr bwMode="auto">
                           <a:xfrm>
                             <a:off x="0" y="0"/>
-                            <a:ext cx="5334000" cy="3927060"/>
+                            <a:ext cx="5334000" cy="4052305"/>
                           </a:xfrm>
                           <a:prstGeom prst="rect">
                             <a:avLst/>
@@ -6021,7 +5809,7 @@
               <w:pStyle w:val="ImageCaption"/>
             </w:pPr>
             <w:r>
-              <w:t xml:space="preserve">Figure 5: Importance of each parameters in participants response and optimal solution. (A) Depicts the difference in fit between the full preference model and models in which each of the experimental factors were removed from preference estimations. Values closer to 0 indicate that the factor does not lead to a strong improvement of the model fit (i.e. the factor weight less in participants final decision).</w:t>
+              <w:t xml:space="preserve">Figure 5: Importance of each parameters in participants response and optimal solution. (A) Difference in fit between the full preference model and models in which each of the experimental factors were removed from preference estimations. Values closer to 0 indicate that the factor does not lead to a strong improvement of the model fit (i.e. the factor weight less in participants final decision). (B) Relative expected return of reduced MDPs in which each of the factors were removed. Values closer to 1 indicate that the factor does not lead to a strong decrease in the expected return (i.e. the factor weight less in the optimal solution).</w:t>
             </w:r>
           </w:p>
           <w:bookmarkEnd w:id="40"/>
@@ -6059,7 +5847,32 @@
         <w:pStyle w:val="BodyText"/>
       </w:pPr>
       <w:r>
-        <w:t xml:space="preserve">To test this prediction, we generated a</w:t>
+        <w:t xml:space="preserve">This differential weighting of experimental factors in participants preferences might reflect the fact that humans are generally biased to attend to certain features (such as reward and energy) over others, due to their overall relevance in the environment. Alternatively, these may reflect that based on the structure of our task, certain features might be more relevant than others to maximize rewards, such that when ignoring more relevant dimensions of the task when planning leads to larger reward loss than other. If that is the case, an agent with limited processing capabilities should attend to this features more, which might be what the differential weighting of participants’ preferences reflect.</w:t>
+      </w:r>
+    </w:p>
+    <w:p>
+      <w:pPr>
+        <w:pStyle w:val="BodyText"/>
+      </w:pPr>
+      <w:r>
+        <w:t xml:space="preserve">To provide substantive evidence for the latter claim, we computed the expected return from simplified representations of the task in which each experimental factor is omitted one at a time, to quantify the loss in reward associated with ignoring it. The results are shown in</w:t>
+      </w:r>
+      <w:r>
+        <w:t xml:space="preserve"> </w:t>
+      </w:r>
+      <w:hyperlink w:anchor="fig-5">
+        <w:r>
+          <w:rPr>
+            <w:rStyle w:val="Hyperlink"/>
+          </w:rPr>
+          <w:t xml:space="preserve">Figure 5</w:t>
+        </w:r>
+      </w:hyperlink>
+      <w:r>
+        <w:t xml:space="preserve"> </w:t>
+      </w:r>
+      <w:r>
+        <w:t xml:space="preserve">B. We observe that order of the factors in terms of their relevance for returns is reminescent of participants’s weighting of those factors in their preferences. Indeed, both current and future costs have relatively low impact on the overall return, while offer and more critically energy have a larger impact, which reflects preferences weighting. While this does not constitute decisive evidence, these results suggests that participants preferences might not only reflect bias based on previous experience in their environment, but might also be adapted to the structure of the task.</w:t>
       </w:r>
     </w:p>
     <w:p>
@@ -6090,7 +5903,7 @@
     </w:p>
     <w:bookmarkEnd w:id="41"/>
     <w:bookmarkEnd w:id="42"/>
-    <w:bookmarkStart w:id="56" w:name="discussion"/>
+    <w:bookmarkStart w:id="43" w:name="discussion"/>
     <w:p>
       <w:pPr>
         <w:pStyle w:val="Heading2"/>
@@ -6101,15 +5914,79 @@
     </w:p>
     <w:p>
       <w:pPr>
+        <w:numPr>
+          <w:ilvl w:val="0"/>
+          <w:numId w:val="1001"/>
+        </w:numPr>
+      </w:pPr>
+      <w:r>
+        <w:t xml:space="preserve">High level summary of results interpretation</w:t>
+      </w:r>
+    </w:p>
+    <w:p>
+      <w:pPr>
+        <w:numPr>
+          <w:ilvl w:val="0"/>
+          <w:numId w:val="1001"/>
+        </w:numPr>
+      </w:pPr>
+      <w:r>
+        <w:t xml:space="preserve">Discuss how the results relate to the notion of computational rationality and policy compression</w:t>
+      </w:r>
+      <w:r>
+        <w:t xml:space="preserve"> </w:t>
+      </w:r>
+      <w:r>
+        <w:t xml:space="preserve">In policy compression framework, planning is complemented by the marginal action probability which is taken to constitute a prior over action. Our use of preferences constitutes an extension to it. Instead of considering marginal probability across states, our preferences define action probability based on the structure of the task, informing the default policy of subjects beyond what is done in traditional policy compression. Or put differently, in policy compression, assuming that participants are under too much pressure to rely on planning, participants should rely on state independent action prior, which is very restrictive and probably not adaptive. It is likely that participants rely on more information to make adaptive decisions even when planning is limited. Our Preferences offer a solution to this</w:t>
+      </w:r>
+    </w:p>
+    <w:p>
+      <w:pPr>
+        <w:numPr>
+          <w:ilvl w:val="0"/>
+          <w:numId w:val="1001"/>
+        </w:numPr>
+      </w:pPr>
+      <w:r>
+        <w:t xml:space="preserve">Discuss how the results relate to Sarah’s model (2024 PLoS CB paper) and the idea of Certainty-based stopping criterion</w:t>
+      </w:r>
+    </w:p>
+    <w:p>
+      <w:pPr>
+        <w:numPr>
+          <w:ilvl w:val="0"/>
+          <w:numId w:val="1001"/>
+        </w:numPr>
+      </w:pPr>
+      <w:r>
+        <w:t xml:space="preserve">Discuss how the results relate to the traditional distinction between habits and goal directed. Preferences might reflect the habit process, and our results might indicate that both modules are at play, just that planning kicks in only if habits are weak, also in line with Sarah’s work on balancing habits and goal directed behaviour paper from 2021</w:t>
+      </w:r>
+    </w:p>
+    <w:p>
+      <w:pPr>
+        <w:numPr>
+          <w:ilvl w:val="0"/>
+          <w:numId w:val="1001"/>
+        </w:numPr>
+      </w:pPr>
+      <w:r>
+        <w:t xml:space="preserve">Future experiment: have participants conduct several versions of the same task in which different features of the task drive the return (i.e. make cost more relevant for example) and see how that influences the preferences weighting.</w:t>
+      </w:r>
+    </w:p>
+    <w:p>
+      <w:pPr>
+        <w:numPr>
+          <w:ilvl w:val="0"/>
+          <w:numId w:val="1001"/>
+        </w:numPr>
+      </w:pPr>
+      <w:r>
+        <w:t xml:space="preserve">A limitation of the present work is we assume that preferences are fixed, thought they are likely to be dynamically updated throughout the task. Future work should aim to characterize preferences update mechanisms, by dynamically updating both the reward and transitional probabilty structure of the task, either in a gradually or chunk-wise (i.e. having separate experimental blocks with different task structures).</w:t>
+      </w:r>
+    </w:p>
+    <w:p>
+      <w:pPr>
         <w:pStyle w:val="FirstParagraph"/>
-      </w:pPr>
-      <w:r>
-        <w:t xml:space="preserve">A limitation of the present work is we assume that preferences are fixed, thought they are likely to be dynamically updated throughout the task. Future work should aim to characterize preferences update mechanisms, by dynamically updating both the reward and transitional probabilty structure of the task, either in a gradually or chunk-wise (i.e. having separate experimental blocks with different task structures).</w:t>
-      </w:r>
-    </w:p>
-    <w:p>
-      <w:pPr>
-        <w:pStyle w:val="BodyText"/>
       </w:pPr>
       <w:r>
         <w:rPr>
@@ -6133,9 +6010,19 @@
         </w:r>
       </w:hyperlink>
     </w:p>
-    <w:p>
-      <w:pPr>
-        <w:pStyle w:val="BodyText"/>
+    <w:bookmarkEnd w:id="43"/>
+    <w:bookmarkStart w:id="56" w:name="references"/>
+    <w:p>
+      <w:pPr>
+        <w:pStyle w:val="Heading2"/>
+      </w:pPr>
+      <w:r>
+        <w:t xml:space="preserve">5 References</w:t>
+      </w:r>
+    </w:p>
+    <w:p>
+      <w:pPr>
+        <w:pStyle w:val="FirstParagraph"/>
       </w:pPr>
       <w:r>
         <w:rPr>
@@ -6160,7 +6047,7 @@
       </w:hyperlink>
     </w:p>
     <w:bookmarkStart w:id="55" w:name="refs"/>
-    <w:bookmarkStart w:id="43" w:name="ref-abril2023pymc"/>
+    <w:bookmarkStart w:id="44" w:name="ref-abril2023pymc"/>
     <w:p>
       <w:pPr>
         <w:pStyle w:val="Bibliography"/>
@@ -6194,8 +6081,8 @@
         <w:t xml:space="preserve">9: e1516.</w:t>
       </w:r>
     </w:p>
-    <w:bookmarkEnd w:id="43"/>
-    <w:bookmarkStart w:id="45" w:name="ref-Capretto2022"/>
+    <w:bookmarkEnd w:id="44"/>
+    <w:bookmarkStart w:id="46" w:name="ref-Capretto2022"/>
     <w:p>
       <w:pPr>
         <w:pStyle w:val="Bibliography"/>
@@ -6228,7 +6115,7 @@
       <w:r>
         <w:t xml:space="preserve"> </w:t>
       </w:r>
-      <w:hyperlink r:id="rId44">
+      <w:hyperlink r:id="rId45">
         <w:r>
           <w:rPr>
             <w:rStyle w:val="Hyperlink"/>
@@ -6238,38 +6125,6 @@
       </w:hyperlink>
       <w:r>
         <w:t xml:space="preserve">.</w:t>
-      </w:r>
-    </w:p>
-    <w:bookmarkEnd w:id="45"/>
-    <w:bookmarkStart w:id="46" w:name="ref-gershman2015computational"/>
-    <w:p>
-      <w:pPr>
-        <w:pStyle w:val="Bibliography"/>
-      </w:pPr>
-      <w:r>
-        <w:t xml:space="preserve">Gershman, Samuel J, Eric J Horvitz, and Joshua B Tenenbaum. 2015.</w:t>
-      </w:r>
-      <w:r>
-        <w:t xml:space="preserve"> </w:t>
-      </w:r>
-      <w:r>
-        <w:t xml:space="preserve">“Computational Rationality: A Converging Paradigm for Intelligence in Brains, Minds, and Machines.”</w:t>
-      </w:r>
-      <w:r>
-        <w:t xml:space="preserve"> </w:t>
-      </w:r>
-      <w:r>
-        <w:rPr>
-          <w:i/>
-          <w:iCs/>
-        </w:rPr>
-        <w:t xml:space="preserve">Science</w:t>
-      </w:r>
-      <w:r>
-        <w:t xml:space="preserve"> </w:t>
-      </w:r>
-      <w:r>
-        <w:t xml:space="preserve">349 (6245): 273–78.</w:t>
       </w:r>
     </w:p>
     <w:bookmarkEnd w:id="46"/>
@@ -6419,19 +6274,19 @@
       </w:r>
     </w:p>
     <w:bookmarkEnd w:id="53"/>
-    <w:bookmarkStart w:id="54" w:name="ref-tonidandel2010determining"/>
+    <w:bookmarkStart w:id="54" w:name="ref-vehtari2017practical"/>
     <w:p>
       <w:pPr>
         <w:pStyle w:val="Bibliography"/>
       </w:pPr>
       <w:r>
-        <w:t xml:space="preserve">Tonidandel, Scott, and James M LeBreton. 2010.</w:t>
-      </w:r>
-      <w:r>
-        <w:t xml:space="preserve"> </w:t>
-      </w:r>
-      <w:r>
-        <w:t xml:space="preserve">“Determining the Relative Importance of Predictors in Logistic Regression: An Extension of Relative Weight Analysis.”</w:t>
+        <w:t xml:space="preserve">Vehtari, Aki, Andrew Gelman, and Jonah Gabry. 2017.</w:t>
+      </w:r>
+      <w:r>
+        <w:t xml:space="preserve"> </w:t>
+      </w:r>
+      <w:r>
+        <w:t xml:space="preserve">“Practical Bayesian Model Evaluation Using Leave-One-Out Cross-Validation and WAIC.”</w:t>
       </w:r>
       <w:r>
         <w:t xml:space="preserve"> </w:t>
@@ -6441,13 +6296,13 @@
           <w:i/>
           <w:iCs/>
         </w:rPr>
-        <w:t xml:space="preserve">Organizational Research Methods</w:t>
-      </w:r>
-      <w:r>
-        <w:t xml:space="preserve"> </w:t>
-      </w:r>
-      <w:r>
-        <w:t xml:space="preserve">13 (4): 767–81.</w:t>
+        <w:t xml:space="preserve">Statistics and Computing</w:t>
+      </w:r>
+      <w:r>
+        <w:t xml:space="preserve"> </w:t>
+      </w:r>
+      <w:r>
+        <w:t xml:space="preserve">27 (5): 1413–32.</w:t>
       </w:r>
     </w:p>
     <w:bookmarkEnd w:id="54"/>
@@ -6563,8 +6418,114 @@
       </w:pPr>
     </w:lvl>
   </w:abstractNum>
+  <w:abstractNum w:abstractNumId="991">
+    <w:nsid w:val="0000A991"/>
+    <w:multiLevelType w:val="multilevel"/>
+    <w:lvl w:ilvl="0">
+      <w:numFmt w:val="bullet"/>
+      <w:lvlText w:val=""/>
+      <w:lvlJc w:val="left"/>
+      <w:pPr>
+        <w:ind w:left="720" w:hanging="360"/>
+      </w:pPr>
+      <w:rPr>
+        <w:rFonts w:ascii="Symbol" w:hAnsi="Symbol" w:cs="Symbol" w:hint="default"/>
+      </w:rPr>
+    </w:lvl>
+    <w:lvl w:ilvl="1">
+      <w:numFmt w:val="bullet"/>
+      <w:lvlText w:val="o"/>
+      <w:lvlJc w:val="left"/>
+      <w:pPr>
+        <w:ind w:left="1440" w:hanging="360"/>
+      </w:pPr>
+      <w:rPr>
+        <w:rFonts w:ascii="Courier New" w:hAnsi="Courier New" w:cs="Courier New" w:hint="default"/>
+      </w:rPr>
+    </w:lvl>
+    <w:lvl w:ilvl="2">
+      <w:numFmt w:val="bullet"/>
+      <w:lvlText w:val=""/>
+      <w:lvlJc w:val="left"/>
+      <w:pPr>
+        <w:ind w:left="2160" w:hanging="360"/>
+      </w:pPr>
+      <w:rPr>
+        <w:rFonts w:ascii="Wingdings" w:hAnsi="Wingdings" w:cs="Wingdings" w:hint="default"/>
+      </w:rPr>
+    </w:lvl>
+    <w:lvl w:ilvl="3">
+      <w:numFmt w:val="bullet"/>
+      <w:lvlText w:val=""/>
+      <w:lvlJc w:val="left"/>
+      <w:pPr>
+        <w:ind w:left="2880" w:hanging="360"/>
+      </w:pPr>
+      <w:rPr>
+        <w:rFonts w:ascii="Symbol" w:hAnsi="Symbol" w:cs="Symbol" w:hint="default"/>
+      </w:rPr>
+    </w:lvl>
+    <w:lvl w:ilvl="4">
+      <w:numFmt w:val="bullet"/>
+      <w:lvlText w:val="o"/>
+      <w:lvlJc w:val="left"/>
+      <w:pPr>
+        <w:ind w:left="3600" w:hanging="360"/>
+      </w:pPr>
+      <w:rPr>
+        <w:rFonts w:ascii="Courier New" w:hAnsi="Courier New" w:cs="Courier New" w:hint="default"/>
+      </w:rPr>
+    </w:lvl>
+    <w:lvl w:ilvl="5">
+      <w:numFmt w:val="bullet"/>
+      <w:lvlText w:val=""/>
+      <w:lvlJc w:val="left"/>
+      <w:pPr>
+        <w:ind w:left="4320" w:hanging="360"/>
+      </w:pPr>
+      <w:rPr>
+        <w:rFonts w:ascii="Wingdings" w:hAnsi="Wingdings" w:cs="Wingdings" w:hint="default"/>
+      </w:rPr>
+    </w:lvl>
+    <w:lvl w:ilvl="6">
+      <w:numFmt w:val="bullet"/>
+      <w:lvlText w:val=""/>
+      <w:lvlJc w:val="left"/>
+      <w:pPr>
+        <w:ind w:left="5040" w:hanging="360"/>
+      </w:pPr>
+      <w:rPr>
+        <w:rFonts w:ascii="Symbol" w:hAnsi="Symbol" w:cs="Symbol" w:hint="default"/>
+      </w:rPr>
+    </w:lvl>
+    <w:lvl w:ilvl="7">
+      <w:numFmt w:val="bullet"/>
+      <w:lvlText w:val="o"/>
+      <w:lvlJc w:val="left"/>
+      <w:pPr>
+        <w:ind w:left="5760" w:hanging="360"/>
+      </w:pPr>
+      <w:rPr>
+        <w:rFonts w:ascii="Courier New" w:hAnsi="Courier New" w:cs="Courier New" w:hint="default"/>
+      </w:rPr>
+    </w:lvl>
+    <w:lvl w:ilvl="8">
+      <w:numFmt w:val="bullet"/>
+      <w:lvlText w:val=""/>
+      <w:lvlJc w:val="left"/>
+      <w:pPr>
+        <w:ind w:left="6480" w:hanging="360"/>
+      </w:pPr>
+      <w:rPr>
+        <w:rFonts w:ascii="Wingdings" w:hAnsi="Wingdings" w:cs="Wingdings" w:hint="default"/>
+      </w:rPr>
+    </w:lvl>
+  </w:abstractNum>
   <w:num w:numId="1000">
     <w:abstractNumId w:val="990"/>
+  </w:num>
+  <w:num w:numId="1001">
+    <w:abstractNumId w:val="991"/>
   </w:num>
 </w:numbering>
 </file>

--- a/index.docx
+++ b/index.docx
@@ -31,7 +31,7 @@
         <w:pStyle w:val="Date"/>
       </w:pPr>
       <w:r>
-        <w:t xml:space="preserve">2026-05-04</w:t>
+        <w:t xml:space="preserve">2026-05-25</w:t>
       </w:r>
     </w:p>
     <w:p>
@@ -47,25 +47,7 @@
         <w:pStyle w:val="Abstract"/>
       </w:pPr>
       <w:r>
-        <w:t xml:space="preserve">Human decision making is often described in terms of value-based planning, yet behavior in complex tasks systematically deviates from optimal predictions. These deviations are typically captured using flexible bias parameters, leaving their underlying structure unclear.</w:t>
-      </w:r>
-      <w:r>
-        <w:t xml:space="preserve"> </w:t>
-      </w:r>
-      <w:r>
-        <w:t xml:space="preserve">Here, we examine behavior in a complex sequential decision task and test whether such deviations can be explained in a more principled way. We show that behavior can be well described by a combination of value-based planning and a small set of simple, state-dependent preference terms motivated by task structure. These preferences reflect coarse properties of the environment, including offer characteristics, action costs, and transition structure, and substantially improve model fit over planning alone. Importantly, they account for a meaningful portion of the variability captured by more flexible bias models.</w:t>
-      </w:r>
-      <w:r>
-        <w:t xml:space="preserve"> </w:t>
-      </w:r>
-      <w:r>
-        <w:t xml:space="preserve">Across analyses, we find that preferences alone are insufficient to explain behavior, but jointly contribute with planning to guide decisions. Trial-level analyses further show that deviations from preference-consistent behavior arise when preference signals are weak or opposed by strong decision values. In addition, trials with stronger preference signals are associated with faster response times, consistent with reduced reliance on computationally demanding planning.</w:t>
-      </w:r>
-      <w:r>
-        <w:t xml:space="preserve"> </w:t>
-      </w:r>
-      <w:r>
-        <w:t xml:space="preserve">Together, these results suggest that deviations from planning are not purely arbitrary, but reflect structured, task-informed preferences that complement value-based evaluation. This provides a simple and interpretable account of behavior in complex decision problems.</w:t>
+        <w:t xml:space="preserve">[]</w:t>
       </w:r>
     </w:p>
     <w:bookmarkStart w:id="10" w:name="introduction"/>
@@ -82,18 +64,25 @@
         <w:pStyle w:val="FirstParagraph"/>
       </w:pPr>
       <w:r>
-        <w:t xml:space="preserve">The human brain is remarkable in its capacity to learn and perform complicated tasks based on relatively little training and despite limited computational resources. This extraordinary faculty is typically studied in terms of value-based planning, where the task is operationalized as a Markov Decision Process (MDP) to determine which decisions participants should make in order to maximize the reward they obtain throughout the task (</w:t>
-      </w:r>
-      <w:hyperlink w:anchor="references">
-        <w:r>
-          <w:rPr>
-            <w:rStyle w:val="Hyperlink"/>
-          </w:rPr>
-          <w:t xml:space="preserve">REFERENCES</w:t>
-        </w:r>
-      </w:hyperlink>
-      <w:r>
-        <w:t xml:space="preserve">). Different reinforcement learning (RL) algorithms can estimate the value associated with each action in any given state in terms of reward maximization, which can be compared to participants behaviour to investigate how optimal their choices are.</w:t>
+        <w:t xml:space="preserve">A central idea in Bayesian accounts of perception and sensorimotor control is that the brain does not rely on current sensory evidence alone</w:t>
+      </w:r>
+      <w:r>
+        <w:t xml:space="preserve"> </w:t>
+      </w:r>
+      <w:r>
+        <w:t xml:space="preserve">(Knill and Pouget 2004; Lee and Mumford 2003; Rao and Ballard 1999; Clark 2013; Friston 2010)</w:t>
+      </w:r>
+      <w:r>
+        <w:t xml:space="preserve">. Sensory evidence is often noisy, incomplete, or costly to acquire with high precision: better evidence may require more time, attention, sampling, or specialized processing. A useful solution is to combine current evidence with prior information derived from experience and the statistical structure of the environment. As formulated in the ‘Bayesian brain hypothesis’, the influence of prior information should depend on uncertainty: when current evidence is unreliable, behavior should rely more strongly on the prior. Conversely, when current evidence is reliable, it should dominate behavior. For example, Körding and Wolpert provided a canonical demonstration of this principle, showing that participants combine learned priors with sensory feedback according to their relative uncertainty</w:t>
+      </w:r>
+      <w:r>
+        <w:t xml:space="preserve"> </w:t>
+      </w:r>
+      <w:r>
+        <w:t xml:space="preserve">(Körding and Wolpert 2004)</w:t>
+      </w:r>
+      <w:r>
+        <w:t xml:space="preserve">.</w:t>
       </w:r>
     </w:p>
     <w:p>
@@ -101,40 +90,34 @@
         <w:pStyle w:val="BodyText"/>
       </w:pPr>
       <w:r>
-        <w:t xml:space="preserve">However, participants behaviour in complex tasks systematically deviates from optimality (</w:t>
-      </w:r>
-      <w:hyperlink w:anchor="references">
-        <w:r>
-          <w:rPr>
-            <w:rStyle w:val="Hyperlink"/>
-          </w:rPr>
-          <w:t xml:space="preserve">REFERENCES</w:t>
-        </w:r>
-      </w:hyperlink>
-      <w:r>
-        <w:t xml:space="preserve">). These deviations are generally thought to reflect the limited processing capabilities of the human brain (</w:t>
-      </w:r>
-      <w:hyperlink w:anchor="references">
-        <w:r>
-          <w:rPr>
-            <w:rStyle w:val="Hyperlink"/>
-          </w:rPr>
-          <w:t xml:space="preserve">REFERENCES</w:t>
-        </w:r>
-      </w:hyperlink>
-      <w:r>
-        <w:t xml:space="preserve">). Planning comes at a computational costs, as it typically requires evaluating several alternative futures trajectories in parallel, dependending on actions taken in the future and on the stochasticity of the task, leading to a combinatorial explosion of the outcomes to consider. Accordingly, under computational constraints, one would expect participants to engage in planning to different extents depending on whether it is worth it considering the costs (</w:t>
-      </w:r>
-      <w:hyperlink w:anchor="references">
-        <w:r>
-          <w:rPr>
-            <w:rStyle w:val="Hyperlink"/>
-          </w:rPr>
-          <w:t xml:space="preserve">REFERENCES</w:t>
-        </w:r>
-      </w:hyperlink>
-      <w:r>
-        <w:t xml:space="preserve">).</w:t>
+        <w:t xml:space="preserve">We propose that an analogous principle applies to planning-based decision making. In sequential decision tasks, the relevant current evidence is not sensory input, but the output of forward planning. Such planning provides state-specific information about the long-term value of choosing an action. However, this information is computationally costly because it requires evaluating future outcomes in a usually complex and dynamic environment. In analogy to perception, agents may therefore combine the evidence, derived by costly forward planning, with cheaper prior information about which actions are usually appropriate in a given task. This idea is related to Bayesian accounts of the balance between habitual and goal-directed control, in which habitual tendencies can be understood as priors over policies that are balanced against goal-directed information about current outcome contingencies</w:t>
+      </w:r>
+      <w:r>
+        <w:t xml:space="preserve"> </w:t>
+      </w:r>
+      <w:r>
+        <w:t xml:space="preserve">(Schwöbel et al. 2021, 2024)</w:t>
+      </w:r>
+      <w:r>
+        <w:t xml:space="preserve">. It is also consistent with resource-rational accounts of planning, which argue that people adapt planning computations to the costs and benefits of using limited cognitive resources</w:t>
+      </w:r>
+      <w:r>
+        <w:t xml:space="preserve"> </w:t>
+      </w:r>
+      <w:r>
+        <w:t xml:space="preserve">(Gershman et al. 2015; Lai and Gershman 2021, 2024)</w:t>
+      </w:r>
+      <w:r>
+        <w:t xml:space="preserve">. Similarly, Bayesian models of planning depth formalize the decision of how much to plan as a meta-decision about the value of further tree search</w:t>
+      </w:r>
+      <w:r>
+        <w:t xml:space="preserve"> </w:t>
+      </w:r>
+      <w:r>
+        <w:t xml:space="preserve">(Kuperwajs and Ma 2021)</w:t>
+      </w:r>
+      <w:r>
+        <w:t xml:space="preserve">.</w:t>
       </w:r>
     </w:p>
     <w:p>
@@ -142,47 +125,16 @@
         <w:pStyle w:val="BodyText"/>
       </w:pPr>
       <w:r>
-        <w:t xml:space="preserve">Congruent with this notion of computational rationality, recent studies have suggested that in complex tasks, participants engage in planning to different extent across states of a given task (</w:t>
-      </w:r>
-      <w:hyperlink w:anchor="references">
-        <w:r>
-          <w:rPr>
-            <w:rStyle w:val="Hyperlink"/>
-          </w:rPr>
-          <w:t xml:space="preserve">REFERENCES</w:t>
-        </w:r>
-      </w:hyperlink>
-      <w:r>
-        <w:t xml:space="preserve">). It is however unclear on which basis participants decide that certain states require less investment in planning than others (</w:t>
-      </w:r>
-      <w:hyperlink w:anchor="references">
-        <w:r>
-          <w:rPr>
-            <w:rStyle w:val="Hyperlink"/>
-          </w:rPr>
-          <w:t xml:space="preserve">REFERENCES</w:t>
-        </w:r>
-      </w:hyperlink>
-      <w:r>
-        <w:t xml:space="preserve">). In this paper, we hypothesized that participants directly exploit the structure of the task to determine the extent to which they should invest in forward planning. Specifically, we hypothesized that participants define a set of simple rules based on each aspect of the task independently such as</w:t>
-      </w:r>
-      <w:r>
-        <w:t xml:space="preserve"> </w:t>
-      </w:r>
-      <w:r>
-        <w:t xml:space="preserve">“Accept high offers more than small ones”</w:t>
-      </w:r>
-      <w:r>
-        <w:t xml:space="preserve">,</w:t>
-      </w:r>
-      <w:r>
-        <w:t xml:space="preserve"> </w:t>
-      </w:r>
-      <w:r>
-        <w:t xml:space="preserve">“Accept cheap offers more than expansive ones”</w:t>
-      </w:r>
-      <w:r>
-        <w:t xml:space="preserve">… These preferences then get combined when presented with a given state. Prior to reaching a decision, participants evaluate the strength of their composite preference score and the weaker it is, the more they engage in forward planning.</w:t>
+        <w:t xml:space="preserve">Building on these ideas, we hypothesize that choices in complex sequential decision making reflect the integration of two sources of action information. First, participants have task-structured preferences. These preferences can be understood as priors over actions, derived from regularities in the task structure and from previous choices in similar states</w:t>
+      </w:r>
+      <w:r>
+        <w:t xml:space="preserve"> </w:t>
+      </w:r>
+      <w:r>
+        <w:t xml:space="preserve">(Lai and Gershman 2021)</w:t>
+      </w:r>
+      <w:r>
+        <w:t xml:space="preserve">. Second, based on forward planning, participants derive decision values. These are costly, state-specific evidence about the long-term consequences of choosing an action. If these two sources are integrated in a Bayesian-like manner, then the influence of planning in selecting an action should depend on the uncertainty of the preference. Strong preferences should guide choices directly and produce faster responses because less planning is needed. Weak or uncertain preferences should increase reliance on forward planning and make choices more sensitive to planning-derived decision values and should take longer.</w:t>
       </w:r>
     </w:p>
     <w:p>
@@ -190,19 +142,7 @@
         <w:pStyle w:val="BodyText"/>
       </w:pPr>
       <w:r>
-        <w:t xml:space="preserve">To test this hypothesis, we reanalyzed the data from</w:t>
-      </w:r>
-      <w:r>
-        <w:t xml:space="preserve"> </w:t>
-      </w:r>
-      <w:r>
-        <w:t xml:space="preserve">Ott et al. (2022a)</w:t>
-      </w:r>
-      <w:r>
-        <w:t xml:space="preserve"> </w:t>
-      </w:r>
-      <w:r>
-        <w:t xml:space="preserve">by fitting preferences biases for each factors of the task (offer, energy, current and future costs) and investigating the interaction between the strength of the composite preference score and the decision values to test whether the stronger the preference, the weaker the planning. Our results reveal that participants behaviour are better captured when computing biases scores explicitely based on the structure of the task compared to using more flexible biases models. Importantly, while participants exhibit distinct preferences associated with each aspects of the task, they weight certain aspects more highly than other. Our results suggest that participantss weighting of the task features reflects the relevance of those features in terms of reward maximization. This could either indicate that the dynamics of our task important dyanmics of the environment. Alternatively, this might indicate that participants are able to estimate the relevance of distinct features of the task in their driving influence on the return in the task.</w:t>
+        <w:t xml:space="preserve">In this paper, we test our hypothesis on a complex sequential decision making task. Our results indicate that participants’ behaviour are best explained by the integration of forward planning with task structure-dependent preferences. We show that participants deviation from optimality do not simply reflect biases towards the most frequent actions, nor does it reflect a fragmentation of the state space in a handful of context (such as extreme vs. intermediate offer). Rather, our results suggest that participants priors are the result of a weighted combination of preferences associated with each independent aspect of the task.</w:t>
       </w:r>
     </w:p>
     <w:p>
@@ -257,80 +197,71 @@
         </w:r>
       </w:hyperlink>
     </w:p>
+    <w:bookmarkEnd w:id="10"/>
+    <w:bookmarkStart w:id="32" w:name="methods"/>
+    <w:p>
+      <w:pPr>
+        <w:pStyle w:val="Heading2"/>
+      </w:pPr>
+      <w:r>
+        <w:t xml:space="preserve">2 Methods</w:t>
+      </w:r>
+    </w:p>
+    <w:bookmarkStart w:id="15" w:name="data"/>
+    <w:p>
+      <w:pPr>
+        <w:pStyle w:val="Heading3"/>
+      </w:pPr>
+      <w:r>
+        <w:t xml:space="preserve">2.1 Data</w:t>
+      </w:r>
+    </w:p>
+    <w:p>
+      <w:pPr>
+        <w:pStyle w:val="FirstParagraph"/>
+      </w:pPr>
+      <w:r>
+        <w:t xml:space="preserve">To test our hypothesis, we reused data from a previously published study by</w:t>
+      </w:r>
+      <w:r>
+        <w:t xml:space="preserve"> </w:t>
+      </w:r>
+      <w:r>
+        <w:t xml:space="preserve">Ott et al. (2022a)</w:t>
+      </w:r>
+      <w:r>
+        <w:t xml:space="preserve"> </w:t>
+      </w:r>
+      <w:r>
+        <w:t xml:space="preserve">and colleagues, in which 40 participants (22, mean age=24.4, SD=4.6) took part in a sequential decision making task</w:t>
+      </w:r>
+      <w:r>
+        <w:t xml:space="preserve"> </w:t>
+      </w:r>
+      <w:r>
+        <w:t xml:space="preserve">(Ott et al. 2022a, 2022b)</w:t>
+      </w:r>
+      <w:r>
+        <w:t xml:space="preserve">. The study was approved by the Institutional Review Board of the Technische Universität Dresden and conducted in accordance to ethical standards of the Declaration of Helsinki.</w:t>
+      </w:r>
+    </w:p>
     <w:p>
       <w:pPr>
         <w:pStyle w:val="BodyText"/>
       </w:pPr>
-      <w:r>
-        <w:rPr>
-          <w:vertAlign w:val="subscript"/>
-        </w:rPr>
-        <w:t xml:space="preserve">Source:</w:t>
-      </w:r>
-      <w:r>
-        <w:rPr>
-          <w:vertAlign w:val="subscript"/>
-        </w:rPr>
-        <w:t xml:space="preserve"> </w:t>
-      </w:r>
-      <w:hyperlink r:id="rId9">
+      <w:hyperlink w:anchor="fig-design">
         <w:r>
           <w:rPr>
             <w:rStyle w:val="Hyperlink"/>
-            <w:vertAlign w:val="subscript"/>
           </w:rPr>
-          <w:t xml:space="preserve">Article Notebook</w:t>
+          <w:t xml:space="preserve">Figure 1</w:t>
         </w:r>
       </w:hyperlink>
-    </w:p>
-    <w:bookmarkEnd w:id="10"/>
-    <w:bookmarkStart w:id="22" w:name="methods"/>
-    <w:p>
-      <w:pPr>
-        <w:pStyle w:val="Heading2"/>
-      </w:pPr>
-      <w:r>
-        <w:t xml:space="preserve">2 Methods</w:t>
-      </w:r>
-    </w:p>
-    <w:bookmarkStart w:id="15" w:name="participants-and-experimental-design"/>
-    <w:p>
-      <w:pPr>
-        <w:pStyle w:val="Heading3"/>
-      </w:pPr>
-      <w:r>
-        <w:t xml:space="preserve">2.1 Participants and experimental design</w:t>
-      </w:r>
-    </w:p>
-    <w:p>
-      <w:pPr>
-        <w:pStyle w:val="FirstParagraph"/>
-      </w:pPr>
-      <w:r>
-        <w:t xml:space="preserve">For this paper, we reused data from a previously published study in which 40 participants (22, mean age=24.4, SD=4.6) took part in a sequential decision making task (</w:t>
-      </w:r>
-      <w:r>
-        <w:t xml:space="preserve">Ott et al. (2022a)</w:t>
-      </w:r>
-      <w:r>
-        <w:t xml:space="preserve">,</w:t>
-      </w:r>
-      <w:r>
-        <w:t xml:space="preserve"> </w:t>
-      </w:r>
-      <w:r>
-        <w:t xml:space="preserve">Ott et al. (2022b)</w:t>
-      </w:r>
-      <w:r>
-        <w:t xml:space="preserve">). The study was approved by the Institutional Review Board of the Technische Universität Dresden and conducted in accordance to ethical standards of the Declaration of Helsinki.</w:t>
-      </w:r>
-    </w:p>
-    <w:p>
-      <w:pPr>
-        <w:pStyle w:val="BodyText"/>
-      </w:pPr>
-      <w:r>
-        <w:t xml:space="preserve">Participants were instructed to gather as many points as possible throughout the task. In each trial, they were presented with offers associated with a reward of 1, 2, 3 or 4 points which they could either accept or reject. To accept an offer, participants had to pay an energy cost of either 1 or 2 energy points. When they rejected the offer, they gained 1 energy point. Participants energy level was capped at 6, so their energy could range from 0 (depleted energy) to 6. Offers varied in each trial following a uniform distribution (equal probability of each offer in each trial). Costs remained fixed for 4 trials segments and participants were informed of the price of the current 4 trials and future 4 trials. The costs of the segment beyond the current horizon was randomly picked such that each costs transitions (from current high or low cost to future high and low cost and vice versa) were equally probable throughout the experiment. If participants accept an offer that they cannot afford (current energy level below current cost), no reward was awarded.</w:t>
+      <w:r>
+        <w:t xml:space="preserve"> </w:t>
+      </w:r>
+      <w:r>
+        <w:t xml:space="preserve">shows a schematic representation of the task. Participants were instructed to gather as many points as possible throughout the task. In each trial, they were presented with offers associated with a reward of 1, 2, 3 or 4 points which they could either accept or reject. To accept an offer, participants had to pay an energy cost of either 1 or 2 energy points (low cost, LC and high cost, LC segments respectively). When they rejected the offer, they gained 1 energy point. Participants energy level was capped at 6, so their energy could range from 0 (depleted energy) to 6 (max energy). Offers varied in each trial following a uniform distribution (equal probability of each offer in each trial). Costs remained fixed for 4 conscecutive trials, which we refer to as a segment, and participants were informed of the price of the current 4 trials and future 4 trials. The costs of the segment beyond the current horizon was randomly picked such that each costs transitions (from current high or low cost to future high or low cost) were equally probable throughout the experiment. When participants accept an offer that they cannot afford (current energy level below current cost), no reward was awarded and a warning was displayed.</w:t>
       </w:r>
     </w:p>
     <w:tbl>
@@ -405,7 +336,7 @@
               <w:pStyle w:val="ImageCaption"/>
             </w:pPr>
             <w:r>
-              <w:t xml:space="preserve">Figure 1: Experimental design (from</w:t>
+              <w:t xml:space="preserve">Figure 1: Experimental design: (A) Single trial procedure, each frame represents a step within the trial with duration of each step above. Top row depicts participants accepting, bottom row depicts participants rejecting. In each trial, participants are presented with N golden cups, the number of cups symbolizes the amount of reward. The blue bar represents energy level, they yellow bar represents accumulated reward so far, lightning symbols at the bottom right of each frame represent current cost (left) and future cost (right). (B) Between trial costs dependencies. A segment consists of 4 trials within which cost is fixed, and participants are aware of the cost in the current and future 4 trials but not beyond. (C) Transition structure. Cost can transition from low cost (LC) to high cost (HC), LC to LC, HC to LC and HC to HC. Reproduced from</w:t>
             </w:r>
             <w:r>
               <w:t xml:space="preserve"> </w:t>
@@ -413,9 +344,6 @@
             <w:r>
               <w:t xml:space="preserve">Ott et al. (2022a)</w:t>
             </w:r>
-            <w:r>
-              <w:t xml:space="preserve">): (A) Single trial procedure, each frame represents a step within the trial with duration of each step above. Top row depicts participants accepting, bottom row depicts participants rejecting. In each trial, participants are presented with N golden cups, the number of cups symbolizes the amount of reward. The blue bar represents energy level, they yellow bar represents accumulated reward so far, lightning symbols at the bottom right of each frame represent current cost (left) and future cost (right). (B) Between trial costs dependencies. A segment consists of 4 trials within which cost is fixed, and participants are aware of the cost in the current and future 4 trials but not beyond. (C) Transition structure. Cost can transition from low cost (LC) to high cost (HC), LC to LC, HC to LC and HC to HC</w:t>
-            </w:r>
           </w:p>
           <w:bookmarkEnd w:id="14"/>
         </w:tc>
@@ -427,6 +355,48 @@
       </w:pPr>
       <w:r>
         <w:t xml:space="preserve">Accordingly, participants had to decide whether to accept or reject an offer based on the current offer and cost ratio. They also had to take into account the impact of their current decision on their future capabilities to accept offers, as systematically accepting offer will deplete energy fast, hindering their capacity to collect more reward. Therefore, maximizing overall return is non trivial in this task and requires complex planning.</w:t>
+      </w:r>
+    </w:p>
+    <w:p>
+      <w:pPr>
+        <w:pStyle w:val="BodyText"/>
+      </w:pPr>
+      <w:r>
+        <w:t xml:space="preserve">The temporal structure of the trials was as follows. In the beginning of each trial, a fixation cross was presented for 0.5s in the middle of the screen. Then, an offer appeared represented by the number of</w:t>
+      </w:r>
+      <w:r>
+        <w:t xml:space="preserve"> </w:t>
+      </w:r>
+      <w:r>
+        <w:t xml:space="preserve">“cups”</w:t>
+      </w:r>
+      <w:r>
+        <w:t xml:space="preserve"> </w:t>
+      </w:r>
+      <w:r>
+        <w:t xml:space="preserve">presented in the middle of the screen and choice options were presented on each sides of the screen, surrounded by a black frame. Participants had 5s to provide an answer, by selecting one or the other options (accept or reject), in which case the frame around the chosen option disappeared. Following their choice, the resulting change in energy and points were displayed (green indicating an increase in point and/or energy, red indicating a decrease in energy) for 1s. The trial ended with an inter-trial interval (ITI) ranging from 2 to 5s (uniformly sampled, rounded to the first decimal) in which the offer disappeared and unframed choice options remained on screen. If participants took longer than 5s to provide their answer, a warning message was displayed and the next trial started.</w:t>
+      </w:r>
+    </w:p>
+    <w:p>
+      <w:pPr>
+        <w:pStyle w:val="BodyText"/>
+      </w:pPr>
+      <w:r>
+        <w:t xml:space="preserve">To familiarize themselves with the task, participants conducted a training session of 144 trials, corresponding to 36 segments. Participants then conducted the experiment consisting of 240 trials (60 segments). The test session was performed in a fMRI scanner, while the training session was performed outside of it. In both cases, participants started with an energy budget of 3, and their reward points were accumulated throughout the entire experiment. Trial sequence was pseudorandomized, such that each costs transitions (LC to LC, LC to HC, HC to LC and HC to HC, see figure</w:t>
+      </w:r>
+      <w:r>
+        <w:t xml:space="preserve"> </w:t>
+      </w:r>
+      <w:hyperlink w:anchor="fig-design">
+        <w:r>
+          <w:rPr>
+            <w:rStyle w:val="Hyperlink"/>
+          </w:rPr>
+          <w:t xml:space="preserve">Figure 1</w:t>
+        </w:r>
+      </w:hyperlink>
+      <w:r>
+        <w:t xml:space="preserve">) occured equally often within the training and test sessions, resulting in 9 repetition of each transition in the training session and 15 in the experiment. In addition, the offer were sampled to be equally distributed within each transition. The sequence of costs transitions and offers was kept the same across participants. Participants were offered two to three minutes breaks inside the scanner every 20 segments. The test sessions lasted around 40min.</w:t>
       </w:r>
     </w:p>
     <w:p>
@@ -455,14 +425,40 @@
         </w:r>
       </w:hyperlink>
     </w:p>
+    <w:p>
+      <w:pPr>
+        <w:pStyle w:val="BodyText"/>
+      </w:pPr>
+      <w:r>
+        <w:rPr>
+          <w:vertAlign w:val="subscript"/>
+        </w:rPr>
+        <w:t xml:space="preserve">Source:</w:t>
+      </w:r>
+      <w:r>
+        <w:rPr>
+          <w:vertAlign w:val="subscript"/>
+        </w:rPr>
+        <w:t xml:space="preserve"> </w:t>
+      </w:r>
+      <w:hyperlink r:id="rId9">
+        <w:r>
+          <w:rPr>
+            <w:rStyle w:val="Hyperlink"/>
+            <w:vertAlign w:val="subscript"/>
+          </w:rPr>
+          <w:t xml:space="preserve">Article Notebook</w:t>
+        </w:r>
+      </w:hyperlink>
+    </w:p>
     <w:bookmarkEnd w:id="15"/>
-    <w:bookmarkStart w:id="17" w:name="X19abefba6f414e811d5cc8770abc8f6efc838b0"/>
+    <w:bookmarkStart w:id="17" w:name="forward-planning-component"/>
     <w:p>
       <w:pPr>
         <w:pStyle w:val="Heading3"/>
       </w:pPr>
       <w:r>
-        <w:t xml:space="preserve">2.2 Optimal planning model of choice behaviour</w:t>
+        <w:t xml:space="preserve">2.2 Forward planning component</w:t>
       </w:r>
     </w:p>
     <w:p>
@@ -470,7 +466,7 @@
         <w:pStyle w:val="FirstParagraph"/>
       </w:pPr>
       <w:r>
-        <w:t xml:space="preserve">To model optimal behaviour in the task, we operationalized our task as a Markov Decision Process with the following tuples:</w:t>
+        <w:t xml:space="preserve">To model optimal behaviour in the task, we operationalized our task as a Markov Decision Process (MDP) with the following tuples:</w:t>
       </w:r>
     </w:p>
     <w:p>
@@ -1133,7 +1129,7 @@
         </m:r>
       </m:oMath>
       <w:r>
-        <w:t xml:space="preserve">. Time steps (i.e. trials) has to be incorporated in the state space to account for the cost being trial dependent. Furthermore, despite knowledge horizon going only until trial 8, we incorporated one segment beyond the known horizon to ensure that future beyond known horizon is considered, otherwise the optimal solution would seek to reach minimal energy level by the end of the 2 segments, which would be detrimental to long term planning.</w:t>
+        <w:t xml:space="preserve">. Time steps (i.e. trials) has to be incorporated in the state space to account for the cost being trial dependent.</w:t>
       </w:r>
     </w:p>
     <w:p>
@@ -1141,33 +1137,16 @@
         <w:pStyle w:val="BodyText"/>
       </w:pPr>
       <w:r>
-        <w:t xml:space="preserve">By extending the time horizon to one trial beyond what is known, we can operationalize the task as an episodic MDP and solve it for the finite horizon of 13 trials. For the trials beyond the known horizon the uncertainty associated with the offer is compounded by the uncertainty related to the costs transition. In trials in the known horizon, the probability of the next state reflects the offer related stochasticity while the rest is deterministic, based on participants actions and structural constraints of our task (see</w:t>
-      </w:r>
-      <w:r>
-        <w:t xml:space="preserve"> </w:t>
-      </w:r>
-      <w:r>
-        <w:t xml:space="preserve">Ott et al. (2022a)</w:t>
-      </w:r>
-      <w:r>
-        <w:t xml:space="preserve"> </w:t>
-      </w:r>
-      <w:r>
-        <w:t xml:space="preserve">for more details and</w:t>
-      </w:r>
-      <w:r>
-        <w:t xml:space="preserve"> </w:t>
-      </w:r>
-      <w:hyperlink r:id="rId16">
-        <w:r>
-          <w:rPr>
-            <w:rStyle w:val="Hyperlink"/>
-          </w:rPr>
-          <w:t xml:space="preserve">here</w:t>
-        </w:r>
-      </w:hyperlink>
-      <w:r>
-        <w:t xml:space="preserve">).</w:t>
+        <w:t xml:space="preserve">While optimal behaviour would require planning considering outcomes up until the end of the task we modelled only 12 trials instead of the 240, assuming it unlikely that participants would consider trials far remote from the current horizon when planning. As the task consists of a sequence of segment pairs (8 trials) and that participants only have information regarding the state transitions within this known horizon, maximizing returns can be approximated by determining the optimal policy within these trials. However, modeling only 8 trials would imply that the task ends after those, inducing the optimal policy to aim to use up all energy by then, which would not be optimal as the task continues beyond the known horizon. To account for this, we extended the horizon to 13 trials, to ensure that energy is preserved for future segments. This enabled us to operationalize the task as an episodice MDP and solve it for a finite horizon of 13 trials. In the first 8 trials, the probability of the next state reflects the offer related stochasticity, while the rest is deterministic. For trials beyond the known horizon the uncertainty associated with the offer is compounded by the uncertainty related to the costs transition</w:t>
+      </w:r>
+      <w:r>
+        <w:t xml:space="preserve"> </w:t>
+      </w:r>
+      <w:r>
+        <w:t xml:space="preserve">(see Ott et al. 2022a for more details)</w:t>
+      </w:r>
+      <w:r>
+        <w:t xml:space="preserve">.</w:t>
       </w:r>
     </w:p>
     <w:p>
@@ -1175,7 +1154,13 @@
         <w:pStyle w:val="BodyText"/>
       </w:pPr>
       <w:r>
-        <w:t xml:space="preserve">We applied backward induction to the MDP to compute value associated with each state and the value associated with each action in each state (V and Q functions respectively, see</w:t>
+        <w:t xml:space="preserve">We applied backward induction to the MDP to compute value associated with each state and the value associated with each action in each state</w:t>
+      </w:r>
+      <w:r>
+        <w:t xml:space="preserve"> </w:t>
+      </w:r>
+      <w:r>
+        <w:t xml:space="preserve">(V and Q functions respectively, see</w:t>
       </w:r>
       <w:r>
         <w:t xml:space="preserve"> </w:t>
@@ -1187,28 +1172,17 @@
         <w:t xml:space="preserve"> </w:t>
       </w:r>
       <w:r>
-        <w:t xml:space="preserve">(1998)</w:t>
-      </w:r>
-      <w:r>
-        <w:t xml:space="preserve">). If participants behave optimally, their behaviour should reflect a softmax function over the value associated with each action in a given state ([REFERENCE])e, which in the case of a binary decision problem simplifies to the logit function (see</w:t>
-      </w:r>
-      <w:r>
-        <w:t xml:space="preserve"> </w:t>
-      </w:r>
-      <w:r>
-        <w:t xml:space="preserve">Lepauvre and Kiebel (2026)</w:t>
-      </w:r>
-      <w:r>
-        <w:t xml:space="preserve"> </w:t>
-      </w:r>
-      <w:r>
-        <w:t xml:space="preserve">for proof):</w:t>
+        <w:t xml:space="preserve">1998)</w:t>
+      </w:r>
+      <w:r>
+        <w:t xml:space="preserve">. If participants behave optimally, their behaviour should reflect a softmax function over the value associated with each action in a given state ([REFERENCE]), which in the case of a binary decision problem simplifies to the logit function:</w:t>
       </w:r>
     </w:p>
     <w:p>
       <w:pPr>
         <w:pStyle w:val="BodyText"/>
       </w:pPr>
+      <w:bookmarkStart w:id="16" w:name="eq-logistic_reg"/>
       <m:oMathPara>
         <m:oMathParaPr>
           <m:jc m:val="center"/>
@@ -1403,8 +1377,27 @@
               </m:r>
             </m:e>
           </m:eqArr>
+          <m:r>
+            <m:t>  </m:t>
+          </m:r>
+          <m:r>
+            <m:rPr>
+              <m:sty m:val="p"/>
+            </m:rPr>
+            <m:t>(</m:t>
+          </m:r>
+          <m:r>
+            <m:t>1</m:t>
+          </m:r>
+          <m:r>
+            <m:rPr>
+              <m:sty m:val="p"/>
+            </m:rPr>
+            <m:t>)</m:t>
+          </m:r>
         </m:oMath>
       </m:oMathPara>
+      <w:bookmarkEnd w:id="16"/>
     </w:p>
     <w:p>
       <w:pPr>
@@ -1459,13 +1452,13 @@
       </w:hyperlink>
     </w:p>
     <w:bookmarkEnd w:id="17"/>
-    <w:bookmarkStart w:id="18" w:name="modelling-participants-preferences"/>
+    <w:bookmarkStart w:id="27" w:name="modelling-of-participants-responses"/>
     <w:p>
       <w:pPr>
         <w:pStyle w:val="Heading3"/>
       </w:pPr>
       <w:r>
-        <w:t xml:space="preserve">2.3 Modelling participants preferences</w:t>
+        <w:t xml:space="preserve">2.3 Modelling of participants responses</w:t>
       </w:r>
     </w:p>
     <w:p>
@@ -1473,21 +1466,40 @@
         <w:pStyle w:val="FirstParagraph"/>
       </w:pPr>
       <w:r>
-        <w:t xml:space="preserve">In addition to the planning component, it was previously observed that participants behaviour differs significantly depending on the offer. Specifically, it was observed that participants respond significantly faster yet less optimally when offers were either high or low (o=1 and o=4) compared to intermediate offers (o=2 and o=4). This was interpreted as indication that participants consider that the task consists of two separate offer-based contexts, and inferred that the intermediate offer context required more careful planning than the extreme offer context.</w:t>
+        <w:t xml:space="preserve">Previous studies have shown that participants’ behaviour deviates from optimality in systematic ways</w:t>
+      </w:r>
+      <w:r>
+        <w:t xml:space="preserve"> </w:t>
+      </w:r>
+      <w:r>
+        <w:t xml:space="preserve">(Ott et al. 2022a)</w:t>
+      </w:r>
+      <w:r>
+        <w:t xml:space="preserve">. In this work, we aimed to test whether this deviations reflect the integration of planning with task-structured preferences. Specifically, we hypothesized that participants prior over actions consists of a weighted combination of preferences associated with each levels of each factors of the state space, resulting in state dependent action priors. To test this hypothesis, we modelled participants’ behaviour using different models capturing different hypothesis regarding the nature of participants deviations from optimal behaviour and compared them against another. In addition to our model of participants’ behaviour as a function of forward planning and task-structure dependent priors, we fitted a Frequency model in which participants responses are modelled as a combination of planning and priors reflecting recent actions frequency, a Context model reflecting participants treating different groups of states as specific contexts and a pure planning model as a control.</w:t>
+      </w:r>
+    </w:p>
+    <w:bookmarkStart w:id="19" w:name="preferences-model"/>
+    <w:p>
+      <w:pPr>
+        <w:pStyle w:val="Heading4"/>
+      </w:pPr>
+      <w:r>
+        <w:t xml:space="preserve">2.3.1 Preferences model</w:t>
+      </w:r>
+    </w:p>
+    <w:p>
+      <w:pPr>
+        <w:pStyle w:val="FirstParagraph"/>
+      </w:pPr>
+      <w:r>
+        <w:t xml:space="preserve">To test the hypothesis that participants’ behaviour reflect the integration between forward planning and task-structure dependent action priors, we modelled participants responses as follows:</w:t>
       </w:r>
     </w:p>
     <w:p>
       <w:pPr>
         <w:pStyle w:val="BodyText"/>
       </w:pPr>
-      <w:r>
-        <w:t xml:space="preserve">In this work, we aimed to investigate whether instead of a binary contextualization of the task, participants behaviour reflects a weighted combination of a planning component with preferences reflecting the structure of the task. Specifically, we hypothesized that the data can be explained by a weighted combination of preferences associated with each levels of each factors of the state space. This idea can be formalized using the following model:</w:t>
-      </w:r>
-    </w:p>
-    <w:p>
-      <w:pPr>
-        <w:pStyle w:val="BodyText"/>
-      </w:pPr>
+      <w:bookmarkStart w:id="18" w:name="eq-preference_model"/>
       <m:oMathPara>
         <m:oMathParaPr>
           <m:jc m:val="center"/>
@@ -1624,7 +1636,103 @@
                 <m:t>×</m:t>
               </m:r>
               <m:r>
-                <m:t>Q</m:t>
+                <m:t>D</m:t>
+              </m:r>
+              <m:r>
+                <m:t>V</m:t>
+              </m:r>
+              <m:r>
+                <m:rPr>
+                  <m:sty m:val="p"/>
+                </m:rPr>
+                <m:t>+</m:t>
+              </m:r>
+              <m:r>
+                <m:t>P</m:t>
+              </m:r>
+              <m:r>
+                <m:t>r</m:t>
+              </m:r>
+              <m:r>
+                <m:t>e</m:t>
+              </m:r>
+              <m:r>
+                <m:t>f</m:t>
+              </m:r>
+              <m:r>
+                <m:t>e</m:t>
+              </m:r>
+              <m:r>
+                <m:t>r</m:t>
+              </m:r>
+              <m:r>
+                <m:t>e</m:t>
+              </m:r>
+              <m:r>
+                <m:t>n</m:t>
+              </m:r>
+              <m:r>
+                <m:t>c</m:t>
+              </m:r>
+              <m:r>
+                <m:t>e</m:t>
+              </m:r>
+              <m:r>
+                <m:t>s</m:t>
+              </m:r>
+              <m:r>
+                <m:rPr>
+                  <m:sty m:val="p"/>
+                </m:rPr>
+                <m:t>+</m:t>
+              </m:r>
+              <m:sSub>
+                <m:e>
+                  <m:r>
+                    <m:t>β</m:t>
+                  </m:r>
+                </m:e>
+                <m:sub>
+                  <m:r>
+                    <m:t>i</m:t>
+                  </m:r>
+                  <m:r>
+                    <m:t>n</m:t>
+                  </m:r>
+                  <m:r>
+                    <m:t>t</m:t>
+                  </m:r>
+                  <m:r>
+                    <m:t>e</m:t>
+                  </m:r>
+                  <m:r>
+                    <m:t>r</m:t>
+                  </m:r>
+                  <m:r>
+                    <m:t>a</m:t>
+                  </m:r>
+                  <m:r>
+                    <m:t>c</m:t>
+                  </m:r>
+                  <m:r>
+                    <m:t>t</m:t>
+                  </m:r>
+                  <m:r>
+                    <m:t>i</m:t>
+                  </m:r>
+                  <m:r>
+                    <m:t>o</m:t>
+                  </m:r>
+                  <m:r>
+                    <m:t>n</m:t>
+                  </m:r>
+                </m:sub>
+              </m:sSub>
+              <m:r>
+                <m:rPr>
+                  <m:sty m:val="p"/>
+                </m:rPr>
+                <m:t>×</m:t>
               </m:r>
               <m:r>
                 <m:rPr>
@@ -1633,25 +1741,43 @@
                 <m:t>(</m:t>
               </m:r>
               <m:r>
-                <m:t>s</m:t>
+                <m:t>H</m:t>
               </m:r>
               <m:r>
                 <m:rPr>
                   <m:sty m:val="p"/>
                 </m:rPr>
-                <m:t>,</m:t>
-              </m:r>
-              <m:r>
-                <m:t>a</m:t>
-              </m:r>
-              <m:r>
-                <m:rPr>
-                  <m:sty m:val="p"/>
-                </m:rPr>
-                <m:t>=</m:t>
-              </m:r>
-              <m:r>
-                <m:t>1</m:t>
+                <m:t>(</m:t>
+              </m:r>
+              <m:r>
+                <m:t>P</m:t>
+              </m:r>
+              <m:r>
+                <m:t>r</m:t>
+              </m:r>
+              <m:r>
+                <m:t>e</m:t>
+              </m:r>
+              <m:r>
+                <m:t>f</m:t>
+              </m:r>
+              <m:r>
+                <m:t>e</m:t>
+              </m:r>
+              <m:r>
+                <m:t>r</m:t>
+              </m:r>
+              <m:r>
+                <m:t>e</m:t>
+              </m:r>
+              <m:r>
+                <m:t>n</m:t>
+              </m:r>
+              <m:r>
+                <m:t>c</m:t>
+              </m:r>
+              <m:r>
+                <m:t>e</m:t>
               </m:r>
               <m:r>
                 <m:rPr>
@@ -1663,37 +1789,13 @@
                 <m:rPr>
                   <m:sty m:val="p"/>
                 </m:rPr>
-                <m:t>−</m:t>
-              </m:r>
-              <m:r>
-                <m:t>Q</m:t>
-              </m:r>
-              <m:r>
-                <m:rPr>
-                  <m:sty m:val="p"/>
-                </m:rPr>
-                <m:t>(</m:t>
-              </m:r>
-              <m:r>
-                <m:t>s</m:t>
-              </m:r>
-              <m:r>
-                <m:rPr>
-                  <m:sty m:val="p"/>
-                </m:rPr>
-                <m:t>,</m:t>
-              </m:r>
-              <m:r>
-                <m:t>a</m:t>
-              </m:r>
-              <m:r>
-                <m:rPr>
-                  <m:sty m:val="p"/>
-                </m:rPr>
-                <m:t>=</m:t>
-              </m:r>
-              <m:r>
-                <m:t>0</m:t>
+                <m:t>×</m:t>
+              </m:r>
+              <m:r>
+                <m:t>D</m:t>
+              </m:r>
+              <m:r>
+                <m:t>V</m:t>
               </m:r>
               <m:r>
                 <m:rPr>
@@ -1701,164 +1803,36 @@
                 </m:rPr>
                 <m:t>)</m:t>
               </m:r>
-              <m:r>
-                <m:rPr>
-                  <m:sty m:val="p"/>
-                </m:rPr>
-                <m:t>+</m:t>
-              </m:r>
-              <m:sSub>
-                <m:e>
-                  <m:r>
-                    <m:rPr>
-                      <m:sty m:val="b"/>
-                    </m:rPr>
-                    <m:t>X</m:t>
-                  </m:r>
-                </m:e>
-                <m:sub>
-                  <m:r>
-                    <m:rPr>
-                      <m:sty m:val="b"/>
-                    </m:rPr>
-                    <m:t>p</m:t>
-                  </m:r>
-                  <m:r>
-                    <m:rPr>
-                      <m:sty m:val="b"/>
-                    </m:rPr>
-                    <m:t>r</m:t>
-                  </m:r>
-                  <m:r>
-                    <m:rPr>
-                      <m:sty m:val="b"/>
-                    </m:rPr>
-                    <m:t>e</m:t>
-                  </m:r>
-                  <m:r>
-                    <m:rPr>
-                      <m:sty m:val="b"/>
-                    </m:rPr>
-                    <m:t>f</m:t>
-                  </m:r>
-                </m:sub>
-              </m:sSub>
-              <m:r>
-                <m:rPr>
-                  <m:sty m:val="b"/>
-                </m:rPr>
-                <m:t>β</m:t>
-              </m:r>
             </m:e>
           </m:eqArr>
+          <m:r>
+            <m:t>  </m:t>
+          </m:r>
+          <m:r>
+            <m:rPr>
+              <m:sty m:val="p"/>
+            </m:rPr>
+            <m:t>(</m:t>
+          </m:r>
+          <m:r>
+            <m:t>2</m:t>
+          </m:r>
+          <m:r>
+            <m:rPr>
+              <m:sty m:val="p"/>
+            </m:rPr>
+            <m:t>)</m:t>
+          </m:r>
         </m:oMath>
       </m:oMathPara>
+      <w:bookmarkEnd w:id="18"/>
     </w:p>
     <w:p>
       <w:pPr>
         <w:pStyle w:val="FirstParagraph"/>
       </w:pPr>
       <w:r>
-        <w:t xml:space="preserve">Where</w:t>
-      </w:r>
-      <w:r>
-        <w:t xml:space="preserve"> </w:t>
-      </w:r>
-      <m:oMath>
-        <m:sSub>
-          <m:e>
-            <m:r>
-              <m:rPr>
-                <m:sty m:val="b"/>
-              </m:rPr>
-              <m:t>X</m:t>
-            </m:r>
-          </m:e>
-          <m:sub>
-            <m:r>
-              <m:rPr>
-                <m:sty m:val="b"/>
-              </m:rPr>
-              <m:t>p</m:t>
-            </m:r>
-            <m:r>
-              <m:rPr>
-                <m:sty m:val="b"/>
-              </m:rPr>
-              <m:t>r</m:t>
-            </m:r>
-            <m:r>
-              <m:rPr>
-                <m:sty m:val="b"/>
-              </m:rPr>
-              <m:t>e</m:t>
-            </m:r>
-            <m:r>
-              <m:rPr>
-                <m:sty m:val="b"/>
-              </m:rPr>
-              <m:t>f</m:t>
-            </m:r>
-          </m:sub>
-        </m:sSub>
-      </m:oMath>
-      <w:r>
-        <w:t xml:space="preserve"> </w:t>
-      </w:r>
-      <w:r>
-        <w:t xml:space="preserve">is a</w:t>
-      </w:r>
-      <w:r>
-        <w:t xml:space="preserve"> </w:t>
-      </w:r>
-      <m:oMath>
-        <m:r>
-          <m:rPr>
-            <m:sty m:val="p"/>
-          </m:rPr>
-          <m:t>[</m:t>
-        </m:r>
-        <m:r>
-          <m:t>M</m:t>
-        </m:r>
-        <m:r>
-          <m:rPr>
-            <m:sty m:val="p"/>
-          </m:rPr>
-          <m:t>×</m:t>
-        </m:r>
-        <m:r>
-          <m:t>N</m:t>
-        </m:r>
-        <m:r>
-          <m:rPr>
-            <m:sty m:val="p"/>
-          </m:rPr>
-          <m:t>]</m:t>
-        </m:r>
-      </m:oMath>
-      <w:r>
-        <w:t xml:space="preserve"> </w:t>
-      </w:r>
-      <w:r>
-        <w:t xml:space="preserve">(M=measurements, N=experimental levels) matrix dummy coding each factors of the experimental design (energy, offer, current and future costs), and the</w:t>
-      </w:r>
-      <w:r>
-        <w:t xml:space="preserve"> </w:t>
-      </w:r>
-      <m:oMath>
-        <m:r>
-          <m:rPr>
-            <m:sty m:val="b"/>
-          </m:rPr>
-          <m:t>β</m:t>
-        </m:r>
-      </m:oMath>
-      <w:r>
-        <w:t xml:space="preserve"> </w:t>
-      </w:r>
-      <w:r>
-        <w:t xml:space="preserve">is a vector of weights estimated for each levels of each factors of the experimental design. In other words, in addition to the planning component, we estimated weights associated with each experimental factors to compute a compound preference score. Beyond the mere combination of planning and preferences, we sought to investigate whether participants behaviour reflects an interaction between the two, whereby if participants rely more or less on planning depending on whether they have weak or strong preferences in a particular state (preferences scores closer or further away from 0). This required us to estimate the latent preference score component from the data and test for possible interaction with the planning component. However, as our interaction relate not to the raw preference scores but to their strength, we transformed the preference score to entropy. In other words:</w:t>
+        <w:t xml:space="preserve">Where:</w:t>
       </w:r>
     </w:p>
     <w:p>
@@ -1870,461 +1844,105 @@
           <m:jc m:val="center"/>
         </m:oMathParaPr>
         <m:oMath>
-          <m:eqArr>
-            <m:e>
-              <m:r>
-                <m:t>P</m:t>
-              </m:r>
-              <m:r>
-                <m:rPr>
-                  <m:sty m:val="p"/>
-                </m:rPr>
-                <m:t>(</m:t>
-              </m:r>
-              <m:r>
-                <m:t>a</m:t>
-              </m:r>
-              <m:r>
-                <m:rPr>
-                  <m:sty m:val="p"/>
-                </m:rPr>
-                <m:t>=</m:t>
-              </m:r>
-              <m:r>
-                <m:t>1</m:t>
-              </m:r>
-              <m:r>
-                <m:rPr>
-                  <m:sty m:val="p"/>
-                </m:rPr>
-                <m:t>)</m:t>
-              </m:r>
-              <m:r>
-                <m:t>&amp;</m:t>
-              </m:r>
-              <m:r>
-                <m:rPr>
-                  <m:sty m:val="p"/>
-                </m:rPr>
-                <m:t>=</m:t>
-              </m:r>
-              <m:f>
-                <m:fPr>
-                  <m:type m:val="bar"/>
-                </m:fPr>
-                <m:num>
-                  <m:r>
-                    <m:t>1</m:t>
-                  </m:r>
-                </m:num>
-                <m:den>
-                  <m:r>
-                    <m:t>1</m:t>
-                  </m:r>
-                  <m:r>
-                    <m:rPr>
-                      <m:sty m:val="p"/>
-                    </m:rPr>
-                    <m:t>+</m:t>
-                  </m:r>
-                  <m:sSup>
-                    <m:e>
-                      <m:r>
-                        <m:t>e</m:t>
-                      </m:r>
-                    </m:e>
-                    <m:sup>
-                      <m:r>
-                        <m:t>η</m:t>
-                      </m:r>
-                    </m:sup>
-                  </m:sSup>
-                </m:den>
-              </m:f>
-            </m:e>
-            <m:e>
-              <m:r>
-                <m:t>w</m:t>
-              </m:r>
-              <m:r>
-                <m:t>h</m:t>
-              </m:r>
-              <m:r>
-                <m:t>e</m:t>
-              </m:r>
-              <m:r>
-                <m:t>r</m:t>
-              </m:r>
-              <m:r>
-                <m:t>e</m:t>
-              </m:r>
-              <m:r>
-                <m:t> </m:t>
-              </m:r>
-              <m:sSub>
-                <m:e>
-                  <m:r>
-                    <m:t>η</m:t>
-                  </m:r>
-                </m:e>
-                <m:sub>
-                  <m:r>
-                    <m:t>p</m:t>
-                  </m:r>
-                  <m:r>
-                    <m:t>r</m:t>
-                  </m:r>
-                  <m:r>
-                    <m:t>e</m:t>
-                  </m:r>
-                  <m:r>
-                    <m:t>f</m:t>
-                  </m:r>
-                  <m:r>
-                    <m:t>e</m:t>
-                  </m:r>
-                  <m:r>
-                    <m:t>r</m:t>
-                  </m:r>
-                  <m:r>
-                    <m:t>e</m:t>
-                  </m:r>
-                  <m:r>
-                    <m:t>n</m:t>
-                  </m:r>
-                  <m:r>
-                    <m:t>c</m:t>
-                  </m:r>
-                  <m:r>
-                    <m:t>e</m:t>
-                  </m:r>
-                </m:sub>
-              </m:sSub>
-              <m:r>
-                <m:t>&amp;</m:t>
-              </m:r>
-              <m:r>
-                <m:rPr>
-                  <m:sty m:val="p"/>
-                </m:rPr>
-                <m:t>=</m:t>
-              </m:r>
-              <m:sSub>
-                <m:e>
-                  <m:r>
-                    <m:t>β</m:t>
-                  </m:r>
-                </m:e>
-                <m:sub>
-                  <m:r>
-                    <m:t>p</m:t>
-                  </m:r>
-                  <m:r>
-                    <m:t>l</m:t>
-                  </m:r>
-                  <m:r>
-                    <m:t>a</m:t>
-                  </m:r>
-                  <m:r>
-                    <m:t>n</m:t>
-                  </m:r>
-                </m:sub>
-              </m:sSub>
-              <m:r>
-                <m:rPr>
-                  <m:sty m:val="p"/>
-                </m:rPr>
-                <m:t>×</m:t>
-              </m:r>
-              <m:r>
-                <m:t>D</m:t>
-              </m:r>
-              <m:r>
-                <m:t>V</m:t>
-              </m:r>
-              <m:r>
-                <m:rPr>
-                  <m:sty m:val="p"/>
-                </m:rPr>
-                <m:t>+</m:t>
-              </m:r>
-              <m:r>
-                <m:t>P</m:t>
-              </m:r>
-              <m:r>
-                <m:t>r</m:t>
-              </m:r>
-              <m:r>
-                <m:t>e</m:t>
-              </m:r>
-              <m:r>
-                <m:t>f</m:t>
-              </m:r>
-              <m:r>
-                <m:t>e</m:t>
-              </m:r>
-              <m:r>
-                <m:t>r</m:t>
-              </m:r>
-              <m:r>
-                <m:t>e</m:t>
-              </m:r>
-              <m:r>
-                <m:t>n</m:t>
-              </m:r>
-              <m:r>
-                <m:t>c</m:t>
-              </m:r>
-              <m:r>
-                <m:t>e</m:t>
-              </m:r>
-              <m:r>
-                <m:rPr>
-                  <m:sty m:val="p"/>
-                </m:rPr>
-                <m:t>+</m:t>
-              </m:r>
-              <m:sSub>
-                <m:e>
-                  <m:r>
-                    <m:t>β</m:t>
-                  </m:r>
-                </m:e>
-                <m:sub>
-                  <m:r>
-                    <m:t>I</m:t>
-                  </m:r>
-                  <m:r>
-                    <m:t>n</m:t>
-                  </m:r>
-                  <m:r>
-                    <m:t>t</m:t>
-                  </m:r>
-                  <m:r>
-                    <m:t>e</m:t>
-                  </m:r>
-                  <m:r>
-                    <m:t>r</m:t>
-                  </m:r>
-                  <m:r>
-                    <m:t>a</m:t>
-                  </m:r>
-                  <m:r>
-                    <m:t>c</m:t>
-                  </m:r>
-                  <m:r>
-                    <m:t>t</m:t>
-                  </m:r>
-                  <m:r>
-                    <m:t>i</m:t>
-                  </m:r>
-                  <m:r>
-                    <m:t>o</m:t>
-                  </m:r>
-                  <m:r>
-                    <m:t>n</m:t>
-                  </m:r>
-                </m:sub>
-              </m:sSub>
-              <m:r>
-                <m:rPr>
-                  <m:sty m:val="p"/>
-                </m:rPr>
-                <m:t>(</m:t>
-              </m:r>
-              <m:r>
-                <m:t>H</m:t>
-              </m:r>
-              <m:r>
-                <m:rPr>
-                  <m:sty m:val="p"/>
-                </m:rPr>
-                <m:t>(</m:t>
-              </m:r>
-              <m:r>
-                <m:t>P</m:t>
-              </m:r>
-              <m:r>
-                <m:t>r</m:t>
-              </m:r>
-              <m:r>
-                <m:t>e</m:t>
-              </m:r>
-              <m:r>
-                <m:t>f</m:t>
-              </m:r>
-              <m:r>
-                <m:t>e</m:t>
-              </m:r>
-              <m:r>
-                <m:t>r</m:t>
-              </m:r>
-              <m:r>
-                <m:t>e</m:t>
-              </m:r>
-              <m:r>
-                <m:t>n</m:t>
-              </m:r>
-              <m:r>
-                <m:t>c</m:t>
-              </m:r>
-              <m:r>
-                <m:t>e</m:t>
-              </m:r>
-              <m:r>
-                <m:rPr>
-                  <m:sty m:val="p"/>
-                </m:rPr>
-                <m:t>)</m:t>
-              </m:r>
-              <m:r>
-                <m:rPr>
-                  <m:sty m:val="p"/>
-                </m:rPr>
-                <m:t>×</m:t>
-              </m:r>
-              <m:r>
-                <m:t>D</m:t>
-              </m:r>
-              <m:r>
-                <m:t>V</m:t>
-              </m:r>
-              <m:r>
-                <m:rPr>
-                  <m:sty m:val="p"/>
-                </m:rPr>
-                <m:t>)</m:t>
-              </m:r>
-            </m:e>
-            <m:e>
-              <m:r>
-                <m:t>w</m:t>
-              </m:r>
-              <m:r>
-                <m:t>i</m:t>
-              </m:r>
-              <m:r>
-                <m:t>t</m:t>
-              </m:r>
-              <m:r>
-                <m:t>h</m:t>
-              </m:r>
-              <m:r>
-                <m:t> </m:t>
-              </m:r>
-              <m:r>
-                <m:t>P</m:t>
-              </m:r>
-              <m:r>
-                <m:t>r</m:t>
-              </m:r>
-              <m:r>
-                <m:t>e</m:t>
-              </m:r>
-              <m:r>
-                <m:t>f</m:t>
-              </m:r>
-              <m:r>
-                <m:t>e</m:t>
-              </m:r>
-              <m:r>
-                <m:t>r</m:t>
-              </m:r>
-              <m:r>
-                <m:t>e</m:t>
-              </m:r>
-              <m:r>
-                <m:t>n</m:t>
-              </m:r>
-              <m:r>
-                <m:t>c</m:t>
-              </m:r>
-              <m:r>
-                <m:t>e</m:t>
-              </m:r>
-              <m:r>
-                <m:t>&amp;</m:t>
-              </m:r>
-              <m:r>
-                <m:rPr>
-                  <m:sty m:val="p"/>
-                </m:rPr>
-                <m:t>=</m:t>
-              </m:r>
-              <m:sSub>
-                <m:e>
-                  <m:r>
-                    <m:rPr>
-                      <m:sty m:val="b"/>
-                    </m:rPr>
-                    <m:t>X</m:t>
-                  </m:r>
-                </m:e>
-                <m:sub>
-                  <m:r>
-                    <m:rPr>
-                      <m:sty m:val="b"/>
-                    </m:rPr>
-                    <m:t>p</m:t>
-                  </m:r>
-                  <m:r>
-                    <m:rPr>
-                      <m:sty m:val="b"/>
-                    </m:rPr>
-                    <m:t>r</m:t>
-                  </m:r>
-                  <m:r>
-                    <m:rPr>
-                      <m:sty m:val="b"/>
-                    </m:rPr>
-                    <m:t>e</m:t>
-                  </m:r>
-                  <m:r>
-                    <m:rPr>
-                      <m:sty m:val="b"/>
-                    </m:rPr>
-                    <m:t>f</m:t>
-                  </m:r>
-                </m:sub>
-              </m:sSub>
-              <m:sSub>
-                <m:e>
-                  <m:r>
-                    <m:rPr>
-                      <m:sty m:val="b"/>
-                    </m:rPr>
-                    <m:t>β</m:t>
-                  </m:r>
-                </m:e>
-                <m:sub>
-                  <m:r>
-                    <m:rPr>
-                      <m:sty m:val="b"/>
-                    </m:rPr>
-                    <m:t>p</m:t>
-                  </m:r>
-                  <m:r>
-                    <m:rPr>
-                      <m:sty m:val="b"/>
-                    </m:rPr>
-                    <m:t>r</m:t>
-                  </m:r>
-                  <m:r>
-                    <m:rPr>
-                      <m:sty m:val="b"/>
-                    </m:rPr>
-                    <m:t>e</m:t>
-                  </m:r>
-                  <m:r>
-                    <m:rPr>
-                      <m:sty m:val="b"/>
-                    </m:rPr>
-                    <m:t>f</m:t>
-                  </m:r>
-                </m:sub>
-              </m:sSub>
-            </m:e>
-          </m:eqArr>
+          <m:m>
+            <m:mPr>
+              <m:baseJc m:val="center"/>
+              <m:plcHide m:val="on"/>
+              <m:mcs>
+                <m:mc>
+                  <m:mcPr>
+                    <m:mcJc m:val="right"/>
+                    <m:count m:val="1"/>
+                  </m:mcPr>
+                </m:mc>
+              </m:mcs>
+            </m:mPr>
+            <m:mr>
+              <m:e>
+                <m:r>
+                  <m:t>P</m:t>
+                </m:r>
+                <m:r>
+                  <m:t>r</m:t>
+                </m:r>
+                <m:r>
+                  <m:t>e</m:t>
+                </m:r>
+                <m:r>
+                  <m:t>f</m:t>
+                </m:r>
+                <m:r>
+                  <m:t>e</m:t>
+                </m:r>
+                <m:r>
+                  <m:t>r</m:t>
+                </m:r>
+                <m:r>
+                  <m:t>e</m:t>
+                </m:r>
+                <m:r>
+                  <m:t>n</m:t>
+                </m:r>
+                <m:r>
+                  <m:t>c</m:t>
+                </m:r>
+                <m:r>
+                  <m:t>e</m:t>
+                </m:r>
+                <m:r>
+                  <m:t>s</m:t>
+                </m:r>
+                <m:r>
+                  <m:rPr>
+                    <m:sty m:val="p"/>
+                  </m:rPr>
+                  <m:t>=</m:t>
+                </m:r>
+                <m:sSub>
+                  <m:e>
+                    <m:r>
+                      <m:rPr>
+                        <m:sty m:val="b"/>
+                      </m:rPr>
+                      <m:t>X</m:t>
+                    </m:r>
+                  </m:e>
+                  <m:sub>
+                    <m:r>
+                      <m:rPr>
+                        <m:sty m:val="b"/>
+                      </m:rPr>
+                      <m:t>p</m:t>
+                    </m:r>
+                    <m:r>
+                      <m:rPr>
+                        <m:sty m:val="b"/>
+                      </m:rPr>
+                      <m:t>r</m:t>
+                    </m:r>
+                    <m:r>
+                      <m:rPr>
+                        <m:sty m:val="b"/>
+                      </m:rPr>
+                      <m:t>e</m:t>
+                    </m:r>
+                    <m:r>
+                      <m:rPr>
+                        <m:sty m:val="b"/>
+                      </m:rPr>
+                      <m:t>f</m:t>
+                    </m:r>
+                  </m:sub>
+                </m:sSub>
+                <m:r>
+                  <m:rPr>
+                    <m:sty m:val="b"/>
+                  </m:rPr>
+                  <m:t>β</m:t>
+                </m:r>
+              </m:e>
+            </m:mr>
+          </m:m>
         </m:oMath>
       </m:oMathPara>
     </w:p>
@@ -2332,20 +1950,234 @@
       <w:pPr>
         <w:pStyle w:val="FirstParagraph"/>
       </w:pPr>
-      <w:r>
-        <w:t xml:space="preserve">In addition to this model, we fitted both the planning model and hybrid model from Ott and colleagues (</w:t>
-      </w:r>
-      <w:r>
-        <w:t xml:space="preserve">Ott et al. (2022a)</w:t>
-      </w:r>
-      <w:r>
-        <w:t xml:space="preserve">). Specifically:</w:t>
+      <m:oMath>
+        <m:sSub>
+          <m:e>
+            <m:r>
+              <m:rPr>
+                <m:sty m:val="b"/>
+              </m:rPr>
+              <m:t>X</m:t>
+            </m:r>
+          </m:e>
+          <m:sub>
+            <m:r>
+              <m:rPr>
+                <m:sty m:val="b"/>
+              </m:rPr>
+              <m:t>p</m:t>
+            </m:r>
+            <m:r>
+              <m:rPr>
+                <m:sty m:val="b"/>
+              </m:rPr>
+              <m:t>r</m:t>
+            </m:r>
+            <m:r>
+              <m:rPr>
+                <m:sty m:val="b"/>
+              </m:rPr>
+              <m:t>e</m:t>
+            </m:r>
+            <m:r>
+              <m:rPr>
+                <m:sty m:val="b"/>
+              </m:rPr>
+              <m:t>f</m:t>
+            </m:r>
+          </m:sub>
+        </m:sSub>
+      </m:oMath>
+      <w:r>
+        <w:t xml:space="preserve"> </w:t>
+      </w:r>
+      <w:r>
+        <w:t xml:space="preserve">is a</w:t>
+      </w:r>
+      <w:r>
+        <w:t xml:space="preserve"> </w:t>
+      </w:r>
+      <m:oMath>
+        <m:r>
+          <m:rPr>
+            <m:sty m:val="p"/>
+          </m:rPr>
+          <m:t>[</m:t>
+        </m:r>
+        <m:r>
+          <m:t>M</m:t>
+        </m:r>
+        <m:r>
+          <m:rPr>
+            <m:sty m:val="p"/>
+          </m:rPr>
+          <m:t>×</m:t>
+        </m:r>
+        <m:r>
+          <m:t>N</m:t>
+        </m:r>
+        <m:r>
+          <m:rPr>
+            <m:sty m:val="p"/>
+          </m:rPr>
+          <m:t>]</m:t>
+        </m:r>
+      </m:oMath>
+      <w:r>
+        <w:t xml:space="preserve"> </w:t>
+      </w:r>
+      <w:r>
+        <w:t xml:space="preserve">(M=measurements, N=experimental levels) matrix dummy coding each factors of the experimental design (energy, offer, current and future costs), and the</w:t>
+      </w:r>
+      <w:r>
+        <w:t xml:space="preserve"> </w:t>
+      </w:r>
+      <m:oMath>
+        <m:r>
+          <m:rPr>
+            <m:sty m:val="b"/>
+          </m:rPr>
+          <m:t>β</m:t>
+        </m:r>
+      </m:oMath>
+      <w:r>
+        <w:t xml:space="preserve"> </w:t>
+      </w:r>
+      <w:r>
+        <w:t xml:space="preserve">is a vector of weights estimated for each levels of each factors of the experimental design.</w:t>
+      </w:r>
+      <w:r>
+        <w:t xml:space="preserve"> </w:t>
+      </w:r>
+      <m:oMath>
+        <m:r>
+          <m:t>H</m:t>
+        </m:r>
+        <m:r>
+          <m:rPr>
+            <m:sty m:val="p"/>
+          </m:rPr>
+          <m:t>(</m:t>
+        </m:r>
+        <m:r>
+          <m:t>P</m:t>
+        </m:r>
+        <m:r>
+          <m:t>r</m:t>
+        </m:r>
+        <m:r>
+          <m:t>e</m:t>
+        </m:r>
+        <m:r>
+          <m:t>f</m:t>
+        </m:r>
+        <m:r>
+          <m:t>e</m:t>
+        </m:r>
+        <m:r>
+          <m:t>r</m:t>
+        </m:r>
+        <m:r>
+          <m:t>e</m:t>
+        </m:r>
+        <m:r>
+          <m:t>n</m:t>
+        </m:r>
+        <m:r>
+          <m:t>c</m:t>
+        </m:r>
+        <m:r>
+          <m:t>e</m:t>
+        </m:r>
+        <m:r>
+          <m:rPr>
+            <m:sty m:val="p"/>
+          </m:rPr>
+          <m:t>)</m:t>
+        </m:r>
+      </m:oMath>
+      <w:r>
+        <w:t xml:space="preserve"> </w:t>
+      </w:r>
+      <w:r>
+        <w:t xml:space="preserve">is the entropy of the preferences.</w:t>
       </w:r>
     </w:p>
     <w:p>
       <w:pPr>
         <w:pStyle w:val="BodyText"/>
       </w:pPr>
+      <w:r>
+        <w:t xml:space="preserve">In other words, we modelled participants responses as a combination between planning (reflected in the DV regressor) and their state dependent response preferences (encoded in</w:t>
+      </w:r>
+      <w:r>
+        <w:t xml:space="preserve"> </w:t>
+      </w:r>
+      <m:oMath>
+        <m:sSub>
+          <m:e>
+            <m:r>
+              <m:rPr>
+                <m:sty m:val="b"/>
+              </m:rPr>
+              <m:t>X</m:t>
+            </m:r>
+          </m:e>
+          <m:sub>
+            <m:r>
+              <m:rPr>
+                <m:sty m:val="b"/>
+              </m:rPr>
+              <m:t>p</m:t>
+            </m:r>
+            <m:r>
+              <m:rPr>
+                <m:sty m:val="b"/>
+              </m:rPr>
+              <m:t>r</m:t>
+            </m:r>
+            <m:r>
+              <m:rPr>
+                <m:sty m:val="b"/>
+              </m:rPr>
+              <m:t>e</m:t>
+            </m:r>
+            <m:r>
+              <m:rPr>
+                <m:sty m:val="b"/>
+              </m:rPr>
+              <m:t>f</m:t>
+            </m:r>
+          </m:sub>
+        </m:sSub>
+      </m:oMath>
+      <w:r>
+        <w:t xml:space="preserve">), as well as the interaction between their preferences strength and planning. Participants preferences is estimated as a latent variable, where biases specific to each levels of each factor of the task are estimated to compute participants preferences as a weighted sum of their preferences associated with each factors of the task. Entropy of preference in the interaction term is used to test our hypothesis that the stronger participants preferences (entropy closer to 0), the weaker their reliance on planning and vice versa.</w:t>
+      </w:r>
+    </w:p>
+    <w:bookmarkEnd w:id="19"/>
+    <w:bookmarkStart w:id="22" w:name="frequency-prior-model"/>
+    <w:p>
+      <w:pPr>
+        <w:pStyle w:val="Heading4"/>
+      </w:pPr>
+      <w:r>
+        <w:t xml:space="preserve">2.3.2 Frequency prior model</w:t>
+      </w:r>
+    </w:p>
+    <w:p>
+      <w:pPr>
+        <w:pStyle w:val="FirstParagraph"/>
+      </w:pPr>
+      <w:r>
+        <w:t xml:space="preserve">Alternatively, rather than reflecting task structures preferences, participants’ might have state independent action priors reflecting a bias towards actions that were taken most often in recent history during the task. In this is the case, action prior should evolve dynamically throughout the task and can be modelled as:</w:t>
+      </w:r>
+    </w:p>
+    <w:p>
+      <w:pPr>
+        <w:pStyle w:val="BodyText"/>
+      </w:pPr>
+      <w:bookmarkStart w:id="20" w:name="eq-planning-model"/>
       <m:oMathPara>
         <m:oMathParaPr>
           <m:jc m:val="center"/>
@@ -2422,6 +2254,768 @@
               <m:r>
                 <m:t>V</m:t>
               </m:r>
+              <m:r>
+                <m:rPr>
+                  <m:sty m:val="p"/>
+                </m:rPr>
+                <m:t>+</m:t>
+              </m:r>
+              <m:r>
+                <m:t>β</m:t>
+              </m:r>
+              <m:r>
+                <m:t>p</m:t>
+              </m:r>
+              <m:r>
+                <m:t>r</m:t>
+              </m:r>
+              <m:r>
+                <m:t>i</m:t>
+              </m:r>
+              <m:r>
+                <m:t>o</m:t>
+              </m:r>
+              <m:r>
+                <m:t>r</m:t>
+              </m:r>
+              <m:r>
+                <m:rPr>
+                  <m:sty m:val="p"/>
+                </m:rPr>
+                <m:t>×</m:t>
+              </m:r>
+              <m:r>
+                <m:t>P</m:t>
+              </m:r>
+              <m:r>
+                <m:rPr>
+                  <m:sty m:val="p"/>
+                </m:rPr>
+                <m:t>(</m:t>
+              </m:r>
+              <m:r>
+                <m:t>A</m:t>
+              </m:r>
+              <m:r>
+                <m:rPr>
+                  <m:sty m:val="p"/>
+                </m:rPr>
+                <m:t>)</m:t>
+              </m:r>
+            </m:e>
+          </m:eqArr>
+          <m:r>
+            <m:t>  </m:t>
+          </m:r>
+          <m:r>
+            <m:rPr>
+              <m:sty m:val="p"/>
+            </m:rPr>
+            <m:t>(</m:t>
+          </m:r>
+          <m:r>
+            <m:t>3</m:t>
+          </m:r>
+          <m:r>
+            <m:rPr>
+              <m:sty m:val="p"/>
+            </m:rPr>
+            <m:t>)</m:t>
+          </m:r>
+        </m:oMath>
+      </m:oMathPara>
+      <w:bookmarkEnd w:id="20"/>
+    </w:p>
+    <w:p>
+      <w:pPr>
+        <w:pStyle w:val="FirstParagraph"/>
+      </w:pPr>
+      <w:r>
+        <w:t xml:space="preserve">We computed</w:t>
+      </w:r>
+      <w:r>
+        <w:t xml:space="preserve"> </w:t>
+      </w:r>
+      <m:oMath>
+        <m:r>
+          <m:t>P</m:t>
+        </m:r>
+        <m:r>
+          <m:rPr>
+            <m:sty m:val="p"/>
+          </m:rPr>
+          <m:t>(</m:t>
+        </m:r>
+        <m:r>
+          <m:t>A</m:t>
+        </m:r>
+        <m:r>
+          <m:rPr>
+            <m:sty m:val="p"/>
+          </m:rPr>
+          <m:t>)</m:t>
+        </m:r>
+      </m:oMath>
+      <w:r>
+        <w:t xml:space="preserve"> </w:t>
+      </w:r>
+      <w:r>
+        <w:t xml:space="preserve">using a linearly decaying moving average going back</w:t>
+      </w:r>
+      <w:r>
+        <w:t xml:space="preserve"> </w:t>
+      </w:r>
+      <m:oMath>
+        <m:r>
+          <m:t>k</m:t>
+        </m:r>
+        <m:r>
+          <m:rPr>
+            <m:sty m:val="p"/>
+          </m:rPr>
+          <m:t>=</m:t>
+        </m:r>
+        <m:r>
+          <m:t>20</m:t>
+        </m:r>
+      </m:oMath>
+      <w:r>
+        <w:t xml:space="preserve"> </w:t>
+      </w:r>
+      <w:r>
+        <w:t xml:space="preserve">trials, assuming temporally discounted effects of past actions (see Supplementary 1 for exploration of the fit at different</w:t>
+      </w:r>
+      <w:r>
+        <w:t xml:space="preserve"> </w:t>
+      </w:r>
+      <m:oMath>
+        <m:r>
+          <m:t>k</m:t>
+        </m:r>
+      </m:oMath>
+      <w:r>
+        <w:t xml:space="preserve"> </w:t>
+      </w:r>
+      <w:r>
+        <w:t xml:space="preserve">as well as using an exponential decay kernel):</w:t>
+      </w:r>
+    </w:p>
+    <w:p>
+      <w:pPr>
+        <w:pStyle w:val="BodyText"/>
+      </w:pPr>
+      <w:bookmarkStart w:id="21" w:name="eq-mvavg"/>
+      <m:oMathPara>
+        <m:oMathParaPr>
+          <m:jc m:val="center"/>
+        </m:oMathParaPr>
+        <m:oMath>
+          <m:eqArr>
+            <m:e>
+              <m:r>
+                <m:t>P</m:t>
+              </m:r>
+              <m:r>
+                <m:rPr>
+                  <m:sty m:val="p"/>
+                </m:rPr>
+                <m:t>(</m:t>
+              </m:r>
+              <m:r>
+                <m:t>A</m:t>
+              </m:r>
+              <m:sSub>
+                <m:e>
+                  <m:r>
+                    <m:rPr>
+                      <m:sty m:val="p"/>
+                    </m:rPr>
+                    <m:t>)</m:t>
+                  </m:r>
+                </m:e>
+                <m:sub>
+                  <m:r>
+                    <m:t>t</m:t>
+                  </m:r>
+                </m:sub>
+              </m:sSub>
+              <m:r>
+                <m:rPr>
+                  <m:sty m:val="p"/>
+                </m:rPr>
+                <m:t>=</m:t>
+              </m:r>
+              <m:r>
+                <m:t>&amp;</m:t>
+              </m:r>
+              <m:f>
+                <m:fPr>
+                  <m:type m:val="bar"/>
+                </m:fPr>
+                <m:num>
+                  <m:nary>
+                    <m:naryPr>
+                      <m:chr m:val="∑"/>
+                      <m:limLoc m:val="undOvr"/>
+                      <m:subHide m:val="off"/>
+                      <m:supHide m:val="off"/>
+                    </m:naryPr>
+                    <m:sub>
+                      <m:r>
+                        <m:t>i</m:t>
+                      </m:r>
+                      <m:r>
+                        <m:rPr>
+                          <m:sty m:val="p"/>
+                        </m:rPr>
+                        <m:t>=</m:t>
+                      </m:r>
+                      <m:r>
+                        <m:t>t</m:t>
+                      </m:r>
+                      <m:r>
+                        <m:rPr>
+                          <m:sty m:val="p"/>
+                        </m:rPr>
+                        <m:t>−</m:t>
+                      </m:r>
+                      <m:r>
+                        <m:t>k</m:t>
+                      </m:r>
+                    </m:sub>
+                    <m:sup>
+                      <m:r>
+                        <m:t>t</m:t>
+                      </m:r>
+                      <m:r>
+                        <m:rPr>
+                          <m:sty m:val="p"/>
+                        </m:rPr>
+                        <m:t>−</m:t>
+                      </m:r>
+                      <m:r>
+                        <m:t>1</m:t>
+                      </m:r>
+                    </m:sup>
+                    <m:e>
+                      <m:sSub>
+                        <m:e>
+                          <m:r>
+                            <m:t>x</m:t>
+                          </m:r>
+                        </m:e>
+                        <m:sub>
+                          <m:r>
+                            <m:t>i</m:t>
+                          </m:r>
+                        </m:sub>
+                      </m:sSub>
+                    </m:e>
+                  </m:nary>
+                  <m:r>
+                    <m:rPr>
+                      <m:sty m:val="p"/>
+                    </m:rPr>
+                    <m:t>×</m:t>
+                  </m:r>
+                  <m:sSub>
+                    <m:e>
+                      <m:r>
+                        <m:t>w</m:t>
+                      </m:r>
+                    </m:e>
+                    <m:sub>
+                      <m:r>
+                        <m:t>i</m:t>
+                      </m:r>
+                    </m:sub>
+                  </m:sSub>
+                </m:num>
+                <m:den>
+                  <m:nary>
+                    <m:naryPr>
+                      <m:chr m:val="∑"/>
+                      <m:limLoc m:val="undOvr"/>
+                      <m:subHide m:val="off"/>
+                      <m:supHide m:val="off"/>
+                    </m:naryPr>
+                    <m:sub>
+                      <m:r>
+                        <m:t>i</m:t>
+                      </m:r>
+                      <m:r>
+                        <m:rPr>
+                          <m:sty m:val="p"/>
+                        </m:rPr>
+                        <m:t>=</m:t>
+                      </m:r>
+                      <m:r>
+                        <m:t>t</m:t>
+                      </m:r>
+                      <m:r>
+                        <m:rPr>
+                          <m:sty m:val="p"/>
+                        </m:rPr>
+                        <m:t>−</m:t>
+                      </m:r>
+                      <m:r>
+                        <m:t>k</m:t>
+                      </m:r>
+                    </m:sub>
+                    <m:sup>
+                      <m:r>
+                        <m:t>t</m:t>
+                      </m:r>
+                      <m:r>
+                        <m:rPr>
+                          <m:sty m:val="p"/>
+                        </m:rPr>
+                        <m:t>−</m:t>
+                      </m:r>
+                      <m:r>
+                        <m:t>1</m:t>
+                      </m:r>
+                    </m:sup>
+                    <m:e>
+                      <m:sSub>
+                        <m:e>
+                          <m:r>
+                            <m:t>w</m:t>
+                          </m:r>
+                        </m:e>
+                        <m:sub>
+                          <m:r>
+                            <m:t>i</m:t>
+                          </m:r>
+                        </m:sub>
+                      </m:sSub>
+                    </m:e>
+                  </m:nary>
+                </m:den>
+              </m:f>
+            </m:e>
+          </m:eqArr>
+          <m:r>
+            <m:t>  </m:t>
+          </m:r>
+          <m:r>
+            <m:rPr>
+              <m:sty m:val="p"/>
+            </m:rPr>
+            <m:t>(</m:t>
+          </m:r>
+          <m:r>
+            <m:t>4</m:t>
+          </m:r>
+          <m:r>
+            <m:rPr>
+              <m:sty m:val="p"/>
+            </m:rPr>
+            <m:t>)</m:t>
+          </m:r>
+        </m:oMath>
+      </m:oMathPara>
+      <w:bookmarkEnd w:id="21"/>
+    </w:p>
+    <w:p>
+      <w:pPr>
+        <w:pStyle w:val="FirstParagraph"/>
+      </w:pPr>
+      <w:r>
+        <w:t xml:space="preserve">And</w:t>
+      </w:r>
+      <w:r>
+        <w:t xml:space="preserve"> </w:t>
+      </w:r>
+      <m:oMath>
+        <m:r>
+          <m:t>w</m:t>
+        </m:r>
+        <m:r>
+          <m:rPr>
+            <m:sty m:val="p"/>
+          </m:rPr>
+          <m:t>=</m:t>
+        </m:r>
+        <m:r>
+          <m:rPr>
+            <m:sty m:val="p"/>
+          </m:rPr>
+          <m:t>[</m:t>
+        </m:r>
+        <m:r>
+          <m:t>1</m:t>
+        </m:r>
+        <m:r>
+          <m:rPr>
+            <m:sty m:val="p"/>
+          </m:rPr>
+          <m:t>,</m:t>
+        </m:r>
+        <m:r>
+          <m:t>2</m:t>
+        </m:r>
+        <m:r>
+          <m:rPr>
+            <m:sty m:val="p"/>
+          </m:rPr>
+          <m:t>,</m:t>
+        </m:r>
+        <m:r>
+          <m:rPr>
+            <m:sty m:val="p"/>
+          </m:rPr>
+          <m:t>.</m:t>
+        </m:r>
+        <m:r>
+          <m:rPr>
+            <m:sty m:val="p"/>
+          </m:rPr>
+          <m:t>.</m:t>
+        </m:r>
+        <m:r>
+          <m:rPr>
+            <m:sty m:val="p"/>
+          </m:rPr>
+          <m:t>.</m:t>
+        </m:r>
+        <m:r>
+          <m:rPr>
+            <m:sty m:val="p"/>
+          </m:rPr>
+          <m:t>,</m:t>
+        </m:r>
+        <m:r>
+          <m:t>k</m:t>
+        </m:r>
+        <m:r>
+          <m:rPr>
+            <m:sty m:val="p"/>
+          </m:rPr>
+          <m:t>]</m:t>
+        </m:r>
+      </m:oMath>
+    </w:p>
+    <w:bookmarkEnd w:id="22"/>
+    <w:bookmarkStart w:id="24" w:name="context-model"/>
+    <w:p>
+      <w:pPr>
+        <w:pStyle w:val="Heading4"/>
+      </w:pPr>
+      <w:r>
+        <w:t xml:space="preserve">2.3.3 Context model</w:t>
+      </w:r>
+    </w:p>
+    <w:p>
+      <w:pPr>
+        <w:pStyle w:val="FirstParagraph"/>
+      </w:pPr>
+      <w:r>
+        <w:t xml:space="preserve">In addition, we fitted the model of best fit from</w:t>
+      </w:r>
+      <w:r>
+        <w:t xml:space="preserve"> </w:t>
+      </w:r>
+      <w:r>
+        <w:t xml:space="preserve">Ott et al. (2022a)</w:t>
+      </w:r>
+      <w:r>
+        <w:t xml:space="preserve">, in which participants’ behaviour is modelled as context dependent forward planning, combined with flexible bias parameters. Participants response is modelled by splitting decision values from extreme and intermediate offers (offers [1, 4] and [2, 3] respectively) to reflect the fact that participants treat those as separate contexts, with different control requirements. In addition, the model comprise addition offer specific and energy related biases:</w:t>
+      </w:r>
+    </w:p>
+    <w:p>
+      <w:pPr>
+        <w:pStyle w:val="BodyText"/>
+      </w:pPr>
+      <w:bookmarkStart w:id="23" w:name="eq-hybrid-model"/>
+      <m:oMathPara>
+        <m:oMathParaPr>
+          <m:jc m:val="center"/>
+        </m:oMathParaPr>
+        <m:oMath>
+          <m:eqArr>
+            <m:e>
+              <m:sSub>
+                <m:e>
+                  <m:r>
+                    <m:t>η</m:t>
+                  </m:r>
+                </m:e>
+                <m:sub>
+                  <m:r>
+                    <m:t>h</m:t>
+                  </m:r>
+                  <m:r>
+                    <m:t>y</m:t>
+                  </m:r>
+                  <m:r>
+                    <m:t>b</m:t>
+                  </m:r>
+                  <m:r>
+                    <m:t>r</m:t>
+                  </m:r>
+                  <m:r>
+                    <m:t>i</m:t>
+                  </m:r>
+                  <m:r>
+                    <m:t>d</m:t>
+                  </m:r>
+                </m:sub>
+              </m:sSub>
+              <m:r>
+                <m:rPr>
+                  <m:sty m:val="p"/>
+                </m:rPr>
+                <m:t>=</m:t>
+              </m:r>
+              <m:r>
+                <m:t>&amp;</m:t>
+              </m:r>
+              <m:r>
+                <m:t>β</m:t>
+              </m:r>
+              <m:r>
+                <m:t>p</m:t>
+              </m:r>
+              <m:r>
+                <m:t>l</m:t>
+              </m:r>
+              <m:r>
+                <m:t>a</m:t>
+              </m:r>
+              <m:r>
+                <m:t>n</m:t>
+              </m:r>
+              <m:r>
+                <m:t>23</m:t>
+              </m:r>
+              <m:r>
+                <m:rPr>
+                  <m:sty m:val="p"/>
+                </m:rPr>
+                <m:t>×</m:t>
+              </m:r>
+              <m:r>
+                <m:t>D</m:t>
+              </m:r>
+              <m:sSub>
+                <m:e>
+                  <m:r>
+                    <m:t>V</m:t>
+                  </m:r>
+                </m:e>
+                <m:sub>
+                  <m:r>
+                    <m:t>23</m:t>
+                  </m:r>
+                </m:sub>
+              </m:sSub>
+              <m:r>
+                <m:rPr>
+                  <m:sty m:val="p"/>
+                </m:rPr>
+                <m:t>+</m:t>
+              </m:r>
+              <m:r>
+                <m:t>β</m:t>
+              </m:r>
+              <m:r>
+                <m:t>p</m:t>
+              </m:r>
+              <m:r>
+                <m:t>l</m:t>
+              </m:r>
+              <m:r>
+                <m:t>a</m:t>
+              </m:r>
+              <m:r>
+                <m:t>n</m:t>
+              </m:r>
+              <m:r>
+                <m:t>14</m:t>
+              </m:r>
+              <m:r>
+                <m:rPr>
+                  <m:sty m:val="p"/>
+                </m:rPr>
+                <m:t>×</m:t>
+              </m:r>
+              <m:r>
+                <m:t>D</m:t>
+              </m:r>
+              <m:sSub>
+                <m:e>
+                  <m:r>
+                    <m:t>V</m:t>
+                  </m:r>
+                </m:e>
+                <m:sub>
+                  <m:r>
+                    <m:t>14</m:t>
+                  </m:r>
+                </m:sub>
+              </m:sSub>
+              <m:r>
+                <m:rPr>
+                  <m:sty m:val="p"/>
+                </m:rPr>
+                <m:t>+</m:t>
+              </m:r>
+            </m:e>
+            <m:e>
+              <m:r>
+                <m:t>&amp;</m:t>
+              </m:r>
+              <m:sSub>
+                <m:e>
+                  <m:r>
+                    <m:t>β</m:t>
+                  </m:r>
+                </m:e>
+                <m:sub>
+                  <m:r>
+                    <m:t>O</m:t>
+                  </m:r>
+                  <m:r>
+                    <m:t>1</m:t>
+                  </m:r>
+                </m:sub>
+              </m:sSub>
+              <m:sSub>
+                <m:e>
+                  <m:r>
+                    <m:rPr>
+                      <m:sty m:val="b"/>
+                    </m:rPr>
+                    <m:t>I</m:t>
+                  </m:r>
+                </m:e>
+                <m:sub>
+                  <m:r>
+                    <m:t>O</m:t>
+                  </m:r>
+                  <m:r>
+                    <m:t>1</m:t>
+                  </m:r>
+                </m:sub>
+              </m:sSub>
+              <m:r>
+                <m:rPr>
+                  <m:sty m:val="p"/>
+                </m:rPr>
+                <m:t>+</m:t>
+              </m:r>
+              <m:sSub>
+                <m:e>
+                  <m:r>
+                    <m:t>β</m:t>
+                  </m:r>
+                </m:e>
+                <m:sub>
+                  <m:r>
+                    <m:t>O</m:t>
+                  </m:r>
+                  <m:r>
+                    <m:t>2</m:t>
+                  </m:r>
+                </m:sub>
+              </m:sSub>
+              <m:sSub>
+                <m:e>
+                  <m:r>
+                    <m:rPr>
+                      <m:sty m:val="b"/>
+                    </m:rPr>
+                    <m:t>I</m:t>
+                  </m:r>
+                </m:e>
+                <m:sub>
+                  <m:r>
+                    <m:t>O</m:t>
+                  </m:r>
+                  <m:r>
+                    <m:t>2</m:t>
+                  </m:r>
+                </m:sub>
+              </m:sSub>
+              <m:r>
+                <m:rPr>
+                  <m:sty m:val="p"/>
+                </m:rPr>
+                <m:t>+</m:t>
+              </m:r>
+              <m:sSub>
+                <m:e>
+                  <m:r>
+                    <m:t>β</m:t>
+                  </m:r>
+                </m:e>
+                <m:sub>
+                  <m:r>
+                    <m:t>O</m:t>
+                  </m:r>
+                  <m:r>
+                    <m:t>3</m:t>
+                  </m:r>
+                </m:sub>
+              </m:sSub>
+              <m:sSub>
+                <m:e>
+                  <m:r>
+                    <m:rPr>
+                      <m:sty m:val="b"/>
+                    </m:rPr>
+                    <m:t>I</m:t>
+                  </m:r>
+                </m:e>
+                <m:sub>
+                  <m:r>
+                    <m:t>O</m:t>
+                  </m:r>
+                  <m:r>
+                    <m:t>3</m:t>
+                  </m:r>
+                </m:sub>
+              </m:sSub>
+              <m:r>
+                <m:rPr>
+                  <m:sty m:val="p"/>
+                </m:rPr>
+                <m:t>+</m:t>
+              </m:r>
+              <m:sSub>
+                <m:e>
+                  <m:r>
+                    <m:t>β</m:t>
+                  </m:r>
+                </m:e>
+                <m:sub>
+                  <m:r>
+                    <m:t>O</m:t>
+                  </m:r>
+                  <m:r>
+                    <m:t>4</m:t>
+                  </m:r>
+                </m:sub>
+              </m:sSub>
+              <m:sSub>
+                <m:e>
+                  <m:r>
+                    <m:rPr>
+                      <m:sty m:val="b"/>
+                    </m:rPr>
+                    <m:t>I</m:t>
+                  </m:r>
+                </m:e>
+                <m:sub>
+                  <m:r>
+                    <m:t>O</m:t>
+                  </m:r>
+                  <m:r>
+                    <m:t>4</m:t>
+                  </m:r>
+                </m:sub>
+              </m:sSub>
               <m:r>
                 <m:rPr>
                   <m:sty m:val="p"/>
@@ -2692,573 +3286,27 @@
               </m:sSub>
             </m:e>
           </m:eqArr>
+          <m:r>
+            <m:t>  </m:t>
+          </m:r>
+          <m:r>
+            <m:rPr>
+              <m:sty m:val="p"/>
+            </m:rPr>
+            <m:t>(</m:t>
+          </m:r>
+          <m:r>
+            <m:t>5</m:t>
+          </m:r>
+          <m:r>
+            <m:rPr>
+              <m:sty m:val="p"/>
+            </m:rPr>
+            <m:t>)</m:t>
+          </m:r>
         </m:oMath>
       </m:oMathPara>
-    </w:p>
-    <w:p>
-      <w:pPr>
-        <w:pStyle w:val="FirstParagraph"/>
-      </w:pPr>
-      <m:oMathPara>
-        <m:oMathParaPr>
-          <m:jc m:val="center"/>
-        </m:oMathParaPr>
-        <m:oMath>
-          <m:eqArr>
-            <m:e>
-              <m:sSub>
-                <m:e>
-                  <m:r>
-                    <m:t>η</m:t>
-                  </m:r>
-                </m:e>
-                <m:sub>
-                  <m:r>
-                    <m:t>h</m:t>
-                  </m:r>
-                  <m:r>
-                    <m:t>y</m:t>
-                  </m:r>
-                  <m:r>
-                    <m:t>b</m:t>
-                  </m:r>
-                  <m:r>
-                    <m:t>r</m:t>
-                  </m:r>
-                  <m:r>
-                    <m:t>i</m:t>
-                  </m:r>
-                  <m:r>
-                    <m:t>d</m:t>
-                  </m:r>
-                </m:sub>
-              </m:sSub>
-              <m:r>
-                <m:rPr>
-                  <m:sty m:val="p"/>
-                </m:rPr>
-                <m:t>=</m:t>
-              </m:r>
-              <m:r>
-                <m:t>&amp;</m:t>
-              </m:r>
-              <m:r>
-                <m:t>β</m:t>
-              </m:r>
-              <m:r>
-                <m:t>p</m:t>
-              </m:r>
-              <m:r>
-                <m:t>l</m:t>
-              </m:r>
-              <m:r>
-                <m:t>a</m:t>
-              </m:r>
-              <m:r>
-                <m:t>n</m:t>
-              </m:r>
-              <m:r>
-                <m:t>23</m:t>
-              </m:r>
-              <m:r>
-                <m:rPr>
-                  <m:sty m:val="p"/>
-                </m:rPr>
-                <m:t>×</m:t>
-              </m:r>
-              <m:r>
-                <m:t>D</m:t>
-              </m:r>
-              <m:sSub>
-                <m:e>
-                  <m:r>
-                    <m:t>V</m:t>
-                  </m:r>
-                </m:e>
-                <m:sub>
-                  <m:r>
-                    <m:t>23</m:t>
-                  </m:r>
-                </m:sub>
-              </m:sSub>
-              <m:r>
-                <m:rPr>
-                  <m:sty m:val="p"/>
-                </m:rPr>
-                <m:t>+</m:t>
-              </m:r>
-              <m:r>
-                <m:t>β</m:t>
-              </m:r>
-              <m:r>
-                <m:t>p</m:t>
-              </m:r>
-              <m:r>
-                <m:t>l</m:t>
-              </m:r>
-              <m:r>
-                <m:t>a</m:t>
-              </m:r>
-              <m:r>
-                <m:t>n</m:t>
-              </m:r>
-              <m:r>
-                <m:t>14</m:t>
-              </m:r>
-              <m:r>
-                <m:rPr>
-                  <m:sty m:val="p"/>
-                </m:rPr>
-                <m:t>×</m:t>
-              </m:r>
-              <m:r>
-                <m:t>D</m:t>
-              </m:r>
-              <m:sSub>
-                <m:e>
-                  <m:r>
-                    <m:t>V</m:t>
-                  </m:r>
-                </m:e>
-                <m:sub>
-                  <m:r>
-                    <m:t>14</m:t>
-                  </m:r>
-                </m:sub>
-              </m:sSub>
-              <m:r>
-                <m:rPr>
-                  <m:sty m:val="p"/>
-                </m:rPr>
-                <m:t>+</m:t>
-              </m:r>
-            </m:e>
-            <m:e>
-              <m:r>
-                <m:t>&amp;</m:t>
-              </m:r>
-              <m:sSub>
-                <m:e>
-                  <m:r>
-                    <m:t>β</m:t>
-                  </m:r>
-                </m:e>
-                <m:sub>
-                  <m:r>
-                    <m:t>O</m:t>
-                  </m:r>
-                  <m:r>
-                    <m:t>1</m:t>
-                  </m:r>
-                </m:sub>
-              </m:sSub>
-              <m:sSub>
-                <m:e>
-                  <m:r>
-                    <m:rPr>
-                      <m:sty m:val="b"/>
-                    </m:rPr>
-                    <m:t>I</m:t>
-                  </m:r>
-                </m:e>
-                <m:sub>
-                  <m:r>
-                    <m:t>O</m:t>
-                  </m:r>
-                  <m:r>
-                    <m:t>1</m:t>
-                  </m:r>
-                </m:sub>
-              </m:sSub>
-              <m:r>
-                <m:rPr>
-                  <m:sty m:val="p"/>
-                </m:rPr>
-                <m:t>+</m:t>
-              </m:r>
-              <m:sSub>
-                <m:e>
-                  <m:r>
-                    <m:t>β</m:t>
-                  </m:r>
-                </m:e>
-                <m:sub>
-                  <m:r>
-                    <m:t>O</m:t>
-                  </m:r>
-                  <m:r>
-                    <m:t>2</m:t>
-                  </m:r>
-                </m:sub>
-              </m:sSub>
-              <m:sSub>
-                <m:e>
-                  <m:r>
-                    <m:rPr>
-                      <m:sty m:val="b"/>
-                    </m:rPr>
-                    <m:t>I</m:t>
-                  </m:r>
-                </m:e>
-                <m:sub>
-                  <m:r>
-                    <m:t>O</m:t>
-                  </m:r>
-                  <m:r>
-                    <m:t>2</m:t>
-                  </m:r>
-                </m:sub>
-              </m:sSub>
-              <m:r>
-                <m:rPr>
-                  <m:sty m:val="p"/>
-                </m:rPr>
-                <m:t>+</m:t>
-              </m:r>
-              <m:sSub>
-                <m:e>
-                  <m:r>
-                    <m:t>β</m:t>
-                  </m:r>
-                </m:e>
-                <m:sub>
-                  <m:r>
-                    <m:t>O</m:t>
-                  </m:r>
-                  <m:r>
-                    <m:t>3</m:t>
-                  </m:r>
-                </m:sub>
-              </m:sSub>
-              <m:sSub>
-                <m:e>
-                  <m:r>
-                    <m:rPr>
-                      <m:sty m:val="b"/>
-                    </m:rPr>
-                    <m:t>I</m:t>
-                  </m:r>
-                </m:e>
-                <m:sub>
-                  <m:r>
-                    <m:t>O</m:t>
-                  </m:r>
-                  <m:r>
-                    <m:t>3</m:t>
-                  </m:r>
-                </m:sub>
-              </m:sSub>
-              <m:r>
-                <m:rPr>
-                  <m:sty m:val="p"/>
-                </m:rPr>
-                <m:t>+</m:t>
-              </m:r>
-              <m:sSub>
-                <m:e>
-                  <m:r>
-                    <m:t>β</m:t>
-                  </m:r>
-                </m:e>
-                <m:sub>
-                  <m:r>
-                    <m:t>O</m:t>
-                  </m:r>
-                  <m:r>
-                    <m:t>4</m:t>
-                  </m:r>
-                </m:sub>
-              </m:sSub>
-              <m:sSub>
-                <m:e>
-                  <m:r>
-                    <m:rPr>
-                      <m:sty m:val="b"/>
-                    </m:rPr>
-                    <m:t>I</m:t>
-                  </m:r>
-                </m:e>
-                <m:sub>
-                  <m:r>
-                    <m:t>O</m:t>
-                  </m:r>
-                  <m:r>
-                    <m:t>4</m:t>
-                  </m:r>
-                </m:sub>
-              </m:sSub>
-              <m:r>
-                <m:rPr>
-                  <m:sty m:val="p"/>
-                </m:rPr>
-                <m:t>+</m:t>
-              </m:r>
-            </m:e>
-            <m:e>
-              <m:r>
-                <m:t>&amp;</m:t>
-              </m:r>
-              <m:sSub>
-                <m:e>
-                  <m:r>
-                    <m:t>β</m:t>
-                  </m:r>
-                </m:e>
-                <m:sub>
-                  <m:r>
-                    <m:t>b</m:t>
-                  </m:r>
-                  <m:r>
-                    <m:t>a</m:t>
-                  </m:r>
-                  <m:r>
-                    <m:t>s</m:t>
-                  </m:r>
-                  <m:r>
-                    <m:t>i</m:t>
-                  </m:r>
-                  <m:r>
-                    <m:t>c</m:t>
-                  </m:r>
-                </m:sub>
-              </m:sSub>
-              <m:sSub>
-                <m:e>
-                  <m:r>
-                    <m:rPr>
-                      <m:sty m:val="b"/>
-                    </m:rPr>
-                    <m:t>I</m:t>
-                  </m:r>
-                </m:e>
-                <m:sub>
-                  <m:r>
-                    <m:t>b</m:t>
-                  </m:r>
-                  <m:r>
-                    <m:t>a</m:t>
-                  </m:r>
-                  <m:r>
-                    <m:t>s</m:t>
-                  </m:r>
-                  <m:r>
-                    <m:t>i</m:t>
-                  </m:r>
-                  <m:r>
-                    <m:t>c</m:t>
-                  </m:r>
-                </m:sub>
-              </m:sSub>
-              <m:r>
-                <m:rPr>
-                  <m:sty m:val="p"/>
-                </m:rPr>
-                <m:t>+</m:t>
-              </m:r>
-              <m:sSub>
-                <m:e>
-                  <m:r>
-                    <m:t>β</m:t>
-                  </m:r>
-                </m:e>
-                <m:sub>
-                  <m:r>
-                    <m:t>m</m:t>
-                  </m:r>
-                  <m:r>
-                    <m:t>a</m:t>
-                  </m:r>
-                  <m:r>
-                    <m:t>x</m:t>
-                  </m:r>
-                  <m:r>
-                    <m:t>E</m:t>
-                  </m:r>
-                </m:sub>
-              </m:sSub>
-              <m:sSub>
-                <m:e>
-                  <m:r>
-                    <m:rPr>
-                      <m:sty m:val="b"/>
-                    </m:rPr>
-                    <m:t>I</m:t>
-                  </m:r>
-                </m:e>
-                <m:sub>
-                  <m:r>
-                    <m:t>m</m:t>
-                  </m:r>
-                  <m:r>
-                    <m:t>a</m:t>
-                  </m:r>
-                  <m:r>
-                    <m:t>x</m:t>
-                  </m:r>
-                  <m:r>
-                    <m:t>E</m:t>
-                  </m:r>
-                </m:sub>
-              </m:sSub>
-              <m:r>
-                <m:rPr>
-                  <m:sty m:val="p"/>
-                </m:rPr>
-                <m:t>+</m:t>
-              </m:r>
-            </m:e>
-            <m:e>
-              <m:r>
-                <m:t>&amp;</m:t>
-              </m:r>
-              <m:sSub>
-                <m:e>
-                  <m:r>
-                    <m:t>β</m:t>
-                  </m:r>
-                </m:e>
-                <m:sub>
-                  <m:r>
-                    <m:t>m</m:t>
-                  </m:r>
-                  <m:r>
-                    <m:t>i</m:t>
-                  </m:r>
-                  <m:r>
-                    <m:t>n</m:t>
-                  </m:r>
-                  <m:sSub>
-                    <m:e>
-                      <m:r>
-                        <m:t>E</m:t>
-                      </m:r>
-                    </m:e>
-                    <m:sub>
-                      <m:r>
-                        <m:t>L</m:t>
-                      </m:r>
-                      <m:r>
-                        <m:t>C</m:t>
-                      </m:r>
-                    </m:sub>
-                  </m:sSub>
-                </m:sub>
-              </m:sSub>
-              <m:sSub>
-                <m:e>
-                  <m:r>
-                    <m:rPr>
-                      <m:sty m:val="b"/>
-                    </m:rPr>
-                    <m:t>I</m:t>
-                  </m:r>
-                </m:e>
-                <m:sub>
-                  <m:r>
-                    <m:t>m</m:t>
-                  </m:r>
-                  <m:r>
-                    <m:t>i</m:t>
-                  </m:r>
-                  <m:r>
-                    <m:t>n</m:t>
-                  </m:r>
-                  <m:sSub>
-                    <m:e>
-                      <m:r>
-                        <m:t>E</m:t>
-                      </m:r>
-                    </m:e>
-                    <m:sub>
-                      <m:r>
-                        <m:t>L</m:t>
-                      </m:r>
-                      <m:r>
-                        <m:t>C</m:t>
-                      </m:r>
-                    </m:sub>
-                  </m:sSub>
-                </m:sub>
-              </m:sSub>
-              <m:r>
-                <m:rPr>
-                  <m:sty m:val="p"/>
-                </m:rPr>
-                <m:t>+</m:t>
-              </m:r>
-              <m:sSub>
-                <m:e>
-                  <m:r>
-                    <m:t>β</m:t>
-                  </m:r>
-                </m:e>
-                <m:sub>
-                  <m:r>
-                    <m:t>m</m:t>
-                  </m:r>
-                  <m:r>
-                    <m:t>i</m:t>
-                  </m:r>
-                  <m:r>
-                    <m:t>n</m:t>
-                  </m:r>
-                  <m:sSub>
-                    <m:e>
-                      <m:r>
-                        <m:t>E</m:t>
-                      </m:r>
-                    </m:e>
-                    <m:sub>
-                      <m:r>
-                        <m:t>H</m:t>
-                      </m:r>
-                      <m:r>
-                        <m:t>C</m:t>
-                      </m:r>
-                    </m:sub>
-                  </m:sSub>
-                </m:sub>
-              </m:sSub>
-              <m:sSub>
-                <m:e>
-                  <m:r>
-                    <m:rPr>
-                      <m:sty m:val="b"/>
-                    </m:rPr>
-                    <m:t>I</m:t>
-                  </m:r>
-                </m:e>
-                <m:sub>
-                  <m:r>
-                    <m:t>m</m:t>
-                  </m:r>
-                  <m:r>
-                    <m:t>i</m:t>
-                  </m:r>
-                  <m:r>
-                    <m:t>n</m:t>
-                  </m:r>
-                  <m:sSub>
-                    <m:e>
-                      <m:r>
-                        <m:t>E</m:t>
-                      </m:r>
-                    </m:e>
-                    <m:sub>
-                      <m:r>
-                        <m:t>H</m:t>
-                      </m:r>
-                      <m:r>
-                        <m:t>C</m:t>
-                      </m:r>
-                    </m:sub>
-                  </m:sSub>
-                </m:sub>
-              </m:sSub>
-            </m:e>
-          </m:eqArr>
-        </m:oMath>
-      </m:oMathPara>
+      <w:bookmarkEnd w:id="23"/>
     </w:p>
     <w:p>
       <w:pPr>
@@ -3320,7 +3368,7 @@
         <w:t xml:space="preserve"> </w:t>
       </w:r>
       <w:r>
-        <w:t xml:space="preserve">encode trials where energy is sufficient to accept the offer and inferior to 6,</w:t>
+        <w:t xml:space="preserve">encodes trials where energy is sufficient to accept the offer and inferior to 6,</w:t>
       </w:r>
       <w:r>
         <w:t xml:space="preserve"> </w:t>
@@ -3508,6 +3556,227 @@
         <w:t xml:space="preserve">for trials with offer 1-4 where energy is sufficient to accept.</w:t>
       </w:r>
     </w:p>
+    <w:bookmarkEnd w:id="24"/>
+    <w:bookmarkStart w:id="26" w:name="planning-model"/>
+    <w:p>
+      <w:pPr>
+        <w:pStyle w:val="Heading4"/>
+      </w:pPr>
+      <w:r>
+        <w:t xml:space="preserve">2.3.4 Planning model</w:t>
+      </w:r>
+    </w:p>
+    <w:p>
+      <w:pPr>
+        <w:pStyle w:val="FirstParagraph"/>
+      </w:pPr>
+      <w:r>
+        <w:t xml:space="preserve">Finally, we fitted a model with only a planning component:</w:t>
+      </w:r>
+    </w:p>
+    <w:p>
+      <w:pPr>
+        <w:pStyle w:val="BodyText"/>
+      </w:pPr>
+      <w:bookmarkStart w:id="25" w:name="eq-planning-model"/>
+      <m:oMathPara>
+        <m:oMathParaPr>
+          <m:jc m:val="center"/>
+        </m:oMathParaPr>
+        <m:oMath>
+          <m:eqArr>
+            <m:e>
+              <m:sSub>
+                <m:e>
+                  <m:r>
+                    <m:t>η</m:t>
+                  </m:r>
+                </m:e>
+                <m:sub>
+                  <m:r>
+                    <m:t>p</m:t>
+                  </m:r>
+                  <m:r>
+                    <m:t>l</m:t>
+                  </m:r>
+                  <m:r>
+                    <m:t>a</m:t>
+                  </m:r>
+                  <m:r>
+                    <m:t>n</m:t>
+                  </m:r>
+                  <m:r>
+                    <m:t>n</m:t>
+                  </m:r>
+                  <m:r>
+                    <m:t>i</m:t>
+                  </m:r>
+                  <m:r>
+                    <m:t>n</m:t>
+                  </m:r>
+                  <m:r>
+                    <m:t>g</m:t>
+                  </m:r>
+                </m:sub>
+              </m:sSub>
+              <m:r>
+                <m:t>&amp;</m:t>
+              </m:r>
+              <m:r>
+                <m:rPr>
+                  <m:sty m:val="p"/>
+                </m:rPr>
+                <m:t>=</m:t>
+              </m:r>
+              <m:sSub>
+                <m:e>
+                  <m:r>
+                    <m:t>β</m:t>
+                  </m:r>
+                </m:e>
+                <m:sub>
+                  <m:r>
+                    <m:t>p</m:t>
+                  </m:r>
+                  <m:r>
+                    <m:t>l</m:t>
+                  </m:r>
+                  <m:r>
+                    <m:t>a</m:t>
+                  </m:r>
+                  <m:r>
+                    <m:t>n</m:t>
+                  </m:r>
+                </m:sub>
+              </m:sSub>
+              <m:r>
+                <m:rPr>
+                  <m:sty m:val="p"/>
+                </m:rPr>
+                <m:t>×</m:t>
+              </m:r>
+              <m:r>
+                <m:rPr>
+                  <m:sty m:val="p"/>
+                </m:rPr>
+                <m:t>(</m:t>
+              </m:r>
+              <m:r>
+                <m:t>Q</m:t>
+              </m:r>
+              <m:r>
+                <m:rPr>
+                  <m:sty m:val="p"/>
+                </m:rPr>
+                <m:t>(</m:t>
+              </m:r>
+              <m:r>
+                <m:t>s</m:t>
+              </m:r>
+              <m:r>
+                <m:rPr>
+                  <m:sty m:val="p"/>
+                </m:rPr>
+                <m:t>,</m:t>
+              </m:r>
+              <m:r>
+                <m:t>a</m:t>
+              </m:r>
+              <m:r>
+                <m:rPr>
+                  <m:sty m:val="p"/>
+                </m:rPr>
+                <m:t>=</m:t>
+              </m:r>
+              <m:r>
+                <m:t>1</m:t>
+              </m:r>
+              <m:r>
+                <m:rPr>
+                  <m:sty m:val="p"/>
+                </m:rPr>
+                <m:t>)</m:t>
+              </m:r>
+              <m:r>
+                <m:rPr>
+                  <m:sty m:val="p"/>
+                </m:rPr>
+                <m:t>−</m:t>
+              </m:r>
+              <m:r>
+                <m:t>Q</m:t>
+              </m:r>
+              <m:r>
+                <m:rPr>
+                  <m:sty m:val="p"/>
+                </m:rPr>
+                <m:t>(</m:t>
+              </m:r>
+              <m:r>
+                <m:t>s</m:t>
+              </m:r>
+              <m:r>
+                <m:rPr>
+                  <m:sty m:val="p"/>
+                </m:rPr>
+                <m:t>,</m:t>
+              </m:r>
+              <m:r>
+                <m:t>a</m:t>
+              </m:r>
+              <m:r>
+                <m:rPr>
+                  <m:sty m:val="p"/>
+                </m:rPr>
+                <m:t>=</m:t>
+              </m:r>
+              <m:r>
+                <m:t>0</m:t>
+              </m:r>
+              <m:r>
+                <m:rPr>
+                  <m:sty m:val="p"/>
+                </m:rPr>
+                <m:t>)</m:t>
+              </m:r>
+              <m:r>
+                <m:rPr>
+                  <m:sty m:val="p"/>
+                </m:rPr>
+                <m:t>)</m:t>
+              </m:r>
+            </m:e>
+          </m:eqArr>
+          <m:r>
+            <m:t>  </m:t>
+          </m:r>
+          <m:r>
+            <m:rPr>
+              <m:sty m:val="p"/>
+            </m:rPr>
+            <m:t>(</m:t>
+          </m:r>
+          <m:r>
+            <m:t>6</m:t>
+          </m:r>
+          <m:r>
+            <m:rPr>
+              <m:sty m:val="p"/>
+            </m:rPr>
+            <m:t>)</m:t>
+          </m:r>
+        </m:oMath>
+      </m:oMathPara>
+      <w:bookmarkEnd w:id="25"/>
+    </w:p>
+    <w:p>
+      <w:pPr>
+        <w:pStyle w:val="FirstParagraph"/>
+      </w:pPr>
+      <w:r>
+        <w:t xml:space="preserve">This model acted as a benchmark, to test that the models described above are a better description of participants’ behaviour compared to a simple planning process.</w:t>
+      </w:r>
+    </w:p>
     <w:p>
       <w:pPr>
         <w:pStyle w:val="BodyText"/>
@@ -3560,6 +3829,526 @@
         </w:r>
       </w:hyperlink>
     </w:p>
+    <w:bookmarkEnd w:id="26"/>
+    <w:bookmarkEnd w:id="27"/>
+    <w:bookmarkStart w:id="28" w:name="model-fitting-and-comparison"/>
+    <w:p>
+      <w:pPr>
+        <w:pStyle w:val="Heading3"/>
+      </w:pPr>
+      <w:r>
+        <w:t xml:space="preserve">2.4 Model fitting and comparison</w:t>
+      </w:r>
+    </w:p>
+    <w:p>
+      <w:pPr>
+        <w:pStyle w:val="FirstParagraph"/>
+      </w:pPr>
+      <w:r>
+        <w:t xml:space="preserve">Models were fitted to participants’ responses data as Bayesian hierarchical logistic regressions using PYMC</w:t>
+      </w:r>
+      <w:r>
+        <w:t xml:space="preserve"> </w:t>
+      </w:r>
+      <w:r>
+        <w:t xml:space="preserve">(</w:t>
+      </w:r>
+      <w:r>
+        <w:t xml:space="preserve">Abril-Pla et al.</w:t>
+      </w:r>
+      <w:r>
+        <w:t xml:space="preserve"> </w:t>
+      </w:r>
+      <w:r>
+        <w:t xml:space="preserve">2023)</w:t>
+      </w:r>
+      <w:r>
+        <w:t xml:space="preserve"> </w:t>
+      </w:r>
+      <w:r>
+        <w:t xml:space="preserve">and Bambi</w:t>
+      </w:r>
+      <w:r>
+        <w:t xml:space="preserve"> </w:t>
+      </w:r>
+      <w:r>
+        <w:t xml:space="preserve">(Capretto et al. 2022)</w:t>
+      </w:r>
+      <w:r>
+        <w:t xml:space="preserve">. We excluded trials where participants reaction time (RT) exceeded the response window (5s) or didn’t provide a response. Across models, the following parameters were left to vary across participants (i.e. random slopes):</w:t>
+      </w:r>
+      <w:r>
+        <w:t xml:space="preserve"> </w:t>
+      </w:r>
+      <m:oMath>
+        <m:sSub>
+          <m:e>
+            <m:r>
+              <m:t>β</m:t>
+            </m:r>
+          </m:e>
+          <m:sub>
+            <m:r>
+              <m:t>p</m:t>
+            </m:r>
+            <m:r>
+              <m:t>l</m:t>
+            </m:r>
+            <m:r>
+              <m:t>a</m:t>
+            </m:r>
+            <m:r>
+              <m:t>n</m:t>
+            </m:r>
+          </m:sub>
+        </m:sSub>
+        <m:r>
+          <m:rPr>
+            <m:sty m:val="p"/>
+          </m:rPr>
+          <m:t>,</m:t>
+        </m:r>
+        <m:r>
+          <m:t> </m:t>
+        </m:r>
+        <m:sSub>
+          <m:e>
+            <m:r>
+              <m:t>β</m:t>
+            </m:r>
+          </m:e>
+          <m:sub>
+            <m:r>
+              <m:t>p</m:t>
+            </m:r>
+            <m:r>
+              <m:t>l</m:t>
+            </m:r>
+            <m:r>
+              <m:t>a</m:t>
+            </m:r>
+            <m:r>
+              <m:t>n</m:t>
+            </m:r>
+            <m:r>
+              <m:t>23</m:t>
+            </m:r>
+          </m:sub>
+        </m:sSub>
+        <m:r>
+          <m:rPr>
+            <m:sty m:val="p"/>
+          </m:rPr>
+          <m:t>,</m:t>
+        </m:r>
+        <m:r>
+          <m:t> </m:t>
+        </m:r>
+        <m:sSub>
+          <m:e>
+            <m:r>
+              <m:t>β</m:t>
+            </m:r>
+          </m:e>
+          <m:sub>
+            <m:r>
+              <m:t>p</m:t>
+            </m:r>
+            <m:r>
+              <m:t>l</m:t>
+            </m:r>
+            <m:r>
+              <m:t>a</m:t>
+            </m:r>
+            <m:r>
+              <m:t>n</m:t>
+            </m:r>
+            <m:r>
+              <m:t>14</m:t>
+            </m:r>
+          </m:sub>
+        </m:sSub>
+        <m:r>
+          <m:rPr>
+            <m:sty m:val="p"/>
+          </m:rPr>
+          <m:t>,</m:t>
+        </m:r>
+        <m:r>
+          <m:t> </m:t>
+        </m:r>
+        <m:sSub>
+          <m:e>
+            <m:r>
+              <m:t>β</m:t>
+            </m:r>
+          </m:e>
+          <m:sub>
+            <m:r>
+              <m:t>p</m:t>
+            </m:r>
+            <m:r>
+              <m:t>r</m:t>
+            </m:r>
+            <m:r>
+              <m:t>e</m:t>
+            </m:r>
+            <m:r>
+              <m:t>f</m:t>
+            </m:r>
+          </m:sub>
+        </m:sSub>
+        <m:r>
+          <m:rPr>
+            <m:sty m:val="p"/>
+          </m:rPr>
+          <m:t>,</m:t>
+        </m:r>
+        <m:r>
+          <m:t> </m:t>
+        </m:r>
+        <m:sSub>
+          <m:e>
+            <m:r>
+              <m:t>β</m:t>
+            </m:r>
+          </m:e>
+          <m:sub>
+            <m:r>
+              <m:t>I</m:t>
+            </m:r>
+            <m:r>
+              <m:t>n</m:t>
+            </m:r>
+            <m:r>
+              <m:t>t</m:t>
+            </m:r>
+            <m:r>
+              <m:t>e</m:t>
+            </m:r>
+            <m:r>
+              <m:t>r</m:t>
+            </m:r>
+            <m:r>
+              <m:t>a</m:t>
+            </m:r>
+            <m:r>
+              <m:t>c</m:t>
+            </m:r>
+            <m:r>
+              <m:t>t</m:t>
+            </m:r>
+            <m:r>
+              <m:t>i</m:t>
+            </m:r>
+            <m:r>
+              <m:t>o</m:t>
+            </m:r>
+            <m:r>
+              <m:t>n</m:t>
+            </m:r>
+          </m:sub>
+        </m:sSub>
+        <m:r>
+          <m:rPr>
+            <m:sty m:val="p"/>
+          </m:rPr>
+          <m:t>,</m:t>
+        </m:r>
+        <m:r>
+          <m:t> </m:t>
+        </m:r>
+        <m:sSub>
+          <m:e>
+            <m:r>
+              <m:t>β</m:t>
+            </m:r>
+          </m:e>
+          <m:sub>
+            <m:r>
+              <m:t>b</m:t>
+            </m:r>
+            <m:r>
+              <m:t>a</m:t>
+            </m:r>
+            <m:r>
+              <m:t>s</m:t>
+            </m:r>
+            <m:r>
+              <m:t>i</m:t>
+            </m:r>
+            <m:r>
+              <m:t>c</m:t>
+            </m:r>
+          </m:sub>
+        </m:sSub>
+        <m:r>
+          <m:rPr>
+            <m:sty m:val="p"/>
+          </m:rPr>
+          <m:t>,</m:t>
+        </m:r>
+        <m:r>
+          <m:t> </m:t>
+        </m:r>
+        <m:sSub>
+          <m:e>
+            <m:r>
+              <m:t>β</m:t>
+            </m:r>
+          </m:e>
+          <m:sub>
+            <m:r>
+              <m:t>O</m:t>
+            </m:r>
+            <m:r>
+              <m:t>1</m:t>
+            </m:r>
+          </m:sub>
+        </m:sSub>
+        <m:r>
+          <m:rPr>
+            <m:sty m:val="p"/>
+          </m:rPr>
+          <m:t>,</m:t>
+        </m:r>
+        <m:r>
+          <m:t> </m:t>
+        </m:r>
+        <m:sSub>
+          <m:e>
+            <m:r>
+              <m:t>β</m:t>
+            </m:r>
+          </m:e>
+          <m:sub>
+            <m:r>
+              <m:t>O</m:t>
+            </m:r>
+            <m:r>
+              <m:t>1</m:t>
+            </m:r>
+          </m:sub>
+        </m:sSub>
+        <m:r>
+          <m:rPr>
+            <m:sty m:val="p"/>
+          </m:rPr>
+          <m:t>,</m:t>
+        </m:r>
+        <m:r>
+          <m:t> </m:t>
+        </m:r>
+        <m:sSub>
+          <m:e>
+            <m:r>
+              <m:t>β</m:t>
+            </m:r>
+          </m:e>
+          <m:sub>
+            <m:r>
+              <m:t>O</m:t>
+            </m:r>
+            <m:r>
+              <m:t>2</m:t>
+            </m:r>
+          </m:sub>
+        </m:sSub>
+        <m:r>
+          <m:rPr>
+            <m:sty m:val="p"/>
+          </m:rPr>
+          <m:t>,</m:t>
+        </m:r>
+        <m:r>
+          <m:t> </m:t>
+        </m:r>
+        <m:sSub>
+          <m:e>
+            <m:r>
+              <m:t>β</m:t>
+            </m:r>
+          </m:e>
+          <m:sub>
+            <m:r>
+              <m:t>O</m:t>
+            </m:r>
+            <m:r>
+              <m:t>3</m:t>
+            </m:r>
+          </m:sub>
+        </m:sSub>
+        <m:r>
+          <m:rPr>
+            <m:sty m:val="p"/>
+          </m:rPr>
+          <m:t>,</m:t>
+        </m:r>
+        <m:r>
+          <m:t> </m:t>
+        </m:r>
+        <m:sSub>
+          <m:e>
+            <m:r>
+              <m:t>β</m:t>
+            </m:r>
+          </m:e>
+          <m:sub>
+            <m:r>
+              <m:t>O</m:t>
+            </m:r>
+            <m:r>
+              <m:t>4</m:t>
+            </m:r>
+          </m:sub>
+        </m:sSub>
+      </m:oMath>
+      <w:r>
+        <w:t xml:space="preserve">, while the rest were fixed across participants. For all parameters, we used weakly informative hyperprior distributions</w:t>
+      </w:r>
+      <w:r>
+        <w:t xml:space="preserve"> </w:t>
+      </w:r>
+      <m:oMath>
+        <m:r>
+          <m:t>μ</m:t>
+        </m:r>
+        <m:r>
+          <m:rPr>
+            <m:sty m:val="p"/>
+          </m:rPr>
+          <m:t>∼</m:t>
+        </m:r>
+        <m:r>
+          <m:rPr>
+            <m:scr m:val="script"/>
+            <m:sty m:val="p"/>
+          </m:rPr>
+          <m:t>N</m:t>
+        </m:r>
+        <m:r>
+          <m:rPr>
+            <m:sty m:val="p"/>
+          </m:rPr>
+          <m:t>(</m:t>
+        </m:r>
+        <m:r>
+          <m:t>0</m:t>
+        </m:r>
+        <m:r>
+          <m:rPr>
+            <m:sty m:val="p"/>
+          </m:rPr>
+          <m:t>,</m:t>
+        </m:r>
+        <m:r>
+          <m:t>2</m:t>
+        </m:r>
+        <m:r>
+          <m:rPr>
+            <m:sty m:val="p"/>
+          </m:rPr>
+          <m:t>)</m:t>
+        </m:r>
+      </m:oMath>
+      <w:r>
+        <w:t xml:space="preserve"> </w:t>
+      </w:r>
+      <w:r>
+        <w:t xml:space="preserve">and</w:t>
+      </w:r>
+      <w:r>
+        <w:t xml:space="preserve"> </w:t>
+      </w:r>
+      <m:oMath>
+        <m:r>
+          <m:t>σ</m:t>
+        </m:r>
+        <m:r>
+          <m:rPr>
+            <m:sty m:val="p"/>
+          </m:rPr>
+          <m:t>∼</m:t>
+        </m:r>
+        <m:r>
+          <m:t>H</m:t>
+        </m:r>
+        <m:r>
+          <m:t>a</m:t>
+        </m:r>
+        <m:r>
+          <m:t>l</m:t>
+        </m:r>
+        <m:r>
+          <m:t>f</m:t>
+        </m:r>
+        <m:r>
+          <m:t>n</m:t>
+        </m:r>
+        <m:r>
+          <m:t>o</m:t>
+        </m:r>
+        <m:r>
+          <m:t>r</m:t>
+        </m:r>
+        <m:r>
+          <m:t>m</m:t>
+        </m:r>
+        <m:r>
+          <m:t>a</m:t>
+        </m:r>
+        <m:r>
+          <m:t>l</m:t>
+        </m:r>
+        <m:r>
+          <m:rPr>
+            <m:sty m:val="p"/>
+          </m:rPr>
+          <m:t>(</m:t>
+        </m:r>
+        <m:r>
+          <m:t>0</m:t>
+        </m:r>
+        <m:r>
+          <m:rPr>
+            <m:sty m:val="p"/>
+          </m:rPr>
+          <m:t>,</m:t>
+        </m:r>
+        <m:r>
+          <m:t>2</m:t>
+        </m:r>
+        <m:r>
+          <m:rPr>
+            <m:sty m:val="p"/>
+          </m:rPr>
+          <m:t>)</m:t>
+        </m:r>
+      </m:oMath>
+      <w:r>
+        <w:t xml:space="preserve">. All models were fitted using 4 chains of 2000 sample each (1000 warmups), resulting in 16000 samples in total.</w:t>
+      </w:r>
+    </w:p>
+    <w:p>
+      <w:pPr>
+        <w:pStyle w:val="BodyText"/>
+      </w:pPr>
+      <w:r>
+        <w:t xml:space="preserve">We used Pareto-smoothed importance sampling to approximate leave one out cross validation</w:t>
+      </w:r>
+      <w:r>
+        <w:t xml:space="preserve"> </w:t>
+      </w:r>
+      <w:r>
+        <w:t xml:space="preserve">(PSIS-LOO, Vehtari et al. 2017)</w:t>
+      </w:r>
+      <w:r>
+        <w:t xml:space="preserve"> </w:t>
+      </w:r>
+      <w:r>
+        <w:t xml:space="preserve">to estimate the expected log pointwise predictive density (elpd) which we used to compare the fit of these different models.</w:t>
+      </w:r>
+    </w:p>
     <w:p>
       <w:pPr>
         <w:pStyle w:val="BodyText"/>
@@ -3586,522 +4375,6 @@
         </w:r>
       </w:hyperlink>
     </w:p>
-    <w:bookmarkEnd w:id="18"/>
-    <w:bookmarkStart w:id="19" w:name="model-fitting-and-comparison"/>
-    <w:p>
-      <w:pPr>
-        <w:pStyle w:val="Heading3"/>
-      </w:pPr>
-      <w:r>
-        <w:t xml:space="preserve">2.4 Model fitting and comparison</w:t>
-      </w:r>
-    </w:p>
-    <w:p>
-      <w:pPr>
-        <w:pStyle w:val="FirstParagraph"/>
-      </w:pPr>
-      <w:r>
-        <w:t xml:space="preserve">The model described above were fitted on participants responses data as Bayesian hierarchical logistic regressions using PYMC (</w:t>
-      </w:r>
-      <w:r>
-        <w:t xml:space="preserve">Abril-Pla et al.</w:t>
-      </w:r>
-      <w:r>
-        <w:t xml:space="preserve"> </w:t>
-      </w:r>
-      <w:r>
-        <w:t xml:space="preserve">(2023)</w:t>
-      </w:r>
-      <w:r>
-        <w:t xml:space="preserve">) and Bambi (</w:t>
-      </w:r>
-      <w:r>
-        <w:t xml:space="preserve">Capretto et al. (2022)</w:t>
-      </w:r>
-      <w:r>
-        <w:t xml:space="preserve">), (see</w:t>
-      </w:r>
-      <w:r>
-        <w:t xml:space="preserve"> </w:t>
-      </w:r>
-      <w:r>
-        <w:t xml:space="preserve">Lepauvre and Kiebel (2026)</w:t>
-      </w:r>
-      <w:r>
-        <w:t xml:space="preserve"> </w:t>
-      </w:r>
-      <w:r>
-        <w:t xml:space="preserve">for the exact models). We excluded trials where participants reaction time (RT) exceeded the response window (5s) or didn’t provide a response. Across models, the following parameters were left to vary across participants (i.e. random slope):</w:t>
-      </w:r>
-      <w:r>
-        <w:t xml:space="preserve"> </w:t>
-      </w:r>
-      <m:oMath>
-        <m:sSub>
-          <m:e>
-            <m:r>
-              <m:t>β</m:t>
-            </m:r>
-          </m:e>
-          <m:sub>
-            <m:r>
-              <m:t>p</m:t>
-            </m:r>
-            <m:r>
-              <m:t>l</m:t>
-            </m:r>
-            <m:r>
-              <m:t>a</m:t>
-            </m:r>
-            <m:r>
-              <m:t>n</m:t>
-            </m:r>
-          </m:sub>
-        </m:sSub>
-        <m:r>
-          <m:rPr>
-            <m:sty m:val="p"/>
-          </m:rPr>
-          <m:t>,</m:t>
-        </m:r>
-        <m:r>
-          <m:t> </m:t>
-        </m:r>
-        <m:sSub>
-          <m:e>
-            <m:r>
-              <m:t>β</m:t>
-            </m:r>
-          </m:e>
-          <m:sub>
-            <m:r>
-              <m:t>p</m:t>
-            </m:r>
-            <m:r>
-              <m:t>l</m:t>
-            </m:r>
-            <m:r>
-              <m:t>a</m:t>
-            </m:r>
-            <m:r>
-              <m:t>n</m:t>
-            </m:r>
-            <m:r>
-              <m:t>23</m:t>
-            </m:r>
-          </m:sub>
-        </m:sSub>
-        <m:r>
-          <m:rPr>
-            <m:sty m:val="p"/>
-          </m:rPr>
-          <m:t>,</m:t>
-        </m:r>
-        <m:r>
-          <m:t> </m:t>
-        </m:r>
-        <m:sSub>
-          <m:e>
-            <m:r>
-              <m:t>β</m:t>
-            </m:r>
-          </m:e>
-          <m:sub>
-            <m:r>
-              <m:t>p</m:t>
-            </m:r>
-            <m:r>
-              <m:t>l</m:t>
-            </m:r>
-            <m:r>
-              <m:t>a</m:t>
-            </m:r>
-            <m:r>
-              <m:t>n</m:t>
-            </m:r>
-            <m:r>
-              <m:t>14</m:t>
-            </m:r>
-          </m:sub>
-        </m:sSub>
-        <m:r>
-          <m:rPr>
-            <m:sty m:val="p"/>
-          </m:rPr>
-          <m:t>,</m:t>
-        </m:r>
-        <m:r>
-          <m:t> </m:t>
-        </m:r>
-        <m:sSub>
-          <m:e>
-            <m:r>
-              <m:t>β</m:t>
-            </m:r>
-          </m:e>
-          <m:sub>
-            <m:r>
-              <m:t>p</m:t>
-            </m:r>
-            <m:r>
-              <m:t>r</m:t>
-            </m:r>
-            <m:r>
-              <m:t>e</m:t>
-            </m:r>
-            <m:r>
-              <m:t>f</m:t>
-            </m:r>
-          </m:sub>
-        </m:sSub>
-        <m:r>
-          <m:rPr>
-            <m:sty m:val="p"/>
-          </m:rPr>
-          <m:t>,</m:t>
-        </m:r>
-        <m:r>
-          <m:t> </m:t>
-        </m:r>
-        <m:sSub>
-          <m:e>
-            <m:r>
-              <m:t>β</m:t>
-            </m:r>
-          </m:e>
-          <m:sub>
-            <m:r>
-              <m:t>I</m:t>
-            </m:r>
-            <m:r>
-              <m:t>n</m:t>
-            </m:r>
-            <m:r>
-              <m:t>t</m:t>
-            </m:r>
-            <m:r>
-              <m:t>e</m:t>
-            </m:r>
-            <m:r>
-              <m:t>r</m:t>
-            </m:r>
-            <m:r>
-              <m:t>a</m:t>
-            </m:r>
-            <m:r>
-              <m:t>c</m:t>
-            </m:r>
-            <m:r>
-              <m:t>t</m:t>
-            </m:r>
-            <m:r>
-              <m:t>i</m:t>
-            </m:r>
-            <m:r>
-              <m:t>o</m:t>
-            </m:r>
-            <m:r>
-              <m:t>n</m:t>
-            </m:r>
-          </m:sub>
-        </m:sSub>
-        <m:r>
-          <m:rPr>
-            <m:sty m:val="p"/>
-          </m:rPr>
-          <m:t>,</m:t>
-        </m:r>
-        <m:r>
-          <m:t> </m:t>
-        </m:r>
-        <m:sSub>
-          <m:e>
-            <m:r>
-              <m:t>β</m:t>
-            </m:r>
-          </m:e>
-          <m:sub>
-            <m:r>
-              <m:t>b</m:t>
-            </m:r>
-            <m:r>
-              <m:t>a</m:t>
-            </m:r>
-            <m:r>
-              <m:t>s</m:t>
-            </m:r>
-            <m:r>
-              <m:t>i</m:t>
-            </m:r>
-            <m:r>
-              <m:t>c</m:t>
-            </m:r>
-          </m:sub>
-        </m:sSub>
-        <m:r>
-          <m:rPr>
-            <m:sty m:val="p"/>
-          </m:rPr>
-          <m:t>,</m:t>
-        </m:r>
-        <m:r>
-          <m:t> </m:t>
-        </m:r>
-        <m:sSub>
-          <m:e>
-            <m:r>
-              <m:t>β</m:t>
-            </m:r>
-          </m:e>
-          <m:sub>
-            <m:r>
-              <m:t>O</m:t>
-            </m:r>
-            <m:r>
-              <m:t>1</m:t>
-            </m:r>
-          </m:sub>
-        </m:sSub>
-        <m:r>
-          <m:rPr>
-            <m:sty m:val="p"/>
-          </m:rPr>
-          <m:t>,</m:t>
-        </m:r>
-        <m:r>
-          <m:t> </m:t>
-        </m:r>
-        <m:sSub>
-          <m:e>
-            <m:r>
-              <m:t>β</m:t>
-            </m:r>
-          </m:e>
-          <m:sub>
-            <m:r>
-              <m:t>O</m:t>
-            </m:r>
-            <m:r>
-              <m:t>1</m:t>
-            </m:r>
-          </m:sub>
-        </m:sSub>
-        <m:r>
-          <m:rPr>
-            <m:sty m:val="p"/>
-          </m:rPr>
-          <m:t>,</m:t>
-        </m:r>
-        <m:r>
-          <m:t> </m:t>
-        </m:r>
-        <m:sSub>
-          <m:e>
-            <m:r>
-              <m:t>β</m:t>
-            </m:r>
-          </m:e>
-          <m:sub>
-            <m:r>
-              <m:t>O</m:t>
-            </m:r>
-            <m:r>
-              <m:t>2</m:t>
-            </m:r>
-          </m:sub>
-        </m:sSub>
-        <m:r>
-          <m:rPr>
-            <m:sty m:val="p"/>
-          </m:rPr>
-          <m:t>,</m:t>
-        </m:r>
-        <m:r>
-          <m:t> </m:t>
-        </m:r>
-        <m:sSub>
-          <m:e>
-            <m:r>
-              <m:t>β</m:t>
-            </m:r>
-          </m:e>
-          <m:sub>
-            <m:r>
-              <m:t>O</m:t>
-            </m:r>
-            <m:r>
-              <m:t>3</m:t>
-            </m:r>
-          </m:sub>
-        </m:sSub>
-        <m:r>
-          <m:rPr>
-            <m:sty m:val="p"/>
-          </m:rPr>
-          <m:t>,</m:t>
-        </m:r>
-        <m:r>
-          <m:t> </m:t>
-        </m:r>
-        <m:sSub>
-          <m:e>
-            <m:r>
-              <m:t>β</m:t>
-            </m:r>
-          </m:e>
-          <m:sub>
-            <m:r>
-              <m:t>O</m:t>
-            </m:r>
-            <m:r>
-              <m:t>4</m:t>
-            </m:r>
-          </m:sub>
-        </m:sSub>
-      </m:oMath>
-      <w:r>
-        <w:t xml:space="preserve">, while the rest were fixed across participants. For all parameters, we used weakly informative hyperprior distributions</w:t>
-      </w:r>
-      <w:r>
-        <w:t xml:space="preserve"> </w:t>
-      </w:r>
-      <m:oMath>
-        <m:r>
-          <m:t>μ</m:t>
-        </m:r>
-        <m:r>
-          <m:rPr>
-            <m:sty m:val="p"/>
-          </m:rPr>
-          <m:t>∼</m:t>
-        </m:r>
-        <m:r>
-          <m:rPr>
-            <m:scr m:val="script"/>
-            <m:sty m:val="p"/>
-          </m:rPr>
-          <m:t>N</m:t>
-        </m:r>
-        <m:r>
-          <m:rPr>
-            <m:sty m:val="p"/>
-          </m:rPr>
-          <m:t>(</m:t>
-        </m:r>
-        <m:r>
-          <m:t>0</m:t>
-        </m:r>
-        <m:r>
-          <m:rPr>
-            <m:sty m:val="p"/>
-          </m:rPr>
-          <m:t>,</m:t>
-        </m:r>
-        <m:r>
-          <m:t>2</m:t>
-        </m:r>
-        <m:r>
-          <m:rPr>
-            <m:sty m:val="p"/>
-          </m:rPr>
-          <m:t>)</m:t>
-        </m:r>
-      </m:oMath>
-      <w:r>
-        <w:t xml:space="preserve"> </w:t>
-      </w:r>
-      <w:r>
-        <w:t xml:space="preserve">and</w:t>
-      </w:r>
-      <w:r>
-        <w:t xml:space="preserve"> </w:t>
-      </w:r>
-      <m:oMath>
-        <m:r>
-          <m:t>σ</m:t>
-        </m:r>
-        <m:r>
-          <m:rPr>
-            <m:sty m:val="p"/>
-          </m:rPr>
-          <m:t>∼</m:t>
-        </m:r>
-        <m:r>
-          <m:t>H</m:t>
-        </m:r>
-        <m:r>
-          <m:t>a</m:t>
-        </m:r>
-        <m:r>
-          <m:t>l</m:t>
-        </m:r>
-        <m:r>
-          <m:t>f</m:t>
-        </m:r>
-        <m:r>
-          <m:t>n</m:t>
-        </m:r>
-        <m:r>
-          <m:t>o</m:t>
-        </m:r>
-        <m:r>
-          <m:t>r</m:t>
-        </m:r>
-        <m:r>
-          <m:t>m</m:t>
-        </m:r>
-        <m:r>
-          <m:t>a</m:t>
-        </m:r>
-        <m:r>
-          <m:t>l</m:t>
-        </m:r>
-        <m:r>
-          <m:rPr>
-            <m:sty m:val="p"/>
-          </m:rPr>
-          <m:t>(</m:t>
-        </m:r>
-        <m:r>
-          <m:t>0</m:t>
-        </m:r>
-        <m:r>
-          <m:rPr>
-            <m:sty m:val="p"/>
-          </m:rPr>
-          <m:t>,</m:t>
-        </m:r>
-        <m:r>
-          <m:t>2</m:t>
-        </m:r>
-        <m:r>
-          <m:rPr>
-            <m:sty m:val="p"/>
-          </m:rPr>
-          <m:t>)</m:t>
-        </m:r>
-      </m:oMath>
-      <w:r>
-        <w:t xml:space="preserve">. All models were fitted using 4 chains of 2000 sample each (1000 warmups), resulting in 16000 samples in total.</w:t>
-      </w:r>
-    </w:p>
-    <w:p>
-      <w:pPr>
-        <w:pStyle w:val="BodyText"/>
-      </w:pPr>
-      <w:r>
-        <w:t xml:space="preserve">We used Pareto-smoothed importance sampling to approximate leave one out cross validation (PSIS-LOO,</w:t>
-      </w:r>
-      <w:r>
-        <w:t xml:space="preserve"> </w:t>
-      </w:r>
-      <w:r>
-        <w:t xml:space="preserve">Vehtari et al. (2017)</w:t>
-      </w:r>
-      <w:r>
-        <w:t xml:space="preserve">) to estimate the expected log pointwise predictive density (elpd) which we used to compare the fit of these different models.</w:t>
-      </w:r>
-    </w:p>
     <w:p>
       <w:pPr>
         <w:pStyle w:val="BodyText"/>
@@ -4263,7 +4536,7 @@
         <w:pStyle w:val="BodyText"/>
       </w:pPr>
       <w:r>
-        <w:t xml:space="preserve">Furthermore, we perform model comparison within each single subject to estimate the robustness of the winning model in our population sample, but computing the sum of the pointwise predictive accuracy for each participant and model, yielding a score for each participant and model.</w:t>
+        <w:t xml:space="preserve">Furthermore, we perform model comparison within each single subject to estimate the robustness of the winning model in our population sample, by computing the sum of the pointwise predictive accuracy for each participant and model, yielding a score for each participant and model.</w:t>
       </w:r>
     </w:p>
     <w:p>
@@ -4292,14 +4565,14 @@
         </w:r>
       </w:hyperlink>
     </w:p>
-    <w:bookmarkEnd w:id="19"/>
-    <w:bookmarkStart w:id="20" w:name="reaction-times-analysis"/>
+    <w:bookmarkEnd w:id="28"/>
+    <w:bookmarkStart w:id="29" w:name="experimental-factors-relevance-analysis"/>
     <w:p>
       <w:pPr>
         <w:pStyle w:val="Heading3"/>
       </w:pPr>
       <w:r>
-        <w:t xml:space="preserve">2.5 Reaction times analysis</w:t>
+        <w:t xml:space="preserve">2.5 Experimental factors relevance analysis</w:t>
       </w:r>
     </w:p>
     <w:p>
@@ -4307,16 +4580,24 @@
         <w:pStyle w:val="FirstParagraph"/>
       </w:pPr>
       <w:r>
-        <w:t xml:space="preserve">Following the observation that modelling choice behaviour as a function of preferences, decisions values and the interaction between the two fitted the data best, we hypothesized that the degree to which participants engage in effortful foward planning in a given state depends on the strength of their preferences. If that is the case, this should be reflected in participants reaction time (RT), such that the stronger their preferences (i.e. the lower their preferences entropy), the lower their RT. Importantly, as it was previously observed that participants RT increases when decision values are close to 0, which was interepreted as evidence that participants are able to reach a decision quicker when the value asssociated with one decision is much higher than that associated with any other decisions</w:t>
-      </w:r>
-      <w:r>
-        <w:t xml:space="preserve"> </w:t>
-      </w:r>
-      <w:r>
-        <w:t xml:space="preserve">Ott et al. (2022a)</w:t>
-      </w:r>
-      <w:r>
-        <w:t xml:space="preserve">. In this paper, they further observed that participant RT depended more on decision values in intermediate offers (2 and 3) compared to extreme ones (1 and 4), which they interpreted as evidence that participants consider these offer groups as separate contexts, with the latter requiring more forward planning than the former.</w:t>
+        <w:t xml:space="preserve">Our modelling of participants’ behaviour as a mixture of forward planning with structured preferences indicate that participants responses depend more strongly on certain aspects of the task than other. We for example clearly see in</w:t>
+      </w:r>
+      <w:r>
+        <w:t xml:space="preserve"> </w:t>
+      </w:r>
+      <w:hyperlink w:anchor="fig-choicemdl">
+        <w:r>
+          <w:rPr>
+            <w:rStyle w:val="Hyperlink"/>
+          </w:rPr>
+          <w:t xml:space="preserve">Figure 2</w:t>
+        </w:r>
+      </w:hyperlink>
+      <w:r>
+        <w:t xml:space="preserve"> </w:t>
+      </w:r>
+      <w:r>
+        <w:t xml:space="preserve">that the regression coefficients associated with offer and energy factors are larger than those associated with costs. To further quantify the importance associated with each factor of the task (offer, energy, current and future cost), we performed a model comparison in which we remove the preferences associated with each factor of our task (i.e. removing all regressors associated with offers, energy, current and future costs one at a time) to identify how much of the fit is explained by each.</w:t>
       </w:r>
     </w:p>
     <w:p>
@@ -4324,13 +4605,142 @@
         <w:pStyle w:val="BodyText"/>
       </w:pPr>
       <w:r>
-        <w:t xml:space="preserve">Here, we predicted that the driving factors of reaction time was not simply offer groups but rather the strength of participants state-specific preferences. In other words, it is possible that the reason participants treat intermediate and extreme offers differently is because of different overall preferences associated with states presenting such offer. By fitting preferences directly in the previous model we can investigate with a greater granularity how they shape reaction time when combined with decision values. We modelled the log of reaction time using the following model:</w:t>
+        <w:t xml:space="preserve">This differential weighting of tasks factors begs the question of whether the structural bias reflect a general bias towards such abstract features due to their overall relevance in the environment, or whether it is instead specifically adaptive in our task. It is indeed likely that certain features can be ignored without incurring a large loss in terms of return. If that is the case, an agent with resources constraints should display bias towards those attributes that if ignored incur larger loss. To provide supportive evidence in favour of one or the other interpretation, we created reduced MDPs in which we averaged the transition probability and reward associated with all levels of each factor to investigate what the optimal return would be for a planner that selectively ignores a given aspect of the task. We then computed the optimal policy on this reduced MDP, and applied this optimal policy from the reduced MDP back to the full MDP.</w:t>
       </w:r>
     </w:p>
     <w:p>
       <w:pPr>
         <w:pStyle w:val="BodyText"/>
       </w:pPr>
+      <w:r>
+        <w:rPr>
+          <w:vertAlign w:val="subscript"/>
+        </w:rPr>
+        <w:t xml:space="preserve">Source:</w:t>
+      </w:r>
+      <w:r>
+        <w:rPr>
+          <w:vertAlign w:val="subscript"/>
+        </w:rPr>
+        <w:t xml:space="preserve"> </w:t>
+      </w:r>
+      <w:hyperlink r:id="rId9">
+        <w:r>
+          <w:rPr>
+            <w:rStyle w:val="Hyperlink"/>
+            <w:vertAlign w:val="subscript"/>
+          </w:rPr>
+          <w:t xml:space="preserve">Article Notebook</w:t>
+        </w:r>
+      </w:hyperlink>
+    </w:p>
+    <w:bookmarkEnd w:id="29"/>
+    <w:bookmarkStart w:id="31" w:name="reaction-times-analysis"/>
+    <w:p>
+      <w:pPr>
+        <w:pStyle w:val="Heading3"/>
+      </w:pPr>
+      <w:r>
+        <w:t xml:space="preserve">2.6 Reaction times analysis</w:t>
+      </w:r>
+    </w:p>
+    <w:p>
+      <w:pPr>
+        <w:pStyle w:val="FirstParagraph"/>
+      </w:pPr>
+      <w:r>
+        <w:t xml:space="preserve">In our task, exact computation of optimal policy is prohibitively expansive, given the size of our state space. Preferences however are presumably readily available to the participants, or require minimal computation. We hypothesized that instead of systematically considering future outcomes before making a choice, participants consider the strenght of their preferences to determine how much they should engage in forward planning. If this is the case, we would expect participants RT to reflect the strength of participants preference, as stronger preferences should be associated with less planning, hence faster RT.</w:t>
+      </w:r>
+    </w:p>
+    <w:p>
+      <w:pPr>
+        <w:pStyle w:val="BodyText"/>
+      </w:pPr>
+      <w:r>
+        <w:t xml:space="preserve">Previous findings revealed that participants RT is faster the larger the difference in long term values associated with each action</w:t>
+      </w:r>
+      <w:r>
+        <w:t xml:space="preserve"> </w:t>
+      </w:r>
+      <w:r>
+        <w:t xml:space="preserve">(Ott et al. 2022a)</w:t>
+      </w:r>
+      <w:r>
+        <w:t xml:space="preserve">, indicating that planning is facilitated when the value of accepting and rejecting are more clearly distinct. Under our main hypothesis, this facilitatory effect of decision conflict (difference in long term value associated with each action) should be modulated by preferences, as participants should engage less in planning overall when their preferences are strong. In contrast, when their preferences are weak, they should engage in planning, in which case the facilitation associated with conflict should be stronger.</w:t>
+      </w:r>
+    </w:p>
+    <w:p>
+      <w:pPr>
+        <w:pStyle w:val="BodyText"/>
+      </w:pPr>
+      <w:r>
+        <w:t xml:space="preserve">To test the prediction that the effect of conflict should be contingent on preferences strength, we modelled participants RT as a function of planning conflict (i.e. </w:t>
+      </w:r>
+      <m:oMath>
+        <m:r>
+          <m:t>c</m:t>
+        </m:r>
+        <m:r>
+          <m:t>o</m:t>
+        </m:r>
+        <m:r>
+          <m:t>n</m:t>
+        </m:r>
+        <m:r>
+          <m:t>f</m:t>
+        </m:r>
+        <m:r>
+          <m:t>l</m:t>
+        </m:r>
+        <m:r>
+          <m:t>i</m:t>
+        </m:r>
+        <m:r>
+          <m:t>c</m:t>
+        </m:r>
+        <m:r>
+          <m:t>t</m:t>
+        </m:r>
+        <m:r>
+          <m:rPr>
+            <m:sty m:val="p"/>
+          </m:rPr>
+          <m:t>=</m:t>
+        </m:r>
+        <m:r>
+          <m:rPr>
+            <m:sty m:val="p"/>
+          </m:rPr>
+          <m:t>−</m:t>
+        </m:r>
+        <m:r>
+          <m:rPr>
+            <m:sty m:val="p"/>
+          </m:rPr>
+          <m:t>|</m:t>
+        </m:r>
+        <m:r>
+          <m:t>D</m:t>
+        </m:r>
+        <m:r>
+          <m:t>V</m:t>
+        </m:r>
+        <m:r>
+          <m:rPr>
+            <m:sty m:val="p"/>
+          </m:rPr>
+          <m:t>|</m:t>
+        </m:r>
+      </m:oMath>
+      <w:r>
+        <w:t xml:space="preserve">), preferences entropy (fitted in the preference response choice model) and the interaction between planning and preferences entropy:</w:t>
+      </w:r>
+    </w:p>
+    <w:p>
+      <w:pPr>
+        <w:pStyle w:val="BodyText"/>
+      </w:pPr>
+      <w:bookmarkStart w:id="30" w:name="eq-RT-model"/>
       <m:oMathPara>
         <m:oMathParaPr>
           <m:jc m:val="center"/>
@@ -4609,85 +5019,34 @@
             </m:rPr>
             <m:t>)</m:t>
           </m:r>
+          <m:r>
+            <m:t>  </m:t>
+          </m:r>
+          <m:r>
+            <m:rPr>
+              <m:sty m:val="p"/>
+            </m:rPr>
+            <m:t>(</m:t>
+          </m:r>
+          <m:r>
+            <m:t>7</m:t>
+          </m:r>
+          <m:r>
+            <m:rPr>
+              <m:sty m:val="p"/>
+            </m:rPr>
+            <m:t>)</m:t>
+          </m:r>
         </m:oMath>
       </m:oMathPara>
+      <w:bookmarkEnd w:id="30"/>
     </w:p>
     <w:p>
       <w:pPr>
         <w:pStyle w:val="FirstParagraph"/>
       </w:pPr>
       <w:r>
-        <w:t xml:space="preserve">Where</w:t>
-      </w:r>
-      <w:r>
-        <w:t xml:space="preserve"> </w:t>
-      </w:r>
-      <m:oMath>
-        <m:r>
-          <m:t>p</m:t>
-        </m:r>
-        <m:r>
-          <m:t>r</m:t>
-        </m:r>
-        <m:r>
-          <m:t>e</m:t>
-        </m:r>
-        <m:r>
-          <m:t>f</m:t>
-        </m:r>
-        <m:r>
-          <m:t>e</m:t>
-        </m:r>
-        <m:r>
-          <m:t>r</m:t>
-        </m:r>
-        <m:r>
-          <m:t>e</m:t>
-        </m:r>
-        <m:r>
-          <m:t>n</m:t>
-        </m:r>
-        <m:r>
-          <m:t>c</m:t>
-        </m:r>
-        <m:r>
-          <m:t>e</m:t>
-        </m:r>
-        <m:r>
-          <m:t>s</m:t>
-        </m:r>
-      </m:oMath>
-      <w:r>
-        <w:t xml:space="preserve"> </w:t>
-      </w:r>
-      <w:r>
-        <w:t xml:space="preserve">is the preference score fitted from the preference choice model above, and</w:t>
-      </w:r>
-      <w:r>
-        <w:t xml:space="preserve"> </w:t>
-      </w:r>
-      <m:oMath>
-        <m:r>
-          <m:t>H</m:t>
-        </m:r>
-      </m:oMath>
-      <w:r>
-        <w:t xml:space="preserve"> </w:t>
-      </w:r>
-      <w:r>
-        <w:t xml:space="preserve">stands for the binomial entropy function. We compared this model to</w:t>
-      </w:r>
-      <w:r>
-        <w:t xml:space="preserve"> </w:t>
-      </w:r>
-      <w:r>
-        <w:t xml:space="preserve">Ott et al. (2022a)</w:t>
-      </w:r>
-      <w:r>
-        <w:t xml:space="preserve"> </w:t>
-      </w:r>
-      <w:r>
-        <w:t xml:space="preserve">RT model to test whether the use of preference fits the data better than a dichotomous distinction between intermediate and extreme offers, which would indicate that participants consider the strength of their preferences to determine how much they should invest in planning and that the observation of the distinction between intermediate and extreme offers is a byproduct thereof.</w:t>
+        <w:t xml:space="preserve">We predicted a positive interaction between preferences entropy and planning, which would indicate that the larger the preference entropy (i.e. the weaker the preference), the larger the RT because the larger the reliance on planning. We fitted two additional model to compare against, one in which the interaction term is absent to establish that the effect of DV on RT is contingent on preferences strength, and another one in which RT is modelled only as a function of DV, to test whether RT does not reflect planning alone.</w:t>
       </w:r>
     </w:p>
     <w:p>
@@ -4716,14 +5075,24 @@
         </w:r>
       </w:hyperlink>
     </w:p>
-    <w:bookmarkEnd w:id="20"/>
-    <w:bookmarkStart w:id="21" w:name="task-structure-importance"/>
+    <w:bookmarkEnd w:id="31"/>
+    <w:bookmarkEnd w:id="32"/>
+    <w:bookmarkStart w:id="52" w:name="results"/>
+    <w:p>
+      <w:pPr>
+        <w:pStyle w:val="Heading2"/>
+      </w:pPr>
+      <w:r>
+        <w:t xml:space="preserve">3 Results</w:t>
+      </w:r>
+    </w:p>
+    <w:bookmarkStart w:id="41" w:name="choice-behaviour"/>
     <w:p>
       <w:pPr>
         <w:pStyle w:val="Heading3"/>
       </w:pPr>
       <w:r>
-        <w:t xml:space="preserve">2.6 Task structure importance</w:t>
+        <w:t xml:space="preserve">3.1 Choice behaviour</w:t>
       </w:r>
     </w:p>
     <w:p>
@@ -4731,95 +5100,12 @@
         <w:pStyle w:val="FirstParagraph"/>
       </w:pPr>
       <w:r>
-        <w:t xml:space="preserve">Our choice and reaction time results replicate and extend on</w:t>
-      </w:r>
-      <w:r>
-        <w:t xml:space="preserve"> </w:t>
-      </w:r>
-      <w:r>
-        <w:t xml:space="preserve">Ott et al. (2022a)</w:t>
-      </w:r>
-      <w:r>
-        <w:t xml:space="preserve"> </w:t>
-      </w:r>
-      <w:r>
-        <w:t xml:space="preserve">findings. We indeed observed that deviation from optimal value based decisions depends strongly on offer as well as on energy. Our results further indicates that these deviations reflect composite preferences derived from the structure of the task. Our results also suggest that not all dimensions of the task are weighted equally in participants preferences. To further quantify the importance associated with each factor of the task (offer, energy, current and future cost), we performed a model comparison in which we remove the preferences associated with each factor of our task (i.e. removing all regressors associated with offers, energy, current and future costs one at a time) to identify how much of the fit is explained by each.</w:t>
-      </w:r>
-    </w:p>
-    <w:p>
-      <w:pPr>
-        <w:pStyle w:val="BodyText"/>
-      </w:pPr>
-      <w:r>
-        <w:t xml:space="preserve">In addition, we computed the expected cummulative return when the optimal policy is derived from a reduced MDP of the task, in which we selectively remove each factor of the task. Specifically, we created reduced MDPs in which we averaged the transition probability and reward associated with all levels of each factor to investigate what the optimal return would be for a planner that selectively ignores a given aspect of the task. We then computed the optimal policy on this reduced MDP, and applied this optimal policy from the reduced MDP back to the full MDP. This analysis is meant to investigate whether participants’ weighting of the factors in their preferences reflects the dominant structures in the task driving the return.</w:t>
-      </w:r>
-    </w:p>
-    <w:p>
-      <w:pPr>
-        <w:pStyle w:val="BodyText"/>
-      </w:pPr>
-      <w:r>
-        <w:rPr>
-          <w:vertAlign w:val="subscript"/>
-        </w:rPr>
-        <w:t xml:space="preserve">Source:</w:t>
-      </w:r>
-      <w:r>
-        <w:rPr>
-          <w:vertAlign w:val="subscript"/>
-        </w:rPr>
-        <w:t xml:space="preserve"> </w:t>
-      </w:r>
-      <w:hyperlink r:id="rId9">
-        <w:r>
-          <w:rPr>
-            <w:rStyle w:val="Hyperlink"/>
-            <w:vertAlign w:val="subscript"/>
-          </w:rPr>
-          <w:t xml:space="preserve">Article Notebook</w:t>
-        </w:r>
-      </w:hyperlink>
-    </w:p>
-    <w:bookmarkEnd w:id="21"/>
-    <w:bookmarkEnd w:id="22"/>
-    <w:bookmarkStart w:id="42" w:name="results"/>
-    <w:p>
-      <w:pPr>
-        <w:pStyle w:val="Heading2"/>
-      </w:pPr>
-      <w:r>
-        <w:t xml:space="preserve">3 Results</w:t>
-      </w:r>
-    </w:p>
-    <w:bookmarkStart w:id="31" w:name="choice-behaviour"/>
-    <w:p>
-      <w:pPr>
-        <w:pStyle w:val="Heading3"/>
-      </w:pPr>
-      <w:r>
-        <w:t xml:space="preserve">3.1 Choice behaviour</w:t>
-      </w:r>
-    </w:p>
-    <w:p>
-      <w:pPr>
-        <w:pStyle w:val="FirstParagraph"/>
-      </w:pPr>
-      <w:r>
-        <w:t xml:space="preserve">In line with</w:t>
-      </w:r>
-      <w:r>
-        <w:t xml:space="preserve"> </w:t>
-      </w:r>
-      <w:r>
-        <w:t xml:space="preserve">Ott et al. (2022a)</w:t>
-      </w:r>
-      <w:r>
-        <w:t xml:space="preserve">, we observe that a model taking only planning component into account does not perform as well compared to taking state specific biases into account. Importantly, the preference model was found to significantly outperform the hybrid model, indicating that participants biases do reflect the structure of the task (see</w:t>
-      </w:r>
-      <w:r>
-        <w:t xml:space="preserve"> </w:t>
-      </w:r>
-      <w:hyperlink w:anchor="fig-2">
+        <w:t xml:space="preserve">We modelled participants response choices using 4 different models, to investigate the systematicity in participants deviations from optimal planning. Our results revealed that participants responses systematically deviate from optimality (pure planning model fit is lowest compared to other models</w:t>
+      </w:r>
+      <w:r>
+        <w:t xml:space="preserve"> </w:t>
+      </w:r>
+      <w:hyperlink w:anchor="fig-choicemdl">
         <w:r>
           <w:rPr>
             <w:rStyle w:val="Hyperlink"/>
@@ -4831,12 +5117,12 @@
         <w:t xml:space="preserve"> </w:t>
       </w:r>
       <w:r>
-        <w:t xml:space="preserve">A). When investigating the fitted preferences parameters, we observe that participants exhibit strong offer based preferences, such that they tend to reject low offers (1 and 2) more than dictated by the decision values and accept larger offers more than they should (see</w:t>
-      </w:r>
-      <w:r>
-        <w:t xml:space="preserve"> </w:t>
-      </w:r>
-      <w:hyperlink w:anchor="fig-2">
+        <w:t xml:space="preserve">A). Furthermore, our results indicate that participants biases do not reflect recency prior, nor a splitting of the task into separate contexts Rather, our results indicate that participants exhibit preferences derived from the structure of the task. Our preference model, modelling participants responses as the combination between planning, task-structured preferences and the interaction between the two fitted the data better than any competing model (see</w:t>
+      </w:r>
+      <w:r>
+        <w:t xml:space="preserve"> </w:t>
+      </w:r>
+      <w:hyperlink w:anchor="fig-choicemdl">
         <w:r>
           <w:rPr>
             <w:rStyle w:val="Hyperlink"/>
@@ -4848,149 +5134,62 @@
         <w:t xml:space="preserve"> </w:t>
       </w:r>
       <w:r>
-        <w:t xml:space="preserve">B), and this bias is more extreme for more extreme offers (1 and 4) than intermediate ones (2 and 3). For costs, the estimated preference parameters all significantly overlap 0, indicating that participants do not show strong biases away from optimal decision based on these factoors. Participants show strong preferences when energy is at 0 (systematically reject) and at 6 (almost systematically accept regardless of any other conditions, see below). In intermediate values, participants show a midly incremental preference, such that they have a tendency to reject offers slightly more than they should when energy is low, but are increasingly likely to accept when energy increases.</w:t>
+        <w:t xml:space="preserve">A).</w:t>
       </w:r>
     </w:p>
     <w:p>
       <w:pPr>
         <w:pStyle w:val="BodyText"/>
       </w:pPr>
-      <w:r>
-        <w:t xml:space="preserve">The results broadly replicate Ott’s findings, as they show that participants treat high and low offers quite differently, with a further modulatory effect of energy, reflecting the energy specific parameters from Ott’s model (</w:t>
-      </w:r>
-      <m:oMath>
-        <m:sSub>
-          <m:e>
-            <m:r>
-              <m:t>β</m:t>
-            </m:r>
-          </m:e>
-          <m:sub>
-            <m:r>
-              <m:t>b</m:t>
-            </m:r>
-            <m:r>
-              <m:t>a</m:t>
-            </m:r>
-            <m:r>
-              <m:t>s</m:t>
-            </m:r>
-            <m:r>
-              <m:t>i</m:t>
-            </m:r>
-            <m:r>
-              <m:t>c</m:t>
-            </m:r>
-          </m:sub>
-        </m:sSub>
-        <m:r>
-          <m:rPr>
-            <m:sty m:val="p"/>
-          </m:rPr>
-          <m:t>,</m:t>
-        </m:r>
-        <m:sSub>
-          <m:e>
-            <m:r>
-              <m:t>β</m:t>
-            </m:r>
-          </m:e>
-          <m:sub>
-            <m:r>
-              <m:t>m</m:t>
-            </m:r>
-            <m:r>
-              <m:t>a</m:t>
-            </m:r>
-            <m:r>
-              <m:t>x</m:t>
-            </m:r>
-            <m:r>
-              <m:t>E</m:t>
-            </m:r>
-          </m:sub>
-        </m:sSub>
-        <m:r>
-          <m:rPr>
-            <m:sty m:val="p"/>
-          </m:rPr>
-          <m:t>,</m:t>
-        </m:r>
-        <m:sSub>
-          <m:e>
-            <m:r>
-              <m:t>β</m:t>
-            </m:r>
-          </m:e>
-          <m:sub>
-            <m:r>
-              <m:t>m</m:t>
-            </m:r>
-            <m:r>
-              <m:t>i</m:t>
-            </m:r>
-            <m:r>
-              <m:t>n</m:t>
-            </m:r>
-            <m:sSub>
-              <m:e>
-                <m:r>
-                  <m:t>E</m:t>
-                </m:r>
-              </m:e>
-              <m:sub>
-                <m:r>
-                  <m:t>L</m:t>
-                </m:r>
-              </m:sub>
-            </m:sSub>
-            <m:r>
-              <m:t>C</m:t>
-            </m:r>
-          </m:sub>
-        </m:sSub>
-        <m:r>
-          <m:rPr>
-            <m:sty m:val="p"/>
-          </m:rPr>
-          <m:t>,</m:t>
-        </m:r>
-        <m:sSub>
-          <m:e>
-            <m:r>
-              <m:t>β</m:t>
-            </m:r>
-          </m:e>
-          <m:sub>
-            <m:r>
-              <m:t>m</m:t>
-            </m:r>
-            <m:r>
-              <m:t>i</m:t>
-            </m:r>
-            <m:r>
-              <m:t>n</m:t>
-            </m:r>
-            <m:sSub>
-              <m:e>
-                <m:r>
-                  <m:t>E</m:t>
-                </m:r>
-              </m:e>
-              <m:sub>
-                <m:r>
-                  <m:t>H</m:t>
-                </m:r>
-              </m:sub>
-            </m:sSub>
-            <m:r>
-              <m:t>C</m:t>
-            </m:r>
-          </m:sub>
-        </m:sSub>
-      </m:oMath>
-      <w:r>
-        <w:t xml:space="preserve">).</w:t>
+      <w:hyperlink w:anchor="fig-choicemdl">
+        <w:r>
+          <w:rPr>
+            <w:rStyle w:val="Hyperlink"/>
+          </w:rPr>
+          <w:t xml:space="preserve">Figure 2</w:t>
+        </w:r>
+      </w:hyperlink>
+      <w:r>
+        <w:t xml:space="preserve"> </w:t>
+      </w:r>
+      <w:r>
+        <w:t xml:space="preserve">B shows the proportion of match between observed and predicted responses separately for each model and offer values, highlighting the increased fit of the preference model. These results suggest that participants have distinct priors for each state feature, which are combined according to the current state’s features to form state-specific preferences. These result is highly consistent across participants: the preference model fits the data best for 35 out of 40 participants (</w:t>
+      </w:r>
+      <w:hyperlink w:anchor="fig-choicemdl">
+        <w:r>
+          <w:rPr>
+            <w:rStyle w:val="Hyperlink"/>
+          </w:rPr>
+          <w:t xml:space="preserve">Figure 2</w:t>
+        </w:r>
+      </w:hyperlink>
+      <w:r>
+        <w:t xml:space="preserve"> </w:t>
+      </w:r>
+      <w:r>
+        <w:t xml:space="preserve">D).</w:t>
+      </w:r>
+    </w:p>
+    <w:p>
+      <w:pPr>
+        <w:pStyle w:val="BodyText"/>
+      </w:pPr>
+      <w:r>
+        <w:t xml:space="preserve">The estimated preference weights associated with each factor of the task (</w:t>
+      </w:r>
+      <w:hyperlink w:anchor="fig-choicemdl">
+        <w:r>
+          <w:rPr>
+            <w:rStyle w:val="Hyperlink"/>
+          </w:rPr>
+          <w:t xml:space="preserve">Figure 2</w:t>
+        </w:r>
+      </w:hyperlink>
+      <w:r>
+        <w:t xml:space="preserve"> </w:t>
+      </w:r>
+      <w:r>
+        <w:t xml:space="preserve">C) reveal that participants tend to be overly conservative (i.e. reject offers more often than forward planning would suggest) for low (one and two), while they are overly liberal when offers are high (three and four), though the deviations are more pronounced for extreme (one and four) compared to intermediate ones (two and three). Furthermore, energy has a strong impact on participants’ behaviour, especially in extreme cases (no or maxed out energy). Finally, costs (both current and future) has a lower impact on participants’ behaviour, such that participants are liberal when cost (both current and future) are low.</w:t>
       </w:r>
     </w:p>
     <w:p>
@@ -5032,7 +5231,7 @@
       <w:tr>
         <w:tc>
           <w:tcPr/>
-          <w:bookmarkStart w:id="26" w:name="fig-2"/>
+          <w:bookmarkStart w:id="36" w:name="fig-choicemdl"/>
           <w:p>
             <w:pPr>
               <w:pStyle w:val="Compact"/>
@@ -5041,20 +5240,20 @@
             <w:r>
               <w:drawing>
                 <wp:inline>
-                  <wp:extent cx="5334000" cy="3988669"/>
+                  <wp:extent cx="5334000" cy="3642101"/>
                   <wp:effectExtent b="0" l="0" r="0" t="0"/>
-                  <wp:docPr descr="" title="" id="24" name="Picture"/>
+                  <wp:docPr descr="" title="" id="34" name="Picture"/>
                   <a:graphic>
                     <a:graphicData uri="http://schemas.openxmlformats.org/drawingml/2006/picture">
                       <pic:pic>
                         <pic:nvPicPr>
-                          <pic:cNvPr descr="index_files/figure-docx/fig-2-output-1.png" id="25" name="Picture"/>
+                          <pic:cNvPr descr="index_files/figure-docx/fig-choicemdl-output-1.png" id="35" name="Picture"/>
                           <pic:cNvPicPr>
                             <a:picLocks noChangeArrowheads="1" noChangeAspect="1"/>
                           </pic:cNvPicPr>
                         </pic:nvPicPr>
                         <pic:blipFill>
-                          <a:blip r:embed="rId23"/>
+                          <a:blip r:embed="rId33"/>
                           <a:stretch>
                             <a:fillRect/>
                           </a:stretch>
@@ -5062,7 +5261,7 @@
                         <pic:spPr bwMode="auto">
                           <a:xfrm>
                             <a:off x="0" y="0"/>
-                            <a:ext cx="5334000" cy="3988669"/>
+                            <a:ext cx="5334000" cy="3642101"/>
                           </a:xfrm>
                           <a:prstGeom prst="rect">
                             <a:avLst/>
@@ -5094,7 +5293,7 @@
               <w:t xml:space="preserve">Figure 2: Results of participants choice behaviour models. (A) Result of the model comparison, displaying the expected log pointwise predictive density (ELPD) associated with each model (closer to 0 indicate better fit). (B) Observed and fitted probability of accepting the offer separately for each offer by each of the models. The single dots represent the average acceptance probability for each subject. (C) Fitted preference parameters of the preference model. Top left figure depicts the parameters associated with offer parameters, top right associated with each cost, bottom with each energy level. (D) Model fit for each participant and model, color coded by model of best fit.</w:t>
             </w:r>
           </w:p>
-          <w:bookmarkEnd w:id="26"/>
+          <w:bookmarkEnd w:id="36"/>
         </w:tc>
       </w:tr>
     </w:tbl>
@@ -5155,7 +5354,7 @@
         <w:pStyle w:val="BodyText"/>
       </w:pPr>
       <w:r>
-        <w:t xml:space="preserve">Importantly, our model revealed a positive interaction between preferences entropy and decision values (</w:t>
+        <w:t xml:space="preserve">Our model also revealed a positive interaction between preferences entropy and decision values (</w:t>
       </w:r>
       <m:oMath>
         <m:r>
@@ -5163,12 +5362,12 @@
         </m:r>
       </m:oMath>
       <w:r>
-        <w:t xml:space="preserve">=1.74, CI=[0.38, 3.07], see</w:t>
-      </w:r>
-      <w:r>
-        <w:t xml:space="preserve"> </w:t>
-      </w:r>
-      <w:hyperlink w:anchor="fig-3">
+        <w:t xml:space="preserve">=1.71, CI=[0.28, 2.99], see</w:t>
+      </w:r>
+      <w:r>
+        <w:t xml:space="preserve"> </w:t>
+      </w:r>
+      <w:hyperlink w:anchor="fig-pref-planning-interaction">
         <w:r>
           <w:rPr>
             <w:rStyle w:val="Hyperlink"/>
@@ -5180,12 +5379,12 @@
         <w:t xml:space="preserve"> </w:t>
       </w:r>
       <w:r>
-        <w:t xml:space="preserve">A), indicating that participants weight decision values higher when their preferences are weak and vice versa.</w:t>
-      </w:r>
-      <w:r>
-        <w:t xml:space="preserve"> </w:t>
-      </w:r>
-      <w:hyperlink w:anchor="fig-3">
+        <w:t xml:space="preserve">A). This positive interaction entails that the system (i.e. planning vs. preference) with the strongest signal influences participants’ choices the most: when participants preferences are strong and decision values are close to 0, participants follow their preferences and vice versa. This effect can be seen when the sign of preferences and DV are opposed (one suggests accepting and the other rejecting or vice versa), as participants choice should either reflect preference or planning depending on their relative strength. To visualize this effect, we plotted participants response as a function of preference and (fitted) decision values with focus on the off diagonal quadrant, where the sign of preferences and decision values are opposed (see</w:t>
+      </w:r>
+      <w:r>
+        <w:t xml:space="preserve"> </w:t>
+      </w:r>
+      <w:hyperlink w:anchor="fig-pref-planning-interaction">
         <w:r>
           <w:rPr>
             <w:rStyle w:val="Hyperlink"/>
@@ -5197,7 +5396,7 @@
         <w:t xml:space="preserve"> </w:t>
       </w:r>
       <w:r>
-        <w:t xml:space="preserve">B depicts participants responses as a function of decision values and fitted preferences, the grey dots represent trials in which both the preferences and decision values were matched (either both positive or both negative), while colored markers indicate trials in which preferences and decision values were misaligned, color coded by participants responses (green triangles: accept, yellow hexagon: reject). Importantly, rejected trials in the upper left quadrant of the figure indicate that participans responses follows the decision values but goes against the preference, while accepting indicates that participants actions follows the preference to the detriment of the decision values, and vice versa in the bottom right quadrant.</w:t>
+        <w:t xml:space="preserve">B).</w:t>
       </w:r>
     </w:p>
     <w:p>
@@ -5205,24 +5404,7 @@
         <w:pStyle w:val="BodyText"/>
       </w:pPr>
       <w:r>
-        <w:t xml:space="preserve">As we can see from</w:t>
-      </w:r>
-      <w:r>
-        <w:t xml:space="preserve"> </w:t>
-      </w:r>
-      <w:hyperlink w:anchor="fig-3">
-        <w:r>
-          <w:rPr>
-            <w:rStyle w:val="Hyperlink"/>
-          </w:rPr>
-          <w:t xml:space="preserve">Figure 3</w:t>
-        </w:r>
-      </w:hyperlink>
-      <w:r>
-        <w:t xml:space="preserve"> </w:t>
-      </w:r>
-      <w:r>
-        <w:t xml:space="preserve">B, when preferences are positive and decision values negative (top left quadrant), participants tend to accept the offer when the decision values are close to zero, reflected in the green triangles data points clustering towards 0 on the x axis. In contrast, participants tend to reject the reward more often when the decision values grow more negative, illustrated by the increased number of yellow dots on the left extremities of the top left quadrant. Similarly, when decision values are positive and preferences negative (bottom right quadrant), participants tend to reject the offer more often when the decision values are small, and accept the offer more often when the decision values grow larger (though the number of samples is much lower in this quadrant). These observations reflect the positive interaction between preferences entropy and decision values, indicating that participants rely more on preferences when decision values are close to 0 and vice versa.</w:t>
+        <w:t xml:space="preserve">In this figure, we can see that accept and rejected trials cluster in particular ways in the top left and bottom right quadrants. In the top left quadrant, accepting an offer (green triangles) indicate that participants follow their preferences over the DV. There, participants accept offers at increasing decision values as preferences grow larger, while they reject offers (yellow hexagon) at increasing preference values as the decision values grow larger. In contrast, in the bottom right quadrant, accepting an offer implies that participants follow planning. In this quadrant, we can see the opposite relationship: participants reject offers at increasing DV when their preferences grow larger and vice versa for larger DV. These results reflect our interaction term, by showing that participants rely on one signal over the other based on their relative strengths.</w:t>
       </w:r>
     </w:p>
     <w:p>
@@ -5264,7 +5446,7 @@
       <w:tr>
         <w:tc>
           <w:tcPr/>
-          <w:bookmarkStart w:id="30" w:name="fig-3"/>
+          <w:bookmarkStart w:id="40" w:name="fig-pref-planning-interaction"/>
           <w:p>
             <w:pPr>
               <w:pStyle w:val="Compact"/>
@@ -5273,20 +5455,20 @@
             <w:r>
               <w:drawing>
                 <wp:inline>
-                  <wp:extent cx="5334000" cy="3997124"/>
+                  <wp:extent cx="5334000" cy="5341046"/>
                   <wp:effectExtent b="0" l="0" r="0" t="0"/>
-                  <wp:docPr descr="" title="" id="28" name="Picture"/>
+                  <wp:docPr descr="" title="" id="38" name="Picture"/>
                   <a:graphic>
                     <a:graphicData uri="http://schemas.openxmlformats.org/drawingml/2006/picture">
                       <pic:pic>
                         <pic:nvPicPr>
-                          <pic:cNvPr descr="index_files/figure-docx/fig-3-output-1.png" id="29" name="Picture"/>
+                          <pic:cNvPr descr="index_files/figure-docx/fig-pref-planning-interaction-output-1.png" id="39" name="Picture"/>
                           <pic:cNvPicPr>
                             <a:picLocks noChangeArrowheads="1" noChangeAspect="1"/>
                           </pic:cNvPicPr>
                         </pic:nvPicPr>
                         <pic:blipFill>
-                          <a:blip r:embed="rId27"/>
+                          <a:blip r:embed="rId37"/>
                           <a:stretch>
                             <a:fillRect/>
                           </a:stretch>
@@ -5294,7 +5476,7 @@
                         <pic:spPr bwMode="auto">
                           <a:xfrm>
                             <a:off x="0" y="0"/>
-                            <a:ext cx="5334000" cy="3997124"/>
+                            <a:ext cx="5334000" cy="5341046"/>
                           </a:xfrm>
                           <a:prstGeom prst="rect">
                             <a:avLst/>
@@ -5326,7 +5508,7 @@
               <w:t xml:space="preserve">Figure 3: Interaction between preferences and decision values. (A) Posterior probability of the interaction parameter of the preference model (B) Shows participants responses as a function of decision values and preference scores. On the off diagonal quadrant (top left and bottom right), the dot color indicate whether participants accepted the reward (green triangles) or rejected the reward (yellow octogons). The number in the legend indicate hte number of trials of the corresponding colors.</w:t>
             </w:r>
           </w:p>
-          <w:bookmarkEnd w:id="30"/>
+          <w:bookmarkEnd w:id="40"/>
         </w:tc>
       </w:tr>
     </w:tbl>
@@ -5356,14 +5538,411 @@
         </w:r>
       </w:hyperlink>
     </w:p>
-    <w:bookmarkEnd w:id="31"/>
-    <w:bookmarkStart w:id="36" w:name="reaction-times"/>
+    <w:p>
+      <w:pPr>
+        <w:pStyle w:val="BodyText"/>
+      </w:pPr>
+      <w:r>
+        <w:t xml:space="preserve">We would further expected the parameters of our model to be predictive of participants performance. Larger</w:t>
+      </w:r>
+      <w:r>
+        <w:t xml:space="preserve"> </w:t>
+      </w:r>
+      <m:oMath>
+        <m:sSub>
+          <m:e>
+            <m:r>
+              <m:t>β</m:t>
+            </m:r>
+          </m:e>
+          <m:sub>
+            <m:r>
+              <m:t>p</m:t>
+            </m:r>
+            <m:r>
+              <m:t>l</m:t>
+            </m:r>
+            <m:r>
+              <m:t>a</m:t>
+            </m:r>
+            <m:r>
+              <m:t>n</m:t>
+            </m:r>
+            <m:r>
+              <m:t>n</m:t>
+            </m:r>
+            <m:r>
+              <m:t>i</m:t>
+            </m:r>
+            <m:r>
+              <m:t>n</m:t>
+            </m:r>
+            <m:r>
+              <m:t>g</m:t>
+            </m:r>
+          </m:sub>
+        </m:sSub>
+      </m:oMath>
+      <w:r>
+        <w:t xml:space="preserve"> </w:t>
+      </w:r>
+      <w:r>
+        <w:t xml:space="preserve">values indicate larger reliance on planning on average, which should translate to better performances, as following planning exactly should yield the highest possible return. In contrast, we would expect that participants with stronger priors should obtain lower return, as in contrast to planning, preferences might be wrong (i.e. induce participants to choose an action that does not maximize reward). However, the</w:t>
+      </w:r>
+      <w:r>
+        <w:t xml:space="preserve"> </w:t>
+      </w:r>
+      <m:oMath>
+        <m:sSub>
+          <m:e>
+            <m:r>
+              <m:t>β</m:t>
+            </m:r>
+          </m:e>
+          <m:sub>
+            <m:r>
+              <m:t>i</m:t>
+            </m:r>
+            <m:r>
+              <m:t>n</m:t>
+            </m:r>
+            <m:r>
+              <m:t>t</m:t>
+            </m:r>
+            <m:r>
+              <m:t>e</m:t>
+            </m:r>
+            <m:r>
+              <m:t>r</m:t>
+            </m:r>
+            <m:r>
+              <m:t>a</m:t>
+            </m:r>
+            <m:r>
+              <m:t>c</m:t>
+            </m:r>
+            <m:r>
+              <m:t>t</m:t>
+            </m:r>
+            <m:r>
+              <m:t>i</m:t>
+            </m:r>
+            <m:r>
+              <m:t>o</m:t>
+            </m:r>
+            <m:r>
+              <m:t>n</m:t>
+            </m:r>
+          </m:sub>
+        </m:sSub>
+      </m:oMath>
+      <w:r>
+        <w:t xml:space="preserve">, which encodes the degree of contingency between planning and preferences should also be predictive of performance. Indeed, low</w:t>
+      </w:r>
+      <w:r>
+        <w:t xml:space="preserve"> </w:t>
+      </w:r>
+      <m:oMath>
+        <m:sSub>
+          <m:e>
+            <m:r>
+              <m:t>β</m:t>
+            </m:r>
+          </m:e>
+          <m:sub>
+            <m:r>
+              <m:t>i</m:t>
+            </m:r>
+            <m:r>
+              <m:t>n</m:t>
+            </m:r>
+            <m:r>
+              <m:t>t</m:t>
+            </m:r>
+            <m:r>
+              <m:t>e</m:t>
+            </m:r>
+            <m:r>
+              <m:t>r</m:t>
+            </m:r>
+            <m:r>
+              <m:t>a</m:t>
+            </m:r>
+            <m:r>
+              <m:t>c</m:t>
+            </m:r>
+            <m:r>
+              <m:t>t</m:t>
+            </m:r>
+            <m:r>
+              <m:t>i</m:t>
+            </m:r>
+            <m:r>
+              <m:t>o</m:t>
+            </m:r>
+            <m:r>
+              <m:t>n</m:t>
+            </m:r>
+          </m:sub>
+        </m:sSub>
+      </m:oMath>
+      <w:r>
+        <w:t xml:space="preserve"> </w:t>
+      </w:r>
+      <w:r>
+        <w:t xml:space="preserve">would indicate that participants rely on planning regardless of their preferences, which should lead to higher returns.</w:t>
+      </w:r>
+    </w:p>
+    <w:p>
+      <w:pPr>
+        <w:pStyle w:val="BodyText"/>
+      </w:pPr>
+      <w:r>
+        <w:t xml:space="preserve">Accordingly, we predicted that that</w:t>
+      </w:r>
+      <w:r>
+        <w:t xml:space="preserve"> </w:t>
+      </w:r>
+      <m:oMath>
+        <m:sSub>
+          <m:e>
+            <m:r>
+              <m:t>β</m:t>
+            </m:r>
+          </m:e>
+          <m:sub>
+            <m:r>
+              <m:t>p</m:t>
+            </m:r>
+            <m:r>
+              <m:t>l</m:t>
+            </m:r>
+            <m:r>
+              <m:t>a</m:t>
+            </m:r>
+            <m:r>
+              <m:t>n</m:t>
+            </m:r>
+            <m:r>
+              <m:t>n</m:t>
+            </m:r>
+            <m:r>
+              <m:t>i</m:t>
+            </m:r>
+            <m:r>
+              <m:t>n</m:t>
+            </m:r>
+            <m:r>
+              <m:t>g</m:t>
+            </m:r>
+          </m:sub>
+        </m:sSub>
+      </m:oMath>
+      <w:r>
+        <w:t xml:space="preserve"> </w:t>
+      </w:r>
+      <w:r>
+        <w:t xml:space="preserve">should be positively correlated with return, while</w:t>
+      </w:r>
+      <w:r>
+        <w:t xml:space="preserve"> </w:t>
+      </w:r>
+      <m:oMath>
+        <m:sSub>
+          <m:e>
+            <m:r>
+              <m:t>β</m:t>
+            </m:r>
+          </m:e>
+          <m:sub>
+            <m:r>
+              <m:t>i</m:t>
+            </m:r>
+            <m:r>
+              <m:t>n</m:t>
+            </m:r>
+            <m:r>
+              <m:t>t</m:t>
+            </m:r>
+            <m:r>
+              <m:t>e</m:t>
+            </m:r>
+            <m:r>
+              <m:t>r</m:t>
+            </m:r>
+            <m:r>
+              <m:t>a</m:t>
+            </m:r>
+            <m:r>
+              <m:t>c</m:t>
+            </m:r>
+            <m:r>
+              <m:t>t</m:t>
+            </m:r>
+            <m:r>
+              <m:t>i</m:t>
+            </m:r>
+            <m:r>
+              <m:t>o</m:t>
+            </m:r>
+            <m:r>
+              <m:t>n</m:t>
+            </m:r>
+          </m:sub>
+        </m:sSub>
+      </m:oMath>
+      <w:r>
+        <w:t xml:space="preserve"> </w:t>
+      </w:r>
+      <w:r>
+        <w:t xml:space="preserve">and preferences entropy should be negatively correlated. In line with our prediction, we observed a positive correlation between</w:t>
+      </w:r>
+      <w:r>
+        <w:t xml:space="preserve"> </w:t>
+      </w:r>
+      <m:oMath>
+        <m:sSub>
+          <m:e>
+            <m:r>
+              <m:t>β</m:t>
+            </m:r>
+          </m:e>
+          <m:sub>
+            <m:r>
+              <m:t>p</m:t>
+            </m:r>
+            <m:r>
+              <m:t>l</m:t>
+            </m:r>
+            <m:r>
+              <m:t>a</m:t>
+            </m:r>
+            <m:r>
+              <m:t>n</m:t>
+            </m:r>
+            <m:r>
+              <m:t>n</m:t>
+            </m:r>
+            <m:r>
+              <m:t>i</m:t>
+            </m:r>
+            <m:r>
+              <m:t>n</m:t>
+            </m:r>
+            <m:r>
+              <m:t>g</m:t>
+            </m:r>
+          </m:sub>
+        </m:sSub>
+      </m:oMath>
+      <w:r>
+        <w:t xml:space="preserve"> </w:t>
+      </w:r>
+      <w:r>
+        <w:t xml:space="preserve">and return (r=0.59, p=0.000), validating that participants who rely more on planning get larger return (</w:t>
+      </w:r>
+      <w:hyperlink w:anchor="fig-pref-planning-interaction">
+        <w:r>
+          <w:rPr>
+            <w:rStyle w:val="Hyperlink"/>
+          </w:rPr>
+          <w:t xml:space="preserve">Figure 3</w:t>
+        </w:r>
+      </w:hyperlink>
+      <w:r>
+        <w:t xml:space="preserve"> </w:t>
+      </w:r>
+      <w:r>
+        <w:t xml:space="preserve">C). We also observed a negative (though only marginally significant, r=-0.30, p=0.064) between preferences entropy and participants return, indicating that participants with stronger preferences tend to perform less well in the task. However, contradictory to what we had expected, we observed that</w:t>
+      </w:r>
+      <w:r>
+        <w:t xml:space="preserve"> </w:t>
+      </w:r>
+      <m:oMath>
+        <m:sSub>
+          <m:e>
+            <m:r>
+              <m:t>β</m:t>
+            </m:r>
+          </m:e>
+          <m:sub>
+            <m:r>
+              <m:t>i</m:t>
+            </m:r>
+            <m:r>
+              <m:t>n</m:t>
+            </m:r>
+            <m:r>
+              <m:t>t</m:t>
+            </m:r>
+            <m:r>
+              <m:t>e</m:t>
+            </m:r>
+            <m:r>
+              <m:t>r</m:t>
+            </m:r>
+            <m:r>
+              <m:t>a</m:t>
+            </m:r>
+            <m:r>
+              <m:t>c</m:t>
+            </m:r>
+            <m:r>
+              <m:t>t</m:t>
+            </m:r>
+            <m:r>
+              <m:t>i</m:t>
+            </m:r>
+            <m:r>
+              <m:t>o</m:t>
+            </m:r>
+            <m:r>
+              <m:t>n</m:t>
+            </m:r>
+          </m:sub>
+        </m:sSub>
+      </m:oMath>
+      <w:r>
+        <w:t xml:space="preserve"> </w:t>
+      </w:r>
+      <w:r>
+        <w:t xml:space="preserve">is strongly positively correlated with return (r=0.66, p=0.000), indicating that participants whose planning is strongly contingent on their preferences perform better in the task.</w:t>
+      </w:r>
+    </w:p>
+    <w:p>
+      <w:pPr>
+        <w:pStyle w:val="BodyText"/>
+      </w:pPr>
+      <w:r>
+        <w:rPr>
+          <w:vertAlign w:val="subscript"/>
+        </w:rPr>
+        <w:t xml:space="preserve">Source:</w:t>
+      </w:r>
+      <w:r>
+        <w:rPr>
+          <w:vertAlign w:val="subscript"/>
+        </w:rPr>
+        <w:t xml:space="preserve"> </w:t>
+      </w:r>
+      <w:hyperlink r:id="rId9">
+        <w:r>
+          <w:rPr>
+            <w:rStyle w:val="Hyperlink"/>
+            <w:vertAlign w:val="subscript"/>
+          </w:rPr>
+          <w:t xml:space="preserve">Article Notebook</w:t>
+        </w:r>
+      </w:hyperlink>
+    </w:p>
+    <w:bookmarkEnd w:id="41"/>
+    <w:bookmarkStart w:id="46" w:name="experimental-factors-relevance"/>
     <w:p>
       <w:pPr>
         <w:pStyle w:val="Heading3"/>
       </w:pPr>
       <w:r>
-        <w:t xml:space="preserve">3.2 Reaction times</w:t>
+        <w:t xml:space="preserve">3.2 Experimental factors relevance</w:t>
       </w:r>
     </w:p>
     <w:p>
@@ -5371,61 +5950,31 @@
         <w:pStyle w:val="FirstParagraph"/>
       </w:pPr>
       <w:r>
-        <w:t xml:space="preserve">In a task as large as ours (448 single states), computing the exact value associated with each state is costly. In comparison, preferences, are presumably readily available to the participants, or require minimal computation. The interaction between the two observed at the responses levels suggests that participant control the planning demands depending on the strength of their preferences, such that if their preferences are really strong in a particular state, they would dedicate less effort to forward planning. Indeed,</w:t>
-      </w:r>
-      <w:r>
-        <w:t xml:space="preserve"> </w:t>
-      </w:r>
-      <w:r>
-        <w:t xml:space="preserve">Ott et al. (2022a)</w:t>
-      </w:r>
-      <w:r>
-        <w:t xml:space="preserve"> </w:t>
-      </w:r>
-      <w:r>
-        <w:t xml:space="preserve">observed that RT grew significantly more rapidly in intermediate offers as a function of the magnitude of decision values compared to extreme offers, indicating that participants dedicate less cognitive effort to the extreme offers, which they interpret as evidence that these constitute two distinct contexts.</w:t>
+        <w:t xml:space="preserve">We observed that both response selection and reaction time reflect value-based combined with preferences and that these preferences themselves reflect the structure of the task. Specifically, our results suggest that participants have preferences related to each factors of the task that then get combined to generate a composite preference score in a given state. Importantly, not all features of the task are weighted equally. Indeed, we can see in</w:t>
+      </w:r>
+      <w:r>
+        <w:t xml:space="preserve"> </w:t>
+      </w:r>
+      <w:hyperlink w:anchor="fig-choicemdl">
+        <w:r>
+          <w:rPr>
+            <w:rStyle w:val="Hyperlink"/>
+          </w:rPr>
+          <w:t xml:space="preserve">Figure 2</w:t>
+        </w:r>
+      </w:hyperlink>
+      <w:r>
+        <w:t xml:space="preserve"> </w:t>
+      </w:r>
+      <w:r>
+        <w:t xml:space="preserve">C that the parameters associated with offers and energy weight higher than cost in the preference. To further characterize these differences, we compared models in which the preferences associated with each factor of our task were removed one at a time.</w:t>
       </w:r>
     </w:p>
     <w:p>
       <w:pPr>
         <w:pStyle w:val="BodyText"/>
       </w:pPr>
-      <w:r>
-        <w:t xml:space="preserve">Importantly, these differences in RT patterns observed between intermediate and extreme offers might in fact be driven by differences in overall preference strength between both these conditions rather than these conditions being treated as separate contexts. In other words, we hypothesized that participants investement in forward planning depends on the strength of their preferences, and we therefore predicted that reaction time (indexing forward planning) should reflect the strength of the decision values and of their preferences as well as the interaction between the two rather than an interaction between decision values and intermediate offers (as was found in</w:t>
-      </w:r>
-      <w:r>
-        <w:t xml:space="preserve"> </w:t>
-      </w:r>
-      <w:r>
-        <w:t xml:space="preserve">Ott et al. (2022a)</w:t>
-      </w:r>
-      <w:r>
-        <w:t xml:space="preserve">). Specifically, we expect a positive interaction between conflict (i.e. negative amplitude of the decision values) and the preference entropy, indicating that participants reaction time increase more rapidly as a function of decision values when preferences are weak (i.e. entropy is high).</w:t>
-      </w:r>
-    </w:p>
-    <w:p>
-      <w:pPr>
-        <w:pStyle w:val="BodyText"/>
-      </w:pPr>
-      <w:r>
-        <w:t xml:space="preserve">In line with this prediction, modelling reaction time as a function of preferences and conflict as well as the interaction between the two performs better than</w:t>
-      </w:r>
-      <w:r>
-        <w:t xml:space="preserve"> </w:t>
-      </w:r>
-      <w:r>
-        <w:t xml:space="preserve">Ott et al. (2022a)</w:t>
-      </w:r>
-      <w:r>
-        <w:t xml:space="preserve"> </w:t>
-      </w:r>
-      <w:r>
-        <w:t xml:space="preserve">original model (see</w:t>
-      </w:r>
-      <w:r>
-        <w:t xml:space="preserve"> </w:t>
-      </w:r>
-      <w:hyperlink w:anchor="fig-4">
+      <w:hyperlink w:anchor="fig-5">
         <w:r>
           <w:rPr>
             <w:rStyle w:val="Hyperlink"/>
@@ -5437,42 +5986,60 @@
         <w:t xml:space="preserve"> </w:t>
       </w:r>
       <w:r>
-        <w:t xml:space="preserve">A). We observed a positive interaction effect between preferences entropy and conflict (see</w:t>
-      </w:r>
-      <w:r>
-        <w:t xml:space="preserve"> </w:t>
-      </w:r>
-      <w:hyperlink w:anchor="fig-4">
+        <w:t xml:space="preserve">displays the difference in fit between the full preference model against models in which the preferences related to each experimental factor was removed, larger values indicate that the factor account for a more important proportion of the full model’s fit. These results indicate that energy followed by offer have a much larger impact on participants final responses, whereas costs related preferences have a small impact on the overall fit.</w:t>
+      </w:r>
+    </w:p>
+    <w:p>
+      <w:pPr>
+        <w:pStyle w:val="BodyText"/>
+      </w:pPr>
+      <w:r>
+        <w:rPr>
+          <w:vertAlign w:val="subscript"/>
+        </w:rPr>
+        <w:t xml:space="preserve">Source:</w:t>
+      </w:r>
+      <w:r>
+        <w:rPr>
+          <w:vertAlign w:val="subscript"/>
+        </w:rPr>
+        <w:t xml:space="preserve"> </w:t>
+      </w:r>
+      <w:hyperlink r:id="rId9">
         <w:r>
           <w:rPr>
             <w:rStyle w:val="Hyperlink"/>
+            <w:vertAlign w:val="subscript"/>
           </w:rPr>
-          <w:t xml:space="preserve">Figure 4</w:t>
+          <w:t xml:space="preserve">Article Notebook</w:t>
         </w:r>
       </w:hyperlink>
-      <w:r>
-        <w:t xml:space="preserve"> </w:t>
-      </w:r>
-      <w:r>
-        <w:t xml:space="preserve">B), indicating that participants reaction time is more strongly dependent on decision values when preferences are weak (i.e. high preference entropy, see</w:t>
-      </w:r>
-      <w:r>
-        <w:t xml:space="preserve"> </w:t>
-      </w:r>
-      <w:hyperlink w:anchor="fig-4">
+    </w:p>
+    <w:p>
+      <w:pPr>
+        <w:pStyle w:val="BodyText"/>
+      </w:pPr>
+      <w:r>
+        <w:rPr>
+          <w:vertAlign w:val="subscript"/>
+        </w:rPr>
+        <w:t xml:space="preserve">Source:</w:t>
+      </w:r>
+      <w:r>
+        <w:rPr>
+          <w:vertAlign w:val="subscript"/>
+        </w:rPr>
+        <w:t xml:space="preserve"> </w:t>
+      </w:r>
+      <w:hyperlink r:id="rId9">
         <w:r>
           <w:rPr>
             <w:rStyle w:val="Hyperlink"/>
+            <w:vertAlign w:val="subscript"/>
           </w:rPr>
-          <w:t xml:space="preserve">Figure 4</w:t>
+          <w:t xml:space="preserve">Article Notebook</w:t>
         </w:r>
       </w:hyperlink>
-      <w:r>
-        <w:t xml:space="preserve"> </w:t>
-      </w:r>
-      <w:r>
-        <w:t xml:space="preserve">C). Combined with the response choice models, these results reveal that the participants decreased accuracy and reaction time in extreme offers compared to intermediate offers reflects participants stronger preferences in these conditions.</w:t>
-      </w:r>
     </w:p>
     <w:p>
       <w:pPr>
@@ -5513,7 +6080,7 @@
       <w:tr>
         <w:tc>
           <w:tcPr/>
-          <w:bookmarkStart w:id="35" w:name="fig-4"/>
+          <w:bookmarkStart w:id="45" w:name="fig-5"/>
           <w:p>
             <w:pPr>
               <w:pStyle w:val="Compact"/>
@@ -5522,20 +6089,20 @@
             <w:r>
               <w:drawing>
                 <wp:inline>
-                  <wp:extent cx="5334000" cy="4005583"/>
+                  <wp:extent cx="5334000" cy="4054479"/>
                   <wp:effectExtent b="0" l="0" r="0" t="0"/>
-                  <wp:docPr descr="" title="" id="33" name="Picture"/>
+                  <wp:docPr descr="" title="" id="43" name="Picture"/>
                   <a:graphic>
                     <a:graphicData uri="http://schemas.openxmlformats.org/drawingml/2006/picture">
                       <pic:pic>
                         <pic:nvPicPr>
-                          <pic:cNvPr descr="index_files/figure-docx/fig-4-output-2.png" id="34" name="Picture"/>
+                          <pic:cNvPr descr="index_files/figure-docx/fig-5-output-1.png" id="44" name="Picture"/>
                           <pic:cNvPicPr>
                             <a:picLocks noChangeArrowheads="1" noChangeAspect="1"/>
                           </pic:cNvPicPr>
                         </pic:nvPicPr>
                         <pic:blipFill>
-                          <a:blip r:embed="rId32"/>
+                          <a:blip r:embed="rId42"/>
                           <a:stretch>
                             <a:fillRect/>
                           </a:stretch>
@@ -5543,7 +6110,7 @@
                         <pic:spPr bwMode="auto">
                           <a:xfrm>
                             <a:off x="0" y="0"/>
-                            <a:ext cx="5334000" cy="4005583"/>
+                            <a:ext cx="5334000" cy="4054479"/>
                           </a:xfrm>
                           <a:prstGeom prst="rect">
                             <a:avLst/>
@@ -5572,10 +6139,10 @@
               <w:pStyle w:val="ImageCaption"/>
             </w:pPr>
             <w:r>
-              <w:t xml:space="preserve">Figure 4: Results of reaction time models. (A) Comparison of the model of RT as a function of decision values and intermediate offer against the model of RT as a function of decision values and preferences. (B) Posterior distribution of the fitted parameter. (C) Posterior predictive curve depicting the predicted reaction time as a function of the conflict values, separately for preference entropy of 0, 0.5 and 1.0</w:t>
+              <w:t xml:space="preserve">Figure 4: Importance of each parameters in participants response and optimal solution. (A) Difference in fit between the full preference model and models in which each of the experimental factors were removed from preference estimations. Values closer to 0 indicate that the factor does not lead to a strong improvement of the model fit (i.e. the factor weight less in participants final decision). (B) Relative expected return of reduced MDPs in which each of the factors were removed. Values closer to 1 indicate that the factor does not lead to a strong decrease in the expected return (i.e. the factor weight less in the optimal solution). The strong impact of energy on return is to be expected, as participants treating all energy levels the same (i.e. only one average energy level) would accept offers more often than they should, quickly running out of energy and not be able to obtain rewards in the future. Similarly, participants who ignore offer would not preferentially accept large offer and therefore sacrifice energy when it would be best to keep it to accept future rewards.</w:t>
             </w:r>
           </w:p>
-          <w:bookmarkEnd w:id="35"/>
+          <w:bookmarkEnd w:id="45"/>
         </w:tc>
       </w:tr>
     </w:tbl>
@@ -5605,58 +6172,46 @@
         </w:r>
       </w:hyperlink>
     </w:p>
-    <w:bookmarkEnd w:id="36"/>
-    <w:bookmarkStart w:id="41" w:name="variables-weighting"/>
-    <w:p>
-      <w:pPr>
-        <w:pStyle w:val="Heading3"/>
-      </w:pPr>
-      <w:r>
-        <w:t xml:space="preserve">3.3 Variables weighting</w:t>
-      </w:r>
-    </w:p>
-    <w:p>
-      <w:pPr>
-        <w:pStyle w:val="FirstParagraph"/>
-      </w:pPr>
-      <w:r>
-        <w:t xml:space="preserve">We observed that both response selection and reaction time reflect value-based combined with preferences and that these preferences themselves reflect the structure of the task. Specifically, our results suggest that participants have preferences related to each factors of the task that then get combined to generate a composite preference score in a given state. Importantly, not all features of the task are weighted equally. Indeed, we can see in</w:t>
-      </w:r>
-      <w:r>
-        <w:t xml:space="preserve"> </w:t>
-      </w:r>
-      <w:hyperlink w:anchor="fig-2">
-        <w:r>
-          <w:rPr>
-            <w:rStyle w:val="Hyperlink"/>
-          </w:rPr>
-          <w:t xml:space="preserve">Figure 2</w:t>
-        </w:r>
-      </w:hyperlink>
-      <w:r>
-        <w:t xml:space="preserve"> </w:t>
-      </w:r>
-      <w:r>
-        <w:t xml:space="preserve">C that the parameters associated with offers and energy weight higher than cost in the preference. To further characterize these differences, we compared models in which the preferences associated with each factor of our task were removed one at a time.</w:t>
-      </w:r>
-    </w:p>
     <w:p>
       <w:pPr>
         <w:pStyle w:val="BodyText"/>
       </w:pPr>
+      <w:r>
+        <w:t xml:space="preserve">This differential weighting of experimental factors might reflect a general bias towards certain features (such as reward and energy) over others, due to their overall relevance in the environment. Alternatively, these may reflect that based on the structure of our task, certain features might be more relevant than others to maximize rewards, such that when ignoring more relevant dimensions of the task when planning leads to larger reward loss than others. If that is the case, an agent with limited processing capabilities should attend to this features more</w:t>
+      </w:r>
+      <w:r>
+        <w:t xml:space="preserve"> </w:t>
+      </w:r>
+      <w:r>
+        <w:t xml:space="preserve">(Ho et al. 2022)</w:t>
+      </w:r>
+      <w:r>
+        <w:t xml:space="preserve">, which might be what the differential weighting of participants’ preferences reflect.</w:t>
+      </w:r>
+    </w:p>
+    <w:p>
+      <w:pPr>
+        <w:pStyle w:val="BodyText"/>
+      </w:pPr>
+      <w:r>
+        <w:t xml:space="preserve">To provide supporting evidence for the latter claim, we computed the expected return from simplified representations of the task in which each experimental factor is omitted one at a time, to quantify the loss in reward associated with ignoring it. The results are shown in</w:t>
+      </w:r>
+      <w:r>
+        <w:t xml:space="preserve"> </w:t>
+      </w:r>
       <w:hyperlink w:anchor="fig-5">
         <w:r>
           <w:rPr>
             <w:rStyle w:val="Hyperlink"/>
           </w:rPr>
-          <w:t xml:space="preserve">Figure 5</w:t>
+          <w:t xml:space="preserve">Figure 4</w:t>
         </w:r>
       </w:hyperlink>
       <w:r>
         <w:t xml:space="preserve"> </w:t>
       </w:r>
       <w:r>
-        <w:t xml:space="preserve">displays the difference in fit between the full preference model against models in which the preferences related to each experimental factor was removed, larger values indicate that the factor account for a more important proportion of the full model’s fit. These results indicate that energy followed by offer have a much larger impact on participants final responses, whereas costs related preferences have a small impact on the overall fit.</w:t>
+        <w:t xml:space="preserve">B. We observe that order of the factors in terms of their relevance for returns is reminescent of participants’s weighting of those factors in their preferences. Indeed, both current and future costs have relatively low impact on the overall return, while offer and more critically energy have a larger impact, which reflects preferences weighting. While this does not constitute definitive evidence, these results suggests that participants preferences might not only reflect bias based on previous experience in their environment, but might also be adapted to the structure of the task.</w:t>
       </w:r>
     </w:p>
     <w:p>
@@ -5685,6 +6240,83 @@
         </w:r>
       </w:hyperlink>
     </w:p>
+    <w:bookmarkEnd w:id="46"/>
+    <w:bookmarkStart w:id="51" w:name="reaction-times"/>
+    <w:p>
+      <w:pPr>
+        <w:pStyle w:val="Heading3"/>
+      </w:pPr>
+      <w:r>
+        <w:t xml:space="preserve">3.3 Reaction times</w:t>
+      </w:r>
+    </w:p>
+    <w:p>
+      <w:pPr>
+        <w:pStyle w:val="FirstParagraph"/>
+      </w:pPr>
+      <w:r>
+        <w:t xml:space="preserve">As the extent to which participants engage in planning should be refected in participants RT, we predicted that participants RT should reflect the difference in long term value (i.e. conflict) associated with each action (as planning is facilitated when the value of accept and reject are clearly distinct), preferences associated with each state (as stronger preferences should be associated with less planning) and the interaction between the two (as the planning facilitations associated conflict should be expressed more when participants preferences are weak).</w:t>
+      </w:r>
+    </w:p>
+    <w:p>
+      <w:pPr>
+        <w:pStyle w:val="BodyText"/>
+      </w:pPr>
+      <w:r>
+        <w:t xml:space="preserve">In line with our prediction, we observed that participants RT was best captured by considering the difference in value between actions, the strength of participants preferences and the interaction between the two (see</w:t>
+      </w:r>
+      <w:r>
+        <w:t xml:space="preserve"> </w:t>
+      </w:r>
+      <w:hyperlink w:anchor="fig-rt">
+        <w:r>
+          <w:rPr>
+            <w:rStyle w:val="Hyperlink"/>
+          </w:rPr>
+          <w:t xml:space="preserve">Figure 5</w:t>
+        </w:r>
+      </w:hyperlink>
+      <w:r>
+        <w:t xml:space="preserve"> </w:t>
+      </w:r>
+      <w:r>
+        <w:t xml:space="preserve">A). The positive interaction (see</w:t>
+      </w:r>
+      <w:r>
+        <w:t xml:space="preserve"> </w:t>
+      </w:r>
+      <w:hyperlink w:anchor="fig-rt">
+        <w:r>
+          <w:rPr>
+            <w:rStyle w:val="Hyperlink"/>
+          </w:rPr>
+          <w:t xml:space="preserve">Figure 5</w:t>
+        </w:r>
+      </w:hyperlink>
+      <w:r>
+        <w:t xml:space="preserve"> </w:t>
+      </w:r>
+      <w:r>
+        <w:t xml:space="preserve">B) between conflict and preferences indicate that the dependence of planning on the degree of conflict is further modulated by the strength of participants’ preferences. As can be seen in</w:t>
+      </w:r>
+      <w:r>
+        <w:t xml:space="preserve"> </w:t>
+      </w:r>
+      <w:hyperlink w:anchor="fig-rt">
+        <w:r>
+          <w:rPr>
+            <w:rStyle w:val="Hyperlink"/>
+          </w:rPr>
+          <w:t xml:space="preserve">Figure 5</w:t>
+        </w:r>
+      </w:hyperlink>
+      <w:r>
+        <w:t xml:space="preserve"> </w:t>
+      </w:r>
+      <w:r>
+        <w:t xml:space="preserve">C, planning depends little on conflict when preferences are strong (entropy close to 0), but increasingly when preferences grow weaker (preference entropy of 0.5 or 1.0). Combined with the choice model, these results indicate that participants engage in forward planning only to reduce the current uncertainty in their choice if their prior are not precise enough.</w:t>
+      </w:r>
+    </w:p>
     <w:p>
       <w:pPr>
         <w:pStyle w:val="BodyText"/>
@@ -5711,6 +6343,473 @@
         </w:r>
       </w:hyperlink>
     </w:p>
+    <w:tbl>
+      <w:tblPr>
+        <w:tblStyle w:val="Table"/>
+        <w:tblW w:type="auto" w:w="0"/>
+        <w:tblLook w:firstRow="1" w:lastRow="0" w:firstColumn="0" w:lastColumn="0" w:noHBand="0" w:noVBand="0" w:val="0020"/>
+      </w:tblPr>
+      <w:tblGrid>
+        <w:gridCol w:w="792"/>
+        <w:gridCol w:w="792"/>
+        <w:gridCol w:w="792"/>
+        <w:gridCol w:w="792"/>
+        <w:gridCol w:w="792"/>
+        <w:gridCol w:w="792"/>
+        <w:gridCol w:w="792"/>
+        <w:gridCol w:w="792"/>
+        <w:gridCol w:w="792"/>
+        <w:gridCol w:w="792"/>
+      </w:tblGrid>
+      <w:tr>
+        <w:trPr>
+          <w:tblHeader w:val="on"/>
+        </w:trPr>
+        <w:tc>
+          <w:tcPr/>
+          <w:p>
+            <w:pPr>
+              <w:pStyle w:val="Compact"/>
+            </w:pPr>
+          </w:p>
+        </w:tc>
+        <w:tc>
+          <w:tcPr/>
+          <w:p>
+            <w:pPr>
+              <w:pStyle w:val="Compact"/>
+            </w:pPr>
+            <w:r>
+              <w:t xml:space="preserve">rank</w:t>
+            </w:r>
+          </w:p>
+        </w:tc>
+        <w:tc>
+          <w:tcPr/>
+          <w:p>
+            <w:pPr>
+              <w:pStyle w:val="Compact"/>
+            </w:pPr>
+            <w:r>
+              <w:t xml:space="preserve">elpd_loo</w:t>
+            </w:r>
+          </w:p>
+        </w:tc>
+        <w:tc>
+          <w:tcPr/>
+          <w:p>
+            <w:pPr>
+              <w:pStyle w:val="Compact"/>
+            </w:pPr>
+            <w:r>
+              <w:t xml:space="preserve">p_loo</w:t>
+            </w:r>
+          </w:p>
+        </w:tc>
+        <w:tc>
+          <w:tcPr/>
+          <w:p>
+            <w:pPr>
+              <w:pStyle w:val="Compact"/>
+            </w:pPr>
+            <w:r>
+              <w:t xml:space="preserve">elpd_diff</w:t>
+            </w:r>
+          </w:p>
+        </w:tc>
+        <w:tc>
+          <w:tcPr/>
+          <w:p>
+            <w:pPr>
+              <w:pStyle w:val="Compact"/>
+            </w:pPr>
+            <w:r>
+              <w:t xml:space="preserve">weight</w:t>
+            </w:r>
+          </w:p>
+        </w:tc>
+        <w:tc>
+          <w:tcPr/>
+          <w:p>
+            <w:pPr>
+              <w:pStyle w:val="Compact"/>
+            </w:pPr>
+            <w:r>
+              <w:t xml:space="preserve">se</w:t>
+            </w:r>
+          </w:p>
+        </w:tc>
+        <w:tc>
+          <w:tcPr/>
+          <w:p>
+            <w:pPr>
+              <w:pStyle w:val="Compact"/>
+            </w:pPr>
+            <w:r>
+              <w:t xml:space="preserve">dse</w:t>
+            </w:r>
+          </w:p>
+        </w:tc>
+        <w:tc>
+          <w:tcPr/>
+          <w:p>
+            <w:pPr>
+              <w:pStyle w:val="Compact"/>
+            </w:pPr>
+            <w:r>
+              <w:t xml:space="preserve">warning</w:t>
+            </w:r>
+          </w:p>
+        </w:tc>
+        <w:tc>
+          <w:tcPr/>
+          <w:p>
+            <w:pPr>
+              <w:pStyle w:val="Compact"/>
+            </w:pPr>
+            <w:r>
+              <w:t xml:space="preserve">scale</w:t>
+            </w:r>
+          </w:p>
+        </w:tc>
+      </w:tr>
+      <w:tr>
+        <w:tc>
+          <w:tcPr/>
+          <w:p>
+            <w:pPr>
+              <w:pStyle w:val="Compact"/>
+            </w:pPr>
+            <w:r>
+              <w:t xml:space="preserve">RT=ConflictxH(Pref)</w:t>
+            </w:r>
+          </w:p>
+        </w:tc>
+        <w:tc>
+          <w:tcPr/>
+          <w:p>
+            <w:pPr>
+              <w:pStyle w:val="Compact"/>
+            </w:pPr>
+            <w:r>
+              <w:t xml:space="preserve">0</w:t>
+            </w:r>
+          </w:p>
+        </w:tc>
+        <w:tc>
+          <w:tcPr/>
+          <w:p>
+            <w:pPr>
+              <w:pStyle w:val="Compact"/>
+            </w:pPr>
+            <w:r>
+              <w:t xml:space="preserve">-6002.370570</w:t>
+            </w:r>
+          </w:p>
+        </w:tc>
+        <w:tc>
+          <w:tcPr/>
+          <w:p>
+            <w:pPr>
+              <w:pStyle w:val="Compact"/>
+            </w:pPr>
+            <w:r>
+              <w:t xml:space="preserve">141.997841</w:t>
+            </w:r>
+          </w:p>
+        </w:tc>
+        <w:tc>
+          <w:tcPr/>
+          <w:p>
+            <w:pPr>
+              <w:pStyle w:val="Compact"/>
+            </w:pPr>
+            <w:r>
+              <w:t xml:space="preserve">0.000000</w:t>
+            </w:r>
+          </w:p>
+        </w:tc>
+        <w:tc>
+          <w:tcPr/>
+          <w:p>
+            <w:pPr>
+              <w:pStyle w:val="Compact"/>
+            </w:pPr>
+            <w:r>
+              <w:t xml:space="preserve">0.898353</w:t>
+            </w:r>
+          </w:p>
+        </w:tc>
+        <w:tc>
+          <w:tcPr/>
+          <w:p>
+            <w:pPr>
+              <w:pStyle w:val="Compact"/>
+            </w:pPr>
+            <w:r>
+              <w:t xml:space="preserve">411.825935</w:t>
+            </w:r>
+          </w:p>
+        </w:tc>
+        <w:tc>
+          <w:tcPr/>
+          <w:p>
+            <w:pPr>
+              <w:pStyle w:val="Compact"/>
+            </w:pPr>
+            <w:r>
+              <w:t xml:space="preserve">0.000000</w:t>
+            </w:r>
+          </w:p>
+        </w:tc>
+        <w:tc>
+          <w:tcPr/>
+          <w:p>
+            <w:pPr>
+              <w:pStyle w:val="Compact"/>
+            </w:pPr>
+            <w:r>
+              <w:t xml:space="preserve">True</w:t>
+            </w:r>
+          </w:p>
+        </w:tc>
+        <w:tc>
+          <w:tcPr/>
+          <w:p>
+            <w:pPr>
+              <w:pStyle w:val="Compact"/>
+            </w:pPr>
+            <w:r>
+              <w:t xml:space="preserve">log</w:t>
+            </w:r>
+          </w:p>
+        </w:tc>
+      </w:tr>
+      <w:tr>
+        <w:tc>
+          <w:tcPr/>
+          <w:p>
+            <w:pPr>
+              <w:pStyle w:val="Compact"/>
+            </w:pPr>
+            <w:r>
+              <w:t xml:space="preserve">RT=Conflict+H(Pref)</w:t>
+            </w:r>
+          </w:p>
+        </w:tc>
+        <w:tc>
+          <w:tcPr/>
+          <w:p>
+            <w:pPr>
+              <w:pStyle w:val="Compact"/>
+            </w:pPr>
+            <w:r>
+              <w:t xml:space="preserve">1</w:t>
+            </w:r>
+          </w:p>
+        </w:tc>
+        <w:tc>
+          <w:tcPr/>
+          <w:p>
+            <w:pPr>
+              <w:pStyle w:val="Compact"/>
+            </w:pPr>
+            <w:r>
+              <w:t xml:space="preserve">-6011.821040</w:t>
+            </w:r>
+          </w:p>
+        </w:tc>
+        <w:tc>
+          <w:tcPr/>
+          <w:p>
+            <w:pPr>
+              <w:pStyle w:val="Compact"/>
+            </w:pPr>
+            <w:r>
+              <w:t xml:space="preserve">137.339897</w:t>
+            </w:r>
+          </w:p>
+        </w:tc>
+        <w:tc>
+          <w:tcPr/>
+          <w:p>
+            <w:pPr>
+              <w:pStyle w:val="Compact"/>
+            </w:pPr>
+            <w:r>
+              <w:t xml:space="preserve">9.450470</w:t>
+            </w:r>
+          </w:p>
+        </w:tc>
+        <w:tc>
+          <w:tcPr/>
+          <w:p>
+            <w:pPr>
+              <w:pStyle w:val="Compact"/>
+            </w:pPr>
+            <w:r>
+              <w:t xml:space="preserve">0.016595</w:t>
+            </w:r>
+          </w:p>
+        </w:tc>
+        <w:tc>
+          <w:tcPr/>
+          <w:p>
+            <w:pPr>
+              <w:pStyle w:val="Compact"/>
+            </w:pPr>
+            <w:r>
+              <w:t xml:space="preserve">410.374522</w:t>
+            </w:r>
+          </w:p>
+        </w:tc>
+        <w:tc>
+          <w:tcPr/>
+          <w:p>
+            <w:pPr>
+              <w:pStyle w:val="Compact"/>
+            </w:pPr>
+            <w:r>
+              <w:t xml:space="preserve">4.849851</w:t>
+            </w:r>
+          </w:p>
+        </w:tc>
+        <w:tc>
+          <w:tcPr/>
+          <w:p>
+            <w:pPr>
+              <w:pStyle w:val="Compact"/>
+            </w:pPr>
+            <w:r>
+              <w:t xml:space="preserve">True</w:t>
+            </w:r>
+          </w:p>
+        </w:tc>
+        <w:tc>
+          <w:tcPr/>
+          <w:p>
+            <w:pPr>
+              <w:pStyle w:val="Compact"/>
+            </w:pPr>
+            <w:r>
+              <w:t xml:space="preserve">log</w:t>
+            </w:r>
+          </w:p>
+        </w:tc>
+      </w:tr>
+      <w:tr>
+        <w:tc>
+          <w:tcPr/>
+          <w:p>
+            <w:pPr>
+              <w:pStyle w:val="Compact"/>
+            </w:pPr>
+            <w:r>
+              <w:t xml:space="preserve">RT=Conflict</w:t>
+            </w:r>
+          </w:p>
+        </w:tc>
+        <w:tc>
+          <w:tcPr/>
+          <w:p>
+            <w:pPr>
+              <w:pStyle w:val="Compact"/>
+            </w:pPr>
+            <w:r>
+              <w:t xml:space="preserve">2</w:t>
+            </w:r>
+          </w:p>
+        </w:tc>
+        <w:tc>
+          <w:tcPr/>
+          <w:p>
+            <w:pPr>
+              <w:pStyle w:val="Compact"/>
+            </w:pPr>
+            <w:r>
+              <w:t xml:space="preserve">-6188.540859</w:t>
+            </w:r>
+          </w:p>
+        </w:tc>
+        <w:tc>
+          <w:tcPr/>
+          <w:p>
+            <w:pPr>
+              <w:pStyle w:val="Compact"/>
+            </w:pPr>
+            <w:r>
+              <w:t xml:space="preserve">109.216291</w:t>
+            </w:r>
+          </w:p>
+        </w:tc>
+        <w:tc>
+          <w:tcPr/>
+          <w:p>
+            <w:pPr>
+              <w:pStyle w:val="Compact"/>
+            </w:pPr>
+            <w:r>
+              <w:t xml:space="preserve">186.170288</w:t>
+            </w:r>
+          </w:p>
+        </w:tc>
+        <w:tc>
+          <w:tcPr/>
+          <w:p>
+            <w:pPr>
+              <w:pStyle w:val="Compact"/>
+            </w:pPr>
+            <w:r>
+              <w:t xml:space="preserve">0.085052</w:t>
+            </w:r>
+          </w:p>
+        </w:tc>
+        <w:tc>
+          <w:tcPr/>
+          <w:p>
+            <w:pPr>
+              <w:pStyle w:val="Compact"/>
+            </w:pPr>
+            <w:r>
+              <w:t xml:space="preserve">400.563821</w:t>
+            </w:r>
+          </w:p>
+        </w:tc>
+        <w:tc>
+          <w:tcPr/>
+          <w:p>
+            <w:pPr>
+              <w:pStyle w:val="Compact"/>
+            </w:pPr>
+            <w:r>
+              <w:t xml:space="preserve">25.617062</w:t>
+            </w:r>
+          </w:p>
+        </w:tc>
+        <w:tc>
+          <w:tcPr/>
+          <w:p>
+            <w:pPr>
+              <w:pStyle w:val="Compact"/>
+            </w:pPr>
+            <w:r>
+              <w:t xml:space="preserve">True</w:t>
+            </w:r>
+          </w:p>
+        </w:tc>
+        <w:tc>
+          <w:tcPr/>
+          <w:p>
+            <w:pPr>
+              <w:pStyle w:val="Compact"/>
+            </w:pPr>
+            <w:r>
+              <w:t xml:space="preserve">log</w:t>
+            </w:r>
+          </w:p>
+        </w:tc>
+      </w:tr>
+    </w:tbl>
     <w:p>
       <w:pPr>
         <w:pStyle w:val="BodyText"/>
@@ -5750,7 +6849,7 @@
       <w:tr>
         <w:tc>
           <w:tcPr/>
-          <w:bookmarkStart w:id="40" w:name="fig-5"/>
+          <w:bookmarkStart w:id="50" w:name="fig-rt"/>
           <w:p>
             <w:pPr>
               <w:pStyle w:val="Compact"/>
@@ -5759,20 +6858,20 @@
             <w:r>
               <w:drawing>
                 <wp:inline>
-                  <wp:extent cx="5334000" cy="4052305"/>
+                  <wp:extent cx="5334000" cy="3998733"/>
                   <wp:effectExtent b="0" l="0" r="0" t="0"/>
-                  <wp:docPr descr="" title="" id="38" name="Picture"/>
+                  <wp:docPr descr="" title="" id="48" name="Picture"/>
                   <a:graphic>
                     <a:graphicData uri="http://schemas.openxmlformats.org/drawingml/2006/picture">
                       <pic:pic>
                         <pic:nvPicPr>
-                          <pic:cNvPr descr="index_files/figure-docx/fig-5-output-1.png" id="39" name="Picture"/>
+                          <pic:cNvPr descr="index_files/figure-docx/fig-rt-output-2.png" id="49" name="Picture"/>
                           <pic:cNvPicPr>
                             <a:picLocks noChangeArrowheads="1" noChangeAspect="1"/>
                           </pic:cNvPicPr>
                         </pic:nvPicPr>
                         <pic:blipFill>
-                          <a:blip r:embed="rId37"/>
+                          <a:blip r:embed="rId47"/>
                           <a:stretch>
                             <a:fillRect/>
                           </a:stretch>
@@ -5780,7 +6879,7 @@
                         <pic:spPr bwMode="auto">
                           <a:xfrm>
                             <a:off x="0" y="0"/>
-                            <a:ext cx="5334000" cy="4052305"/>
+                            <a:ext cx="5334000" cy="3998733"/>
                           </a:xfrm>
                           <a:prstGeom prst="rect">
                             <a:avLst/>
@@ -5809,10 +6908,10 @@
               <w:pStyle w:val="ImageCaption"/>
             </w:pPr>
             <w:r>
-              <w:t xml:space="preserve">Figure 5: Importance of each parameters in participants response and optimal solution. (A) Difference in fit between the full preference model and models in which each of the experimental factors were removed from preference estimations. Values closer to 0 indicate that the factor does not lead to a strong improvement of the model fit (i.e. the factor weight less in participants final decision). (B) Relative expected return of reduced MDPs in which each of the factors were removed. Values closer to 1 indicate that the factor does not lead to a strong decrease in the expected return (i.e. the factor weight less in the optimal solution).</w:t>
+              <w:t xml:space="preserve">Figure 5: Results of reaction time models. (A) Comparison of the model of RT as a function of decision values and intermediate offer against the model of RT as a function of decision values and preferences. (B) Posterior distribution of the fitted parameter. (C) Posterior predictive curve depicting the predicted reaction time as a function of the conflict values, separately for preference entropy of 0, 0.5 and 1.0</w:t>
             </w:r>
           </w:p>
-          <w:bookmarkEnd w:id="40"/>
+          <w:bookmarkEnd w:id="50"/>
         </w:tc>
       </w:tr>
     </w:tbl>
@@ -5842,42 +6941,81 @@
         </w:r>
       </w:hyperlink>
     </w:p>
-    <w:p>
-      <w:pPr>
-        <w:pStyle w:val="BodyText"/>
-      </w:pPr>
-      <w:r>
-        <w:t xml:space="preserve">This differential weighting of experimental factors in participants preferences might reflect the fact that humans are generally biased to attend to certain features (such as reward and energy) over others, due to their overall relevance in the environment. Alternatively, these may reflect that based on the structure of our task, certain features might be more relevant than others to maximize rewards, such that when ignoring more relevant dimensions of the task when planning leads to larger reward loss than other. If that is the case, an agent with limited processing capabilities should attend to this features more, which might be what the differential weighting of participants’ preferences reflect.</w:t>
-      </w:r>
-    </w:p>
-    <w:p>
-      <w:pPr>
-        <w:pStyle w:val="BodyText"/>
-      </w:pPr>
-      <w:r>
-        <w:t xml:space="preserve">To provide substantive evidence for the latter claim, we computed the expected return from simplified representations of the task in which each experimental factor is omitted one at a time, to quantify the loss in reward associated with ignoring it. The results are shown in</w:t>
-      </w:r>
-      <w:r>
-        <w:t xml:space="preserve"> </w:t>
-      </w:r>
-      <w:hyperlink w:anchor="fig-5">
-        <w:r>
-          <w:rPr>
-            <w:rStyle w:val="Hyperlink"/>
-          </w:rPr>
-          <w:t xml:space="preserve">Figure 5</w:t>
-        </w:r>
-      </w:hyperlink>
-      <w:r>
-        <w:t xml:space="preserve"> </w:t>
-      </w:r>
-      <w:r>
-        <w:t xml:space="preserve">B. We observe that order of the factors in terms of their relevance for returns is reminescent of participants’s weighting of those factors in their preferences. Indeed, both current and future costs have relatively low impact on the overall return, while offer and more critically energy have a larger impact, which reflects preferences weighting. While this does not constitute decisive evidence, these results suggests that participants preferences might not only reflect bias based on previous experience in their environment, but might also be adapted to the structure of the task.</w:t>
-      </w:r>
-    </w:p>
-    <w:p>
-      <w:pPr>
-        <w:pStyle w:val="BodyText"/>
+    <w:bookmarkEnd w:id="51"/>
+    <w:bookmarkEnd w:id="52"/>
+    <w:bookmarkStart w:id="53" w:name="discussion"/>
+    <w:p>
+      <w:pPr>
+        <w:pStyle w:val="Heading2"/>
+      </w:pPr>
+      <w:r>
+        <w:t xml:space="preserve">4 Discussion</w:t>
+      </w:r>
+    </w:p>
+    <w:p>
+      <w:pPr>
+        <w:numPr>
+          <w:ilvl w:val="0"/>
+          <w:numId w:val="1001"/>
+        </w:numPr>
+      </w:pPr>
+      <w:r>
+        <w:t xml:space="preserve">High level summary of results interpretation</w:t>
+      </w:r>
+    </w:p>
+    <w:p>
+      <w:pPr>
+        <w:numPr>
+          <w:ilvl w:val="0"/>
+          <w:numId w:val="1001"/>
+        </w:numPr>
+      </w:pPr>
+      <w:r>
+        <w:t xml:space="preserve">Discuss how the results relate to the notion of computational rationality and policy compression</w:t>
+      </w:r>
+      <w:r>
+        <w:t xml:space="preserve"> </w:t>
+      </w:r>
+      <w:r>
+        <w:t xml:space="preserve">In policy compression framework, planning is complemented by the marginal action probability which is taken to constitute a prior over action. Our use of preferences constitutes an extension to it. Instead of considering marginal probability across states, our preferences define action probability based on the structure of the task, informing the default policy of subjects beyond what is done in traditional policy compression. Or put differently, in policy compression, assuming that participants are under too much pressure to rely on planning, participants should rely on state independent action prior, which is very restrictive and probably not adaptive. It is likely that participants rely on more information to make adaptive decisions even when planning is limited. Our Preferences offer a solution to this</w:t>
+      </w:r>
+    </w:p>
+    <w:p>
+      <w:pPr>
+        <w:numPr>
+          <w:ilvl w:val="0"/>
+          <w:numId w:val="1001"/>
+        </w:numPr>
+      </w:pPr>
+      <w:r>
+        <w:t xml:space="preserve">Discuss how the results relate to Sarah’s model (2024 PLoS CB paper) and the idea of Certainty-based stopping criterion</w:t>
+      </w:r>
+    </w:p>
+    <w:p>
+      <w:pPr>
+        <w:numPr>
+          <w:ilvl w:val="0"/>
+          <w:numId w:val="1001"/>
+        </w:numPr>
+      </w:pPr>
+      <w:r>
+        <w:t xml:space="preserve">Discuss how the results relate to the traditional distinction between habits and goal directed. Preferences might reflect the habit process, and our results might indicate that both modules are at play, just that planning kicks in only if habits are weak, also in line with Sarah’s work on balancing habits and goal directed behaviour paper from 2021</w:t>
+      </w:r>
+    </w:p>
+    <w:p>
+      <w:pPr>
+        <w:numPr>
+          <w:ilvl w:val="0"/>
+          <w:numId w:val="1001"/>
+        </w:numPr>
+      </w:pPr>
+      <w:r>
+        <w:t xml:space="preserve">A limitation of the present work is we assume that preferences are fixed, thought they are likely to be dynamically updated throughout the task. Future work should aim to characterize preferences update mechanisms, by dynamically updating both the reward and transitional probabilty structure of the task, either in a gradually or chunk-wise (i.e. having separate experimental blocks with different task structures).</w:t>
+      </w:r>
+    </w:p>
+    <w:p>
+      <w:pPr>
+        <w:pStyle w:val="FirstParagraph"/>
       </w:pPr>
       <w:r>
         <w:rPr>
@@ -5901,87 +7039,14 @@
         </w:r>
       </w:hyperlink>
     </w:p>
-    <w:bookmarkEnd w:id="41"/>
-    <w:bookmarkEnd w:id="42"/>
-    <w:bookmarkStart w:id="43" w:name="discussion"/>
+    <w:bookmarkEnd w:id="53"/>
+    <w:bookmarkStart w:id="54" w:name="acknowledgements"/>
     <w:p>
       <w:pPr>
         <w:pStyle w:val="Heading2"/>
       </w:pPr>
       <w:r>
-        <w:t xml:space="preserve">4 Discussion</w:t>
-      </w:r>
-    </w:p>
-    <w:p>
-      <w:pPr>
-        <w:numPr>
-          <w:ilvl w:val="0"/>
-          <w:numId w:val="1001"/>
-        </w:numPr>
-      </w:pPr>
-      <w:r>
-        <w:t xml:space="preserve">High level summary of results interpretation</w:t>
-      </w:r>
-    </w:p>
-    <w:p>
-      <w:pPr>
-        <w:numPr>
-          <w:ilvl w:val="0"/>
-          <w:numId w:val="1001"/>
-        </w:numPr>
-      </w:pPr>
-      <w:r>
-        <w:t xml:space="preserve">Discuss how the results relate to the notion of computational rationality and policy compression</w:t>
-      </w:r>
-      <w:r>
-        <w:t xml:space="preserve"> </w:t>
-      </w:r>
-      <w:r>
-        <w:t xml:space="preserve">In policy compression framework, planning is complemented by the marginal action probability which is taken to constitute a prior over action. Our use of preferences constitutes an extension to it. Instead of considering marginal probability across states, our preferences define action probability based on the structure of the task, informing the default policy of subjects beyond what is done in traditional policy compression. Or put differently, in policy compression, assuming that participants are under too much pressure to rely on planning, participants should rely on state independent action prior, which is very restrictive and probably not adaptive. It is likely that participants rely on more information to make adaptive decisions even when planning is limited. Our Preferences offer a solution to this</w:t>
-      </w:r>
-    </w:p>
-    <w:p>
-      <w:pPr>
-        <w:numPr>
-          <w:ilvl w:val="0"/>
-          <w:numId w:val="1001"/>
-        </w:numPr>
-      </w:pPr>
-      <w:r>
-        <w:t xml:space="preserve">Discuss how the results relate to Sarah’s model (2024 PLoS CB paper) and the idea of Certainty-based stopping criterion</w:t>
-      </w:r>
-    </w:p>
-    <w:p>
-      <w:pPr>
-        <w:numPr>
-          <w:ilvl w:val="0"/>
-          <w:numId w:val="1001"/>
-        </w:numPr>
-      </w:pPr>
-      <w:r>
-        <w:t xml:space="preserve">Discuss how the results relate to the traditional distinction between habits and goal directed. Preferences might reflect the habit process, and our results might indicate that both modules are at play, just that planning kicks in only if habits are weak, also in line with Sarah’s work on balancing habits and goal directed behaviour paper from 2021</w:t>
-      </w:r>
-    </w:p>
-    <w:p>
-      <w:pPr>
-        <w:numPr>
-          <w:ilvl w:val="0"/>
-          <w:numId w:val="1001"/>
-        </w:numPr>
-      </w:pPr>
-      <w:r>
-        <w:t xml:space="preserve">Future experiment: have participants conduct several versions of the same task in which different features of the task drive the return (i.e. make cost more relevant for example) and see how that influences the preferences weighting.</w:t>
-      </w:r>
-    </w:p>
-    <w:p>
-      <w:pPr>
-        <w:numPr>
-          <w:ilvl w:val="0"/>
-          <w:numId w:val="1001"/>
-        </w:numPr>
-      </w:pPr>
-      <w:r>
-        <w:t xml:space="preserve">A limitation of the present work is we assume that preferences are fixed, thought they are likely to be dynamically updated throughout the task. Future work should aim to characterize preferences update mechanisms, by dynamically updating both the reward and transitional probabilty structure of the task, either in a gradually or chunk-wise (i.e. having separate experimental blocks with different task structures).</w:t>
+        <w:t xml:space="preserve">5 Acknowledgements</w:t>
       </w:r>
     </w:p>
     <w:p>
@@ -6010,19 +7075,36 @@
         </w:r>
       </w:hyperlink>
     </w:p>
-    <w:bookmarkEnd w:id="43"/>
-    <w:bookmarkStart w:id="56" w:name="references"/>
+    <w:bookmarkEnd w:id="54"/>
+    <w:bookmarkStart w:id="55" w:name="data-and-code-statement"/>
     <w:p>
       <w:pPr>
         <w:pStyle w:val="Heading2"/>
       </w:pPr>
       <w:r>
-        <w:t xml:space="preserve">5 References</w:t>
+        <w:t xml:space="preserve">6 Data and code statement</w:t>
       </w:r>
     </w:p>
     <w:p>
       <w:pPr>
         <w:pStyle w:val="FirstParagraph"/>
+      </w:pPr>
+      <w:r>
+        <w:t xml:space="preserve">All data used in this paper were previously published as part of</w:t>
+      </w:r>
+      <w:r>
+        <w:t xml:space="preserve"> </w:t>
+      </w:r>
+      <w:r>
+        <w:t xml:space="preserve">Ott et al. (2022a)</w:t>
+      </w:r>
+      <w:r>
+        <w:t xml:space="preserve">, and are available at https://zenodo.org/records/6328296. Code can be found on github https://github.com/AlexLepauvre/state_abstraction_paper. In addition, we’ve created a custom toolbox to implement reinforcement learning algorithm, which can be found here: https://github.com/AlexLepauvre/state-abstraction</w:t>
+      </w:r>
+    </w:p>
+    <w:p>
+      <w:pPr>
+        <w:pStyle w:val="BodyText"/>
       </w:pPr>
       <w:r>
         <w:rPr>
@@ -6046,8 +7128,44 @@
         </w:r>
       </w:hyperlink>
     </w:p>
-    <w:bookmarkStart w:id="55" w:name="refs"/>
-    <w:bookmarkStart w:id="44" w:name="ref-abril2023pymc"/>
+    <w:bookmarkEnd w:id="55"/>
+    <w:bookmarkStart w:id="79" w:name="references"/>
+    <w:p>
+      <w:pPr>
+        <w:pStyle w:val="Heading2"/>
+      </w:pPr>
+      <w:r>
+        <w:t xml:space="preserve">7 References</w:t>
+      </w:r>
+    </w:p>
+    <w:p>
+      <w:pPr>
+        <w:pStyle w:val="FirstParagraph"/>
+      </w:pPr>
+      <w:r>
+        <w:rPr>
+          <w:vertAlign w:val="subscript"/>
+        </w:rPr>
+        <w:t xml:space="preserve">Source:</w:t>
+      </w:r>
+      <w:r>
+        <w:rPr>
+          <w:vertAlign w:val="subscript"/>
+        </w:rPr>
+        <w:t xml:space="preserve"> </w:t>
+      </w:r>
+      <w:hyperlink r:id="rId9">
+        <w:r>
+          <w:rPr>
+            <w:rStyle w:val="Hyperlink"/>
+            <w:vertAlign w:val="subscript"/>
+          </w:rPr>
+          <w:t xml:space="preserve">Article Notebook</w:t>
+        </w:r>
+      </w:hyperlink>
+    </w:p>
+    <w:bookmarkStart w:id="78" w:name="refs"/>
+    <w:bookmarkStart w:id="56" w:name="ref-abril2023pymc"/>
     <w:p>
       <w:pPr>
         <w:pStyle w:val="Bibliography"/>
@@ -6081,8 +7199,8 @@
         <w:t xml:space="preserve">9: e1516.</w:t>
       </w:r>
     </w:p>
-    <w:bookmarkEnd w:id="44"/>
-    <w:bookmarkStart w:id="46" w:name="ref-Capretto2022"/>
+    <w:bookmarkEnd w:id="56"/>
+    <w:bookmarkStart w:id="58" w:name="ref-Capretto2022"/>
     <w:p>
       <w:pPr>
         <w:pStyle w:val="Bibliography"/>
@@ -6115,7 +7233,7 @@
       <w:r>
         <w:t xml:space="preserve"> </w:t>
       </w:r>
-      <w:hyperlink r:id="rId45">
+      <w:hyperlink r:id="rId57">
         <w:r>
           <w:rPr>
             <w:rStyle w:val="Hyperlink"/>
@@ -6127,14 +7245,20 @@
         <w:t xml:space="preserve">.</w:t>
       </w:r>
     </w:p>
-    <w:bookmarkEnd w:id="46"/>
-    <w:bookmarkStart w:id="48" w:name="ref-lepauvre2026preferences-code"/>
+    <w:bookmarkEnd w:id="58"/>
+    <w:bookmarkStart w:id="59" w:name="ref-clark2013whatever"/>
     <w:p>
       <w:pPr>
         <w:pStyle w:val="Bibliography"/>
       </w:pPr>
       <w:r>
-        <w:t xml:space="preserve">Lepauvre, Alex, and Stefan J Kiebel. 2026.</w:t>
+        <w:t xml:space="preserve">Clark, Andy. 2013.</w:t>
+      </w:r>
+      <w:r>
+        <w:t xml:space="preserve"> </w:t>
+      </w:r>
+      <w:r>
+        <w:t xml:space="preserve">“Whatever Next? Predictive Brains, Situated Agents, and the Future of Cognitive Science.”</w:t>
       </w:r>
       <w:r>
         <w:t xml:space="preserve"> </w:t>
@@ -6144,28 +7268,308 @@
           <w:i/>
           <w:iCs/>
         </w:rPr>
-        <w:t xml:space="preserve">Preferences for Forward Planning in Human Decision-Making-CODE</w:t>
-      </w:r>
-      <w:r>
-        <w:t xml:space="preserve">. V. 0.1. Zenodo, released.</w:t>
-      </w:r>
-      <w:r>
-        <w:t xml:space="preserve"> </w:t>
-      </w:r>
-      <w:hyperlink r:id="rId47">
-        <w:r>
-          <w:rPr>
-            <w:rStyle w:val="Hyperlink"/>
-          </w:rPr>
-          <w:t xml:space="preserve">https://github.com/AlexLepauvre/state_abstraction_paper</w:t>
-        </w:r>
-      </w:hyperlink>
-      <w:r>
-        <w:t xml:space="preserve">.</w:t>
-      </w:r>
-    </w:p>
-    <w:bookmarkEnd w:id="48"/>
-    <w:bookmarkStart w:id="50" w:name="ref-ott2022forward"/>
+        <w:t xml:space="preserve">Behavioral and Brain Sciences</w:t>
+      </w:r>
+      <w:r>
+        <w:t xml:space="preserve"> </w:t>
+      </w:r>
+      <w:r>
+        <w:t xml:space="preserve">36 (3): 181–204.</w:t>
+      </w:r>
+    </w:p>
+    <w:bookmarkEnd w:id="59"/>
+    <w:bookmarkStart w:id="60" w:name="ref-friston2010free"/>
+    <w:p>
+      <w:pPr>
+        <w:pStyle w:val="Bibliography"/>
+      </w:pPr>
+      <w:r>
+        <w:t xml:space="preserve">Friston, Karl. 2010.</w:t>
+      </w:r>
+      <w:r>
+        <w:t xml:space="preserve"> </w:t>
+      </w:r>
+      <w:r>
+        <w:t xml:space="preserve">“The Free-Energy Principle: A Unified Brain Theory?”</w:t>
+      </w:r>
+      <w:r>
+        <w:t xml:space="preserve"> </w:t>
+      </w:r>
+      <w:r>
+        <w:rPr>
+          <w:i/>
+          <w:iCs/>
+        </w:rPr>
+        <w:t xml:space="preserve">Nature Reviews Neuroscience</w:t>
+      </w:r>
+      <w:r>
+        <w:t xml:space="preserve"> </w:t>
+      </w:r>
+      <w:r>
+        <w:t xml:space="preserve">11 (2): 127–38.</w:t>
+      </w:r>
+    </w:p>
+    <w:bookmarkEnd w:id="60"/>
+    <w:bookmarkStart w:id="61" w:name="ref-gershman2015computational"/>
+    <w:p>
+      <w:pPr>
+        <w:pStyle w:val="Bibliography"/>
+      </w:pPr>
+      <w:r>
+        <w:t xml:space="preserve">Gershman, Samuel J, Eric J Horvitz, and Joshua B Tenenbaum. 2015.</w:t>
+      </w:r>
+      <w:r>
+        <w:t xml:space="preserve"> </w:t>
+      </w:r>
+      <w:r>
+        <w:t xml:space="preserve">“Computational Rationality: A Converging Paradigm for Intelligence in Brains, Minds, and Machines.”</w:t>
+      </w:r>
+      <w:r>
+        <w:t xml:space="preserve"> </w:t>
+      </w:r>
+      <w:r>
+        <w:rPr>
+          <w:i/>
+          <w:iCs/>
+        </w:rPr>
+        <w:t xml:space="preserve">Science</w:t>
+      </w:r>
+      <w:r>
+        <w:t xml:space="preserve"> </w:t>
+      </w:r>
+      <w:r>
+        <w:t xml:space="preserve">349 (6245): 273–78.</w:t>
+      </w:r>
+    </w:p>
+    <w:bookmarkEnd w:id="61"/>
+    <w:bookmarkStart w:id="62" w:name="ref-ho2022people"/>
+    <w:p>
+      <w:pPr>
+        <w:pStyle w:val="Bibliography"/>
+      </w:pPr>
+      <w:r>
+        <w:t xml:space="preserve">Ho, Mark K, David Abel, Carlos G Correa, Michael L Littman, Jonathan D Cohen, and Thomas L Griffiths. 2022.</w:t>
+      </w:r>
+      <w:r>
+        <w:t xml:space="preserve"> </w:t>
+      </w:r>
+      <w:r>
+        <w:t xml:space="preserve">“People Construct Simplified Mental Representations to Plan.”</w:t>
+      </w:r>
+      <w:r>
+        <w:t xml:space="preserve"> </w:t>
+      </w:r>
+      <w:r>
+        <w:rPr>
+          <w:i/>
+          <w:iCs/>
+        </w:rPr>
+        <w:t xml:space="preserve">Nature</w:t>
+      </w:r>
+      <w:r>
+        <w:t xml:space="preserve"> </w:t>
+      </w:r>
+      <w:r>
+        <w:t xml:space="preserve">606 (7912): 129–36.</w:t>
+      </w:r>
+    </w:p>
+    <w:bookmarkEnd w:id="62"/>
+    <w:bookmarkStart w:id="63" w:name="ref-knill2004bayesian"/>
+    <w:p>
+      <w:pPr>
+        <w:pStyle w:val="Bibliography"/>
+      </w:pPr>
+      <w:r>
+        <w:t xml:space="preserve">Knill, David C, and Alexandre Pouget. 2004.</w:t>
+      </w:r>
+      <w:r>
+        <w:t xml:space="preserve"> </w:t>
+      </w:r>
+      <w:r>
+        <w:t xml:space="preserve">“The Bayesian Brain: The Role of Uncertainty in Neural Coding and Computation.”</w:t>
+      </w:r>
+      <w:r>
+        <w:t xml:space="preserve"> </w:t>
+      </w:r>
+      <w:r>
+        <w:rPr>
+          <w:i/>
+          <w:iCs/>
+        </w:rPr>
+        <w:t xml:space="preserve">TRENDS in Neurosciences</w:t>
+      </w:r>
+      <w:r>
+        <w:t xml:space="preserve"> </w:t>
+      </w:r>
+      <w:r>
+        <w:t xml:space="preserve">27 (12): 712–19.</w:t>
+      </w:r>
+    </w:p>
+    <w:bookmarkEnd w:id="63"/>
+    <w:bookmarkStart w:id="64" w:name="ref-kording2004bayesian"/>
+    <w:p>
+      <w:pPr>
+        <w:pStyle w:val="Bibliography"/>
+      </w:pPr>
+      <w:r>
+        <w:t xml:space="preserve">Körding, Konrad P, and Daniel M Wolpert. 2004.</w:t>
+      </w:r>
+      <w:r>
+        <w:t xml:space="preserve"> </w:t>
+      </w:r>
+      <w:r>
+        <w:t xml:space="preserve">“Bayesian Integration in Sensorimotor Learning.”</w:t>
+      </w:r>
+      <w:r>
+        <w:t xml:space="preserve"> </w:t>
+      </w:r>
+      <w:r>
+        <w:rPr>
+          <w:i/>
+          <w:iCs/>
+        </w:rPr>
+        <w:t xml:space="preserve">Nature</w:t>
+      </w:r>
+      <w:r>
+        <w:t xml:space="preserve"> </w:t>
+      </w:r>
+      <w:r>
+        <w:t xml:space="preserve">427 (6971): 244–47.</w:t>
+      </w:r>
+    </w:p>
+    <w:bookmarkEnd w:id="64"/>
+    <w:bookmarkStart w:id="65" w:name="ref-kuperwajs2021planning"/>
+    <w:p>
+      <w:pPr>
+        <w:pStyle w:val="Bibliography"/>
+      </w:pPr>
+      <w:r>
+        <w:t xml:space="preserve">Kuperwajs, Ionatan, and Wei Ji Ma. 2021.</w:t>
+      </w:r>
+      <w:r>
+        <w:t xml:space="preserve"> </w:t>
+      </w:r>
+      <w:r>
+        <w:t xml:space="preserve">“Planning to Plan: A Bayesian Model for Optimizing the Depth of Decision Tree Search.”</w:t>
+      </w:r>
+      <w:r>
+        <w:t xml:space="preserve"> </w:t>
+      </w:r>
+      <w:r>
+        <w:rPr>
+          <w:i/>
+          <w:iCs/>
+        </w:rPr>
+        <w:t xml:space="preserve">Proceedings of the Annual Meeting of the Cognitive Science Society</w:t>
+      </w:r>
+      <w:r>
+        <w:t xml:space="preserve"> </w:t>
+      </w:r>
+      <w:r>
+        <w:t xml:space="preserve">43.</w:t>
+      </w:r>
+    </w:p>
+    <w:bookmarkEnd w:id="65"/>
+    <w:bookmarkStart w:id="66" w:name="ref-lai2021policy"/>
+    <w:p>
+      <w:pPr>
+        <w:pStyle w:val="Bibliography"/>
+      </w:pPr>
+      <w:r>
+        <w:t xml:space="preserve">Lai, Lucy, and Samuel J Gershman. 2021.</w:t>
+      </w:r>
+      <w:r>
+        <w:t xml:space="preserve"> </w:t>
+      </w:r>
+      <w:r>
+        <w:t xml:space="preserve">“Policy Compression: An Information Bottleneck in Action Selection.”</w:t>
+      </w:r>
+      <w:r>
+        <w:t xml:space="preserve"> </w:t>
+      </w:r>
+      <w:r>
+        <w:t xml:space="preserve">In</w:t>
+      </w:r>
+      <w:r>
+        <w:t xml:space="preserve"> </w:t>
+      </w:r>
+      <w:r>
+        <w:rPr>
+          <w:i/>
+          <w:iCs/>
+        </w:rPr>
+        <w:t xml:space="preserve">Psychology of Learning and Motivation</w:t>
+      </w:r>
+      <w:r>
+        <w:t xml:space="preserve">, vol. 74. Elsevier.</w:t>
+      </w:r>
+    </w:p>
+    <w:bookmarkEnd w:id="66"/>
+    <w:bookmarkStart w:id="67" w:name="ref-lai2024human"/>
+    <w:p>
+      <w:pPr>
+        <w:pStyle w:val="Bibliography"/>
+      </w:pPr>
+      <w:r>
+        <w:t xml:space="preserve">Lai, Lucy, and Samuel J Gershman. 2024.</w:t>
+      </w:r>
+      <w:r>
+        <w:t xml:space="preserve"> </w:t>
+      </w:r>
+      <w:r>
+        <w:t xml:space="preserve">“Human Decision Making Balances Reward Maximization and Policy Compression.”</w:t>
+      </w:r>
+      <w:r>
+        <w:t xml:space="preserve"> </w:t>
+      </w:r>
+      <w:r>
+        <w:rPr>
+          <w:i/>
+          <w:iCs/>
+        </w:rPr>
+        <w:t xml:space="preserve">PLOS Computational Biology</w:t>
+      </w:r>
+      <w:r>
+        <w:t xml:space="preserve"> </w:t>
+      </w:r>
+      <w:r>
+        <w:t xml:space="preserve">20 (4): e1012057.</w:t>
+      </w:r>
+    </w:p>
+    <w:bookmarkEnd w:id="67"/>
+    <w:bookmarkStart w:id="68" w:name="ref-lee2003hierarchical"/>
+    <w:p>
+      <w:pPr>
+        <w:pStyle w:val="Bibliography"/>
+      </w:pPr>
+      <w:r>
+        <w:t xml:space="preserve">Lee, Tai Sing, and David Mumford. 2003.</w:t>
+      </w:r>
+      <w:r>
+        <w:t xml:space="preserve"> </w:t>
+      </w:r>
+      <w:r>
+        <w:t xml:space="preserve">“Hierarchical Bayesian Inference in the Visual Cortex.”</w:t>
+      </w:r>
+      <w:r>
+        <w:t xml:space="preserve"> </w:t>
+      </w:r>
+      <w:r>
+        <w:rPr>
+          <w:i/>
+          <w:iCs/>
+        </w:rPr>
+        <w:t xml:space="preserve">Journal of the Optical Society of America A</w:t>
+      </w:r>
+      <w:r>
+        <w:t xml:space="preserve"> </w:t>
+      </w:r>
+      <w:r>
+        <w:t xml:space="preserve">20 (7): 1434–48.</w:t>
+      </w:r>
+    </w:p>
+    <w:bookmarkEnd w:id="68"/>
+    <w:bookmarkStart w:id="70" w:name="ref-ott2022forward"/>
     <w:p>
       <w:pPr>
         <w:pStyle w:val="Bibliography"/>
@@ -6198,7 +7602,7 @@
       <w:r>
         <w:t xml:space="preserve"> </w:t>
       </w:r>
-      <w:hyperlink r:id="rId49">
+      <w:hyperlink r:id="rId69">
         <w:r>
           <w:rPr>
             <w:rStyle w:val="Hyperlink"/>
@@ -6210,8 +7614,8 @@
         <w:t xml:space="preserve">.</w:t>
       </w:r>
     </w:p>
-    <w:bookmarkEnd w:id="50"/>
-    <w:bookmarkStart w:id="52" w:name="ref-ott2022forward-data"/>
+    <w:bookmarkEnd w:id="70"/>
+    <w:bookmarkStart w:id="72" w:name="ref-ott2022forward-data"/>
     <w:p>
       <w:pPr>
         <w:pStyle w:val="Bibliography"/>
@@ -6235,7 +7639,7 @@
       <w:r>
         <w:t xml:space="preserve"> </w:t>
       </w:r>
-      <w:hyperlink r:id="rId51">
+      <w:hyperlink r:id="rId71">
         <w:r>
           <w:rPr>
             <w:rStyle w:val="Hyperlink"/>
@@ -6247,8 +7651,104 @@
         <w:t xml:space="preserve">.</w:t>
       </w:r>
     </w:p>
-    <w:bookmarkEnd w:id="52"/>
-    <w:bookmarkStart w:id="53" w:name="ref-sutton1998reinforcement"/>
+    <w:bookmarkEnd w:id="72"/>
+    <w:bookmarkStart w:id="73" w:name="ref-rao1999predictive"/>
+    <w:p>
+      <w:pPr>
+        <w:pStyle w:val="Bibliography"/>
+      </w:pPr>
+      <w:r>
+        <w:t xml:space="preserve">Rao, Rajesh PN, and Dana H Ballard. 1999.</w:t>
+      </w:r>
+      <w:r>
+        <w:t xml:space="preserve"> </w:t>
+      </w:r>
+      <w:r>
+        <w:t xml:space="preserve">“Predictive Coding in the Visual Cortex: A Functional Interpretation of Some Extra-Classical Receptive-Field Effects.”</w:t>
+      </w:r>
+      <w:r>
+        <w:t xml:space="preserve"> </w:t>
+      </w:r>
+      <w:r>
+        <w:rPr>
+          <w:i/>
+          <w:iCs/>
+        </w:rPr>
+        <w:t xml:space="preserve">Nature Neuroscience</w:t>
+      </w:r>
+      <w:r>
+        <w:t xml:space="preserve"> </w:t>
+      </w:r>
+      <w:r>
+        <w:t xml:space="preserve">2 (1): 79–87.</w:t>
+      </w:r>
+    </w:p>
+    <w:bookmarkEnd w:id="73"/>
+    <w:bookmarkStart w:id="74" w:name="ref-schwobel2024joint"/>
+    <w:p>
+      <w:pPr>
+        <w:pStyle w:val="Bibliography"/>
+      </w:pPr>
+      <w:r>
+        <w:t xml:space="preserve">Schwöbel, Sarah, Dimitrije Marković, Michael N Smolka, and Stefan Kiebel. 2024.</w:t>
+      </w:r>
+      <w:r>
+        <w:t xml:space="preserve"> </w:t>
+      </w:r>
+      <w:r>
+        <w:t xml:space="preserve">“Joint Modeling of Choices and Reaction Times Based on Bayesian Contextual Behavioral Control.”</w:t>
+      </w:r>
+      <w:r>
+        <w:t xml:space="preserve"> </w:t>
+      </w:r>
+      <w:r>
+        <w:rPr>
+          <w:i/>
+          <w:iCs/>
+        </w:rPr>
+        <w:t xml:space="preserve">PLoS Computational Biology</w:t>
+      </w:r>
+      <w:r>
+        <w:t xml:space="preserve"> </w:t>
+      </w:r>
+      <w:r>
+        <w:t xml:space="preserve">20 (7): e1012228.</w:t>
+      </w:r>
+    </w:p>
+    <w:bookmarkEnd w:id="74"/>
+    <w:bookmarkStart w:id="75" w:name="ref-schwobel2021balancing"/>
+    <w:p>
+      <w:pPr>
+        <w:pStyle w:val="Bibliography"/>
+      </w:pPr>
+      <w:r>
+        <w:t xml:space="preserve">Schwöbel, Sarah, Dimitrije Marković, Michael N Smolka, and Stefan J Kiebel. 2021.</w:t>
+      </w:r>
+      <w:r>
+        <w:t xml:space="preserve"> </w:t>
+      </w:r>
+      <w:r>
+        <w:t xml:space="preserve">“Balancing Control: A Bayesian Interpretation of Habitual and Goal-Directed Behavior.”</w:t>
+      </w:r>
+      <w:r>
+        <w:t xml:space="preserve"> </w:t>
+      </w:r>
+      <w:r>
+        <w:rPr>
+          <w:i/>
+          <w:iCs/>
+        </w:rPr>
+        <w:t xml:space="preserve">Journal of Mathematical Psychology</w:t>
+      </w:r>
+      <w:r>
+        <w:t xml:space="preserve"> </w:t>
+      </w:r>
+      <w:r>
+        <w:t xml:space="preserve">100: 102472.</w:t>
+      </w:r>
+    </w:p>
+    <w:bookmarkEnd w:id="75"/>
+    <w:bookmarkStart w:id="76" w:name="ref-sutton1998reinforcement"/>
     <w:p>
       <w:pPr>
         <w:pStyle w:val="Bibliography"/>
@@ -6273,8 +7773,8 @@
         <w:t xml:space="preserve">. Vol. 1. MIT press Cambridge.</w:t>
       </w:r>
     </w:p>
-    <w:bookmarkEnd w:id="53"/>
-    <w:bookmarkStart w:id="54" w:name="ref-vehtari2017practical"/>
+    <w:bookmarkEnd w:id="76"/>
+    <w:bookmarkStart w:id="77" w:name="ref-vehtari2017practical"/>
     <w:p>
       <w:pPr>
         <w:pStyle w:val="Bibliography"/>
@@ -6305,9 +7805,9 @@
         <w:t xml:space="preserve">27 (5): 1413–32.</w:t>
       </w:r>
     </w:p>
-    <w:bookmarkEnd w:id="54"/>
-    <w:bookmarkEnd w:id="55"/>
-    <w:bookmarkEnd w:id="56"/>
+    <w:bookmarkEnd w:id="77"/>
+    <w:bookmarkEnd w:id="78"/>
+    <w:bookmarkEnd w:id="79"/>
     <w:sectPr>
       <w:footnotePr>
         <w:numRestart w:val="eachSect"/>

--- a/index.docx
+++ b/index.docx
@@ -7,7 +7,7 @@
         <w:pStyle w:val="Title"/>
       </w:pPr>
       <w:r>
-        <w:t xml:space="preserve">Planning and preferences</w:t>
+        <w:t xml:space="preserve">Task-structure preferences</w:t>
       </w:r>
     </w:p>
     <w:p>
@@ -31,7 +31,7 @@
         <w:pStyle w:val="Date"/>
       </w:pPr>
       <w:r>
-        <w:t xml:space="preserve">2026-05-25</w:t>
+        <w:t xml:space="preserve">2026-06-05</w:t>
       </w:r>
     </w:p>
     <w:p>
@@ -73,13 +73,42 @@
         <w:t xml:space="preserve">(Knill and Pouget 2004; Lee and Mumford 2003; Rao and Ballard 1999; Clark 2013; Friston 2010)</w:t>
       </w:r>
       <w:r>
-        <w:t xml:space="preserve">. Sensory evidence is often noisy, incomplete, or costly to acquire with high precision: better evidence may require more time, attention, sampling, or specialized processing. A useful solution is to combine current evidence with prior information derived from experience and the statistical structure of the environment. As formulated in the ‘Bayesian brain hypothesis’, the influence of prior information should depend on uncertainty: when current evidence is unreliable, behavior should rely more strongly on the prior. Conversely, when current evidence is reliable, it should dominate behavior. For example, Körding and Wolpert provided a canonical demonstration of this principle, showing that participants combine learned priors with sensory feedback according to their relative uncertainty</w:t>
-      </w:r>
-      <w:r>
-        <w:t xml:space="preserve"> </w:t>
-      </w:r>
-      <w:r>
-        <w:t xml:space="preserve">(Körding and Wolpert 2004)</w:t>
+        <w:t xml:space="preserve">. Sensory evidence is often noisy, incomplete, or costly to acquire with high precision: better evidence may require more time, attention, sampling, or specialized processing. The Bayesian solution is to combine current evidence with prior information derived from experience and the statistical structure of the environment. As formulated in the ‘Bayesian brain hypothesis’, the influence of prior information should depend on uncertainty: when current evidence is unreliable, behavior should rely more strongly on the prior. Conversely, when current evidence is reliable, it should dominate behavior. For example,</w:t>
+      </w:r>
+      <w:r>
+        <w:t xml:space="preserve"> </w:t>
+      </w:r>
+      <w:r>
+        <w:t xml:space="preserve">Körding and Wolpert (2004)</w:t>
+      </w:r>
+      <w:r>
+        <w:t xml:space="preserve"> </w:t>
+      </w:r>
+      <w:r>
+        <w:t xml:space="preserve">provided a canonical demonstration of this principle, showing that participants combine learned priors with sensory feedback according to their relative uncertainty.</w:t>
+      </w:r>
+    </w:p>
+    <w:p>
+      <w:pPr>
+        <w:pStyle w:val="BodyText"/>
+      </w:pPr>
+      <w:r>
+        <w:t xml:space="preserve">We propose that an analogous principle applies to planning-based decision making. In this case, the role of sensory evidence is taken by an internally generated estimate of action value. In sequential decision tasks, such estimates can be generated by internal forward planning, which provides state-specific information about the long-value of choosing an action. However, generating these estimates is computationally costly because it requires evaluating future outcomes in complex and dynamic environments. In analogy to the Bayesian view on perception, agents may therefore combine their estimates derived from costly forward planning, with stored prior information about which actions are usually appropriate in a given task. This idea has been applied previously in a Bayesian account of the balance between habitual and goal-directed control, in which habitual tendencies were modelled as priors over policies that are balanced against goal-directed information about current outcome contingencies</w:t>
+      </w:r>
+      <w:r>
+        <w:t xml:space="preserve"> </w:t>
+      </w:r>
+      <w:r>
+        <w:t xml:space="preserve">(Schwöbel et al. 2021, 2024)</w:t>
+      </w:r>
+      <w:r>
+        <w:t xml:space="preserve">. This approach resonates with resource-rational accounts of planning, which postulates that the brain adapts its planning computations to the costs and benefits of using its relatively limited cognitive resources</w:t>
+      </w:r>
+      <w:r>
+        <w:t xml:space="preserve"> </w:t>
+      </w:r>
+      <w:r>
+        <w:t xml:space="preserve">(Gershman et al. 2015; Lai and Gershman 2021, 2024)</w:t>
       </w:r>
       <w:r>
         <w:t xml:space="preserve">.</w:t>
@@ -90,34 +119,7 @@
         <w:pStyle w:val="BodyText"/>
       </w:pPr>
       <w:r>
-        <w:t xml:space="preserve">We propose that an analogous principle applies to planning-based decision making. In sequential decision tasks, the relevant current evidence is not sensory input, but the output of forward planning. Such planning provides state-specific information about the long-term value of choosing an action. However, this information is computationally costly because it requires evaluating future outcomes in a usually complex and dynamic environment. In analogy to perception, agents may therefore combine the evidence, derived by costly forward planning, with cheaper prior information about which actions are usually appropriate in a given task. This idea is related to Bayesian accounts of the balance between habitual and goal-directed control, in which habitual tendencies can be understood as priors over policies that are balanced against goal-directed information about current outcome contingencies</w:t>
-      </w:r>
-      <w:r>
-        <w:t xml:space="preserve"> </w:t>
-      </w:r>
-      <w:r>
-        <w:t xml:space="preserve">(Schwöbel et al. 2021, 2024)</w:t>
-      </w:r>
-      <w:r>
-        <w:t xml:space="preserve">. It is also consistent with resource-rational accounts of planning, which argue that people adapt planning computations to the costs and benefits of using limited cognitive resources</w:t>
-      </w:r>
-      <w:r>
-        <w:t xml:space="preserve"> </w:t>
-      </w:r>
-      <w:r>
-        <w:t xml:space="preserve">(Gershman et al. 2015; Lai and Gershman 2021, 2024)</w:t>
-      </w:r>
-      <w:r>
-        <w:t xml:space="preserve">. Similarly, Bayesian models of planning depth formalize the decision of how much to plan as a meta-decision about the value of further tree search</w:t>
-      </w:r>
-      <w:r>
-        <w:t xml:space="preserve"> </w:t>
-      </w:r>
-      <w:r>
-        <w:t xml:space="preserve">(Kuperwajs and Ma 2021)</w:t>
-      </w:r>
-      <w:r>
-        <w:t xml:space="preserve">.</w:t>
+        <w:t xml:space="preserve">Following these previous accounts, we assume that choices in complex sequential decision making reflect the integration of two sources of information about action. First, participants have acquired task-structured preferences that reflect regularities in the task structure and their own experience within the task. Second, as is typically modelled in reinforcement learning, for each trial, participants use forward planning to derive values for each available action in an online fashion. These values are computationally costly and represent state-specific evidence for each action. Assuming a Bayesian approach, we hypothesize that these two sources are integrated by weighting the contribution of planning against preferences by their respective uncertainties. This hypothesis implies that strong preferences should guide choices and produce faster responses because less planning is needed. Weak or uncertain preferences should increase reliance on forward planning and make choices more sensitive to planning-derived DV and produce longer response times because of the involved computations.</w:t>
       </w:r>
     </w:p>
     <w:p>
@@ -125,24 +127,7 @@
         <w:pStyle w:val="BodyText"/>
       </w:pPr>
       <w:r>
-        <w:t xml:space="preserve">Building on these ideas, we hypothesize that choices in complex sequential decision making reflect the integration of two sources of action information. First, participants have task-structured preferences. These preferences can be understood as priors over actions, derived from regularities in the task structure and from previous choices in similar states</w:t>
-      </w:r>
-      <w:r>
-        <w:t xml:space="preserve"> </w:t>
-      </w:r>
-      <w:r>
-        <w:t xml:space="preserve">(Lai and Gershman 2021)</w:t>
-      </w:r>
-      <w:r>
-        <w:t xml:space="preserve">. Second, based on forward planning, participants derive decision values. These are costly, state-specific evidence about the long-term consequences of choosing an action. If these two sources are integrated in a Bayesian-like manner, then the influence of planning in selecting an action should depend on the uncertainty of the preference. Strong preferences should guide choices directly and produce faster responses because less planning is needed. Weak or uncertain preferences should increase reliance on forward planning and make choices more sensitive to planning-derived decision values and should take longer.</w:t>
-      </w:r>
-    </w:p>
-    <w:p>
-      <w:pPr>
-        <w:pStyle w:val="BodyText"/>
-      </w:pPr>
-      <w:r>
-        <w:t xml:space="preserve">In this paper, we test our hypothesis on a complex sequential decision making task. Our results indicate that participants’ behaviour are best explained by the integration of forward planning with task structure-dependent preferences. We show that participants deviation from optimality do not simply reflect biases towards the most frequent actions, nor does it reflect a fragmentation of the state space in a handful of context (such as extreme vs. intermediate offer). Rather, our results suggest that participants priors are the result of a weighted combination of preferences associated with each independent aspect of the task.</w:t>
+        <w:t xml:space="preserve">In this paper, we test this hypothesis in a complex sequential decision-making task, using model comparisons and response-time analyses. We compare models in which choice variability is explained by recent action frequencies, coarse contextual divisions of the state space, or structured preferences derived from task features. Our results show that participants’ choices are best captured by a model that combines planning-derived DV with state-dependent preferences constructed from multiple task features. We further show that these preferences interact with planning such that choices are guided more strongly by planning when preferences are weak, and more strongly by preferences when they are decisive. Together, these findings suggest that human sequential decision making reflects the integration of costly planning with structured, task-informed preferences that simplify action selection.</w:t>
       </w:r>
     </w:p>
     <w:p>
@@ -197,8 +182,34 @@
         </w:r>
       </w:hyperlink>
     </w:p>
+    <w:p>
+      <w:pPr>
+        <w:pStyle w:val="BodyText"/>
+      </w:pPr>
+      <w:r>
+        <w:rPr>
+          <w:vertAlign w:val="subscript"/>
+        </w:rPr>
+        <w:t xml:space="preserve">Source:</w:t>
+      </w:r>
+      <w:r>
+        <w:rPr>
+          <w:vertAlign w:val="subscript"/>
+        </w:rPr>
+        <w:t xml:space="preserve"> </w:t>
+      </w:r>
+      <w:hyperlink r:id="rId9">
+        <w:r>
+          <w:rPr>
+            <w:rStyle w:val="Hyperlink"/>
+            <w:vertAlign w:val="subscript"/>
+          </w:rPr>
+          <w:t xml:space="preserve">Article Notebook</w:t>
+        </w:r>
+      </w:hyperlink>
+    </w:p>
     <w:bookmarkEnd w:id="10"/>
-    <w:bookmarkStart w:id="32" w:name="methods"/>
+    <w:bookmarkStart w:id="33" w:name="methods"/>
     <w:p>
       <w:pPr>
         <w:pStyle w:val="Heading2"/>
@@ -425,6 +436,866 @@
         </w:r>
       </w:hyperlink>
     </w:p>
+    <w:bookmarkEnd w:id="15"/>
+    <w:bookmarkStart w:id="16" w:name="forward-planning-component"/>
+    <w:p>
+      <w:pPr>
+        <w:pStyle w:val="Heading3"/>
+      </w:pPr>
+      <w:r>
+        <w:t xml:space="preserve">2.2 Forward planning component</w:t>
+      </w:r>
+    </w:p>
+    <w:p>
+      <w:pPr>
+        <w:pStyle w:val="FirstParagraph"/>
+      </w:pPr>
+      <w:r>
+        <w:t xml:space="preserve">To model optimal behaviour in the task, we operationalized our task as a Markov Decision Process (MDP) with the following tuples:</w:t>
+      </w:r>
+    </w:p>
+    <w:p>
+      <w:pPr>
+        <w:pStyle w:val="BodyText"/>
+      </w:pPr>
+      <m:oMathPara>
+        <m:oMathParaPr>
+          <m:jc m:val="center"/>
+        </m:oMathParaPr>
+        <m:oMath>
+          <m:r>
+            <m:t>M</m:t>
+          </m:r>
+          <m:r>
+            <m:t>D</m:t>
+          </m:r>
+          <m:r>
+            <m:t>P</m:t>
+          </m:r>
+          <m:r>
+            <m:rPr>
+              <m:sty m:val="p"/>
+            </m:rPr>
+            <m:t>=</m:t>
+          </m:r>
+          <m:r>
+            <m:rPr>
+              <m:sty m:val="p"/>
+            </m:rPr>
+            <m:t>(</m:t>
+          </m:r>
+          <m:r>
+            <m:t>S</m:t>
+          </m:r>
+          <m:r>
+            <m:rPr>
+              <m:sty m:val="p"/>
+            </m:rPr>
+            <m:t>,</m:t>
+          </m:r>
+          <m:r>
+            <m:t>A</m:t>
+          </m:r>
+          <m:r>
+            <m:rPr>
+              <m:sty m:val="p"/>
+            </m:rPr>
+            <m:t>,</m:t>
+          </m:r>
+          <m:r>
+            <m:t>P</m:t>
+          </m:r>
+          <m:r>
+            <m:rPr>
+              <m:sty m:val="p"/>
+            </m:rPr>
+            <m:t>,</m:t>
+          </m:r>
+          <m:r>
+            <m:t>R</m:t>
+          </m:r>
+          <m:r>
+            <m:rPr>
+              <m:sty m:val="p"/>
+            </m:rPr>
+            <m:t>)</m:t>
+          </m:r>
+        </m:oMath>
+      </m:oMathPara>
+    </w:p>
+    <w:p>
+      <w:pPr>
+        <w:pStyle w:val="FirstParagraph"/>
+      </w:pPr>
+      <w:r>
+        <w:t xml:space="preserve">Where</w:t>
+      </w:r>
+      <w:r>
+        <w:t xml:space="preserve"> </w:t>
+      </w:r>
+      <m:oMath>
+        <m:r>
+          <m:t>S</m:t>
+        </m:r>
+      </m:oMath>
+      <w:r>
+        <w:t xml:space="preserve"> </w:t>
+      </w:r>
+      <w:r>
+        <w:t xml:space="preserve">represent all possible states in our task, where each state</w:t>
+      </w:r>
+      <w:r>
+        <w:t xml:space="preserve"> </w:t>
+      </w:r>
+      <m:oMath>
+        <m:r>
+          <m:t>s</m:t>
+        </m:r>
+      </m:oMath>
+      <w:r>
+        <w:t xml:space="preserve"> </w:t>
+      </w:r>
+      <w:r>
+        <w:t xml:space="preserve">consists of a combination of the experimental variables in our task:</w:t>
+      </w:r>
+      <w:r>
+        <w:t xml:space="preserve"> </w:t>
+      </w:r>
+      <m:oMath>
+        <m:r>
+          <m:t>S</m:t>
+        </m:r>
+        <m:r>
+          <m:rPr>
+            <m:sty m:val="p"/>
+          </m:rPr>
+          <m:t>=</m:t>
+        </m:r>
+        <m:r>
+          <m:t>E</m:t>
+        </m:r>
+        <m:r>
+          <m:rPr>
+            <m:sty m:val="p"/>
+          </m:rPr>
+          <m:t>×</m:t>
+        </m:r>
+        <m:r>
+          <m:t>O</m:t>
+        </m:r>
+        <m:r>
+          <m:rPr>
+            <m:sty m:val="p"/>
+          </m:rPr>
+          <m:t>×</m:t>
+        </m:r>
+        <m:r>
+          <m:t>C</m:t>
+        </m:r>
+        <m:r>
+          <m:t>C</m:t>
+        </m:r>
+        <m:r>
+          <m:rPr>
+            <m:sty m:val="p"/>
+          </m:rPr>
+          <m:t>×</m:t>
+        </m:r>
+        <m:r>
+          <m:t>F</m:t>
+        </m:r>
+        <m:r>
+          <m:t>C</m:t>
+        </m:r>
+        <m:r>
+          <m:rPr>
+            <m:sty m:val="p"/>
+          </m:rPr>
+          <m:t>×</m:t>
+        </m:r>
+        <m:r>
+          <m:t>T</m:t>
+        </m:r>
+      </m:oMath>
+      <w:r>
+        <w:t xml:space="preserve">, with energy</w:t>
+      </w:r>
+      <w:r>
+        <w:t xml:space="preserve"> </w:t>
+      </w:r>
+      <m:oMath>
+        <m:r>
+          <m:t>E</m:t>
+        </m:r>
+        <m:r>
+          <m:rPr>
+            <m:sty m:val="p"/>
+          </m:rPr>
+          <m:t>=</m:t>
+        </m:r>
+        <m:r>
+          <m:t>0</m:t>
+        </m:r>
+        <m:r>
+          <m:rPr>
+            <m:sty m:val="p"/>
+          </m:rPr>
+          <m:t>,</m:t>
+        </m:r>
+        <m:r>
+          <m:t>1</m:t>
+        </m:r>
+        <m:r>
+          <m:rPr>
+            <m:sty m:val="p"/>
+          </m:rPr>
+          <m:t>,</m:t>
+        </m:r>
+        <m:r>
+          <m:rPr>
+            <m:sty m:val="p"/>
+          </m:rPr>
+          <m:t>.</m:t>
+        </m:r>
+        <m:r>
+          <m:rPr>
+            <m:sty m:val="p"/>
+          </m:rPr>
+          <m:t>.</m:t>
+        </m:r>
+        <m:r>
+          <m:rPr>
+            <m:sty m:val="p"/>
+          </m:rPr>
+          <m:t>.</m:t>
+        </m:r>
+        <m:r>
+          <m:rPr>
+            <m:sty m:val="p"/>
+          </m:rPr>
+          <m:t>,</m:t>
+        </m:r>
+        <m:r>
+          <m:t>6</m:t>
+        </m:r>
+      </m:oMath>
+      <w:r>
+        <w:t xml:space="preserve">, offer</w:t>
+      </w:r>
+      <w:r>
+        <w:t xml:space="preserve"> </w:t>
+      </w:r>
+      <m:oMath>
+        <m:r>
+          <m:t>O</m:t>
+        </m:r>
+        <m:r>
+          <m:rPr>
+            <m:sty m:val="p"/>
+          </m:rPr>
+          <m:t>=</m:t>
+        </m:r>
+        <m:r>
+          <m:t>1</m:t>
+        </m:r>
+        <m:r>
+          <m:rPr>
+            <m:sty m:val="p"/>
+          </m:rPr>
+          <m:t>,</m:t>
+        </m:r>
+        <m:r>
+          <m:t>2</m:t>
+        </m:r>
+        <m:r>
+          <m:rPr>
+            <m:sty m:val="p"/>
+          </m:rPr>
+          <m:t>,</m:t>
+        </m:r>
+        <m:r>
+          <m:t>3</m:t>
+        </m:r>
+        <m:r>
+          <m:rPr>
+            <m:sty m:val="p"/>
+          </m:rPr>
+          <m:t>,</m:t>
+        </m:r>
+        <m:r>
+          <m:t>4</m:t>
+        </m:r>
+      </m:oMath>
+      <w:r>
+        <w:t xml:space="preserve">, current segment cost</w:t>
+      </w:r>
+      <w:r>
+        <w:t xml:space="preserve"> </w:t>
+      </w:r>
+      <m:oMath>
+        <m:r>
+          <m:t>C</m:t>
+        </m:r>
+        <m:r>
+          <m:t>C</m:t>
+        </m:r>
+        <m:r>
+          <m:rPr>
+            <m:sty m:val="p"/>
+          </m:rPr>
+          <m:t>=</m:t>
+        </m:r>
+        <m:r>
+          <m:t>1</m:t>
+        </m:r>
+        <m:r>
+          <m:rPr>
+            <m:sty m:val="p"/>
+          </m:rPr>
+          <m:t>,</m:t>
+        </m:r>
+        <m:r>
+          <m:t>2</m:t>
+        </m:r>
+      </m:oMath>
+      <w:r>
+        <w:t xml:space="preserve">, future segment cost</w:t>
+      </w:r>
+      <w:r>
+        <w:t xml:space="preserve"> </w:t>
+      </w:r>
+      <m:oMath>
+        <m:r>
+          <m:t>F</m:t>
+        </m:r>
+        <m:r>
+          <m:t>C</m:t>
+        </m:r>
+        <m:r>
+          <m:rPr>
+            <m:sty m:val="p"/>
+          </m:rPr>
+          <m:t>=</m:t>
+        </m:r>
+        <m:r>
+          <m:t>1</m:t>
+        </m:r>
+        <m:r>
+          <m:rPr>
+            <m:sty m:val="p"/>
+          </m:rPr>
+          <m:t>,</m:t>
+        </m:r>
+        <m:r>
+          <m:t>2</m:t>
+        </m:r>
+      </m:oMath>
+      <w:r>
+        <w:t xml:space="preserve"> </w:t>
+      </w:r>
+      <w:r>
+        <w:t xml:space="preserve">and trial</w:t>
+      </w:r>
+      <w:r>
+        <w:t xml:space="preserve"> </w:t>
+      </w:r>
+      <m:oMath>
+        <m:r>
+          <m:t>T</m:t>
+        </m:r>
+        <m:r>
+          <m:rPr>
+            <m:sty m:val="p"/>
+          </m:rPr>
+          <m:t>=</m:t>
+        </m:r>
+        <m:r>
+          <m:t>1</m:t>
+        </m:r>
+        <m:r>
+          <m:rPr>
+            <m:sty m:val="p"/>
+          </m:rPr>
+          <m:t>,</m:t>
+        </m:r>
+        <m:r>
+          <m:t>2</m:t>
+        </m:r>
+        <m:r>
+          <m:rPr>
+            <m:sty m:val="p"/>
+          </m:rPr>
+          <m:t>,</m:t>
+        </m:r>
+        <m:r>
+          <m:rPr>
+            <m:sty m:val="p"/>
+          </m:rPr>
+          <m:t>.</m:t>
+        </m:r>
+        <m:r>
+          <m:rPr>
+            <m:sty m:val="p"/>
+          </m:rPr>
+          <m:t>.</m:t>
+        </m:r>
+        <m:r>
+          <m:rPr>
+            <m:sty m:val="p"/>
+          </m:rPr>
+          <m:t>.</m:t>
+        </m:r>
+        <m:r>
+          <m:rPr>
+            <m:sty m:val="p"/>
+          </m:rPr>
+          <m:t>,</m:t>
+        </m:r>
+        <m:r>
+          <m:t>13</m:t>
+        </m:r>
+      </m:oMath>
+      <w:r>
+        <w:t xml:space="preserve">. Time steps (i.e. trials) has to be incorporated in the state space to account for the cost being trial dependent.</w:t>
+      </w:r>
+      <w:r>
+        <w:t xml:space="preserve"> </w:t>
+      </w:r>
+      <m:oMath>
+        <m:r>
+          <m:t>A</m:t>
+        </m:r>
+      </m:oMath>
+      <w:r>
+        <w:t xml:space="preserve"> </w:t>
+      </w:r>
+      <w:r>
+        <w:t xml:space="preserve">is the set of possible actions in our task (</w:t>
+      </w:r>
+      <m:oMath>
+        <m:r>
+          <m:t>a</m:t>
+        </m:r>
+        <m:r>
+          <m:t>c</m:t>
+        </m:r>
+        <m:r>
+          <m:t>c</m:t>
+        </m:r>
+        <m:r>
+          <m:t>e</m:t>
+        </m:r>
+        <m:r>
+          <m:t>p</m:t>
+        </m:r>
+        <m:r>
+          <m:t>t</m:t>
+        </m:r>
+        <m:r>
+          <m:rPr>
+            <m:sty m:val="p"/>
+          </m:rPr>
+          <m:t>=</m:t>
+        </m:r>
+        <m:r>
+          <m:t>1</m:t>
+        </m:r>
+        <m:r>
+          <m:rPr>
+            <m:sty m:val="p"/>
+          </m:rPr>
+          <m:t>,</m:t>
+        </m:r>
+        <m:r>
+          <m:t>r</m:t>
+        </m:r>
+        <m:r>
+          <m:t>e</m:t>
+        </m:r>
+        <m:r>
+          <m:t>j</m:t>
+        </m:r>
+        <m:r>
+          <m:t>e</m:t>
+        </m:r>
+        <m:r>
+          <m:t>c</m:t>
+        </m:r>
+        <m:r>
+          <m:t>t</m:t>
+        </m:r>
+        <m:r>
+          <m:rPr>
+            <m:sty m:val="p"/>
+          </m:rPr>
+          <m:t>=</m:t>
+        </m:r>
+        <m:r>
+          <m:t>0</m:t>
+        </m:r>
+      </m:oMath>
+      <w:r>
+        <w:t xml:space="preserve">),</w:t>
+      </w:r>
+      <w:r>
+        <w:t xml:space="preserve"> </w:t>
+      </w:r>
+      <m:oMath>
+        <m:r>
+          <m:t>P</m:t>
+        </m:r>
+      </m:oMath>
+      <w:r>
+        <w:t xml:space="preserve"> </w:t>
+      </w:r>
+      <w:r>
+        <w:t xml:space="preserve">is the transitional probability from a given state to all other states (</w:t>
+      </w:r>
+      <m:oMath>
+        <m:r>
+          <m:t>P</m:t>
+        </m:r>
+        <m:r>
+          <m:rPr>
+            <m:sty m:val="p"/>
+          </m:rPr>
+          <m:t>=</m:t>
+        </m:r>
+        <m:sSub>
+          <m:e>
+            <m:r>
+              <m:t>P</m:t>
+            </m:r>
+          </m:e>
+          <m:sub>
+            <m:r>
+              <m:rPr>
+                <m:sty m:val="p"/>
+              </m:rPr>
+              <m:t>∀</m:t>
+            </m:r>
+            <m:r>
+              <m:t>s</m:t>
+            </m:r>
+            <m:r>
+              <m:rPr>
+                <m:sty m:val="p"/>
+              </m:rPr>
+              <m:t>∈</m:t>
+            </m:r>
+            <m:r>
+              <m:t>S</m:t>
+            </m:r>
+          </m:sub>
+        </m:sSub>
+        <m:r>
+          <m:rPr>
+            <m:sty m:val="p"/>
+          </m:rPr>
+          <m:t>(</m:t>
+        </m:r>
+        <m:sSup>
+          <m:e>
+            <m:r>
+              <m:t>s</m:t>
+            </m:r>
+          </m:e>
+          <m:sup>
+            <m:r>
+              <m:rPr>
+                <m:sty m:val="p"/>
+              </m:rPr>
+              <m:t>′</m:t>
+            </m:r>
+          </m:sup>
+        </m:sSup>
+        <m:r>
+          <m:rPr>
+            <m:sty m:val="p"/>
+          </m:rPr>
+          <m:t>|</m:t>
+        </m:r>
+        <m:r>
+          <m:t>s</m:t>
+        </m:r>
+        <m:r>
+          <m:rPr>
+            <m:sty m:val="p"/>
+          </m:rPr>
+          <m:t>,</m:t>
+        </m:r>
+        <m:r>
+          <m:t>a</m:t>
+        </m:r>
+        <m:r>
+          <m:rPr>
+            <m:sty m:val="p"/>
+          </m:rPr>
+          <m:t>)</m:t>
+        </m:r>
+      </m:oMath>
+      <w:r>
+        <w:t xml:space="preserve">), and</w:t>
+      </w:r>
+      <w:r>
+        <w:t xml:space="preserve"> </w:t>
+      </w:r>
+      <m:oMath>
+        <m:r>
+          <m:t>R</m:t>
+        </m:r>
+      </m:oMath>
+      <w:r>
+        <w:t xml:space="preserve"> </w:t>
+      </w:r>
+      <w:r>
+        <w:t xml:space="preserve">is the reward function characterizing the reward participants can obtain in a given state for each action (</w:t>
+      </w:r>
+      <m:oMath>
+        <m:r>
+          <m:t>R</m:t>
+        </m:r>
+        <m:r>
+          <m:rPr>
+            <m:sty m:val="p"/>
+          </m:rPr>
+          <m:t>=</m:t>
+        </m:r>
+        <m:sSub>
+          <m:e>
+            <m:r>
+              <m:t>R</m:t>
+            </m:r>
+          </m:e>
+          <m:sub>
+            <m:r>
+              <m:rPr>
+                <m:sty m:val="p"/>
+              </m:rPr>
+              <m:t>∀</m:t>
+            </m:r>
+            <m:r>
+              <m:t>s</m:t>
+            </m:r>
+            <m:r>
+              <m:rPr>
+                <m:sty m:val="p"/>
+              </m:rPr>
+              <m:t>∈</m:t>
+            </m:r>
+            <m:r>
+              <m:t>S</m:t>
+            </m:r>
+          </m:sub>
+        </m:sSub>
+        <m:r>
+          <m:rPr>
+            <m:sty m:val="p"/>
+          </m:rPr>
+          <m:t>(</m:t>
+        </m:r>
+        <m:r>
+          <m:t>s</m:t>
+        </m:r>
+        <m:r>
+          <m:rPr>
+            <m:sty m:val="p"/>
+          </m:rPr>
+          <m:t>|</m:t>
+        </m:r>
+        <m:r>
+          <m:t>a</m:t>
+        </m:r>
+        <m:r>
+          <m:rPr>
+            <m:sty m:val="p"/>
+          </m:rPr>
+          <m:t>)</m:t>
+        </m:r>
+      </m:oMath>
+      <w:r>
+        <w:t xml:space="preserve">).</w:t>
+      </w:r>
+    </w:p>
+    <w:p>
+      <w:pPr>
+        <w:pStyle w:val="BodyText"/>
+      </w:pPr>
+      <w:r>
+        <w:t xml:space="preserve">While optimal behaviour would require planning considering outcomes up until the end of the task we modelled only 12 trials instead of the 240, assuming it unlikely that participants would consider trials far remote from the current horizon when planning. As the task consists of a sequence of segment pairs (8 trials) and that participants only have information regarding the state transitions within this known horizon, maximizing returns can be approximated by determining the optimal policy within these trials. However, modeling only 8 trials would imply that the task ends after those, inducing the optimal policy to aim to use up all energy by then, which would not be optimal as the task continues beyond the known horizon. To account for this, we extended the horizon to 13 trials, to ensure that energy is preserved for future segments. This enabled us to operationalize the task as an episodice MDP and solve it for a finite horizon of 13 trials. In the first 8 trials, the probability of the next state reflects the offer related stochasticity, while the rest is deterministic. For trials beyond the known horizon the uncertainty associated with the offer is compounded by the uncertainty related to the costs transition</w:t>
+      </w:r>
+      <w:r>
+        <w:t xml:space="preserve"> </w:t>
+      </w:r>
+      <w:r>
+        <w:t xml:space="preserve">(see Ott et al. 2022a for more details)</w:t>
+      </w:r>
+      <w:r>
+        <w:t xml:space="preserve">.</w:t>
+      </w:r>
+    </w:p>
+    <w:p>
+      <w:pPr>
+        <w:pStyle w:val="BodyText"/>
+      </w:pPr>
+      <w:r>
+        <w:t xml:space="preserve">We applied backward induction to compute the long-term value associated with each action in any given state</w:t>
+      </w:r>
+      <w:r>
+        <w:t xml:space="preserve"> </w:t>
+      </w:r>
+      <w:r>
+        <w:t xml:space="preserve">(i.e. the</w:t>
+      </w:r>
+      <w:r>
+        <w:t xml:space="preserve"> </w:t>
+      </w:r>
+      <m:oMath>
+        <m:r>
+          <m:t>Q</m:t>
+        </m:r>
+      </m:oMath>
+      <w:r>
+        <w:t xml:space="preserve"> </w:t>
+      </w:r>
+      <w:r>
+        <w:t xml:space="preserve">function</w:t>
+      </w:r>
+      <w:r>
+        <w:t xml:space="preserve"> </w:t>
+      </w:r>
+      <w:r>
+        <w:t xml:space="preserve">Sutton et al.</w:t>
+      </w:r>
+      <w:r>
+        <w:t xml:space="preserve"> </w:t>
+      </w:r>
+      <w:r>
+        <w:t xml:space="preserve">1998)</w:t>
+      </w:r>
+      <w:r>
+        <w:t xml:space="preserve">. Participants maximizing return should choose the action with the largest value. As there were only two possible actions in our task (accept or reject), we computed decision values (DV) as:</w:t>
+      </w:r>
+    </w:p>
+    <w:p>
+      <w:pPr>
+        <w:pStyle w:val="BodyText"/>
+      </w:pPr>
+      <m:oMathPara>
+        <m:oMathParaPr>
+          <m:jc m:val="center"/>
+        </m:oMathParaPr>
+        <m:oMath>
+          <m:r>
+            <m:t>D</m:t>
+          </m:r>
+          <m:sSub>
+            <m:e>
+              <m:r>
+                <m:t>V</m:t>
+              </m:r>
+            </m:e>
+            <m:sub>
+              <m:r>
+                <m:t>s</m:t>
+              </m:r>
+            </m:sub>
+          </m:sSub>
+          <m:r>
+            <m:rPr>
+              <m:sty m:val="p"/>
+            </m:rPr>
+            <m:t>=</m:t>
+          </m:r>
+          <m:r>
+            <m:t>Q</m:t>
+          </m:r>
+          <m:r>
+            <m:rPr>
+              <m:sty m:val="p"/>
+            </m:rPr>
+            <m:t>(</m:t>
+          </m:r>
+          <m:r>
+            <m:t>s</m:t>
+          </m:r>
+          <m:r>
+            <m:rPr>
+              <m:sty m:val="p"/>
+            </m:rPr>
+            <m:t>,</m:t>
+          </m:r>
+          <m:r>
+            <m:t>a</m:t>
+          </m:r>
+          <m:r>
+            <m:rPr>
+              <m:sty m:val="p"/>
+            </m:rPr>
+            <m:t>=</m:t>
+          </m:r>
+          <m:r>
+            <m:t>1</m:t>
+          </m:r>
+          <m:r>
+            <m:rPr>
+              <m:sty m:val="p"/>
+            </m:rPr>
+            <m:t>)</m:t>
+          </m:r>
+          <m:r>
+            <m:rPr>
+              <m:sty m:val="p"/>
+            </m:rPr>
+            <m:t>−</m:t>
+          </m:r>
+          <m:r>
+            <m:t>Q</m:t>
+          </m:r>
+          <m:r>
+            <m:rPr>
+              <m:sty m:val="p"/>
+            </m:rPr>
+            <m:t>(</m:t>
+          </m:r>
+          <m:r>
+            <m:t>s</m:t>
+          </m:r>
+          <m:r>
+            <m:rPr>
+              <m:sty m:val="p"/>
+            </m:rPr>
+            <m:t>,</m:t>
+          </m:r>
+          <m:r>
+            <m:t>a</m:t>
+          </m:r>
+          <m:r>
+            <m:rPr>
+              <m:sty m:val="p"/>
+            </m:rPr>
+            <m:t>=</m:t>
+          </m:r>
+          <m:r>
+            <m:t>0</m:t>
+          </m:r>
+          <m:r>
+            <m:rPr>
+              <m:sty m:val="p"/>
+            </m:rPr>
+            <m:t>)</m:t>
+          </m:r>
+        </m:oMath>
+      </m:oMathPara>
+    </w:p>
+    <w:p>
+      <w:pPr>
+        <w:pStyle w:val="FirstParagraph"/>
+      </w:pPr>
+      <w:r>
+        <w:t xml:space="preserve">In states where the DV are negative, participants should reject, and in states where DV are positive, participants should accept the offer.</w:t>
+      </w:r>
+    </w:p>
     <w:p>
       <w:pPr>
         <w:pStyle w:val="BodyText"/>
@@ -451,957 +1322,9 @@
         </w:r>
       </w:hyperlink>
     </w:p>
-    <w:bookmarkEnd w:id="15"/>
-    <w:bookmarkStart w:id="17" w:name="forward-planning-component"/>
-    <w:p>
-      <w:pPr>
-        <w:pStyle w:val="Heading3"/>
-      </w:pPr>
-      <w:r>
-        <w:t xml:space="preserve">2.2 Forward planning component</w:t>
-      </w:r>
-    </w:p>
-    <w:p>
-      <w:pPr>
-        <w:pStyle w:val="FirstParagraph"/>
-      </w:pPr>
-      <w:r>
-        <w:t xml:space="preserve">To model optimal behaviour in the task, we operationalized our task as a Markov Decision Process (MDP) with the following tuples:</w:t>
-      </w:r>
-    </w:p>
     <w:p>
       <w:pPr>
         <w:pStyle w:val="BodyText"/>
-      </w:pPr>
-      <m:oMathPara>
-        <m:oMathParaPr>
-          <m:jc m:val="center"/>
-        </m:oMathParaPr>
-        <m:oMath>
-          <m:r>
-            <m:t>M</m:t>
-          </m:r>
-          <m:r>
-            <m:t>D</m:t>
-          </m:r>
-          <m:r>
-            <m:t>P</m:t>
-          </m:r>
-          <m:r>
-            <m:rPr>
-              <m:sty m:val="p"/>
-            </m:rPr>
-            <m:t>=</m:t>
-          </m:r>
-          <m:r>
-            <m:rPr>
-              <m:sty m:val="p"/>
-            </m:rPr>
-            <m:t>(</m:t>
-          </m:r>
-          <m:r>
-            <m:t>S</m:t>
-          </m:r>
-          <m:r>
-            <m:rPr>
-              <m:sty m:val="p"/>
-            </m:rPr>
-            <m:t>,</m:t>
-          </m:r>
-          <m:r>
-            <m:t>A</m:t>
-          </m:r>
-          <m:r>
-            <m:rPr>
-              <m:sty m:val="p"/>
-            </m:rPr>
-            <m:t>,</m:t>
-          </m:r>
-          <m:r>
-            <m:t>P</m:t>
-          </m:r>
-          <m:r>
-            <m:rPr>
-              <m:sty m:val="p"/>
-            </m:rPr>
-            <m:t>,</m:t>
-          </m:r>
-          <m:r>
-            <m:t>R</m:t>
-          </m:r>
-          <m:r>
-            <m:rPr>
-              <m:sty m:val="p"/>
-            </m:rPr>
-            <m:t>)</m:t>
-          </m:r>
-        </m:oMath>
-      </m:oMathPara>
-    </w:p>
-    <w:p>
-      <w:pPr>
-        <w:pStyle w:val="FirstParagraph"/>
-      </w:pPr>
-      <w:r>
-        <w:t xml:space="preserve">Where</w:t>
-      </w:r>
-      <w:r>
-        <w:t xml:space="preserve"> </w:t>
-      </w:r>
-      <m:oMath>
-        <m:r>
-          <m:t>A</m:t>
-        </m:r>
-      </m:oMath>
-      <w:r>
-        <w:t xml:space="preserve"> </w:t>
-      </w:r>
-      <w:r>
-        <w:t xml:space="preserve">is the set of possible actions in our task (</w:t>
-      </w:r>
-      <m:oMath>
-        <m:r>
-          <m:t>a</m:t>
-        </m:r>
-        <m:r>
-          <m:t>c</m:t>
-        </m:r>
-        <m:r>
-          <m:t>c</m:t>
-        </m:r>
-        <m:r>
-          <m:t>e</m:t>
-        </m:r>
-        <m:r>
-          <m:t>p</m:t>
-        </m:r>
-        <m:r>
-          <m:t>t</m:t>
-        </m:r>
-        <m:r>
-          <m:rPr>
-            <m:sty m:val="p"/>
-          </m:rPr>
-          <m:t>=</m:t>
-        </m:r>
-        <m:r>
-          <m:t>1</m:t>
-        </m:r>
-        <m:r>
-          <m:rPr>
-            <m:sty m:val="p"/>
-          </m:rPr>
-          <m:t>,</m:t>
-        </m:r>
-        <m:r>
-          <m:t>r</m:t>
-        </m:r>
-        <m:r>
-          <m:t>e</m:t>
-        </m:r>
-        <m:r>
-          <m:t>j</m:t>
-        </m:r>
-        <m:r>
-          <m:t>e</m:t>
-        </m:r>
-        <m:r>
-          <m:t>c</m:t>
-        </m:r>
-        <m:r>
-          <m:t>t</m:t>
-        </m:r>
-        <m:r>
-          <m:rPr>
-            <m:sty m:val="p"/>
-          </m:rPr>
-          <m:t>=</m:t>
-        </m:r>
-        <m:r>
-          <m:t>0</m:t>
-        </m:r>
-      </m:oMath>
-      <w:r>
-        <w:t xml:space="preserve">),</w:t>
-      </w:r>
-      <w:r>
-        <w:t xml:space="preserve"> </w:t>
-      </w:r>
-      <m:oMath>
-        <m:r>
-          <m:t>P</m:t>
-        </m:r>
-      </m:oMath>
-      <w:r>
-        <w:t xml:space="preserve"> </w:t>
-      </w:r>
-      <w:r>
-        <w:t xml:space="preserve">is the transitional probability from a given state to all other states (</w:t>
-      </w:r>
-      <m:oMath>
-        <m:r>
-          <m:t>P</m:t>
-        </m:r>
-        <m:r>
-          <m:rPr>
-            <m:sty m:val="p"/>
-          </m:rPr>
-          <m:t>=</m:t>
-        </m:r>
-        <m:sSub>
-          <m:e>
-            <m:r>
-              <m:t>P</m:t>
-            </m:r>
-          </m:e>
-          <m:sub>
-            <m:r>
-              <m:rPr>
-                <m:sty m:val="p"/>
-              </m:rPr>
-              <m:t>∀</m:t>
-            </m:r>
-            <m:r>
-              <m:t>s</m:t>
-            </m:r>
-            <m:r>
-              <m:rPr>
-                <m:sty m:val="p"/>
-              </m:rPr>
-              <m:t>∈</m:t>
-            </m:r>
-            <m:r>
-              <m:t>S</m:t>
-            </m:r>
-          </m:sub>
-        </m:sSub>
-        <m:r>
-          <m:rPr>
-            <m:sty m:val="p"/>
-          </m:rPr>
-          <m:t>(</m:t>
-        </m:r>
-        <m:sSup>
-          <m:e>
-            <m:r>
-              <m:t>s</m:t>
-            </m:r>
-          </m:e>
-          <m:sup>
-            <m:r>
-              <m:rPr>
-                <m:sty m:val="p"/>
-              </m:rPr>
-              <m:t>′</m:t>
-            </m:r>
-          </m:sup>
-        </m:sSup>
-        <m:r>
-          <m:rPr>
-            <m:sty m:val="p"/>
-          </m:rPr>
-          <m:t>|</m:t>
-        </m:r>
-        <m:r>
-          <m:t>s</m:t>
-        </m:r>
-        <m:r>
-          <m:rPr>
-            <m:sty m:val="p"/>
-          </m:rPr>
-          <m:t>,</m:t>
-        </m:r>
-        <m:r>
-          <m:t>a</m:t>
-        </m:r>
-        <m:r>
-          <m:rPr>
-            <m:sty m:val="p"/>
-          </m:rPr>
-          <m:t>)</m:t>
-        </m:r>
-      </m:oMath>
-      <w:r>
-        <w:t xml:space="preserve">), and</w:t>
-      </w:r>
-      <w:r>
-        <w:t xml:space="preserve"> </w:t>
-      </w:r>
-      <m:oMath>
-        <m:r>
-          <m:t>R</m:t>
-        </m:r>
-      </m:oMath>
-      <w:r>
-        <w:t xml:space="preserve"> </w:t>
-      </w:r>
-      <w:r>
-        <w:t xml:space="preserve">is the reward function characterizing the reward participants can obtain in a given state for each action (</w:t>
-      </w:r>
-      <m:oMath>
-        <m:r>
-          <m:t>R</m:t>
-        </m:r>
-        <m:r>
-          <m:rPr>
-            <m:sty m:val="p"/>
-          </m:rPr>
-          <m:t>=</m:t>
-        </m:r>
-        <m:sSub>
-          <m:e>
-            <m:r>
-              <m:t>R</m:t>
-            </m:r>
-          </m:e>
-          <m:sub>
-            <m:r>
-              <m:rPr>
-                <m:sty m:val="p"/>
-              </m:rPr>
-              <m:t>∀</m:t>
-            </m:r>
-            <m:r>
-              <m:t>s</m:t>
-            </m:r>
-            <m:r>
-              <m:rPr>
-                <m:sty m:val="p"/>
-              </m:rPr>
-              <m:t>∈</m:t>
-            </m:r>
-            <m:r>
-              <m:t>S</m:t>
-            </m:r>
-          </m:sub>
-        </m:sSub>
-        <m:r>
-          <m:rPr>
-            <m:sty m:val="p"/>
-          </m:rPr>
-          <m:t>(</m:t>
-        </m:r>
-        <m:r>
-          <m:t>s</m:t>
-        </m:r>
-        <m:r>
-          <m:rPr>
-            <m:sty m:val="p"/>
-          </m:rPr>
-          <m:t>|</m:t>
-        </m:r>
-        <m:r>
-          <m:t>a</m:t>
-        </m:r>
-        <m:r>
-          <m:rPr>
-            <m:sty m:val="p"/>
-          </m:rPr>
-          <m:t>)</m:t>
-        </m:r>
-      </m:oMath>
-      <w:r>
-        <w:t xml:space="preserve">).</w:t>
-      </w:r>
-      <w:r>
-        <w:t xml:space="preserve"> </w:t>
-      </w:r>
-      <m:oMath>
-        <m:r>
-          <m:t>S</m:t>
-        </m:r>
-      </m:oMath>
-      <w:r>
-        <w:t xml:space="preserve"> </w:t>
-      </w:r>
-      <w:r>
-        <w:t xml:space="preserve">represent all possible states in our task, where each state</w:t>
-      </w:r>
-      <w:r>
-        <w:t xml:space="preserve"> </w:t>
-      </w:r>
-      <m:oMath>
-        <m:r>
-          <m:t>s</m:t>
-        </m:r>
-      </m:oMath>
-      <w:r>
-        <w:t xml:space="preserve"> </w:t>
-      </w:r>
-      <w:r>
-        <w:t xml:space="preserve">consists of a combination of the experimental variables in our task:</w:t>
-      </w:r>
-      <w:r>
-        <w:t xml:space="preserve"> </w:t>
-      </w:r>
-      <m:oMath>
-        <m:r>
-          <m:t>S</m:t>
-        </m:r>
-        <m:r>
-          <m:rPr>
-            <m:sty m:val="p"/>
-          </m:rPr>
-          <m:t>=</m:t>
-        </m:r>
-        <m:r>
-          <m:t>E</m:t>
-        </m:r>
-        <m:r>
-          <m:rPr>
-            <m:sty m:val="p"/>
-          </m:rPr>
-          <m:t>×</m:t>
-        </m:r>
-        <m:r>
-          <m:t>O</m:t>
-        </m:r>
-        <m:r>
-          <m:rPr>
-            <m:sty m:val="p"/>
-          </m:rPr>
-          <m:t>×</m:t>
-        </m:r>
-        <m:r>
-          <m:t>C</m:t>
-        </m:r>
-        <m:r>
-          <m:t>C</m:t>
-        </m:r>
-        <m:r>
-          <m:rPr>
-            <m:sty m:val="p"/>
-          </m:rPr>
-          <m:t>×</m:t>
-        </m:r>
-        <m:r>
-          <m:t>F</m:t>
-        </m:r>
-        <m:r>
-          <m:t>C</m:t>
-        </m:r>
-        <m:r>
-          <m:rPr>
-            <m:sty m:val="p"/>
-          </m:rPr>
-          <m:t>×</m:t>
-        </m:r>
-        <m:r>
-          <m:t>T</m:t>
-        </m:r>
-      </m:oMath>
-      <w:r>
-        <w:t xml:space="preserve">, with energy</w:t>
-      </w:r>
-      <w:r>
-        <w:t xml:space="preserve"> </w:t>
-      </w:r>
-      <m:oMath>
-        <m:r>
-          <m:t>E</m:t>
-        </m:r>
-        <m:r>
-          <m:rPr>
-            <m:sty m:val="p"/>
-          </m:rPr>
-          <m:t>=</m:t>
-        </m:r>
-        <m:r>
-          <m:t>0</m:t>
-        </m:r>
-        <m:r>
-          <m:rPr>
-            <m:sty m:val="p"/>
-          </m:rPr>
-          <m:t>,</m:t>
-        </m:r>
-        <m:r>
-          <m:t>1</m:t>
-        </m:r>
-        <m:r>
-          <m:rPr>
-            <m:sty m:val="p"/>
-          </m:rPr>
-          <m:t>,</m:t>
-        </m:r>
-        <m:r>
-          <m:rPr>
-            <m:sty m:val="p"/>
-          </m:rPr>
-          <m:t>.</m:t>
-        </m:r>
-        <m:r>
-          <m:rPr>
-            <m:sty m:val="p"/>
-          </m:rPr>
-          <m:t>.</m:t>
-        </m:r>
-        <m:r>
-          <m:rPr>
-            <m:sty m:val="p"/>
-          </m:rPr>
-          <m:t>.</m:t>
-        </m:r>
-        <m:r>
-          <m:rPr>
-            <m:sty m:val="p"/>
-          </m:rPr>
-          <m:t>,</m:t>
-        </m:r>
-        <m:r>
-          <m:t>6</m:t>
-        </m:r>
-      </m:oMath>
-      <w:r>
-        <w:t xml:space="preserve">, offer</w:t>
-      </w:r>
-      <w:r>
-        <w:t xml:space="preserve"> </w:t>
-      </w:r>
-      <m:oMath>
-        <m:r>
-          <m:t>O</m:t>
-        </m:r>
-        <m:r>
-          <m:rPr>
-            <m:sty m:val="p"/>
-          </m:rPr>
-          <m:t>=</m:t>
-        </m:r>
-        <m:r>
-          <m:t>1</m:t>
-        </m:r>
-        <m:r>
-          <m:rPr>
-            <m:sty m:val="p"/>
-          </m:rPr>
-          <m:t>,</m:t>
-        </m:r>
-        <m:r>
-          <m:t>2</m:t>
-        </m:r>
-        <m:r>
-          <m:rPr>
-            <m:sty m:val="p"/>
-          </m:rPr>
-          <m:t>,</m:t>
-        </m:r>
-        <m:r>
-          <m:t>3</m:t>
-        </m:r>
-        <m:r>
-          <m:rPr>
-            <m:sty m:val="p"/>
-          </m:rPr>
-          <m:t>,</m:t>
-        </m:r>
-        <m:r>
-          <m:t>4</m:t>
-        </m:r>
-      </m:oMath>
-      <w:r>
-        <w:t xml:space="preserve">, current segment cost</w:t>
-      </w:r>
-      <w:r>
-        <w:t xml:space="preserve"> </w:t>
-      </w:r>
-      <m:oMath>
-        <m:r>
-          <m:t>C</m:t>
-        </m:r>
-        <m:r>
-          <m:t>C</m:t>
-        </m:r>
-        <m:r>
-          <m:rPr>
-            <m:sty m:val="p"/>
-          </m:rPr>
-          <m:t>=</m:t>
-        </m:r>
-        <m:r>
-          <m:t>1</m:t>
-        </m:r>
-        <m:r>
-          <m:rPr>
-            <m:sty m:val="p"/>
-          </m:rPr>
-          <m:t>,</m:t>
-        </m:r>
-        <m:r>
-          <m:t>2</m:t>
-        </m:r>
-      </m:oMath>
-      <w:r>
-        <w:t xml:space="preserve">, future segment cost</w:t>
-      </w:r>
-      <w:r>
-        <w:t xml:space="preserve"> </w:t>
-      </w:r>
-      <m:oMath>
-        <m:r>
-          <m:t>F</m:t>
-        </m:r>
-        <m:r>
-          <m:t>C</m:t>
-        </m:r>
-        <m:r>
-          <m:rPr>
-            <m:sty m:val="p"/>
-          </m:rPr>
-          <m:t>=</m:t>
-        </m:r>
-        <m:r>
-          <m:t>1</m:t>
-        </m:r>
-        <m:r>
-          <m:rPr>
-            <m:sty m:val="p"/>
-          </m:rPr>
-          <m:t>,</m:t>
-        </m:r>
-        <m:r>
-          <m:t>2</m:t>
-        </m:r>
-      </m:oMath>
-      <w:r>
-        <w:t xml:space="preserve"> </w:t>
-      </w:r>
-      <w:r>
-        <w:t xml:space="preserve">and trial</w:t>
-      </w:r>
-      <w:r>
-        <w:t xml:space="preserve"> </w:t>
-      </w:r>
-      <m:oMath>
-        <m:r>
-          <m:t>T</m:t>
-        </m:r>
-        <m:r>
-          <m:rPr>
-            <m:sty m:val="p"/>
-          </m:rPr>
-          <m:t>=</m:t>
-        </m:r>
-        <m:r>
-          <m:t>1</m:t>
-        </m:r>
-        <m:r>
-          <m:rPr>
-            <m:sty m:val="p"/>
-          </m:rPr>
-          <m:t>,</m:t>
-        </m:r>
-        <m:r>
-          <m:t>2</m:t>
-        </m:r>
-        <m:r>
-          <m:rPr>
-            <m:sty m:val="p"/>
-          </m:rPr>
-          <m:t>,</m:t>
-        </m:r>
-        <m:r>
-          <m:rPr>
-            <m:sty m:val="p"/>
-          </m:rPr>
-          <m:t>.</m:t>
-        </m:r>
-        <m:r>
-          <m:rPr>
-            <m:sty m:val="p"/>
-          </m:rPr>
-          <m:t>.</m:t>
-        </m:r>
-        <m:r>
-          <m:rPr>
-            <m:sty m:val="p"/>
-          </m:rPr>
-          <m:t>.</m:t>
-        </m:r>
-        <m:r>
-          <m:rPr>
-            <m:sty m:val="p"/>
-          </m:rPr>
-          <m:t>,</m:t>
-        </m:r>
-        <m:r>
-          <m:t>13</m:t>
-        </m:r>
-      </m:oMath>
-      <w:r>
-        <w:t xml:space="preserve">. Time steps (i.e. trials) has to be incorporated in the state space to account for the cost being trial dependent.</w:t>
-      </w:r>
-    </w:p>
-    <w:p>
-      <w:pPr>
-        <w:pStyle w:val="BodyText"/>
-      </w:pPr>
-      <w:r>
-        <w:t xml:space="preserve">While optimal behaviour would require planning considering outcomes up until the end of the task we modelled only 12 trials instead of the 240, assuming it unlikely that participants would consider trials far remote from the current horizon when planning. As the task consists of a sequence of segment pairs (8 trials) and that participants only have information regarding the state transitions within this known horizon, maximizing returns can be approximated by determining the optimal policy within these trials. However, modeling only 8 trials would imply that the task ends after those, inducing the optimal policy to aim to use up all energy by then, which would not be optimal as the task continues beyond the known horizon. To account for this, we extended the horizon to 13 trials, to ensure that energy is preserved for future segments. This enabled us to operationalize the task as an episodice MDP and solve it for a finite horizon of 13 trials. In the first 8 trials, the probability of the next state reflects the offer related stochasticity, while the rest is deterministic. For trials beyond the known horizon the uncertainty associated with the offer is compounded by the uncertainty related to the costs transition</w:t>
-      </w:r>
-      <w:r>
-        <w:t xml:space="preserve"> </w:t>
-      </w:r>
-      <w:r>
-        <w:t xml:space="preserve">(see Ott et al. 2022a for more details)</w:t>
-      </w:r>
-      <w:r>
-        <w:t xml:space="preserve">.</w:t>
-      </w:r>
-    </w:p>
-    <w:p>
-      <w:pPr>
-        <w:pStyle w:val="BodyText"/>
-      </w:pPr>
-      <w:r>
-        <w:t xml:space="preserve">We applied backward induction to the MDP to compute value associated with each state and the value associated with each action in each state</w:t>
-      </w:r>
-      <w:r>
-        <w:t xml:space="preserve"> </w:t>
-      </w:r>
-      <w:r>
-        <w:t xml:space="preserve">(V and Q functions respectively, see</w:t>
-      </w:r>
-      <w:r>
-        <w:t xml:space="preserve"> </w:t>
-      </w:r>
-      <w:r>
-        <w:t xml:space="preserve">Sutton et al.</w:t>
-      </w:r>
-      <w:r>
-        <w:t xml:space="preserve"> </w:t>
-      </w:r>
-      <w:r>
-        <w:t xml:space="preserve">1998)</w:t>
-      </w:r>
-      <w:r>
-        <w:t xml:space="preserve">. If participants behave optimally, their behaviour should reflect a softmax function over the value associated with each action in a given state ([REFERENCE]), which in the case of a binary decision problem simplifies to the logit function:</w:t>
-      </w:r>
-    </w:p>
-    <w:p>
-      <w:pPr>
-        <w:pStyle w:val="BodyText"/>
-      </w:pPr>
-      <w:bookmarkStart w:id="16" w:name="eq-logistic_reg"/>
-      <m:oMathPara>
-        <m:oMathParaPr>
-          <m:jc m:val="center"/>
-        </m:oMathParaPr>
-        <m:oMath>
-          <m:eqArr>
-            <m:e>
-              <m:r>
-                <m:t>P</m:t>
-              </m:r>
-              <m:r>
-                <m:rPr>
-                  <m:sty m:val="p"/>
-                </m:rPr>
-                <m:t>(</m:t>
-              </m:r>
-              <m:r>
-                <m:t>a</m:t>
-              </m:r>
-              <m:r>
-                <m:rPr>
-                  <m:sty m:val="p"/>
-                </m:rPr>
-                <m:t>=</m:t>
-              </m:r>
-              <m:r>
-                <m:t>1</m:t>
-              </m:r>
-              <m:r>
-                <m:rPr>
-                  <m:sty m:val="p"/>
-                </m:rPr>
-                <m:t>)</m:t>
-              </m:r>
-              <m:r>
-                <m:t>&amp;</m:t>
-              </m:r>
-              <m:r>
-                <m:rPr>
-                  <m:sty m:val="p"/>
-                </m:rPr>
-                <m:t>=</m:t>
-              </m:r>
-              <m:f>
-                <m:fPr>
-                  <m:type m:val="bar"/>
-                </m:fPr>
-                <m:num>
-                  <m:r>
-                    <m:t>1</m:t>
-                  </m:r>
-                </m:num>
-                <m:den>
-                  <m:r>
-                    <m:t>1</m:t>
-                  </m:r>
-                  <m:r>
-                    <m:rPr>
-                      <m:sty m:val="p"/>
-                    </m:rPr>
-                    <m:t>+</m:t>
-                  </m:r>
-                  <m:sSup>
-                    <m:e>
-                      <m:r>
-                        <m:t>e</m:t>
-                      </m:r>
-                    </m:e>
-                    <m:sup>
-                      <m:r>
-                        <m:t>D</m:t>
-                      </m:r>
-                      <m:r>
-                        <m:t>V</m:t>
-                      </m:r>
-                    </m:sup>
-                  </m:sSup>
-                </m:den>
-              </m:f>
-            </m:e>
-            <m:e>
-              <m:r>
-                <m:t>w</m:t>
-              </m:r>
-              <m:r>
-                <m:t>h</m:t>
-              </m:r>
-              <m:r>
-                <m:t>e</m:t>
-              </m:r>
-              <m:r>
-                <m:t>r</m:t>
-              </m:r>
-              <m:r>
-                <m:t>e</m:t>
-              </m:r>
-              <m:r>
-                <m:t> </m:t>
-              </m:r>
-              <m:r>
-                <m:t>D</m:t>
-              </m:r>
-              <m:r>
-                <m:t>V</m:t>
-              </m:r>
-              <m:r>
-                <m:t>&amp;</m:t>
-              </m:r>
-              <m:r>
-                <m:rPr>
-                  <m:sty m:val="p"/>
-                </m:rPr>
-                <m:t>=</m:t>
-              </m:r>
-              <m:r>
-                <m:t>Q</m:t>
-              </m:r>
-              <m:r>
-                <m:rPr>
-                  <m:sty m:val="p"/>
-                </m:rPr>
-                <m:t>(</m:t>
-              </m:r>
-              <m:r>
-                <m:t>s</m:t>
-              </m:r>
-              <m:r>
-                <m:rPr>
-                  <m:sty m:val="p"/>
-                </m:rPr>
-                <m:t>,</m:t>
-              </m:r>
-              <m:r>
-                <m:t>a</m:t>
-              </m:r>
-              <m:r>
-                <m:rPr>
-                  <m:sty m:val="p"/>
-                </m:rPr>
-                <m:t>=</m:t>
-              </m:r>
-              <m:r>
-                <m:t>1</m:t>
-              </m:r>
-              <m:r>
-                <m:rPr>
-                  <m:sty m:val="p"/>
-                </m:rPr>
-                <m:t>)</m:t>
-              </m:r>
-              <m:r>
-                <m:rPr>
-                  <m:sty m:val="p"/>
-                </m:rPr>
-                <m:t>−</m:t>
-              </m:r>
-              <m:r>
-                <m:t>Q</m:t>
-              </m:r>
-              <m:r>
-                <m:rPr>
-                  <m:sty m:val="p"/>
-                </m:rPr>
-                <m:t>(</m:t>
-              </m:r>
-              <m:r>
-                <m:t>s</m:t>
-              </m:r>
-              <m:r>
-                <m:rPr>
-                  <m:sty m:val="p"/>
-                </m:rPr>
-                <m:t>,</m:t>
-              </m:r>
-              <m:r>
-                <m:t>a</m:t>
-              </m:r>
-              <m:r>
-                <m:rPr>
-                  <m:sty m:val="p"/>
-                </m:rPr>
-                <m:t>=</m:t>
-              </m:r>
-              <m:r>
-                <m:t>0</m:t>
-              </m:r>
-              <m:r>
-                <m:rPr>
-                  <m:sty m:val="p"/>
-                </m:rPr>
-                <m:t>)</m:t>
-              </m:r>
-            </m:e>
-          </m:eqArr>
-          <m:r>
-            <m:t>  </m:t>
-          </m:r>
-          <m:r>
-            <m:rPr>
-              <m:sty m:val="p"/>
-            </m:rPr>
-            <m:t>(</m:t>
-          </m:r>
-          <m:r>
-            <m:t>1</m:t>
-          </m:r>
-          <m:r>
-            <m:rPr>
-              <m:sty m:val="p"/>
-            </m:rPr>
-            <m:t>)</m:t>
-          </m:r>
-        </m:oMath>
-      </m:oMathPara>
-      <w:bookmarkEnd w:id="16"/>
-    </w:p>
-    <w:p>
-      <w:pPr>
-        <w:pStyle w:val="FirstParagraph"/>
       </w:pPr>
       <w:r>
         <w:rPr>
@@ -1425,6 +1348,150 @@
         </w:r>
       </w:hyperlink>
     </w:p>
+    <w:bookmarkEnd w:id="16"/>
+    <w:bookmarkStart w:id="28" w:name="modelling-of-participants-responses"/>
+    <w:p>
+      <w:pPr>
+        <w:pStyle w:val="Heading3"/>
+      </w:pPr>
+      <w:r>
+        <w:t xml:space="preserve">2.3 Modelling of participants responses</w:t>
+      </w:r>
+    </w:p>
+    <w:p>
+      <w:pPr>
+        <w:pStyle w:val="FirstParagraph"/>
+      </w:pPr>
+      <w:r>
+        <w:t xml:space="preserve">Participants behaviour were modeled using a logistic regression:</w:t>
+      </w:r>
+    </w:p>
+    <w:p>
+      <w:pPr>
+        <w:pStyle w:val="BodyText"/>
+      </w:pPr>
+      <w:bookmarkStart w:id="17" w:name="eq-logistic_reg"/>
+      <m:oMathPara>
+        <m:oMathParaPr>
+          <m:jc m:val="center"/>
+        </m:oMathParaPr>
+        <m:oMath>
+          <m:r>
+            <m:t>P</m:t>
+          </m:r>
+          <m:r>
+            <m:rPr>
+              <m:sty m:val="p"/>
+            </m:rPr>
+            <m:t>(</m:t>
+          </m:r>
+          <m:r>
+            <m:t>a</m:t>
+          </m:r>
+          <m:r>
+            <m:rPr>
+              <m:sty m:val="p"/>
+            </m:rPr>
+            <m:t>=</m:t>
+          </m:r>
+          <m:r>
+            <m:t>1</m:t>
+          </m:r>
+          <m:r>
+            <m:rPr>
+              <m:sty m:val="p"/>
+            </m:rPr>
+            <m:t>)</m:t>
+          </m:r>
+          <m:r>
+            <m:rPr>
+              <m:sty m:val="p"/>
+            </m:rPr>
+            <m:t>=</m:t>
+          </m:r>
+          <m:f>
+            <m:fPr>
+              <m:type m:val="bar"/>
+            </m:fPr>
+            <m:num>
+              <m:r>
+                <m:t>1</m:t>
+              </m:r>
+            </m:num>
+            <m:den>
+              <m:r>
+                <m:t>1</m:t>
+              </m:r>
+              <m:r>
+                <m:rPr>
+                  <m:sty m:val="p"/>
+                </m:rPr>
+                <m:t>+</m:t>
+              </m:r>
+              <m:sSup>
+                <m:e>
+                  <m:r>
+                    <m:t>e</m:t>
+                  </m:r>
+                </m:e>
+                <m:sup>
+                  <m:r>
+                    <m:rPr>
+                      <m:sty m:val="p"/>
+                    </m:rPr>
+                    <m:t>−</m:t>
+                  </m:r>
+                  <m:r>
+                    <m:t>η</m:t>
+                  </m:r>
+                </m:sup>
+              </m:sSup>
+            </m:den>
+          </m:f>
+          <m:r>
+            <m:t>  </m:t>
+          </m:r>
+          <m:r>
+            <m:rPr>
+              <m:sty m:val="p"/>
+            </m:rPr>
+            <m:t>(</m:t>
+          </m:r>
+          <m:r>
+            <m:t>1</m:t>
+          </m:r>
+          <m:r>
+            <m:rPr>
+              <m:sty m:val="p"/>
+            </m:rPr>
+            <m:t>)</m:t>
+          </m:r>
+        </m:oMath>
+      </m:oMathPara>
+      <w:bookmarkEnd w:id="17"/>
+    </w:p>
+    <w:p>
+      <w:pPr>
+        <w:pStyle w:val="FirstParagraph"/>
+      </w:pPr>
+      <w:r>
+        <w:t xml:space="preserve">We fitted 4 different models in which the</w:t>
+      </w:r>
+      <w:r>
+        <w:t xml:space="preserve"> </w:t>
+      </w:r>
+      <m:oMath>
+        <m:r>
+          <m:t>η</m:t>
+        </m:r>
+      </m:oMath>
+      <w:r>
+        <w:t xml:space="preserve"> </w:t>
+      </w:r>
+      <w:r>
+        <w:t xml:space="preserve">parameter is computed based on a planning component and additional regressors capturing different hypothesis regarding what underlies the deviation from optimality in participants response choices.</w:t>
+      </w:r>
+    </w:p>
     <w:p>
       <w:pPr>
         <w:pStyle w:val="BodyText"/>
@@ -1451,14 +1518,13 @@
         </w:r>
       </w:hyperlink>
     </w:p>
-    <w:bookmarkEnd w:id="17"/>
-    <w:bookmarkStart w:id="27" w:name="modelling-of-participants-responses"/>
-    <w:p>
-      <w:pPr>
-        <w:pStyle w:val="Heading3"/>
-      </w:pPr>
-      <w:r>
-        <w:t xml:space="preserve">2.3 Modelling of participants responses</w:t>
+    <w:bookmarkStart w:id="19" w:name="planning-model"/>
+    <w:p>
+      <w:pPr>
+        <w:pStyle w:val="Heading4"/>
+      </w:pPr>
+      <w:r>
+        <w:t xml:space="preserve">2.3.1 Planning model</w:t>
       </w:r>
     </w:p>
     <w:p>
@@ -1466,718 +1532,27 @@
         <w:pStyle w:val="FirstParagraph"/>
       </w:pPr>
       <w:r>
-        <w:t xml:space="preserve">Previous studies have shown that participants’ behaviour deviates from optimality in systematic ways</w:t>
-      </w:r>
-      <w:r>
-        <w:t xml:space="preserve"> </w:t>
-      </w:r>
-      <w:r>
-        <w:t xml:space="preserve">(Ott et al. 2022a)</w:t>
-      </w:r>
-      <w:r>
-        <w:t xml:space="preserve">. In this work, we aimed to test whether this deviations reflect the integration of planning with task-structured preferences. Specifically, we hypothesized that participants prior over actions consists of a weighted combination of preferences associated with each levels of each factors of the state space, resulting in state dependent action priors. To test this hypothesis, we modelled participants’ behaviour using different models capturing different hypothesis regarding the nature of participants deviations from optimal behaviour and compared them against another. In addition to our model of participants’ behaviour as a function of forward planning and task-structure dependent priors, we fitted a Frequency model in which participants responses are modelled as a combination of planning and priors reflecting recent actions frequency, a Context model reflecting participants treating different groups of states as specific contexts and a pure planning model as a control.</w:t>
-      </w:r>
-    </w:p>
-    <w:bookmarkStart w:id="19" w:name="preferences-model"/>
-    <w:p>
-      <w:pPr>
-        <w:pStyle w:val="Heading4"/>
-      </w:pPr>
-      <w:r>
-        <w:t xml:space="preserve">2.3.1 Preferences model</w:t>
-      </w:r>
-    </w:p>
-    <w:p>
-      <w:pPr>
-        <w:pStyle w:val="FirstParagraph"/>
-      </w:pPr>
-      <w:r>
-        <w:t xml:space="preserve">To test the hypothesis that participants’ behaviour reflect the integration between forward planning and task-structure dependent action priors, we modelled participants responses as follows:</w:t>
+        <w:t xml:space="preserve">To test whether there is any systematicity in participants deviations from optimality, we first fitted a pure</w:t>
+      </w:r>
+      <w:r>
+        <w:t xml:space="preserve"> </w:t>
+      </w:r>
+      <w:r>
+        <w:rPr>
+          <w:b/>
+          <w:bCs/>
+        </w:rPr>
+        <w:t xml:space="preserve">planning model</w:t>
+      </w:r>
+      <w:r>
+        <w:t xml:space="preserve">, in which participants responses is modeled as a function of DV only:</w:t>
       </w:r>
     </w:p>
     <w:p>
       <w:pPr>
         <w:pStyle w:val="BodyText"/>
       </w:pPr>
-      <w:bookmarkStart w:id="18" w:name="eq-preference_model"/>
-      <m:oMathPara>
-        <m:oMathParaPr>
-          <m:jc m:val="center"/>
-        </m:oMathParaPr>
-        <m:oMath>
-          <m:eqArr>
-            <m:e>
-              <m:r>
-                <m:t>P</m:t>
-              </m:r>
-              <m:r>
-                <m:rPr>
-                  <m:sty m:val="p"/>
-                </m:rPr>
-                <m:t>(</m:t>
-              </m:r>
-              <m:r>
-                <m:t>a</m:t>
-              </m:r>
-              <m:r>
-                <m:rPr>
-                  <m:sty m:val="p"/>
-                </m:rPr>
-                <m:t>=</m:t>
-              </m:r>
-              <m:r>
-                <m:t>1</m:t>
-              </m:r>
-              <m:r>
-                <m:rPr>
-                  <m:sty m:val="p"/>
-                </m:rPr>
-                <m:t>)</m:t>
-              </m:r>
-              <m:r>
-                <m:t>&amp;</m:t>
-              </m:r>
-              <m:r>
-                <m:rPr>
-                  <m:sty m:val="p"/>
-                </m:rPr>
-                <m:t>=</m:t>
-              </m:r>
-              <m:f>
-                <m:fPr>
-                  <m:type m:val="bar"/>
-                </m:fPr>
-                <m:num>
-                  <m:r>
-                    <m:t>1</m:t>
-                  </m:r>
-                </m:num>
-                <m:den>
-                  <m:r>
-                    <m:t>1</m:t>
-                  </m:r>
-                  <m:r>
-                    <m:rPr>
-                      <m:sty m:val="p"/>
-                    </m:rPr>
-                    <m:t>+</m:t>
-                  </m:r>
-                  <m:sSup>
-                    <m:e>
-                      <m:r>
-                        <m:t>e</m:t>
-                      </m:r>
-                    </m:e>
-                    <m:sup>
-                      <m:r>
-                        <m:t>η</m:t>
-                      </m:r>
-                    </m:sup>
-                  </m:sSup>
-                </m:den>
-              </m:f>
-            </m:e>
-            <m:e>
-              <m:r>
-                <m:t>w</m:t>
-              </m:r>
-              <m:r>
-                <m:t>h</m:t>
-              </m:r>
-              <m:r>
-                <m:t>e</m:t>
-              </m:r>
-              <m:r>
-                <m:t>r</m:t>
-              </m:r>
-              <m:r>
-                <m:t>e</m:t>
-              </m:r>
-              <m:r>
-                <m:t> </m:t>
-              </m:r>
-              <m:r>
-                <m:t>η</m:t>
-              </m:r>
-              <m:r>
-                <m:t>&amp;</m:t>
-              </m:r>
-              <m:r>
-                <m:rPr>
-                  <m:sty m:val="p"/>
-                </m:rPr>
-                <m:t>=</m:t>
-              </m:r>
-              <m:sSub>
-                <m:e>
-                  <m:r>
-                    <m:t>β</m:t>
-                  </m:r>
-                </m:e>
-                <m:sub>
-                  <m:r>
-                    <m:t>p</m:t>
-                  </m:r>
-                  <m:r>
-                    <m:t>l</m:t>
-                  </m:r>
-                  <m:r>
-                    <m:t>a</m:t>
-                  </m:r>
-                  <m:r>
-                    <m:t>n</m:t>
-                  </m:r>
-                </m:sub>
-              </m:sSub>
-              <m:r>
-                <m:rPr>
-                  <m:sty m:val="p"/>
-                </m:rPr>
-                <m:t>×</m:t>
-              </m:r>
-              <m:r>
-                <m:t>D</m:t>
-              </m:r>
-              <m:r>
-                <m:t>V</m:t>
-              </m:r>
-              <m:r>
-                <m:rPr>
-                  <m:sty m:val="p"/>
-                </m:rPr>
-                <m:t>+</m:t>
-              </m:r>
-              <m:r>
-                <m:t>P</m:t>
-              </m:r>
-              <m:r>
-                <m:t>r</m:t>
-              </m:r>
-              <m:r>
-                <m:t>e</m:t>
-              </m:r>
-              <m:r>
-                <m:t>f</m:t>
-              </m:r>
-              <m:r>
-                <m:t>e</m:t>
-              </m:r>
-              <m:r>
-                <m:t>r</m:t>
-              </m:r>
-              <m:r>
-                <m:t>e</m:t>
-              </m:r>
-              <m:r>
-                <m:t>n</m:t>
-              </m:r>
-              <m:r>
-                <m:t>c</m:t>
-              </m:r>
-              <m:r>
-                <m:t>e</m:t>
-              </m:r>
-              <m:r>
-                <m:t>s</m:t>
-              </m:r>
-              <m:r>
-                <m:rPr>
-                  <m:sty m:val="p"/>
-                </m:rPr>
-                <m:t>+</m:t>
-              </m:r>
-              <m:sSub>
-                <m:e>
-                  <m:r>
-                    <m:t>β</m:t>
-                  </m:r>
-                </m:e>
-                <m:sub>
-                  <m:r>
-                    <m:t>i</m:t>
-                  </m:r>
-                  <m:r>
-                    <m:t>n</m:t>
-                  </m:r>
-                  <m:r>
-                    <m:t>t</m:t>
-                  </m:r>
-                  <m:r>
-                    <m:t>e</m:t>
-                  </m:r>
-                  <m:r>
-                    <m:t>r</m:t>
-                  </m:r>
-                  <m:r>
-                    <m:t>a</m:t>
-                  </m:r>
-                  <m:r>
-                    <m:t>c</m:t>
-                  </m:r>
-                  <m:r>
-                    <m:t>t</m:t>
-                  </m:r>
-                  <m:r>
-                    <m:t>i</m:t>
-                  </m:r>
-                  <m:r>
-                    <m:t>o</m:t>
-                  </m:r>
-                  <m:r>
-                    <m:t>n</m:t>
-                  </m:r>
-                </m:sub>
-              </m:sSub>
-              <m:r>
-                <m:rPr>
-                  <m:sty m:val="p"/>
-                </m:rPr>
-                <m:t>×</m:t>
-              </m:r>
-              <m:r>
-                <m:rPr>
-                  <m:sty m:val="p"/>
-                </m:rPr>
-                <m:t>(</m:t>
-              </m:r>
-              <m:r>
-                <m:t>H</m:t>
-              </m:r>
-              <m:r>
-                <m:rPr>
-                  <m:sty m:val="p"/>
-                </m:rPr>
-                <m:t>(</m:t>
-              </m:r>
-              <m:r>
-                <m:t>P</m:t>
-              </m:r>
-              <m:r>
-                <m:t>r</m:t>
-              </m:r>
-              <m:r>
-                <m:t>e</m:t>
-              </m:r>
-              <m:r>
-                <m:t>f</m:t>
-              </m:r>
-              <m:r>
-                <m:t>e</m:t>
-              </m:r>
-              <m:r>
-                <m:t>r</m:t>
-              </m:r>
-              <m:r>
-                <m:t>e</m:t>
-              </m:r>
-              <m:r>
-                <m:t>n</m:t>
-              </m:r>
-              <m:r>
-                <m:t>c</m:t>
-              </m:r>
-              <m:r>
-                <m:t>e</m:t>
-              </m:r>
-              <m:r>
-                <m:rPr>
-                  <m:sty m:val="p"/>
-                </m:rPr>
-                <m:t>)</m:t>
-              </m:r>
-              <m:r>
-                <m:rPr>
-                  <m:sty m:val="p"/>
-                </m:rPr>
-                <m:t>×</m:t>
-              </m:r>
-              <m:r>
-                <m:t>D</m:t>
-              </m:r>
-              <m:r>
-                <m:t>V</m:t>
-              </m:r>
-              <m:r>
-                <m:rPr>
-                  <m:sty m:val="p"/>
-                </m:rPr>
-                <m:t>)</m:t>
-              </m:r>
-            </m:e>
-          </m:eqArr>
-          <m:r>
-            <m:t>  </m:t>
-          </m:r>
-          <m:r>
-            <m:rPr>
-              <m:sty m:val="p"/>
-            </m:rPr>
-            <m:t>(</m:t>
-          </m:r>
-          <m:r>
-            <m:t>2</m:t>
-          </m:r>
-          <m:r>
-            <m:rPr>
-              <m:sty m:val="p"/>
-            </m:rPr>
-            <m:t>)</m:t>
-          </m:r>
-        </m:oMath>
-      </m:oMathPara>
-      <w:bookmarkEnd w:id="18"/>
-    </w:p>
-    <w:p>
-      <w:pPr>
-        <w:pStyle w:val="FirstParagraph"/>
-      </w:pPr>
-      <w:r>
-        <w:t xml:space="preserve">Where:</w:t>
-      </w:r>
-    </w:p>
-    <w:p>
-      <w:pPr>
-        <w:pStyle w:val="BodyText"/>
-      </w:pPr>
-      <m:oMathPara>
-        <m:oMathParaPr>
-          <m:jc m:val="center"/>
-        </m:oMathParaPr>
-        <m:oMath>
-          <m:m>
-            <m:mPr>
-              <m:baseJc m:val="center"/>
-              <m:plcHide m:val="on"/>
-              <m:mcs>
-                <m:mc>
-                  <m:mcPr>
-                    <m:mcJc m:val="right"/>
-                    <m:count m:val="1"/>
-                  </m:mcPr>
-                </m:mc>
-              </m:mcs>
-            </m:mPr>
-            <m:mr>
-              <m:e>
-                <m:r>
-                  <m:t>P</m:t>
-                </m:r>
-                <m:r>
-                  <m:t>r</m:t>
-                </m:r>
-                <m:r>
-                  <m:t>e</m:t>
-                </m:r>
-                <m:r>
-                  <m:t>f</m:t>
-                </m:r>
-                <m:r>
-                  <m:t>e</m:t>
-                </m:r>
-                <m:r>
-                  <m:t>r</m:t>
-                </m:r>
-                <m:r>
-                  <m:t>e</m:t>
-                </m:r>
-                <m:r>
-                  <m:t>n</m:t>
-                </m:r>
-                <m:r>
-                  <m:t>c</m:t>
-                </m:r>
-                <m:r>
-                  <m:t>e</m:t>
-                </m:r>
-                <m:r>
-                  <m:t>s</m:t>
-                </m:r>
-                <m:r>
-                  <m:rPr>
-                    <m:sty m:val="p"/>
-                  </m:rPr>
-                  <m:t>=</m:t>
-                </m:r>
-                <m:sSub>
-                  <m:e>
-                    <m:r>
-                      <m:rPr>
-                        <m:sty m:val="b"/>
-                      </m:rPr>
-                      <m:t>X</m:t>
-                    </m:r>
-                  </m:e>
-                  <m:sub>
-                    <m:r>
-                      <m:rPr>
-                        <m:sty m:val="b"/>
-                      </m:rPr>
-                      <m:t>p</m:t>
-                    </m:r>
-                    <m:r>
-                      <m:rPr>
-                        <m:sty m:val="b"/>
-                      </m:rPr>
-                      <m:t>r</m:t>
-                    </m:r>
-                    <m:r>
-                      <m:rPr>
-                        <m:sty m:val="b"/>
-                      </m:rPr>
-                      <m:t>e</m:t>
-                    </m:r>
-                    <m:r>
-                      <m:rPr>
-                        <m:sty m:val="b"/>
-                      </m:rPr>
-                      <m:t>f</m:t>
-                    </m:r>
-                  </m:sub>
-                </m:sSub>
-                <m:r>
-                  <m:rPr>
-                    <m:sty m:val="b"/>
-                  </m:rPr>
-                  <m:t>β</m:t>
-                </m:r>
-              </m:e>
-            </m:mr>
-          </m:m>
-        </m:oMath>
-      </m:oMathPara>
-    </w:p>
-    <w:p>
-      <w:pPr>
-        <w:pStyle w:val="FirstParagraph"/>
-      </w:pPr>
-      <m:oMath>
-        <m:sSub>
-          <m:e>
-            <m:r>
-              <m:rPr>
-                <m:sty m:val="b"/>
-              </m:rPr>
-              <m:t>X</m:t>
-            </m:r>
-          </m:e>
-          <m:sub>
-            <m:r>
-              <m:rPr>
-                <m:sty m:val="b"/>
-              </m:rPr>
-              <m:t>p</m:t>
-            </m:r>
-            <m:r>
-              <m:rPr>
-                <m:sty m:val="b"/>
-              </m:rPr>
-              <m:t>r</m:t>
-            </m:r>
-            <m:r>
-              <m:rPr>
-                <m:sty m:val="b"/>
-              </m:rPr>
-              <m:t>e</m:t>
-            </m:r>
-            <m:r>
-              <m:rPr>
-                <m:sty m:val="b"/>
-              </m:rPr>
-              <m:t>f</m:t>
-            </m:r>
-          </m:sub>
-        </m:sSub>
-      </m:oMath>
-      <w:r>
-        <w:t xml:space="preserve"> </w:t>
-      </w:r>
-      <w:r>
-        <w:t xml:space="preserve">is a</w:t>
-      </w:r>
-      <w:r>
-        <w:t xml:space="preserve"> </w:t>
-      </w:r>
-      <m:oMath>
-        <m:r>
-          <m:rPr>
-            <m:sty m:val="p"/>
-          </m:rPr>
-          <m:t>[</m:t>
-        </m:r>
-        <m:r>
-          <m:t>M</m:t>
-        </m:r>
-        <m:r>
-          <m:rPr>
-            <m:sty m:val="p"/>
-          </m:rPr>
-          <m:t>×</m:t>
-        </m:r>
-        <m:r>
-          <m:t>N</m:t>
-        </m:r>
-        <m:r>
-          <m:rPr>
-            <m:sty m:val="p"/>
-          </m:rPr>
-          <m:t>]</m:t>
-        </m:r>
-      </m:oMath>
-      <w:r>
-        <w:t xml:space="preserve"> </w:t>
-      </w:r>
-      <w:r>
-        <w:t xml:space="preserve">(M=measurements, N=experimental levels) matrix dummy coding each factors of the experimental design (energy, offer, current and future costs), and the</w:t>
-      </w:r>
-      <w:r>
-        <w:t xml:space="preserve"> </w:t>
-      </w:r>
-      <m:oMath>
-        <m:r>
-          <m:rPr>
-            <m:sty m:val="b"/>
-          </m:rPr>
-          <m:t>β</m:t>
-        </m:r>
-      </m:oMath>
-      <w:r>
-        <w:t xml:space="preserve"> </w:t>
-      </w:r>
-      <w:r>
-        <w:t xml:space="preserve">is a vector of weights estimated for each levels of each factors of the experimental design.</w:t>
-      </w:r>
-      <w:r>
-        <w:t xml:space="preserve"> </w:t>
-      </w:r>
-      <m:oMath>
-        <m:r>
-          <m:t>H</m:t>
-        </m:r>
-        <m:r>
-          <m:rPr>
-            <m:sty m:val="p"/>
-          </m:rPr>
-          <m:t>(</m:t>
-        </m:r>
-        <m:r>
-          <m:t>P</m:t>
-        </m:r>
-        <m:r>
-          <m:t>r</m:t>
-        </m:r>
-        <m:r>
-          <m:t>e</m:t>
-        </m:r>
-        <m:r>
-          <m:t>f</m:t>
-        </m:r>
-        <m:r>
-          <m:t>e</m:t>
-        </m:r>
-        <m:r>
-          <m:t>r</m:t>
-        </m:r>
-        <m:r>
-          <m:t>e</m:t>
-        </m:r>
-        <m:r>
-          <m:t>n</m:t>
-        </m:r>
-        <m:r>
-          <m:t>c</m:t>
-        </m:r>
-        <m:r>
-          <m:t>e</m:t>
-        </m:r>
-        <m:r>
-          <m:rPr>
-            <m:sty m:val="p"/>
-          </m:rPr>
-          <m:t>)</m:t>
-        </m:r>
-      </m:oMath>
-      <w:r>
-        <w:t xml:space="preserve"> </w:t>
-      </w:r>
-      <w:r>
-        <w:t xml:space="preserve">is the entropy of the preferences.</w:t>
-      </w:r>
-    </w:p>
-    <w:p>
-      <w:pPr>
-        <w:pStyle w:val="BodyText"/>
-      </w:pPr>
-      <w:r>
-        <w:t xml:space="preserve">In other words, we modelled participants responses as a combination between planning (reflected in the DV regressor) and their state dependent response preferences (encoded in</w:t>
-      </w:r>
-      <w:r>
-        <w:t xml:space="preserve"> </w:t>
-      </w:r>
-      <m:oMath>
-        <m:sSub>
-          <m:e>
-            <m:r>
-              <m:rPr>
-                <m:sty m:val="b"/>
-              </m:rPr>
-              <m:t>X</m:t>
-            </m:r>
-          </m:e>
-          <m:sub>
-            <m:r>
-              <m:rPr>
-                <m:sty m:val="b"/>
-              </m:rPr>
-              <m:t>p</m:t>
-            </m:r>
-            <m:r>
-              <m:rPr>
-                <m:sty m:val="b"/>
-              </m:rPr>
-              <m:t>r</m:t>
-            </m:r>
-            <m:r>
-              <m:rPr>
-                <m:sty m:val="b"/>
-              </m:rPr>
-              <m:t>e</m:t>
-            </m:r>
-            <m:r>
-              <m:rPr>
-                <m:sty m:val="b"/>
-              </m:rPr>
-              <m:t>f</m:t>
-            </m:r>
-          </m:sub>
-        </m:sSub>
-      </m:oMath>
-      <w:r>
-        <w:t xml:space="preserve">), as well as the interaction between their preferences strength and planning. Participants preferences is estimated as a latent variable, where biases specific to each levels of each factor of the task are estimated to compute participants preferences as a weighted sum of their preferences associated with each factors of the task. Entropy of preference in the interaction term is used to test our hypothesis that the stronger participants preferences (entropy closer to 0), the weaker their reliance on planning and vice versa.</w:t>
-      </w:r>
-    </w:p>
-    <w:bookmarkEnd w:id="19"/>
-    <w:bookmarkStart w:id="22" w:name="frequency-prior-model"/>
-    <w:p>
-      <w:pPr>
-        <w:pStyle w:val="Heading4"/>
-      </w:pPr>
-      <w:r>
-        <w:t xml:space="preserve">2.3.2 Frequency prior model</w:t>
-      </w:r>
-    </w:p>
-    <w:p>
-      <w:pPr>
-        <w:pStyle w:val="FirstParagraph"/>
-      </w:pPr>
-      <w:r>
-        <w:t xml:space="preserve">Alternatively, rather than reflecting task structures preferences, participants’ might have state independent action priors reflecting a bias towards actions that were taken most often in recent history during the task. In this is the case, action prior should evolve dynamically throughout the task and can be modelled as:</w:t>
-      </w:r>
-    </w:p>
-    <w:p>
-      <w:pPr>
-        <w:pStyle w:val="BodyText"/>
-      </w:pPr>
-      <w:bookmarkStart w:id="20" w:name="eq-planning-model"/>
+      <w:bookmarkStart w:id="18" w:name="eq-planning-model"/>
       <m:oMathPara>
         <m:oMathParaPr>
           <m:jc m:val="center"/>
@@ -2219,29 +1594,35 @@
                 </m:sub>
               </m:sSub>
               <m:r>
+                <m:t>&amp;</m:t>
+              </m:r>
+              <m:r>
                 <m:rPr>
                   <m:sty m:val="p"/>
                 </m:rPr>
                 <m:t>=</m:t>
               </m:r>
-              <m:r>
-                <m:t>&amp;</m:t>
-              </m:r>
-              <m:r>
-                <m:t>β</m:t>
-              </m:r>
-              <m:r>
-                <m:t>p</m:t>
-              </m:r>
-              <m:r>
-                <m:t>l</m:t>
-              </m:r>
-              <m:r>
-                <m:t>a</m:t>
-              </m:r>
-              <m:r>
-                <m:t>n</m:t>
-              </m:r>
+              <m:sSub>
+                <m:e>
+                  <m:r>
+                    <m:t>β</m:t>
+                  </m:r>
+                </m:e>
+                <m:sub>
+                  <m:r>
+                    <m:t>p</m:t>
+                  </m:r>
+                  <m:r>
+                    <m:t>l</m:t>
+                  </m:r>
+                  <m:r>
+                    <m:t>a</m:t>
+                  </m:r>
+                  <m:r>
+                    <m:t>n</m:t>
+                  </m:r>
+                </m:sub>
+              </m:sSub>
               <m:r>
                 <m:rPr>
                   <m:sty m:val="p"/>
@@ -2254,6 +1635,200 @@
               <m:r>
                 <m:t>V</m:t>
               </m:r>
+            </m:e>
+          </m:eqArr>
+          <m:r>
+            <m:t>  </m:t>
+          </m:r>
+          <m:r>
+            <m:rPr>
+              <m:sty m:val="p"/>
+            </m:rPr>
+            <m:t>(</m:t>
+          </m:r>
+          <m:r>
+            <m:t>2</m:t>
+          </m:r>
+          <m:r>
+            <m:rPr>
+              <m:sty m:val="p"/>
+            </m:rPr>
+            <m:t>)</m:t>
+          </m:r>
+        </m:oMath>
+      </m:oMathPara>
+      <w:bookmarkEnd w:id="18"/>
+    </w:p>
+    <w:p>
+      <w:pPr>
+        <w:pStyle w:val="FirstParagraph"/>
+      </w:pPr>
+      <w:r>
+        <w:t xml:space="preserve">This model acted as a benchmark. If the suboptimality in participants responses reflects unstructured noise, alternative models with additional regressors would increase model complexity but not accuracy.</w:t>
+      </w:r>
+    </w:p>
+    <w:p>
+      <w:pPr>
+        <w:pStyle w:val="BodyText"/>
+      </w:pPr>
+      <w:r>
+        <w:rPr>
+          <w:vertAlign w:val="subscript"/>
+        </w:rPr>
+        <w:t xml:space="preserve">Source:</w:t>
+      </w:r>
+      <w:r>
+        <w:rPr>
+          <w:vertAlign w:val="subscript"/>
+        </w:rPr>
+        <w:t xml:space="preserve"> </w:t>
+      </w:r>
+      <w:hyperlink r:id="rId9">
+        <w:r>
+          <w:rPr>
+            <w:rStyle w:val="Hyperlink"/>
+            <w:vertAlign w:val="subscript"/>
+          </w:rPr>
+          <w:t xml:space="preserve">Article Notebook</w:t>
+        </w:r>
+      </w:hyperlink>
+    </w:p>
+    <w:bookmarkEnd w:id="19"/>
+    <w:bookmarkStart w:id="22" w:name="frequency-prior-model"/>
+    <w:p>
+      <w:pPr>
+        <w:pStyle w:val="Heading4"/>
+      </w:pPr>
+      <w:r>
+        <w:t xml:space="preserve">2.3.2 Frequency prior model</w:t>
+      </w:r>
+    </w:p>
+    <w:p>
+      <w:pPr>
+        <w:pStyle w:val="FirstParagraph"/>
+      </w:pPr>
+      <w:r>
+        <w:t xml:space="preserve">Alternatively, participants deviations from optimality might reflect a recency bias, whereby participants choice on a given trial is biased towards the most frequenct action in recent history. Several Bayesian account of planning consider that priors consist of a state independent recency bias</w:t>
+      </w:r>
+      <w:r>
+        <w:t xml:space="preserve"> </w:t>
+      </w:r>
+      <w:r>
+        <w:t xml:space="preserve">(Schwöbel et al. 2021, 2024; Kuperwajs and Ma 2021)</w:t>
+      </w:r>
+      <w:r>
+        <w:t xml:space="preserve">. Under the policy compression framework the optimal policy integrates planning and marginal action probability across states</w:t>
+      </w:r>
+      <w:r>
+        <w:t xml:space="preserve"> </w:t>
+      </w:r>
+      <w:r>
+        <w:t xml:space="preserve">(Lai and Gershman 2021, 2024)</w:t>
+      </w:r>
+      <w:r>
+        <w:t xml:space="preserve">. To test whether in our task participants responses are biased towards most frequent action taken in previous trials, and approximate the policy compression framework, we fitted a</w:t>
+      </w:r>
+      <w:r>
+        <w:t xml:space="preserve"> </w:t>
+      </w:r>
+      <w:r>
+        <w:rPr>
+          <w:b/>
+          <w:bCs/>
+        </w:rPr>
+        <w:t xml:space="preserve">frequency model</w:t>
+      </w:r>
+      <w:r>
+        <w:t xml:space="preserve"> </w:t>
+      </w:r>
+      <w:r>
+        <w:t xml:space="preserve">where participants responses is modelled as a function of DV combined with a recency bias:</w:t>
+      </w:r>
+    </w:p>
+    <w:p>
+      <w:pPr>
+        <w:pStyle w:val="BodyText"/>
+      </w:pPr>
+      <w:bookmarkStart w:id="20" w:name="eq-frequency-model"/>
+      <m:oMathPara>
+        <m:oMathParaPr>
+          <m:jc m:val="center"/>
+        </m:oMathParaPr>
+        <m:oMath>
+          <m:eqArr>
+            <m:e>
+              <m:sSub>
+                <m:e>
+                  <m:r>
+                    <m:t>η</m:t>
+                  </m:r>
+                </m:e>
+                <m:sub>
+                  <m:r>
+                    <m:t>f</m:t>
+                  </m:r>
+                  <m:r>
+                    <m:t>r</m:t>
+                  </m:r>
+                  <m:r>
+                    <m:t>e</m:t>
+                  </m:r>
+                  <m:r>
+                    <m:t>q</m:t>
+                  </m:r>
+                  <m:r>
+                    <m:t>u</m:t>
+                  </m:r>
+                  <m:r>
+                    <m:t>e</m:t>
+                  </m:r>
+                  <m:r>
+                    <m:t>n</m:t>
+                  </m:r>
+                  <m:r>
+                    <m:t>c</m:t>
+                  </m:r>
+                  <m:r>
+                    <m:t>y</m:t>
+                  </m:r>
+                </m:sub>
+              </m:sSub>
+              <m:r>
+                <m:rPr>
+                  <m:sty m:val="p"/>
+                </m:rPr>
+                <m:t>=</m:t>
+              </m:r>
+              <m:r>
+                <m:t>&amp;</m:t>
+              </m:r>
+              <m:r>
+                <m:t>β</m:t>
+              </m:r>
+              <m:r>
+                <m:t>p</m:t>
+              </m:r>
+              <m:r>
+                <m:t>l</m:t>
+              </m:r>
+              <m:r>
+                <m:t>a</m:t>
+              </m:r>
+              <m:r>
+                <m:t>n</m:t>
+              </m:r>
+              <m:r>
+                <m:rPr>
+                  <m:sty m:val="p"/>
+                </m:rPr>
+                <m:t>×</m:t>
+              </m:r>
+              <m:r>
+                <m:t>D</m:t>
+              </m:r>
+              <m:r>
+                <m:t>V</m:t>
+              </m:r>
               <m:r>
                 <m:rPr>
                   <m:sty m:val="p"/>
@@ -2349,11 +1924,34 @@
         <m:r>
           <m:t>A</m:t>
         </m:r>
-        <m:r>
-          <m:rPr>
-            <m:sty m:val="p"/>
-          </m:rPr>
-          <m:t>)</m:t>
+        <m:sSub>
+          <m:e>
+            <m:r>
+              <m:rPr>
+                <m:sty m:val="p"/>
+              </m:rPr>
+              <m:t>)</m:t>
+            </m:r>
+          </m:e>
+          <m:sub>
+            <m:r>
+              <m:t>t</m:t>
+            </m:r>
+          </m:sub>
+        </m:sSub>
+      </m:oMath>
+      <w:r>
+        <w:t xml:space="preserve"> </w:t>
+      </w:r>
+      <w:r>
+        <w:t xml:space="preserve">in each trial</w:t>
+      </w:r>
+      <w:r>
+        <w:t xml:space="preserve"> </w:t>
+      </w:r>
+      <m:oMath>
+        <m:r>
+          <m:t>t</m:t>
         </m:r>
       </m:oMath>
       <w:r>
@@ -2696,6 +2294,32 @@
         </m:r>
       </m:oMath>
     </w:p>
+    <w:p>
+      <w:pPr>
+        <w:pStyle w:val="BodyText"/>
+      </w:pPr>
+      <w:r>
+        <w:rPr>
+          <w:vertAlign w:val="subscript"/>
+        </w:rPr>
+        <w:t xml:space="preserve">Source:</w:t>
+      </w:r>
+      <w:r>
+        <w:rPr>
+          <w:vertAlign w:val="subscript"/>
+        </w:rPr>
+        <w:t xml:space="preserve"> </w:t>
+      </w:r>
+      <w:hyperlink r:id="rId9">
+        <w:r>
+          <w:rPr>
+            <w:rStyle w:val="Hyperlink"/>
+            <w:vertAlign w:val="subscript"/>
+          </w:rPr>
+          <w:t xml:space="preserve">Article Notebook</w:t>
+        </w:r>
+      </w:hyperlink>
+    </w:p>
     <w:bookmarkEnd w:id="22"/>
     <w:bookmarkStart w:id="24" w:name="context-model"/>
     <w:p>
@@ -2711,7 +2335,7 @@
         <w:pStyle w:val="FirstParagraph"/>
       </w:pPr>
       <w:r>
-        <w:t xml:space="preserve">In addition, we fitted the model of best fit from</w:t>
+        <w:t xml:space="preserve">In addition, we used the best-fitting model from</w:t>
       </w:r>
       <w:r>
         <w:t xml:space="preserve"> </w:t>
@@ -2720,14 +2344,27 @@
         <w:t xml:space="preserve">Ott et al. (2022a)</w:t>
       </w:r>
       <w:r>
-        <w:t xml:space="preserve">, in which participants’ behaviour is modelled as context dependent forward planning, combined with flexible bias parameters. Participants response is modelled by splitting decision values from extreme and intermediate offers (offers [1, 4] and [2, 3] respectively) to reflect the fact that participants treat those as separate contexts, with different control requirements. In addition, the model comprise addition offer specific and energy related biases:</w:t>
+        <w:t xml:space="preserve">, to test whether participants treats groups of states as separate contexts in which they plan to different extents, which we refer to as the</w:t>
+      </w:r>
+      <w:r>
+        <w:t xml:space="preserve"> </w:t>
+      </w:r>
+      <w:r>
+        <w:rPr>
+          <w:b/>
+          <w:bCs/>
+        </w:rPr>
+        <w:t xml:space="preserve">context model</w:t>
+      </w:r>
+      <w:r>
+        <w:t xml:space="preserve">. In this model, the planning component (DV) is split between extreme and intermediate offers (offers [1, 4] and [2, 3] respectively) to reflect the fact that participants treat those as separate contexts, with different control requirements. In addition, the model comprise offer specific and energy related flexible biases regressors:</w:t>
       </w:r>
     </w:p>
     <w:p>
       <w:pPr>
         <w:pStyle w:val="BodyText"/>
       </w:pPr>
-      <w:bookmarkStart w:id="23" w:name="eq-hybrid-model"/>
+      <w:bookmarkStart w:id="23" w:name="eq-context-model"/>
       <m:oMathPara>
         <m:oMathParaPr>
           <m:jc m:val="center"/>
@@ -2743,22 +2380,25 @@
                 </m:e>
                 <m:sub>
                   <m:r>
-                    <m:t>h</m:t>
-                  </m:r>
-                  <m:r>
-                    <m:t>y</m:t>
-                  </m:r>
-                  <m:r>
-                    <m:t>b</m:t>
-                  </m:r>
-                  <m:r>
-                    <m:t>r</m:t>
-                  </m:r>
-                  <m:r>
-                    <m:t>i</m:t>
-                  </m:r>
-                  <m:r>
-                    <m:t>d</m:t>
+                    <m:t>c</m:t>
+                  </m:r>
+                  <m:r>
+                    <m:t>o</m:t>
+                  </m:r>
+                  <m:r>
+                    <m:t>n</m:t>
+                  </m:r>
+                  <m:r>
+                    <m:t>t</m:t>
+                  </m:r>
+                  <m:r>
+                    <m:t>e</m:t>
+                  </m:r>
+                  <m:r>
+                    <m:t>x</m:t>
+                  </m:r>
+                  <m:r>
+                    <m:t>t</m:t>
                   </m:r>
                 </m:sub>
               </m:sSub>
@@ -3312,12 +2952,6 @@
       <w:pPr>
         <w:pStyle w:val="FirstParagraph"/>
       </w:pPr>
-      <w:r>
-        <w:t xml:space="preserve">Where</w:t>
-      </w:r>
-      <w:r>
-        <w:t xml:space="preserve"> </w:t>
-      </w:r>
       <m:oMath>
         <m:r>
           <m:rPr>
@@ -3556,14 +3190,40 @@
         <w:t xml:space="preserve">for trials with offer 1-4 where energy is sufficient to accept.</w:t>
       </w:r>
     </w:p>
+    <w:p>
+      <w:pPr>
+        <w:pStyle w:val="BodyText"/>
+      </w:pPr>
+      <w:r>
+        <w:rPr>
+          <w:vertAlign w:val="subscript"/>
+        </w:rPr>
+        <w:t xml:space="preserve">Source:</w:t>
+      </w:r>
+      <w:r>
+        <w:rPr>
+          <w:vertAlign w:val="subscript"/>
+        </w:rPr>
+        <w:t xml:space="preserve"> </w:t>
+      </w:r>
+      <w:hyperlink r:id="rId9">
+        <w:r>
+          <w:rPr>
+            <w:rStyle w:val="Hyperlink"/>
+            <w:vertAlign w:val="subscript"/>
+          </w:rPr>
+          <w:t xml:space="preserve">Article Notebook</w:t>
+        </w:r>
+      </w:hyperlink>
+    </w:p>
     <w:bookmarkEnd w:id="24"/>
-    <w:bookmarkStart w:id="26" w:name="planning-model"/>
+    <w:bookmarkStart w:id="27" w:name="preferences-model"/>
     <w:p>
       <w:pPr>
         <w:pStyle w:val="Heading4"/>
       </w:pPr>
       <w:r>
-        <w:t xml:space="preserve">2.3.4 Planning model</w:t>
+        <w:t xml:space="preserve">2.3.4 Preferences model</w:t>
       </w:r>
     </w:p>
     <w:p>
@@ -3571,14 +3231,14 @@
         <w:pStyle w:val="FirstParagraph"/>
       </w:pPr>
       <w:r>
-        <w:t xml:space="preserve">Finally, we fitted a model with only a planning component:</w:t>
+        <w:t xml:space="preserve">Finally, to test the hypothesis that participants’ behaviour reflect the integration between forward planning and task-structure dependent preferences, we modelled participants responses using a preference model, modeling responses using a planning component, a state dependent preference component, as well as a modulation parameter capturing how much planning depends on uncertainty in participants preferences. A key distinction with the frequency model is that the participants deviation from optimality reflect state dependent preferences rather than state independent recency effects. Specifically, this model assumes that participants have factorized preferences associated with independent features of the task (offer, costs, energy) which are then linearly combined for each state, resulting in a state dependent composite preference score. Participant’s responses is modelled as a function of planning, the composite preferences score, and the relationship between the entropy of participants preferences (i.e. preferences uncertainty) and planning, to test the prediction that participants rely more on planning when preferences are weak:</w:t>
       </w:r>
     </w:p>
     <w:p>
       <w:pPr>
         <w:pStyle w:val="BodyText"/>
       </w:pPr>
-      <w:bookmarkStart w:id="25" w:name="eq-planning-model"/>
+      <w:bookmarkStart w:id="25" w:name="eq-preference_model"/>
       <m:oMathPara>
         <m:oMathParaPr>
           <m:jc m:val="center"/>
@@ -3597,25 +3257,34 @@
                     <m:t>p</m:t>
                   </m:r>
                   <m:r>
-                    <m:t>l</m:t>
-                  </m:r>
-                  <m:r>
-                    <m:t>a</m:t>
+                    <m:t>r</m:t>
+                  </m:r>
+                  <m:r>
+                    <m:t>e</m:t>
+                  </m:r>
+                  <m:r>
+                    <m:t>f</m:t>
+                  </m:r>
+                  <m:r>
+                    <m:t>e</m:t>
+                  </m:r>
+                  <m:r>
+                    <m:t>r</m:t>
+                  </m:r>
+                  <m:r>
+                    <m:t>e</m:t>
                   </m:r>
                   <m:r>
                     <m:t>n</m:t>
                   </m:r>
                   <m:r>
-                    <m:t>n</m:t>
-                  </m:r>
-                  <m:r>
-                    <m:t>i</m:t>
-                  </m:r>
-                  <m:r>
-                    <m:t>n</m:t>
-                  </m:r>
-                  <m:r>
-                    <m:t>g</m:t>
+                    <m:t>c</m:t>
+                  </m:r>
+                  <m:r>
+                    <m:t>e</m:t>
+                  </m:r>
+                  <m:r>
+                    <m:t>s</m:t>
                   </m:r>
                 </m:sub>
               </m:sSub>
@@ -3656,13 +3325,109 @@
                 <m:t>×</m:t>
               </m:r>
               <m:r>
+                <m:t>D</m:t>
+              </m:r>
+              <m:r>
+                <m:t>V</m:t>
+              </m:r>
+              <m:r>
+                <m:rPr>
+                  <m:sty m:val="p"/>
+                </m:rPr>
+                <m:t>+</m:t>
+              </m:r>
+              <m:r>
+                <m:t>P</m:t>
+              </m:r>
+              <m:r>
+                <m:t>r</m:t>
+              </m:r>
+              <m:r>
+                <m:t>e</m:t>
+              </m:r>
+              <m:r>
+                <m:t>f</m:t>
+              </m:r>
+              <m:r>
+                <m:t>e</m:t>
+              </m:r>
+              <m:r>
+                <m:t>r</m:t>
+              </m:r>
+              <m:r>
+                <m:t>e</m:t>
+              </m:r>
+              <m:r>
+                <m:t>n</m:t>
+              </m:r>
+              <m:r>
+                <m:t>c</m:t>
+              </m:r>
+              <m:r>
+                <m:t>e</m:t>
+              </m:r>
+              <m:r>
+                <m:t>s</m:t>
+              </m:r>
+              <m:r>
+                <m:rPr>
+                  <m:sty m:val="p"/>
+                </m:rPr>
+                <m:t>+</m:t>
+              </m:r>
+              <m:sSub>
+                <m:e>
+                  <m:r>
+                    <m:t>β</m:t>
+                  </m:r>
+                </m:e>
+                <m:sub>
+                  <m:r>
+                    <m:t>m</m:t>
+                  </m:r>
+                  <m:r>
+                    <m:t>o</m:t>
+                  </m:r>
+                  <m:r>
+                    <m:t>d</m:t>
+                  </m:r>
+                  <m:r>
+                    <m:t>u</m:t>
+                  </m:r>
+                  <m:r>
+                    <m:t>l</m:t>
+                  </m:r>
+                  <m:r>
+                    <m:t>a</m:t>
+                  </m:r>
+                  <m:r>
+                    <m:t>t</m:t>
+                  </m:r>
+                  <m:r>
+                    <m:t>i</m:t>
+                  </m:r>
+                  <m:r>
+                    <m:t>o</m:t>
+                  </m:r>
+                  <m:r>
+                    <m:t>n</m:t>
+                  </m:r>
+                </m:sub>
+              </m:sSub>
+              <m:r>
+                <m:rPr>
+                  <m:sty m:val="p"/>
+                </m:rPr>
+                <m:t>×</m:t>
+              </m:r>
+              <m:r>
                 <m:rPr>
                   <m:sty m:val="p"/>
                 </m:rPr>
                 <m:t>(</m:t>
               </m:r>
               <m:r>
-                <m:t>Q</m:t>
+                <m:t>H</m:t>
               </m:r>
               <m:r>
                 <m:rPr>
@@ -3671,25 +3436,37 @@
                 <m:t>(</m:t>
               </m:r>
               <m:r>
+                <m:t>P</m:t>
+              </m:r>
+              <m:r>
+                <m:t>r</m:t>
+              </m:r>
+              <m:r>
+                <m:t>e</m:t>
+              </m:r>
+              <m:r>
+                <m:t>f</m:t>
+              </m:r>
+              <m:r>
+                <m:t>e</m:t>
+              </m:r>
+              <m:r>
+                <m:t>r</m:t>
+              </m:r>
+              <m:r>
+                <m:t>e</m:t>
+              </m:r>
+              <m:r>
+                <m:t>n</m:t>
+              </m:r>
+              <m:r>
+                <m:t>c</m:t>
+              </m:r>
+              <m:r>
+                <m:t>e</m:t>
+              </m:r>
+              <m:r>
                 <m:t>s</m:t>
-              </m:r>
-              <m:r>
-                <m:rPr>
-                  <m:sty m:val="p"/>
-                </m:rPr>
-                <m:t>,</m:t>
-              </m:r>
-              <m:r>
-                <m:t>a</m:t>
-              </m:r>
-              <m:r>
-                <m:rPr>
-                  <m:sty m:val="p"/>
-                </m:rPr>
-                <m:t>=</m:t>
-              </m:r>
-              <m:r>
-                <m:t>1</m:t>
               </m:r>
               <m:r>
                 <m:rPr>
@@ -3701,37 +3478,13 @@
                 <m:rPr>
                   <m:sty m:val="p"/>
                 </m:rPr>
-                <m:t>−</m:t>
-              </m:r>
-              <m:r>
-                <m:t>Q</m:t>
-              </m:r>
-              <m:r>
-                <m:rPr>
-                  <m:sty m:val="p"/>
-                </m:rPr>
-                <m:t>(</m:t>
-              </m:r>
-              <m:r>
-                <m:t>s</m:t>
-              </m:r>
-              <m:r>
-                <m:rPr>
-                  <m:sty m:val="p"/>
-                </m:rPr>
-                <m:t>,</m:t>
-              </m:r>
-              <m:r>
-                <m:t>a</m:t>
-              </m:r>
-              <m:r>
-                <m:rPr>
-                  <m:sty m:val="p"/>
-                </m:rPr>
-                <m:t>=</m:t>
-              </m:r>
-              <m:r>
-                <m:t>0</m:t>
+                <m:t>×</m:t>
+              </m:r>
+              <m:r>
+                <m:t>D</m:t>
+              </m:r>
+              <m:r>
+                <m:t>V</m:t>
               </m:r>
               <m:r>
                 <m:rPr>
@@ -3739,12 +3492,6 @@
                 </m:rPr>
                 <m:t>)</m:t>
               </m:r>
-              <m:r>
-                <m:rPr>
-                  <m:sty m:val="p"/>
-                </m:rPr>
-                <m:t>)</m:t>
-              </m:r>
             </m:e>
           </m:eqArr>
           <m:r>
@@ -3774,7 +3521,729 @@
         <w:pStyle w:val="FirstParagraph"/>
       </w:pPr>
       <w:r>
-        <w:t xml:space="preserve">This model acted as a benchmark, to test that the models described above are a better description of participants’ behaviour compared to a simple planning process.</w:t>
+        <w:t xml:space="preserve">Where:</w:t>
+      </w:r>
+    </w:p>
+    <w:p>
+      <w:pPr>
+        <w:pStyle w:val="BodyText"/>
+      </w:pPr>
+      <m:oMathPara>
+        <m:oMathParaPr>
+          <m:jc m:val="center"/>
+        </m:oMathParaPr>
+        <m:oMath>
+          <m:m>
+            <m:mPr>
+              <m:baseJc m:val="center"/>
+              <m:plcHide m:val="on"/>
+              <m:mcs>
+                <m:mc>
+                  <m:mcPr>
+                    <m:mcJc m:val="right"/>
+                    <m:count m:val="1"/>
+                  </m:mcPr>
+                </m:mc>
+              </m:mcs>
+            </m:mPr>
+            <m:mr>
+              <m:e>
+                <m:r>
+                  <m:t>P</m:t>
+                </m:r>
+                <m:r>
+                  <m:t>r</m:t>
+                </m:r>
+                <m:r>
+                  <m:t>e</m:t>
+                </m:r>
+                <m:r>
+                  <m:t>f</m:t>
+                </m:r>
+                <m:r>
+                  <m:t>e</m:t>
+                </m:r>
+                <m:r>
+                  <m:t>r</m:t>
+                </m:r>
+                <m:r>
+                  <m:t>e</m:t>
+                </m:r>
+                <m:r>
+                  <m:t>n</m:t>
+                </m:r>
+                <m:r>
+                  <m:t>c</m:t>
+                </m:r>
+                <m:r>
+                  <m:t>e</m:t>
+                </m:r>
+                <m:r>
+                  <m:t>s</m:t>
+                </m:r>
+                <m:r>
+                  <m:rPr>
+                    <m:sty m:val="p"/>
+                  </m:rPr>
+                  <m:t>=</m:t>
+                </m:r>
+                <m:sSub>
+                  <m:e>
+                    <m:r>
+                      <m:rPr>
+                        <m:sty m:val="b"/>
+                      </m:rPr>
+                      <m:t>X</m:t>
+                    </m:r>
+                  </m:e>
+                  <m:sub>
+                    <m:r>
+                      <m:rPr>
+                        <m:sty m:val="b"/>
+                      </m:rPr>
+                      <m:t>p</m:t>
+                    </m:r>
+                    <m:r>
+                      <m:rPr>
+                        <m:sty m:val="b"/>
+                      </m:rPr>
+                      <m:t>r</m:t>
+                    </m:r>
+                    <m:r>
+                      <m:rPr>
+                        <m:sty m:val="b"/>
+                      </m:rPr>
+                      <m:t>e</m:t>
+                    </m:r>
+                    <m:r>
+                      <m:rPr>
+                        <m:sty m:val="b"/>
+                      </m:rPr>
+                      <m:t>f</m:t>
+                    </m:r>
+                  </m:sub>
+                </m:sSub>
+                <m:r>
+                  <m:rPr>
+                    <m:sty m:val="b"/>
+                  </m:rPr>
+                  <m:t>β</m:t>
+                </m:r>
+              </m:e>
+            </m:mr>
+          </m:m>
+        </m:oMath>
+      </m:oMathPara>
+    </w:p>
+    <w:p>
+      <w:pPr>
+        <w:pStyle w:val="FirstParagraph"/>
+      </w:pPr>
+      <w:r>
+        <w:t xml:space="preserve">And:</w:t>
+      </w:r>
+    </w:p>
+    <w:p>
+      <w:pPr>
+        <w:pStyle w:val="BodyText"/>
+      </w:pPr>
+      <w:bookmarkStart w:id="26" w:name="eq-entropy"/>
+      <m:oMathPara>
+        <m:oMathParaPr>
+          <m:jc m:val="center"/>
+        </m:oMathParaPr>
+        <m:oMath>
+          <m:m>
+            <m:mPr>
+              <m:baseJc m:val="center"/>
+              <m:plcHide m:val="on"/>
+              <m:mcs>
+                <m:mc>
+                  <m:mcPr>
+                    <m:mcJc m:val="right"/>
+                    <m:count m:val="1"/>
+                  </m:mcPr>
+                </m:mc>
+              </m:mcs>
+            </m:mPr>
+            <m:mr>
+              <m:e>
+                <m:r>
+                  <m:t>H</m:t>
+                </m:r>
+                <m:r>
+                  <m:rPr>
+                    <m:sty m:val="p"/>
+                  </m:rPr>
+                  <m:t>(</m:t>
+                </m:r>
+                <m:r>
+                  <m:t>P</m:t>
+                </m:r>
+                <m:r>
+                  <m:t>r</m:t>
+                </m:r>
+                <m:r>
+                  <m:t>e</m:t>
+                </m:r>
+                <m:r>
+                  <m:t>f</m:t>
+                </m:r>
+                <m:r>
+                  <m:t>e</m:t>
+                </m:r>
+                <m:r>
+                  <m:t>r</m:t>
+                </m:r>
+                <m:r>
+                  <m:t>e</m:t>
+                </m:r>
+                <m:r>
+                  <m:t>n</m:t>
+                </m:r>
+                <m:r>
+                  <m:t>c</m:t>
+                </m:r>
+                <m:r>
+                  <m:t>e</m:t>
+                </m:r>
+                <m:r>
+                  <m:t>s</m:t>
+                </m:r>
+                <m:r>
+                  <m:rPr>
+                    <m:sty m:val="p"/>
+                  </m:rPr>
+                  <m:t>)</m:t>
+                </m:r>
+                <m:r>
+                  <m:rPr>
+                    <m:sty m:val="p"/>
+                  </m:rPr>
+                  <m:t>=</m:t>
+                </m:r>
+                <m:r>
+                  <m:rPr>
+                    <m:sty m:val="p"/>
+                  </m:rPr>
+                  <m:t>−</m:t>
+                </m:r>
+                <m:r>
+                  <m:t>e</m:t>
+                </m:r>
+                <m:r>
+                  <m:t>x</m:t>
+                </m:r>
+                <m:r>
+                  <m:t>p</m:t>
+                </m:r>
+                <m:r>
+                  <m:t>i</m:t>
+                </m:r>
+                <m:r>
+                  <m:t>t</m:t>
+                </m:r>
+                <m:r>
+                  <m:rPr>
+                    <m:sty m:val="p"/>
+                  </m:rPr>
+                  <m:t>(</m:t>
+                </m:r>
+                <m:r>
+                  <m:t>P</m:t>
+                </m:r>
+                <m:r>
+                  <m:t>r</m:t>
+                </m:r>
+                <m:r>
+                  <m:t>e</m:t>
+                </m:r>
+                <m:r>
+                  <m:t>f</m:t>
+                </m:r>
+                <m:r>
+                  <m:t>e</m:t>
+                </m:r>
+                <m:r>
+                  <m:t>r</m:t>
+                </m:r>
+                <m:r>
+                  <m:t>e</m:t>
+                </m:r>
+                <m:r>
+                  <m:t>n</m:t>
+                </m:r>
+                <m:r>
+                  <m:t>c</m:t>
+                </m:r>
+                <m:r>
+                  <m:t>e</m:t>
+                </m:r>
+                <m:r>
+                  <m:t>s</m:t>
+                </m:r>
+                <m:r>
+                  <m:rPr>
+                    <m:sty m:val="p"/>
+                  </m:rPr>
+                  <m:t>)</m:t>
+                </m:r>
+                <m:r>
+                  <m:rPr>
+                    <m:sty m:val="p"/>
+                  </m:rPr>
+                  <m:t>*</m:t>
+                </m:r>
+                <m:r>
+                  <m:t>l</m:t>
+                </m:r>
+                <m:r>
+                  <m:t>o</m:t>
+                </m:r>
+                <m:r>
+                  <m:t>g</m:t>
+                </m:r>
+                <m:r>
+                  <m:rPr>
+                    <m:sty m:val="p"/>
+                  </m:rPr>
+                  <m:t>(</m:t>
+                </m:r>
+                <m:r>
+                  <m:t>e</m:t>
+                </m:r>
+                <m:r>
+                  <m:t>x</m:t>
+                </m:r>
+                <m:r>
+                  <m:t>p</m:t>
+                </m:r>
+                <m:r>
+                  <m:t>i</m:t>
+                </m:r>
+                <m:r>
+                  <m:t>t</m:t>
+                </m:r>
+                <m:r>
+                  <m:rPr>
+                    <m:sty m:val="p"/>
+                  </m:rPr>
+                  <m:t>(</m:t>
+                </m:r>
+                <m:r>
+                  <m:t>P</m:t>
+                </m:r>
+                <m:r>
+                  <m:t>r</m:t>
+                </m:r>
+                <m:r>
+                  <m:t>e</m:t>
+                </m:r>
+                <m:r>
+                  <m:t>f</m:t>
+                </m:r>
+                <m:r>
+                  <m:t>e</m:t>
+                </m:r>
+                <m:r>
+                  <m:t>r</m:t>
+                </m:r>
+                <m:r>
+                  <m:t>e</m:t>
+                </m:r>
+                <m:r>
+                  <m:t>n</m:t>
+                </m:r>
+                <m:r>
+                  <m:t>c</m:t>
+                </m:r>
+                <m:r>
+                  <m:t>e</m:t>
+                </m:r>
+                <m:r>
+                  <m:t>s</m:t>
+                </m:r>
+                <m:r>
+                  <m:rPr>
+                    <m:sty m:val="p"/>
+                  </m:rPr>
+                  <m:t>)</m:t>
+                </m:r>
+                <m:r>
+                  <m:rPr>
+                    <m:sty m:val="p"/>
+                  </m:rPr>
+                  <m:t>)</m:t>
+                </m:r>
+                <m:r>
+                  <m:rPr>
+                    <m:sty m:val="p"/>
+                  </m:rPr>
+                  <m:t>−</m:t>
+                </m:r>
+                <m:r>
+                  <m:rPr>
+                    <m:sty m:val="p"/>
+                  </m:rPr>
+                  <m:t>(</m:t>
+                </m:r>
+                <m:r>
+                  <m:t>1</m:t>
+                </m:r>
+                <m:r>
+                  <m:rPr>
+                    <m:sty m:val="p"/>
+                  </m:rPr>
+                  <m:t>−</m:t>
+                </m:r>
+                <m:r>
+                  <m:t>e</m:t>
+                </m:r>
+                <m:r>
+                  <m:t>x</m:t>
+                </m:r>
+                <m:r>
+                  <m:t>p</m:t>
+                </m:r>
+                <m:r>
+                  <m:t>i</m:t>
+                </m:r>
+                <m:r>
+                  <m:t>t</m:t>
+                </m:r>
+                <m:r>
+                  <m:rPr>
+                    <m:sty m:val="p"/>
+                  </m:rPr>
+                  <m:t>(</m:t>
+                </m:r>
+                <m:r>
+                  <m:t>P</m:t>
+                </m:r>
+                <m:r>
+                  <m:t>r</m:t>
+                </m:r>
+                <m:r>
+                  <m:t>e</m:t>
+                </m:r>
+                <m:r>
+                  <m:t>f</m:t>
+                </m:r>
+                <m:r>
+                  <m:t>e</m:t>
+                </m:r>
+                <m:r>
+                  <m:t>r</m:t>
+                </m:r>
+                <m:r>
+                  <m:t>e</m:t>
+                </m:r>
+                <m:r>
+                  <m:t>n</m:t>
+                </m:r>
+                <m:r>
+                  <m:t>c</m:t>
+                </m:r>
+                <m:r>
+                  <m:t>e</m:t>
+                </m:r>
+                <m:r>
+                  <m:t>s</m:t>
+                </m:r>
+                <m:r>
+                  <m:rPr>
+                    <m:sty m:val="p"/>
+                  </m:rPr>
+                  <m:t>)</m:t>
+                </m:r>
+                <m:r>
+                  <m:rPr>
+                    <m:sty m:val="p"/>
+                  </m:rPr>
+                  <m:t>)</m:t>
+                </m:r>
+                <m:r>
+                  <m:rPr>
+                    <m:sty m:val="p"/>
+                  </m:rPr>
+                  <m:t>*</m:t>
+                </m:r>
+                <m:r>
+                  <m:t>l</m:t>
+                </m:r>
+                <m:r>
+                  <m:t>o</m:t>
+                </m:r>
+                <m:r>
+                  <m:t>g</m:t>
+                </m:r>
+                <m:r>
+                  <m:rPr>
+                    <m:sty m:val="p"/>
+                  </m:rPr>
+                  <m:t>(</m:t>
+                </m:r>
+                <m:r>
+                  <m:t>1</m:t>
+                </m:r>
+                <m:r>
+                  <m:rPr>
+                    <m:sty m:val="p"/>
+                  </m:rPr>
+                  <m:t>−</m:t>
+                </m:r>
+                <m:r>
+                  <m:t>e</m:t>
+                </m:r>
+                <m:r>
+                  <m:t>x</m:t>
+                </m:r>
+                <m:r>
+                  <m:t>p</m:t>
+                </m:r>
+                <m:r>
+                  <m:t>i</m:t>
+                </m:r>
+                <m:r>
+                  <m:t>t</m:t>
+                </m:r>
+                <m:r>
+                  <m:rPr>
+                    <m:sty m:val="p"/>
+                  </m:rPr>
+                  <m:t>(</m:t>
+                </m:r>
+                <m:r>
+                  <m:t>P</m:t>
+                </m:r>
+                <m:r>
+                  <m:t>r</m:t>
+                </m:r>
+                <m:r>
+                  <m:t>e</m:t>
+                </m:r>
+                <m:r>
+                  <m:t>f</m:t>
+                </m:r>
+                <m:r>
+                  <m:t>e</m:t>
+                </m:r>
+                <m:r>
+                  <m:t>r</m:t>
+                </m:r>
+                <m:r>
+                  <m:t>e</m:t>
+                </m:r>
+                <m:r>
+                  <m:t>n</m:t>
+                </m:r>
+                <m:r>
+                  <m:t>c</m:t>
+                </m:r>
+                <m:r>
+                  <m:t>e</m:t>
+                </m:r>
+                <m:r>
+                  <m:t>s</m:t>
+                </m:r>
+                <m:r>
+                  <m:rPr>
+                    <m:sty m:val="p"/>
+                  </m:rPr>
+                  <m:t>)</m:t>
+                </m:r>
+                <m:r>
+                  <m:rPr>
+                    <m:sty m:val="p"/>
+                  </m:rPr>
+                  <m:t>)</m:t>
+                </m:r>
+              </m:e>
+            </m:mr>
+          </m:m>
+          <m:r>
+            <m:t>  </m:t>
+          </m:r>
+          <m:r>
+            <m:rPr>
+              <m:sty m:val="p"/>
+            </m:rPr>
+            <m:t>(</m:t>
+          </m:r>
+          <m:r>
+            <m:t>7</m:t>
+          </m:r>
+          <m:r>
+            <m:rPr>
+              <m:sty m:val="p"/>
+            </m:rPr>
+            <m:t>)</m:t>
+          </m:r>
+        </m:oMath>
+      </m:oMathPara>
+      <w:bookmarkEnd w:id="26"/>
+    </w:p>
+    <w:p>
+      <w:pPr>
+        <w:pStyle w:val="FirstParagraph"/>
+      </w:pPr>
+      <w:r>
+        <w:t xml:space="preserve">Participants features dependent preferences are estimated as latent variables.</w:t>
+      </w:r>
+      <w:r>
+        <w:t xml:space="preserve"> </w:t>
+      </w:r>
+      <m:oMath>
+        <m:sSub>
+          <m:e>
+            <m:r>
+              <m:rPr>
+                <m:sty m:val="b"/>
+              </m:rPr>
+              <m:t>X</m:t>
+            </m:r>
+          </m:e>
+          <m:sub>
+            <m:r>
+              <m:rPr>
+                <m:sty m:val="b"/>
+              </m:rPr>
+              <m:t>p</m:t>
+            </m:r>
+            <m:r>
+              <m:rPr>
+                <m:sty m:val="b"/>
+              </m:rPr>
+              <m:t>r</m:t>
+            </m:r>
+            <m:r>
+              <m:rPr>
+                <m:sty m:val="b"/>
+              </m:rPr>
+              <m:t>e</m:t>
+            </m:r>
+            <m:r>
+              <m:rPr>
+                <m:sty m:val="b"/>
+              </m:rPr>
+              <m:t>f</m:t>
+            </m:r>
+          </m:sub>
+        </m:sSub>
+      </m:oMath>
+      <w:r>
+        <w:t xml:space="preserve"> </w:t>
+      </w:r>
+      <w:r>
+        <w:t xml:space="preserve">is a</w:t>
+      </w:r>
+      <w:r>
+        <w:t xml:space="preserve"> </w:t>
+      </w:r>
+      <m:oMath>
+        <m:r>
+          <m:rPr>
+            <m:sty m:val="p"/>
+          </m:rPr>
+          <m:t>[</m:t>
+        </m:r>
+        <m:r>
+          <m:t>M</m:t>
+        </m:r>
+        <m:r>
+          <m:rPr>
+            <m:sty m:val="p"/>
+          </m:rPr>
+          <m:t>×</m:t>
+        </m:r>
+        <m:r>
+          <m:t>N</m:t>
+        </m:r>
+        <m:r>
+          <m:rPr>
+            <m:sty m:val="p"/>
+          </m:rPr>
+          <m:t>]</m:t>
+        </m:r>
+      </m:oMath>
+      <w:r>
+        <w:t xml:space="preserve"> </w:t>
+      </w:r>
+      <w:r>
+        <w:t xml:space="preserve">(M=measurements, N=experimental levels) matrix dummy coding each factors of the experimental design (energy, offer, current and future costs), and the</w:t>
+      </w:r>
+      <w:r>
+        <w:t xml:space="preserve"> </w:t>
+      </w:r>
+      <m:oMath>
+        <m:r>
+          <m:rPr>
+            <m:sty m:val="b"/>
+          </m:rPr>
+          <m:t>β</m:t>
+        </m:r>
+      </m:oMath>
+      <w:r>
+        <w:t xml:space="preserve"> </w:t>
+      </w:r>
+      <w:r>
+        <w:t xml:space="preserve">is a vector of weights estimated for each levels of each factors of the experimental design.</w:t>
+      </w:r>
+      <w:r>
+        <w:t xml:space="preserve"> </w:t>
+      </w:r>
+      <m:oMath>
+        <m:r>
+          <m:t>H</m:t>
+        </m:r>
+        <m:r>
+          <m:rPr>
+            <m:sty m:val="p"/>
+          </m:rPr>
+          <m:t>(</m:t>
+        </m:r>
+        <m:r>
+          <m:t>P</m:t>
+        </m:r>
+        <m:r>
+          <m:t>r</m:t>
+        </m:r>
+        <m:r>
+          <m:t>e</m:t>
+        </m:r>
+        <m:r>
+          <m:t>f</m:t>
+        </m:r>
+        <m:r>
+          <m:t>e</m:t>
+        </m:r>
+        <m:r>
+          <m:t>r</m:t>
+        </m:r>
+        <m:r>
+          <m:t>e</m:t>
+        </m:r>
+        <m:r>
+          <m:t>n</m:t>
+        </m:r>
+        <m:r>
+          <m:t>c</m:t>
+        </m:r>
+        <m:r>
+          <m:t>e</m:t>
+        </m:r>
+        <m:r>
+          <m:rPr>
+            <m:sty m:val="p"/>
+          </m:rPr>
+          <m:t>)</m:t>
+        </m:r>
+      </m:oMath>
+      <w:r>
+        <w:t xml:space="preserve"> </w:t>
+      </w:r>
+      <w:r>
+        <w:t xml:space="preserve">is the entropy of the preferences.</w:t>
       </w:r>
     </w:p>
     <w:p>
@@ -3829,9 +4298,9 @@
         </w:r>
       </w:hyperlink>
     </w:p>
-    <w:bookmarkEnd w:id="26"/>
     <w:bookmarkEnd w:id="27"/>
-    <w:bookmarkStart w:id="28" w:name="model-fitting-and-comparison"/>
+    <w:bookmarkEnd w:id="28"/>
+    <w:bookmarkStart w:id="29" w:name="model-fitting-and-comparison"/>
     <w:p>
       <w:pPr>
         <w:pStyle w:val="Heading3"/>
@@ -4326,7 +4795,7 @@
         </m:r>
       </m:oMath>
       <w:r>
-        <w:t xml:space="preserve">. All models were fitted using 4 chains of 2000 sample each (1000 warmups), resulting in 16000 samples in total.</w:t>
+        <w:t xml:space="preserve">. All models were fitted using 4 chains of 3000 sample each (1000 warmups), resulting in 8000 samples in total.</w:t>
       </w:r>
     </w:p>
     <w:p>
@@ -4346,7 +4815,7 @@
         <w:t xml:space="preserve"> </w:t>
       </w:r>
       <w:r>
-        <w:t xml:space="preserve">to estimate the expected log pointwise predictive density (elpd) which we used to compare the fit of these different models.</w:t>
+        <w:t xml:space="preserve">to estimate the expected log pointwise predictive density (elpd) which we used to compare the fit of these different models. Furthermore, we perform model comparison within each single subject to estimate the robustness of the winning model in our population sample, by computing the sum of the pointwise predictive accuracy for each participant and model, yielding a score for each participant and model.</w:t>
       </w:r>
     </w:p>
     <w:p>
@@ -4536,14 +5005,6 @@
         <w:pStyle w:val="BodyText"/>
       </w:pPr>
       <w:r>
-        <w:t xml:space="preserve">Furthermore, we perform model comparison within each single subject to estimate the robustness of the winning model in our population sample, by computing the sum of the pointwise predictive accuracy for each participant and model, yielding a score for each participant and model.</w:t>
-      </w:r>
-    </w:p>
-    <w:p>
-      <w:pPr>
-        <w:pStyle w:val="BodyText"/>
-      </w:pPr>
-      <w:r>
         <w:rPr>
           <w:vertAlign w:val="subscript"/>
         </w:rPr>
@@ -4565,8 +5026,8 @@
         </w:r>
       </w:hyperlink>
     </w:p>
-    <w:bookmarkEnd w:id="28"/>
-    <w:bookmarkStart w:id="29" w:name="experimental-factors-relevance-analysis"/>
+    <w:bookmarkEnd w:id="29"/>
+    <w:bookmarkStart w:id="30" w:name="experimental-factors-relevance-analysis"/>
     <w:p>
       <w:pPr>
         <w:pStyle w:val="Heading3"/>
@@ -4580,7 +5041,7 @@
         <w:pStyle w:val="FirstParagraph"/>
       </w:pPr>
       <w:r>
-        <w:t xml:space="preserve">Our modelling of participants’ behaviour as a mixture of forward planning with structured preferences indicate that participants responses depend more strongly on certain aspects of the task than other. We for example clearly see in</w:t>
+        <w:t xml:space="preserve">The fitted parameters of the preference model indicate that participants responses depend more strongly on certain aspects of the task than others. The regression coefficients associated with offer and energy factors are larger than those associated with costs (see</w:t>
       </w:r>
       <w:r>
         <w:t xml:space="preserve"> </w:t>
@@ -4594,10 +5055,7 @@
         </w:r>
       </w:hyperlink>
       <w:r>
-        <w:t xml:space="preserve"> </w:t>
-      </w:r>
-      <w:r>
-        <w:t xml:space="preserve">that the regression coefficients associated with offer and energy factors are larger than those associated with costs. To further quantify the importance associated with each factor of the task (offer, energy, current and future cost), we performed a model comparison in which we remove the preferences associated with each factor of our task (i.e. removing all regressors associated with offers, energy, current and future costs one at a time) to identify how much of the fit is explained by each.</w:t>
+        <w:t xml:space="preserve">). To further quantify the the proportion of the fit associated with each factor of the task (offer, energy, current and future costs), we compared the full preference model to reduced models in which we remove the preferences associated with each factors (i.e. removing all regressors associated with offers, energy, current and future costs), one at a time.</w:t>
       </w:r>
     </w:p>
     <w:p>
@@ -4605,7 +5063,52 @@
         <w:pStyle w:val="BodyText"/>
       </w:pPr>
       <w:r>
-        <w:t xml:space="preserve">This differential weighting of tasks factors begs the question of whether the structural bias reflect a general bias towards such abstract features due to their overall relevance in the environment, or whether it is instead specifically adaptive in our task. It is indeed likely that certain features can be ignored without incurring a large loss in terms of return. If that is the case, an agent with resources constraints should display bias towards those attributes that if ignored incur larger loss. To provide supportive evidence in favour of one or the other interpretation, we created reduced MDPs in which we averaged the transition probability and reward associated with all levels of each factor to investigate what the optimal return would be for a planner that selectively ignores a given aspect of the task. We then computed the optimal policy on this reduced MDP, and applied this optimal policy from the reduced MDP back to the full MDP.</w:t>
+        <w:t xml:space="preserve">The stronger preferences associated with specific task factors might reflect general biases toward such features (i.e. biases that participants would exhibit in any tasks), due to their relevance in the environment. Such preferences and the specific weighting given to different features should not be particularly adapted to the task and therefore yield poor returns in the absence of planning. Alternatively, the preferences might be specifically adaptive to our task. The increased strong biases associated with energy and offers compared to costs might reflect the difference in reward-sensitivity between task features, meaning that chosing response ignoring reward-insensitive features will lead to no or low return loss compared to ignoring reward sensitive features. Accordingly, the specific features weighting in participants preferences might constitute a cheap and readily available</w:t>
+      </w:r>
+      <w:r>
+        <w:t xml:space="preserve"> </w:t>
+      </w:r>
+      <w:r>
+        <w:t xml:space="preserve">“good enough”</w:t>
+      </w:r>
+      <w:r>
+        <w:t xml:space="preserve"> </w:t>
+      </w:r>
+      <w:r>
+        <w:t xml:space="preserve">policy, such that if participants had to completely forgo planning, they would be able to give a suboptimal yet not completely wrong response.</w:t>
+      </w:r>
+    </w:p>
+    <w:p>
+      <w:pPr>
+        <w:pStyle w:val="BodyText"/>
+      </w:pPr>
+      <w:r>
+        <w:t xml:space="preserve">To test whether the weighting of task features in participants’s preferences reflects the dominance of certain features in terms of reward maximization, we first investigated the difference in reward sensitivity associated with each task feature. We created reduced MDPs in which a factor is reduced to one level by averaging the transition probability and reward associated with all levels of each factor, simulating a planner ignoring this aspect of the task. We then computed the optimal policy in the reduced MDP and projected it to the full MDP and calculated the expected return of the reduced policy. If participants preferences constitute adaptive biases, we expect those features that the strongest impact on partcipants behavior to lead to the largest loss in return when ignored in planning.</w:t>
+      </w:r>
+    </w:p>
+    <w:p>
+      <w:pPr>
+        <w:pStyle w:val="BodyText"/>
+      </w:pPr>
+      <w:r>
+        <w:t xml:space="preserve">To further test whether preferences are adaptive to the task, we derived policies from the preference component from the full preference model and from the reduced models (in which each factor was removed from the preference matrix) and computed the expected return under each preference policy relative to the maximal return (return under greedy policy on Q). If preferences reflect adaptive biases to our task, we would expect (1) preference policy derived from the preference component of the full model to yield larger returns compared to a stochastic policy (i.e. equal probability of each action in each state) and (2) removing the factors that have stronger impact on participants’ behaviour to lead to a largest loss in return compared to factors that have a low impact of participants responses.</w:t>
+      </w:r>
+    </w:p>
+    <w:p>
+      <w:pPr>
+        <w:pStyle w:val="BodyText"/>
+      </w:pPr>
+      <w:r>
+        <w:t xml:space="preserve">To further explore whether participants preferences are adapted to the task, we aimed to compare them to an relevant statisic of the task: the marginal action probability under each feature of the task. In the policy compression framework, the optimal policy under ressources constraints combines planning with a state-independent action prior corresponding to the action probability marginalized across all states</w:t>
+      </w:r>
+      <w:r>
+        <w:t xml:space="preserve"> </w:t>
+      </w:r>
+      <w:r>
+        <w:t xml:space="preserve">(Lai and Gershman 2021)</w:t>
+      </w:r>
+      <w:r>
+        <w:t xml:space="preserve">. In our task, instead of relying on state-independent action priors, participants’ preferences might correspond to the action probability associated with each level of each factor of the task marginalized across all other factors (probability of accepting an offer of 1 across current, future costs and energy levels for example). We computed the marginal action probability for each level of the task under the optimal policy (greedy policy on Q) to compare against the fitted preferences parameters. While this analysis is not sufficient to establish that preferences are derived by marginalizing action probability over each independent factors of the task, similarity between the two would suggest that this is a plausible interpretation.</w:t>
       </w:r>
     </w:p>
     <w:p>
@@ -4634,8 +5137,8 @@
         </w:r>
       </w:hyperlink>
     </w:p>
-    <w:bookmarkEnd w:id="29"/>
-    <w:bookmarkStart w:id="31" w:name="reaction-times-analysis"/>
+    <w:bookmarkEnd w:id="30"/>
+    <w:bookmarkStart w:id="32" w:name="reaction-times-analysis"/>
     <w:p>
       <w:pPr>
         <w:pStyle w:val="Heading3"/>
@@ -4649,7 +5152,7 @@
         <w:pStyle w:val="FirstParagraph"/>
       </w:pPr>
       <w:r>
-        <w:t xml:space="preserve">In our task, exact computation of optimal policy is prohibitively expansive, given the size of our state space. Preferences however are presumably readily available to the participants, or require minimal computation. We hypothesized that instead of systematically considering future outcomes before making a choice, participants consider the strenght of their preferences to determine how much they should engage in forward planning. If this is the case, we would expect participants RT to reflect the strength of participants preference, as stronger preferences should be associated with less planning, hence faster RT.</w:t>
+        <w:t xml:space="preserve">In our task, exact computation of optimal policy is prohibitively expensive, given the size of our state space, the number of steps to be planned ahead and the highly probabilistic nature of the task. Preferences are presumably readily available to the participants, or require minimal computation. We hypothesized that instead of systematically considering all future outcomes before making a choice, participants consider the strength of their preferences to determine how much they should engage in forward planning. If this is the case, we would expect participants RT to reflect the strength of participants preference, as stronger preferences should be associated with less planning, hence faster RT.</w:t>
       </w:r>
     </w:p>
     <w:p>
@@ -4657,7 +5160,7 @@
         <w:pStyle w:val="BodyText"/>
       </w:pPr>
       <w:r>
-        <w:t xml:space="preserve">Previous findings revealed that participants RT is faster the larger the difference in long term values associated with each action</w:t>
+        <w:t xml:space="preserve">Previous findings showed that participants RT is faster the larger the value difference between the two actions</w:t>
       </w:r>
       <w:r>
         <w:t xml:space="preserve"> </w:t>
@@ -4666,7 +5169,7 @@
         <w:t xml:space="preserve">(Ott et al. 2022a)</w:t>
       </w:r>
       <w:r>
-        <w:t xml:space="preserve">, indicating that planning is facilitated when the value of accepting and rejecting are more clearly distinct. Under our main hypothesis, this facilitatory effect of decision conflict (difference in long term value associated with each action) should be modulated by preferences, as participants should engage less in planning overall when their preferences are strong. In contrast, when their preferences are weak, they should engage in planning, in which case the facilitation associated with conflict should be stronger.</w:t>
+        <w:t xml:space="preserve">, indicating that there is less planning when the value of accepting and rejecting are more clearly distinct. Under our main hypothesis, the effect of decision conflict, defined as the difference in value between the two actions, should be modulated by preferences. When preferences are strong, participants should rely less on planning, reducing the influence of planning-derived value differences on choice and response time. In contrast, when their preferences are weak, they should engage in planning, making their choices and response times more sensitive to planning-derived value differences.</w:t>
       </w:r>
     </w:p>
     <w:p>
@@ -4674,7 +5177,7 @@
         <w:pStyle w:val="BodyText"/>
       </w:pPr>
       <w:r>
-        <w:t xml:space="preserve">To test the prediction that the effect of conflict should be contingent on preferences strength, we modelled participants RT as a function of planning conflict (i.e. </w:t>
+        <w:t xml:space="preserve">To test the prediction that the effect of conflict should depend on preferences strength, we modelled participants’ RTs as a function of planning conflict (i.e. </w:t>
       </w:r>
       <m:oMath>
         <m:r>
@@ -4740,7 +5243,7 @@
       <w:pPr>
         <w:pStyle w:val="BodyText"/>
       </w:pPr>
-      <w:bookmarkStart w:id="30" w:name="eq-RT-model"/>
+      <w:bookmarkStart w:id="31" w:name="eq-RT-model"/>
       <m:oMathPara>
         <m:oMathParaPr>
           <m:jc m:val="center"/>
@@ -4787,16 +5290,28 @@
             </m:e>
             <m:sub>
               <m:r>
-                <m:t>p</m:t>
+                <m:t>c</m:t>
+              </m:r>
+              <m:r>
+                <m:t>o</m:t>
+              </m:r>
+              <m:r>
+                <m:t>n</m:t>
+              </m:r>
+              <m:r>
+                <m:t>f</m:t>
               </m:r>
               <m:r>
                 <m:t>l</m:t>
               </m:r>
               <m:r>
-                <m:t>a</m:t>
-              </m:r>
-              <m:r>
-                <m:t>n</m:t>
+                <m:t>i</m:t>
+              </m:r>
+              <m:r>
+                <m:t>c</m:t>
+              </m:r>
+              <m:r>
+                <m:t>t</m:t>
               </m:r>
             </m:sub>
           </m:sSub>
@@ -4807,10 +5322,28 @@
             <m:t>*</m:t>
           </m:r>
           <m:r>
-            <m:t>D</m:t>
-          </m:r>
-          <m:r>
-            <m:t>V</m:t>
+            <m:t>C</m:t>
+          </m:r>
+          <m:r>
+            <m:t>o</m:t>
+          </m:r>
+          <m:r>
+            <m:t>n</m:t>
+          </m:r>
+          <m:r>
+            <m:t>f</m:t>
+          </m:r>
+          <m:r>
+            <m:t>l</m:t>
+          </m:r>
+          <m:r>
+            <m:t>i</m:t>
+          </m:r>
+          <m:r>
+            <m:t>c</m:t>
+          </m:r>
+          <m:r>
+            <m:t>t</m:t>
           </m:r>
           <m:r>
             <m:rPr>
@@ -4954,10 +5487,28 @@
             <m:t>(</m:t>
           </m:r>
           <m:r>
-            <m:t>D</m:t>
-          </m:r>
-          <m:r>
-            <m:t>V</m:t>
+            <m:t>C</m:t>
+          </m:r>
+          <m:r>
+            <m:t>o</m:t>
+          </m:r>
+          <m:r>
+            <m:t>n</m:t>
+          </m:r>
+          <m:r>
+            <m:t>f</m:t>
+          </m:r>
+          <m:r>
+            <m:t>l</m:t>
+          </m:r>
+          <m:r>
+            <m:t>i</m:t>
+          </m:r>
+          <m:r>
+            <m:t>c</m:t>
+          </m:r>
+          <m:r>
+            <m:t>t</m:t>
           </m:r>
           <m:r>
             <m:rPr>
@@ -5029,7 +5580,7 @@
             <m:t>(</m:t>
           </m:r>
           <m:r>
-            <m:t>7</m:t>
+            <m:t>8</m:t>
           </m:r>
           <m:r>
             <m:rPr>
@@ -5039,14 +5590,14 @@
           </m:r>
         </m:oMath>
       </m:oMathPara>
-      <w:bookmarkEnd w:id="30"/>
+      <w:bookmarkEnd w:id="31"/>
     </w:p>
     <w:p>
       <w:pPr>
         <w:pStyle w:val="FirstParagraph"/>
       </w:pPr>
       <w:r>
-        <w:t xml:space="preserve">We predicted a positive interaction between preferences entropy and planning, which would indicate that the larger the preference entropy (i.e. the weaker the preference), the larger the RT because the larger the reliance on planning. We fitted two additional model to compare against, one in which the interaction term is absent to establish that the effect of DV on RT is contingent on preferences strength, and another one in which RT is modelled only as a function of DV, to test whether RT does not reflect planning alone.</w:t>
+        <w:t xml:space="preserve">We predicted a positive interaction between preferences entropy and planning, which would indicate that the larger the preference entropy (i.e. the weaker the preference), the larger the RT because the larger the reliance on planning.</w:t>
       </w:r>
     </w:p>
     <w:p>
@@ -5075,9 +5626,9 @@
         </w:r>
       </w:hyperlink>
     </w:p>
-    <w:bookmarkEnd w:id="31"/>
     <w:bookmarkEnd w:id="32"/>
-    <w:bookmarkStart w:id="52" w:name="results"/>
+    <w:bookmarkEnd w:id="33"/>
+    <w:bookmarkStart w:id="58" w:name="results"/>
     <w:p>
       <w:pPr>
         <w:pStyle w:val="Heading2"/>
@@ -5086,7 +5637,7 @@
         <w:t xml:space="preserve">3 Results</w:t>
       </w:r>
     </w:p>
-    <w:bookmarkStart w:id="41" w:name="choice-behaviour"/>
+    <w:bookmarkStart w:id="47" w:name="choice-behaviour"/>
     <w:p>
       <w:pPr>
         <w:pStyle w:val="Heading3"/>
@@ -5100,7 +5651,16 @@
         <w:pStyle w:val="FirstParagraph"/>
       </w:pPr>
       <w:r>
-        <w:t xml:space="preserve">We modelled participants response choices using 4 different models, to investigate the systematicity in participants deviations from optimal planning. Our results revealed that participants responses systematically deviate from optimality (pure planning model fit is lowest compared to other models</w:t>
+        <w:t xml:space="preserve">We modelled participants response choices using 4 different models, to investigate the systematicity in participants deviations from optimal planning, which would be achieved by pure planning. As already reported in</w:t>
+      </w:r>
+      <w:r>
+        <w:t xml:space="preserve"> </w:t>
+      </w:r>
+      <w:r>
+        <w:t xml:space="preserve">(Ott et al. 2022a)</w:t>
+      </w:r>
+      <w:r>
+        <w:t xml:space="preserve">, participants’ responses systematically deviate from optimality: the pure planning model has the lowest fit compared to the other three models, see</w:t>
       </w:r>
       <w:r>
         <w:t xml:space="preserve"> </w:t>
@@ -5117,7 +5677,7 @@
         <w:t xml:space="preserve"> </w:t>
       </w:r>
       <w:r>
-        <w:t xml:space="preserve">A). Furthermore, our results indicate that participants biases do not reflect recency prior, nor a splitting of the task into separate contexts Rather, our results indicate that participants exhibit preferences derived from the structure of the task. Our preference model, modelling participants responses as the combination between planning, task-structured preferences and the interaction between the two fitted the data better than any competing model (see</w:t>
+        <w:t xml:space="preserve">A. Furthermore, our results indicate that participants biases do not reflect recency prior (frequency model), nor a splitting of the task into separate contexts (context model). Rather, participants exhibit preferences derived from the structure of the task, as the Preference model was observed to fit the data the best (see</w:t>
       </w:r>
       <w:r>
         <w:t xml:space="preserve"> </w:t>
@@ -5153,7 +5713,44 @@
         <w:t xml:space="preserve"> </w:t>
       </w:r>
       <w:r>
-        <w:t xml:space="preserve">B shows the proportion of match between observed and predicted responses separately for each model and offer values, highlighting the increased fit of the preference model. These results suggest that participants have distinct priors for each state feature, which are combined according to the current state’s features to form state-specific preferences. These result is highly consistent across participants: the preference model fits the data best for 35 out of 40 participants (</w:t>
+        <w:t xml:space="preserve">B shows the proportion of match between observed and predicted responses separately for each model and offer values, highlighting the increased fit of the preference model. This increase in fit compared to the context model</w:t>
+      </w:r>
+      <w:r>
+        <w:t xml:space="preserve"> </w:t>
+      </w:r>
+      <w:r>
+        <w:t xml:space="preserve">(which was previously report to fit data best compared to many alternatives Ott et al. 2022a)</w:t>
+      </w:r>
+      <w:r>
+        <w:t xml:space="preserve"> </w:t>
+      </w:r>
+      <w:r>
+        <w:t xml:space="preserve">suggests that participants have distinct preferences for each state feature, which are combined according to the current state’s features to form state-specific preferences. This result is highly consistent across participants: the preference model fits the data best for 35 out of 40 participants (see</w:t>
+      </w:r>
+      <w:r>
+        <w:t xml:space="preserve"> </w:t>
+      </w:r>
+      <w:hyperlink w:anchor="fig-returns">
+        <w:r>
+          <w:rPr>
+            <w:rStyle w:val="Hyperlink"/>
+          </w:rPr>
+          <w:t xml:space="preserve">Figure 4</w:t>
+        </w:r>
+      </w:hyperlink>
+      <w:r>
+        <w:t xml:space="preserve"> </w:t>
+      </w:r>
+      <w:r>
+        <w:t xml:space="preserve">A).</w:t>
+      </w:r>
+    </w:p>
+    <w:p>
+      <w:pPr>
+        <w:pStyle w:val="BodyText"/>
+      </w:pPr>
+      <w:r>
+        <w:t xml:space="preserve">The estimated preference weights associated with each factor of the task (</w:t>
       </w:r>
       <w:hyperlink w:anchor="fig-choicemdl">
         <w:r>
@@ -5167,29 +5764,7 @@
         <w:t xml:space="preserve"> </w:t>
       </w:r>
       <w:r>
-        <w:t xml:space="preserve">D).</w:t>
-      </w:r>
-    </w:p>
-    <w:p>
-      <w:pPr>
-        <w:pStyle w:val="BodyText"/>
-      </w:pPr>
-      <w:r>
-        <w:t xml:space="preserve">The estimated preference weights associated with each factor of the task (</w:t>
-      </w:r>
-      <w:hyperlink w:anchor="fig-choicemdl">
-        <w:r>
-          <w:rPr>
-            <w:rStyle w:val="Hyperlink"/>
-          </w:rPr>
-          <w:t xml:space="preserve">Figure 2</w:t>
-        </w:r>
-      </w:hyperlink>
-      <w:r>
-        <w:t xml:space="preserve"> </w:t>
-      </w:r>
-      <w:r>
-        <w:t xml:space="preserve">C) reveal that participants tend to be overly conservative (i.e. reject offers more often than forward planning would suggest) for low (one and two), while they are overly liberal when offers are high (three and four), though the deviations are more pronounced for extreme (one and four) compared to intermediate ones (two and three). Furthermore, energy has a strong impact on participants’ behaviour, especially in extreme cases (no or maxed out energy). Finally, costs (both current and future) has a lower impact on participants’ behaviour, such that participants are liberal when cost (both current and future) are low.</w:t>
+        <w:t xml:space="preserve">C) reveal that participants tend to be biased towards rejecting (i.e. reject offers more often than forward planning would suggest) for low (one and two), while they are biased towards accepting when offers are high (three and four). These deviations are more pronounced for extreme (one and four) compared to intermediate ones (two and three). Furthermore, the energy state has a strong impact on participants’ behaviour, especially in extreme cases (no or maxed out energy). Finally, costs (both current and future) has a lower impact on participants’ behaviour, with a slight bias to accept offers when costs (both current and future) are low.</w:t>
       </w:r>
     </w:p>
     <w:p>
@@ -5231,7 +5806,7 @@
       <w:tr>
         <w:tc>
           <w:tcPr/>
-          <w:bookmarkStart w:id="36" w:name="fig-choicemdl"/>
+          <w:bookmarkStart w:id="37" w:name="fig-choicemdl"/>
           <w:p>
             <w:pPr>
               <w:pStyle w:val="Compact"/>
@@ -5240,20 +5815,20 @@
             <w:r>
               <w:drawing>
                 <wp:inline>
-                  <wp:extent cx="5334000" cy="3642101"/>
+                  <wp:extent cx="5334000" cy="5765170"/>
                   <wp:effectExtent b="0" l="0" r="0" t="0"/>
-                  <wp:docPr descr="" title="" id="34" name="Picture"/>
+                  <wp:docPr descr="" title="" id="35" name="Picture"/>
                   <a:graphic>
                     <a:graphicData uri="http://schemas.openxmlformats.org/drawingml/2006/picture">
                       <pic:pic>
                         <pic:nvPicPr>
-                          <pic:cNvPr descr="index_files/figure-docx/fig-choicemdl-output-1.png" id="35" name="Picture"/>
+                          <pic:cNvPr descr="index_files/figure-docx/fig-choicemdl-output-1.png" id="36" name="Picture"/>
                           <pic:cNvPicPr>
                             <a:picLocks noChangeArrowheads="1" noChangeAspect="1"/>
                           </pic:cNvPicPr>
                         </pic:nvPicPr>
                         <pic:blipFill>
-                          <a:blip r:embed="rId33"/>
+                          <a:blip r:embed="rId34"/>
                           <a:stretch>
                             <a:fillRect/>
                           </a:stretch>
@@ -5261,7 +5836,7 @@
                         <pic:spPr bwMode="auto">
                           <a:xfrm>
                             <a:off x="0" y="0"/>
-                            <a:ext cx="5334000" cy="3642101"/>
+                            <a:ext cx="5334000" cy="5765170"/>
                           </a:xfrm>
                           <a:prstGeom prst="rect">
                             <a:avLst/>
@@ -5290,123 +5865,13 @@
               <w:pStyle w:val="ImageCaption"/>
             </w:pPr>
             <w:r>
-              <w:t xml:space="preserve">Figure 2: Results of participants choice behaviour models. (A) Result of the model comparison, displaying the expected log pointwise predictive density (ELPD) associated with each model (closer to 0 indicate better fit). (B) Observed and fitted probability of accepting the offer separately for each offer by each of the models. The single dots represent the average acceptance probability for each subject. (C) Fitted preference parameters of the preference model. Top left figure depicts the parameters associated with offer parameters, top right associated with each cost, bottom with each energy level. (D) Model fit for each participant and model, color coded by model of best fit.</w:t>
+              <w:t xml:space="preserve">Figure 2: Results of participants choice behaviour models. (A) Result of the model comparison, displaying the expected log pointwise predictive density (ELPD) associated with each model (closer to 0 indicate better fit). (B) Observed and fitted probability of accepting the offer separately for each offer by each of the models. The single dots represent the average acceptance probability for each subject. (C) Fitted preference parameters of the preference model. Top left figure depicts the parameters associated with offer parameters, top right associated with each cost, bottom with each energy level. The bar in the middle of each distribution is the median and the dotted lines represent the 2.5 and 97.5% quantiles. The dots represent the mean of the parameter estimated for each participant</w:t>
             </w:r>
           </w:p>
-          <w:bookmarkEnd w:id="36"/>
+          <w:bookmarkEnd w:id="37"/>
         </w:tc>
       </w:tr>
     </w:tbl>
-    <w:p>
-      <w:pPr>
-        <w:pStyle w:val="BodyText"/>
-      </w:pPr>
-      <w:r>
-        <w:rPr>
-          <w:vertAlign w:val="subscript"/>
-        </w:rPr>
-        <w:t xml:space="preserve">Source:</w:t>
-      </w:r>
-      <w:r>
-        <w:rPr>
-          <w:vertAlign w:val="subscript"/>
-        </w:rPr>
-        <w:t xml:space="preserve"> </w:t>
-      </w:r>
-      <w:hyperlink r:id="rId9">
-        <w:r>
-          <w:rPr>
-            <w:rStyle w:val="Hyperlink"/>
-            <w:vertAlign w:val="subscript"/>
-          </w:rPr>
-          <w:t xml:space="preserve">Article Notebook</w:t>
-        </w:r>
-      </w:hyperlink>
-    </w:p>
-    <w:p>
-      <w:pPr>
-        <w:pStyle w:val="BodyText"/>
-      </w:pPr>
-      <w:r>
-        <w:rPr>
-          <w:vertAlign w:val="subscript"/>
-        </w:rPr>
-        <w:t xml:space="preserve">Source:</w:t>
-      </w:r>
-      <w:r>
-        <w:rPr>
-          <w:vertAlign w:val="subscript"/>
-        </w:rPr>
-        <w:t xml:space="preserve"> </w:t>
-      </w:r>
-      <w:hyperlink r:id="rId9">
-        <w:r>
-          <w:rPr>
-            <w:rStyle w:val="Hyperlink"/>
-            <w:vertAlign w:val="subscript"/>
-          </w:rPr>
-          <w:t xml:space="preserve">Article Notebook</w:t>
-        </w:r>
-      </w:hyperlink>
-    </w:p>
-    <w:p>
-      <w:pPr>
-        <w:pStyle w:val="BodyText"/>
-      </w:pPr>
-      <w:r>
-        <w:t xml:space="preserve">Our model also revealed a positive interaction between preferences entropy and decision values (</w:t>
-      </w:r>
-      <m:oMath>
-        <m:r>
-          <m:t>β</m:t>
-        </m:r>
-      </m:oMath>
-      <w:r>
-        <w:t xml:space="preserve">=1.71, CI=[0.28, 2.99], see</w:t>
-      </w:r>
-      <w:r>
-        <w:t xml:space="preserve"> </w:t>
-      </w:r>
-      <w:hyperlink w:anchor="fig-pref-planning-interaction">
-        <w:r>
-          <w:rPr>
-            <w:rStyle w:val="Hyperlink"/>
-          </w:rPr>
-          <w:t xml:space="preserve">Figure 3</w:t>
-        </w:r>
-      </w:hyperlink>
-      <w:r>
-        <w:t xml:space="preserve"> </w:t>
-      </w:r>
-      <w:r>
-        <w:t xml:space="preserve">A). This positive interaction entails that the system (i.e. planning vs. preference) with the strongest signal influences participants’ choices the most: when participants preferences are strong and decision values are close to 0, participants follow their preferences and vice versa. This effect can be seen when the sign of preferences and DV are opposed (one suggests accepting and the other rejecting or vice versa), as participants choice should either reflect preference or planning depending on their relative strength. To visualize this effect, we plotted participants response as a function of preference and (fitted) decision values with focus on the off diagonal quadrant, where the sign of preferences and decision values are opposed (see</w:t>
-      </w:r>
-      <w:r>
-        <w:t xml:space="preserve"> </w:t>
-      </w:r>
-      <w:hyperlink w:anchor="fig-pref-planning-interaction">
-        <w:r>
-          <w:rPr>
-            <w:rStyle w:val="Hyperlink"/>
-          </w:rPr>
-          <w:t xml:space="preserve">Figure 3</w:t>
-        </w:r>
-      </w:hyperlink>
-      <w:r>
-        <w:t xml:space="preserve"> </w:t>
-      </w:r>
-      <w:r>
-        <w:t xml:space="preserve">B).</w:t>
-      </w:r>
-    </w:p>
-    <w:p>
-      <w:pPr>
-        <w:pStyle w:val="BodyText"/>
-      </w:pPr>
-      <w:r>
-        <w:t xml:space="preserve">In this figure, we can see that accept and rejected trials cluster in particular ways in the top left and bottom right quadrants. In the top left quadrant, accepting an offer (green triangles) indicate that participants follow their preferences over the DV. There, participants accept offers at increasing decision values as preferences grow larger, while they reject offers (yellow hexagon) at increasing preference values as the decision values grow larger. In contrast, in the bottom right quadrant, accepting an offer implies that participants follow planning. In this quadrant, we can see the opposite relationship: participants reject offers at increasing DV when their preferences grow larger and vice versa for larger DV. These results reflect our interaction term, by showing that participants rely on one signal over the other based on their relative strengths.</w:t>
-      </w:r>
-    </w:p>
     <w:p>
       <w:pPr>
         <w:pStyle w:val="BodyText"/>
@@ -5446,7 +5911,1844 @@
       <w:tr>
         <w:tc>
           <w:tcPr/>
-          <w:bookmarkStart w:id="40" w:name="fig-pref-planning-interaction"/>
+          <w:bookmarkStart w:id="38" w:name="tbl-pref_model_param"/>
+          <w:p>
+            <w:pPr>
+              <w:jc w:val="center"/>
+            </w:pPr>
+            <w:pPr>
+              <w:jc w:val="left"/>
+              <w:spacing w:before="200"/>
+              <w:pStyle w:val="ImageCaption"/>
+            </w:pPr>
+            <w:r>
+              <w:t xml:space="preserve">Table 1: Summary of the parameters of the preference model. The table displays the mean and 95% highest density interval (HDI) for the population level parameters associated with the planning values, the preference regressors and their interaction.</w:t>
+            </w:r>
+          </w:p>
+          <w:tbl>
+            <w:tblPr>
+              <w:tblStyle w:val="Table"/>
+              <w:tblW w:type="auto" w:w="0"/>
+              <w:tblLook w:firstRow="1" w:lastRow="0" w:firstColumn="0" w:lastColumn="0" w:noHBand="0" w:noVBand="0" w:val="0020"/>
+            </w:tblPr>
+            <w:tblGrid>
+              <w:gridCol w:w="1584"/>
+              <w:gridCol w:w="1584"/>
+              <w:gridCol w:w="1584"/>
+              <w:gridCol w:w="1584"/>
+              <w:gridCol w:w="1584"/>
+            </w:tblGrid>
+            <w:tr>
+              <w:trPr>
+                <w:tblHeader w:val="on"/>
+              </w:trPr>
+              <w:tc>
+                <w:tcPr/>
+                <w:p>
+                  <w:pPr>
+                    <w:pStyle w:val="Compact"/>
+                  </w:pPr>
+                </w:p>
+              </w:tc>
+              <w:tc>
+                <w:tcPr/>
+                <w:p>
+                  <w:pPr>
+                    <w:pStyle w:val="Compact"/>
+                    <w:jc w:val="right"/>
+                    <w:jc w:val="center"/>
+                  </w:pPr>
+                  <w:r>
+                    <w:t xml:space="preserve">mean</w:t>
+                  </w:r>
+                </w:p>
+              </w:tc>
+              <w:tc>
+                <w:tcPr/>
+                <w:p>
+                  <w:pPr>
+                    <w:pStyle w:val="Compact"/>
+                    <w:jc w:val="right"/>
+                    <w:jc w:val="center"/>
+                  </w:pPr>
+                  <w:r>
+                    <w:t xml:space="preserve">sd</w:t>
+                  </w:r>
+                </w:p>
+              </w:tc>
+              <w:tc>
+                <w:tcPr/>
+                <w:p>
+                  <w:pPr>
+                    <w:pStyle w:val="Compact"/>
+                    <w:jc w:val="right"/>
+                    <w:jc w:val="center"/>
+                  </w:pPr>
+                  <w:r>
+                    <w:t xml:space="preserve">hdi_2.5%</w:t>
+                  </w:r>
+                </w:p>
+              </w:tc>
+              <w:tc>
+                <w:tcPr/>
+                <w:p>
+                  <w:pPr>
+                    <w:pStyle w:val="Compact"/>
+                    <w:jc w:val="right"/>
+                    <w:jc w:val="center"/>
+                  </w:pPr>
+                  <w:r>
+                    <w:t xml:space="preserve">hdi_97.5%</w:t>
+                  </w:r>
+                </w:p>
+              </w:tc>
+            </w:tr>
+            <w:tr>
+              <w:tc>
+                <w:tcPr/>
+                <w:p>
+                  <w:pPr>
+                    <w:pStyle w:val="Compact"/>
+                    <w:jc w:val="left"/>
+                    <w:jc w:val="center"/>
+                  </w:pPr>
+                  <m:oMath>
+                    <m:sSub>
+                      <m:e>
+                        <m:r>
+                          <m:t>β</m:t>
+                        </m:r>
+                      </m:e>
+                      <m:sub>
+                        <m:r>
+                          <m:t>p</m:t>
+                        </m:r>
+                        <m:r>
+                          <m:t>l</m:t>
+                        </m:r>
+                        <m:r>
+                          <m:t>a</m:t>
+                        </m:r>
+                        <m:r>
+                          <m:t>n</m:t>
+                        </m:r>
+                      </m:sub>
+                    </m:sSub>
+                  </m:oMath>
+                </w:p>
+              </w:tc>
+              <w:tc>
+                <w:tcPr/>
+                <w:p>
+                  <w:pPr>
+                    <w:pStyle w:val="Compact"/>
+                    <w:jc w:val="right"/>
+                    <w:jc w:val="center"/>
+                  </w:pPr>
+                  <w:r>
+                    <w:t xml:space="preserve">2.095</w:t>
+                  </w:r>
+                </w:p>
+              </w:tc>
+              <w:tc>
+                <w:tcPr/>
+                <w:p>
+                  <w:pPr>
+                    <w:pStyle w:val="Compact"/>
+                    <w:jc w:val="right"/>
+                    <w:jc w:val="center"/>
+                  </w:pPr>
+                  <w:r>
+                    <w:t xml:space="preserve">0.243</w:t>
+                  </w:r>
+                </w:p>
+              </w:tc>
+              <w:tc>
+                <w:tcPr/>
+                <w:p>
+                  <w:pPr>
+                    <w:pStyle w:val="Compact"/>
+                    <w:jc w:val="right"/>
+                    <w:jc w:val="center"/>
+                  </w:pPr>
+                  <w:r>
+                    <w:t xml:space="preserve">1.629</w:t>
+                  </w:r>
+                </w:p>
+              </w:tc>
+              <w:tc>
+                <w:tcPr/>
+                <w:p>
+                  <w:pPr>
+                    <w:pStyle w:val="Compact"/>
+                    <w:jc w:val="right"/>
+                    <w:jc w:val="center"/>
+                  </w:pPr>
+                  <w:r>
+                    <w:t xml:space="preserve">2.582</w:t>
+                  </w:r>
+                </w:p>
+              </w:tc>
+            </w:tr>
+            <w:tr>
+              <w:tc>
+                <w:tcPr/>
+                <w:p>
+                  <w:pPr>
+                    <w:pStyle w:val="Compact"/>
+                    <w:jc w:val="left"/>
+                    <w:jc w:val="center"/>
+                  </w:pPr>
+                  <m:oMath>
+                    <m:sSub>
+                      <m:e>
+                        <m:r>
+                          <m:t>β</m:t>
+                        </m:r>
+                      </m:e>
+                      <m:sub>
+                        <m:r>
+                          <m:t>O</m:t>
+                        </m:r>
+                        <m:r>
+                          <m:rPr>
+                            <m:sty m:val="p"/>
+                          </m:rPr>
+                          <m:t>=</m:t>
+                        </m:r>
+                        <m:r>
+                          <m:t>1</m:t>
+                        </m:r>
+                      </m:sub>
+                    </m:sSub>
+                  </m:oMath>
+                </w:p>
+              </w:tc>
+              <w:tc>
+                <w:tcPr/>
+                <w:p>
+                  <w:pPr>
+                    <w:pStyle w:val="Compact"/>
+                    <w:jc w:val="right"/>
+                    <w:jc w:val="center"/>
+                  </w:pPr>
+                  <w:r>
+                    <w:t xml:space="preserve">-2.395</w:t>
+                  </w:r>
+                </w:p>
+              </w:tc>
+              <w:tc>
+                <w:tcPr/>
+                <w:p>
+                  <w:pPr>
+                    <w:pStyle w:val="Compact"/>
+                    <w:jc w:val="right"/>
+                    <w:jc w:val="center"/>
+                  </w:pPr>
+                  <w:r>
+                    <w:t xml:space="preserve">0.958</w:t>
+                  </w:r>
+                </w:p>
+              </w:tc>
+              <w:tc>
+                <w:tcPr/>
+                <w:p>
+                  <w:pPr>
+                    <w:pStyle w:val="Compact"/>
+                    <w:jc w:val="right"/>
+                    <w:jc w:val="center"/>
+                  </w:pPr>
+                  <w:r>
+                    <w:t xml:space="preserve">-4.361</w:t>
+                  </w:r>
+                </w:p>
+              </w:tc>
+              <w:tc>
+                <w:tcPr/>
+                <w:p>
+                  <w:pPr>
+                    <w:pStyle w:val="Compact"/>
+                    <w:jc w:val="right"/>
+                    <w:jc w:val="center"/>
+                  </w:pPr>
+                  <w:r>
+                    <w:t xml:space="preserve">-0.605</w:t>
+                  </w:r>
+                </w:p>
+              </w:tc>
+            </w:tr>
+            <w:tr>
+              <w:tc>
+                <w:tcPr/>
+                <w:p>
+                  <w:pPr>
+                    <w:pStyle w:val="Compact"/>
+                    <w:jc w:val="left"/>
+                    <w:jc w:val="center"/>
+                  </w:pPr>
+                  <m:oMath>
+                    <m:sSub>
+                      <m:e>
+                        <m:r>
+                          <m:t>β</m:t>
+                        </m:r>
+                      </m:e>
+                      <m:sub>
+                        <m:r>
+                          <m:t>O</m:t>
+                        </m:r>
+                        <m:r>
+                          <m:rPr>
+                            <m:sty m:val="p"/>
+                          </m:rPr>
+                          <m:t>=</m:t>
+                        </m:r>
+                        <m:r>
+                          <m:t>2</m:t>
+                        </m:r>
+                      </m:sub>
+                    </m:sSub>
+                  </m:oMath>
+                </w:p>
+              </w:tc>
+              <w:tc>
+                <w:tcPr/>
+                <w:p>
+                  <w:pPr>
+                    <w:pStyle w:val="Compact"/>
+                    <w:jc w:val="right"/>
+                    <w:jc w:val="center"/>
+                  </w:pPr>
+                  <w:r>
+                    <w:t xml:space="preserve">-1.613</w:t>
+                  </w:r>
+                </w:p>
+              </w:tc>
+              <w:tc>
+                <w:tcPr/>
+                <w:p>
+                  <w:pPr>
+                    <w:pStyle w:val="Compact"/>
+                    <w:jc w:val="right"/>
+                    <w:jc w:val="center"/>
+                  </w:pPr>
+                  <w:r>
+                    <w:t xml:space="preserve">0.935</w:t>
+                  </w:r>
+                </w:p>
+              </w:tc>
+              <w:tc>
+                <w:tcPr/>
+                <w:p>
+                  <w:pPr>
+                    <w:pStyle w:val="Compact"/>
+                    <w:jc w:val="right"/>
+                    <w:jc w:val="center"/>
+                  </w:pPr>
+                  <w:r>
+                    <w:t xml:space="preserve">-3.405</w:t>
+                  </w:r>
+                </w:p>
+              </w:tc>
+              <w:tc>
+                <w:tcPr/>
+                <w:p>
+                  <w:pPr>
+                    <w:pStyle w:val="Compact"/>
+                    <w:jc w:val="right"/>
+                    <w:jc w:val="center"/>
+                  </w:pPr>
+                  <w:r>
+                    <w:t xml:space="preserve">0.178</w:t>
+                  </w:r>
+                </w:p>
+              </w:tc>
+            </w:tr>
+            <w:tr>
+              <w:tc>
+                <w:tcPr/>
+                <w:p>
+                  <w:pPr>
+                    <w:pStyle w:val="Compact"/>
+                    <w:jc w:val="left"/>
+                    <w:jc w:val="center"/>
+                  </w:pPr>
+                  <m:oMath>
+                    <m:sSub>
+                      <m:e>
+                        <m:r>
+                          <m:t>β</m:t>
+                        </m:r>
+                      </m:e>
+                      <m:sub>
+                        <m:r>
+                          <m:t>O</m:t>
+                        </m:r>
+                        <m:r>
+                          <m:rPr>
+                            <m:sty m:val="p"/>
+                          </m:rPr>
+                          <m:t>=</m:t>
+                        </m:r>
+                        <m:r>
+                          <m:t>3</m:t>
+                        </m:r>
+                      </m:sub>
+                    </m:sSub>
+                  </m:oMath>
+                </w:p>
+              </w:tc>
+              <w:tc>
+                <w:tcPr/>
+                <w:p>
+                  <w:pPr>
+                    <w:pStyle w:val="Compact"/>
+                    <w:jc w:val="right"/>
+                    <w:jc w:val="center"/>
+                  </w:pPr>
+                  <w:r>
+                    <w:t xml:space="preserve">1.662</w:t>
+                  </w:r>
+                </w:p>
+              </w:tc>
+              <w:tc>
+                <w:tcPr/>
+                <w:p>
+                  <w:pPr>
+                    <w:pStyle w:val="Compact"/>
+                    <w:jc w:val="right"/>
+                    <w:jc w:val="center"/>
+                  </w:pPr>
+                  <w:r>
+                    <w:t xml:space="preserve">0.921</w:t>
+                  </w:r>
+                </w:p>
+              </w:tc>
+              <w:tc>
+                <w:tcPr/>
+                <w:p>
+                  <w:pPr>
+                    <w:pStyle w:val="Compact"/>
+                    <w:jc w:val="right"/>
+                    <w:jc w:val="center"/>
+                  </w:pPr>
+                  <w:r>
+                    <w:t xml:space="preserve">-0.152</w:t>
+                  </w:r>
+                </w:p>
+              </w:tc>
+              <w:tc>
+                <w:tcPr/>
+                <w:p>
+                  <w:pPr>
+                    <w:pStyle w:val="Compact"/>
+                    <w:jc w:val="right"/>
+                    <w:jc w:val="center"/>
+                  </w:pPr>
+                  <w:r>
+                    <w:t xml:space="preserve">3.405</w:t>
+                  </w:r>
+                </w:p>
+              </w:tc>
+            </w:tr>
+            <w:tr>
+              <w:tc>
+                <w:tcPr/>
+                <w:p>
+                  <w:pPr>
+                    <w:pStyle w:val="Compact"/>
+                    <w:jc w:val="left"/>
+                    <w:jc w:val="center"/>
+                  </w:pPr>
+                  <m:oMath>
+                    <m:sSub>
+                      <m:e>
+                        <m:r>
+                          <m:t>β</m:t>
+                        </m:r>
+                      </m:e>
+                      <m:sub>
+                        <m:r>
+                          <m:t>O</m:t>
+                        </m:r>
+                        <m:r>
+                          <m:rPr>
+                            <m:sty m:val="p"/>
+                          </m:rPr>
+                          <m:t>=</m:t>
+                        </m:r>
+                        <m:r>
+                          <m:t>4</m:t>
+                        </m:r>
+                      </m:sub>
+                    </m:sSub>
+                  </m:oMath>
+                </w:p>
+              </w:tc>
+              <w:tc>
+                <w:tcPr/>
+                <w:p>
+                  <w:pPr>
+                    <w:pStyle w:val="Compact"/>
+                    <w:jc w:val="right"/>
+                    <w:jc w:val="center"/>
+                  </w:pPr>
+                  <w:r>
+                    <w:t xml:space="preserve">2.968</w:t>
+                  </w:r>
+                </w:p>
+              </w:tc>
+              <w:tc>
+                <w:tcPr/>
+                <w:p>
+                  <w:pPr>
+                    <w:pStyle w:val="Compact"/>
+                    <w:jc w:val="right"/>
+                    <w:jc w:val="center"/>
+                  </w:pPr>
+                  <w:r>
+                    <w:t xml:space="preserve">0.96</w:t>
+                  </w:r>
+                </w:p>
+              </w:tc>
+              <w:tc>
+                <w:tcPr/>
+                <w:p>
+                  <w:pPr>
+                    <w:pStyle w:val="Compact"/>
+                    <w:jc w:val="right"/>
+                    <w:jc w:val="center"/>
+                  </w:pPr>
+                  <w:r>
+                    <w:t xml:space="preserve">1.235</w:t>
+                  </w:r>
+                </w:p>
+              </w:tc>
+              <w:tc>
+                <w:tcPr/>
+                <w:p>
+                  <w:pPr>
+                    <w:pStyle w:val="Compact"/>
+                    <w:jc w:val="right"/>
+                    <w:jc w:val="center"/>
+                  </w:pPr>
+                  <w:r>
+                    <w:t xml:space="preserve">4.975</w:t>
+                  </w:r>
+                </w:p>
+              </w:tc>
+            </w:tr>
+            <w:tr>
+              <w:tc>
+                <w:tcPr/>
+                <w:p>
+                  <w:pPr>
+                    <w:pStyle w:val="Compact"/>
+                    <w:jc w:val="left"/>
+                    <w:jc w:val="center"/>
+                  </w:pPr>
+                  <m:oMath>
+                    <m:sSub>
+                      <m:e>
+                        <m:r>
+                          <m:t>β</m:t>
+                        </m:r>
+                      </m:e>
+                      <m:sub>
+                        <m:r>
+                          <m:t>C</m:t>
+                        </m:r>
+                        <m:r>
+                          <m:t>C</m:t>
+                        </m:r>
+                        <m:r>
+                          <m:rPr>
+                            <m:sty m:val="p"/>
+                          </m:rPr>
+                          <m:t>=</m:t>
+                        </m:r>
+                        <m:r>
+                          <m:t>1</m:t>
+                        </m:r>
+                      </m:sub>
+                    </m:sSub>
+                  </m:oMath>
+                </w:p>
+              </w:tc>
+              <w:tc>
+                <w:tcPr/>
+                <w:p>
+                  <w:pPr>
+                    <w:pStyle w:val="Compact"/>
+                    <w:jc w:val="right"/>
+                    <w:jc w:val="center"/>
+                  </w:pPr>
+                  <w:r>
+                    <w:t xml:space="preserve">0.733</w:t>
+                  </w:r>
+                </w:p>
+              </w:tc>
+              <w:tc>
+                <w:tcPr/>
+                <w:p>
+                  <w:pPr>
+                    <w:pStyle w:val="Compact"/>
+                    <w:jc w:val="right"/>
+                    <w:jc w:val="center"/>
+                  </w:pPr>
+                  <w:r>
+                    <w:t xml:space="preserve">1.146</w:t>
+                  </w:r>
+                </w:p>
+              </w:tc>
+              <w:tc>
+                <w:tcPr/>
+                <w:p>
+                  <w:pPr>
+                    <w:pStyle w:val="Compact"/>
+                    <w:jc w:val="right"/>
+                    <w:jc w:val="center"/>
+                  </w:pPr>
+                  <w:r>
+                    <w:t xml:space="preserve">-1.549</w:t>
+                  </w:r>
+                </w:p>
+              </w:tc>
+              <w:tc>
+                <w:tcPr/>
+                <w:p>
+                  <w:pPr>
+                    <w:pStyle w:val="Compact"/>
+                    <w:jc w:val="right"/>
+                    <w:jc w:val="center"/>
+                  </w:pPr>
+                  <w:r>
+                    <w:t xml:space="preserve">2.81</w:t>
+                  </w:r>
+                </w:p>
+              </w:tc>
+            </w:tr>
+            <w:tr>
+              <w:tc>
+                <w:tcPr/>
+                <w:p>
+                  <w:pPr>
+                    <w:pStyle w:val="Compact"/>
+                    <w:jc w:val="left"/>
+                    <w:jc w:val="center"/>
+                  </w:pPr>
+                  <m:oMath>
+                    <m:sSub>
+                      <m:e>
+                        <m:r>
+                          <m:t>β</m:t>
+                        </m:r>
+                      </m:e>
+                      <m:sub>
+                        <m:r>
+                          <m:t>C</m:t>
+                        </m:r>
+                        <m:r>
+                          <m:t>C</m:t>
+                        </m:r>
+                        <m:r>
+                          <m:rPr>
+                            <m:sty m:val="p"/>
+                          </m:rPr>
+                          <m:t>=</m:t>
+                        </m:r>
+                        <m:r>
+                          <m:t>2</m:t>
+                        </m:r>
+                      </m:sub>
+                    </m:sSub>
+                  </m:oMath>
+                </w:p>
+              </w:tc>
+              <w:tc>
+                <w:tcPr/>
+                <w:p>
+                  <w:pPr>
+                    <w:pStyle w:val="Compact"/>
+                    <w:jc w:val="right"/>
+                    <w:jc w:val="center"/>
+                  </w:pPr>
+                  <w:r>
+                    <w:t xml:space="preserve">-0.181</w:t>
+                  </w:r>
+                </w:p>
+              </w:tc>
+              <w:tc>
+                <w:tcPr/>
+                <w:p>
+                  <w:pPr>
+                    <w:pStyle w:val="Compact"/>
+                    <w:jc w:val="right"/>
+                    <w:jc w:val="center"/>
+                  </w:pPr>
+                  <w:r>
+                    <w:t xml:space="preserve">1.146</w:t>
+                  </w:r>
+                </w:p>
+              </w:tc>
+              <w:tc>
+                <w:tcPr/>
+                <w:p>
+                  <w:pPr>
+                    <w:pStyle w:val="Compact"/>
+                    <w:jc w:val="right"/>
+                    <w:jc w:val="center"/>
+                  </w:pPr>
+                  <w:r>
+                    <w:t xml:space="preserve">-2.402</w:t>
+                  </w:r>
+                </w:p>
+              </w:tc>
+              <w:tc>
+                <w:tcPr/>
+                <w:p>
+                  <w:pPr>
+                    <w:pStyle w:val="Compact"/>
+                    <w:jc w:val="right"/>
+                    <w:jc w:val="center"/>
+                  </w:pPr>
+                  <w:r>
+                    <w:t xml:space="preserve">2.022</w:t>
+                  </w:r>
+                </w:p>
+              </w:tc>
+            </w:tr>
+            <w:tr>
+              <w:tc>
+                <w:tcPr/>
+                <w:p>
+                  <w:pPr>
+                    <w:pStyle w:val="Compact"/>
+                    <w:jc w:val="left"/>
+                    <w:jc w:val="center"/>
+                  </w:pPr>
+                  <m:oMath>
+                    <m:sSub>
+                      <m:e>
+                        <m:r>
+                          <m:t>β</m:t>
+                        </m:r>
+                      </m:e>
+                      <m:sub>
+                        <m:r>
+                          <m:t>F</m:t>
+                        </m:r>
+                        <m:r>
+                          <m:t>C</m:t>
+                        </m:r>
+                        <m:r>
+                          <m:rPr>
+                            <m:sty m:val="p"/>
+                          </m:rPr>
+                          <m:t>=</m:t>
+                        </m:r>
+                        <m:r>
+                          <m:t>1</m:t>
+                        </m:r>
+                      </m:sub>
+                    </m:sSub>
+                  </m:oMath>
+                </w:p>
+              </w:tc>
+              <w:tc>
+                <w:tcPr/>
+                <w:p>
+                  <w:pPr>
+                    <w:pStyle w:val="Compact"/>
+                    <w:jc w:val="right"/>
+                    <w:jc w:val="center"/>
+                  </w:pPr>
+                  <w:r>
+                    <w:t xml:space="preserve">0.443</w:t>
+                  </w:r>
+                </w:p>
+              </w:tc>
+              <w:tc>
+                <w:tcPr/>
+                <w:p>
+                  <w:pPr>
+                    <w:pStyle w:val="Compact"/>
+                    <w:jc w:val="right"/>
+                    <w:jc w:val="center"/>
+                  </w:pPr>
+                  <w:r>
+                    <w:t xml:space="preserve">1.165</w:t>
+                  </w:r>
+                </w:p>
+              </w:tc>
+              <w:tc>
+                <w:tcPr/>
+                <w:p>
+                  <w:pPr>
+                    <w:pStyle w:val="Compact"/>
+                    <w:jc w:val="right"/>
+                    <w:jc w:val="center"/>
+                  </w:pPr>
+                  <w:r>
+                    <w:t xml:space="preserve">-1.882</w:t>
+                  </w:r>
+                </w:p>
+              </w:tc>
+              <w:tc>
+                <w:tcPr/>
+                <w:p>
+                  <w:pPr>
+                    <w:pStyle w:val="Compact"/>
+                    <w:jc w:val="right"/>
+                    <w:jc w:val="center"/>
+                  </w:pPr>
+                  <w:r>
+                    <w:t xml:space="preserve">2.77</w:t>
+                  </w:r>
+                </w:p>
+              </w:tc>
+            </w:tr>
+            <w:tr>
+              <w:tc>
+                <w:tcPr/>
+                <w:p>
+                  <w:pPr>
+                    <w:pStyle w:val="Compact"/>
+                    <w:jc w:val="left"/>
+                    <w:jc w:val="center"/>
+                  </w:pPr>
+                  <m:oMath>
+                    <m:sSub>
+                      <m:e>
+                        <m:r>
+                          <m:t>β</m:t>
+                        </m:r>
+                      </m:e>
+                      <m:sub>
+                        <m:r>
+                          <m:t>F</m:t>
+                        </m:r>
+                        <m:r>
+                          <m:t>C</m:t>
+                        </m:r>
+                        <m:r>
+                          <m:rPr>
+                            <m:sty m:val="p"/>
+                          </m:rPr>
+                          <m:t>=</m:t>
+                        </m:r>
+                        <m:r>
+                          <m:t>1</m:t>
+                        </m:r>
+                      </m:sub>
+                    </m:sSub>
+                  </m:oMath>
+                </w:p>
+              </w:tc>
+              <w:tc>
+                <w:tcPr/>
+                <w:p>
+                  <w:pPr>
+                    <w:pStyle w:val="Compact"/>
+                    <w:jc w:val="right"/>
+                    <w:jc w:val="center"/>
+                  </w:pPr>
+                  <w:r>
+                    <w:t xml:space="preserve">0.2</w:t>
+                  </w:r>
+                </w:p>
+              </w:tc>
+              <w:tc>
+                <w:tcPr/>
+                <w:p>
+                  <w:pPr>
+                    <w:pStyle w:val="Compact"/>
+                    <w:jc w:val="right"/>
+                    <w:jc w:val="center"/>
+                  </w:pPr>
+                  <w:r>
+                    <w:t xml:space="preserve">1.166</w:t>
+                  </w:r>
+                </w:p>
+              </w:tc>
+              <w:tc>
+                <w:tcPr/>
+                <w:p>
+                  <w:pPr>
+                    <w:pStyle w:val="Compact"/>
+                    <w:jc w:val="right"/>
+                    <w:jc w:val="center"/>
+                  </w:pPr>
+                  <w:r>
+                    <w:t xml:space="preserve">-2.045</w:t>
+                  </w:r>
+                </w:p>
+              </w:tc>
+              <w:tc>
+                <w:tcPr/>
+                <w:p>
+                  <w:pPr>
+                    <w:pStyle w:val="Compact"/>
+                    <w:jc w:val="right"/>
+                    <w:jc w:val="center"/>
+                  </w:pPr>
+                  <w:r>
+                    <w:t xml:space="preserve">2.609</w:t>
+                  </w:r>
+                </w:p>
+              </w:tc>
+            </w:tr>
+            <w:tr>
+              <w:tc>
+                <w:tcPr/>
+                <w:p>
+                  <w:pPr>
+                    <w:pStyle w:val="Compact"/>
+                    <w:jc w:val="left"/>
+                    <w:jc w:val="center"/>
+                  </w:pPr>
+                  <m:oMath>
+                    <m:sSub>
+                      <m:e>
+                        <m:r>
+                          <m:t>β</m:t>
+                        </m:r>
+                      </m:e>
+                      <m:sub>
+                        <m:r>
+                          <m:t>E</m:t>
+                        </m:r>
+                        <m:r>
+                          <m:rPr>
+                            <m:sty m:val="p"/>
+                          </m:rPr>
+                          <m:t>=</m:t>
+                        </m:r>
+                        <m:r>
+                          <m:t>0</m:t>
+                        </m:r>
+                      </m:sub>
+                    </m:sSub>
+                  </m:oMath>
+                </w:p>
+              </w:tc>
+              <w:tc>
+                <w:tcPr/>
+                <w:p>
+                  <w:pPr>
+                    <w:pStyle w:val="Compact"/>
+                    <w:jc w:val="right"/>
+                    <w:jc w:val="center"/>
+                  </w:pPr>
+                  <w:r>
+                    <w:t xml:space="preserve">-4.472</w:t>
+                  </w:r>
+                </w:p>
+              </w:tc>
+              <w:tc>
+                <w:tcPr/>
+                <w:p>
+                  <w:pPr>
+                    <w:pStyle w:val="Compact"/>
+                    <w:jc w:val="right"/>
+                    <w:jc w:val="center"/>
+                  </w:pPr>
+                  <w:r>
+                    <w:t xml:space="preserve">0.952</w:t>
+                  </w:r>
+                </w:p>
+              </w:tc>
+              <w:tc>
+                <w:tcPr/>
+                <w:p>
+                  <w:pPr>
+                    <w:pStyle w:val="Compact"/>
+                    <w:jc w:val="right"/>
+                    <w:jc w:val="center"/>
+                  </w:pPr>
+                  <w:r>
+                    <w:t xml:space="preserve">-6.255</w:t>
+                  </w:r>
+                </w:p>
+              </w:tc>
+              <w:tc>
+                <w:tcPr/>
+                <w:p>
+                  <w:pPr>
+                    <w:pStyle w:val="Compact"/>
+                    <w:jc w:val="right"/>
+                    <w:jc w:val="center"/>
+                  </w:pPr>
+                  <w:r>
+                    <w:t xml:space="preserve">-2.558</w:t>
+                  </w:r>
+                </w:p>
+              </w:tc>
+            </w:tr>
+            <w:tr>
+              <w:tc>
+                <w:tcPr/>
+                <w:p>
+                  <w:pPr>
+                    <w:pStyle w:val="Compact"/>
+                    <w:jc w:val="left"/>
+                    <w:jc w:val="center"/>
+                  </w:pPr>
+                  <m:oMath>
+                    <m:sSub>
+                      <m:e>
+                        <m:r>
+                          <m:t>β</m:t>
+                        </m:r>
+                      </m:e>
+                      <m:sub>
+                        <m:r>
+                          <m:t>E</m:t>
+                        </m:r>
+                        <m:r>
+                          <m:rPr>
+                            <m:sty m:val="p"/>
+                          </m:rPr>
+                          <m:t>=</m:t>
+                        </m:r>
+                        <m:r>
+                          <m:t>1</m:t>
+                        </m:r>
+                      </m:sub>
+                    </m:sSub>
+                  </m:oMath>
+                </w:p>
+              </w:tc>
+              <w:tc>
+                <w:tcPr/>
+                <w:p>
+                  <w:pPr>
+                    <w:pStyle w:val="Compact"/>
+                    <w:jc w:val="right"/>
+                    <w:jc w:val="center"/>
+                  </w:pPr>
+                  <w:r>
+                    <w:t xml:space="preserve">-0.467</w:t>
+                  </w:r>
+                </w:p>
+              </w:tc>
+              <w:tc>
+                <w:tcPr/>
+                <w:p>
+                  <w:pPr>
+                    <w:pStyle w:val="Compact"/>
+                    <w:jc w:val="right"/>
+                    <w:jc w:val="center"/>
+                  </w:pPr>
+                  <w:r>
+                    <w:t xml:space="preserve">0.777</w:t>
+                  </w:r>
+                </w:p>
+              </w:tc>
+              <w:tc>
+                <w:tcPr/>
+                <w:p>
+                  <w:pPr>
+                    <w:pStyle w:val="Compact"/>
+                    <w:jc w:val="right"/>
+                    <w:jc w:val="center"/>
+                  </w:pPr>
+                  <w:r>
+                    <w:t xml:space="preserve">-1.95</w:t>
+                  </w:r>
+                </w:p>
+              </w:tc>
+              <w:tc>
+                <w:tcPr/>
+                <w:p>
+                  <w:pPr>
+                    <w:pStyle w:val="Compact"/>
+                    <w:jc w:val="right"/>
+                    <w:jc w:val="center"/>
+                  </w:pPr>
+                  <w:r>
+                    <w:t xml:space="preserve">1.036</w:t>
+                  </w:r>
+                </w:p>
+              </w:tc>
+            </w:tr>
+            <w:tr>
+              <w:tc>
+                <w:tcPr/>
+                <w:p>
+                  <w:pPr>
+                    <w:pStyle w:val="Compact"/>
+                    <w:jc w:val="left"/>
+                    <w:jc w:val="center"/>
+                  </w:pPr>
+                  <m:oMath>
+                    <m:sSub>
+                      <m:e>
+                        <m:r>
+                          <m:t>β</m:t>
+                        </m:r>
+                      </m:e>
+                      <m:sub>
+                        <m:r>
+                          <m:t>E</m:t>
+                        </m:r>
+                        <m:r>
+                          <m:rPr>
+                            <m:sty m:val="p"/>
+                          </m:rPr>
+                          <m:t>=</m:t>
+                        </m:r>
+                        <m:r>
+                          <m:t>2</m:t>
+                        </m:r>
+                      </m:sub>
+                    </m:sSub>
+                  </m:oMath>
+                </w:p>
+              </w:tc>
+              <w:tc>
+                <w:tcPr/>
+                <w:p>
+                  <w:pPr>
+                    <w:pStyle w:val="Compact"/>
+                    <w:jc w:val="right"/>
+                    <w:jc w:val="center"/>
+                  </w:pPr>
+                  <w:r>
+                    <w:t xml:space="preserve">0.002</w:t>
+                  </w:r>
+                </w:p>
+              </w:tc>
+              <w:tc>
+                <w:tcPr/>
+                <w:p>
+                  <w:pPr>
+                    <w:pStyle w:val="Compact"/>
+                    <w:jc w:val="right"/>
+                    <w:jc w:val="center"/>
+                  </w:pPr>
+                  <w:r>
+                    <w:t xml:space="preserve">0.739</w:t>
+                  </w:r>
+                </w:p>
+              </w:tc>
+              <w:tc>
+                <w:tcPr/>
+                <w:p>
+                  <w:pPr>
+                    <w:pStyle w:val="Compact"/>
+                    <w:jc w:val="right"/>
+                    <w:jc w:val="center"/>
+                  </w:pPr>
+                  <w:r>
+                    <w:t xml:space="preserve">-1.452</w:t>
+                  </w:r>
+                </w:p>
+              </w:tc>
+              <w:tc>
+                <w:tcPr/>
+                <w:p>
+                  <w:pPr>
+                    <w:pStyle w:val="Compact"/>
+                    <w:jc w:val="right"/>
+                    <w:jc w:val="center"/>
+                  </w:pPr>
+                  <w:r>
+                    <w:t xml:space="preserve">1.419</w:t>
+                  </w:r>
+                </w:p>
+              </w:tc>
+            </w:tr>
+            <w:tr>
+              <w:tc>
+                <w:tcPr/>
+                <w:p>
+                  <w:pPr>
+                    <w:pStyle w:val="Compact"/>
+                    <w:jc w:val="left"/>
+                    <w:jc w:val="center"/>
+                  </w:pPr>
+                  <m:oMath>
+                    <m:sSub>
+                      <m:e>
+                        <m:r>
+                          <m:t>β</m:t>
+                        </m:r>
+                      </m:e>
+                      <m:sub>
+                        <m:r>
+                          <m:t>E</m:t>
+                        </m:r>
+                        <m:r>
+                          <m:rPr>
+                            <m:sty m:val="p"/>
+                          </m:rPr>
+                          <m:t>=</m:t>
+                        </m:r>
+                        <m:r>
+                          <m:t>3</m:t>
+                        </m:r>
+                      </m:sub>
+                    </m:sSub>
+                  </m:oMath>
+                </w:p>
+              </w:tc>
+              <w:tc>
+                <w:tcPr/>
+                <w:p>
+                  <w:pPr>
+                    <w:pStyle w:val="Compact"/>
+                    <w:jc w:val="right"/>
+                    <w:jc w:val="center"/>
+                  </w:pPr>
+                  <w:r>
+                    <w:t xml:space="preserve">0.228</w:t>
+                  </w:r>
+                </w:p>
+              </w:tc>
+              <w:tc>
+                <w:tcPr/>
+                <w:p>
+                  <w:pPr>
+                    <w:pStyle w:val="Compact"/>
+                    <w:jc w:val="right"/>
+                    <w:jc w:val="center"/>
+                  </w:pPr>
+                  <w:r>
+                    <w:t xml:space="preserve">0.742</w:t>
+                  </w:r>
+                </w:p>
+              </w:tc>
+              <w:tc>
+                <w:tcPr/>
+                <w:p>
+                  <w:pPr>
+                    <w:pStyle w:val="Compact"/>
+                    <w:jc w:val="right"/>
+                    <w:jc w:val="center"/>
+                  </w:pPr>
+                  <w:r>
+                    <w:t xml:space="preserve">-1.193</w:t>
+                  </w:r>
+                </w:p>
+              </w:tc>
+              <w:tc>
+                <w:tcPr/>
+                <w:p>
+                  <w:pPr>
+                    <w:pStyle w:val="Compact"/>
+                    <w:jc w:val="right"/>
+                    <w:jc w:val="center"/>
+                  </w:pPr>
+                  <w:r>
+                    <w:t xml:space="preserve">1.697</w:t>
+                  </w:r>
+                </w:p>
+              </w:tc>
+            </w:tr>
+            <w:tr>
+              <w:tc>
+                <w:tcPr/>
+                <w:p>
+                  <w:pPr>
+                    <w:pStyle w:val="Compact"/>
+                    <w:jc w:val="left"/>
+                    <w:jc w:val="center"/>
+                  </w:pPr>
+                  <m:oMath>
+                    <m:sSub>
+                      <m:e>
+                        <m:r>
+                          <m:t>β</m:t>
+                        </m:r>
+                      </m:e>
+                      <m:sub>
+                        <m:r>
+                          <m:t>E</m:t>
+                        </m:r>
+                        <m:r>
+                          <m:rPr>
+                            <m:sty m:val="p"/>
+                          </m:rPr>
+                          <m:t>=</m:t>
+                        </m:r>
+                        <m:r>
+                          <m:t>4</m:t>
+                        </m:r>
+                      </m:sub>
+                    </m:sSub>
+                  </m:oMath>
+                </w:p>
+              </w:tc>
+              <w:tc>
+                <w:tcPr/>
+                <w:p>
+                  <w:pPr>
+                    <w:pStyle w:val="Compact"/>
+                    <w:jc w:val="right"/>
+                    <w:jc w:val="center"/>
+                  </w:pPr>
+                  <w:r>
+                    <w:t xml:space="preserve">0.331</w:t>
+                  </w:r>
+                </w:p>
+              </w:tc>
+              <w:tc>
+                <w:tcPr/>
+                <w:p>
+                  <w:pPr>
+                    <w:pStyle w:val="Compact"/>
+                    <w:jc w:val="right"/>
+                    <w:jc w:val="center"/>
+                  </w:pPr>
+                  <w:r>
+                    <w:t xml:space="preserve">0.749</w:t>
+                  </w:r>
+                </w:p>
+              </w:tc>
+              <w:tc>
+                <w:tcPr/>
+                <w:p>
+                  <w:pPr>
+                    <w:pStyle w:val="Compact"/>
+                    <w:jc w:val="right"/>
+                    <w:jc w:val="center"/>
+                  </w:pPr>
+                  <w:r>
+                    <w:t xml:space="preserve">-1.084</w:t>
+                  </w:r>
+                </w:p>
+              </w:tc>
+              <w:tc>
+                <w:tcPr/>
+                <w:p>
+                  <w:pPr>
+                    <w:pStyle w:val="Compact"/>
+                    <w:jc w:val="right"/>
+                    <w:jc w:val="center"/>
+                  </w:pPr>
+                  <w:r>
+                    <w:t xml:space="preserve">1.833</w:t>
+                  </w:r>
+                </w:p>
+              </w:tc>
+            </w:tr>
+            <w:tr>
+              <w:tc>
+                <w:tcPr/>
+                <w:p>
+                  <w:pPr>
+                    <w:pStyle w:val="Compact"/>
+                    <w:jc w:val="left"/>
+                    <w:jc w:val="center"/>
+                  </w:pPr>
+                  <m:oMath>
+                    <m:sSub>
+                      <m:e>
+                        <m:r>
+                          <m:t>β</m:t>
+                        </m:r>
+                      </m:e>
+                      <m:sub>
+                        <m:r>
+                          <m:t>E</m:t>
+                        </m:r>
+                        <m:r>
+                          <m:rPr>
+                            <m:sty m:val="p"/>
+                          </m:rPr>
+                          <m:t>=</m:t>
+                        </m:r>
+                        <m:r>
+                          <m:t>5</m:t>
+                        </m:r>
+                      </m:sub>
+                    </m:sSub>
+                  </m:oMath>
+                </w:p>
+              </w:tc>
+              <w:tc>
+                <w:tcPr/>
+                <w:p>
+                  <w:pPr>
+                    <w:pStyle w:val="Compact"/>
+                    <w:jc w:val="right"/>
+                    <w:jc w:val="center"/>
+                  </w:pPr>
+                  <w:r>
+                    <w:t xml:space="preserve">0.823</w:t>
+                  </w:r>
+                </w:p>
+              </w:tc>
+              <w:tc>
+                <w:tcPr/>
+                <w:p>
+                  <w:pPr>
+                    <w:pStyle w:val="Compact"/>
+                    <w:jc w:val="right"/>
+                    <w:jc w:val="center"/>
+                  </w:pPr>
+                  <w:r>
+                    <w:t xml:space="preserve">0.762</w:t>
+                  </w:r>
+                </w:p>
+              </w:tc>
+              <w:tc>
+                <w:tcPr/>
+                <w:p>
+                  <w:pPr>
+                    <w:pStyle w:val="Compact"/>
+                    <w:jc w:val="right"/>
+                    <w:jc w:val="center"/>
+                  </w:pPr>
+                  <w:r>
+                    <w:t xml:space="preserve">-0.652</w:t>
+                  </w:r>
+                </w:p>
+              </w:tc>
+              <w:tc>
+                <w:tcPr/>
+                <w:p>
+                  <w:pPr>
+                    <w:pStyle w:val="Compact"/>
+                    <w:jc w:val="right"/>
+                    <w:jc w:val="center"/>
+                  </w:pPr>
+                  <w:r>
+                    <w:t xml:space="preserve">2.321</w:t>
+                  </w:r>
+                </w:p>
+              </w:tc>
+            </w:tr>
+            <w:tr>
+              <w:tc>
+                <w:tcPr/>
+                <w:p>
+                  <w:pPr>
+                    <w:pStyle w:val="Compact"/>
+                    <w:jc w:val="left"/>
+                    <w:jc w:val="center"/>
+                  </w:pPr>
+                  <m:oMath>
+                    <m:sSub>
+                      <m:e>
+                        <m:r>
+                          <m:t>β</m:t>
+                        </m:r>
+                      </m:e>
+                      <m:sub>
+                        <m:r>
+                          <m:t>E</m:t>
+                        </m:r>
+                        <m:r>
+                          <m:rPr>
+                            <m:sty m:val="p"/>
+                          </m:rPr>
+                          <m:t>=</m:t>
+                        </m:r>
+                        <m:r>
+                          <m:t>6</m:t>
+                        </m:r>
+                      </m:sub>
+                    </m:sSub>
+                  </m:oMath>
+                </w:p>
+              </w:tc>
+              <w:tc>
+                <w:tcPr/>
+                <w:p>
+                  <w:pPr>
+                    <w:pStyle w:val="Compact"/>
+                    <w:jc w:val="right"/>
+                    <w:jc w:val="center"/>
+                  </w:pPr>
+                  <w:r>
+                    <w:t xml:space="preserve">4.234</w:t>
+                  </w:r>
+                </w:p>
+              </w:tc>
+              <w:tc>
+                <w:tcPr/>
+                <w:p>
+                  <w:pPr>
+                    <w:pStyle w:val="Compact"/>
+                    <w:jc w:val="right"/>
+                    <w:jc w:val="center"/>
+                  </w:pPr>
+                  <w:r>
+                    <w:t xml:space="preserve">0.968</w:t>
+                  </w:r>
+                </w:p>
+              </w:tc>
+              <w:tc>
+                <w:tcPr/>
+                <w:p>
+                  <w:pPr>
+                    <w:pStyle w:val="Compact"/>
+                    <w:jc w:val="right"/>
+                    <w:jc w:val="center"/>
+                  </w:pPr>
+                  <w:r>
+                    <w:t xml:space="preserve">2.209</w:t>
+                  </w:r>
+                </w:p>
+              </w:tc>
+              <w:tc>
+                <w:tcPr/>
+                <w:p>
+                  <w:pPr>
+                    <w:pStyle w:val="Compact"/>
+                    <w:jc w:val="right"/>
+                    <w:jc w:val="center"/>
+                  </w:pPr>
+                  <w:r>
+                    <w:t xml:space="preserve">6.021</w:t>
+                  </w:r>
+                </w:p>
+              </w:tc>
+            </w:tr>
+            <w:tr>
+              <w:tc>
+                <w:tcPr/>
+                <w:p>
+                  <w:pPr>
+                    <w:pStyle w:val="Compact"/>
+                    <w:jc w:val="left"/>
+                    <w:jc w:val="center"/>
+                  </w:pPr>
+                  <m:oMath>
+                    <m:sSub>
+                      <m:e>
+                        <m:r>
+                          <m:t>β</m:t>
+                        </m:r>
+                      </m:e>
+                      <m:sub>
+                        <m:r>
+                          <m:t>i</m:t>
+                        </m:r>
+                        <m:r>
+                          <m:t>n</m:t>
+                        </m:r>
+                        <m:r>
+                          <m:t>t</m:t>
+                        </m:r>
+                        <m:r>
+                          <m:t>e</m:t>
+                        </m:r>
+                        <m:r>
+                          <m:t>r</m:t>
+                        </m:r>
+                        <m:r>
+                          <m:t>a</m:t>
+                        </m:r>
+                        <m:r>
+                          <m:t>c</m:t>
+                        </m:r>
+                        <m:r>
+                          <m:t>t</m:t>
+                        </m:r>
+                        <m:r>
+                          <m:t>i</m:t>
+                        </m:r>
+                        <m:r>
+                          <m:t>o</m:t>
+                        </m:r>
+                        <m:r>
+                          <m:t>n</m:t>
+                        </m:r>
+                      </m:sub>
+                    </m:sSub>
+                  </m:oMath>
+                </w:p>
+              </w:tc>
+              <w:tc>
+                <w:tcPr/>
+                <w:p>
+                  <w:pPr>
+                    <w:pStyle w:val="Compact"/>
+                    <w:jc w:val="right"/>
+                    <w:jc w:val="center"/>
+                  </w:pPr>
+                  <w:r>
+                    <w:t xml:space="preserve">1.706</w:t>
+                  </w:r>
+                </w:p>
+              </w:tc>
+              <w:tc>
+                <w:tcPr/>
+                <w:p>
+                  <w:pPr>
+                    <w:pStyle w:val="Compact"/>
+                    <w:jc w:val="right"/>
+                    <w:jc w:val="center"/>
+                  </w:pPr>
+                  <w:r>
+                    <w:t xml:space="preserve">0.717</w:t>
+                  </w:r>
+                </w:p>
+              </w:tc>
+              <w:tc>
+                <w:tcPr/>
+                <w:p>
+                  <w:pPr>
+                    <w:pStyle w:val="Compact"/>
+                    <w:jc w:val="right"/>
+                    <w:jc w:val="center"/>
+                  </w:pPr>
+                  <w:r>
+                    <w:t xml:space="preserve">0.271</w:t>
+                  </w:r>
+                </w:p>
+              </w:tc>
+              <w:tc>
+                <w:tcPr/>
+                <w:p>
+                  <w:pPr>
+                    <w:pStyle w:val="Compact"/>
+                    <w:jc w:val="right"/>
+                    <w:jc w:val="center"/>
+                  </w:pPr>
+                  <w:r>
+                    <w:t xml:space="preserve">3.102</w:t>
+                  </w:r>
+                </w:p>
+              </w:tc>
+            </w:tr>
+          </w:tbl>
+          <w:bookmarkEnd w:id="38"/>
+          <w:p/>
+        </w:tc>
+      </w:tr>
+    </w:tbl>
+    <w:p>
+      <w:pPr>
+        <w:pStyle w:val="BodyText"/>
+      </w:pPr>
+      <w:r>
+        <w:rPr>
+          <w:vertAlign w:val="subscript"/>
+        </w:rPr>
+        <w:t xml:space="preserve">Source:</w:t>
+      </w:r>
+      <w:r>
+        <w:rPr>
+          <w:vertAlign w:val="subscript"/>
+        </w:rPr>
+        <w:t xml:space="preserve"> </w:t>
+      </w:r>
+      <w:hyperlink r:id="rId9">
+        <w:r>
+          <w:rPr>
+            <w:rStyle w:val="Hyperlink"/>
+            <w:vertAlign w:val="subscript"/>
+          </w:rPr>
+          <w:t xml:space="preserve">Article Notebook</w:t>
+        </w:r>
+      </w:hyperlink>
+    </w:p>
+    <w:p>
+      <w:pPr>
+        <w:pStyle w:val="BodyText"/>
+      </w:pPr>
+      <w:r>
+        <w:rPr>
+          <w:vertAlign w:val="subscript"/>
+        </w:rPr>
+        <w:t xml:space="preserve">Source:</w:t>
+      </w:r>
+      <w:r>
+        <w:rPr>
+          <w:vertAlign w:val="subscript"/>
+        </w:rPr>
+        <w:t xml:space="preserve"> </w:t>
+      </w:r>
+      <w:hyperlink r:id="rId9">
+        <w:r>
+          <w:rPr>
+            <w:rStyle w:val="Hyperlink"/>
+            <w:vertAlign w:val="subscript"/>
+          </w:rPr>
+          <w:t xml:space="preserve">Article Notebook</w:t>
+        </w:r>
+      </w:hyperlink>
+    </w:p>
+    <w:p>
+      <w:pPr>
+        <w:pStyle w:val="BodyText"/>
+      </w:pPr>
+      <w:r>
+        <w:t xml:space="preserve">We next asked whether the influence of planning depends on how informative participants’ preferences are. If preferences and planning jointly guide choice, then choices should be dominated by whichever source provides the clearer signal on a given trial. Consistent with this idea, our model revealed a positive modulatory effect of preferences entropy on planning (</w:t>
+      </w:r>
+      <m:oMath>
+        <m:sSub>
+          <m:e>
+            <m:r>
+              <m:t>β</m:t>
+            </m:r>
+          </m:e>
+          <m:sub>
+            <m:r>
+              <m:t>m</m:t>
+            </m:r>
+            <m:r>
+              <m:t>o</m:t>
+            </m:r>
+            <m:r>
+              <m:t>d</m:t>
+            </m:r>
+            <m:r>
+              <m:t>u</m:t>
+            </m:r>
+            <m:r>
+              <m:t>l</m:t>
+            </m:r>
+            <m:r>
+              <m:t>a</m:t>
+            </m:r>
+            <m:r>
+              <m:t>t</m:t>
+            </m:r>
+            <m:r>
+              <m:t>i</m:t>
+            </m:r>
+            <m:r>
+              <m:t>o</m:t>
+            </m:r>
+            <m:r>
+              <m:t>n</m:t>
+            </m:r>
+          </m:sub>
+        </m:sSub>
+      </m:oMath>
+      <w:r>
+        <w:t xml:space="preserve">=1.71, CI=[0.28, 2.99], see</w:t>
+      </w:r>
+      <w:r>
+        <w:t xml:space="preserve"> </w:t>
+      </w:r>
+      <w:hyperlink w:anchor="fig-pref-planning-interaction">
+        <w:r>
+          <w:rPr>
+            <w:rStyle w:val="Hyperlink"/>
+          </w:rPr>
+          <w:t xml:space="preserve">Figure 3</w:t>
+        </w:r>
+      </w:hyperlink>
+      <w:r>
+        <w:t xml:space="preserve"> </w:t>
+      </w:r>
+      <w:r>
+        <w:t xml:space="preserve">A). This positive effect implies that the more informative source of information exerts the stronger influence on participants’ choices. When preferences are strong and DV are close to 0, participants follow their preferences. Conversly, when preferences are weak and DV strongly favour one action, choices follow planning derived values.</w:t>
+      </w:r>
+    </w:p>
+    <w:p>
+      <w:pPr>
+        <w:pStyle w:val="BodyText"/>
+      </w:pPr>
+      <w:r>
+        <w:t xml:space="preserve">This effect can be seen when the sign of preferences and DV are opposed (one suggests accepting and the other rejecting or vice versa), as participants choice should either reflect preference or planning depending on their relative strength.</w:t>
+      </w:r>
+      <w:r>
+        <w:t xml:space="preserve"> </w:t>
+      </w:r>
+      <w:hyperlink w:anchor="fig-pref-planning-interaction">
+        <w:r>
+          <w:rPr>
+            <w:rStyle w:val="Hyperlink"/>
+          </w:rPr>
+          <w:t xml:space="preserve">Figure 3</w:t>
+        </w:r>
+      </w:hyperlink>
+      <w:r>
+        <w:t xml:space="preserve"> </w:t>
+      </w:r>
+      <w:r>
+        <w:t xml:space="preserve">A shows participants responses as a function of preferences and DV, with emphasizes on the off diagonal quadrants (top left and bottom right where the sign of DV and preferences are opposed) by color coding accept and rejected trials (green triangles for accepting, yellow hexagons for rejecting). The background colors indicate the fitted probability of accepting an offer as a function of preferences and DV. In the top left quadrant, participants follow their preferences (i.e. accept) when DV are low relative to preferences, hence the green markers cluster close to DV equal to 0, while participants reject (i.e. follow DV) when DV are strong relative to preferences, hence the yellow marker cluster towards more negative DV. The contour line in the background reflect this modulatory effect, as the probability of rejecting an offer for a given DV decreases as preferneces score increases in the top left corner. Similarly, in the bottom right corner, the probability of accepting (i.e. following DV) an offer for a given DV decreases as preferences grows more negative. The effect of preferences on participants’ responses can further be seen in</w:t>
+      </w:r>
+      <w:r>
+        <w:t xml:space="preserve"> </w:t>
+      </w:r>
+      <w:hyperlink w:anchor="fig-pref-planning-interaction">
+        <w:r>
+          <w:rPr>
+            <w:rStyle w:val="Hyperlink"/>
+          </w:rPr>
+          <w:t xml:space="preserve">Figure 3</w:t>
+        </w:r>
+      </w:hyperlink>
+      <w:r>
+        <w:t xml:space="preserve"> </w:t>
+      </w:r>
+      <w:r>
+        <w:t xml:space="preserve">B, where responses were binned as a function of DV, separately for states where preferences are positive (top row) and negative (bottom row). We can see that for a given DV, the probability of accepting is systematically increased when preferences are positive compared to when preferences are negative.</w:t>
+      </w:r>
+    </w:p>
+    <w:p>
+      <w:pPr>
+        <w:pStyle w:val="BodyText"/>
+      </w:pPr>
+      <w:r>
+        <w:t xml:space="preserve">Notably, both figures highlight that there are fewer trials in which DV are positive while preferences are negative (bottom right quadrant in</w:t>
+      </w:r>
+      <w:r>
+        <w:t xml:space="preserve"> </w:t>
+      </w:r>
+      <w:hyperlink w:anchor="fig-pref-planning-interaction">
+        <w:r>
+          <w:rPr>
+            <w:rStyle w:val="Hyperlink"/>
+          </w:rPr>
+          <w:t xml:space="preserve">Figure 3</w:t>
+        </w:r>
+      </w:hyperlink>
+      <w:r>
+        <w:t xml:space="preserve"> </w:t>
+      </w:r>
+      <w:r>
+        <w:t xml:space="preserve">A). Furthermore, there are no trials in which preferences are strongly negative when DV are clearly positive (bottom right quadrant), while there are cases in which preferences are strongly positive while DV are strongly negative (top left). This indicates that bias towards rejecting an offer tends to be aligned with the DV, while participants sometimes show bias towards accepting when planning would suggest otherwise. This asymetry reflects the structure of our task. Strongly positive preference with strongly negative DV occur in trials where offer is high and energy is low, such that planning suggests to forgo a large offer to ensure future offers can be accepted, while participants preference for large offers outweights the weights associated with remaining factors. In the mirror case, where offer is low and energy is high, planning suggests rejecting the offer because sparing energy is preferrable, and so do preferences, as the negative weight associated with low offer is rarely outweighted by the positive bias associated with high energy states.</w:t>
+      </w:r>
+    </w:p>
+    <w:p>
+      <w:pPr>
+        <w:pStyle w:val="BodyText"/>
+      </w:pPr>
+      <w:r>
+        <w:rPr>
+          <w:vertAlign w:val="subscript"/>
+        </w:rPr>
+        <w:t xml:space="preserve">Source:</w:t>
+      </w:r>
+      <w:r>
+        <w:rPr>
+          <w:vertAlign w:val="subscript"/>
+        </w:rPr>
+        <w:t xml:space="preserve"> </w:t>
+      </w:r>
+      <w:hyperlink r:id="rId9">
+        <w:r>
+          <w:rPr>
+            <w:rStyle w:val="Hyperlink"/>
+            <w:vertAlign w:val="subscript"/>
+          </w:rPr>
+          <w:t xml:space="preserve">Article Notebook</w:t>
+        </w:r>
+      </w:hyperlink>
+    </w:p>
+    <w:tbl>
+      <w:tblPr>
+        <w:tblStyle w:val="Table"/>
+        <w:tblW w:type="pct" w:w="5000"/>
+        <w:tblLayout w:type="fixed"/>
+        <w:tblLook w:firstRow="0" w:lastRow="0" w:firstColumn="0" w:lastColumn="0" w:noHBand="0" w:noVBand="0" w:val="0000"/>
+      </w:tblPr>
+      <w:tblGrid>
+        <w:gridCol w:w="7920"/>
+      </w:tblGrid>
+      <w:tr>
+        <w:tc>
+          <w:tcPr/>
+          <w:bookmarkStart w:id="42" w:name="fig-pref-planning-interaction"/>
           <w:p>
             <w:pPr>
               <w:pStyle w:val="Compact"/>
@@ -5455,20 +7757,20 @@
             <w:r>
               <w:drawing>
                 <wp:inline>
-                  <wp:extent cx="5334000" cy="5341046"/>
+                  <wp:extent cx="5334000" cy="6145227"/>
                   <wp:effectExtent b="0" l="0" r="0" t="0"/>
-                  <wp:docPr descr="" title="" id="38" name="Picture"/>
+                  <wp:docPr descr="" title="" id="40" name="Picture"/>
                   <a:graphic>
                     <a:graphicData uri="http://schemas.openxmlformats.org/drawingml/2006/picture">
                       <pic:pic>
                         <pic:nvPicPr>
-                          <pic:cNvPr descr="index_files/figure-docx/fig-pref-planning-interaction-output-1.png" id="39" name="Picture"/>
+                          <pic:cNvPr descr="index_files/figure-docx/fig-pref-planning-interaction-output-1.png" id="41" name="Picture"/>
                           <pic:cNvPicPr>
                             <a:picLocks noChangeArrowheads="1" noChangeAspect="1"/>
                           </pic:cNvPicPr>
                         </pic:nvPicPr>
                         <pic:blipFill>
-                          <a:blip r:embed="rId37"/>
+                          <a:blip r:embed="rId39"/>
                           <a:stretch>
                             <a:fillRect/>
                           </a:stretch>
@@ -5476,7 +7778,7 @@
                         <pic:spPr bwMode="auto">
                           <a:xfrm>
                             <a:off x="0" y="0"/>
-                            <a:ext cx="5334000" cy="5341046"/>
+                            <a:ext cx="5334000" cy="6145227"/>
                           </a:xfrm>
                           <a:prstGeom prst="rect">
                             <a:avLst/>
@@ -5505,10 +7807,10 @@
               <w:pStyle w:val="ImageCaption"/>
             </w:pPr>
             <w:r>
-              <w:t xml:space="preserve">Figure 3: Interaction between preferences and decision values. (A) Posterior probability of the interaction parameter of the preference model (B) Shows participants responses as a function of decision values and preference scores. On the off diagonal quadrant (top left and bottom right), the dot color indicate whether participants accepted the reward (green triangles) or rejected the reward (yellow octogons). The number in the legend indicate hte number of trials of the corresponding colors.</w:t>
+              <w:t xml:space="preserve">Figure 3: Interaction between preferences and DV. (A) Shows participants responses as a function of decision values and preference scores. On the off diagonal quadrant (top left and bottom right), the dot color indicate whether participants accepted the reward (green triangles) or rejected the reward (yellow octogons). The numbers in the legend refer to the number of trials. Background color indicate predicted probability of accepting the offer under the preference model, contour line correspond to the labelled probability. (B) Shows the probabiltiy of accepting an offer (y axis) binned per decision values (x axis), separately for trials in which preference score is positive (top bars pointing down) or negative (bottom bars pointing up). In the same way as (A), the top left and bottom right quadrant show trials in which preferences and DV are opposed, while bottom left and top right quandrant show trials where preferences and DV are aligned. Bars colors reflects the probability of accepting to vizualize the influence of preferences sign under matched DV.</w:t>
             </w:r>
           </w:p>
-          <w:bookmarkEnd w:id="40"/>
+          <w:bookmarkEnd w:id="42"/>
         </w:tc>
       </w:tr>
     </w:tbl>
@@ -5543,377 +7845,6 @@
         <w:pStyle w:val="BodyText"/>
       </w:pPr>
       <w:r>
-        <w:t xml:space="preserve">We would further expected the parameters of our model to be predictive of participants performance. Larger</w:t>
-      </w:r>
-      <w:r>
-        <w:t xml:space="preserve"> </w:t>
-      </w:r>
-      <m:oMath>
-        <m:sSub>
-          <m:e>
-            <m:r>
-              <m:t>β</m:t>
-            </m:r>
-          </m:e>
-          <m:sub>
-            <m:r>
-              <m:t>p</m:t>
-            </m:r>
-            <m:r>
-              <m:t>l</m:t>
-            </m:r>
-            <m:r>
-              <m:t>a</m:t>
-            </m:r>
-            <m:r>
-              <m:t>n</m:t>
-            </m:r>
-            <m:r>
-              <m:t>n</m:t>
-            </m:r>
-            <m:r>
-              <m:t>i</m:t>
-            </m:r>
-            <m:r>
-              <m:t>n</m:t>
-            </m:r>
-            <m:r>
-              <m:t>g</m:t>
-            </m:r>
-          </m:sub>
-        </m:sSub>
-      </m:oMath>
-      <w:r>
-        <w:t xml:space="preserve"> </w:t>
-      </w:r>
-      <w:r>
-        <w:t xml:space="preserve">values indicate larger reliance on planning on average, which should translate to better performances, as following planning exactly should yield the highest possible return. In contrast, we would expect that participants with stronger priors should obtain lower return, as in contrast to planning, preferences might be wrong (i.e. induce participants to choose an action that does not maximize reward). However, the</w:t>
-      </w:r>
-      <w:r>
-        <w:t xml:space="preserve"> </w:t>
-      </w:r>
-      <m:oMath>
-        <m:sSub>
-          <m:e>
-            <m:r>
-              <m:t>β</m:t>
-            </m:r>
-          </m:e>
-          <m:sub>
-            <m:r>
-              <m:t>i</m:t>
-            </m:r>
-            <m:r>
-              <m:t>n</m:t>
-            </m:r>
-            <m:r>
-              <m:t>t</m:t>
-            </m:r>
-            <m:r>
-              <m:t>e</m:t>
-            </m:r>
-            <m:r>
-              <m:t>r</m:t>
-            </m:r>
-            <m:r>
-              <m:t>a</m:t>
-            </m:r>
-            <m:r>
-              <m:t>c</m:t>
-            </m:r>
-            <m:r>
-              <m:t>t</m:t>
-            </m:r>
-            <m:r>
-              <m:t>i</m:t>
-            </m:r>
-            <m:r>
-              <m:t>o</m:t>
-            </m:r>
-            <m:r>
-              <m:t>n</m:t>
-            </m:r>
-          </m:sub>
-        </m:sSub>
-      </m:oMath>
-      <w:r>
-        <w:t xml:space="preserve">, which encodes the degree of contingency between planning and preferences should also be predictive of performance. Indeed, low</w:t>
-      </w:r>
-      <w:r>
-        <w:t xml:space="preserve"> </w:t>
-      </w:r>
-      <m:oMath>
-        <m:sSub>
-          <m:e>
-            <m:r>
-              <m:t>β</m:t>
-            </m:r>
-          </m:e>
-          <m:sub>
-            <m:r>
-              <m:t>i</m:t>
-            </m:r>
-            <m:r>
-              <m:t>n</m:t>
-            </m:r>
-            <m:r>
-              <m:t>t</m:t>
-            </m:r>
-            <m:r>
-              <m:t>e</m:t>
-            </m:r>
-            <m:r>
-              <m:t>r</m:t>
-            </m:r>
-            <m:r>
-              <m:t>a</m:t>
-            </m:r>
-            <m:r>
-              <m:t>c</m:t>
-            </m:r>
-            <m:r>
-              <m:t>t</m:t>
-            </m:r>
-            <m:r>
-              <m:t>i</m:t>
-            </m:r>
-            <m:r>
-              <m:t>o</m:t>
-            </m:r>
-            <m:r>
-              <m:t>n</m:t>
-            </m:r>
-          </m:sub>
-        </m:sSub>
-      </m:oMath>
-      <w:r>
-        <w:t xml:space="preserve"> </w:t>
-      </w:r>
-      <w:r>
-        <w:t xml:space="preserve">would indicate that participants rely on planning regardless of their preferences, which should lead to higher returns.</w:t>
-      </w:r>
-    </w:p>
-    <w:p>
-      <w:pPr>
-        <w:pStyle w:val="BodyText"/>
-      </w:pPr>
-      <w:r>
-        <w:t xml:space="preserve">Accordingly, we predicted that that</w:t>
-      </w:r>
-      <w:r>
-        <w:t xml:space="preserve"> </w:t>
-      </w:r>
-      <m:oMath>
-        <m:sSub>
-          <m:e>
-            <m:r>
-              <m:t>β</m:t>
-            </m:r>
-          </m:e>
-          <m:sub>
-            <m:r>
-              <m:t>p</m:t>
-            </m:r>
-            <m:r>
-              <m:t>l</m:t>
-            </m:r>
-            <m:r>
-              <m:t>a</m:t>
-            </m:r>
-            <m:r>
-              <m:t>n</m:t>
-            </m:r>
-            <m:r>
-              <m:t>n</m:t>
-            </m:r>
-            <m:r>
-              <m:t>i</m:t>
-            </m:r>
-            <m:r>
-              <m:t>n</m:t>
-            </m:r>
-            <m:r>
-              <m:t>g</m:t>
-            </m:r>
-          </m:sub>
-        </m:sSub>
-      </m:oMath>
-      <w:r>
-        <w:t xml:space="preserve"> </w:t>
-      </w:r>
-      <w:r>
-        <w:t xml:space="preserve">should be positively correlated with return, while</w:t>
-      </w:r>
-      <w:r>
-        <w:t xml:space="preserve"> </w:t>
-      </w:r>
-      <m:oMath>
-        <m:sSub>
-          <m:e>
-            <m:r>
-              <m:t>β</m:t>
-            </m:r>
-          </m:e>
-          <m:sub>
-            <m:r>
-              <m:t>i</m:t>
-            </m:r>
-            <m:r>
-              <m:t>n</m:t>
-            </m:r>
-            <m:r>
-              <m:t>t</m:t>
-            </m:r>
-            <m:r>
-              <m:t>e</m:t>
-            </m:r>
-            <m:r>
-              <m:t>r</m:t>
-            </m:r>
-            <m:r>
-              <m:t>a</m:t>
-            </m:r>
-            <m:r>
-              <m:t>c</m:t>
-            </m:r>
-            <m:r>
-              <m:t>t</m:t>
-            </m:r>
-            <m:r>
-              <m:t>i</m:t>
-            </m:r>
-            <m:r>
-              <m:t>o</m:t>
-            </m:r>
-            <m:r>
-              <m:t>n</m:t>
-            </m:r>
-          </m:sub>
-        </m:sSub>
-      </m:oMath>
-      <w:r>
-        <w:t xml:space="preserve"> </w:t>
-      </w:r>
-      <w:r>
-        <w:t xml:space="preserve">and preferences entropy should be negatively correlated. In line with our prediction, we observed a positive correlation between</w:t>
-      </w:r>
-      <w:r>
-        <w:t xml:space="preserve"> </w:t>
-      </w:r>
-      <m:oMath>
-        <m:sSub>
-          <m:e>
-            <m:r>
-              <m:t>β</m:t>
-            </m:r>
-          </m:e>
-          <m:sub>
-            <m:r>
-              <m:t>p</m:t>
-            </m:r>
-            <m:r>
-              <m:t>l</m:t>
-            </m:r>
-            <m:r>
-              <m:t>a</m:t>
-            </m:r>
-            <m:r>
-              <m:t>n</m:t>
-            </m:r>
-            <m:r>
-              <m:t>n</m:t>
-            </m:r>
-            <m:r>
-              <m:t>i</m:t>
-            </m:r>
-            <m:r>
-              <m:t>n</m:t>
-            </m:r>
-            <m:r>
-              <m:t>g</m:t>
-            </m:r>
-          </m:sub>
-        </m:sSub>
-      </m:oMath>
-      <w:r>
-        <w:t xml:space="preserve"> </w:t>
-      </w:r>
-      <w:r>
-        <w:t xml:space="preserve">and return (r=0.59, p=0.000), validating that participants who rely more on planning get larger return (</w:t>
-      </w:r>
-      <w:hyperlink w:anchor="fig-pref-planning-interaction">
-        <w:r>
-          <w:rPr>
-            <w:rStyle w:val="Hyperlink"/>
-          </w:rPr>
-          <w:t xml:space="preserve">Figure 3</w:t>
-        </w:r>
-      </w:hyperlink>
-      <w:r>
-        <w:t xml:space="preserve"> </w:t>
-      </w:r>
-      <w:r>
-        <w:t xml:space="preserve">C). We also observed a negative (though only marginally significant, r=-0.30, p=0.064) between preferences entropy and participants return, indicating that participants with stronger preferences tend to perform less well in the task. However, contradictory to what we had expected, we observed that</w:t>
-      </w:r>
-      <w:r>
-        <w:t xml:space="preserve"> </w:t>
-      </w:r>
-      <m:oMath>
-        <m:sSub>
-          <m:e>
-            <m:r>
-              <m:t>β</m:t>
-            </m:r>
-          </m:e>
-          <m:sub>
-            <m:r>
-              <m:t>i</m:t>
-            </m:r>
-            <m:r>
-              <m:t>n</m:t>
-            </m:r>
-            <m:r>
-              <m:t>t</m:t>
-            </m:r>
-            <m:r>
-              <m:t>e</m:t>
-            </m:r>
-            <m:r>
-              <m:t>r</m:t>
-            </m:r>
-            <m:r>
-              <m:t>a</m:t>
-            </m:r>
-            <m:r>
-              <m:t>c</m:t>
-            </m:r>
-            <m:r>
-              <m:t>t</m:t>
-            </m:r>
-            <m:r>
-              <m:t>i</m:t>
-            </m:r>
-            <m:r>
-              <m:t>o</m:t>
-            </m:r>
-            <m:r>
-              <m:t>n</m:t>
-            </m:r>
-          </m:sub>
-        </m:sSub>
-      </m:oMath>
-      <w:r>
-        <w:t xml:space="preserve"> </w:t>
-      </w:r>
-      <w:r>
-        <w:t xml:space="preserve">is strongly positively correlated with return (r=0.66, p=0.000), indicating that participants whose planning is strongly contingent on their preferences perform better in the task.</w:t>
-      </w:r>
-    </w:p>
-    <w:p>
-      <w:pPr>
-        <w:pStyle w:val="BodyText"/>
-      </w:pPr>
-      <w:r>
         <w:rPr>
           <w:vertAlign w:val="subscript"/>
         </w:rPr>
@@ -5935,46 +7866,298 @@
         </w:r>
       </w:hyperlink>
     </w:p>
-    <w:bookmarkEnd w:id="41"/>
-    <w:bookmarkStart w:id="46" w:name="experimental-factors-relevance"/>
-    <w:p>
-      <w:pPr>
-        <w:pStyle w:val="Heading3"/>
-      </w:pPr>
-      <w:r>
-        <w:t xml:space="preserve">3.2 Experimental factors relevance</w:t>
-      </w:r>
-    </w:p>
-    <w:p>
-      <w:pPr>
-        <w:pStyle w:val="FirstParagraph"/>
-      </w:pPr>
-      <w:r>
-        <w:t xml:space="preserve">We observed that both response selection and reaction time reflect value-based combined with preferences and that these preferences themselves reflect the structure of the task. Specifically, our results suggest that participants have preferences related to each factors of the task that then get combined to generate a composite preference score in a given state. Importantly, not all features of the task are weighted equally. Indeed, we can see in</w:t>
-      </w:r>
-      <w:r>
-        <w:t xml:space="preserve"> </w:t>
-      </w:r>
-      <w:hyperlink w:anchor="fig-choicemdl">
-        <w:r>
-          <w:rPr>
-            <w:rStyle w:val="Hyperlink"/>
-          </w:rPr>
-          <w:t xml:space="preserve">Figure 2</w:t>
-        </w:r>
-      </w:hyperlink>
-      <w:r>
-        <w:t xml:space="preserve"> </w:t>
-      </w:r>
-      <w:r>
-        <w:t xml:space="preserve">C that the parameters associated with offers and energy weight higher than cost in the preference. To further characterize these differences, we compared models in which the preferences associated with each factor of our task were removed one at a time.</w:t>
-      </w:r>
-    </w:p>
     <w:p>
       <w:pPr>
         <w:pStyle w:val="BodyText"/>
       </w:pPr>
-      <w:hyperlink w:anchor="fig-5">
+      <w:r>
+        <w:t xml:space="preserve">To further establish the behavioural relevance of the planning parameter, the preference score and the modulatory effect of preferences entropy, we tested whether they are predictive of participants overall performances. As larger</w:t>
+      </w:r>
+      <w:r>
+        <w:t xml:space="preserve"> </w:t>
+      </w:r>
+      <m:oMath>
+        <m:sSub>
+          <m:e>
+            <m:r>
+              <m:t>β</m:t>
+            </m:r>
+          </m:e>
+          <m:sub>
+            <m:r>
+              <m:t>p</m:t>
+            </m:r>
+            <m:r>
+              <m:t>l</m:t>
+            </m:r>
+            <m:r>
+              <m:t>a</m:t>
+            </m:r>
+            <m:r>
+              <m:t>n</m:t>
+            </m:r>
+            <m:r>
+              <m:t>n</m:t>
+            </m:r>
+            <m:r>
+              <m:t>i</m:t>
+            </m:r>
+            <m:r>
+              <m:t>n</m:t>
+            </m:r>
+            <m:r>
+              <m:t>g</m:t>
+            </m:r>
+          </m:sub>
+        </m:sSub>
+      </m:oMath>
+      <w:r>
+        <w:t xml:space="preserve"> </w:t>
+      </w:r>
+      <w:r>
+        <w:t xml:space="preserve">values indicate stronger reliance on planning, we expected participants with larger</w:t>
+      </w:r>
+      <w:r>
+        <w:t xml:space="preserve"> </w:t>
+      </w:r>
+      <m:oMath>
+        <m:sSub>
+          <m:e>
+            <m:r>
+              <m:t>β</m:t>
+            </m:r>
+          </m:e>
+          <m:sub>
+            <m:r>
+              <m:t>p</m:t>
+            </m:r>
+            <m:r>
+              <m:t>l</m:t>
+            </m:r>
+            <m:r>
+              <m:t>a</m:t>
+            </m:r>
+            <m:r>
+              <m:t>n</m:t>
+            </m:r>
+            <m:r>
+              <m:t>n</m:t>
+            </m:r>
+            <m:r>
+              <m:t>i</m:t>
+            </m:r>
+            <m:r>
+              <m:t>n</m:t>
+            </m:r>
+            <m:r>
+              <m:t>g</m:t>
+            </m:r>
+          </m:sub>
+        </m:sSub>
+      </m:oMath>
+      <w:r>
+        <w:t xml:space="preserve"> </w:t>
+      </w:r>
+      <w:r>
+        <w:t xml:space="preserve">to obtain higher returns. In contrast to planning, preferences might sometimes not maximize reward, so participants with strong preferences (i.e. low preference entropy) should obtain lower return on average. Finally, larger</w:t>
+      </w:r>
+      <w:r>
+        <w:t xml:space="preserve"> </w:t>
+      </w:r>
+      <m:oMath>
+        <m:sSub>
+          <m:e>
+            <m:r>
+              <m:t>β</m:t>
+            </m:r>
+          </m:e>
+          <m:sub>
+            <m:r>
+              <m:t>m</m:t>
+            </m:r>
+            <m:r>
+              <m:t>o</m:t>
+            </m:r>
+            <m:r>
+              <m:t>d</m:t>
+            </m:r>
+            <m:r>
+              <m:t>u</m:t>
+            </m:r>
+            <m:r>
+              <m:t>l</m:t>
+            </m:r>
+            <m:r>
+              <m:t>a</m:t>
+            </m:r>
+            <m:r>
+              <m:t>t</m:t>
+            </m:r>
+            <m:r>
+              <m:t>i</m:t>
+            </m:r>
+            <m:r>
+              <m:t>o</m:t>
+            </m:r>
+            <m:r>
+              <m:t>n</m:t>
+            </m:r>
+          </m:sub>
+        </m:sSub>
+      </m:oMath>
+      <w:r>
+        <w:t xml:space="preserve"> </w:t>
+      </w:r>
+      <w:r>
+        <w:t xml:space="preserve">indicate that participants plan more when their preferences are weak (i.e. preferences entropy is larger), and should accordingly obtain larger returns compared to participants’ who do not engage more strongly in planning when their preferences are weak. Accordingly, we predicted that</w:t>
+      </w:r>
+      <w:r>
+        <w:t xml:space="preserve"> </w:t>
+      </w:r>
+      <m:oMath>
+        <m:sSub>
+          <m:e>
+            <m:r>
+              <m:t>β</m:t>
+            </m:r>
+          </m:e>
+          <m:sub>
+            <m:r>
+              <m:t>p</m:t>
+            </m:r>
+            <m:r>
+              <m:t>l</m:t>
+            </m:r>
+            <m:r>
+              <m:t>a</m:t>
+            </m:r>
+            <m:r>
+              <m:t>n</m:t>
+            </m:r>
+            <m:r>
+              <m:t>n</m:t>
+            </m:r>
+            <m:r>
+              <m:t>i</m:t>
+            </m:r>
+            <m:r>
+              <m:t>n</m:t>
+            </m:r>
+            <m:r>
+              <m:t>g</m:t>
+            </m:r>
+          </m:sub>
+        </m:sSub>
+      </m:oMath>
+      <w:r>
+        <w:t xml:space="preserve">, preferences entropy and</w:t>
+      </w:r>
+      <w:r>
+        <w:t xml:space="preserve"> </w:t>
+      </w:r>
+      <m:oMath>
+        <m:sSub>
+          <m:e>
+            <m:r>
+              <m:t>β</m:t>
+            </m:r>
+          </m:e>
+          <m:sub>
+            <m:r>
+              <m:t>m</m:t>
+            </m:r>
+            <m:r>
+              <m:t>o</m:t>
+            </m:r>
+            <m:r>
+              <m:t>d</m:t>
+            </m:r>
+            <m:r>
+              <m:t>u</m:t>
+            </m:r>
+            <m:r>
+              <m:t>l</m:t>
+            </m:r>
+            <m:r>
+              <m:t>a</m:t>
+            </m:r>
+            <m:r>
+              <m:t>t</m:t>
+            </m:r>
+            <m:r>
+              <m:t>i</m:t>
+            </m:r>
+            <m:r>
+              <m:t>o</m:t>
+            </m:r>
+            <m:r>
+              <m:t>n</m:t>
+            </m:r>
+          </m:sub>
+        </m:sSub>
+      </m:oMath>
+      <w:r>
+        <w:t xml:space="preserve"> </w:t>
+      </w:r>
+      <w:r>
+        <w:t xml:space="preserve">should be positively correlated with return.</w:t>
+      </w:r>
+    </w:p>
+    <w:p>
+      <w:pPr>
+        <w:pStyle w:val="BodyText"/>
+      </w:pPr>
+      <w:r>
+        <w:t xml:space="preserve">In line with our prediction, we observed a positive correlation between</w:t>
+      </w:r>
+      <w:r>
+        <w:t xml:space="preserve"> </w:t>
+      </w:r>
+      <m:oMath>
+        <m:sSub>
+          <m:e>
+            <m:r>
+              <m:t>β</m:t>
+            </m:r>
+          </m:e>
+          <m:sub>
+            <m:r>
+              <m:t>p</m:t>
+            </m:r>
+            <m:r>
+              <m:t>l</m:t>
+            </m:r>
+            <m:r>
+              <m:t>a</m:t>
+            </m:r>
+            <m:r>
+              <m:t>n</m:t>
+            </m:r>
+            <m:r>
+              <m:t>n</m:t>
+            </m:r>
+            <m:r>
+              <m:t>i</m:t>
+            </m:r>
+            <m:r>
+              <m:t>n</m:t>
+            </m:r>
+            <m:r>
+              <m:t>g</m:t>
+            </m:r>
+          </m:sub>
+        </m:sSub>
+      </m:oMath>
+      <w:r>
+        <w:t xml:space="preserve"> </w:t>
+      </w:r>
+      <w:r>
+        <w:t xml:space="preserve">and return (r=0.59, p=0.000,</w:t>
+      </w:r>
+      <w:r>
+        <w:t xml:space="preserve"> </w:t>
+      </w:r>
+      <w:hyperlink w:anchor="fig-returns">
         <w:r>
           <w:rPr>
             <w:rStyle w:val="Hyperlink"/>
@@ -5986,60 +8169,109 @@
         <w:t xml:space="preserve"> </w:t>
       </w:r>
       <w:r>
-        <w:t xml:space="preserve">displays the difference in fit between the full preference model against models in which the preferences related to each experimental factor was removed, larger values indicate that the factor account for a more important proportion of the full model’s fit. These results indicate that energy followed by offer have a much larger impact on participants final responses, whereas costs related preferences have a small impact on the overall fit.</w:t>
-      </w:r>
-    </w:p>
-    <w:p>
-      <w:pPr>
-        <w:pStyle w:val="BodyText"/>
-      </w:pPr>
-      <w:r>
-        <w:rPr>
-          <w:vertAlign w:val="subscript"/>
-        </w:rPr>
-        <w:t xml:space="preserve">Source:</w:t>
-      </w:r>
-      <w:r>
-        <w:rPr>
-          <w:vertAlign w:val="subscript"/>
-        </w:rPr>
-        <w:t xml:space="preserve"> </w:t>
-      </w:r>
-      <w:hyperlink r:id="rId9">
+        <w:t xml:space="preserve">B), showing that participants who rely more on planning get larger return. Furthermore,</w:t>
+      </w:r>
+      <w:r>
+        <w:t xml:space="preserve"> </w:t>
+      </w:r>
+      <m:oMath>
+        <m:sSub>
+          <m:e>
+            <m:r>
+              <m:t>β</m:t>
+            </m:r>
+          </m:e>
+          <m:sub>
+            <m:r>
+              <m:t>m</m:t>
+            </m:r>
+            <m:r>
+              <m:t>o</m:t>
+            </m:r>
+            <m:r>
+              <m:t>d</m:t>
+            </m:r>
+            <m:r>
+              <m:t>u</m:t>
+            </m:r>
+            <m:r>
+              <m:t>l</m:t>
+            </m:r>
+            <m:r>
+              <m:t>a</m:t>
+            </m:r>
+            <m:r>
+              <m:t>t</m:t>
+            </m:r>
+            <m:r>
+              <m:t>i</m:t>
+            </m:r>
+            <m:r>
+              <m:t>o</m:t>
+            </m:r>
+            <m:r>
+              <m:t>n</m:t>
+            </m:r>
+          </m:sub>
+        </m:sSub>
+      </m:oMath>
+      <w:r>
+        <w:t xml:space="preserve"> </w:t>
+      </w:r>
+      <w:r>
+        <w:t xml:space="preserve">is strongly and positively correlated with return (r=0.66, p=0.000,</w:t>
+      </w:r>
+      <w:r>
+        <w:t xml:space="preserve"> </w:t>
+      </w:r>
+      <w:hyperlink w:anchor="fig-returns">
         <w:r>
           <w:rPr>
             <w:rStyle w:val="Hyperlink"/>
-            <w:vertAlign w:val="subscript"/>
           </w:rPr>
-          <w:t xml:space="preserve">Article Notebook</w:t>
+          <w:t xml:space="preserve">Figure 4</w:t>
         </w:r>
       </w:hyperlink>
-    </w:p>
-    <w:p>
-      <w:pPr>
-        <w:pStyle w:val="BodyText"/>
-      </w:pPr>
-      <w:r>
-        <w:rPr>
-          <w:vertAlign w:val="subscript"/>
-        </w:rPr>
-        <w:t xml:space="preserve">Source:</w:t>
-      </w:r>
-      <w:r>
-        <w:rPr>
-          <w:vertAlign w:val="subscript"/>
-        </w:rPr>
-        <w:t xml:space="preserve"> </w:t>
-      </w:r>
-      <w:hyperlink r:id="rId9">
+      <w:r>
+        <w:t xml:space="preserve"> </w:t>
+      </w:r>
+      <w:r>
+        <w:t xml:space="preserve">C). However, contrary to our prediction, we observed a negative correlation though only marginally significant correlation between preferences entropy and return (r=-0.30, p=0.064,</w:t>
+      </w:r>
+      <w:r>
+        <w:t xml:space="preserve"> </w:t>
+      </w:r>
+      <w:hyperlink w:anchor="fig-returns">
         <w:r>
           <w:rPr>
             <w:rStyle w:val="Hyperlink"/>
-            <w:vertAlign w:val="subscript"/>
           </w:rPr>
-          <w:t xml:space="preserve">Article Notebook</w:t>
+          <w:t xml:space="preserve">Figure 4</w:t>
         </w:r>
       </w:hyperlink>
+      <w:r>
+        <w:t xml:space="preserve"> </w:t>
+      </w:r>
+      <w:r>
+        <w:t xml:space="preserve">D). Visual inspection of</w:t>
+      </w:r>
+      <w:r>
+        <w:t xml:space="preserve"> </w:t>
+      </w:r>
+      <w:hyperlink w:anchor="fig-returns">
+        <w:r>
+          <w:rPr>
+            <w:rStyle w:val="Hyperlink"/>
+          </w:rPr>
+          <w:t xml:space="preserve">Figure 4</w:t>
+        </w:r>
+      </w:hyperlink>
+      <w:r>
+        <w:t xml:space="preserve"> </w:t>
+      </w:r>
+      <w:r>
+        <w:t xml:space="preserve">D revealed that the correlation appears to be driven from the subject with very low return (2.63 standard deviations from population mean). When removing this subject, the correlation between preferences entropy and return is not marginally significant (r=-0.09, p=0.570), while it remains strongly significant for planning (r=0.48, p=0.002) and modulation (r=0.60, p=0.000) when the same subject is removed.</w:t>
+      </w:r>
     </w:p>
     <w:p>
       <w:pPr>
@@ -6080,7 +8312,7 @@
       <w:tr>
         <w:tc>
           <w:tcPr/>
-          <w:bookmarkStart w:id="45" w:name="fig-5"/>
+          <w:bookmarkStart w:id="46" w:name="fig-returns"/>
           <w:p>
             <w:pPr>
               <w:pStyle w:val="Compact"/>
@@ -6089,20 +8321,20 @@
             <w:r>
               <w:drawing>
                 <wp:inline>
-                  <wp:extent cx="5334000" cy="4054479"/>
+                  <wp:extent cx="5334000" cy="3808018"/>
                   <wp:effectExtent b="0" l="0" r="0" t="0"/>
-                  <wp:docPr descr="" title="" id="43" name="Picture"/>
+                  <wp:docPr descr="" title="" id="44" name="Picture"/>
                   <a:graphic>
                     <a:graphicData uri="http://schemas.openxmlformats.org/drawingml/2006/picture">
                       <pic:pic>
                         <pic:nvPicPr>
-                          <pic:cNvPr descr="index_files/figure-docx/fig-5-output-1.png" id="44" name="Picture"/>
+                          <pic:cNvPr descr="index_files/figure-docx/fig-returns-output-1.png" id="45" name="Picture"/>
                           <pic:cNvPicPr>
                             <a:picLocks noChangeArrowheads="1" noChangeAspect="1"/>
                           </pic:cNvPicPr>
                         </pic:nvPicPr>
                         <pic:blipFill>
-                          <a:blip r:embed="rId42"/>
+                          <a:blip r:embed="rId43"/>
                           <a:stretch>
                             <a:fillRect/>
                           </a:stretch>
@@ -6110,7 +8342,7 @@
                         <pic:spPr bwMode="auto">
                           <a:xfrm>
                             <a:off x="0" y="0"/>
-                            <a:ext cx="5334000" cy="4054479"/>
+                            <a:ext cx="5334000" cy="3808018"/>
                           </a:xfrm>
                           <a:prstGeom prst="rect">
                             <a:avLst/>
@@ -6139,10 +8371,101 @@
               <w:pStyle w:val="ImageCaption"/>
             </w:pPr>
             <w:r>
-              <w:t xml:space="preserve">Figure 4: Importance of each parameters in participants response and optimal solution. (A) Difference in fit between the full preference model and models in which each of the experimental factors were removed from preference estimations. Values closer to 0 indicate that the factor does not lead to a strong improvement of the model fit (i.e. the factor weight less in participants final decision). (B) Relative expected return of reduced MDPs in which each of the factors were removed. Values closer to 1 indicate that the factor does not lead to a strong decrease in the expected return (i.e. the factor weight less in the optimal solution). The strong impact of energy on return is to be expected, as participants treating all energy levels the same (i.e. only one average energy level) would accept offers more often than they should, quickly running out of energy and not be able to obtain rewards in the future. Similarly, participants who ignore offer would not preferentially accept large offer and therefore sacrifice energy when it would be best to keep it to accept future rewards.</w:t>
+              <w:t xml:space="preserve">Figure 4: Single participants fit and performances (A) Model fit for each participant. (B) Correlation between participants return and the fitted</w:t>
+            </w:r>
+            <w:r>
+              <w:t xml:space="preserve"> </w:t>
+            </w:r>
+            <m:oMath>
+              <m:sSub>
+                <m:e>
+                  <m:r>
+                    <m:t>β</m:t>
+                  </m:r>
+                </m:e>
+                <m:sub>
+                  <m:r>
+                    <m:t>p</m:t>
+                  </m:r>
+                  <m:r>
+                    <m:t>l</m:t>
+                  </m:r>
+                  <m:r>
+                    <m:t>a</m:t>
+                  </m:r>
+                  <m:r>
+                    <m:t>n</m:t>
+                  </m:r>
+                  <m:r>
+                    <m:t>n</m:t>
+                  </m:r>
+                  <m:r>
+                    <m:t>i</m:t>
+                  </m:r>
+                  <m:r>
+                    <m:t>n</m:t>
+                  </m:r>
+                  <m:r>
+                    <m:t>g</m:t>
+                  </m:r>
+                </m:sub>
+              </m:sSub>
+            </m:oMath>
+            <w:r>
+              <w:t xml:space="preserve"> </w:t>
+            </w:r>
+            <w:r>
+              <w:t xml:space="preserve">parameter. Each dot represent a single participant, the line is a correlation fitted using optimal least square, legend indicates pearson correlation alongside p value. (C) Correlation between participants performances and the average preference entropy. Same convention as (B). (C) Correlation between participants performances and</w:t>
+            </w:r>
+            <w:r>
+              <w:t xml:space="preserve"> </w:t>
+            </w:r>
+            <m:oMath>
+              <m:sSub>
+                <m:e>
+                  <m:r>
+                    <m:t>β</m:t>
+                  </m:r>
+                </m:e>
+                <m:sub>
+                  <m:r>
+                    <m:t>m</m:t>
+                  </m:r>
+                  <m:r>
+                    <m:t>o</m:t>
+                  </m:r>
+                  <m:r>
+                    <m:t>d</m:t>
+                  </m:r>
+                  <m:r>
+                    <m:t>u</m:t>
+                  </m:r>
+                  <m:r>
+                    <m:t>l</m:t>
+                  </m:r>
+                  <m:r>
+                    <m:t>a</m:t>
+                  </m:r>
+                  <m:r>
+                    <m:t>t</m:t>
+                  </m:r>
+                  <m:r>
+                    <m:t>i</m:t>
+                  </m:r>
+                  <m:r>
+                    <m:t>o</m:t>
+                  </m:r>
+                  <m:r>
+                    <m:t>n</m:t>
+                  </m:r>
+                </m:sub>
+              </m:sSub>
+            </m:oMath>
+            <w:r>
+              <w:t xml:space="preserve">. Same convention as (B) and model, color coded by model of best fit.</w:t>
             </w:r>
           </w:p>
-          <w:bookmarkEnd w:id="45"/>
+          <w:bookmarkEnd w:id="46"/>
         </w:tc>
       </w:tr>
     </w:tbl>
@@ -6172,46 +8495,58 @@
         </w:r>
       </w:hyperlink>
     </w:p>
-    <w:p>
-      <w:pPr>
-        <w:pStyle w:val="BodyText"/>
-      </w:pPr>
-      <w:r>
-        <w:t xml:space="preserve">This differential weighting of experimental factors might reflect a general bias towards certain features (such as reward and energy) over others, due to their overall relevance in the environment. Alternatively, these may reflect that based on the structure of our task, certain features might be more relevant than others to maximize rewards, such that when ignoring more relevant dimensions of the task when planning leads to larger reward loss than others. If that is the case, an agent with limited processing capabilities should attend to this features more</w:t>
-      </w:r>
-      <w:r>
-        <w:t xml:space="preserve"> </w:t>
-      </w:r>
-      <w:r>
-        <w:t xml:space="preserve">(Ho et al. 2022)</w:t>
-      </w:r>
-      <w:r>
-        <w:t xml:space="preserve">, which might be what the differential weighting of participants’ preferences reflect.</w:t>
-      </w:r>
-    </w:p>
-    <w:p>
-      <w:pPr>
-        <w:pStyle w:val="BodyText"/>
-      </w:pPr>
-      <w:r>
-        <w:t xml:space="preserve">To provide supporting evidence for the latter claim, we computed the expected return from simplified representations of the task in which each experimental factor is omitted one at a time, to quantify the loss in reward associated with ignoring it. The results are shown in</w:t>
-      </w:r>
-      <w:r>
-        <w:t xml:space="preserve"> </w:t>
-      </w:r>
-      <w:hyperlink w:anchor="fig-5">
+    <w:bookmarkEnd w:id="47"/>
+    <w:bookmarkStart w:id="52" w:name="experimental-factors-relevance"/>
+    <w:p>
+      <w:pPr>
+        <w:pStyle w:val="Heading3"/>
+      </w:pPr>
+      <w:r>
+        <w:t xml:space="preserve">3.2 Experimental factors relevance</w:t>
+      </w:r>
+    </w:p>
+    <w:p>
+      <w:pPr>
+        <w:pStyle w:val="FirstParagraph"/>
+      </w:pPr>
+      <w:r>
+        <w:t xml:space="preserve">Our results indicate that participants choices are shaped by two sources of information: planning-derived values and task-structured preferences. These preferences are not a single global bias. Instead, participants appear to assign preferences to different features of the task, such as the offer, the current cost context, and upcoming transitions, and combine these feature-specific preferences into an overall preference for each action in a given state. Importantly, not all features of the task are weighted equally.</w:t>
+      </w:r>
+      <w:r>
+        <w:t xml:space="preserve"> </w:t>
+      </w:r>
+      <w:hyperlink w:anchor="fig-choicemdl">
         <w:r>
           <w:rPr>
             <w:rStyle w:val="Hyperlink"/>
           </w:rPr>
-          <w:t xml:space="preserve">Figure 4</w:t>
+          <w:t xml:space="preserve">Figure 2</w:t>
         </w:r>
       </w:hyperlink>
       <w:r>
         <w:t xml:space="preserve"> </w:t>
       </w:r>
       <w:r>
-        <w:t xml:space="preserve">B. We observe that order of the factors in terms of their relevance for returns is reminescent of participants’s weighting of those factors in their preferences. Indeed, both current and future costs have relatively low impact on the overall return, while offer and more critically energy have a larger impact, which reflects preferences weighting. While this does not constitute definitive evidence, these results suggests that participants preferences might not only reflect bias based on previous experience in their environment, but might also be adapted to the structure of the task.</w:t>
+        <w:t xml:space="preserve">C shows that the parameters associated with offers and energy weight strongly in participants preferences compared to costs (both current and future). To identify which aspects of task structure participants use to guide their choices, we compared models in which individual preference components were removed one at a time. This effectively tests how decision making changes when participants are assumed to ignore one specific sources of task information, such as offer value, action costs, or future transitions.</w:t>
+      </w:r>
+    </w:p>
+    <w:p>
+      <w:pPr>
+        <w:pStyle w:val="BodyText"/>
+      </w:pPr>
+      <w:hyperlink w:anchor="fig-task-features">
+        <w:r>
+          <w:rPr>
+            <w:rStyle w:val="Hyperlink"/>
+          </w:rPr>
+          <w:t xml:space="preserve">Figure 5</w:t>
+        </w:r>
+      </w:hyperlink>
+      <w:r>
+        <w:t xml:space="preserve"> </w:t>
+      </w:r>
+      <w:r>
+        <w:t xml:space="preserve">A displays the difference in fit between the full preference model against models in which the preferences related to each experimental factor was removed, larger values indicate that the factor account for a more important proportion of the full model’s fit. These results indicate that energy followed by offer have a much larger impact on participants final responses, whereas costs related preferences have a small impact on the overall fit.</w:t>
       </w:r>
     </w:p>
     <w:p>
@@ -6240,83 +8575,6 @@
         </w:r>
       </w:hyperlink>
     </w:p>
-    <w:bookmarkEnd w:id="46"/>
-    <w:bookmarkStart w:id="51" w:name="reaction-times"/>
-    <w:p>
-      <w:pPr>
-        <w:pStyle w:val="Heading3"/>
-      </w:pPr>
-      <w:r>
-        <w:t xml:space="preserve">3.3 Reaction times</w:t>
-      </w:r>
-    </w:p>
-    <w:p>
-      <w:pPr>
-        <w:pStyle w:val="FirstParagraph"/>
-      </w:pPr>
-      <w:r>
-        <w:t xml:space="preserve">As the extent to which participants engage in planning should be refected in participants RT, we predicted that participants RT should reflect the difference in long term value (i.e. conflict) associated with each action (as planning is facilitated when the value of accept and reject are clearly distinct), preferences associated with each state (as stronger preferences should be associated with less planning) and the interaction between the two (as the planning facilitations associated conflict should be expressed more when participants preferences are weak).</w:t>
-      </w:r>
-    </w:p>
-    <w:p>
-      <w:pPr>
-        <w:pStyle w:val="BodyText"/>
-      </w:pPr>
-      <w:r>
-        <w:t xml:space="preserve">In line with our prediction, we observed that participants RT was best captured by considering the difference in value between actions, the strength of participants preferences and the interaction between the two (see</w:t>
-      </w:r>
-      <w:r>
-        <w:t xml:space="preserve"> </w:t>
-      </w:r>
-      <w:hyperlink w:anchor="fig-rt">
-        <w:r>
-          <w:rPr>
-            <w:rStyle w:val="Hyperlink"/>
-          </w:rPr>
-          <w:t xml:space="preserve">Figure 5</w:t>
-        </w:r>
-      </w:hyperlink>
-      <w:r>
-        <w:t xml:space="preserve"> </w:t>
-      </w:r>
-      <w:r>
-        <w:t xml:space="preserve">A). The positive interaction (see</w:t>
-      </w:r>
-      <w:r>
-        <w:t xml:space="preserve"> </w:t>
-      </w:r>
-      <w:hyperlink w:anchor="fig-rt">
-        <w:r>
-          <w:rPr>
-            <w:rStyle w:val="Hyperlink"/>
-          </w:rPr>
-          <w:t xml:space="preserve">Figure 5</w:t>
-        </w:r>
-      </w:hyperlink>
-      <w:r>
-        <w:t xml:space="preserve"> </w:t>
-      </w:r>
-      <w:r>
-        <w:t xml:space="preserve">B) between conflict and preferences indicate that the dependence of planning on the degree of conflict is further modulated by the strength of participants’ preferences. As can be seen in</w:t>
-      </w:r>
-      <w:r>
-        <w:t xml:space="preserve"> </w:t>
-      </w:r>
-      <w:hyperlink w:anchor="fig-rt">
-        <w:r>
-          <w:rPr>
-            <w:rStyle w:val="Hyperlink"/>
-          </w:rPr>
-          <w:t xml:space="preserve">Figure 5</w:t>
-        </w:r>
-      </w:hyperlink>
-      <w:r>
-        <w:t xml:space="preserve"> </w:t>
-      </w:r>
-      <w:r>
-        <w:t xml:space="preserve">C, planning depends little on conflict when preferences are strong (entropy close to 0), but increasingly when preferences grow weaker (preference entropy of 0.5 or 1.0). Combined with the choice model, these results indicate that participants engage in forward planning only to reduce the current uncertainty in their choice if their prior are not precise enough.</w:t>
-      </w:r>
-    </w:p>
     <w:p>
       <w:pPr>
         <w:pStyle w:val="BodyText"/>
@@ -6343,473 +8601,58 @@
         </w:r>
       </w:hyperlink>
     </w:p>
-    <w:tbl>
-      <w:tblPr>
-        <w:tblStyle w:val="Table"/>
-        <w:tblW w:type="auto" w:w="0"/>
-        <w:tblLook w:firstRow="1" w:lastRow="0" w:firstColumn="0" w:lastColumn="0" w:noHBand="0" w:noVBand="0" w:val="0020"/>
-      </w:tblPr>
-      <w:tblGrid>
-        <w:gridCol w:w="792"/>
-        <w:gridCol w:w="792"/>
-        <w:gridCol w:w="792"/>
-        <w:gridCol w:w="792"/>
-        <w:gridCol w:w="792"/>
-        <w:gridCol w:w="792"/>
-        <w:gridCol w:w="792"/>
-        <w:gridCol w:w="792"/>
-        <w:gridCol w:w="792"/>
-        <w:gridCol w:w="792"/>
-      </w:tblGrid>
-      <w:tr>
-        <w:trPr>
-          <w:tblHeader w:val="on"/>
-        </w:trPr>
-        <w:tc>
-          <w:tcPr/>
-          <w:p>
-            <w:pPr>
-              <w:pStyle w:val="Compact"/>
-            </w:pPr>
-          </w:p>
-        </w:tc>
-        <w:tc>
-          <w:tcPr/>
-          <w:p>
-            <w:pPr>
-              <w:pStyle w:val="Compact"/>
-            </w:pPr>
-            <w:r>
-              <w:t xml:space="preserve">rank</w:t>
-            </w:r>
-          </w:p>
-        </w:tc>
-        <w:tc>
-          <w:tcPr/>
-          <w:p>
-            <w:pPr>
-              <w:pStyle w:val="Compact"/>
-            </w:pPr>
-            <w:r>
-              <w:t xml:space="preserve">elpd_loo</w:t>
-            </w:r>
-          </w:p>
-        </w:tc>
-        <w:tc>
-          <w:tcPr/>
-          <w:p>
-            <w:pPr>
-              <w:pStyle w:val="Compact"/>
-            </w:pPr>
-            <w:r>
-              <w:t xml:space="preserve">p_loo</w:t>
-            </w:r>
-          </w:p>
-        </w:tc>
-        <w:tc>
-          <w:tcPr/>
-          <w:p>
-            <w:pPr>
-              <w:pStyle w:val="Compact"/>
-            </w:pPr>
-            <w:r>
-              <w:t xml:space="preserve">elpd_diff</w:t>
-            </w:r>
-          </w:p>
-        </w:tc>
-        <w:tc>
-          <w:tcPr/>
-          <w:p>
-            <w:pPr>
-              <w:pStyle w:val="Compact"/>
-            </w:pPr>
-            <w:r>
-              <w:t xml:space="preserve">weight</w:t>
-            </w:r>
-          </w:p>
-        </w:tc>
-        <w:tc>
-          <w:tcPr/>
-          <w:p>
-            <w:pPr>
-              <w:pStyle w:val="Compact"/>
-            </w:pPr>
-            <w:r>
-              <w:t xml:space="preserve">se</w:t>
-            </w:r>
-          </w:p>
-        </w:tc>
-        <w:tc>
-          <w:tcPr/>
-          <w:p>
-            <w:pPr>
-              <w:pStyle w:val="Compact"/>
-            </w:pPr>
-            <w:r>
-              <w:t xml:space="preserve">dse</w:t>
-            </w:r>
-          </w:p>
-        </w:tc>
-        <w:tc>
-          <w:tcPr/>
-          <w:p>
-            <w:pPr>
-              <w:pStyle w:val="Compact"/>
-            </w:pPr>
-            <w:r>
-              <w:t xml:space="preserve">warning</w:t>
-            </w:r>
-          </w:p>
-        </w:tc>
-        <w:tc>
-          <w:tcPr/>
-          <w:p>
-            <w:pPr>
-              <w:pStyle w:val="Compact"/>
-            </w:pPr>
-            <w:r>
-              <w:t xml:space="preserve">scale</w:t>
-            </w:r>
-          </w:p>
-        </w:tc>
-      </w:tr>
-      <w:tr>
-        <w:tc>
-          <w:tcPr/>
-          <w:p>
-            <w:pPr>
-              <w:pStyle w:val="Compact"/>
-            </w:pPr>
-            <w:r>
-              <w:t xml:space="preserve">RT=ConflictxH(Pref)</w:t>
-            </w:r>
-          </w:p>
-        </w:tc>
-        <w:tc>
-          <w:tcPr/>
-          <w:p>
-            <w:pPr>
-              <w:pStyle w:val="Compact"/>
-            </w:pPr>
-            <w:r>
-              <w:t xml:space="preserve">0</w:t>
-            </w:r>
-          </w:p>
-        </w:tc>
-        <w:tc>
-          <w:tcPr/>
-          <w:p>
-            <w:pPr>
-              <w:pStyle w:val="Compact"/>
-            </w:pPr>
-            <w:r>
-              <w:t xml:space="preserve">-6002.370570</w:t>
-            </w:r>
-          </w:p>
-        </w:tc>
-        <w:tc>
-          <w:tcPr/>
-          <w:p>
-            <w:pPr>
-              <w:pStyle w:val="Compact"/>
-            </w:pPr>
-            <w:r>
-              <w:t xml:space="preserve">141.997841</w:t>
-            </w:r>
-          </w:p>
-        </w:tc>
-        <w:tc>
-          <w:tcPr/>
-          <w:p>
-            <w:pPr>
-              <w:pStyle w:val="Compact"/>
-            </w:pPr>
-            <w:r>
-              <w:t xml:space="preserve">0.000000</w:t>
-            </w:r>
-          </w:p>
-        </w:tc>
-        <w:tc>
-          <w:tcPr/>
-          <w:p>
-            <w:pPr>
-              <w:pStyle w:val="Compact"/>
-            </w:pPr>
-            <w:r>
-              <w:t xml:space="preserve">0.898353</w:t>
-            </w:r>
-          </w:p>
-        </w:tc>
-        <w:tc>
-          <w:tcPr/>
-          <w:p>
-            <w:pPr>
-              <w:pStyle w:val="Compact"/>
-            </w:pPr>
-            <w:r>
-              <w:t xml:space="preserve">411.825935</w:t>
-            </w:r>
-          </w:p>
-        </w:tc>
-        <w:tc>
-          <w:tcPr/>
-          <w:p>
-            <w:pPr>
-              <w:pStyle w:val="Compact"/>
-            </w:pPr>
-            <w:r>
-              <w:t xml:space="preserve">0.000000</w:t>
-            </w:r>
-          </w:p>
-        </w:tc>
-        <w:tc>
-          <w:tcPr/>
-          <w:p>
-            <w:pPr>
-              <w:pStyle w:val="Compact"/>
-            </w:pPr>
-            <w:r>
-              <w:t xml:space="preserve">True</w:t>
-            </w:r>
-          </w:p>
-        </w:tc>
-        <w:tc>
-          <w:tcPr/>
-          <w:p>
-            <w:pPr>
-              <w:pStyle w:val="Compact"/>
-            </w:pPr>
-            <w:r>
-              <w:t xml:space="preserve">log</w:t>
-            </w:r>
-          </w:p>
-        </w:tc>
-      </w:tr>
-      <w:tr>
-        <w:tc>
-          <w:tcPr/>
-          <w:p>
-            <w:pPr>
-              <w:pStyle w:val="Compact"/>
-            </w:pPr>
-            <w:r>
-              <w:t xml:space="preserve">RT=Conflict+H(Pref)</w:t>
-            </w:r>
-          </w:p>
-        </w:tc>
-        <w:tc>
-          <w:tcPr/>
-          <w:p>
-            <w:pPr>
-              <w:pStyle w:val="Compact"/>
-            </w:pPr>
-            <w:r>
-              <w:t xml:space="preserve">1</w:t>
-            </w:r>
-          </w:p>
-        </w:tc>
-        <w:tc>
-          <w:tcPr/>
-          <w:p>
-            <w:pPr>
-              <w:pStyle w:val="Compact"/>
-            </w:pPr>
-            <w:r>
-              <w:t xml:space="preserve">-6011.821040</w:t>
-            </w:r>
-          </w:p>
-        </w:tc>
-        <w:tc>
-          <w:tcPr/>
-          <w:p>
-            <w:pPr>
-              <w:pStyle w:val="Compact"/>
-            </w:pPr>
-            <w:r>
-              <w:t xml:space="preserve">137.339897</w:t>
-            </w:r>
-          </w:p>
-        </w:tc>
-        <w:tc>
-          <w:tcPr/>
-          <w:p>
-            <w:pPr>
-              <w:pStyle w:val="Compact"/>
-            </w:pPr>
-            <w:r>
-              <w:t xml:space="preserve">9.450470</w:t>
-            </w:r>
-          </w:p>
-        </w:tc>
-        <w:tc>
-          <w:tcPr/>
-          <w:p>
-            <w:pPr>
-              <w:pStyle w:val="Compact"/>
-            </w:pPr>
-            <w:r>
-              <w:t xml:space="preserve">0.016595</w:t>
-            </w:r>
-          </w:p>
-        </w:tc>
-        <w:tc>
-          <w:tcPr/>
-          <w:p>
-            <w:pPr>
-              <w:pStyle w:val="Compact"/>
-            </w:pPr>
-            <w:r>
-              <w:t xml:space="preserve">410.374522</w:t>
-            </w:r>
-          </w:p>
-        </w:tc>
-        <w:tc>
-          <w:tcPr/>
-          <w:p>
-            <w:pPr>
-              <w:pStyle w:val="Compact"/>
-            </w:pPr>
-            <w:r>
-              <w:t xml:space="preserve">4.849851</w:t>
-            </w:r>
-          </w:p>
-        </w:tc>
-        <w:tc>
-          <w:tcPr/>
-          <w:p>
-            <w:pPr>
-              <w:pStyle w:val="Compact"/>
-            </w:pPr>
-            <w:r>
-              <w:t xml:space="preserve">True</w:t>
-            </w:r>
-          </w:p>
-        </w:tc>
-        <w:tc>
-          <w:tcPr/>
-          <w:p>
-            <w:pPr>
-              <w:pStyle w:val="Compact"/>
-            </w:pPr>
-            <w:r>
-              <w:t xml:space="preserve">log</w:t>
-            </w:r>
-          </w:p>
-        </w:tc>
-      </w:tr>
-      <w:tr>
-        <w:tc>
-          <w:tcPr/>
-          <w:p>
-            <w:pPr>
-              <w:pStyle w:val="Compact"/>
-            </w:pPr>
-            <w:r>
-              <w:t xml:space="preserve">RT=Conflict</w:t>
-            </w:r>
-          </w:p>
-        </w:tc>
-        <w:tc>
-          <w:tcPr/>
-          <w:p>
-            <w:pPr>
-              <w:pStyle w:val="Compact"/>
-            </w:pPr>
-            <w:r>
-              <w:t xml:space="preserve">2</w:t>
-            </w:r>
-          </w:p>
-        </w:tc>
-        <w:tc>
-          <w:tcPr/>
-          <w:p>
-            <w:pPr>
-              <w:pStyle w:val="Compact"/>
-            </w:pPr>
-            <w:r>
-              <w:t xml:space="preserve">-6188.540859</w:t>
-            </w:r>
-          </w:p>
-        </w:tc>
-        <w:tc>
-          <w:tcPr/>
-          <w:p>
-            <w:pPr>
-              <w:pStyle w:val="Compact"/>
-            </w:pPr>
-            <w:r>
-              <w:t xml:space="preserve">109.216291</w:t>
-            </w:r>
-          </w:p>
-        </w:tc>
-        <w:tc>
-          <w:tcPr/>
-          <w:p>
-            <w:pPr>
-              <w:pStyle w:val="Compact"/>
-            </w:pPr>
-            <w:r>
-              <w:t xml:space="preserve">186.170288</w:t>
-            </w:r>
-          </w:p>
-        </w:tc>
-        <w:tc>
-          <w:tcPr/>
-          <w:p>
-            <w:pPr>
-              <w:pStyle w:val="Compact"/>
-            </w:pPr>
-            <w:r>
-              <w:t xml:space="preserve">0.085052</w:t>
-            </w:r>
-          </w:p>
-        </w:tc>
-        <w:tc>
-          <w:tcPr/>
-          <w:p>
-            <w:pPr>
-              <w:pStyle w:val="Compact"/>
-            </w:pPr>
-            <w:r>
-              <w:t xml:space="preserve">400.563821</w:t>
-            </w:r>
-          </w:p>
-        </w:tc>
-        <w:tc>
-          <w:tcPr/>
-          <w:p>
-            <w:pPr>
-              <w:pStyle w:val="Compact"/>
-            </w:pPr>
-            <w:r>
-              <w:t xml:space="preserve">25.617062</w:t>
-            </w:r>
-          </w:p>
-        </w:tc>
-        <w:tc>
-          <w:tcPr/>
-          <w:p>
-            <w:pPr>
-              <w:pStyle w:val="Compact"/>
-            </w:pPr>
-            <w:r>
-              <w:t xml:space="preserve">True</w:t>
-            </w:r>
-          </w:p>
-        </w:tc>
-        <w:tc>
-          <w:tcPr/>
-          <w:p>
-            <w:pPr>
-              <w:pStyle w:val="Compact"/>
-            </w:pPr>
-            <w:r>
-              <w:t xml:space="preserve">log</w:t>
-            </w:r>
-          </w:p>
-        </w:tc>
-      </w:tr>
-    </w:tbl>
+    <w:p>
+      <w:pPr>
+        <w:pStyle w:val="BodyText"/>
+      </w:pPr>
+      <w:r>
+        <w:rPr>
+          <w:vertAlign w:val="subscript"/>
+        </w:rPr>
+        <w:t xml:space="preserve">Source:</w:t>
+      </w:r>
+      <w:r>
+        <w:rPr>
+          <w:vertAlign w:val="subscript"/>
+        </w:rPr>
+        <w:t xml:space="preserve"> </w:t>
+      </w:r>
+      <w:hyperlink r:id="rId9">
+        <w:r>
+          <w:rPr>
+            <w:rStyle w:val="Hyperlink"/>
+            <w:vertAlign w:val="subscript"/>
+          </w:rPr>
+          <w:t xml:space="preserve">Article Notebook</w:t>
+        </w:r>
+      </w:hyperlink>
+    </w:p>
+    <w:p>
+      <w:pPr>
+        <w:pStyle w:val="BodyText"/>
+      </w:pPr>
+      <w:r>
+        <w:rPr>
+          <w:vertAlign w:val="subscript"/>
+        </w:rPr>
+        <w:t xml:space="preserve">Source:</w:t>
+      </w:r>
+      <w:r>
+        <w:rPr>
+          <w:vertAlign w:val="subscript"/>
+        </w:rPr>
+        <w:t xml:space="preserve"> </w:t>
+      </w:r>
+      <w:hyperlink r:id="rId9">
+        <w:r>
+          <w:rPr>
+            <w:rStyle w:val="Hyperlink"/>
+            <w:vertAlign w:val="subscript"/>
+          </w:rPr>
+          <w:t xml:space="preserve">Article Notebook</w:t>
+        </w:r>
+      </w:hyperlink>
+    </w:p>
     <w:p>
       <w:pPr>
         <w:pStyle w:val="BodyText"/>
@@ -6849,7 +8692,7 @@
       <w:tr>
         <w:tc>
           <w:tcPr/>
-          <w:bookmarkStart w:id="50" w:name="fig-rt"/>
+          <w:bookmarkStart w:id="51" w:name="fig-task-features"/>
           <w:p>
             <w:pPr>
               <w:pStyle w:val="Compact"/>
@@ -6858,20 +8701,20 @@
             <w:r>
               <w:drawing>
                 <wp:inline>
-                  <wp:extent cx="5334000" cy="3998733"/>
+                  <wp:extent cx="5334000" cy="4602838"/>
                   <wp:effectExtent b="0" l="0" r="0" t="0"/>
-                  <wp:docPr descr="" title="" id="48" name="Picture"/>
+                  <wp:docPr descr="" title="" id="49" name="Picture"/>
                   <a:graphic>
                     <a:graphicData uri="http://schemas.openxmlformats.org/drawingml/2006/picture">
                       <pic:pic>
                         <pic:nvPicPr>
-                          <pic:cNvPr descr="index_files/figure-docx/fig-rt-output-2.png" id="49" name="Picture"/>
+                          <pic:cNvPr descr="index_files/figure-docx/fig-task-features-output-1.png" id="50" name="Picture"/>
                           <pic:cNvPicPr>
                             <a:picLocks noChangeArrowheads="1" noChangeAspect="1"/>
                           </pic:cNvPicPr>
                         </pic:nvPicPr>
                         <pic:blipFill>
-                          <a:blip r:embed="rId47"/>
+                          <a:blip r:embed="rId48"/>
                           <a:stretch>
                             <a:fillRect/>
                           </a:stretch>
@@ -6879,7 +8722,7 @@
                         <pic:spPr bwMode="auto">
                           <a:xfrm>
                             <a:off x="0" y="0"/>
-                            <a:ext cx="5334000" cy="3998733"/>
+                            <a:ext cx="5334000" cy="4602838"/>
                           </a:xfrm>
                           <a:prstGeom prst="rect">
                             <a:avLst/>
@@ -6908,10 +8751,10 @@
               <w:pStyle w:val="ImageCaption"/>
             </w:pPr>
             <w:r>
-              <w:t xml:space="preserve">Figure 5: Results of reaction time models. (A) Comparison of the model of RT as a function of decision values and intermediate offer against the model of RT as a function of decision values and preferences. (B) Posterior distribution of the fitted parameter. (C) Posterior predictive curve depicting the predicted reaction time as a function of the conflict values, separately for preference entropy of 0, 0.5 and 1.0</w:t>
+              <w:t xml:space="preserve">Figure 5: Importance of each parameters in participants response and optimal solution. (A) Difference in fit between the full preference model and models in which each of the experimental factors were removed from preference estimations. Values closer to 0 indicate that the factor does not lead to a strong improvement of the model fit (i.e. the factor weight less in participants final decision). (B) Loss in return when planning when ignoring each task factor (0 indicates no loss compared to optimal policy). This figure represents the reward sensitivity of each task factor: the larger the return loss, the more actions are dependent on the levels of the factor for return maximization. For example, the large loss associated with energy reflects the fact that when all energy levels are treated the same leads to accepting offers when energy is low, leading to low energy, preventing accepting future returns. (C) Loss in return of policies derived from the preference component of the full and reduced preference models omitting each task factors. For each model (full and reduced), we derive a policy from the preference component alone and calculated the expected return under such a policy, relative to the optimal policy. The y-axis represents the loss in relative return, 0 indicates that a preference policy performs exactly as well as the optimal policy. The grey line represents the return associated with a fully stochastic policy (i.e. equal probability of each action in each state). (D) Comparison between preference (in probability space) parameters and the marginal action probability of each task level.</w:t>
             </w:r>
           </w:p>
-          <w:bookmarkEnd w:id="50"/>
+          <w:bookmarkEnd w:id="51"/>
         </w:tc>
       </w:tr>
     </w:tbl>
@@ -6941,81 +8784,149 @@
         </w:r>
       </w:hyperlink>
     </w:p>
-    <w:bookmarkEnd w:id="51"/>
-    <w:bookmarkEnd w:id="52"/>
-    <w:bookmarkStart w:id="53" w:name="discussion"/>
-    <w:p>
-      <w:pPr>
-        <w:pStyle w:val="Heading2"/>
-      </w:pPr>
-      <w:r>
-        <w:t xml:space="preserve">4 Discussion</w:t>
-      </w:r>
-    </w:p>
-    <w:p>
-      <w:pPr>
-        <w:numPr>
-          <w:ilvl w:val="0"/>
-          <w:numId w:val="1001"/>
-        </w:numPr>
-      </w:pPr>
-      <w:r>
-        <w:t xml:space="preserve">High level summary of results interpretation</w:t>
-      </w:r>
-    </w:p>
-    <w:p>
-      <w:pPr>
-        <w:numPr>
-          <w:ilvl w:val="0"/>
-          <w:numId w:val="1001"/>
-        </w:numPr>
-      </w:pPr>
-      <w:r>
-        <w:t xml:space="preserve">Discuss how the results relate to the notion of computational rationality and policy compression</w:t>
-      </w:r>
-      <w:r>
-        <w:t xml:space="preserve"> </w:t>
-      </w:r>
-      <w:r>
-        <w:t xml:space="preserve">In policy compression framework, planning is complemented by the marginal action probability which is taken to constitute a prior over action. Our use of preferences constitutes an extension to it. Instead of considering marginal probability across states, our preferences define action probability based on the structure of the task, informing the default policy of subjects beyond what is done in traditional policy compression. Or put differently, in policy compression, assuming that participants are under too much pressure to rely on planning, participants should rely on state independent action prior, which is very restrictive and probably not adaptive. It is likely that participants rely on more information to make adaptive decisions even when planning is limited. Our Preferences offer a solution to this</w:t>
-      </w:r>
-    </w:p>
-    <w:p>
-      <w:pPr>
-        <w:numPr>
-          <w:ilvl w:val="0"/>
-          <w:numId w:val="1001"/>
-        </w:numPr>
-      </w:pPr>
-      <w:r>
-        <w:t xml:space="preserve">Discuss how the results relate to Sarah’s model (2024 PLoS CB paper) and the idea of Certainty-based stopping criterion</w:t>
-      </w:r>
-    </w:p>
-    <w:p>
-      <w:pPr>
-        <w:numPr>
-          <w:ilvl w:val="0"/>
-          <w:numId w:val="1001"/>
-        </w:numPr>
-      </w:pPr>
-      <w:r>
-        <w:t xml:space="preserve">Discuss how the results relate to the traditional distinction between habits and goal directed. Preferences might reflect the habit process, and our results might indicate that both modules are at play, just that planning kicks in only if habits are weak, also in line with Sarah’s work on balancing habits and goal directed behaviour paper from 2021</w:t>
-      </w:r>
-    </w:p>
-    <w:p>
-      <w:pPr>
-        <w:numPr>
-          <w:ilvl w:val="0"/>
-          <w:numId w:val="1001"/>
-        </w:numPr>
-      </w:pPr>
-      <w:r>
-        <w:t xml:space="preserve">A limitation of the present work is we assume that preferences are fixed, thought they are likely to be dynamically updated throughout the task. Future work should aim to characterize preferences update mechanisms, by dynamically updating both the reward and transitional probabilty structure of the task, either in a gradually or chunk-wise (i.e. having separate experimental blocks with different task structures).</w:t>
-      </w:r>
-    </w:p>
-    <w:p>
-      <w:pPr>
-        <w:pStyle w:val="FirstParagraph"/>
+    <w:p>
+      <w:pPr>
+        <w:pStyle w:val="BodyText"/>
+      </w:pPr>
+      <w:r>
+        <w:t xml:space="preserve">To investigate whether preferences constitute adaptive biases to improve return in the absence of planning, we first quantified the reward sensitivity of each task factors by computing the loss in return of policies derived from planning while ignoring each factor (relative to the return from the optimal policy</w:t>
+      </w:r>
+      <w:r>
+        <w:t xml:space="preserve"> </w:t>
+      </w:r>
+      <w:hyperlink w:anchor="fig-task-features">
+        <w:r>
+          <w:rPr>
+            <w:rStyle w:val="Hyperlink"/>
+          </w:rPr>
+          <w:t xml:space="preserve">Figure 5</w:t>
+        </w:r>
+      </w:hyperlink>
+      <w:r>
+        <w:t xml:space="preserve"> </w:t>
+      </w:r>
+      <w:r>
+        <w:t xml:space="preserve">B). Our results show that ignoring current and future costs when planning does not lead to large losses in return, while ignoring offers leads to a more important loss in return. Importantly, ignoring energy leads to a loss return that is larger than a purely stochastic policy (i.e. equal probability of accepting and rejecting an offer on each trial), indicating that reward maximization is extremely sensitive to energy. This can be explained by the structure of our task: when ignoring whether leads to the energy budget to be depleted, preventing the agent to accept an offer. Notably, the disproportionate reward sensitivity of energy is not reflected in</w:t>
+      </w:r>
+      <w:r>
+        <w:t xml:space="preserve"> </w:t>
+      </w:r>
+      <w:hyperlink w:anchor="fig-task-features">
+        <w:r>
+          <w:rPr>
+            <w:rStyle w:val="Hyperlink"/>
+          </w:rPr>
+          <w:t xml:space="preserve">Figure 5</w:t>
+        </w:r>
+      </w:hyperlink>
+      <w:r>
+        <w:t xml:space="preserve"> </w:t>
+      </w:r>
+      <w:r>
+        <w:t xml:space="preserve">A. This can be explained by the fact that</w:t>
+      </w:r>
+      <w:r>
+        <w:t xml:space="preserve"> </w:t>
+      </w:r>
+      <w:hyperlink w:anchor="fig-task-features">
+        <w:r>
+          <w:rPr>
+            <w:rStyle w:val="Hyperlink"/>
+          </w:rPr>
+          <w:t xml:space="preserve">Figure 5</w:t>
+        </w:r>
+      </w:hyperlink>
+      <w:r>
+        <w:t xml:space="preserve"> </w:t>
+      </w:r>
+      <w:r>
+        <w:t xml:space="preserve">A only reflects the preference component of the preference model. The importance of the energy dimension is already strongly reflected in the planning component of hte preference model, and the difference in fit in</w:t>
+      </w:r>
+      <w:r>
+        <w:t xml:space="preserve"> </w:t>
+      </w:r>
+      <w:hyperlink w:anchor="fig-task-features">
+        <w:r>
+          <w:rPr>
+            <w:rStyle w:val="Hyperlink"/>
+          </w:rPr>
+          <w:t xml:space="preserve">Figure 5</w:t>
+        </w:r>
+      </w:hyperlink>
+      <w:r>
+        <w:t xml:space="preserve"> </w:t>
+      </w:r>
+      <w:r>
+        <w:t xml:space="preserve">A only reflect the deviations from optimal planning, explaining the discrepancy.</w:t>
+      </w:r>
+    </w:p>
+    <w:p>
+      <w:pPr>
+        <w:pStyle w:val="BodyText"/>
+      </w:pPr>
+      <w:r>
+        <w:t xml:space="preserve">We further computed the expected return loss from policies derived from the preference component of the model (preference policies). If participants preferences constitutes a good enough solution to return maximization in the absence of planning, we would expect policies derived from preferences only to yield suboptimal yet relatively low return loss. In addition, we would expect the features modulating participants responses more strongly to lead to larger return losses when omitted from the preferences. In line with our expectations, we observe that the preference policy of the full model leads to some return loss. However, the loss is lower than the stochastic policy (grey line), indicating that relying on preference policy is better than simply responding randomly in each state (</w:t>
+      </w:r>
+      <w:hyperlink w:anchor="fig-task-features">
+        <w:r>
+          <w:rPr>
+            <w:rStyle w:val="Hyperlink"/>
+          </w:rPr>
+          <w:t xml:space="preserve">Figure 5</w:t>
+        </w:r>
+      </w:hyperlink>
+      <w:r>
+        <w:t xml:space="preserve"> </w:t>
+      </w:r>
+      <w:r>
+        <w:t xml:space="preserve">B). Furthermore, we observed that while preference policies ignoring current and future costs (CC and FC in</w:t>
+      </w:r>
+      <w:r>
+        <w:t xml:space="preserve"> </w:t>
+      </w:r>
+      <w:hyperlink w:anchor="fig-task-features">
+        <w:r>
+          <w:rPr>
+            <w:rStyle w:val="Hyperlink"/>
+          </w:rPr>
+          <w:t xml:space="preserve">Figure 5</w:t>
+        </w:r>
+      </w:hyperlink>
+      <w:r>
+        <w:t xml:space="preserve"> </w:t>
+      </w:r>
+      <w:r>
+        <w:t xml:space="preserve">B) do not lead to a large decrease in return compared to the full preference policy, ignoring the offer leads to large loss in return. The largest loss in return occurs when ignoring the energy factor, resulting in even worst performance than a purely stochastic policy. These results indicate that participants preferences do not reflect maladaptive biases by overgeneralizing relevance of certain features from other contexts but rather constitute adaptive biases enabling good enough choice when planning cannot be pursued.</w:t>
+      </w:r>
+    </w:p>
+    <w:p>
+      <w:pPr>
+        <w:pStyle w:val="BodyText"/>
+      </w:pPr>
+      <w:r>
+        <w:t xml:space="preserve">How do participants derive such adaptive preferences? A potential explanation is that participants have access to some approximation of the marginal action probability associated with each factor of the task under the optimal policy (of how often should an offer of 1 be accepted, across all energy and costs levels for example). To explore whether this might be the underlying mechanisms for participants preferences, we computed the factor dependent marginal action probability under the optimal policy.</w:t>
+      </w:r>
+      <w:r>
+        <w:t xml:space="preserve"> </w:t>
+      </w:r>
+      <w:hyperlink w:anchor="fig-task-features">
+        <w:r>
+          <w:rPr>
+            <w:rStyle w:val="Hyperlink"/>
+          </w:rPr>
+          <w:t xml:space="preserve">Figure 5</w:t>
+        </w:r>
+      </w:hyperlink>
+      <w:r>
+        <w:t xml:space="preserve"> </w:t>
+      </w:r>
+      <w:r>
+        <w:t xml:space="preserve">C displays the preferences parameters against the marginal action probability. , showing that participants preferences closely reflect the feature specific marginal action probability of the optimal policy. Overall, participants preferences closely reflect the feature specific marginal action probability of the optimal policy, with some notable deviations. In the case of offer, preferences are lower than marginal action probability when offers are low (1 and 2), and significantly higher when offers are high (3 and 4). Across all other tasks levels, participants preferences are larger than marginal action probability, suggestive of an optimistic bias (i.e. tendency to accept offers more often than they should). Nonetheless, the overall similarities between both variables suggest that this is a plausible explanation of participants preferences.</w:t>
+      </w:r>
+    </w:p>
+    <w:p>
+      <w:pPr>
+        <w:pStyle w:val="BodyText"/>
       </w:pPr>
       <w:r>
         <w:rPr>
@@ -7039,19 +8950,112 @@
         </w:r>
       </w:hyperlink>
     </w:p>
-    <w:bookmarkEnd w:id="53"/>
-    <w:bookmarkStart w:id="54" w:name="acknowledgements"/>
-    <w:p>
-      <w:pPr>
-        <w:pStyle w:val="Heading2"/>
-      </w:pPr>
-      <w:r>
-        <w:t xml:space="preserve">5 Acknowledgements</w:t>
+    <w:bookmarkEnd w:id="52"/>
+    <w:bookmarkStart w:id="57" w:name="reaction-times"/>
+    <w:p>
+      <w:pPr>
+        <w:pStyle w:val="Heading3"/>
+      </w:pPr>
+      <w:r>
+        <w:t xml:space="preserve">3.3 Reaction times</w:t>
       </w:r>
     </w:p>
     <w:p>
       <w:pPr>
         <w:pStyle w:val="FirstParagraph"/>
+      </w:pPr>
+      <w:r>
+        <w:t xml:space="preserve">Under our hypothesis, the degree to which participants engage in planning should depend on the strength of participants preferences, which should be reflected in RTs (the less planning, the faster the RTs). Previous studies have shown that participants RT is positively correlated with planning conflict, indicating that less planning is required when the value associated with each action is more clearly distinct</w:t>
+      </w:r>
+      <w:r>
+        <w:t xml:space="preserve"> </w:t>
+      </w:r>
+      <w:r>
+        <w:t xml:space="preserve">(Ott et al. 2022a)</w:t>
+      </w:r>
+      <w:r>
+        <w:t xml:space="preserve">. We therefore predicted that the effect of preferences should modulate the effect of planning conflict: when participants preferences are strong, they engage less in planning overall, resulting in a lower dependence between RT and conflict.</w:t>
+      </w:r>
+    </w:p>
+    <w:p>
+      <w:pPr>
+        <w:pStyle w:val="BodyText"/>
+      </w:pPr>
+      <w:r>
+        <w:t xml:space="preserve">In line with our prediction, we observed that participants RT was influenced by conflict, preferences an the interaction between the two (see</w:t>
+      </w:r>
+      <w:r>
+        <w:t xml:space="preserve"> </w:t>
+      </w:r>
+      <w:hyperlink w:anchor="fig-rt">
+        <w:r>
+          <w:rPr>
+            <w:rStyle w:val="Hyperlink"/>
+          </w:rPr>
+          <w:t xml:space="preserve">Figure 6</w:t>
+        </w:r>
+      </w:hyperlink>
+      <w:r>
+        <w:t xml:space="preserve"> </w:t>
+      </w:r>
+      <w:r>
+        <w:t xml:space="preserve">A). This result extend on the previous findings showing that participants do not rely on planning to the same extent across all states of the task. Our results suggest that rather than splitting the task in independent contexts and engaging in planning to a different extent across those</w:t>
+      </w:r>
+      <w:r>
+        <w:t xml:space="preserve"> </w:t>
+      </w:r>
+      <w:r>
+        <w:t xml:space="preserve">(Ott et al. 2022a)</w:t>
+      </w:r>
+      <w:r>
+        <w:t xml:space="preserve">, the differential amount of planning across states instead reflects the interaction between preference and conflict strength. The positive interaction (see</w:t>
+      </w:r>
+      <w:r>
+        <w:t xml:space="preserve"> </w:t>
+      </w:r>
+      <w:hyperlink w:anchor="fig-rt">
+        <w:r>
+          <w:rPr>
+            <w:rStyle w:val="Hyperlink"/>
+          </w:rPr>
+          <w:t xml:space="preserve">Figure 6</w:t>
+        </w:r>
+      </w:hyperlink>
+      <w:r>
+        <w:t xml:space="preserve"> </w:t>
+      </w:r>
+      <w:r>
+        <w:t xml:space="preserve">A) between conflict and preferences indicate that the dependence of planning on the degree of conflict is modulated by the strength of participants’ preferences. As can be seen in</w:t>
+      </w:r>
+      <w:r>
+        <w:t xml:space="preserve"> </w:t>
+      </w:r>
+      <w:hyperlink w:anchor="fig-rt">
+        <w:r>
+          <w:rPr>
+            <w:rStyle w:val="Hyperlink"/>
+          </w:rPr>
+          <w:t xml:space="preserve">Figure 6</w:t>
+        </w:r>
+      </w:hyperlink>
+      <w:r>
+        <w:t xml:space="preserve"> </w:t>
+      </w:r>
+      <w:r>
+        <w:t xml:space="preserve">B, planning depends little on conflict when preferences are strong (entropy close to 0), but increasingly when preferences grow weaker (preference entropy of 0.5 or 1.0).</w:t>
+      </w:r>
+    </w:p>
+    <w:p>
+      <w:pPr>
+        <w:pStyle w:val="BodyText"/>
+      </w:pPr>
+      <w:r>
+        <w:t xml:space="preserve">In other words, when preferences or planning signals are clear, participants do not engage much effort in planning. Participants dedicate most efforts in planning when preferences and planning signals are both weak. Combined with the choice model, these results indicate that participants engage in forward planning only to reduce the current uncertainty in their choice if their preferences are uncertain.</w:t>
+      </w:r>
+    </w:p>
+    <w:p>
+      <w:pPr>
+        <w:pStyle w:val="BodyText"/>
       </w:pPr>
       <w:r>
         <w:rPr>
@@ -7075,33 +9079,85 @@
         </w:r>
       </w:hyperlink>
     </w:p>
-    <w:bookmarkEnd w:id="54"/>
-    <w:bookmarkStart w:id="55" w:name="data-and-code-statement"/>
-    <w:p>
-      <w:pPr>
-        <w:pStyle w:val="Heading2"/>
-      </w:pPr>
-      <w:r>
-        <w:t xml:space="preserve">6 Data and code statement</w:t>
-      </w:r>
-    </w:p>
-    <w:p>
-      <w:pPr>
-        <w:pStyle w:val="FirstParagraph"/>
-      </w:pPr>
-      <w:r>
-        <w:t xml:space="preserve">All data used in this paper were previously published as part of</w:t>
-      </w:r>
-      <w:r>
-        <w:t xml:space="preserve"> </w:t>
-      </w:r>
-      <w:r>
-        <w:t xml:space="preserve">Ott et al. (2022a)</w:t>
-      </w:r>
-      <w:r>
-        <w:t xml:space="preserve">, and are available at https://zenodo.org/records/6328296. Code can be found on github https://github.com/AlexLepauvre/state_abstraction_paper. In addition, we’ve created a custom toolbox to implement reinforcement learning algorithm, which can be found here: https://github.com/AlexLepauvre/state-abstraction</w:t>
-      </w:r>
-    </w:p>
+    <w:tbl>
+      <w:tblPr>
+        <w:tblStyle w:val="Table"/>
+        <w:tblW w:type="pct" w:w="5000"/>
+        <w:tblLayout w:type="fixed"/>
+        <w:tblLook w:firstRow="0" w:lastRow="0" w:firstColumn="0" w:lastColumn="0" w:noHBand="0" w:noVBand="0" w:val="0000"/>
+      </w:tblPr>
+      <w:tblGrid>
+        <w:gridCol w:w="7920"/>
+      </w:tblGrid>
+      <w:tr>
+        <w:tc>
+          <w:tcPr/>
+          <w:bookmarkStart w:id="56" w:name="fig-rt"/>
+          <w:p>
+            <w:pPr>
+              <w:pStyle w:val="Compact"/>
+              <w:jc w:val="center"/>
+            </w:pPr>
+            <w:r>
+              <w:drawing>
+                <wp:inline>
+                  <wp:extent cx="5334000" cy="3824902"/>
+                  <wp:effectExtent b="0" l="0" r="0" t="0"/>
+                  <wp:docPr descr="" title="" id="54" name="Picture"/>
+                  <a:graphic>
+                    <a:graphicData uri="http://schemas.openxmlformats.org/drawingml/2006/picture">
+                      <pic:pic>
+                        <pic:nvPicPr>
+                          <pic:cNvPr descr="index_files/figure-docx/fig-rt-output-2.png" id="55" name="Picture"/>
+                          <pic:cNvPicPr>
+                            <a:picLocks noChangeArrowheads="1" noChangeAspect="1"/>
+                          </pic:cNvPicPr>
+                        </pic:nvPicPr>
+                        <pic:blipFill>
+                          <a:blip r:embed="rId53"/>
+                          <a:stretch>
+                            <a:fillRect/>
+                          </a:stretch>
+                        </pic:blipFill>
+                        <pic:spPr bwMode="auto">
+                          <a:xfrm>
+                            <a:off x="0" y="0"/>
+                            <a:ext cx="5334000" cy="3824902"/>
+                          </a:xfrm>
+                          <a:prstGeom prst="rect">
+                            <a:avLst/>
+                          </a:prstGeom>
+                          <a:noFill/>
+                          <a:ln w="9525">
+                            <a:noFill/>
+                            <a:headEnd/>
+                            <a:tailEnd/>
+                          </a:ln>
+                        </pic:spPr>
+                      </pic:pic>
+                    </a:graphicData>
+                  </a:graphic>
+                </wp:inline>
+              </w:drawing>
+            </w:r>
+          </w:p>
+          <w:p>
+            <w:pPr>
+              <w:jc w:val="center"/>
+            </w:pPr>
+            <w:pPr>
+              <w:jc w:val="left"/>
+              <w:spacing w:before="200"/>
+              <w:pStyle w:val="ImageCaption"/>
+            </w:pPr>
+            <w:r>
+              <w:t xml:space="preserve">Figure 6: Results of reaction time models. (A) Comparison of the model of RT as a function of decision values and intermediate offer against the model of RT as a function of decision values and preferences. (B) Posterior distribution of the fitted parameter. (C) Posterior predictive curve depicting the predicted reaction time as a function of the conflict values, separately for preference entropy of 0, 0.5 and 1.0</w:t>
+            </w:r>
+          </w:p>
+          <w:bookmarkEnd w:id="56"/>
+        </w:tc>
+      </w:tr>
+    </w:tbl>
     <w:p>
       <w:pPr>
         <w:pStyle w:val="BodyText"/>
@@ -7128,19 +9184,144 @@
         </w:r>
       </w:hyperlink>
     </w:p>
-    <w:bookmarkEnd w:id="55"/>
-    <w:bookmarkStart w:id="79" w:name="references"/>
+    <w:bookmarkEnd w:id="57"/>
+    <w:bookmarkEnd w:id="58"/>
+    <w:bookmarkStart w:id="59" w:name="discussion"/>
     <w:p>
       <w:pPr>
         <w:pStyle w:val="Heading2"/>
       </w:pPr>
       <w:r>
-        <w:t xml:space="preserve">7 References</w:t>
+        <w:t xml:space="preserve">4 Discussion</w:t>
       </w:r>
     </w:p>
     <w:p>
       <w:pPr>
         <w:pStyle w:val="FirstParagraph"/>
+      </w:pPr>
+      <w:r>
+        <w:t xml:space="preserve">In this paper, we investigated the systematicity in participants deviations from optimalility in a complex sequential decision making task. Our results reveal that participants choice behaviours reflects the combination of planning and task-structured preferences which are integrated in a Bayesian-like fashion, such that the certainty of the preference component modulates the extent to which participants rely on planning for making their decision. Investigations of participants RT further indicates that participants dedicate less resources in planning when their preferences are strong. Finally, exploring the impact of task features on reward maximization revealed that participants preferences are adapted to the task, enabling them to still obtain adequate returns in case planning is not feasible due to resource constraints.</w:t>
+      </w:r>
+    </w:p>
+    <w:p>
+      <w:pPr>
+        <w:pStyle w:val="BodyText"/>
+      </w:pPr>
+      <w:r>
+        <w:t xml:space="preserve">Our results constitute an important reframing of participants deviation from optimal behaviour. In the literature, biases are typically considered to be maladaptive nuisance effects, leading participants to behave poorly. Our results suggest that participants preferences constitute a compact summaries of task structure that help guide behavior when exhaustive planning is costly, when there is no time or when planning comes with high uncertainty. This framing aligns with the recently proposed policy compression framework, in which it has been shown that biases towards most frequent actions are instruemntal in maximizing returns: for an agent under resource constraints, the optimal policy integrates planning with marginal action distribution under the optimal policy which constitutes participants prior over action. Our present study however extends on this idea, by showing that rather than integrating planning with state independent priors over actions, participants rely on state dependent preferences. This is an important addition to the policy compression framework, which to our knowledge as only been tested in relatively simple decision making tasks. In most complex tasks, a state independent action prior would not yield to a much better outcome than just chosing responses randomly (as was the case in our task). It is therefore likely that to solve real world, complex problems, humans are able to keep track or approximate adequate responses preferences associated with relevant dimensions of the environment to maximize their return when they are unable to obtain fully certain or accuracy planning values.</w:t>
+      </w:r>
+    </w:p>
+    <w:p>
+      <w:pPr>
+        <w:pStyle w:val="BodyText"/>
+      </w:pPr>
+      <w:r>
+        <w:t xml:space="preserve">Importantly, despite the use of exhaustive planning with reinforcement learning algorithm to obtain action values in our task, it is unlikely that planning is implemented in this way in the brain, as it would be prohibitively expansive to do so for large state spaces. More biologically plausible alternatives have been proposed, such as sampling methods, reply, partial tree search and approximate value computations. We are not committed to either of these alternatives, as our main interest in the paper was to investigate the structure underlying participants deviations from planning. The observation that RT depends on the interaction between preferences strength and decision conflict suggests that whichever algorithm implements action value implementation in the brain, the extent of the computations can be controlled to obtain more or less precise estimates depending on the specific circumstances in which planning is called into action.</w:t>
+      </w:r>
+    </w:p>
+    <w:p>
+      <w:pPr>
+        <w:numPr>
+          <w:ilvl w:val="0"/>
+          <w:numId w:val="1001"/>
+        </w:numPr>
+      </w:pPr>
+      <w:r>
+        <w:t xml:space="preserve">Discuss bigger picture: Biases are often treated as defects, nuisance terms, or deviations from rational planning. Your results suggest a different interpretation. In complex tasks, biases may reflect priors: compact summaries of task structure that help guide behavior when exhaustive planning is costly, when there is no time, when planning comes up with high uncertainty.</w:t>
+      </w:r>
+    </w:p>
+    <w:p>
+      <w:pPr>
+        <w:numPr>
+          <w:ilvl w:val="0"/>
+          <w:numId w:val="1001"/>
+        </w:numPr>
+      </w:pPr>
+      <w:r>
+        <w:t xml:space="preserve">Discuss that we don’t imply that planning is done in the exhaustive way. Planning could be implemented by sampling, replay, partial tree search, or approximate value computation.</w:t>
+      </w:r>
+    </w:p>
+    <w:p>
+      <w:pPr>
+        <w:numPr>
+          <w:ilvl w:val="0"/>
+          <w:numId w:val="1001"/>
+        </w:numPr>
+      </w:pPr>
+      <w:r>
+        <w:t xml:space="preserve">Discuss that we speculate that preference should read as priors and that we can’t show this here but the active inference framework offers itself here. And these are priors over policies, maybe good connection to your next point and connect to reinforcement learning findings:</w:t>
+      </w:r>
+    </w:p>
+    <w:p>
+      <w:pPr>
+        <w:numPr>
+          <w:ilvl w:val="0"/>
+          <w:numId w:val="1001"/>
+        </w:numPr>
+      </w:pPr>
+      <w:r>
+        <w:t xml:space="preserve">Discuss how the results relate to the notion of computational rationality and policy compression</w:t>
+      </w:r>
+      <w:r>
+        <w:t xml:space="preserve"> </w:t>
+      </w:r>
+      <w:r>
+        <w:t xml:space="preserve">In policy compression framework, planning is complemented by the marginal action probability which is taken to constitute a prior over action. Our use of preferences constitutes an extension to it. Instead of considering marginal probability across states, our preferences define action probability based on the structure of the task, informing the default policy of subjects beyond what is done in traditional policy compression. Or put differently, in policy compression, assuming that participants are under too much pressure to rely on planning, participants should rely on state independent action prior, which is very restrictive and probably not adaptive. It is likely that participants rely on more information to make adaptive decisions even when planning is limited. Our Preferences offer a solution to this</w:t>
+      </w:r>
+    </w:p>
+    <w:p>
+      <w:pPr>
+        <w:numPr>
+          <w:ilvl w:val="0"/>
+          <w:numId w:val="1001"/>
+        </w:numPr>
+      </w:pPr>
+      <w:r>
+        <w:t xml:space="preserve">Discuss how the results relate to Sarah’s model (2024 PLoS CB paper) and the idea of Certainty-based stopping criterion</w:t>
+      </w:r>
+    </w:p>
+    <w:p>
+      <w:pPr>
+        <w:numPr>
+          <w:ilvl w:val="0"/>
+          <w:numId w:val="1001"/>
+        </w:numPr>
+      </w:pPr>
+      <w:r>
+        <w:t xml:space="preserve">Discuss how the results relate to the traditional distinction between habits and goal directed. Preferences might reflect the habit process, and our results might indicate that both modules are at play, just that planning kicks in only if habits are weak, also in line with Sarah’s work on balancing habits and goal directed behaviour paper from 2021</w:t>
+      </w:r>
+    </w:p>
+    <w:p>
+      <w:pPr>
+        <w:numPr>
+          <w:ilvl w:val="0"/>
+          <w:numId w:val="1001"/>
+        </w:numPr>
+      </w:pPr>
+      <w:r>
+        <w:t xml:space="preserve">A limitation of the present work is we assume that preferences are fixed, thought they are likely to be dynamically updated throughout the task. Future work should aim to characterize preferences update mechanisms, by dynamically updating both the reward and transitional probabilty structure of the task, either in a gradually or chunk-wise (i.e. having separate experimental blocks with different task structures).</w:t>
+      </w:r>
+    </w:p>
+    <w:p>
+      <w:pPr>
+        <w:pStyle w:val="FirstParagraph"/>
+      </w:pPr>
+      <w:r>
+        <w:t xml:space="preserve">Similarly, Bayesian models of planning depth formalize the decision of how much to plan as a meta-decision about the value of further tree search</w:t>
+      </w:r>
+      <w:r>
+        <w:t xml:space="preserve"> </w:t>
+      </w:r>
+      <w:r>
+        <w:t xml:space="preserve">(Kuperwajs and Ma 2021)</w:t>
+      </w:r>
+      <w:r>
+        <w:t xml:space="preserve">.</w:t>
+      </w:r>
+    </w:p>
+    <w:p>
+      <w:pPr>
+        <w:pStyle w:val="BodyText"/>
       </w:pPr>
       <w:r>
         <w:rPr>
@@ -7164,8 +9345,133 @@
         </w:r>
       </w:hyperlink>
     </w:p>
-    <w:bookmarkStart w:id="78" w:name="refs"/>
-    <w:bookmarkStart w:id="56" w:name="ref-abril2023pymc"/>
+    <w:bookmarkEnd w:id="59"/>
+    <w:bookmarkStart w:id="60" w:name="acknowledgements"/>
+    <w:p>
+      <w:pPr>
+        <w:pStyle w:val="Heading2"/>
+      </w:pPr>
+      <w:r>
+        <w:t xml:space="preserve">5 Acknowledgements</w:t>
+      </w:r>
+    </w:p>
+    <w:p>
+      <w:pPr>
+        <w:pStyle w:val="FirstParagraph"/>
+      </w:pPr>
+      <w:r>
+        <w:rPr>
+          <w:vertAlign w:val="subscript"/>
+        </w:rPr>
+        <w:t xml:space="preserve">Source:</w:t>
+      </w:r>
+      <w:r>
+        <w:rPr>
+          <w:vertAlign w:val="subscript"/>
+        </w:rPr>
+        <w:t xml:space="preserve"> </w:t>
+      </w:r>
+      <w:hyperlink r:id="rId9">
+        <w:r>
+          <w:rPr>
+            <w:rStyle w:val="Hyperlink"/>
+            <w:vertAlign w:val="subscript"/>
+          </w:rPr>
+          <w:t xml:space="preserve">Article Notebook</w:t>
+        </w:r>
+      </w:hyperlink>
+    </w:p>
+    <w:bookmarkEnd w:id="60"/>
+    <w:bookmarkStart w:id="61" w:name="data-and-code-statement"/>
+    <w:p>
+      <w:pPr>
+        <w:pStyle w:val="Heading2"/>
+      </w:pPr>
+      <w:r>
+        <w:t xml:space="preserve">6 Data and code statement</w:t>
+      </w:r>
+    </w:p>
+    <w:p>
+      <w:pPr>
+        <w:pStyle w:val="FirstParagraph"/>
+      </w:pPr>
+      <w:r>
+        <w:t xml:space="preserve">All data used in this paper were previously published as part of</w:t>
+      </w:r>
+      <w:r>
+        <w:t xml:space="preserve"> </w:t>
+      </w:r>
+      <w:r>
+        <w:t xml:space="preserve">Ott et al. (2022a)</w:t>
+      </w:r>
+      <w:r>
+        <w:t xml:space="preserve">, and are available at https://zenodo.org/records/6328296. Code can be found on github https://github.com/AlexLepauvre/state_abstraction_paper. In addition, we’ve created a custom toolbox to implement reinforcement learning algorithm, which can be found here: https://github.com/AlexLepauvre/state-abstraction</w:t>
+      </w:r>
+    </w:p>
+    <w:p>
+      <w:pPr>
+        <w:pStyle w:val="BodyText"/>
+      </w:pPr>
+      <w:r>
+        <w:rPr>
+          <w:vertAlign w:val="subscript"/>
+        </w:rPr>
+        <w:t xml:space="preserve">Source:</w:t>
+      </w:r>
+      <w:r>
+        <w:rPr>
+          <w:vertAlign w:val="subscript"/>
+        </w:rPr>
+        <w:t xml:space="preserve"> </w:t>
+      </w:r>
+      <w:hyperlink r:id="rId9">
+        <w:r>
+          <w:rPr>
+            <w:rStyle w:val="Hyperlink"/>
+            <w:vertAlign w:val="subscript"/>
+          </w:rPr>
+          <w:t xml:space="preserve">Article Notebook</w:t>
+        </w:r>
+      </w:hyperlink>
+    </w:p>
+    <w:bookmarkEnd w:id="61"/>
+    <w:bookmarkStart w:id="84" w:name="references"/>
+    <w:p>
+      <w:pPr>
+        <w:pStyle w:val="Heading2"/>
+      </w:pPr>
+      <w:r>
+        <w:t xml:space="preserve">7 References</w:t>
+      </w:r>
+    </w:p>
+    <w:p>
+      <w:pPr>
+        <w:pStyle w:val="FirstParagraph"/>
+      </w:pPr>
+      <w:r>
+        <w:rPr>
+          <w:vertAlign w:val="subscript"/>
+        </w:rPr>
+        <w:t xml:space="preserve">Source:</w:t>
+      </w:r>
+      <w:r>
+        <w:rPr>
+          <w:vertAlign w:val="subscript"/>
+        </w:rPr>
+        <w:t xml:space="preserve"> </w:t>
+      </w:r>
+      <w:hyperlink r:id="rId9">
+        <w:r>
+          <w:rPr>
+            <w:rStyle w:val="Hyperlink"/>
+            <w:vertAlign w:val="subscript"/>
+          </w:rPr>
+          <w:t xml:space="preserve">Article Notebook</w:t>
+        </w:r>
+      </w:hyperlink>
+    </w:p>
+    <w:bookmarkStart w:id="83" w:name="refs"/>
+    <w:bookmarkStart w:id="62" w:name="ref-abril2023pymc"/>
     <w:p>
       <w:pPr>
         <w:pStyle w:val="Bibliography"/>
@@ -7199,8 +9505,8 @@
         <w:t xml:space="preserve">9: e1516.</w:t>
       </w:r>
     </w:p>
-    <w:bookmarkEnd w:id="56"/>
-    <w:bookmarkStart w:id="58" w:name="ref-Capretto2022"/>
+    <w:bookmarkEnd w:id="62"/>
+    <w:bookmarkStart w:id="64" w:name="ref-Capretto2022"/>
     <w:p>
       <w:pPr>
         <w:pStyle w:val="Bibliography"/>
@@ -7233,7 +9539,7 @@
       <w:r>
         <w:t xml:space="preserve"> </w:t>
       </w:r>
-      <w:hyperlink r:id="rId57">
+      <w:hyperlink r:id="rId63">
         <w:r>
           <w:rPr>
             <w:rStyle w:val="Hyperlink"/>
@@ -7245,8 +9551,8 @@
         <w:t xml:space="preserve">.</w:t>
       </w:r>
     </w:p>
-    <w:bookmarkEnd w:id="58"/>
-    <w:bookmarkStart w:id="59" w:name="ref-clark2013whatever"/>
+    <w:bookmarkEnd w:id="64"/>
+    <w:bookmarkStart w:id="65" w:name="ref-clark2013whatever"/>
     <w:p>
       <w:pPr>
         <w:pStyle w:val="Bibliography"/>
@@ -7277,8 +9583,8 @@
         <w:t xml:space="preserve">36 (3): 181–204.</w:t>
       </w:r>
     </w:p>
-    <w:bookmarkEnd w:id="59"/>
-    <w:bookmarkStart w:id="60" w:name="ref-friston2010free"/>
+    <w:bookmarkEnd w:id="65"/>
+    <w:bookmarkStart w:id="66" w:name="ref-friston2010free"/>
     <w:p>
       <w:pPr>
         <w:pStyle w:val="Bibliography"/>
@@ -7309,8 +9615,8 @@
         <w:t xml:space="preserve">11 (2): 127–38.</w:t>
       </w:r>
     </w:p>
-    <w:bookmarkEnd w:id="60"/>
-    <w:bookmarkStart w:id="61" w:name="ref-gershman2015computational"/>
+    <w:bookmarkEnd w:id="66"/>
+    <w:bookmarkStart w:id="67" w:name="ref-gershman2015computational"/>
     <w:p>
       <w:pPr>
         <w:pStyle w:val="Bibliography"/>
@@ -7341,20 +9647,52 @@
         <w:t xml:space="preserve">349 (6245): 273–78.</w:t>
       </w:r>
     </w:p>
-    <w:bookmarkEnd w:id="61"/>
-    <w:bookmarkStart w:id="62" w:name="ref-ho2022people"/>
+    <w:bookmarkEnd w:id="67"/>
+    <w:bookmarkStart w:id="68" w:name="ref-knill2004bayesian"/>
     <w:p>
       <w:pPr>
         <w:pStyle w:val="Bibliography"/>
       </w:pPr>
       <w:r>
-        <w:t xml:space="preserve">Ho, Mark K, David Abel, Carlos G Correa, Michael L Littman, Jonathan D Cohen, and Thomas L Griffiths. 2022.</w:t>
-      </w:r>
-      <w:r>
-        <w:t xml:space="preserve"> </w:t>
-      </w:r>
-      <w:r>
-        <w:t xml:space="preserve">“People Construct Simplified Mental Representations to Plan.”</w:t>
+        <w:t xml:space="preserve">Knill, David C, and Alexandre Pouget. 2004.</w:t>
+      </w:r>
+      <w:r>
+        <w:t xml:space="preserve"> </w:t>
+      </w:r>
+      <w:r>
+        <w:t xml:space="preserve">“The Bayesian Brain: The Role of Uncertainty in Neural Coding and Computation.”</w:t>
+      </w:r>
+      <w:r>
+        <w:t xml:space="preserve"> </w:t>
+      </w:r>
+      <w:r>
+        <w:rPr>
+          <w:i/>
+          <w:iCs/>
+        </w:rPr>
+        <w:t xml:space="preserve">TRENDS in Neurosciences</w:t>
+      </w:r>
+      <w:r>
+        <w:t xml:space="preserve"> </w:t>
+      </w:r>
+      <w:r>
+        <w:t xml:space="preserve">27 (12): 712–19.</w:t>
+      </w:r>
+    </w:p>
+    <w:bookmarkEnd w:id="68"/>
+    <w:bookmarkStart w:id="69" w:name="ref-kording2004bayesian"/>
+    <w:p>
+      <w:pPr>
+        <w:pStyle w:val="Bibliography"/>
+      </w:pPr>
+      <w:r>
+        <w:t xml:space="preserve">Körding, Konrad P, and Daniel M Wolpert. 2004.</w:t>
+      </w:r>
+      <w:r>
+        <w:t xml:space="preserve"> </w:t>
+      </w:r>
+      <w:r>
+        <w:t xml:space="preserve">“Bayesian Integration in Sensorimotor Learning.”</w:t>
       </w:r>
       <w:r>
         <w:t xml:space="preserve"> </w:t>
@@ -7370,75 +9708,11 @@
         <w:t xml:space="preserve"> </w:t>
       </w:r>
       <w:r>
-        <w:t xml:space="preserve">606 (7912): 129–36.</w:t>
-      </w:r>
-    </w:p>
-    <w:bookmarkEnd w:id="62"/>
-    <w:bookmarkStart w:id="63" w:name="ref-knill2004bayesian"/>
-    <w:p>
-      <w:pPr>
-        <w:pStyle w:val="Bibliography"/>
-      </w:pPr>
-      <w:r>
-        <w:t xml:space="preserve">Knill, David C, and Alexandre Pouget. 2004.</w:t>
-      </w:r>
-      <w:r>
-        <w:t xml:space="preserve"> </w:t>
-      </w:r>
-      <w:r>
-        <w:t xml:space="preserve">“The Bayesian Brain: The Role of Uncertainty in Neural Coding and Computation.”</w:t>
-      </w:r>
-      <w:r>
-        <w:t xml:space="preserve"> </w:t>
-      </w:r>
-      <w:r>
-        <w:rPr>
-          <w:i/>
-          <w:iCs/>
-        </w:rPr>
-        <w:t xml:space="preserve">TRENDS in Neurosciences</w:t>
-      </w:r>
-      <w:r>
-        <w:t xml:space="preserve"> </w:t>
-      </w:r>
-      <w:r>
-        <w:t xml:space="preserve">27 (12): 712–19.</w:t>
-      </w:r>
-    </w:p>
-    <w:bookmarkEnd w:id="63"/>
-    <w:bookmarkStart w:id="64" w:name="ref-kording2004bayesian"/>
-    <w:p>
-      <w:pPr>
-        <w:pStyle w:val="Bibliography"/>
-      </w:pPr>
-      <w:r>
-        <w:t xml:space="preserve">Körding, Konrad P, and Daniel M Wolpert. 2004.</w:t>
-      </w:r>
-      <w:r>
-        <w:t xml:space="preserve"> </w:t>
-      </w:r>
-      <w:r>
-        <w:t xml:space="preserve">“Bayesian Integration in Sensorimotor Learning.”</w:t>
-      </w:r>
-      <w:r>
-        <w:t xml:space="preserve"> </w:t>
-      </w:r>
-      <w:r>
-        <w:rPr>
-          <w:i/>
-          <w:iCs/>
-        </w:rPr>
-        <w:t xml:space="preserve">Nature</w:t>
-      </w:r>
-      <w:r>
-        <w:t xml:space="preserve"> </w:t>
-      </w:r>
-      <w:r>
         <w:t xml:space="preserve">427 (6971): 244–47.</w:t>
       </w:r>
     </w:p>
-    <w:bookmarkEnd w:id="64"/>
-    <w:bookmarkStart w:id="65" w:name="ref-kuperwajs2021planning"/>
+    <w:bookmarkEnd w:id="69"/>
+    <w:bookmarkStart w:id="70" w:name="ref-kuperwajs2021planning"/>
     <w:p>
       <w:pPr>
         <w:pStyle w:val="Bibliography"/>
@@ -7469,8 +9743,8 @@
         <w:t xml:space="preserve">43.</w:t>
       </w:r>
     </w:p>
-    <w:bookmarkEnd w:id="65"/>
-    <w:bookmarkStart w:id="66" w:name="ref-lai2021policy"/>
+    <w:bookmarkEnd w:id="70"/>
+    <w:bookmarkStart w:id="71" w:name="ref-lai2021policy"/>
     <w:p>
       <w:pPr>
         <w:pStyle w:val="Bibliography"/>
@@ -7504,8 +9778,8 @@
         <w:t xml:space="preserve">, vol. 74. Elsevier.</w:t>
       </w:r>
     </w:p>
-    <w:bookmarkEnd w:id="66"/>
-    <w:bookmarkStart w:id="67" w:name="ref-lai2024human"/>
+    <w:bookmarkEnd w:id="71"/>
+    <w:bookmarkStart w:id="72" w:name="ref-lai2024human"/>
     <w:p>
       <w:pPr>
         <w:pStyle w:val="Bibliography"/>
@@ -7536,8 +9810,8 @@
         <w:t xml:space="preserve">20 (4): e1012057.</w:t>
       </w:r>
     </w:p>
-    <w:bookmarkEnd w:id="67"/>
-    <w:bookmarkStart w:id="68" w:name="ref-lee2003hierarchical"/>
+    <w:bookmarkEnd w:id="72"/>
+    <w:bookmarkStart w:id="73" w:name="ref-lee2003hierarchical"/>
     <w:p>
       <w:pPr>
         <w:pStyle w:val="Bibliography"/>
@@ -7568,8 +9842,8 @@
         <w:t xml:space="preserve">20 (7): 1434–48.</w:t>
       </w:r>
     </w:p>
-    <w:bookmarkEnd w:id="68"/>
-    <w:bookmarkStart w:id="70" w:name="ref-ott2022forward"/>
+    <w:bookmarkEnd w:id="73"/>
+    <w:bookmarkStart w:id="75" w:name="ref-ott2022forward"/>
     <w:p>
       <w:pPr>
         <w:pStyle w:val="Bibliography"/>
@@ -7602,7 +9876,7 @@
       <w:r>
         <w:t xml:space="preserve"> </w:t>
       </w:r>
-      <w:hyperlink r:id="rId69">
+      <w:hyperlink r:id="rId74">
         <w:r>
           <w:rPr>
             <w:rStyle w:val="Hyperlink"/>
@@ -7614,8 +9888,8 @@
         <w:t xml:space="preserve">.</w:t>
       </w:r>
     </w:p>
-    <w:bookmarkEnd w:id="70"/>
-    <w:bookmarkStart w:id="72" w:name="ref-ott2022forward-data"/>
+    <w:bookmarkEnd w:id="75"/>
+    <w:bookmarkStart w:id="77" w:name="ref-ott2022forward-data"/>
     <w:p>
       <w:pPr>
         <w:pStyle w:val="Bibliography"/>
@@ -7639,7 +9913,7 @@
       <w:r>
         <w:t xml:space="preserve"> </w:t>
       </w:r>
-      <w:hyperlink r:id="rId71">
+      <w:hyperlink r:id="rId76">
         <w:r>
           <w:rPr>
             <w:rStyle w:val="Hyperlink"/>
@@ -7651,8 +9925,8 @@
         <w:t xml:space="preserve">.</w:t>
       </w:r>
     </w:p>
-    <w:bookmarkEnd w:id="72"/>
-    <w:bookmarkStart w:id="73" w:name="ref-rao1999predictive"/>
+    <w:bookmarkEnd w:id="77"/>
+    <w:bookmarkStart w:id="78" w:name="ref-rao1999predictive"/>
     <w:p>
       <w:pPr>
         <w:pStyle w:val="Bibliography"/>
@@ -7683,8 +9957,8 @@
         <w:t xml:space="preserve">2 (1): 79–87.</w:t>
       </w:r>
     </w:p>
-    <w:bookmarkEnd w:id="73"/>
-    <w:bookmarkStart w:id="74" w:name="ref-schwobel2024joint"/>
+    <w:bookmarkEnd w:id="78"/>
+    <w:bookmarkStart w:id="79" w:name="ref-schwobel2024joint"/>
     <w:p>
       <w:pPr>
         <w:pStyle w:val="Bibliography"/>
@@ -7715,8 +9989,8 @@
         <w:t xml:space="preserve">20 (7): e1012228.</w:t>
       </w:r>
     </w:p>
-    <w:bookmarkEnd w:id="74"/>
-    <w:bookmarkStart w:id="75" w:name="ref-schwobel2021balancing"/>
+    <w:bookmarkEnd w:id="79"/>
+    <w:bookmarkStart w:id="80" w:name="ref-schwobel2021balancing"/>
     <w:p>
       <w:pPr>
         <w:pStyle w:val="Bibliography"/>
@@ -7747,8 +10021,8 @@
         <w:t xml:space="preserve">100: 102472.</w:t>
       </w:r>
     </w:p>
-    <w:bookmarkEnd w:id="75"/>
-    <w:bookmarkStart w:id="76" w:name="ref-sutton1998reinforcement"/>
+    <w:bookmarkEnd w:id="80"/>
+    <w:bookmarkStart w:id="81" w:name="ref-sutton1998reinforcement"/>
     <w:p>
       <w:pPr>
         <w:pStyle w:val="Bibliography"/>
@@ -7773,8 +10047,8 @@
         <w:t xml:space="preserve">. Vol. 1. MIT press Cambridge.</w:t>
       </w:r>
     </w:p>
-    <w:bookmarkEnd w:id="76"/>
-    <w:bookmarkStart w:id="77" w:name="ref-vehtari2017practical"/>
+    <w:bookmarkEnd w:id="81"/>
+    <w:bookmarkStart w:id="82" w:name="ref-vehtari2017practical"/>
     <w:p>
       <w:pPr>
         <w:pStyle w:val="Bibliography"/>
@@ -7805,9 +10079,9 @@
         <w:t xml:space="preserve">27 (5): 1413–32.</w:t>
       </w:r>
     </w:p>
-    <w:bookmarkEnd w:id="77"/>
-    <w:bookmarkEnd w:id="78"/>
-    <w:bookmarkEnd w:id="79"/>
+    <w:bookmarkEnd w:id="82"/>
+    <w:bookmarkEnd w:id="83"/>
+    <w:bookmarkEnd w:id="84"/>
     <w:sectPr>
       <w:footnotePr>
         <w:numRestart w:val="eachSect"/>

--- a/index.docx
+++ b/index.docx
@@ -31,7 +31,7 @@
         <w:pStyle w:val="Date"/>
       </w:pPr>
       <w:r>
-        <w:t xml:space="preserve">2026-06-05</w:t>
+        <w:t xml:space="preserve">2026-06-10</w:t>
       </w:r>
     </w:p>
     <w:p>
@@ -8371,7 +8371,7 @@
               <w:pStyle w:val="ImageCaption"/>
             </w:pPr>
             <w:r>
-              <w:t xml:space="preserve">Figure 4: Single participants fit and performances (A) Model fit for each participant. (B) Correlation between participants return and the fitted</w:t>
+              <w:t xml:space="preserve">Figure 4: Single participants fit and performances (A) Model fit for each participant, color coded per model of best fit. (B) Correlation between participants return and the fitted</w:t>
             </w:r>
             <w:r>
               <w:t xml:space="preserve"> </w:t>
@@ -8462,7 +8462,7 @@
               </m:sSub>
             </m:oMath>
             <w:r>
-              <w:t xml:space="preserve">. Same convention as (B) and model, color coded by model of best fit.</w:t>
+              <w:t xml:space="preserve">. Same convention as (B)</w:t>
             </w:r>
           </w:p>
           <w:bookmarkEnd w:id="46"/>
@@ -9200,7 +9200,7 @@
         <w:pStyle w:val="FirstParagraph"/>
       </w:pPr>
       <w:r>
-        <w:t xml:space="preserve">In this paper, we investigated the systematicity in participants deviations from optimalility in a complex sequential decision making task. Our results reveal that participants choice behaviours reflects the combination of planning and task-structured preferences which are integrated in a Bayesian-like fashion, such that the certainty of the preference component modulates the extent to which participants rely on planning for making their decision. Investigations of participants RT further indicates that participants dedicate less resources in planning when their preferences are strong. Finally, exploring the impact of task features on reward maximization revealed that participants preferences are adapted to the task, enabling them to still obtain adequate returns in case planning is not feasible due to resource constraints.</w:t>
+        <w:t xml:space="preserve">In this paper, we investigated the systematicity in participants deviations from optimalility in a complex sequential decision making task. Analysis of participants responses revealed that choices reflect a combination of planning and task-structured preferences which are integrated in a Bayesian-like fashion, such that the certainty of the preference component modulates the extent to which participants rely on planning for decision-making. Investigations of participants RT further indicates that participants dedicate less efforts to planning when their preferences are strong. Finally, exploring the impact of task features on reward maximization revealed that participants preferences are adapted to the task, enabling them to still obtain adequate returns in case planning is not feasible due to resource constraints.</w:t>
       </w:r>
     </w:p>
     <w:p>
@@ -9208,7 +9208,37 @@
         <w:pStyle w:val="BodyText"/>
       </w:pPr>
       <w:r>
-        <w:t xml:space="preserve">Our results constitute an important reframing of participants deviation from optimal behaviour. In the literature, biases are typically considered to be maladaptive nuisance effects, leading participants to behave poorly. Our results suggest that participants preferences constitute a compact summaries of task structure that help guide behavior when exhaustive planning is costly, when there is no time or when planning comes with high uncertainty. This framing aligns with the recently proposed policy compression framework, in which it has been shown that biases towards most frequent actions are instruemntal in maximizing returns: for an agent under resource constraints, the optimal policy integrates planning with marginal action distribution under the optimal policy which constitutes participants prior over action. Our present study however extends on this idea, by showing that rather than integrating planning with state independent priors over actions, participants rely on state dependent preferences. This is an important addition to the policy compression framework, which to our knowledge as only been tested in relatively simple decision making tasks. In most complex tasks, a state independent action prior would not yield to a much better outcome than just chosing responses randomly (as was the case in our task). It is therefore likely that to solve real world, complex problems, humans are able to keep track or approximate adequate responses preferences associated with relevant dimensions of the environment to maximize their return when they are unable to obtain fully certain or accuracy planning values.</w:t>
+        <w:t xml:space="preserve">To our knowledge, our study is the first to combined planning values derived from reinforcement learning with factorial regressors associated with each experimental conditions. Compuational approaches typically models participants behaviour using RL algorithm combined with flexible bias parameters, these bias parameters are generally considered to constitute nuisance effects that are to be removed to reveal the planning underneath</w:t>
+      </w:r>
+      <w:r>
+        <w:t xml:space="preserve"> </w:t>
+      </w:r>
+      <w:r>
+        <w:t xml:space="preserve">(Ott et al. 2022a, 2020; Huys et al. 2012; Ho et al. 2022; Schwartenbeck et al. 2015)</w:t>
+      </w:r>
+      <w:r>
+        <w:t xml:space="preserve">. In contrast, experimental work typically models behaviour or neural responses using hierarchical models incorporating all factors of the task to test hypotheses regarding predicted impact of experimental manipulations on measured responses</w:t>
+      </w:r>
+      <w:r>
+        <w:t xml:space="preserve"> </w:t>
+      </w:r>
+      <w:r>
+        <w:t xml:space="preserve">(Barr et al. 2013; Baayen and Milin 2010;</w:t>
+      </w:r>
+      <w:r>
+        <w:t xml:space="preserve"> </w:t>
+      </w:r>
+      <w:r>
+        <w:t xml:space="preserve">Ashburner et al.</w:t>
+      </w:r>
+      <w:r>
+        <w:t xml:space="preserve"> </w:t>
+      </w:r>
+      <w:r>
+        <w:t xml:space="preserve">2014; Singmann and Kellen 2019)</w:t>
+      </w:r>
+      <w:r>
+        <w:t xml:space="preserve">. Combining both approaches into a unified model indicates that in sequential decision making tasks, participants supplement costly planning with biases reflecting the task structure to enable fast and efficient decisions.</w:t>
       </w:r>
     </w:p>
     <w:p>
@@ -9216,107 +9246,145 @@
         <w:pStyle w:val="BodyText"/>
       </w:pPr>
       <w:r>
-        <w:t xml:space="preserve">Importantly, despite the use of exhaustive planning with reinforcement learning algorithm to obtain action values in our task, it is unlikely that planning is implemented in this way in the brain, as it would be prohibitively expansive to do so for large state spaces. More biologically plausible alternatives have been proposed, such as sampling methods, reply, partial tree search and approximate value computations. We are not committed to either of these alternatives, as our main interest in the paper was to investigate the structure underlying participants deviations from planning. The observation that RT depends on the interaction between preferences strength and decision conflict suggests that whichever algorithm implements action value implementation in the brain, the extent of the computations can be controlled to obtain more or less precise estimates depending on the specific circumstances in which planning is called into action.</w:t>
-      </w:r>
-    </w:p>
-    <w:p>
-      <w:pPr>
-        <w:numPr>
-          <w:ilvl w:val="0"/>
-          <w:numId w:val="1001"/>
-        </w:numPr>
-      </w:pPr>
-      <w:r>
-        <w:t xml:space="preserve">Discuss bigger picture: Biases are often treated as defects, nuisance terms, or deviations from rational planning. Your results suggest a different interpretation. In complex tasks, biases may reflect priors: compact summaries of task structure that help guide behavior when exhaustive planning is costly, when there is no time, when planning comes up with high uncertainty.</w:t>
-      </w:r>
-    </w:p>
-    <w:p>
-      <w:pPr>
-        <w:numPr>
-          <w:ilvl w:val="0"/>
-          <w:numId w:val="1001"/>
-        </w:numPr>
-      </w:pPr>
-      <w:r>
-        <w:t xml:space="preserve">Discuss that we don’t imply that planning is done in the exhaustive way. Planning could be implemented by sampling, replay, partial tree search, or approximate value computation.</w:t>
-      </w:r>
-    </w:p>
-    <w:p>
-      <w:pPr>
-        <w:numPr>
-          <w:ilvl w:val="0"/>
-          <w:numId w:val="1001"/>
-        </w:numPr>
-      </w:pPr>
-      <w:r>
-        <w:t xml:space="preserve">Discuss that we speculate that preference should read as priors and that we can’t show this here but the active inference framework offers itself here. And these are priors over policies, maybe good connection to your next point and connect to reinforcement learning findings:</w:t>
-      </w:r>
-    </w:p>
-    <w:p>
-      <w:pPr>
-        <w:numPr>
-          <w:ilvl w:val="0"/>
-          <w:numId w:val="1001"/>
-        </w:numPr>
-      </w:pPr>
-      <w:r>
-        <w:t xml:space="preserve">Discuss how the results relate to the notion of computational rationality and policy compression</w:t>
-      </w:r>
-      <w:r>
-        <w:t xml:space="preserve"> </w:t>
-      </w:r>
-      <w:r>
-        <w:t xml:space="preserve">In policy compression framework, planning is complemented by the marginal action probability which is taken to constitute a prior over action. Our use of preferences constitutes an extension to it. Instead of considering marginal probability across states, our preferences define action probability based on the structure of the task, informing the default policy of subjects beyond what is done in traditional policy compression. Or put differently, in policy compression, assuming that participants are under too much pressure to rely on planning, participants should rely on state independent action prior, which is very restrictive and probably not adaptive. It is likely that participants rely on more information to make adaptive decisions even when planning is limited. Our Preferences offer a solution to this</w:t>
-      </w:r>
-    </w:p>
-    <w:p>
-      <w:pPr>
-        <w:numPr>
-          <w:ilvl w:val="0"/>
-          <w:numId w:val="1001"/>
-        </w:numPr>
-      </w:pPr>
-      <w:r>
-        <w:t xml:space="preserve">Discuss how the results relate to Sarah’s model (2024 PLoS CB paper) and the idea of Certainty-based stopping criterion</w:t>
-      </w:r>
-    </w:p>
-    <w:p>
-      <w:pPr>
-        <w:numPr>
-          <w:ilvl w:val="0"/>
-          <w:numId w:val="1001"/>
-        </w:numPr>
-      </w:pPr>
-      <w:r>
-        <w:t xml:space="preserve">Discuss how the results relate to the traditional distinction between habits and goal directed. Preferences might reflect the habit process, and our results might indicate that both modules are at play, just that planning kicks in only if habits are weak, also in line with Sarah’s work on balancing habits and goal directed behaviour paper from 2021</w:t>
-      </w:r>
-    </w:p>
-    <w:p>
-      <w:pPr>
-        <w:numPr>
-          <w:ilvl w:val="0"/>
-          <w:numId w:val="1001"/>
-        </w:numPr>
-      </w:pPr>
-      <w:r>
-        <w:t xml:space="preserve">A limitation of the present work is we assume that preferences are fixed, thought they are likely to be dynamically updated throughout the task. Future work should aim to characterize preferences update mechanisms, by dynamically updating both the reward and transitional probabilty structure of the task, either in a gradually or chunk-wise (i.e. having separate experimental blocks with different task structures).</w:t>
-      </w:r>
-    </w:p>
-    <w:p>
-      <w:pPr>
-        <w:pStyle w:val="FirstParagraph"/>
-      </w:pPr>
-      <w:r>
-        <w:t xml:space="preserve">Similarly, Bayesian models of planning depth formalize the decision of how much to plan as a meta-decision about the value of further tree search</w:t>
-      </w:r>
-      <w:r>
-        <w:t xml:space="preserve"> </w:t>
-      </w:r>
-      <w:r>
-        <w:t xml:space="preserve">(Kuperwajs and Ma 2021)</w:t>
+        <w:t xml:space="preserve">Our results constitute an important reframing of participants deviation from optimal behaviour. In the literature, biases are typically considered to be maladaptive deviations from rational behaviour. In psychology, many biases have been documented</w:t>
+      </w:r>
+      <w:r>
+        <w:t xml:space="preserve"> </w:t>
+      </w:r>
+      <w:r>
+        <w:t xml:space="preserve">(Berthet and De Gardelle 2023)</w:t>
+      </w:r>
+      <w:r>
+        <w:t xml:space="preserve">, which are thought to reflect the use of wrong heuristics, leading participants to make flawed decisions</w:t>
+      </w:r>
+      <w:r>
+        <w:t xml:space="preserve"> </w:t>
+      </w:r>
+      <w:r>
+        <w:t xml:space="preserve">(Tversky and Kahneman 1974; Gilovich and Griffin 2002)</w:t>
+      </w:r>
+      <w:r>
+        <w:t xml:space="preserve">. Similarly, in perceptual decision making, deviations from optimality have been extensively documented</w:t>
+      </w:r>
+      <w:r>
+        <w:t xml:space="preserve"> </w:t>
+      </w:r>
+      <w:r>
+        <w:t xml:space="preserve">(see Rahnev and Denison 2018 for a review)</w:t>
+      </w:r>
+      <w:r>
+        <w:t xml:space="preserve">, which are thought to reflect a bug rather than a feature of human cognition</w:t>
+      </w:r>
+      <w:r>
+        <w:t xml:space="preserve"> </w:t>
+      </w:r>
+      <w:r>
+        <w:t xml:space="preserve">(Summerfield and Li 2018 ADD ADDITIONAL REFERENCES)</w:t>
+      </w:r>
+      <w:r>
+        <w:t xml:space="preserve">. In contrast, our results suggest that rather than nuisance effects, participants preferences constitute a compact summary of task structure that help guide behavior when exhaustive planning is costly, when there is no time or when planning comes with high uncertainty.</w:t>
+      </w:r>
+    </w:p>
+    <w:p>
+      <w:pPr>
+        <w:pStyle w:val="BodyText"/>
+      </w:pPr>
+      <w:r>
+        <w:t xml:space="preserve">The preference component of our model is rather descriptive, we can therefore not infer how preferences are formed in our task. However, we speculate that the state dependent preferences may reflect priors over action. Participants might be able to transfer priors over policies from previous experience to a new task context, enabling them to perform close to optimal with relatively little trainining. Accordingly, our results align with Bayesian accounts of planning and the active inference framework, under which planning consists of the integration of the integration of priors with evidence regarding the value of actions derived from forward planning such that the extent of forward planning depends on the certainty of the prior</w:t>
+      </w:r>
+      <w:r>
+        <w:t xml:space="preserve"> </w:t>
+      </w:r>
+      <w:r>
+        <w:t xml:space="preserve">(Parr et al. 2022; Friston et al. 2009;</w:t>
+      </w:r>
+      <w:r>
+        <w:t xml:space="preserve"> </w:t>
+      </w:r>
+      <w:r>
+        <w:t xml:space="preserve">Friston et al.</w:t>
+      </w:r>
+      <w:r>
+        <w:t xml:space="preserve"> </w:t>
+      </w:r>
+      <w:r>
+        <w:t xml:space="preserve">2016; Schwöbel et al. 2021, 2024; Kuperwajs and Ma 2021)</w:t>
       </w:r>
       <w:r>
         <w:t xml:space="preserve">.</w:t>
+      </w:r>
+    </w:p>
+    <w:p>
+      <w:pPr>
+        <w:pStyle w:val="BodyText"/>
+      </w:pPr>
+      <w:r>
+        <w:t xml:space="preserve">This framing of preferences as priors further aligns with the notion that biases from optimal behaviour are instrumental when processes associated with decision making (ranging from perceptual to motor responses) are noisy, processing resources are limited</w:t>
+      </w:r>
+      <w:r>
+        <w:t xml:space="preserve"> </w:t>
+      </w:r>
+      <w:r>
+        <w:t xml:space="preserve">(Summerfield and Li 2018; Tsetsos et al. 2016; Schwiedrzik et al. 2014; Fischer and Whitney 2014)</w:t>
+      </w:r>
+      <w:r>
+        <w:t xml:space="preserve">. Recent efforts to apply rate distortion theory and the policy compression framework have shown that biases towards most frequent actions are instrumental: for an agent under resource constraints, the optimal policy integrates planning with marginal action distribution under the optimal policy which constitutes participants prior over action</w:t>
+      </w:r>
+      <w:r>
+        <w:t xml:space="preserve"> </w:t>
+      </w:r>
+      <w:r>
+        <w:t xml:space="preserve">(Tishby and Polani 2010; Still and Precup 2012; Lai and Gershman 2024, 2021)</w:t>
+      </w:r>
+      <w:r>
+        <w:t xml:space="preserve">. Our present study however extends on this idea, by showing that rather than integrating planning with state independent priors over actions, participants rely on state dependent preferences. This is an important addition to the policy compression framework, which to our knowledge as only been tested in tasks with small state spaces and where actions have no temporally distance consequences</w:t>
+      </w:r>
+      <w:r>
+        <w:t xml:space="preserve"> </w:t>
+      </w:r>
+      <w:r>
+        <w:t xml:space="preserve">(Lai and Gershman 2024; Bari and Gershman 2023; Liu and Gershman 2025; Lai et al. 2022; Gershman and Lak 2025)</w:t>
+      </w:r>
+      <w:r>
+        <w:t xml:space="preserve">. In most complex tasks, when a large number of states can be reacted to with many different actions, and action-state combination have complex downstream implications, state independent choice history biases might not be a satisfactory alternative to planning when no resources can be spared. It is therefore likely that to solve real world, complex problems, humans rely on hierarchical priors reflecting relevant dimensions of the environment to maximize their return when they are unable to obtain fully certain or accuracy planning values.</w:t>
+      </w:r>
+    </w:p>
+    <w:p>
+      <w:pPr>
+        <w:pStyle w:val="BodyText"/>
+      </w:pPr>
+      <w:r>
+        <w:t xml:space="preserve">The use of exhaustive RL algorithm (backward induction) to derive action values for the planning component of our model does not imply that this is how planning has to be implemented in the brain. It is indeed more likely that alternative, more biologically plausible planning algorithm are at play, such as sampling methods, partial tree search and approximate value computations</w:t>
+      </w:r>
+      <w:r>
+        <w:t xml:space="preserve"> </w:t>
+      </w:r>
+      <w:r>
+        <w:t xml:space="preserve">(</w:t>
+      </w:r>
+      <w:r>
+        <w:t xml:space="preserve">Sutton et al.</w:t>
+      </w:r>
+      <w:r>
+        <w:t xml:space="preserve"> </w:t>
+      </w:r>
+      <w:r>
+        <w:t xml:space="preserve">1998;</w:t>
+      </w:r>
+      <w:r>
+        <w:t xml:space="preserve"> </w:t>
+      </w:r>
+      <w:r>
+        <w:t xml:space="preserve">Silver et al.</w:t>
+      </w:r>
+      <w:r>
+        <w:t xml:space="preserve"> </w:t>
+      </w:r>
+      <w:r>
+        <w:t xml:space="preserve">2016 ADD MORE REFERENCES)</w:t>
+      </w:r>
+      <w:r>
+        <w:t xml:space="preserve">. We are not committed to either of these alternatives, as our main interest in the paper was to investigate the structure underlying participants deviations from planning. The observation that RT depends on the interaction between preferences strength and decision conflict suggests that whichever algorithm implements action value implementation in the brain, the extent of the computations can be controlled to obtain more or less precise estimates depending on the specific circumstances in which planning is called into action.</w:t>
       </w:r>
     </w:p>
     <w:p>
@@ -9435,7 +9503,7 @@
       </w:hyperlink>
     </w:p>
     <w:bookmarkEnd w:id="61"/>
-    <w:bookmarkStart w:id="84" w:name="references"/>
+    <w:bookmarkStart w:id="110" w:name="references"/>
     <w:p>
       <w:pPr>
         <w:pStyle w:val="Heading2"/>
@@ -9470,7 +9538,7 @@
         </w:r>
       </w:hyperlink>
     </w:p>
-    <w:bookmarkStart w:id="83" w:name="refs"/>
+    <w:bookmarkStart w:id="109" w:name="refs"/>
     <w:bookmarkStart w:id="62" w:name="ref-abril2023pymc"/>
     <w:p>
       <w:pPr>
@@ -9506,19 +9574,22 @@
       </w:r>
     </w:p>
     <w:bookmarkEnd w:id="62"/>
-    <w:bookmarkStart w:id="64" w:name="ref-Capretto2022"/>
+    <w:bookmarkStart w:id="63" w:name="ref-ashburner2014spm12"/>
     <w:p>
       <w:pPr>
         <w:pStyle w:val="Bibliography"/>
       </w:pPr>
       <w:r>
-        <w:t xml:space="preserve">Capretto, Tomás, Camen Piho, Ravin Kumar, Jacob Westfall, Tal Yarkoni, and Osvaldo A Martin. 2022.</w:t>
-      </w:r>
-      <w:r>
-        <w:t xml:space="preserve"> </w:t>
-      </w:r>
-      <w:r>
-        <w:t xml:space="preserve">“Bambi: A Simple Interface for Fitting Bayesian Linear Models in Python.”</w:t>
+        <w:t xml:space="preserve">Ashburner, John, Gareth Barnes, Chun-Chuan Chen, et al.</w:t>
+      </w:r>
+      <w:r>
+        <w:t xml:space="preserve"> 2014.</w:t>
+      </w:r>
+      <w:r>
+        <w:t xml:space="preserve"> </w:t>
+      </w:r>
+      <w:r>
+        <w:t xml:space="preserve">“SPM12 Manual.”</w:t>
       </w:r>
       <w:r>
         <w:t xml:space="preserve"> </w:t>
@@ -9528,6 +9599,166 @@
           <w:i/>
           <w:iCs/>
         </w:rPr>
+        <w:t xml:space="preserve">Wellcome Trust Centre for Neuroimaging, London, UK</w:t>
+      </w:r>
+      <w:r>
+        <w:t xml:space="preserve"> </w:t>
+      </w:r>
+      <w:r>
+        <w:t xml:space="preserve">2464 (4): 53.</w:t>
+      </w:r>
+    </w:p>
+    <w:bookmarkEnd w:id="63"/>
+    <w:bookmarkStart w:id="64" w:name="ref-baayen2010analyzing"/>
+    <w:p>
+      <w:pPr>
+        <w:pStyle w:val="Bibliography"/>
+      </w:pPr>
+      <w:r>
+        <w:t xml:space="preserve">Baayen, R Harald, and Petar Milin. 2010.</w:t>
+      </w:r>
+      <w:r>
+        <w:t xml:space="preserve"> </w:t>
+      </w:r>
+      <w:r>
+        <w:t xml:space="preserve">“Analyzing Reaction Times.”</w:t>
+      </w:r>
+      <w:r>
+        <w:t xml:space="preserve"> </w:t>
+      </w:r>
+      <w:r>
+        <w:rPr>
+          <w:i/>
+          <w:iCs/>
+        </w:rPr>
+        <w:t xml:space="preserve">International Journal of Psychological Research</w:t>
+      </w:r>
+      <w:r>
+        <w:t xml:space="preserve"> </w:t>
+      </w:r>
+      <w:r>
+        <w:t xml:space="preserve">3 (2): 12–28.</w:t>
+      </w:r>
+    </w:p>
+    <w:bookmarkEnd w:id="64"/>
+    <w:bookmarkStart w:id="65" w:name="ref-bari2023undermatching"/>
+    <w:p>
+      <w:pPr>
+        <w:pStyle w:val="Bibliography"/>
+      </w:pPr>
+      <w:r>
+        <w:t xml:space="preserve">Bari, Bilal A, and Samuel J Gershman. 2023.</w:t>
+      </w:r>
+      <w:r>
+        <w:t xml:space="preserve"> </w:t>
+      </w:r>
+      <w:r>
+        <w:t xml:space="preserve">“Undermatching Is a Consequence of Policy Compression.”</w:t>
+      </w:r>
+      <w:r>
+        <w:t xml:space="preserve"> </w:t>
+      </w:r>
+      <w:r>
+        <w:rPr>
+          <w:i/>
+          <w:iCs/>
+        </w:rPr>
+        <w:t xml:space="preserve">Journal of Neuroscience</w:t>
+      </w:r>
+      <w:r>
+        <w:t xml:space="preserve"> </w:t>
+      </w:r>
+      <w:r>
+        <w:t xml:space="preserve">43 (3): 447–57.</w:t>
+      </w:r>
+    </w:p>
+    <w:bookmarkEnd w:id="65"/>
+    <w:bookmarkStart w:id="66" w:name="ref-barr2013random"/>
+    <w:p>
+      <w:pPr>
+        <w:pStyle w:val="Bibliography"/>
+      </w:pPr>
+      <w:r>
+        <w:t xml:space="preserve">Barr, Dale J, Roger Levy, Christoph Scheepers, and Harry J Tily. 2013.</w:t>
+      </w:r>
+      <w:r>
+        <w:t xml:space="preserve"> </w:t>
+      </w:r>
+      <w:r>
+        <w:t xml:space="preserve">“Random Effects Structure for Confirmatory Hypothesis Testing: Keep It Maximal.”</w:t>
+      </w:r>
+      <w:r>
+        <w:t xml:space="preserve"> </w:t>
+      </w:r>
+      <w:r>
+        <w:rPr>
+          <w:i/>
+          <w:iCs/>
+        </w:rPr>
+        <w:t xml:space="preserve">Journal of Memory and Language</w:t>
+      </w:r>
+      <w:r>
+        <w:t xml:space="preserve"> </w:t>
+      </w:r>
+      <w:r>
+        <w:t xml:space="preserve">68 (3): 255–78.</w:t>
+      </w:r>
+    </w:p>
+    <w:bookmarkEnd w:id="66"/>
+    <w:bookmarkStart w:id="67" w:name="ref-berthet2023heuristics"/>
+    <w:p>
+      <w:pPr>
+        <w:pStyle w:val="Bibliography"/>
+      </w:pPr>
+      <w:r>
+        <w:t xml:space="preserve">Berthet, Vincent, and Vincent De Gardelle. 2023.</w:t>
+      </w:r>
+      <w:r>
+        <w:t xml:space="preserve"> </w:t>
+      </w:r>
+      <w:r>
+        <w:t xml:space="preserve">“The Heuristics-and-Biases Inventory: An Open-Source Tool to Explore Individual Differences in Rationality.”</w:t>
+      </w:r>
+      <w:r>
+        <w:t xml:space="preserve"> </w:t>
+      </w:r>
+      <w:r>
+        <w:rPr>
+          <w:i/>
+          <w:iCs/>
+        </w:rPr>
+        <w:t xml:space="preserve">Frontiers in Psychology</w:t>
+      </w:r>
+      <w:r>
+        <w:t xml:space="preserve"> </w:t>
+      </w:r>
+      <w:r>
+        <w:t xml:space="preserve">14: 1145246.</w:t>
+      </w:r>
+    </w:p>
+    <w:bookmarkEnd w:id="67"/>
+    <w:bookmarkStart w:id="69" w:name="ref-Capretto2022"/>
+    <w:p>
+      <w:pPr>
+        <w:pStyle w:val="Bibliography"/>
+      </w:pPr>
+      <w:r>
+        <w:t xml:space="preserve">Capretto, Tomás, Camen Piho, Ravin Kumar, Jacob Westfall, Tal Yarkoni, and Osvaldo A Martin. 2022.</w:t>
+      </w:r>
+      <w:r>
+        <w:t xml:space="preserve"> </w:t>
+      </w:r>
+      <w:r>
+        <w:t xml:space="preserve">“Bambi: A Simple Interface for Fitting Bayesian Linear Models in Python.”</w:t>
+      </w:r>
+      <w:r>
+        <w:t xml:space="preserve"> </w:t>
+      </w:r>
+      <w:r>
+        <w:rPr>
+          <w:i/>
+          <w:iCs/>
+        </w:rPr>
         <w:t xml:space="preserve">Journal of Statistical Software</w:t>
       </w:r>
       <w:r>
@@ -9539,7 +9770,7 @@
       <w:r>
         <w:t xml:space="preserve"> </w:t>
       </w:r>
-      <w:hyperlink r:id="rId63">
+      <w:hyperlink r:id="rId68">
         <w:r>
           <w:rPr>
             <w:rStyle w:val="Hyperlink"/>
@@ -9551,8 +9782,8 @@
         <w:t xml:space="preserve">.</w:t>
       </w:r>
     </w:p>
-    <w:bookmarkEnd w:id="64"/>
-    <w:bookmarkStart w:id="65" w:name="ref-clark2013whatever"/>
+    <w:bookmarkEnd w:id="69"/>
+    <w:bookmarkStart w:id="70" w:name="ref-clark2013whatever"/>
     <w:p>
       <w:pPr>
         <w:pStyle w:val="Bibliography"/>
@@ -9583,20 +9814,20 @@
         <w:t xml:space="preserve">36 (3): 181–204.</w:t>
       </w:r>
     </w:p>
-    <w:bookmarkEnd w:id="65"/>
-    <w:bookmarkStart w:id="66" w:name="ref-friston2010free"/>
+    <w:bookmarkEnd w:id="70"/>
+    <w:bookmarkStart w:id="71" w:name="ref-fischer2014serial"/>
     <w:p>
       <w:pPr>
         <w:pStyle w:val="Bibliography"/>
       </w:pPr>
       <w:r>
-        <w:t xml:space="preserve">Friston, Karl. 2010.</w:t>
-      </w:r>
-      <w:r>
-        <w:t xml:space="preserve"> </w:t>
-      </w:r>
-      <w:r>
-        <w:t xml:space="preserve">“The Free-Energy Principle: A Unified Brain Theory?”</w:t>
+        <w:t xml:space="preserve">Fischer, Jason, and David Whitney. 2014.</w:t>
+      </w:r>
+      <w:r>
+        <w:t xml:space="preserve"> </w:t>
+      </w:r>
+      <w:r>
+        <w:t xml:space="preserve">“Serial Dependence in Visual Perception.”</w:t>
       </w:r>
       <w:r>
         <w:t xml:space="preserve"> </w:t>
@@ -9606,29 +9837,29 @@
           <w:i/>
           <w:iCs/>
         </w:rPr>
-        <w:t xml:space="preserve">Nature Reviews Neuroscience</w:t>
-      </w:r>
-      <w:r>
-        <w:t xml:space="preserve"> </w:t>
-      </w:r>
-      <w:r>
-        <w:t xml:space="preserve">11 (2): 127–38.</w:t>
-      </w:r>
-    </w:p>
-    <w:bookmarkEnd w:id="66"/>
-    <w:bookmarkStart w:id="67" w:name="ref-gershman2015computational"/>
+        <w:t xml:space="preserve">Nature Neuroscience</w:t>
+      </w:r>
+      <w:r>
+        <w:t xml:space="preserve"> </w:t>
+      </w:r>
+      <w:r>
+        <w:t xml:space="preserve">17 (5): 738–43.</w:t>
+      </w:r>
+    </w:p>
+    <w:bookmarkEnd w:id="71"/>
+    <w:bookmarkStart w:id="72" w:name="ref-friston2010free"/>
     <w:p>
       <w:pPr>
         <w:pStyle w:val="Bibliography"/>
       </w:pPr>
       <w:r>
-        <w:t xml:space="preserve">Gershman, Samuel J, Eric J Horvitz, and Joshua B Tenenbaum. 2015.</w:t>
-      </w:r>
-      <w:r>
-        <w:t xml:space="preserve"> </w:t>
-      </w:r>
-      <w:r>
-        <w:t xml:space="preserve">“Computational Rationality: A Converging Paradigm for Intelligence in Brains, Minds, and Machines.”</w:t>
+        <w:t xml:space="preserve">Friston, Karl. 2010.</w:t>
+      </w:r>
+      <w:r>
+        <w:t xml:space="preserve"> </w:t>
+      </w:r>
+      <w:r>
+        <w:t xml:space="preserve">“The Free-Energy Principle: A Unified Brain Theory?”</w:t>
       </w:r>
       <w:r>
         <w:t xml:space="preserve"> </w:t>
@@ -9638,29 +9869,29 @@
           <w:i/>
           <w:iCs/>
         </w:rPr>
-        <w:t xml:space="preserve">Science</w:t>
-      </w:r>
-      <w:r>
-        <w:t xml:space="preserve"> </w:t>
-      </w:r>
-      <w:r>
-        <w:t xml:space="preserve">349 (6245): 273–78.</w:t>
-      </w:r>
-    </w:p>
-    <w:bookmarkEnd w:id="67"/>
-    <w:bookmarkStart w:id="68" w:name="ref-knill2004bayesian"/>
+        <w:t xml:space="preserve">Nature Reviews Neuroscience</w:t>
+      </w:r>
+      <w:r>
+        <w:t xml:space="preserve"> </w:t>
+      </w:r>
+      <w:r>
+        <w:t xml:space="preserve">11 (2): 127–38.</w:t>
+      </w:r>
+    </w:p>
+    <w:bookmarkEnd w:id="72"/>
+    <w:bookmarkStart w:id="73" w:name="ref-friston2009reinforcement"/>
     <w:p>
       <w:pPr>
         <w:pStyle w:val="Bibliography"/>
       </w:pPr>
       <w:r>
-        <w:t xml:space="preserve">Knill, David C, and Alexandre Pouget. 2004.</w:t>
-      </w:r>
-      <w:r>
-        <w:t xml:space="preserve"> </w:t>
-      </w:r>
-      <w:r>
-        <w:t xml:space="preserve">“The Bayesian Brain: The Role of Uncertainty in Neural Coding and Computation.”</w:t>
+        <w:t xml:space="preserve">Friston, Karl J, Jean Daunizeau, and Stefan J Kiebel. 2009.</w:t>
+      </w:r>
+      <w:r>
+        <w:t xml:space="preserve"> </w:t>
+      </w:r>
+      <w:r>
+        <w:t xml:space="preserve">“Reinforcement Learning or Active Inference?”</w:t>
       </w:r>
       <w:r>
         <w:t xml:space="preserve"> </w:t>
@@ -9670,29 +9901,32 @@
           <w:i/>
           <w:iCs/>
         </w:rPr>
-        <w:t xml:space="preserve">TRENDS in Neurosciences</w:t>
-      </w:r>
-      <w:r>
-        <w:t xml:space="preserve"> </w:t>
-      </w:r>
-      <w:r>
-        <w:t xml:space="preserve">27 (12): 712–19.</w:t>
-      </w:r>
-    </w:p>
-    <w:bookmarkEnd w:id="68"/>
-    <w:bookmarkStart w:id="69" w:name="ref-kording2004bayesian"/>
+        <w:t xml:space="preserve">PloS One</w:t>
+      </w:r>
+      <w:r>
+        <w:t xml:space="preserve"> </w:t>
+      </w:r>
+      <w:r>
+        <w:t xml:space="preserve">4 (7): e6421.</w:t>
+      </w:r>
+    </w:p>
+    <w:bookmarkEnd w:id="73"/>
+    <w:bookmarkStart w:id="74" w:name="ref-friston2016active"/>
     <w:p>
       <w:pPr>
         <w:pStyle w:val="Bibliography"/>
       </w:pPr>
       <w:r>
-        <w:t xml:space="preserve">Körding, Konrad P, and Daniel M Wolpert. 2004.</w:t>
-      </w:r>
-      <w:r>
-        <w:t xml:space="preserve"> </w:t>
-      </w:r>
-      <w:r>
-        <w:t xml:space="preserve">“Bayesian Integration in Sensorimotor Learning.”</w:t>
+        <w:t xml:space="preserve">Friston, Karl, Thomas FitzGerald, Francesco Rigoli, Philipp Schwartenbeck, Giovanni Pezzulo, et al.</w:t>
+      </w:r>
+      <w:r>
+        <w:t xml:space="preserve"> 2016.</w:t>
+      </w:r>
+      <w:r>
+        <w:t xml:space="preserve"> </w:t>
+      </w:r>
+      <w:r>
+        <w:t xml:space="preserve">“Active Inference and Learning.”</w:t>
       </w:r>
       <w:r>
         <w:t xml:space="preserve"> </w:t>
@@ -9702,29 +9936,29 @@
           <w:i/>
           <w:iCs/>
         </w:rPr>
-        <w:t xml:space="preserve">Nature</w:t>
-      </w:r>
-      <w:r>
-        <w:t xml:space="preserve"> </w:t>
-      </w:r>
-      <w:r>
-        <w:t xml:space="preserve">427 (6971): 244–47.</w:t>
-      </w:r>
-    </w:p>
-    <w:bookmarkEnd w:id="69"/>
-    <w:bookmarkStart w:id="70" w:name="ref-kuperwajs2021planning"/>
+        <w:t xml:space="preserve">Neuroscience &amp; Biobehavioral Reviews</w:t>
+      </w:r>
+      <w:r>
+        <w:t xml:space="preserve"> </w:t>
+      </w:r>
+      <w:r>
+        <w:t xml:space="preserve">68: 862–79.</w:t>
+      </w:r>
+    </w:p>
+    <w:bookmarkEnd w:id="74"/>
+    <w:bookmarkStart w:id="75" w:name="ref-gershman2015computational"/>
     <w:p>
       <w:pPr>
         <w:pStyle w:val="Bibliography"/>
       </w:pPr>
       <w:r>
-        <w:t xml:space="preserve">Kuperwajs, Ionatan, and Wei Ji Ma. 2021.</w:t>
-      </w:r>
-      <w:r>
-        <w:t xml:space="preserve"> </w:t>
-      </w:r>
-      <w:r>
-        <w:t xml:space="preserve">“Planning to Plan: A Bayesian Model for Optimizing the Depth of Decision Tree Search.”</w:t>
+        <w:t xml:space="preserve">Gershman, Samuel J, Eric J Horvitz, and Joshua B Tenenbaum. 2015.</w:t>
+      </w:r>
+      <w:r>
+        <w:t xml:space="preserve"> </w:t>
+      </w:r>
+      <w:r>
+        <w:t xml:space="preserve">“Computational Rationality: A Converging Paradigm for Intelligence in Brains, Minds, and Machines.”</w:t>
       </w:r>
       <w:r>
         <w:t xml:space="preserve"> </w:t>
@@ -9734,35 +9968,29 @@
           <w:i/>
           <w:iCs/>
         </w:rPr>
-        <w:t xml:space="preserve">Proceedings of the Annual Meeting of the Cognitive Science Society</w:t>
-      </w:r>
-      <w:r>
-        <w:t xml:space="preserve"> </w:t>
-      </w:r>
-      <w:r>
-        <w:t xml:space="preserve">43.</w:t>
-      </w:r>
-    </w:p>
-    <w:bookmarkEnd w:id="70"/>
-    <w:bookmarkStart w:id="71" w:name="ref-lai2021policy"/>
+        <w:t xml:space="preserve">Science</w:t>
+      </w:r>
+      <w:r>
+        <w:t xml:space="preserve"> </w:t>
+      </w:r>
+      <w:r>
+        <w:t xml:space="preserve">349 (6245): 273–78.</w:t>
+      </w:r>
+    </w:p>
+    <w:bookmarkEnd w:id="75"/>
+    <w:bookmarkStart w:id="76" w:name="ref-gershman2025policy"/>
     <w:p>
       <w:pPr>
         <w:pStyle w:val="Bibliography"/>
       </w:pPr>
       <w:r>
-        <w:t xml:space="preserve">Lai, Lucy, and Samuel J Gershman. 2021.</w:t>
-      </w:r>
-      <w:r>
-        <w:t xml:space="preserve"> </w:t>
-      </w:r>
-      <w:r>
-        <w:t xml:space="preserve">“Policy Compression: An Information Bottleneck in Action Selection.”</w:t>
-      </w:r>
-      <w:r>
-        <w:t xml:space="preserve"> </w:t>
-      </w:r>
-      <w:r>
-        <w:t xml:space="preserve">In</w:t>
+        <w:t xml:space="preserve">Gershman, Samuel J, and Armin Lak. 2025.</w:t>
+      </w:r>
+      <w:r>
+        <w:t xml:space="preserve"> </w:t>
+      </w:r>
+      <w:r>
+        <w:t xml:space="preserve">“Policy Complexity Suppresses Dopamine Responses.”</w:t>
       </w:r>
       <w:r>
         <w:t xml:space="preserve"> </w:t>
@@ -9772,26 +10000,23 @@
           <w:i/>
           <w:iCs/>
         </w:rPr>
-        <w:t xml:space="preserve">Psychology of Learning and Motivation</w:t>
-      </w:r>
-      <w:r>
-        <w:t xml:space="preserve">, vol. 74. Elsevier.</w:t>
-      </w:r>
-    </w:p>
-    <w:bookmarkEnd w:id="71"/>
-    <w:bookmarkStart w:id="72" w:name="ref-lai2024human"/>
+        <w:t xml:space="preserve">Journal of Neuroscience</w:t>
+      </w:r>
+      <w:r>
+        <w:t xml:space="preserve"> </w:t>
+      </w:r>
+      <w:r>
+        <w:t xml:space="preserve">45 (9).</w:t>
+      </w:r>
+    </w:p>
+    <w:bookmarkEnd w:id="76"/>
+    <w:bookmarkStart w:id="77" w:name="ref-gilovich2002heuristics"/>
     <w:p>
       <w:pPr>
         <w:pStyle w:val="Bibliography"/>
       </w:pPr>
       <w:r>
-        <w:t xml:space="preserve">Lai, Lucy, and Samuel J Gershman. 2024.</w:t>
-      </w:r>
-      <w:r>
-        <w:t xml:space="preserve"> </w:t>
-      </w:r>
-      <w:r>
-        <w:t xml:space="preserve">“Human Decision Making Balances Reward Maximization and Policy Compression.”</w:t>
+        <w:t xml:space="preserve">Gilovich, Thomas, and Dale W Griffin. 2002.</w:t>
       </w:r>
       <w:r>
         <w:t xml:space="preserve"> </w:t>
@@ -9801,29 +10026,26 @@
           <w:i/>
           <w:iCs/>
         </w:rPr>
-        <w:t xml:space="preserve">PLOS Computational Biology</w:t>
-      </w:r>
-      <w:r>
-        <w:t xml:space="preserve"> </w:t>
-      </w:r>
-      <w:r>
-        <w:t xml:space="preserve">20 (4): e1012057.</w:t>
-      </w:r>
-    </w:p>
-    <w:bookmarkEnd w:id="72"/>
-    <w:bookmarkStart w:id="73" w:name="ref-lee2003hierarchical"/>
+        <w:t xml:space="preserve">Heuristics and Biases: The Psychology of Intuitive Judgment</w:t>
+      </w:r>
+      <w:r>
+        <w:t xml:space="preserve">. Cambridge university press.</w:t>
+      </w:r>
+    </w:p>
+    <w:bookmarkEnd w:id="77"/>
+    <w:bookmarkStart w:id="78" w:name="ref-ho2022people"/>
     <w:p>
       <w:pPr>
         <w:pStyle w:val="Bibliography"/>
       </w:pPr>
       <w:r>
-        <w:t xml:space="preserve">Lee, Tai Sing, and David Mumford. 2003.</w:t>
-      </w:r>
-      <w:r>
-        <w:t xml:space="preserve"> </w:t>
-      </w:r>
-      <w:r>
-        <w:t xml:space="preserve">“Hierarchical Bayesian Inference in the Visual Cortex.”</w:t>
+        <w:t xml:space="preserve">Ho, Mark K, David Abel, Carlos G Correa, Michael L Littman, Jonathan D Cohen, and Thomas L Griffiths. 2022.</w:t>
+      </w:r>
+      <w:r>
+        <w:t xml:space="preserve"> </w:t>
+      </w:r>
+      <w:r>
+        <w:t xml:space="preserve">“People Construct Simplified Mental Representations to Plan.”</w:t>
       </w:r>
       <w:r>
         <w:t xml:space="preserve"> </w:t>
@@ -9833,29 +10055,29 @@
           <w:i/>
           <w:iCs/>
         </w:rPr>
-        <w:t xml:space="preserve">Journal of the Optical Society of America A</w:t>
-      </w:r>
-      <w:r>
-        <w:t xml:space="preserve"> </w:t>
-      </w:r>
-      <w:r>
-        <w:t xml:space="preserve">20 (7): 1434–48.</w:t>
-      </w:r>
-    </w:p>
-    <w:bookmarkEnd w:id="73"/>
-    <w:bookmarkStart w:id="75" w:name="ref-ott2022forward"/>
+        <w:t xml:space="preserve">Nature</w:t>
+      </w:r>
+      <w:r>
+        <w:t xml:space="preserve"> </w:t>
+      </w:r>
+      <w:r>
+        <w:t xml:space="preserve">606 (7912): 129–36.</w:t>
+      </w:r>
+    </w:p>
+    <w:bookmarkEnd w:id="78"/>
+    <w:bookmarkStart w:id="79" w:name="ref-huys2012bonsai"/>
     <w:p>
       <w:pPr>
         <w:pStyle w:val="Bibliography"/>
       </w:pPr>
       <w:r>
-        <w:t xml:space="preserve">Ott, Florian, Eric Legler, and Stefan J Kiebel. 2022a.</w:t>
-      </w:r>
-      <w:r>
-        <w:t xml:space="preserve"> </w:t>
-      </w:r>
-      <w:r>
-        <w:t xml:space="preserve">“Forward Planning Driven by Context-Dependant Conflict Processing in Anterior Cingulate Cortex.”</w:t>
+        <w:t xml:space="preserve">Huys, Quentin JM, Neir Eshel, Elizabeth O’Nions, Luke Sheridan, Peter Dayan, and Jonathan P Roiser. 2012.</w:t>
+      </w:r>
+      <w:r>
+        <w:t xml:space="preserve"> </w:t>
+      </w:r>
+      <w:r>
+        <w:t xml:space="preserve">“Bonsai Trees in Your Head: How the Pavlovian System Sculpts Goal-Directed Choices by Pruning Decision Trees.”</w:t>
       </w:r>
       <w:r>
         <w:t xml:space="preserve"> </w:t>
@@ -9865,6 +10087,294 @@
           <w:i/>
           <w:iCs/>
         </w:rPr>
+        <w:t xml:space="preserve">PLoS Computational Biology</w:t>
+      </w:r>
+      <w:r>
+        <w:t xml:space="preserve"> </w:t>
+      </w:r>
+      <w:r>
+        <w:t xml:space="preserve">8 (3): e1002410.</w:t>
+      </w:r>
+    </w:p>
+    <w:bookmarkEnd w:id="79"/>
+    <w:bookmarkStart w:id="80" w:name="ref-knill2004bayesian"/>
+    <w:p>
+      <w:pPr>
+        <w:pStyle w:val="Bibliography"/>
+      </w:pPr>
+      <w:r>
+        <w:t xml:space="preserve">Knill, David C, and Alexandre Pouget. 2004.</w:t>
+      </w:r>
+      <w:r>
+        <w:t xml:space="preserve"> </w:t>
+      </w:r>
+      <w:r>
+        <w:t xml:space="preserve">“The Bayesian Brain: The Role of Uncertainty in Neural Coding and Computation.”</w:t>
+      </w:r>
+      <w:r>
+        <w:t xml:space="preserve"> </w:t>
+      </w:r>
+      <w:r>
+        <w:rPr>
+          <w:i/>
+          <w:iCs/>
+        </w:rPr>
+        <w:t xml:space="preserve">TRENDS in Neurosciences</w:t>
+      </w:r>
+      <w:r>
+        <w:t xml:space="preserve"> </w:t>
+      </w:r>
+      <w:r>
+        <w:t xml:space="preserve">27 (12): 712–19.</w:t>
+      </w:r>
+    </w:p>
+    <w:bookmarkEnd w:id="80"/>
+    <w:bookmarkStart w:id="81" w:name="ref-kording2004bayesian"/>
+    <w:p>
+      <w:pPr>
+        <w:pStyle w:val="Bibliography"/>
+      </w:pPr>
+      <w:r>
+        <w:t xml:space="preserve">Körding, Konrad P, and Daniel M Wolpert. 2004.</w:t>
+      </w:r>
+      <w:r>
+        <w:t xml:space="preserve"> </w:t>
+      </w:r>
+      <w:r>
+        <w:t xml:space="preserve">“Bayesian Integration in Sensorimotor Learning.”</w:t>
+      </w:r>
+      <w:r>
+        <w:t xml:space="preserve"> </w:t>
+      </w:r>
+      <w:r>
+        <w:rPr>
+          <w:i/>
+          <w:iCs/>
+        </w:rPr>
+        <w:t xml:space="preserve">Nature</w:t>
+      </w:r>
+      <w:r>
+        <w:t xml:space="preserve"> </w:t>
+      </w:r>
+      <w:r>
+        <w:t xml:space="preserve">427 (6971): 244–47.</w:t>
+      </w:r>
+    </w:p>
+    <w:bookmarkEnd w:id="81"/>
+    <w:bookmarkStart w:id="82" w:name="ref-kuperwajs2021planning"/>
+    <w:p>
+      <w:pPr>
+        <w:pStyle w:val="Bibliography"/>
+      </w:pPr>
+      <w:r>
+        <w:t xml:space="preserve">Kuperwajs, Ionatan, and Wei Ji Ma. 2021.</w:t>
+      </w:r>
+      <w:r>
+        <w:t xml:space="preserve"> </w:t>
+      </w:r>
+      <w:r>
+        <w:t xml:space="preserve">“Planning to Plan: A Bayesian Model for Optimizing the Depth of Decision Tree Search.”</w:t>
+      </w:r>
+      <w:r>
+        <w:t xml:space="preserve"> </w:t>
+      </w:r>
+      <w:r>
+        <w:rPr>
+          <w:i/>
+          <w:iCs/>
+        </w:rPr>
+        <w:t xml:space="preserve">Proceedings of the Annual Meeting of the Cognitive Science Society</w:t>
+      </w:r>
+      <w:r>
+        <w:t xml:space="preserve"> </w:t>
+      </w:r>
+      <w:r>
+        <w:t xml:space="preserve">43.</w:t>
+      </w:r>
+    </w:p>
+    <w:bookmarkEnd w:id="82"/>
+    <w:bookmarkStart w:id="83" w:name="ref-lai2021policy"/>
+    <w:p>
+      <w:pPr>
+        <w:pStyle w:val="Bibliography"/>
+      </w:pPr>
+      <w:r>
+        <w:t xml:space="preserve">Lai, Lucy, and Samuel J Gershman. 2021.</w:t>
+      </w:r>
+      <w:r>
+        <w:t xml:space="preserve"> </w:t>
+      </w:r>
+      <w:r>
+        <w:t xml:space="preserve">“Policy Compression: An Information Bottleneck in Action Selection.”</w:t>
+      </w:r>
+      <w:r>
+        <w:t xml:space="preserve"> </w:t>
+      </w:r>
+      <w:r>
+        <w:t xml:space="preserve">In</w:t>
+      </w:r>
+      <w:r>
+        <w:t xml:space="preserve"> </w:t>
+      </w:r>
+      <w:r>
+        <w:rPr>
+          <w:i/>
+          <w:iCs/>
+        </w:rPr>
+        <w:t xml:space="preserve">Psychology of Learning and Motivation</w:t>
+      </w:r>
+      <w:r>
+        <w:t xml:space="preserve">, vol. 74. Elsevier.</w:t>
+      </w:r>
+    </w:p>
+    <w:bookmarkEnd w:id="83"/>
+    <w:bookmarkStart w:id="84" w:name="ref-lai2024human"/>
+    <w:p>
+      <w:pPr>
+        <w:pStyle w:val="Bibliography"/>
+      </w:pPr>
+      <w:r>
+        <w:t xml:space="preserve">Lai, Lucy, and Samuel J Gershman. 2024.</w:t>
+      </w:r>
+      <w:r>
+        <w:t xml:space="preserve"> </w:t>
+      </w:r>
+      <w:r>
+        <w:t xml:space="preserve">“Human Decision Making Balances Reward Maximization and Policy Compression.”</w:t>
+      </w:r>
+      <w:r>
+        <w:t xml:space="preserve"> </w:t>
+      </w:r>
+      <w:r>
+        <w:rPr>
+          <w:i/>
+          <w:iCs/>
+        </w:rPr>
+        <w:t xml:space="preserve">PLOS Computational Biology</w:t>
+      </w:r>
+      <w:r>
+        <w:t xml:space="preserve"> </w:t>
+      </w:r>
+      <w:r>
+        <w:t xml:space="preserve">20 (4): e1012057.</w:t>
+      </w:r>
+    </w:p>
+    <w:bookmarkEnd w:id="84"/>
+    <w:bookmarkStart w:id="85" w:name="ref-lai2022action"/>
+    <w:p>
+      <w:pPr>
+        <w:pStyle w:val="Bibliography"/>
+      </w:pPr>
+      <w:r>
+        <w:t xml:space="preserve">Lai, Lucy, Ann Zixiang Huang, and Samuel J Gershman. 2022.</w:t>
+      </w:r>
+      <w:r>
+        <w:t xml:space="preserve"> </w:t>
+      </w:r>
+      <w:r>
+        <w:t xml:space="preserve">“Action Chunking as Policy Compression.”</w:t>
+      </w:r>
+      <w:r>
+        <w:t xml:space="preserve"> </w:t>
+      </w:r>
+      <w:r>
+        <w:rPr>
+          <w:i/>
+          <w:iCs/>
+        </w:rPr>
+        <w:t xml:space="preserve">PsyArXiv</w:t>
+      </w:r>
+      <w:r>
+        <w:t xml:space="preserve">.</w:t>
+      </w:r>
+    </w:p>
+    <w:bookmarkEnd w:id="85"/>
+    <w:bookmarkStart w:id="86" w:name="ref-lee2003hierarchical"/>
+    <w:p>
+      <w:pPr>
+        <w:pStyle w:val="Bibliography"/>
+      </w:pPr>
+      <w:r>
+        <w:t xml:space="preserve">Lee, Tai Sing, and David Mumford. 2003.</w:t>
+      </w:r>
+      <w:r>
+        <w:t xml:space="preserve"> </w:t>
+      </w:r>
+      <w:r>
+        <w:t xml:space="preserve">“Hierarchical Bayesian Inference in the Visual Cortex.”</w:t>
+      </w:r>
+      <w:r>
+        <w:t xml:space="preserve"> </w:t>
+      </w:r>
+      <w:r>
+        <w:rPr>
+          <w:i/>
+          <w:iCs/>
+        </w:rPr>
+        <w:t xml:space="preserve">Journal of the Optical Society of America A</w:t>
+      </w:r>
+      <w:r>
+        <w:t xml:space="preserve"> </w:t>
+      </w:r>
+      <w:r>
+        <w:t xml:space="preserve">20 (7): 1434–48.</w:t>
+      </w:r>
+    </w:p>
+    <w:bookmarkEnd w:id="86"/>
+    <w:bookmarkStart w:id="87" w:name="ref-liu2025action"/>
+    <w:p>
+      <w:pPr>
+        <w:pStyle w:val="Bibliography"/>
+      </w:pPr>
+      <w:r>
+        <w:t xml:space="preserve">Liu, Shuze, and Samuel Joseph Gershman. 2025.</w:t>
+      </w:r>
+      <w:r>
+        <w:t xml:space="preserve"> </w:t>
+      </w:r>
+      <w:r>
+        <w:t xml:space="preserve">“Action Subsampling Supports Policy Compression in Large Action Spaces.”</w:t>
+      </w:r>
+      <w:r>
+        <w:t xml:space="preserve"> </w:t>
+      </w:r>
+      <w:r>
+        <w:rPr>
+          <w:i/>
+          <w:iCs/>
+        </w:rPr>
+        <w:t xml:space="preserve">PLOS Computational Biology</w:t>
+      </w:r>
+      <w:r>
+        <w:t xml:space="preserve"> </w:t>
+      </w:r>
+      <w:r>
+        <w:t xml:space="preserve">21 (9): e1013444.</w:t>
+      </w:r>
+    </w:p>
+    <w:bookmarkEnd w:id="87"/>
+    <w:bookmarkStart w:id="89" w:name="ref-ott2022forward"/>
+    <w:p>
+      <w:pPr>
+        <w:pStyle w:val="Bibliography"/>
+      </w:pPr>
+      <w:r>
+        <w:t xml:space="preserve">Ott, Florian, Eric Legler, and Stefan J Kiebel. 2022a.</w:t>
+      </w:r>
+      <w:r>
+        <w:t xml:space="preserve"> </w:t>
+      </w:r>
+      <w:r>
+        <w:t xml:space="preserve">“Forward Planning Driven by Context-Dependant Conflict Processing in Anterior Cingulate Cortex.”</w:t>
+      </w:r>
+      <w:r>
+        <w:t xml:space="preserve"> </w:t>
+      </w:r>
+      <w:r>
+        <w:rPr>
+          <w:i/>
+          <w:iCs/>
+        </w:rPr>
         <w:t xml:space="preserve">NeuroImage</w:t>
       </w:r>
       <w:r>
@@ -9876,7 +10386,7 @@
       <w:r>
         <w:t xml:space="preserve"> </w:t>
       </w:r>
-      <w:hyperlink r:id="rId74">
+      <w:hyperlink r:id="rId88">
         <w:r>
           <w:rPr>
             <w:rStyle w:val="Hyperlink"/>
@@ -9888,8 +10398,8 @@
         <w:t xml:space="preserve">.</w:t>
       </w:r>
     </w:p>
-    <w:bookmarkEnd w:id="75"/>
-    <w:bookmarkStart w:id="77" w:name="ref-ott2022forward-data"/>
+    <w:bookmarkEnd w:id="89"/>
+    <w:bookmarkStart w:id="91" w:name="ref-ott2022forward-data"/>
     <w:p>
       <w:pPr>
         <w:pStyle w:val="Bibliography"/>
@@ -9913,7 +10423,7 @@
       <w:r>
         <w:t xml:space="preserve"> </w:t>
       </w:r>
-      <w:hyperlink r:id="rId76">
+      <w:hyperlink r:id="rId90">
         <w:r>
           <w:rPr>
             <w:rStyle w:val="Hyperlink"/>
@@ -9925,20 +10435,20 @@
         <w:t xml:space="preserve">.</w:t>
       </w:r>
     </w:p>
-    <w:bookmarkEnd w:id="77"/>
-    <w:bookmarkStart w:id="78" w:name="ref-rao1999predictive"/>
+    <w:bookmarkEnd w:id="91"/>
+    <w:bookmarkStart w:id="92" w:name="ref-ott2020dynamic"/>
     <w:p>
       <w:pPr>
         <w:pStyle w:val="Bibliography"/>
       </w:pPr>
       <w:r>
-        <w:t xml:space="preserve">Rao, Rajesh PN, and Dana H Ballard. 1999.</w:t>
-      </w:r>
-      <w:r>
-        <w:t xml:space="preserve"> </w:t>
-      </w:r>
-      <w:r>
-        <w:t xml:space="preserve">“Predictive Coding in the Visual Cortex: A Functional Interpretation of Some Extra-Classical Receptive-Field Effects.”</w:t>
+        <w:t xml:space="preserve">Ott, Florian, Dimitrije Marković, Alexander Strobel, and Stefan J Kiebel. 2020.</w:t>
+      </w:r>
+      <w:r>
+        <w:t xml:space="preserve"> </w:t>
+      </w:r>
+      <w:r>
+        <w:t xml:space="preserve">“Dynamic Integration of Forward Planning and Heuristic Preferences During Multiple Goal Pursuit.”</w:t>
       </w:r>
       <w:r>
         <w:t xml:space="preserve"> </w:t>
@@ -9948,29 +10458,23 @@
           <w:i/>
           <w:iCs/>
         </w:rPr>
-        <w:t xml:space="preserve">Nature Neuroscience</w:t>
-      </w:r>
-      <w:r>
-        <w:t xml:space="preserve"> </w:t>
-      </w:r>
-      <w:r>
-        <w:t xml:space="preserve">2 (1): 79–87.</w:t>
-      </w:r>
-    </w:p>
-    <w:bookmarkEnd w:id="78"/>
-    <w:bookmarkStart w:id="79" w:name="ref-schwobel2024joint"/>
+        <w:t xml:space="preserve">PLoS Computational Biology</w:t>
+      </w:r>
+      <w:r>
+        <w:t xml:space="preserve"> </w:t>
+      </w:r>
+      <w:r>
+        <w:t xml:space="preserve">16 (2): e1007685.</w:t>
+      </w:r>
+    </w:p>
+    <w:bookmarkEnd w:id="92"/>
+    <w:bookmarkStart w:id="93" w:name="ref-parr2022active"/>
     <w:p>
       <w:pPr>
         <w:pStyle w:val="Bibliography"/>
       </w:pPr>
       <w:r>
-        <w:t xml:space="preserve">Schwöbel, Sarah, Dimitrije Marković, Michael N Smolka, and Stefan Kiebel. 2024.</w:t>
-      </w:r>
-      <w:r>
-        <w:t xml:space="preserve"> </w:t>
-      </w:r>
-      <w:r>
-        <w:t xml:space="preserve">“Joint Modeling of Choices and Reaction Times Based on Bayesian Contextual Behavioral Control.”</w:t>
+        <w:t xml:space="preserve">Parr, Thomas, Giovanni Pezzulo, and Karl J Friston. 2022.</w:t>
       </w:r>
       <w:r>
         <w:t xml:space="preserve"> </w:t>
@@ -9980,29 +10484,26 @@
           <w:i/>
           <w:iCs/>
         </w:rPr>
-        <w:t xml:space="preserve">PLoS Computational Biology</w:t>
-      </w:r>
-      <w:r>
-        <w:t xml:space="preserve"> </w:t>
-      </w:r>
-      <w:r>
-        <w:t xml:space="preserve">20 (7): e1012228.</w:t>
-      </w:r>
-    </w:p>
-    <w:bookmarkEnd w:id="79"/>
-    <w:bookmarkStart w:id="80" w:name="ref-schwobel2021balancing"/>
+        <w:t xml:space="preserve">Active Inference: The Free Energy Principle in Mind, Brain, and Behavior</w:t>
+      </w:r>
+      <w:r>
+        <w:t xml:space="preserve">. MIT Press.</w:t>
+      </w:r>
+    </w:p>
+    <w:bookmarkEnd w:id="93"/>
+    <w:bookmarkStart w:id="94" w:name="ref-rahnev2018suboptimality"/>
     <w:p>
       <w:pPr>
         <w:pStyle w:val="Bibliography"/>
       </w:pPr>
       <w:r>
-        <w:t xml:space="preserve">Schwöbel, Sarah, Dimitrije Marković, Michael N Smolka, and Stefan J Kiebel. 2021.</w:t>
-      </w:r>
-      <w:r>
-        <w:t xml:space="preserve"> </w:t>
-      </w:r>
-      <w:r>
-        <w:t xml:space="preserve">“Balancing Control: A Bayesian Interpretation of Habitual and Goal-Directed Behavior.”</w:t>
+        <w:t xml:space="preserve">Rahnev, Dobromir, and Rachel N Denison. 2018.</w:t>
+      </w:r>
+      <w:r>
+        <w:t xml:space="preserve"> </w:t>
+      </w:r>
+      <w:r>
+        <w:t xml:space="preserve">“Suboptimality in Perceptual Decision Making.”</w:t>
       </w:r>
       <w:r>
         <w:t xml:space="preserve"> </w:t>
@@ -10012,26 +10513,29 @@
           <w:i/>
           <w:iCs/>
         </w:rPr>
-        <w:t xml:space="preserve">Journal of Mathematical Psychology</w:t>
-      </w:r>
-      <w:r>
-        <w:t xml:space="preserve"> </w:t>
-      </w:r>
-      <w:r>
-        <w:t xml:space="preserve">100: 102472.</w:t>
-      </w:r>
-    </w:p>
-    <w:bookmarkEnd w:id="80"/>
-    <w:bookmarkStart w:id="81" w:name="ref-sutton1998reinforcement"/>
+        <w:t xml:space="preserve">Behavioral and Brain Sciences</w:t>
+      </w:r>
+      <w:r>
+        <w:t xml:space="preserve"> </w:t>
+      </w:r>
+      <w:r>
+        <w:t xml:space="preserve">41: e223.</w:t>
+      </w:r>
+    </w:p>
+    <w:bookmarkEnd w:id="94"/>
+    <w:bookmarkStart w:id="95" w:name="ref-rao1999predictive"/>
     <w:p>
       <w:pPr>
         <w:pStyle w:val="Bibliography"/>
       </w:pPr>
       <w:r>
-        <w:t xml:space="preserve">Sutton, Richard S, Andrew G Barto, et al.</w:t>
-      </w:r>
-      <w:r>
-        <w:t xml:space="preserve"> 1998.</w:t>
+        <w:t xml:space="preserve">Rao, Rajesh PN, and Dana H Ballard. 1999.</w:t>
+      </w:r>
+      <w:r>
+        <w:t xml:space="preserve"> </w:t>
+      </w:r>
+      <w:r>
+        <w:t xml:space="preserve">“Predictive Coding in the Visual Cortex: A Functional Interpretation of Some Extra-Classical Receptive-Field Effects.”</w:t>
       </w:r>
       <w:r>
         <w:t xml:space="preserve"> </w:t>
@@ -10041,26 +10545,29 @@
           <w:i/>
           <w:iCs/>
         </w:rPr>
-        <w:t xml:space="preserve">Reinforcement Learning: An Introduction</w:t>
-      </w:r>
-      <w:r>
-        <w:t xml:space="preserve">. Vol. 1. MIT press Cambridge.</w:t>
-      </w:r>
-    </w:p>
-    <w:bookmarkEnd w:id="81"/>
-    <w:bookmarkStart w:id="82" w:name="ref-vehtari2017practical"/>
+        <w:t xml:space="preserve">Nature Neuroscience</w:t>
+      </w:r>
+      <w:r>
+        <w:t xml:space="preserve"> </w:t>
+      </w:r>
+      <w:r>
+        <w:t xml:space="preserve">2 (1): 79–87.</w:t>
+      </w:r>
+    </w:p>
+    <w:bookmarkEnd w:id="95"/>
+    <w:bookmarkStart w:id="96" w:name="ref-schwartenbeck2015dopaminergic"/>
     <w:p>
       <w:pPr>
         <w:pStyle w:val="Bibliography"/>
       </w:pPr>
       <w:r>
-        <w:t xml:space="preserve">Vehtari, Aki, Andrew Gelman, and Jonah Gabry. 2017.</w:t>
-      </w:r>
-      <w:r>
-        <w:t xml:space="preserve"> </w:t>
-      </w:r>
-      <w:r>
-        <w:t xml:space="preserve">“Practical Bayesian Model Evaluation Using Leave-One-Out Cross-Validation and WAIC.”</w:t>
+        <w:t xml:space="preserve">Schwartenbeck, Philipp, Thomas HB FitzGerald, Christoph Mathys, Ray Dolan, and Karl Friston. 2015.</w:t>
+      </w:r>
+      <w:r>
+        <w:t xml:space="preserve"> </w:t>
+      </w:r>
+      <w:r>
+        <w:t xml:space="preserve">“The Dopaminergic Midbrain Encodes the Expected Certainty about Desired Outcomes.”</w:t>
       </w:r>
       <w:r>
         <w:t xml:space="preserve"> </w:t>
@@ -10070,6 +10577,393 @@
           <w:i/>
           <w:iCs/>
         </w:rPr>
+        <w:t xml:space="preserve">Cerebral Cortex</w:t>
+      </w:r>
+      <w:r>
+        <w:t xml:space="preserve"> </w:t>
+      </w:r>
+      <w:r>
+        <w:t xml:space="preserve">25 (10): 3434–45.</w:t>
+      </w:r>
+    </w:p>
+    <w:bookmarkEnd w:id="96"/>
+    <w:bookmarkStart w:id="97" w:name="ref-schwiedrzik2014untangling"/>
+    <w:p>
+      <w:pPr>
+        <w:pStyle w:val="Bibliography"/>
+      </w:pPr>
+      <w:r>
+        <w:t xml:space="preserve">Schwiedrzik, Caspar M, Christian C Ruff, Andreea Lazar, Frauke C Leitner, Wolf Singer, and Lucia Melloni. 2014.</w:t>
+      </w:r>
+      <w:r>
+        <w:t xml:space="preserve"> </w:t>
+      </w:r>
+      <w:r>
+        <w:t xml:space="preserve">“Untangling Perceptual Memory: Hysteresis and Adaptation Map into Separate Cortical Networks.”</w:t>
+      </w:r>
+      <w:r>
+        <w:t xml:space="preserve"> </w:t>
+      </w:r>
+      <w:r>
+        <w:rPr>
+          <w:i/>
+          <w:iCs/>
+        </w:rPr>
+        <w:t xml:space="preserve">Cerebral Cortex</w:t>
+      </w:r>
+      <w:r>
+        <w:t xml:space="preserve"> </w:t>
+      </w:r>
+      <w:r>
+        <w:t xml:space="preserve">24 (5): 1152–64.</w:t>
+      </w:r>
+    </w:p>
+    <w:bookmarkEnd w:id="97"/>
+    <w:bookmarkStart w:id="98" w:name="ref-schwobel2024joint"/>
+    <w:p>
+      <w:pPr>
+        <w:pStyle w:val="Bibliography"/>
+      </w:pPr>
+      <w:r>
+        <w:t xml:space="preserve">Schwöbel, Sarah, Dimitrije Marković, Michael N Smolka, and Stefan Kiebel. 2024.</w:t>
+      </w:r>
+      <w:r>
+        <w:t xml:space="preserve"> </w:t>
+      </w:r>
+      <w:r>
+        <w:t xml:space="preserve">“Joint Modeling of Choices and Reaction Times Based on Bayesian Contextual Behavioral Control.”</w:t>
+      </w:r>
+      <w:r>
+        <w:t xml:space="preserve"> </w:t>
+      </w:r>
+      <w:r>
+        <w:rPr>
+          <w:i/>
+          <w:iCs/>
+        </w:rPr>
+        <w:t xml:space="preserve">PLoS Computational Biology</w:t>
+      </w:r>
+      <w:r>
+        <w:t xml:space="preserve"> </w:t>
+      </w:r>
+      <w:r>
+        <w:t xml:space="preserve">20 (7): e1012228.</w:t>
+      </w:r>
+    </w:p>
+    <w:bookmarkEnd w:id="98"/>
+    <w:bookmarkStart w:id="99" w:name="ref-schwobel2021balancing"/>
+    <w:p>
+      <w:pPr>
+        <w:pStyle w:val="Bibliography"/>
+      </w:pPr>
+      <w:r>
+        <w:t xml:space="preserve">Schwöbel, Sarah, Dimitrije Marković, Michael N Smolka, and Stefan J Kiebel. 2021.</w:t>
+      </w:r>
+      <w:r>
+        <w:t xml:space="preserve"> </w:t>
+      </w:r>
+      <w:r>
+        <w:t xml:space="preserve">“Balancing Control: A Bayesian Interpretation of Habitual and Goal-Directed Behavior.”</w:t>
+      </w:r>
+      <w:r>
+        <w:t xml:space="preserve"> </w:t>
+      </w:r>
+      <w:r>
+        <w:rPr>
+          <w:i/>
+          <w:iCs/>
+        </w:rPr>
+        <w:t xml:space="preserve">Journal of Mathematical Psychology</w:t>
+      </w:r>
+      <w:r>
+        <w:t xml:space="preserve"> </w:t>
+      </w:r>
+      <w:r>
+        <w:t xml:space="preserve">100: 102472.</w:t>
+      </w:r>
+    </w:p>
+    <w:bookmarkEnd w:id="99"/>
+    <w:bookmarkStart w:id="100" w:name="ref-silver2016mastering"/>
+    <w:p>
+      <w:pPr>
+        <w:pStyle w:val="Bibliography"/>
+      </w:pPr>
+      <w:r>
+        <w:t xml:space="preserve">Silver, David, Aja Huang, Chris J Maddison, et al.</w:t>
+      </w:r>
+      <w:r>
+        <w:t xml:space="preserve"> 2016.</w:t>
+      </w:r>
+      <w:r>
+        <w:t xml:space="preserve"> </w:t>
+      </w:r>
+      <w:r>
+        <w:t xml:space="preserve">“Mastering the Game of Go with Deep Neural Networks and Tree Search.”</w:t>
+      </w:r>
+      <w:r>
+        <w:t xml:space="preserve"> </w:t>
+      </w:r>
+      <w:r>
+        <w:rPr>
+          <w:i/>
+          <w:iCs/>
+        </w:rPr>
+        <w:t xml:space="preserve">Nature</w:t>
+      </w:r>
+      <w:r>
+        <w:t xml:space="preserve"> </w:t>
+      </w:r>
+      <w:r>
+        <w:t xml:space="preserve">529 (7587): 484–89.</w:t>
+      </w:r>
+    </w:p>
+    <w:bookmarkEnd w:id="100"/>
+    <w:bookmarkStart w:id="101" w:name="ref-singmann2019introduction"/>
+    <w:p>
+      <w:pPr>
+        <w:pStyle w:val="Bibliography"/>
+      </w:pPr>
+      <w:r>
+        <w:t xml:space="preserve">Singmann, Henrik, and David Kellen. 2019.</w:t>
+      </w:r>
+      <w:r>
+        <w:t xml:space="preserve"> </w:t>
+      </w:r>
+      <w:r>
+        <w:t xml:space="preserve">“An Introduction to Mixed Models for Experimental Psychology.”</w:t>
+      </w:r>
+      <w:r>
+        <w:t xml:space="preserve"> </w:t>
+      </w:r>
+      <w:r>
+        <w:t xml:space="preserve">In</w:t>
+      </w:r>
+      <w:r>
+        <w:t xml:space="preserve"> </w:t>
+      </w:r>
+      <w:r>
+        <w:rPr>
+          <w:i/>
+          <w:iCs/>
+        </w:rPr>
+        <w:t xml:space="preserve">New Methods in Cognitive Psychology</w:t>
+      </w:r>
+      <w:r>
+        <w:t xml:space="preserve">. Routledge.</w:t>
+      </w:r>
+    </w:p>
+    <w:bookmarkEnd w:id="101"/>
+    <w:bookmarkStart w:id="102" w:name="ref-still2012information"/>
+    <w:p>
+      <w:pPr>
+        <w:pStyle w:val="Bibliography"/>
+      </w:pPr>
+      <w:r>
+        <w:t xml:space="preserve">Still, Susanne, and Doina Precup. 2012.</w:t>
+      </w:r>
+      <w:r>
+        <w:t xml:space="preserve"> </w:t>
+      </w:r>
+      <w:r>
+        <w:t xml:space="preserve">“An Information-Theoretic Approach to Curiosity-Driven Reinforcement Learning.”</w:t>
+      </w:r>
+      <w:r>
+        <w:t xml:space="preserve"> </w:t>
+      </w:r>
+      <w:r>
+        <w:rPr>
+          <w:i/>
+          <w:iCs/>
+        </w:rPr>
+        <w:t xml:space="preserve">Theory in Biosciences</w:t>
+      </w:r>
+      <w:r>
+        <w:t xml:space="preserve"> </w:t>
+      </w:r>
+      <w:r>
+        <w:t xml:space="preserve">131 (3): 139–48.</w:t>
+      </w:r>
+    </w:p>
+    <w:bookmarkEnd w:id="102"/>
+    <w:bookmarkStart w:id="103" w:name="ref-summerfield2018perceptual"/>
+    <w:p>
+      <w:pPr>
+        <w:pStyle w:val="Bibliography"/>
+      </w:pPr>
+      <w:r>
+        <w:t xml:space="preserve">Summerfield, Christopher, and Vickie Li. 2018.</w:t>
+      </w:r>
+      <w:r>
+        <w:t xml:space="preserve"> </w:t>
+      </w:r>
+      <w:r>
+        <w:t xml:space="preserve">“Perceptual Suboptimality: Bug or Feature?”</w:t>
+      </w:r>
+      <w:r>
+        <w:t xml:space="preserve"> </w:t>
+      </w:r>
+      <w:r>
+        <w:rPr>
+          <w:i/>
+          <w:iCs/>
+        </w:rPr>
+        <w:t xml:space="preserve">Behavioral and Brain Sciences</w:t>
+      </w:r>
+      <w:r>
+        <w:t xml:space="preserve"> </w:t>
+      </w:r>
+      <w:r>
+        <w:t xml:space="preserve">41.</w:t>
+      </w:r>
+    </w:p>
+    <w:bookmarkEnd w:id="103"/>
+    <w:bookmarkStart w:id="104" w:name="ref-sutton1998reinforcement"/>
+    <w:p>
+      <w:pPr>
+        <w:pStyle w:val="Bibliography"/>
+      </w:pPr>
+      <w:r>
+        <w:t xml:space="preserve">Sutton, Richard S, Andrew G Barto, et al.</w:t>
+      </w:r>
+      <w:r>
+        <w:t xml:space="preserve"> 1998.</w:t>
+      </w:r>
+      <w:r>
+        <w:t xml:space="preserve"> </w:t>
+      </w:r>
+      <w:r>
+        <w:rPr>
+          <w:i/>
+          <w:iCs/>
+        </w:rPr>
+        <w:t xml:space="preserve">Reinforcement Learning: An Introduction</w:t>
+      </w:r>
+      <w:r>
+        <w:t xml:space="preserve">. Vol. 1. MIT press Cambridge.</w:t>
+      </w:r>
+    </w:p>
+    <w:bookmarkEnd w:id="104"/>
+    <w:bookmarkStart w:id="105" w:name="ref-tishby2010information"/>
+    <w:p>
+      <w:pPr>
+        <w:pStyle w:val="Bibliography"/>
+      </w:pPr>
+      <w:r>
+        <w:t xml:space="preserve">Tishby, Naftali, and Daniel Polani. 2010.</w:t>
+      </w:r>
+      <w:r>
+        <w:t xml:space="preserve"> </w:t>
+      </w:r>
+      <w:r>
+        <w:t xml:space="preserve">“Information Theory of Decisions and Actions.”</w:t>
+      </w:r>
+      <w:r>
+        <w:t xml:space="preserve"> </w:t>
+      </w:r>
+      <w:r>
+        <w:t xml:space="preserve">In</w:t>
+      </w:r>
+      <w:r>
+        <w:t xml:space="preserve"> </w:t>
+      </w:r>
+      <w:r>
+        <w:rPr>
+          <w:i/>
+          <w:iCs/>
+        </w:rPr>
+        <w:t xml:space="preserve">Perception-Action Cycle: Models, Architectures, and Hardware</w:t>
+      </w:r>
+      <w:r>
+        <w:t xml:space="preserve">. Springer.</w:t>
+      </w:r>
+    </w:p>
+    <w:bookmarkEnd w:id="105"/>
+    <w:bookmarkStart w:id="106" w:name="ref-tsetsos2016economic"/>
+    <w:p>
+      <w:pPr>
+        <w:pStyle w:val="Bibliography"/>
+      </w:pPr>
+      <w:r>
+        <w:t xml:space="preserve">Tsetsos, Konstantinos, Rani Moran, James Moreland, Nick Chater, Marius Usher, and Christopher Summerfield. 2016.</w:t>
+      </w:r>
+      <w:r>
+        <w:t xml:space="preserve"> </w:t>
+      </w:r>
+      <w:r>
+        <w:t xml:space="preserve">“Economic Irrationality Is Optimal During Noisy Decision Making.”</w:t>
+      </w:r>
+      <w:r>
+        <w:t xml:space="preserve"> </w:t>
+      </w:r>
+      <w:r>
+        <w:rPr>
+          <w:i/>
+          <w:iCs/>
+        </w:rPr>
+        <w:t xml:space="preserve">Proceedings of the National Academy of Sciences</w:t>
+      </w:r>
+      <w:r>
+        <w:t xml:space="preserve"> </w:t>
+      </w:r>
+      <w:r>
+        <w:t xml:space="preserve">113 (11): 3102–7.</w:t>
+      </w:r>
+    </w:p>
+    <w:bookmarkEnd w:id="106"/>
+    <w:bookmarkStart w:id="107" w:name="ref-tversky1974judgment"/>
+    <w:p>
+      <w:pPr>
+        <w:pStyle w:val="Bibliography"/>
+      </w:pPr>
+      <w:r>
+        <w:t xml:space="preserve">Tversky, Amos, and Daniel Kahneman. 1974.</w:t>
+      </w:r>
+      <w:r>
+        <w:t xml:space="preserve"> </w:t>
+      </w:r>
+      <w:r>
+        <w:t xml:space="preserve">“Judgment Under Uncertainty: Heuristics and Biases: Biases in Judgments Reveal Some Heuristics of Thinking Under Uncertainty.”</w:t>
+      </w:r>
+      <w:r>
+        <w:t xml:space="preserve"> </w:t>
+      </w:r>
+      <w:r>
+        <w:rPr>
+          <w:i/>
+          <w:iCs/>
+        </w:rPr>
+        <w:t xml:space="preserve">Science</w:t>
+      </w:r>
+      <w:r>
+        <w:t xml:space="preserve"> </w:t>
+      </w:r>
+      <w:r>
+        <w:t xml:space="preserve">185 (4157): 1124–31.</w:t>
+      </w:r>
+    </w:p>
+    <w:bookmarkEnd w:id="107"/>
+    <w:bookmarkStart w:id="108" w:name="ref-vehtari2017practical"/>
+    <w:p>
+      <w:pPr>
+        <w:pStyle w:val="Bibliography"/>
+      </w:pPr>
+      <w:r>
+        <w:t xml:space="preserve">Vehtari, Aki, Andrew Gelman, and Jonah Gabry. 2017.</w:t>
+      </w:r>
+      <w:r>
+        <w:t xml:space="preserve"> </w:t>
+      </w:r>
+      <w:r>
+        <w:t xml:space="preserve">“Practical Bayesian Model Evaluation Using Leave-One-Out Cross-Validation and WAIC.”</w:t>
+      </w:r>
+      <w:r>
+        <w:t xml:space="preserve"> </w:t>
+      </w:r>
+      <w:r>
+        <w:rPr>
+          <w:i/>
+          <w:iCs/>
+        </w:rPr>
         <w:t xml:space="preserve">Statistics and Computing</w:t>
       </w:r>
       <w:r>
@@ -10079,9 +10973,9 @@
         <w:t xml:space="preserve">27 (5): 1413–32.</w:t>
       </w:r>
     </w:p>
-    <w:bookmarkEnd w:id="82"/>
-    <w:bookmarkEnd w:id="83"/>
-    <w:bookmarkEnd w:id="84"/>
+    <w:bookmarkEnd w:id="108"/>
+    <w:bookmarkEnd w:id="109"/>
+    <w:bookmarkEnd w:id="110"/>
     <w:sectPr>
       <w:footnotePr>
         <w:numRestart w:val="eachSect"/>
@@ -10192,114 +11086,8 @@
       </w:pPr>
     </w:lvl>
   </w:abstractNum>
-  <w:abstractNum w:abstractNumId="991">
-    <w:nsid w:val="0000A991"/>
-    <w:multiLevelType w:val="multilevel"/>
-    <w:lvl w:ilvl="0">
-      <w:numFmt w:val="bullet"/>
-      <w:lvlText w:val=""/>
-      <w:lvlJc w:val="left"/>
-      <w:pPr>
-        <w:ind w:left="720" w:hanging="360"/>
-      </w:pPr>
-      <w:rPr>
-        <w:rFonts w:ascii="Symbol" w:hAnsi="Symbol" w:cs="Symbol" w:hint="default"/>
-      </w:rPr>
-    </w:lvl>
-    <w:lvl w:ilvl="1">
-      <w:numFmt w:val="bullet"/>
-      <w:lvlText w:val="o"/>
-      <w:lvlJc w:val="left"/>
-      <w:pPr>
-        <w:ind w:left="1440" w:hanging="360"/>
-      </w:pPr>
-      <w:rPr>
-        <w:rFonts w:ascii="Courier New" w:hAnsi="Courier New" w:cs="Courier New" w:hint="default"/>
-      </w:rPr>
-    </w:lvl>
-    <w:lvl w:ilvl="2">
-      <w:numFmt w:val="bullet"/>
-      <w:lvlText w:val=""/>
-      <w:lvlJc w:val="left"/>
-      <w:pPr>
-        <w:ind w:left="2160" w:hanging="360"/>
-      </w:pPr>
-      <w:rPr>
-        <w:rFonts w:ascii="Wingdings" w:hAnsi="Wingdings" w:cs="Wingdings" w:hint="default"/>
-      </w:rPr>
-    </w:lvl>
-    <w:lvl w:ilvl="3">
-      <w:numFmt w:val="bullet"/>
-      <w:lvlText w:val=""/>
-      <w:lvlJc w:val="left"/>
-      <w:pPr>
-        <w:ind w:left="2880" w:hanging="360"/>
-      </w:pPr>
-      <w:rPr>
-        <w:rFonts w:ascii="Symbol" w:hAnsi="Symbol" w:cs="Symbol" w:hint="default"/>
-      </w:rPr>
-    </w:lvl>
-    <w:lvl w:ilvl="4">
-      <w:numFmt w:val="bullet"/>
-      <w:lvlText w:val="o"/>
-      <w:lvlJc w:val="left"/>
-      <w:pPr>
-        <w:ind w:left="3600" w:hanging="360"/>
-      </w:pPr>
-      <w:rPr>
-        <w:rFonts w:ascii="Courier New" w:hAnsi="Courier New" w:cs="Courier New" w:hint="default"/>
-      </w:rPr>
-    </w:lvl>
-    <w:lvl w:ilvl="5">
-      <w:numFmt w:val="bullet"/>
-      <w:lvlText w:val=""/>
-      <w:lvlJc w:val="left"/>
-      <w:pPr>
-        <w:ind w:left="4320" w:hanging="360"/>
-      </w:pPr>
-      <w:rPr>
-        <w:rFonts w:ascii="Wingdings" w:hAnsi="Wingdings" w:cs="Wingdings" w:hint="default"/>
-      </w:rPr>
-    </w:lvl>
-    <w:lvl w:ilvl="6">
-      <w:numFmt w:val="bullet"/>
-      <w:lvlText w:val=""/>
-      <w:lvlJc w:val="left"/>
-      <w:pPr>
-        <w:ind w:left="5040" w:hanging="360"/>
-      </w:pPr>
-      <w:rPr>
-        <w:rFonts w:ascii="Symbol" w:hAnsi="Symbol" w:cs="Symbol" w:hint="default"/>
-      </w:rPr>
-    </w:lvl>
-    <w:lvl w:ilvl="7">
-      <w:numFmt w:val="bullet"/>
-      <w:lvlText w:val="o"/>
-      <w:lvlJc w:val="left"/>
-      <w:pPr>
-        <w:ind w:left="5760" w:hanging="360"/>
-      </w:pPr>
-      <w:rPr>
-        <w:rFonts w:ascii="Courier New" w:hAnsi="Courier New" w:cs="Courier New" w:hint="default"/>
-      </w:rPr>
-    </w:lvl>
-    <w:lvl w:ilvl="8">
-      <w:numFmt w:val="bullet"/>
-      <w:lvlText w:val=""/>
-      <w:lvlJc w:val="left"/>
-      <w:pPr>
-        <w:ind w:left="6480" w:hanging="360"/>
-      </w:pPr>
-      <w:rPr>
-        <w:rFonts w:ascii="Wingdings" w:hAnsi="Wingdings" w:cs="Wingdings" w:hint="default"/>
-      </w:rPr>
-    </w:lvl>
-  </w:abstractNum>
   <w:num w:numId="1000">
     <w:abstractNumId w:val="990"/>
-  </w:num>
-  <w:num w:numId="1001">
-    <w:abstractNumId w:val="991"/>
   </w:num>
 </w:numbering>
 </file>

--- a/index.docx
+++ b/index.docx
@@ -31,7 +31,7 @@
         <w:pStyle w:val="Date"/>
       </w:pPr>
       <w:r>
-        <w:t xml:space="preserve">2026-06-10</w:t>
+        <w:t xml:space="preserve">2026-07-09</w:t>
       </w:r>
     </w:p>
     <w:p>
@@ -4948,6 +4948,611 @@
         </w:r>
       </w:hyperlink>
     </w:p>
+    <w:p>
+      <w:pPr>
+        <w:pStyle w:val="BodyText"/>
+      </w:pPr>
+      <w:r>
+        <w:rPr>
+          <w:vertAlign w:val="subscript"/>
+        </w:rPr>
+        <w:t xml:space="preserve">Source:</w:t>
+      </w:r>
+      <w:r>
+        <w:rPr>
+          <w:vertAlign w:val="subscript"/>
+        </w:rPr>
+        <w:t xml:space="preserve"> </w:t>
+      </w:r>
+      <w:hyperlink r:id="rId9">
+        <w:r>
+          <w:rPr>
+            <w:rStyle w:val="Hyperlink"/>
+            <w:vertAlign w:val="subscript"/>
+          </w:rPr>
+          <w:t xml:space="preserve">Article Notebook</w:t>
+        </w:r>
+      </w:hyperlink>
+    </w:p>
+    <w:tbl>
+      <w:tblPr>
+        <w:tblStyle w:val="Table"/>
+        <w:tblW w:type="auto" w:w="0"/>
+        <w:tblLook w:firstRow="1" w:lastRow="0" w:firstColumn="0" w:lastColumn="0" w:noHBand="0" w:noVBand="0" w:val="0020"/>
+      </w:tblPr>
+      <w:tblGrid>
+        <w:gridCol w:w="792"/>
+        <w:gridCol w:w="792"/>
+        <w:gridCol w:w="792"/>
+        <w:gridCol w:w="792"/>
+        <w:gridCol w:w="792"/>
+        <w:gridCol w:w="792"/>
+        <w:gridCol w:w="792"/>
+        <w:gridCol w:w="792"/>
+        <w:gridCol w:w="792"/>
+        <w:gridCol w:w="792"/>
+      </w:tblGrid>
+      <w:tr>
+        <w:trPr>
+          <w:tblHeader w:val="on"/>
+        </w:trPr>
+        <w:tc>
+          <w:tcPr/>
+          <w:p>
+            <w:pPr>
+              <w:pStyle w:val="Compact"/>
+            </w:pPr>
+          </w:p>
+        </w:tc>
+        <w:tc>
+          <w:tcPr/>
+          <w:p>
+            <w:pPr>
+              <w:pStyle w:val="Compact"/>
+            </w:pPr>
+            <w:r>
+              <w:t xml:space="preserve">rank</w:t>
+            </w:r>
+          </w:p>
+        </w:tc>
+        <w:tc>
+          <w:tcPr/>
+          <w:p>
+            <w:pPr>
+              <w:pStyle w:val="Compact"/>
+            </w:pPr>
+            <w:r>
+              <w:t xml:space="preserve">elpd_loo</w:t>
+            </w:r>
+          </w:p>
+        </w:tc>
+        <w:tc>
+          <w:tcPr/>
+          <w:p>
+            <w:pPr>
+              <w:pStyle w:val="Compact"/>
+            </w:pPr>
+            <w:r>
+              <w:t xml:space="preserve">p_loo</w:t>
+            </w:r>
+          </w:p>
+        </w:tc>
+        <w:tc>
+          <w:tcPr/>
+          <w:p>
+            <w:pPr>
+              <w:pStyle w:val="Compact"/>
+            </w:pPr>
+            <w:r>
+              <w:t xml:space="preserve">elpd_diff</w:t>
+            </w:r>
+          </w:p>
+        </w:tc>
+        <w:tc>
+          <w:tcPr/>
+          <w:p>
+            <w:pPr>
+              <w:pStyle w:val="Compact"/>
+            </w:pPr>
+            <w:r>
+              <w:t xml:space="preserve">weight</w:t>
+            </w:r>
+          </w:p>
+        </w:tc>
+        <w:tc>
+          <w:tcPr/>
+          <w:p>
+            <w:pPr>
+              <w:pStyle w:val="Compact"/>
+            </w:pPr>
+            <w:r>
+              <w:t xml:space="preserve">se</w:t>
+            </w:r>
+          </w:p>
+        </w:tc>
+        <w:tc>
+          <w:tcPr/>
+          <w:p>
+            <w:pPr>
+              <w:pStyle w:val="Compact"/>
+            </w:pPr>
+            <w:r>
+              <w:t xml:space="preserve">dse</w:t>
+            </w:r>
+          </w:p>
+        </w:tc>
+        <w:tc>
+          <w:tcPr/>
+          <w:p>
+            <w:pPr>
+              <w:pStyle w:val="Compact"/>
+            </w:pPr>
+            <w:r>
+              <w:t xml:space="preserve">warning</w:t>
+            </w:r>
+          </w:p>
+        </w:tc>
+        <w:tc>
+          <w:tcPr/>
+          <w:p>
+            <w:pPr>
+              <w:pStyle w:val="Compact"/>
+            </w:pPr>
+            <w:r>
+              <w:t xml:space="preserve">scale</w:t>
+            </w:r>
+          </w:p>
+        </w:tc>
+      </w:tr>
+      <w:tr>
+        <w:tc>
+          <w:tcPr/>
+          <w:p>
+            <w:pPr>
+              <w:pStyle w:val="Compact"/>
+            </w:pPr>
+            <w:r>
+              <w:t xml:space="preserve">Preference</w:t>
+            </w:r>
+          </w:p>
+        </w:tc>
+        <w:tc>
+          <w:tcPr/>
+          <w:p>
+            <w:pPr>
+              <w:pStyle w:val="Compact"/>
+            </w:pPr>
+            <w:r>
+              <w:t xml:space="preserve">0</w:t>
+            </w:r>
+          </w:p>
+        </w:tc>
+        <w:tc>
+          <w:tcPr/>
+          <w:p>
+            <w:pPr>
+              <w:pStyle w:val="Compact"/>
+            </w:pPr>
+            <w:r>
+              <w:t xml:space="preserve">-1491.091155</w:t>
+            </w:r>
+          </w:p>
+        </w:tc>
+        <w:tc>
+          <w:tcPr/>
+          <w:p>
+            <w:pPr>
+              <w:pStyle w:val="Compact"/>
+            </w:pPr>
+            <w:r>
+              <w:t xml:space="preserve">253.490122</w:t>
+            </w:r>
+          </w:p>
+        </w:tc>
+        <w:tc>
+          <w:tcPr/>
+          <w:p>
+            <w:pPr>
+              <w:pStyle w:val="Compact"/>
+            </w:pPr>
+            <w:r>
+              <w:t xml:space="preserve">0.000000</w:t>
+            </w:r>
+          </w:p>
+        </w:tc>
+        <w:tc>
+          <w:tcPr/>
+          <w:p>
+            <w:pPr>
+              <w:pStyle w:val="Compact"/>
+            </w:pPr>
+            <w:r>
+              <w:t xml:space="preserve">0.965445</w:t>
+            </w:r>
+          </w:p>
+        </w:tc>
+        <w:tc>
+          <w:tcPr/>
+          <w:p>
+            <w:pPr>
+              <w:pStyle w:val="Compact"/>
+            </w:pPr>
+            <w:r>
+              <w:t xml:space="preserve">48.615646</w:t>
+            </w:r>
+          </w:p>
+        </w:tc>
+        <w:tc>
+          <w:tcPr/>
+          <w:p>
+            <w:pPr>
+              <w:pStyle w:val="Compact"/>
+            </w:pPr>
+            <w:r>
+              <w:t xml:space="preserve">0.000000</w:t>
+            </w:r>
+          </w:p>
+        </w:tc>
+        <w:tc>
+          <w:tcPr/>
+          <w:p>
+            <w:pPr>
+              <w:pStyle w:val="Compact"/>
+            </w:pPr>
+            <w:r>
+              <w:t xml:space="preserve">True</w:t>
+            </w:r>
+          </w:p>
+        </w:tc>
+        <w:tc>
+          <w:tcPr/>
+          <w:p>
+            <w:pPr>
+              <w:pStyle w:val="Compact"/>
+            </w:pPr>
+            <w:r>
+              <w:t xml:space="preserve">log</w:t>
+            </w:r>
+          </w:p>
+        </w:tc>
+      </w:tr>
+      <w:tr>
+        <w:tc>
+          <w:tcPr/>
+          <w:p>
+            <w:pPr>
+              <w:pStyle w:val="Compact"/>
+            </w:pPr>
+            <w:r>
+              <w:t xml:space="preserve">Context</w:t>
+            </w:r>
+          </w:p>
+        </w:tc>
+        <w:tc>
+          <w:tcPr/>
+          <w:p>
+            <w:pPr>
+              <w:pStyle w:val="Compact"/>
+            </w:pPr>
+            <w:r>
+              <w:t xml:space="preserve">1</w:t>
+            </w:r>
+          </w:p>
+        </w:tc>
+        <w:tc>
+          <w:tcPr/>
+          <w:p>
+            <w:pPr>
+              <w:pStyle w:val="Compact"/>
+            </w:pPr>
+            <w:r>
+              <w:t xml:space="preserve">-1657.637631</w:t>
+            </w:r>
+          </w:p>
+        </w:tc>
+        <w:tc>
+          <w:tcPr/>
+          <w:p>
+            <w:pPr>
+              <w:pStyle w:val="Compact"/>
+            </w:pPr>
+            <w:r>
+              <w:t xml:space="preserve">160.489145</w:t>
+            </w:r>
+          </w:p>
+        </w:tc>
+        <w:tc>
+          <w:tcPr/>
+          <w:p>
+            <w:pPr>
+              <w:pStyle w:val="Compact"/>
+            </w:pPr>
+            <w:r>
+              <w:t xml:space="preserve">166.546476</w:t>
+            </w:r>
+          </w:p>
+        </w:tc>
+        <w:tc>
+          <w:tcPr/>
+          <w:p>
+            <w:pPr>
+              <w:pStyle w:val="Compact"/>
+            </w:pPr>
+            <w:r>
+              <w:t xml:space="preserve">0.021726</w:t>
+            </w:r>
+          </w:p>
+        </w:tc>
+        <w:tc>
+          <w:tcPr/>
+          <w:p>
+            <w:pPr>
+              <w:pStyle w:val="Compact"/>
+            </w:pPr>
+            <w:r>
+              <w:t xml:space="preserve">52.567672</w:t>
+            </w:r>
+          </w:p>
+        </w:tc>
+        <w:tc>
+          <w:tcPr/>
+          <w:p>
+            <w:pPr>
+              <w:pStyle w:val="Compact"/>
+            </w:pPr>
+            <w:r>
+              <w:t xml:space="preserve">19.564850</w:t>
+            </w:r>
+          </w:p>
+        </w:tc>
+        <w:tc>
+          <w:tcPr/>
+          <w:p>
+            <w:pPr>
+              <w:pStyle w:val="Compact"/>
+            </w:pPr>
+            <w:r>
+              <w:t xml:space="preserve">True</w:t>
+            </w:r>
+          </w:p>
+        </w:tc>
+        <w:tc>
+          <w:tcPr/>
+          <w:p>
+            <w:pPr>
+              <w:pStyle w:val="Compact"/>
+            </w:pPr>
+            <w:r>
+              <w:t xml:space="preserve">log</w:t>
+            </w:r>
+          </w:p>
+        </w:tc>
+      </w:tr>
+      <w:tr>
+        <w:tc>
+          <w:tcPr/>
+          <w:p>
+            <w:pPr>
+              <w:pStyle w:val="Compact"/>
+            </w:pPr>
+            <w:r>
+              <w:t xml:space="preserve">Frequency prior</w:t>
+            </w:r>
+          </w:p>
+        </w:tc>
+        <w:tc>
+          <w:tcPr/>
+          <w:p>
+            <w:pPr>
+              <w:pStyle w:val="Compact"/>
+            </w:pPr>
+            <w:r>
+              <w:t xml:space="preserve">2</w:t>
+            </w:r>
+          </w:p>
+        </w:tc>
+        <w:tc>
+          <w:tcPr/>
+          <w:p>
+            <w:pPr>
+              <w:pStyle w:val="Compact"/>
+            </w:pPr>
+            <w:r>
+              <w:t xml:space="preserve">-2073.888906</w:t>
+            </w:r>
+          </w:p>
+        </w:tc>
+        <w:tc>
+          <w:tcPr/>
+          <w:p>
+            <w:pPr>
+              <w:pStyle w:val="Compact"/>
+            </w:pPr>
+            <w:r>
+              <w:t xml:space="preserve">77.715858</w:t>
+            </w:r>
+          </w:p>
+        </w:tc>
+        <w:tc>
+          <w:tcPr/>
+          <w:p>
+            <w:pPr>
+              <w:pStyle w:val="Compact"/>
+            </w:pPr>
+            <w:r>
+              <w:t xml:space="preserve">582.797751</w:t>
+            </w:r>
+          </w:p>
+        </w:tc>
+        <w:tc>
+          <w:tcPr/>
+          <w:p>
+            <w:pPr>
+              <w:pStyle w:val="Compact"/>
+            </w:pPr>
+            <w:r>
+              <w:t xml:space="preserve">0.000000</w:t>
+            </w:r>
+          </w:p>
+        </w:tc>
+        <w:tc>
+          <w:tcPr/>
+          <w:p>
+            <w:pPr>
+              <w:pStyle w:val="Compact"/>
+            </w:pPr>
+            <w:r>
+              <w:t xml:space="preserve">55.631849</w:t>
+            </w:r>
+          </w:p>
+        </w:tc>
+        <w:tc>
+          <w:tcPr/>
+          <w:p>
+            <w:pPr>
+              <w:pStyle w:val="Compact"/>
+            </w:pPr>
+            <w:r>
+              <w:t xml:space="preserve">35.907683</w:t>
+            </w:r>
+          </w:p>
+        </w:tc>
+        <w:tc>
+          <w:tcPr/>
+          <w:p>
+            <w:pPr>
+              <w:pStyle w:val="Compact"/>
+            </w:pPr>
+            <w:r>
+              <w:t xml:space="preserve">False</w:t>
+            </w:r>
+          </w:p>
+        </w:tc>
+        <w:tc>
+          <w:tcPr/>
+          <w:p>
+            <w:pPr>
+              <w:pStyle w:val="Compact"/>
+            </w:pPr>
+            <w:r>
+              <w:t xml:space="preserve">log</w:t>
+            </w:r>
+          </w:p>
+        </w:tc>
+      </w:tr>
+      <w:tr>
+        <w:tc>
+          <w:tcPr/>
+          <w:p>
+            <w:pPr>
+              <w:pStyle w:val="Compact"/>
+            </w:pPr>
+            <w:r>
+              <w:t xml:space="preserve">Planning</w:t>
+            </w:r>
+          </w:p>
+        </w:tc>
+        <w:tc>
+          <w:tcPr/>
+          <w:p>
+            <w:pPr>
+              <w:pStyle w:val="Compact"/>
+            </w:pPr>
+            <w:r>
+              <w:t xml:space="preserve">3</w:t>
+            </w:r>
+          </w:p>
+        </w:tc>
+        <w:tc>
+          <w:tcPr/>
+          <w:p>
+            <w:pPr>
+              <w:pStyle w:val="Compact"/>
+            </w:pPr>
+            <w:r>
+              <w:t xml:space="preserve">-2078.472463</w:t>
+            </w:r>
+          </w:p>
+        </w:tc>
+        <w:tc>
+          <w:tcPr/>
+          <w:p>
+            <w:pPr>
+              <w:pStyle w:val="Compact"/>
+            </w:pPr>
+            <w:r>
+              <w:t xml:space="preserve">68.229279</w:t>
+            </w:r>
+          </w:p>
+        </w:tc>
+        <w:tc>
+          <w:tcPr/>
+          <w:p>
+            <w:pPr>
+              <w:pStyle w:val="Compact"/>
+            </w:pPr>
+            <w:r>
+              <w:t xml:space="preserve">587.381308</w:t>
+            </w:r>
+          </w:p>
+        </w:tc>
+        <w:tc>
+          <w:tcPr/>
+          <w:p>
+            <w:pPr>
+              <w:pStyle w:val="Compact"/>
+            </w:pPr>
+            <w:r>
+              <w:t xml:space="preserve">0.012829</w:t>
+            </w:r>
+          </w:p>
+        </w:tc>
+        <w:tc>
+          <w:tcPr/>
+          <w:p>
+            <w:pPr>
+              <w:pStyle w:val="Compact"/>
+            </w:pPr>
+            <w:r>
+              <w:t xml:space="preserve">55.513947</w:t>
+            </w:r>
+          </w:p>
+        </w:tc>
+        <w:tc>
+          <w:tcPr/>
+          <w:p>
+            <w:pPr>
+              <w:pStyle w:val="Compact"/>
+            </w:pPr>
+            <w:r>
+              <w:t xml:space="preserve">36.031041</w:t>
+            </w:r>
+          </w:p>
+        </w:tc>
+        <w:tc>
+          <w:tcPr/>
+          <w:p>
+            <w:pPr>
+              <w:pStyle w:val="Compact"/>
+            </w:pPr>
+            <w:r>
+              <w:t xml:space="preserve">True</w:t>
+            </w:r>
+          </w:p>
+        </w:tc>
+        <w:tc>
+          <w:tcPr/>
+          <w:p>
+            <w:pPr>
+              <w:pStyle w:val="Compact"/>
+            </w:pPr>
+            <w:r>
+              <w:t xml:space="preserve">log</w:t>
+            </w:r>
+          </w:p>
+        </w:tc>
+      </w:tr>
+    </w:tbl>
     <w:p>
       <w:pPr>
         <w:pStyle w:val="BodyText"/>

--- a/index.docx
+++ b/index.docx
@@ -16,6 +16,14 @@
       </w:pPr>
       <w:r>
         <w:t xml:space="preserve">Alex Lepauvre</w:t>
+      </w:r>
+    </w:p>
+    <w:p>
+      <w:pPr>
+        <w:pStyle w:val="Author"/>
+      </w:pPr>
+      <w:r>
+        <w:t xml:space="preserve">Florian Ott</w:t>
       </w:r>
     </w:p>
     <w:p>

--- a/index.docx
+++ b/index.docx
@@ -39,7 +39,7 @@
         <w:pStyle w:val="Date"/>
       </w:pPr>
       <w:r>
-        <w:t xml:space="preserve">2026-07-17</w:t>
+        <w:t xml:space="preserve">2026-07-27</w:t>
       </w:r>
     </w:p>
     <w:p>
@@ -6146,7 +6146,7 @@
             <w:r>
               <w:drawing>
                 <wp:inline>
-                  <wp:extent cx="5334000" cy="6928402"/>
+                  <wp:extent cx="5334000" cy="6924476"/>
                   <wp:effectExtent b="0" l="0" r="0" t="0"/>
                   <wp:docPr descr="" title="" id="36" name="Picture"/>
                   <a:graphic>
@@ -6167,7 +6167,7 @@
                         <pic:spPr bwMode="auto">
                           <a:xfrm>
                             <a:off x="0" y="0"/>
-                            <a:ext cx="5334000" cy="6928402"/>
+                            <a:ext cx="5334000" cy="6924476"/>
                           </a:xfrm>
                           <a:prstGeom prst="rect">
                             <a:avLst/>
@@ -6445,7 +6445,7 @@
             <w:r>
               <w:drawing>
                 <wp:inline>
-                  <wp:extent cx="5334000" cy="6900728"/>
+                  <wp:extent cx="5334000" cy="6920523"/>
                   <wp:effectExtent b="0" l="0" r="0" t="0"/>
                   <wp:docPr descr="" title="" id="40" name="Picture"/>
                   <a:graphic>
@@ -6466,7 +6466,7 @@
                         <pic:spPr bwMode="auto">
                           <a:xfrm>
                             <a:off x="0" y="0"/>
-                            <a:ext cx="5334000" cy="6900728"/>
+                            <a:ext cx="5334000" cy="6920523"/>
                           </a:xfrm>
                           <a:prstGeom prst="rect">
                             <a:avLst/>
@@ -7009,7 +7009,7 @@
             <w:r>
               <w:drawing>
                 <wp:inline>
-                  <wp:extent cx="5334000" cy="2246657"/>
+                  <wp:extent cx="5334000" cy="2260169"/>
                   <wp:effectExtent b="0" l="0" r="0" t="0"/>
                   <wp:docPr descr="" title="" id="44" name="Picture"/>
                   <a:graphic>
@@ -7030,7 +7030,7 @@
                         <pic:spPr bwMode="auto">
                           <a:xfrm>
                             <a:off x="0" y="0"/>
-                            <a:ext cx="5334000" cy="2246657"/>
+                            <a:ext cx="5334000" cy="2260169"/>
                           </a:xfrm>
                           <a:prstGeom prst="rect">
                             <a:avLst/>
@@ -7719,7 +7719,7 @@
             <w:r>
               <w:drawing>
                 <wp:inline>
-                  <wp:extent cx="5334000" cy="4445000"/>
+                  <wp:extent cx="5334000" cy="4447239"/>
                   <wp:effectExtent b="0" l="0" r="0" t="0"/>
                   <wp:docPr descr="" title="" id="49" name="Picture"/>
                   <a:graphic>
@@ -7740,7 +7740,7 @@
                         <pic:spPr bwMode="auto">
                           <a:xfrm>
                             <a:off x="0" y="0"/>
-                            <a:ext cx="5334000" cy="4445000"/>
+                            <a:ext cx="5334000" cy="4447239"/>
                           </a:xfrm>
                           <a:prstGeom prst="rect">
                             <a:avLst/>
@@ -8258,7 +8258,7 @@
             <w:r>
               <w:drawing>
                 <wp:inline>
-                  <wp:extent cx="5334000" cy="3061440"/>
+                  <wp:extent cx="5334000" cy="3076773"/>
                   <wp:effectExtent b="0" l="0" r="0" t="0"/>
                   <wp:docPr descr="" title="" id="54" name="Picture"/>
                   <a:graphic>
@@ -8279,7 +8279,7 @@
                         <pic:spPr bwMode="auto">
                           <a:xfrm>
                             <a:off x="0" y="0"/>
-                            <a:ext cx="5334000" cy="3061440"/>
+                            <a:ext cx="5334000" cy="3076773"/>
                           </a:xfrm>
                           <a:prstGeom prst="rect">
                             <a:avLst/>
@@ -8357,7 +8357,7 @@
         <w:pStyle w:val="FirstParagraph"/>
       </w:pPr>
       <w:r>
-        <w:t xml:space="preserve">In this paper, we tested the hypothesis that deviations from optimal forward planning in complex sequential decision making reflect structured preference-based guidance rather than unsystematic errors or simple history- and context-dependent biases. Across choice models, participants’ decisions were best explained by a model that combined planning-derived decision values with task-structured preferences over offers, energy, and costs. Critically, the influence of planning depended on the strength of these preferences: planning-derived values shaped choices more strongly when preferences were uncertain. Similarly, response-time analyses showed stronger effects of planning conflict when preferences were uncertain. Additional policy analyses indicated that these preferences were adaptive in the sense that they preserved reward-relevant task structure and supported above-stochastic returns even without planning. Policies relying solely on preferences achieved substantially higher returns than stochastic choice, although they remained below the optimal policy based on planning. Feature-wise analyses showed that these preferences captured reward-relevant structures of the task. Together, these results suggest that participants used task-structured preferences as efficient approximations to optimal choice, while relying more strongly on forward planning when these preferences did not provide a clear action tendency.</w:t>
+        <w:t xml:space="preserve">We tested the hypothesis that deviations from optimal forward planning in complex sequential decision making reflect structured preference-based guidance rather than unsystematic errors or simple history- and context-dependent biases. Across choice models, participants’ decisions were best explained by a model that combined planning-derived decision values with task-structured preferences over offers, energy, and costs. Critically, the influence of planning depended on the strength of these preferences: planning-derived values shaped choices more strongly when preferences were uncertain. Similarly, response-time analyses showed stronger effects of planning conflict when preferences were uncertain. Additional policy analyses indicated that these preferences were adaptive in the sense that they preserved reward-relevant task structure and supported above-stochastic returns even without planning. Policies relying solely on preferences achieved substantially higher returns than stochastic choice, although they remained below the optimal policy based on planning. Feature-wise analyses showed that these preferences captured reward-relevant structures of the task. Together, these results suggest that participants used task-structured preferences as efficient approximations to optimal choice, while relying more strongly on forward planning when these preferences did not provide a clear action tendency.</w:t>
       </w:r>
     </w:p>
     <w:p>
@@ -8365,7 +8365,37 @@
         <w:pStyle w:val="BodyText"/>
       </w:pPr>
       <w:r>
-        <w:t xml:space="preserve">Our hypothesis was motivated by Bayesian accounts of perception and sensorimotor control, in which current evidence is integrated with prior information according to their relative uncertainty. The present findings are consistent with this general principle, but they do not establish that the fitted preferences are priors in a formal Bayesian sense. Rather, they suggest that task-structured preferences can function like prior action tendencies. Preferences provided efficient guidance when they were strong, whereas planning-derived values had a stronger influence on both choices and response times when preferences were weak or uncertain. Future work could test this analogy more directly by manipulating the reliability of preference-based and planning-based information, or by specifying process models in which preferences enter explicitly as action priors.</w:t>
+        <w:t xml:space="preserve">A methodological contribution of the present study is that we combined a planning-derived decision-value term with a factorized preference component defined over the task features. Computational models of sequential decision making often include additional parameters capturing response biases, perseveration, or other deviations from value-based choice</w:t>
+      </w:r>
+      <w:r>
+        <w:t xml:space="preserve"> </w:t>
+      </w:r>
+      <w:r>
+        <w:t xml:space="preserve">(Ott et al. 2022a, 2020; Ho et al. 2022; Huys et al. 2012; Schwartenbeck et al. 2015)</w:t>
+      </w:r>
+      <w:r>
+        <w:t xml:space="preserve">. However, these terms are typically low-dimensional and are not usually decomposed according to the experimental structure of the task. Conversely, factorial analyses of experimental data can quantify how different task factors influence behaviour or neural responses</w:t>
+      </w:r>
+      <w:r>
+        <w:t xml:space="preserve"> </w:t>
+      </w:r>
+      <w:r>
+        <w:t xml:space="preserve">(Barr et al. 2013; Baayen and Milin 2010;</w:t>
+      </w:r>
+      <w:r>
+        <w:t xml:space="preserve"> </w:t>
+      </w:r>
+      <w:r>
+        <w:t xml:space="preserve">Ashburner et al.</w:t>
+      </w:r>
+      <w:r>
+        <w:t xml:space="preserve"> </w:t>
+      </w:r>
+      <w:r>
+        <w:t xml:space="preserve">2014; Singmann and Kellen 2019)</w:t>
+      </w:r>
+      <w:r>
+        <w:t xml:space="preserve">, but they do not by themselves specify how these effects relate to forward planning. By combining these approaches, our model treats task-factor effects not as residual noise around planning, but as structured action tendencies that can guide choices and modulate reliance on planning-derived values.</w:t>
       </w:r>
     </w:p>
     <w:p>
@@ -8373,7 +8403,68 @@
         <w:pStyle w:val="BodyText"/>
       </w:pPr>
       <w:r>
-        <w:t xml:space="preserve">The term preferences should therefore not be understood as referring to arbitrary biases that are simply added to an otherwise planning-based decision. In the present account, preferences are structured action tendencies derived from task features, and they shape behaviour by determining how strongly planning-derived values influence choice. An intuitive interpretation is that these preferences provide an efficient, state-dependent default policy that can support above-stochastic performance even in the absence of planning. In some task states, the relevant features jointly imply a clear action tendency. For example, a high offer combined with low current cost and high energy strongly favours accepting (see estimated parameters in</w:t>
+        <w:t xml:space="preserve">Our approach was motivated by Bayesian accounts of perception and sensorimotor control, in which current evidence is integrated with prior information according to their relative uncertainty</w:t>
+      </w:r>
+      <w:r>
+        <w:t xml:space="preserve"> </w:t>
+      </w:r>
+      <w:r>
+        <w:t xml:space="preserve">(Knill and Pouget 2004; Lee and Mumford 2003; Rao and Ballard 1999; Clark 2013; Friston 2010)</w:t>
+      </w:r>
+      <w:r>
+        <w:t xml:space="preserve">. An intuitive interpretation of our results is that task-structured preferences play the role of action priors, whereas planning-derived values provide the likelihood-like, state-specific evidence about which action will lead to better future outcomes, and the strength of the priors determines the extent of forward planning. This interpretation is particularly evident in how preferences guide behavior in different states. In states where the relevant features jointly imply a clear action tendency (e.g. high offer, low cost and high energy), preferences alone may be sufficient to support efficient decision making, requiring minimal forward planning. In other states, different features support opposing actions. For instance, a moderate offer may favour rejection, whereas low cost and high energy may favour acceptance, resulting in a weaker and more uncertain preference signal. In such cases, forward planning can help resolve the remaining ambiguity by evaluating the future consequences of the available actions.</w:t>
+      </w:r>
+    </w:p>
+    <w:p>
+      <w:pPr>
+        <w:pStyle w:val="BodyText"/>
+      </w:pPr>
+      <w:r>
+        <w:t xml:space="preserve">The factorized preference component of our model constitutes an extension of existing Bayesian accounts of decision making</w:t>
+      </w:r>
+      <w:r>
+        <w:t xml:space="preserve"> </w:t>
+      </w:r>
+      <w:r>
+        <w:t xml:space="preserve">(Huys et al. 2012; Kuperwajs and Ma 2021; Schwöbel et al. 2021)</w:t>
+      </w:r>
+      <w:r>
+        <w:t xml:space="preserve">, most explicitely to the policy compression framework which assumes that choice reflects the bayesian integration of planning derived value with state-independent action priors, reflecting the marginal action probability of the current policy</w:t>
+      </w:r>
+      <w:r>
+        <w:t xml:space="preserve"> </w:t>
+      </w:r>
+      <w:r>
+        <w:t xml:space="preserve">(Lai and Gershman 2021)</w:t>
+      </w:r>
+      <w:r>
+        <w:t xml:space="preserve">. While such priors work well with small state spaces or tasks with limited downstream consequences</w:t>
+      </w:r>
+      <w:r>
+        <w:t xml:space="preserve"> </w:t>
+      </w:r>
+      <w:r>
+        <w:t xml:space="preserve">(Lai and Gershman 2024; Bari and Gershman 2023; Liu and Gershman 2025; Lai et al. 2022; Gershman and Lak 2025)</w:t>
+      </w:r>
+      <w:r>
+        <w:t xml:space="preserve">, they may be insufficient in more complex task sequential decision making tasks, where states can require different actions and where action–state combinations have downstream implications. Our results suggest that in such tasks, participants rely on state-dependent preferences. Our factorized preferences strike a balance between fully state-specific priors, which would be overly costly in terms of memory and completely state independent action priors, which would be too coarse grained to be useful in complex tasks. Existing Bayesian models of decision making should be extended to enable priors structure reflecting the relevant dimensions of the task at hands.</w:t>
+      </w:r>
+    </w:p>
+    <w:p>
+      <w:pPr>
+        <w:pStyle w:val="BodyText"/>
+      </w:pPr>
+      <w:r>
+        <w:t xml:space="preserve">This framing also extends on the work of</w:t>
+      </w:r>
+      <w:r>
+        <w:t xml:space="preserve"> </w:t>
+      </w:r>
+      <w:r>
+        <w:t xml:space="preserve">Ott et al. (2022a)</w:t>
+      </w:r>
+      <w:r>
+        <w:t xml:space="preserve">, who found that participants exert more cognitive control for intermediate (2 and 3) compared to extreme (1 and 4) offers. They interpreted this finding as evidence that participants split the state space into coarse contexts and allocate context-dependent control. Our results offer a more nuanced interpretation: intermediate offers correspond to preferences with higher entropy (see</w:t>
       </w:r>
       <w:r>
         <w:t xml:space="preserve"> </w:t>
@@ -8387,10 +8478,16 @@
         </w:r>
       </w:hyperlink>
       <w:r>
-        <w:t xml:space="preserve"> </w:t>
-      </w:r>
-      <w:r>
-        <w:t xml:space="preserve">D), so little additional forward planning may be required. In other states, different features support opposing actions. For instance, a moderate offer may favour rejection, whereas low cost and high energy may favour acceptance, resulting in a weaker and more uncertain preference signal. In such cases, forward planning can help resolve the remaining ambiguity by evaluating the future consequences of the available actions. Thus, preferences may act as an inexpensive and quickly available first-pass guide that is often sufficient to support above-stochastic returns, but is complemented by planning when preferences are uncertain and planning-derived action values are in conflict.</w:t>
+        <w:t xml:space="preserve">), prompting greater planning effort to resolve uncertainty. Rather than splitting the state space into coarse context</w:t>
+      </w:r>
+      <w:r>
+        <w:t xml:space="preserve"> </w:t>
+      </w:r>
+      <w:r>
+        <w:t xml:space="preserve">(Ott et al. 2022a)</w:t>
+      </w:r>
+      <w:r>
+        <w:t xml:space="preserve">, participants allocate planning efforts dynamically based on the strength of their structured priors. Under this view, cognitive control is invertly proportional to priors certainty and reflects how much they engage in forward planning to resolve choice uncertainty.</w:t>
       </w:r>
     </w:p>
     <w:p>
@@ -8398,37 +8495,34 @@
         <w:pStyle w:val="BodyText"/>
       </w:pPr>
       <w:r>
-        <w:t xml:space="preserve">A methodological contribution of the present study is that we combined a planning-derived decision-value term with a factorized preference component defined over the task features. Computational models of sequential decision making often include additional parameters capturing response biases, perseveration, or other deviations from value-based choice</w:t>
-      </w:r>
-      <w:r>
-        <w:t xml:space="preserve"> </w:t>
-      </w:r>
-      <w:r>
-        <w:t xml:space="preserve">(Ott et al. 2022a, 2020; Huys et al. 2012; Ho et al. 2022; Schwartenbeck et al. 2015)</w:t>
-      </w:r>
-      <w:r>
-        <w:t xml:space="preserve">. However, these terms are typically low-dimensional and are not usually decomposed according to the experimental structure of the task. Conversely, factorial analyses of experimental data can quantify how different task factors influence behaviour or neural responses</w:t>
-      </w:r>
-      <w:r>
-        <w:t xml:space="preserve"> </w:t>
-      </w:r>
-      <w:r>
-        <w:t xml:space="preserve">(Barr et al. 2013; Baayen and Milin 2010;</w:t>
-      </w:r>
-      <w:r>
-        <w:t xml:space="preserve"> </w:t>
-      </w:r>
-      <w:r>
-        <w:t xml:space="preserve">Ashburner et al.</w:t>
-      </w:r>
-      <w:r>
-        <w:t xml:space="preserve"> </w:t>
-      </w:r>
-      <w:r>
-        <w:t xml:space="preserve">2014; Singmann and Kellen 2019)</w:t>
-      </w:r>
-      <w:r>
-        <w:t xml:space="preserve">, but they do not by themselves specify how these effects relate to forward planning. By combining these approaches, our model treats task-factor effects not as residual noise around planning, but as structured action tendencies that can guide choices and modulate reliance on planning-derived values. This approach may be particularly useful in complex sequential decision-making tasks, where choices depend on several distinct task dimensions. In the present task, offer value, energy, current cost, and future cost each provided potential bases for preference-based guidance. Such structured dimensions are less obvious in simpler two-alternative value-based choice tasks, where it may be harder to identify feature-specific preference components.</w:t>
+        <w:t xml:space="preserve">Our results contribute to the debate about whether deviations from optimality reflects systematic errors or adaptive heuristics. Across psychology and perceptual decision making, deviations from normative models have often been described as systematic errors</w:t>
+      </w:r>
+      <w:r>
+        <w:t xml:space="preserve"> </w:t>
+      </w:r>
+      <w:r>
+        <w:t xml:space="preserve">(Tversky and Kahneman 1974; Gilovich and Griffin 2002; Rahnev and Denison 2018; Berthet and De Gardelle 2023)</w:t>
+      </w:r>
+      <w:r>
+        <w:t xml:space="preserve">. In contrast, others argue that biases reflect adaptive heuristics that serve as computation-less shortcuts enabling satisficing solutions in complex tasks</w:t>
+      </w:r>
+      <w:r>
+        <w:t xml:space="preserve"> </w:t>
+      </w:r>
+      <w:r>
+        <w:t xml:space="preserve">(</w:t>
+      </w:r>
+      <w:r>
+        <w:t xml:space="preserve">Gigerenzer et al.</w:t>
+      </w:r>
+      <w:r>
+        <w:t xml:space="preserve"> </w:t>
+      </w:r>
+      <w:r>
+        <w:t xml:space="preserve">2000; Tsetsos et al. 2016; Gigerenzer and Brighton 2009)</w:t>
+      </w:r>
+      <w:r>
+        <w:t xml:space="preserve">. In line with the adaptive heuristic interpretation, we find that preferences are not arbitrary residuals around an optimal planning process. Instead, they represent structured action tendencies derived from task features, supporting above-stochastic performance in the absence of planning. However, participants do not rely on preferences alone. Rather, biases from optimal decision making reflect action priors which are an inexpensive and quickly available first-pass yielding satisficing returns, which are complemented by planning when priors are uncertain and planning-derived action values are in conflict. This implies that there is no strict separation between a fast heuristic system and a slow planning system and that instead, both work in concert in the context of sequential decision making.</w:t>
       </w:r>
     </w:p>
     <w:p>
@@ -8436,19 +8530,24 @@
         <w:pStyle w:val="BodyText"/>
       </w:pPr>
       <w:r>
-        <w:t xml:space="preserve">Our results also reframe how deviations from optimal planning should be interpreted. Across psychology and perceptual decision making, deviations from normative models have often been described as biases or heuristics</w:t>
-      </w:r>
-      <w:r>
-        <w:t xml:space="preserve"> </w:t>
-      </w:r>
-      <w:r>
-        <w:t xml:space="preserve">(Tversky and Kahneman 1974; Gilovich and Griffin 2002)</w:t>
-      </w:r>
-      <w:r>
-        <w:t xml:space="preserve"> </w:t>
-      </w:r>
-      <w:r>
-        <w:t xml:space="preserve">(Tversky and Kahneman, 1974; Gilovich and Griffin, 2002; Rahnev and Denison, 2018; Berthet and de Gardelle, 2023). Such deviations can lead to systematic errors, but they may also reflect efficient approximations that reduce computational demands. The present findings support this latter interpretation in the context of sequential decision making. Participants’ preferences were not arbitrary residuals around an optimal planning process. Instead, they captured task structure, supported above-stochastic returns when used without planning, and modulated the influence of planning-derived values. Thus, deviations from optimal planning may in part reflect structured approximations that guide behaviour when full state-specific evaluation is costly, uncertain, or unnecessary. This interpretation does not require a strict separation between a fast heuristic system and a slow planning system. Rather, in the Bayesian analogy developed here, task-structured preferences play the role of action priors, whereas planning-derived values provide the likelihood-like, state-specific evidence about which action will lead to better future outcomes. The results therefore suggest a single decision process in which action priors and planning-derived evidence are integrated according to their relative uncertainty.</w:t>
+        <w:t xml:space="preserve">Importantly, while our model suggest that task-structured preferences can function like prior action tendencies, the model is purely descriptive and does not establish that the fitted preferences are priors in a formal Bayesian sense. In addition, our model assumes that the preferences have been established prior to the start of the task and does not specify the learning dynamics or updating of these preferences. The similarity between preferences and factor levels-dependent marginal action probability (see</w:t>
+      </w:r>
+      <w:r>
+        <w:t xml:space="preserve"> </w:t>
+      </w:r>
+      <w:hyperlink w:anchor="fig-task-features">
+        <w:r>
+          <w:rPr>
+            <w:rStyle w:val="Hyperlink"/>
+          </w:rPr>
+          <w:t xml:space="preserve">Figure 5</w:t>
+        </w:r>
+      </w:hyperlink>
+      <w:r>
+        <w:t xml:space="preserve"> </w:t>
+      </w:r>
+      <w:r>
+        <w:t xml:space="preserve">D) suggest that preferences might arise by keeping track of action performed in each level of each factor under an approximately optimal policy, in the training session for example. Furthermore general schemas from encounter with similar problem in the environment (budgetting decision in everyday life), or explicit instructions highlighting relevant features might also play a role in learning of preferences. A key question for future research is to establish whether the preferences truly constitute action priors, as well as determining how agents determine which features are relevant for constructing structured priors, especially in real-world settings where task structure is not explicit.</w:t>
       </w:r>
     </w:p>
     <w:p>
@@ -8456,7 +8555,37 @@
         <w:pStyle w:val="BodyText"/>
       </w:pPr>
       <w:r>
-        <w:t xml:space="preserve">The preference component of our model is descriptive, and the present analyses therefore cannot determine how these preferences were formed. Several non-exclusive sources are possible. First, participants may have learned task-structured preferences during the extensive training phase, during which they experienced how offers, energy, and costs affected reward. Second, some preferences may reflect more general schemas about resource allocation. For example, many everyday decisions involve taking valuable opportunities when they are cheap and resources are sufficient, but declining less valuable opportunities when resources are scarce. Third, participants may have inferred simple preference rules directly from the task instructions, which explicitly described the relevant dimensions of the task. These possibilities differ in whether preferences arise from task experience, prior experience, or instructed structure, but they share the idea that preferences may reflect compressed representations of the task that guide choice before full forward evaluation is required. Future work could distinguish these sources by manipulating training, instructions, and the familiarity of the task structure.</w:t>
+        <w:t xml:space="preserve">In addition, while our model uses backward induction to derive state-action values, this does not imply that the brain implements forward planning in this way. Biologically plausible planning likely relies on approximate algorithm such as sampling, partial tree search and approximate value computations</w:t>
+      </w:r>
+      <w:r>
+        <w:t xml:space="preserve"> </w:t>
+      </w:r>
+      <w:r>
+        <w:t xml:space="preserve">(</w:t>
+      </w:r>
+      <w:r>
+        <w:t xml:space="preserve">Sutton et al.</w:t>
+      </w:r>
+      <w:r>
+        <w:t xml:space="preserve"> </w:t>
+      </w:r>
+      <w:r>
+        <w:t xml:space="preserve">1998;</w:t>
+      </w:r>
+      <w:r>
+        <w:t xml:space="preserve"> </w:t>
+      </w:r>
+      <w:r>
+        <w:t xml:space="preserve">Silver et al.</w:t>
+      </w:r>
+      <w:r>
+        <w:t xml:space="preserve"> </w:t>
+      </w:r>
+      <w:r>
+        <w:t xml:space="preserve">2016; Huys et al. 2012; Schwöbel et al. 2021)</w:t>
+      </w:r>
+      <w:r>
+        <w:t xml:space="preserve">. We are not committed to any one of these alternatives, as our main interest in the paper was to investigate the structure underlying participants’ deviations from planning. The observed interaction between RT, preferences strength and decision conflict suggests that whichever algorithm implements action value estimation in the brain, the extent of planning-related computation can be adaptively adjusted to obtain more or less precise estimates depending on preferences strength. Developing RL or active inference agents equipped with such structured priors, and testing their predictions against human data will be crucial for understanding the emergence and utility of efficient, adaptive decision strategies in complex environments.</w:t>
       </w:r>
     </w:p>
     <w:p>
@@ -8464,112 +8593,7 @@
         <w:pStyle w:val="BodyText"/>
       </w:pPr>
       <w:r>
-        <w:t xml:space="preserve">This framing of preferences as priors also connects our results to work suggesting that deviations from optimal behaviour are not necessarily errors, but can be instrumental when processes associated with decision making (ranging from perceptual to motor responses) are noisy or when processing resources are limited</w:t>
-      </w:r>
-      <w:r>
-        <w:t xml:space="preserve"> </w:t>
-      </w:r>
-      <w:r>
-        <w:t xml:space="preserve">(Summerfield and Li 2018; Tsetsos et al. 2016; Schwiedrzik et al. 2014; Fischer and Whitney 2014)</w:t>
-      </w:r>
-      <w:r>
-        <w:t xml:space="preserve">. Recent efforts to apply rate distortion theory to decision making and the policy compression framework have shown that biases towards most frequent actions can be instrumental: for an agent under resource constraints, efficient choice can involve integrating planning with compressed action tendencies, such as the marginal action distribution under the optimal policy which can be interpreted as a prior over actions</w:t>
-      </w:r>
-      <w:r>
-        <w:t xml:space="preserve"> </w:t>
-      </w:r>
-      <w:r>
-        <w:t xml:space="preserve">(Tishby and Polani 2010; Still and Precup 2012; Lai and Gershman 2024, 2021)</w:t>
-      </w:r>
-      <w:r>
-        <w:t xml:space="preserve">. Our present study extends this idea by showing that rather than integrating planning with state independent priors over actions, participants rely on state-dependent preferences. This is an important addition to the policy compression framework, which to our knowledge has primarily been tested in tasks with small state spaces or where current actions have limited downstream consequences</w:t>
-      </w:r>
-      <w:r>
-        <w:t xml:space="preserve"> </w:t>
-      </w:r>
-      <w:r>
-        <w:t xml:space="preserve">(Lai and Gershman 2024; Bari and Gershman 2023; Liu and Gershman 2025; Lai et al. 2022; Gershman and Lak 2025)</w:t>
-      </w:r>
-      <w:r>
-        <w:t xml:space="preserve">. In more complex tasks, where many states can require different actions and where action–state combinations have downstream implications, state independent choice history biases may not provide a sufficiently structured alternative to planning when computational resources are limited. It is therefore likely that to solve real world, complex problems, humans rely on structured priors that reflect relevant dimensions of the environment, enabling them to make good decisions when planning-derived values are uncertain or costly to compute.</w:t>
-      </w:r>
-    </w:p>
-    <w:p>
-      <w:pPr>
-        <w:pStyle w:val="BodyText"/>
-      </w:pPr>
-      <w:r>
-        <w:t xml:space="preserve">The use of an exact dynamic-programming algorithm (backward induction) to derive action values for the planning component of our model does not imply that this is how planning has to be implemented in the brain. It is more likely that biologically plausible planning algorithms rely on approximate computations, such as sampling methods, partial tree search and approximate value computations</w:t>
-      </w:r>
-      <w:r>
-        <w:t xml:space="preserve"> </w:t>
-      </w:r>
-      <w:r>
-        <w:t xml:space="preserve">(</w:t>
-      </w:r>
-      <w:r>
-        <w:t xml:space="preserve">Sutton et al.</w:t>
-      </w:r>
-      <w:r>
-        <w:t xml:space="preserve"> </w:t>
-      </w:r>
-      <w:r>
-        <w:t xml:space="preserve">1998;</w:t>
-      </w:r>
-      <w:r>
-        <w:t xml:space="preserve"> </w:t>
-      </w:r>
-      <w:r>
-        <w:t xml:space="preserve">Silver et al.</w:t>
-      </w:r>
-      <w:r>
-        <w:t xml:space="preserve"> </w:t>
-      </w:r>
-      <w:r>
-        <w:t xml:space="preserve">2016 ADD MORE REFERENCES)</w:t>
-      </w:r>
-      <w:r>
-        <w:t xml:space="preserve">. We are not committed to any one of these alternatives, as our main interest in the paper was to investigate the structure underlying participants’ deviations from planning. The observation that RT depends on the interaction between preferences strength and decision conflict suggests that whichever algorithm implements action value estimation in the brain, the extent of planning-related computation can be adaptively adjusted to obtain more or less precise estimates depending on the specific circumstances in which planning is required.</w:t>
-      </w:r>
-    </w:p>
-    <w:p>
-      <w:pPr>
-        <w:pStyle w:val="BodyText"/>
-      </w:pPr>
-      <w:r>
-        <w:t xml:space="preserve">The account also makes testable predictions about when preference-based guidance should dominate. Reliance on preferences should increase when task features provide a clear action tendency, when planning time is limited, or when the marginal value of additional computation is low. Conversely, reliance on planning should increase when task features provide conflicting action tendencies, when future consequences are difficult to infer from local features alone, or when the cost of an error is high. Future experiments could test these predictions by manipulating time pressure, planning horizon, task volatility, or the reliability of feature-based cues.</w:t>
-      </w:r>
-    </w:p>
-    <w:p>
-      <w:pPr>
-        <w:pStyle w:val="BodyText"/>
-      </w:pPr>
-      <w:r>
-        <w:t xml:space="preserve">ADD SECTION DISCUSSING FUTURE DIRECTION:</w:t>
-      </w:r>
-    </w:p>
-    <w:p>
-      <w:pPr>
-        <w:pStyle w:val="BodyText"/>
-      </w:pPr>
-      <w:r>
-        <w:t xml:space="preserve">Investigating dynamism of preferences (not really necessary, but we could add something to the learning preferences paragraph, adding that we assume that preferences are static but this is just the method of estimation, while we assume for our task they have converged after training. But clearly, learning may be ongoing so even with the same task, preferences may be dynamic/adaptive.</w:t>
-      </w:r>
-    </w:p>
-    <w:p>
-      <w:pPr>
-        <w:pStyle w:val="BodyText"/>
-      </w:pPr>
-      <w:r>
-        <w:t xml:space="preserve">Try to incorporate structure dependent priors to existing Bayesian models of decision making (I wouldn’t add this, it’s future work, and we should only discuss what we found in the paper).</w:t>
-      </w:r>
-    </w:p>
-    <w:p>
-      <w:pPr>
-        <w:pStyle w:val="BodyText"/>
-      </w:pPr>
-      <w:r>
-        <w:t xml:space="preserve">…</w:t>
+        <w:t xml:space="preserve">The presented account makes several testable predictions about when preference-based guidance should dominate. Reliance on preferences should increase when task features provide a clear action tendency, when planning time is limited, or when the marginal value of additional computation is low. Conversely, reliance on planning should increase when task features provide conflicting action tendencies, when future consequences are difficult to infer from local features alone, or when the cost of an error is high. Future experiments could test these predictions by manipulating time pressure, training, instructions, and task familiarity, planning horizon, task volatility, or the reliability of feature-based cues to disentangle these sources and examine how structured priors are formed, adapted and integrated with forward planning.</w:t>
       </w:r>
     </w:p>
     <w:p>
@@ -8724,7 +8748,7 @@
       </w:hyperlink>
     </w:p>
     <w:bookmarkEnd w:id="62"/>
-    <w:bookmarkStart w:id="128" w:name="supplementary-material"/>
+    <w:bookmarkStart w:id="131" w:name="supplementary-material"/>
     <w:p>
       <w:pPr>
         <w:pStyle w:val="Heading2"/>
@@ -12918,7 +12942,7 @@
     </w:p>
     <w:bookmarkEnd w:id="82"/>
     <w:bookmarkEnd w:id="83"/>
-    <w:bookmarkStart w:id="127" w:name="parameters-recovery"/>
+    <w:bookmarkStart w:id="130" w:name="parameters-recovery"/>
     <w:p>
       <w:pPr>
         <w:pStyle w:val="Heading3"/>
@@ -12935,14 +12959,85 @@
         <w:t xml:space="preserve">In the main text, the preference model was observed to fit participants behaviour the best, supporting the hypothesis that participants decision reflects the integration of forward planning with state dependent preferences. The preferences model is rather complex, with preference parameters being estimated as latent variable, and entailing an additional entropy transformation in the interaction term. To establish that despite the complexity of the model, it is still capable of accurately estimate all parameters, we perform a parameter recovery analysis in which we simulate data using the mean parameters recovered from the original data. We then fit the same model to the simulated data. We can then compare the estimated parameters from the simulated data against ground truth to establish the model capacity to identify parameters correctly.</w:t>
       </w:r>
     </w:p>
-    <w:p>
-      <w:pPr>
-        <w:pStyle w:val="BodyText"/>
-      </w:pPr>
-      <w:r>
-        <w:t xml:space="preserve">Across all participants, the ground truth parameters is well within the credible intervals of the retrieved parameters from the data, indicating that our model is indeed capable of recovering the parameters of the underlying generative model.</w:t>
-      </w:r>
-    </w:p>
+    <w:tbl>
+      <w:tblPr>
+        <w:tblStyle w:val="Table"/>
+        <w:tblW w:type="pct" w:w="5000"/>
+        <w:tblLayout w:type="fixed"/>
+        <w:tblLook w:firstRow="0" w:lastRow="0" w:firstColumn="0" w:lastColumn="0" w:noHBand="0" w:noVBand="0" w:val="0000"/>
+      </w:tblPr>
+      <w:tblGrid>
+        <w:gridCol w:w="7920"/>
+      </w:tblGrid>
+      <w:tr>
+        <w:tc>
+          <w:tcPr/>
+          <w:bookmarkStart w:id="87" w:name="suppfig-population_parameter_recovery"/>
+          <w:p>
+            <w:pPr>
+              <w:pStyle w:val="Compact"/>
+              <w:jc w:val="center"/>
+            </w:pPr>
+            <w:r>
+              <w:drawing>
+                <wp:inline>
+                  <wp:extent cx="5334000" cy="2157093"/>
+                  <wp:effectExtent b="0" l="0" r="0" t="0"/>
+                  <wp:docPr descr="" title="" id="85" name="Picture"/>
+                  <a:graphic>
+                    <a:graphicData uri="http://schemas.openxmlformats.org/drawingml/2006/picture">
+                      <pic:pic>
+                        <pic:nvPicPr>
+                          <pic:cNvPr descr="index_files/figure-docx/S3-parameters_recovery-suppfig-population_parameter_recovery-output-1.png" id="86" name="Picture"/>
+                          <pic:cNvPicPr>
+                            <a:picLocks noChangeArrowheads="1" noChangeAspect="1"/>
+                          </pic:cNvPicPr>
+                        </pic:nvPicPr>
+                        <pic:blipFill>
+                          <a:blip r:embed="rId84"/>
+                          <a:stretch>
+                            <a:fillRect/>
+                          </a:stretch>
+                        </pic:blipFill>
+                        <pic:spPr bwMode="auto">
+                          <a:xfrm>
+                            <a:off x="0" y="0"/>
+                            <a:ext cx="5334000" cy="2157093"/>
+                          </a:xfrm>
+                          <a:prstGeom prst="rect">
+                            <a:avLst/>
+                          </a:prstGeom>
+                          <a:noFill/>
+                          <a:ln w="9525">
+                            <a:noFill/>
+                            <a:headEnd/>
+                            <a:tailEnd/>
+                          </a:ln>
+                        </pic:spPr>
+                      </pic:pic>
+                    </a:graphicData>
+                  </a:graphic>
+                </wp:inline>
+              </w:drawing>
+            </w:r>
+          </w:p>
+          <w:p>
+            <w:pPr>
+              <w:jc w:val="center"/>
+            </w:pPr>
+            <w:pPr>
+              <w:jc w:val="left"/>
+              <w:spacing w:before="200"/>
+              <w:pStyle w:val="ImageCaption"/>
+            </w:pPr>
+            <w:r>
+              <w:t xml:space="preserve">Figure S4: Population level parameters recovery</w:t>
+            </w:r>
+          </w:p>
+          <w:bookmarkEnd w:id="87"/>
+        </w:tc>
+      </w:tr>
+    </w:tbl>
     <w:p>
       <w:pPr>
         <w:pStyle w:val="BodyText"/>
@@ -12969,8 +13064,42 @@
         </w:r>
       </w:hyperlink>
     </w:p>
-    <w:bookmarkStart w:id="126" w:name="refs"/>
-    <w:bookmarkStart w:id="84" w:name="ref-abril2023pymc"/>
+    <w:p>
+      <w:pPr>
+        <w:pStyle w:val="BodyText"/>
+      </w:pPr>
+      <w:r>
+        <w:t xml:space="preserve">Across all participants, the ground truth parameters is well within the credible intervals of the retrieved parameters from the data, indicating that our model is indeed capable of recovering the parameters of the underlying generative model.</w:t>
+      </w:r>
+    </w:p>
+    <w:p>
+      <w:pPr>
+        <w:pStyle w:val="BodyText"/>
+      </w:pPr>
+      <w:r>
+        <w:rPr>
+          <w:vertAlign w:val="subscript"/>
+        </w:rPr>
+        <w:t xml:space="preserve">Source:</w:t>
+      </w:r>
+      <w:r>
+        <w:rPr>
+          <w:vertAlign w:val="subscript"/>
+        </w:rPr>
+        <w:t xml:space="preserve"> </w:t>
+      </w:r>
+      <w:hyperlink r:id="rId9">
+        <w:r>
+          <w:rPr>
+            <w:rStyle w:val="Hyperlink"/>
+            <w:vertAlign w:val="subscript"/>
+          </w:rPr>
+          <w:t xml:space="preserve">Article Notebook</w:t>
+        </w:r>
+      </w:hyperlink>
+    </w:p>
+    <w:bookmarkStart w:id="129" w:name="refs"/>
+    <w:bookmarkStart w:id="88" w:name="ref-abril2023pymc"/>
     <w:p>
       <w:pPr>
         <w:pStyle w:val="Bibliography"/>
@@ -13004,8 +13133,8 @@
         <w:t xml:space="preserve">9: e1516.</w:t>
       </w:r>
     </w:p>
-    <w:bookmarkEnd w:id="84"/>
-    <w:bookmarkStart w:id="85" w:name="ref-ashburner2014spm12"/>
+    <w:bookmarkEnd w:id="88"/>
+    <w:bookmarkStart w:id="89" w:name="ref-ashburner2014spm12"/>
     <w:p>
       <w:pPr>
         <w:pStyle w:val="Bibliography"/>
@@ -13039,8 +13168,8 @@
         <w:t xml:space="preserve">2464 (4): 53.</w:t>
       </w:r>
     </w:p>
-    <w:bookmarkEnd w:id="85"/>
-    <w:bookmarkStart w:id="86" w:name="ref-baayen2010analyzing"/>
+    <w:bookmarkEnd w:id="89"/>
+    <w:bookmarkStart w:id="90" w:name="ref-baayen2010analyzing"/>
     <w:p>
       <w:pPr>
         <w:pStyle w:val="Bibliography"/>
@@ -13071,8 +13200,8 @@
         <w:t xml:space="preserve">3 (2): 12–28.</w:t>
       </w:r>
     </w:p>
-    <w:bookmarkEnd w:id="86"/>
-    <w:bookmarkStart w:id="87" w:name="ref-bari2023undermatching"/>
+    <w:bookmarkEnd w:id="90"/>
+    <w:bookmarkStart w:id="91" w:name="ref-bari2023undermatching"/>
     <w:p>
       <w:pPr>
         <w:pStyle w:val="Bibliography"/>
@@ -13103,8 +13232,8 @@
         <w:t xml:space="preserve">43 (3): 447–57.</w:t>
       </w:r>
     </w:p>
-    <w:bookmarkEnd w:id="87"/>
-    <w:bookmarkStart w:id="88" w:name="ref-barr2013random"/>
+    <w:bookmarkEnd w:id="91"/>
+    <w:bookmarkStart w:id="92" w:name="ref-barr2013random"/>
     <w:p>
       <w:pPr>
         <w:pStyle w:val="Bibliography"/>
@@ -13135,20 +13264,20 @@
         <w:t xml:space="preserve">68 (3): 255–78.</w:t>
       </w:r>
     </w:p>
-    <w:bookmarkEnd w:id="88"/>
-    <w:bookmarkStart w:id="90" w:name="ref-Capretto2022"/>
+    <w:bookmarkEnd w:id="92"/>
+    <w:bookmarkStart w:id="93" w:name="ref-berthet2023heuristics"/>
     <w:p>
       <w:pPr>
         <w:pStyle w:val="Bibliography"/>
       </w:pPr>
       <w:r>
-        <w:t xml:space="preserve">Capretto, Tomás, Camen Piho, Ravin Kumar, Jacob Westfall, Tal Yarkoni, and Osvaldo A Martin. 2022.</w:t>
-      </w:r>
-      <w:r>
-        <w:t xml:space="preserve"> </w:t>
-      </w:r>
-      <w:r>
-        <w:t xml:space="preserve">“Bambi: A Simple Interface for Fitting Bayesian Linear Models in Python.”</w:t>
+        <w:t xml:space="preserve">Berthet, Vincent, and Vincent De Gardelle. 2023.</w:t>
+      </w:r>
+      <w:r>
+        <w:t xml:space="preserve"> </w:t>
+      </w:r>
+      <w:r>
+        <w:t xml:space="preserve">“The Heuristics-and-Biases Inventory: An Open-Source Tool to Explore Individual Differences in Rationality.”</w:t>
       </w:r>
       <w:r>
         <w:t xml:space="preserve"> </w:t>
@@ -13158,6 +13287,38 @@
           <w:i/>
           <w:iCs/>
         </w:rPr>
+        <w:t xml:space="preserve">Frontiers in Psychology</w:t>
+      </w:r>
+      <w:r>
+        <w:t xml:space="preserve"> </w:t>
+      </w:r>
+      <w:r>
+        <w:t xml:space="preserve">14: 1145246.</w:t>
+      </w:r>
+    </w:p>
+    <w:bookmarkEnd w:id="93"/>
+    <w:bookmarkStart w:id="95" w:name="ref-Capretto2022"/>
+    <w:p>
+      <w:pPr>
+        <w:pStyle w:val="Bibliography"/>
+      </w:pPr>
+      <w:r>
+        <w:t xml:space="preserve">Capretto, Tomás, Camen Piho, Ravin Kumar, Jacob Westfall, Tal Yarkoni, and Osvaldo A Martin. 2022.</w:t>
+      </w:r>
+      <w:r>
+        <w:t xml:space="preserve"> </w:t>
+      </w:r>
+      <w:r>
+        <w:t xml:space="preserve">“Bambi: A Simple Interface for Fitting Bayesian Linear Models in Python.”</w:t>
+      </w:r>
+      <w:r>
+        <w:t xml:space="preserve"> </w:t>
+      </w:r>
+      <w:r>
+        <w:rPr>
+          <w:i/>
+          <w:iCs/>
+        </w:rPr>
         <w:t xml:space="preserve">Journal of Statistical Software</w:t>
       </w:r>
       <w:r>
@@ -13169,7 +13330,7 @@
       <w:r>
         <w:t xml:space="preserve"> </w:t>
       </w:r>
-      <w:hyperlink r:id="rId89">
+      <w:hyperlink r:id="rId94">
         <w:r>
           <w:rPr>
             <w:rStyle w:val="Hyperlink"/>
@@ -13181,8 +13342,8 @@
         <w:t xml:space="preserve">.</w:t>
       </w:r>
     </w:p>
-    <w:bookmarkEnd w:id="90"/>
-    <w:bookmarkStart w:id="91" w:name="ref-clark2013whatever"/>
+    <w:bookmarkEnd w:id="95"/>
+    <w:bookmarkStart w:id="96" w:name="ref-clark2013whatever"/>
     <w:p>
       <w:pPr>
         <w:pStyle w:val="Bibliography"/>
@@ -13213,20 +13374,20 @@
         <w:t xml:space="preserve">36 (3): 181–204.</w:t>
       </w:r>
     </w:p>
-    <w:bookmarkEnd w:id="91"/>
-    <w:bookmarkStart w:id="92" w:name="ref-fischer2014serial"/>
+    <w:bookmarkEnd w:id="96"/>
+    <w:bookmarkStart w:id="97" w:name="ref-friston2010free"/>
     <w:p>
       <w:pPr>
         <w:pStyle w:val="Bibliography"/>
       </w:pPr>
       <w:r>
-        <w:t xml:space="preserve">Fischer, Jason, and David Whitney. 2014.</w:t>
-      </w:r>
-      <w:r>
-        <w:t xml:space="preserve"> </w:t>
-      </w:r>
-      <w:r>
-        <w:t xml:space="preserve">“Serial Dependence in Visual Perception.”</w:t>
+        <w:t xml:space="preserve">Friston, Karl. 2010.</w:t>
+      </w:r>
+      <w:r>
+        <w:t xml:space="preserve"> </w:t>
+      </w:r>
+      <w:r>
+        <w:t xml:space="preserve">“The Free-Energy Principle: A Unified Brain Theory?”</w:t>
       </w:r>
       <w:r>
         <w:t xml:space="preserve"> </w:t>
@@ -13236,29 +13397,29 @@
           <w:i/>
           <w:iCs/>
         </w:rPr>
-        <w:t xml:space="preserve">Nature Neuroscience</w:t>
-      </w:r>
-      <w:r>
-        <w:t xml:space="preserve"> </w:t>
-      </w:r>
-      <w:r>
-        <w:t xml:space="preserve">17 (5): 738–43.</w:t>
-      </w:r>
-    </w:p>
-    <w:bookmarkEnd w:id="92"/>
-    <w:bookmarkStart w:id="93" w:name="ref-friston2010free"/>
+        <w:t xml:space="preserve">Nature Reviews Neuroscience</w:t>
+      </w:r>
+      <w:r>
+        <w:t xml:space="preserve"> </w:t>
+      </w:r>
+      <w:r>
+        <w:t xml:space="preserve">11 (2): 127–38.</w:t>
+      </w:r>
+    </w:p>
+    <w:bookmarkEnd w:id="97"/>
+    <w:bookmarkStart w:id="98" w:name="ref-gershman2015computational"/>
     <w:p>
       <w:pPr>
         <w:pStyle w:val="Bibliography"/>
       </w:pPr>
       <w:r>
-        <w:t xml:space="preserve">Friston, Karl. 2010.</w:t>
-      </w:r>
-      <w:r>
-        <w:t xml:space="preserve"> </w:t>
-      </w:r>
-      <w:r>
-        <w:t xml:space="preserve">“The Free-Energy Principle: A Unified Brain Theory?”</w:t>
+        <w:t xml:space="preserve">Gershman, Samuel J, Eric J Horvitz, and Joshua B Tenenbaum. 2015.</w:t>
+      </w:r>
+      <w:r>
+        <w:t xml:space="preserve"> </w:t>
+      </w:r>
+      <w:r>
+        <w:t xml:space="preserve">“Computational Rationality: A Converging Paradigm for Intelligence in Brains, Minds, and Machines.”</w:t>
       </w:r>
       <w:r>
         <w:t xml:space="preserve"> </w:t>
@@ -13268,29 +13429,29 @@
           <w:i/>
           <w:iCs/>
         </w:rPr>
-        <w:t xml:space="preserve">Nature Reviews Neuroscience</w:t>
-      </w:r>
-      <w:r>
-        <w:t xml:space="preserve"> </w:t>
-      </w:r>
-      <w:r>
-        <w:t xml:space="preserve">11 (2): 127–38.</w:t>
-      </w:r>
-    </w:p>
-    <w:bookmarkEnd w:id="93"/>
-    <w:bookmarkStart w:id="94" w:name="ref-gershman2015computational"/>
+        <w:t xml:space="preserve">Science</w:t>
+      </w:r>
+      <w:r>
+        <w:t xml:space="preserve"> </w:t>
+      </w:r>
+      <w:r>
+        <w:t xml:space="preserve">349 (6245): 273–78.</w:t>
+      </w:r>
+    </w:p>
+    <w:bookmarkEnd w:id="98"/>
+    <w:bookmarkStart w:id="99" w:name="ref-gershman2025policy"/>
     <w:p>
       <w:pPr>
         <w:pStyle w:val="Bibliography"/>
       </w:pPr>
       <w:r>
-        <w:t xml:space="preserve">Gershman, Samuel J, Eric J Horvitz, and Joshua B Tenenbaum. 2015.</w:t>
-      </w:r>
-      <w:r>
-        <w:t xml:space="preserve"> </w:t>
-      </w:r>
-      <w:r>
-        <w:t xml:space="preserve">“Computational Rationality: A Converging Paradigm for Intelligence in Brains, Minds, and Machines.”</w:t>
+        <w:t xml:space="preserve">Gershman, Samuel J, and Armin Lak. 2025.</w:t>
+      </w:r>
+      <w:r>
+        <w:t xml:space="preserve"> </w:t>
+      </w:r>
+      <w:r>
+        <w:t xml:space="preserve">“Policy Complexity Suppresses Dopamine Responses.”</w:t>
       </w:r>
       <w:r>
         <w:t xml:space="preserve"> </w:t>
@@ -13300,29 +13461,29 @@
           <w:i/>
           <w:iCs/>
         </w:rPr>
-        <w:t xml:space="preserve">Science</w:t>
-      </w:r>
-      <w:r>
-        <w:t xml:space="preserve"> </w:t>
-      </w:r>
-      <w:r>
-        <w:t xml:space="preserve">349 (6245): 273–78.</w:t>
-      </w:r>
-    </w:p>
-    <w:bookmarkEnd w:id="94"/>
-    <w:bookmarkStart w:id="95" w:name="ref-gershman2025policy"/>
+        <w:t xml:space="preserve">Journal of Neuroscience</w:t>
+      </w:r>
+      <w:r>
+        <w:t xml:space="preserve"> </w:t>
+      </w:r>
+      <w:r>
+        <w:t xml:space="preserve">45 (9).</w:t>
+      </w:r>
+    </w:p>
+    <w:bookmarkEnd w:id="99"/>
+    <w:bookmarkStart w:id="100" w:name="ref-gigerenzer2009homo"/>
     <w:p>
       <w:pPr>
         <w:pStyle w:val="Bibliography"/>
       </w:pPr>
       <w:r>
-        <w:t xml:space="preserve">Gershman, Samuel J, and Armin Lak. 2025.</w:t>
-      </w:r>
-      <w:r>
-        <w:t xml:space="preserve"> </w:t>
-      </w:r>
-      <w:r>
-        <w:t xml:space="preserve">“Policy Complexity Suppresses Dopamine Responses.”</w:t>
+        <w:t xml:space="preserve">Gigerenzer, Gerd, and Henry Brighton. 2009.</w:t>
+      </w:r>
+      <w:r>
+        <w:t xml:space="preserve"> </w:t>
+      </w:r>
+      <w:r>
+        <w:t xml:space="preserve">“Homo Heuristicus: Why Biased Minds Make Better Inferences.”</w:t>
       </w:r>
       <w:r>
         <w:t xml:space="preserve"> </w:t>
@@ -13332,23 +13493,26 @@
           <w:i/>
           <w:iCs/>
         </w:rPr>
-        <w:t xml:space="preserve">Journal of Neuroscience</w:t>
-      </w:r>
-      <w:r>
-        <w:t xml:space="preserve"> </w:t>
-      </w:r>
-      <w:r>
-        <w:t xml:space="preserve">45 (9).</w:t>
-      </w:r>
-    </w:p>
-    <w:bookmarkEnd w:id="95"/>
-    <w:bookmarkStart w:id="96" w:name="ref-gilovich2002heuristics"/>
+        <w:t xml:space="preserve">Topics in Cognitive Science</w:t>
+      </w:r>
+      <w:r>
+        <w:t xml:space="preserve"> </w:t>
+      </w:r>
+      <w:r>
+        <w:t xml:space="preserve">1 (1): 107–43.</w:t>
+      </w:r>
+    </w:p>
+    <w:bookmarkEnd w:id="100"/>
+    <w:bookmarkStart w:id="101" w:name="ref-gigerenzer2000simple"/>
     <w:p>
       <w:pPr>
         <w:pStyle w:val="Bibliography"/>
       </w:pPr>
       <w:r>
-        <w:t xml:space="preserve">Gilovich, Thomas, and Dale W Griffin. 2002.</w:t>
+        <w:t xml:space="preserve">Gigerenzer, Gerd, Peter M Todd, the ABC Research Group, et al.</w:t>
+      </w:r>
+      <w:r>
+        <w:t xml:space="preserve"> 2000.</w:t>
       </w:r>
       <w:r>
         <w:t xml:space="preserve"> </w:t>
@@ -13358,26 +13522,20 @@
           <w:i/>
           <w:iCs/>
         </w:rPr>
-        <w:t xml:space="preserve">Heuristics and Biases: The Psychology of Intuitive Judgment</w:t>
-      </w:r>
-      <w:r>
-        <w:t xml:space="preserve">. Cambridge university press.</w:t>
-      </w:r>
-    </w:p>
-    <w:bookmarkEnd w:id="96"/>
-    <w:bookmarkStart w:id="97" w:name="ref-ho2022people"/>
+        <w:t xml:space="preserve">Simple Heuristics That Make Us Smart</w:t>
+      </w:r>
+      <w:r>
+        <w:t xml:space="preserve">. Oxford University Press.</w:t>
+      </w:r>
+    </w:p>
+    <w:bookmarkEnd w:id="101"/>
+    <w:bookmarkStart w:id="102" w:name="ref-gilovich2002heuristics"/>
     <w:p>
       <w:pPr>
         <w:pStyle w:val="Bibliography"/>
       </w:pPr>
       <w:r>
-        <w:t xml:space="preserve">Ho, Mark K, David Abel, Carlos G Correa, Michael L Littman, Jonathan D Cohen, and Thomas L Griffiths. 2022.</w:t>
-      </w:r>
-      <w:r>
-        <w:t xml:space="preserve"> </w:t>
-      </w:r>
-      <w:r>
-        <w:t xml:space="preserve">“People Construct Simplified Mental Representations to Plan.”</w:t>
+        <w:t xml:space="preserve">Gilovich, Thomas, and Dale W Griffin. 2002.</w:t>
       </w:r>
       <w:r>
         <w:t xml:space="preserve"> </w:t>
@@ -13387,29 +13545,26 @@
           <w:i/>
           <w:iCs/>
         </w:rPr>
-        <w:t xml:space="preserve">Nature</w:t>
-      </w:r>
-      <w:r>
-        <w:t xml:space="preserve"> </w:t>
-      </w:r>
-      <w:r>
-        <w:t xml:space="preserve">606 (7912): 129–36.</w:t>
-      </w:r>
-    </w:p>
-    <w:bookmarkEnd w:id="97"/>
-    <w:bookmarkStart w:id="98" w:name="ref-huys2012bonsai"/>
+        <w:t xml:space="preserve">Heuristics and Biases: The Psychology of Intuitive Judgment</w:t>
+      </w:r>
+      <w:r>
+        <w:t xml:space="preserve">. Cambridge university press.</w:t>
+      </w:r>
+    </w:p>
+    <w:bookmarkEnd w:id="102"/>
+    <w:bookmarkStart w:id="103" w:name="ref-ho2022people"/>
     <w:p>
       <w:pPr>
         <w:pStyle w:val="Bibliography"/>
       </w:pPr>
       <w:r>
-        <w:t xml:space="preserve">Huys, Quentin JM, Neir Eshel, Elizabeth O’Nions, Luke Sheridan, Peter Dayan, and Jonathan P Roiser. 2012.</w:t>
-      </w:r>
-      <w:r>
-        <w:t xml:space="preserve"> </w:t>
-      </w:r>
-      <w:r>
-        <w:t xml:space="preserve">“Bonsai Trees in Your Head: How the Pavlovian System Sculpts Goal-Directed Choices by Pruning Decision Trees.”</w:t>
+        <w:t xml:space="preserve">Ho, Mark K, David Abel, Carlos G Correa, Michael L Littman, Jonathan D Cohen, and Thomas L Griffiths. 2022.</w:t>
+      </w:r>
+      <w:r>
+        <w:t xml:space="preserve"> </w:t>
+      </w:r>
+      <w:r>
+        <w:t xml:space="preserve">“People Construct Simplified Mental Representations to Plan.”</w:t>
       </w:r>
       <w:r>
         <w:t xml:space="preserve"> </w:t>
@@ -13419,29 +13574,29 @@
           <w:i/>
           <w:iCs/>
         </w:rPr>
-        <w:t xml:space="preserve">PLoS Computational Biology</w:t>
-      </w:r>
-      <w:r>
-        <w:t xml:space="preserve"> </w:t>
-      </w:r>
-      <w:r>
-        <w:t xml:space="preserve">8 (3): e1002410.</w:t>
-      </w:r>
-    </w:p>
-    <w:bookmarkEnd w:id="98"/>
-    <w:bookmarkStart w:id="99" w:name="ref-knill2004bayesian"/>
+        <w:t xml:space="preserve">Nature</w:t>
+      </w:r>
+      <w:r>
+        <w:t xml:space="preserve"> </w:t>
+      </w:r>
+      <w:r>
+        <w:t xml:space="preserve">606 (7912): 129–36.</w:t>
+      </w:r>
+    </w:p>
+    <w:bookmarkEnd w:id="103"/>
+    <w:bookmarkStart w:id="104" w:name="ref-huys2012bonsai"/>
     <w:p>
       <w:pPr>
         <w:pStyle w:val="Bibliography"/>
       </w:pPr>
       <w:r>
-        <w:t xml:space="preserve">Knill, David C, and Alexandre Pouget. 2004.</w:t>
-      </w:r>
-      <w:r>
-        <w:t xml:space="preserve"> </w:t>
-      </w:r>
-      <w:r>
-        <w:t xml:space="preserve">“The Bayesian Brain: The Role of Uncertainty in Neural Coding and Computation.”</w:t>
+        <w:t xml:space="preserve">Huys, Quentin JM, Neir Eshel, Elizabeth O’Nions, Luke Sheridan, Peter Dayan, and Jonathan P Roiser. 2012.</w:t>
+      </w:r>
+      <w:r>
+        <w:t xml:space="preserve"> </w:t>
+      </w:r>
+      <w:r>
+        <w:t xml:space="preserve">“Bonsai Trees in Your Head: How the Pavlovian System Sculpts Goal-Directed Choices by Pruning Decision Trees.”</w:t>
       </w:r>
       <w:r>
         <w:t xml:space="preserve"> </w:t>
@@ -13451,29 +13606,29 @@
           <w:i/>
           <w:iCs/>
         </w:rPr>
-        <w:t xml:space="preserve">TRENDS in Neurosciences</w:t>
-      </w:r>
-      <w:r>
-        <w:t xml:space="preserve"> </w:t>
-      </w:r>
-      <w:r>
-        <w:t xml:space="preserve">27 (12): 712–19.</w:t>
-      </w:r>
-    </w:p>
-    <w:bookmarkEnd w:id="99"/>
-    <w:bookmarkStart w:id="100" w:name="ref-kording2004bayesian"/>
+        <w:t xml:space="preserve">PLoS Computational Biology</w:t>
+      </w:r>
+      <w:r>
+        <w:t xml:space="preserve"> </w:t>
+      </w:r>
+      <w:r>
+        <w:t xml:space="preserve">8 (3): e1002410.</w:t>
+      </w:r>
+    </w:p>
+    <w:bookmarkEnd w:id="104"/>
+    <w:bookmarkStart w:id="105" w:name="ref-knill2004bayesian"/>
     <w:p>
       <w:pPr>
         <w:pStyle w:val="Bibliography"/>
       </w:pPr>
       <w:r>
-        <w:t xml:space="preserve">Körding, Konrad P, and Daniel M Wolpert. 2004.</w:t>
-      </w:r>
-      <w:r>
-        <w:t xml:space="preserve"> </w:t>
-      </w:r>
-      <w:r>
-        <w:t xml:space="preserve">“Bayesian Integration in Sensorimotor Learning.”</w:t>
+        <w:t xml:space="preserve">Knill, David C, and Alexandre Pouget. 2004.</w:t>
+      </w:r>
+      <w:r>
+        <w:t xml:space="preserve"> </w:t>
+      </w:r>
+      <w:r>
+        <w:t xml:space="preserve">“The Bayesian Brain: The Role of Uncertainty in Neural Coding and Computation.”</w:t>
       </w:r>
       <w:r>
         <w:t xml:space="preserve"> </w:t>
@@ -13483,29 +13638,29 @@
           <w:i/>
           <w:iCs/>
         </w:rPr>
-        <w:t xml:space="preserve">Nature</w:t>
-      </w:r>
-      <w:r>
-        <w:t xml:space="preserve"> </w:t>
-      </w:r>
-      <w:r>
-        <w:t xml:space="preserve">427 (6971): 244–47.</w:t>
-      </w:r>
-    </w:p>
-    <w:bookmarkEnd w:id="100"/>
-    <w:bookmarkStart w:id="101" w:name="ref-kuperwajs2021planning"/>
+        <w:t xml:space="preserve">TRENDS in Neurosciences</w:t>
+      </w:r>
+      <w:r>
+        <w:t xml:space="preserve"> </w:t>
+      </w:r>
+      <w:r>
+        <w:t xml:space="preserve">27 (12): 712–19.</w:t>
+      </w:r>
+    </w:p>
+    <w:bookmarkEnd w:id="105"/>
+    <w:bookmarkStart w:id="106" w:name="ref-kording2004bayesian"/>
     <w:p>
       <w:pPr>
         <w:pStyle w:val="Bibliography"/>
       </w:pPr>
       <w:r>
-        <w:t xml:space="preserve">Kuperwajs, Ionatan, and Wei Ji Ma. 2021.</w:t>
-      </w:r>
-      <w:r>
-        <w:t xml:space="preserve"> </w:t>
-      </w:r>
-      <w:r>
-        <w:t xml:space="preserve">“Planning to Plan: A Bayesian Model for Optimizing the Depth of Decision Tree Search.”</w:t>
+        <w:t xml:space="preserve">Körding, Konrad P, and Daniel M Wolpert. 2004.</w:t>
+      </w:r>
+      <w:r>
+        <w:t xml:space="preserve"> </w:t>
+      </w:r>
+      <w:r>
+        <w:t xml:space="preserve">“Bayesian Integration in Sensorimotor Learning.”</w:t>
       </w:r>
       <w:r>
         <w:t xml:space="preserve"> </w:t>
@@ -13515,35 +13670,29 @@
           <w:i/>
           <w:iCs/>
         </w:rPr>
-        <w:t xml:space="preserve">Proceedings of the Annual Meeting of the Cognitive Science Society</w:t>
-      </w:r>
-      <w:r>
-        <w:t xml:space="preserve"> </w:t>
-      </w:r>
-      <w:r>
-        <w:t xml:space="preserve">43.</w:t>
-      </w:r>
-    </w:p>
-    <w:bookmarkEnd w:id="101"/>
-    <w:bookmarkStart w:id="102" w:name="ref-lai2021policy"/>
+        <w:t xml:space="preserve">Nature</w:t>
+      </w:r>
+      <w:r>
+        <w:t xml:space="preserve"> </w:t>
+      </w:r>
+      <w:r>
+        <w:t xml:space="preserve">427 (6971): 244–47.</w:t>
+      </w:r>
+    </w:p>
+    <w:bookmarkEnd w:id="106"/>
+    <w:bookmarkStart w:id="107" w:name="ref-kuperwajs2021planning"/>
     <w:p>
       <w:pPr>
         <w:pStyle w:val="Bibliography"/>
       </w:pPr>
       <w:r>
-        <w:t xml:space="preserve">Lai, Lucy, and Samuel J Gershman. 2021.</w:t>
-      </w:r>
-      <w:r>
-        <w:t xml:space="preserve"> </w:t>
-      </w:r>
-      <w:r>
-        <w:t xml:space="preserve">“Policy Compression: An Information Bottleneck in Action Selection.”</w:t>
-      </w:r>
-      <w:r>
-        <w:t xml:space="preserve"> </w:t>
-      </w:r>
-      <w:r>
-        <w:t xml:space="preserve">In</w:t>
+        <w:t xml:space="preserve">Kuperwajs, Ionatan, and Wei Ji Ma. 2021.</w:t>
+      </w:r>
+      <w:r>
+        <w:t xml:space="preserve"> </w:t>
+      </w:r>
+      <w:r>
+        <w:t xml:space="preserve">“Planning to Plan: A Bayesian Model for Optimizing the Depth of Decision Tree Search.”</w:t>
       </w:r>
       <w:r>
         <w:t xml:space="preserve"> </w:t>
@@ -13553,26 +13702,35 @@
           <w:i/>
           <w:iCs/>
         </w:rPr>
-        <w:t xml:space="preserve">Psychology of Learning and Motivation</w:t>
-      </w:r>
-      <w:r>
-        <w:t xml:space="preserve">, vol. 74. Elsevier.</w:t>
-      </w:r>
-    </w:p>
-    <w:bookmarkEnd w:id="102"/>
-    <w:bookmarkStart w:id="103" w:name="ref-lai2024human"/>
+        <w:t xml:space="preserve">Proceedings of the Annual Meeting of the Cognitive Science Society</w:t>
+      </w:r>
+      <w:r>
+        <w:t xml:space="preserve"> </w:t>
+      </w:r>
+      <w:r>
+        <w:t xml:space="preserve">43.</w:t>
+      </w:r>
+    </w:p>
+    <w:bookmarkEnd w:id="107"/>
+    <w:bookmarkStart w:id="108" w:name="ref-lai2021policy"/>
     <w:p>
       <w:pPr>
         <w:pStyle w:val="Bibliography"/>
       </w:pPr>
       <w:r>
-        <w:t xml:space="preserve">Lai, Lucy, and Samuel J Gershman. 2024.</w:t>
-      </w:r>
-      <w:r>
-        <w:t xml:space="preserve"> </w:t>
-      </w:r>
-      <w:r>
-        <w:t xml:space="preserve">“Human Decision Making Balances Reward Maximization and Policy Compression.”</w:t>
+        <w:t xml:space="preserve">Lai, Lucy, and Samuel J Gershman. 2021.</w:t>
+      </w:r>
+      <w:r>
+        <w:t xml:space="preserve"> </w:t>
+      </w:r>
+      <w:r>
+        <w:t xml:space="preserve">“Policy Compression: An Information Bottleneck in Action Selection.”</w:t>
+      </w:r>
+      <w:r>
+        <w:t xml:space="preserve"> </w:t>
+      </w:r>
+      <w:r>
+        <w:t xml:space="preserve">In</w:t>
       </w:r>
       <w:r>
         <w:t xml:space="preserve"> </w:t>
@@ -13582,29 +13740,26 @@
           <w:i/>
           <w:iCs/>
         </w:rPr>
-        <w:t xml:space="preserve">PLOS Computational Biology</w:t>
-      </w:r>
-      <w:r>
-        <w:t xml:space="preserve"> </w:t>
-      </w:r>
-      <w:r>
-        <w:t xml:space="preserve">20 (4): e1012057.</w:t>
-      </w:r>
-    </w:p>
-    <w:bookmarkEnd w:id="103"/>
-    <w:bookmarkStart w:id="104" w:name="ref-lai2022action"/>
+        <w:t xml:space="preserve">Psychology of Learning and Motivation</w:t>
+      </w:r>
+      <w:r>
+        <w:t xml:space="preserve">, vol. 74. Elsevier.</w:t>
+      </w:r>
+    </w:p>
+    <w:bookmarkEnd w:id="108"/>
+    <w:bookmarkStart w:id="109" w:name="ref-lai2024human"/>
     <w:p>
       <w:pPr>
         <w:pStyle w:val="Bibliography"/>
       </w:pPr>
       <w:r>
-        <w:t xml:space="preserve">Lai, Lucy, Ann Zixiang Huang, and Samuel J Gershman. 2022.</w:t>
-      </w:r>
-      <w:r>
-        <w:t xml:space="preserve"> </w:t>
-      </w:r>
-      <w:r>
-        <w:t xml:space="preserve">“Action Chunking as Policy Compression.”</w:t>
+        <w:t xml:space="preserve">Lai, Lucy, and Samuel J Gershman. 2024.</w:t>
+      </w:r>
+      <w:r>
+        <w:t xml:space="preserve"> </w:t>
+      </w:r>
+      <w:r>
+        <w:t xml:space="preserve">“Human Decision Making Balances Reward Maximization and Policy Compression.”</w:t>
       </w:r>
       <w:r>
         <w:t xml:space="preserve"> </w:t>
@@ -13614,26 +13769,29 @@
           <w:i/>
           <w:iCs/>
         </w:rPr>
-        <w:t xml:space="preserve">PsyArXiv</w:t>
-      </w:r>
-      <w:r>
-        <w:t xml:space="preserve">.</w:t>
-      </w:r>
-    </w:p>
-    <w:bookmarkEnd w:id="104"/>
-    <w:bookmarkStart w:id="105" w:name="ref-lee2003hierarchical"/>
+        <w:t xml:space="preserve">PLOS Computational Biology</w:t>
+      </w:r>
+      <w:r>
+        <w:t xml:space="preserve"> </w:t>
+      </w:r>
+      <w:r>
+        <w:t xml:space="preserve">20 (4): e1012057.</w:t>
+      </w:r>
+    </w:p>
+    <w:bookmarkEnd w:id="109"/>
+    <w:bookmarkStart w:id="110" w:name="ref-lai2022action"/>
     <w:p>
       <w:pPr>
         <w:pStyle w:val="Bibliography"/>
       </w:pPr>
       <w:r>
-        <w:t xml:space="preserve">Lee, Tai Sing, and David Mumford. 2003.</w:t>
-      </w:r>
-      <w:r>
-        <w:t xml:space="preserve"> </w:t>
-      </w:r>
-      <w:r>
-        <w:t xml:space="preserve">“Hierarchical Bayesian Inference in the Visual Cortex.”</w:t>
+        <w:t xml:space="preserve">Lai, Lucy, Ann Zixiang Huang, and Samuel J Gershman. 2022.</w:t>
+      </w:r>
+      <w:r>
+        <w:t xml:space="preserve"> </w:t>
+      </w:r>
+      <w:r>
+        <w:t xml:space="preserve">“Action Chunking as Policy Compression.”</w:t>
       </w:r>
       <w:r>
         <w:t xml:space="preserve"> </w:t>
@@ -13643,29 +13801,26 @@
           <w:i/>
           <w:iCs/>
         </w:rPr>
-        <w:t xml:space="preserve">Journal of the Optical Society of America A</w:t>
-      </w:r>
-      <w:r>
-        <w:t xml:space="preserve"> </w:t>
-      </w:r>
-      <w:r>
-        <w:t xml:space="preserve">20 (7): 1434–48.</w:t>
-      </w:r>
-    </w:p>
-    <w:bookmarkEnd w:id="105"/>
-    <w:bookmarkStart w:id="106" w:name="ref-liu2025action"/>
+        <w:t xml:space="preserve">PsyArXiv</w:t>
+      </w:r>
+      <w:r>
+        <w:t xml:space="preserve">.</w:t>
+      </w:r>
+    </w:p>
+    <w:bookmarkEnd w:id="110"/>
+    <w:bookmarkStart w:id="111" w:name="ref-lee2003hierarchical"/>
     <w:p>
       <w:pPr>
         <w:pStyle w:val="Bibliography"/>
       </w:pPr>
       <w:r>
-        <w:t xml:space="preserve">Liu, Shuze, and Samuel Joseph Gershman. 2025.</w:t>
-      </w:r>
-      <w:r>
-        <w:t xml:space="preserve"> </w:t>
-      </w:r>
-      <w:r>
-        <w:t xml:space="preserve">“Action Subsampling Supports Policy Compression in Large Action Spaces.”</w:t>
+        <w:t xml:space="preserve">Lee, Tai Sing, and David Mumford. 2003.</w:t>
+      </w:r>
+      <w:r>
+        <w:t xml:space="preserve"> </w:t>
+      </w:r>
+      <w:r>
+        <w:t xml:space="preserve">“Hierarchical Bayesian Inference in the Visual Cortex.”</w:t>
       </w:r>
       <w:r>
         <w:t xml:space="preserve"> </w:t>
@@ -13675,29 +13830,29 @@
           <w:i/>
           <w:iCs/>
         </w:rPr>
-        <w:t xml:space="preserve">PLOS Computational Biology</w:t>
-      </w:r>
-      <w:r>
-        <w:t xml:space="preserve"> </w:t>
-      </w:r>
-      <w:r>
-        <w:t xml:space="preserve">21 (9): e1013444.</w:t>
-      </w:r>
-    </w:p>
-    <w:bookmarkEnd w:id="106"/>
-    <w:bookmarkStart w:id="108" w:name="ref-ott2022forward"/>
+        <w:t xml:space="preserve">Journal of the Optical Society of America A</w:t>
+      </w:r>
+      <w:r>
+        <w:t xml:space="preserve"> </w:t>
+      </w:r>
+      <w:r>
+        <w:t xml:space="preserve">20 (7): 1434–48.</w:t>
+      </w:r>
+    </w:p>
+    <w:bookmarkEnd w:id="111"/>
+    <w:bookmarkStart w:id="112" w:name="ref-liu2025action"/>
     <w:p>
       <w:pPr>
         <w:pStyle w:val="Bibliography"/>
       </w:pPr>
       <w:r>
-        <w:t xml:space="preserve">Ott, Florian, Eric Legler, and Stefan J Kiebel. 2022a.</w:t>
-      </w:r>
-      <w:r>
-        <w:t xml:space="preserve"> </w:t>
-      </w:r>
-      <w:r>
-        <w:t xml:space="preserve">“Forward Planning Driven by Context-Dependant Conflict Processing in Anterior Cingulate Cortex.”</w:t>
+        <w:t xml:space="preserve">Liu, Shuze, and Samuel Joseph Gershman. 2025.</w:t>
+      </w:r>
+      <w:r>
+        <w:t xml:space="preserve"> </w:t>
+      </w:r>
+      <w:r>
+        <w:t xml:space="preserve">“Action Subsampling Supports Policy Compression in Large Action Spaces.”</w:t>
       </w:r>
       <w:r>
         <w:t xml:space="preserve"> </w:t>
@@ -13707,6 +13862,38 @@
           <w:i/>
           <w:iCs/>
         </w:rPr>
+        <w:t xml:space="preserve">PLOS Computational Biology</w:t>
+      </w:r>
+      <w:r>
+        <w:t xml:space="preserve"> </w:t>
+      </w:r>
+      <w:r>
+        <w:t xml:space="preserve">21 (9): e1013444.</w:t>
+      </w:r>
+    </w:p>
+    <w:bookmarkEnd w:id="112"/>
+    <w:bookmarkStart w:id="114" w:name="ref-ott2022forward"/>
+    <w:p>
+      <w:pPr>
+        <w:pStyle w:val="Bibliography"/>
+      </w:pPr>
+      <w:r>
+        <w:t xml:space="preserve">Ott, Florian, Eric Legler, and Stefan J Kiebel. 2022a.</w:t>
+      </w:r>
+      <w:r>
+        <w:t xml:space="preserve"> </w:t>
+      </w:r>
+      <w:r>
+        <w:t xml:space="preserve">“Forward Planning Driven by Context-Dependant Conflict Processing in Anterior Cingulate Cortex.”</w:t>
+      </w:r>
+      <w:r>
+        <w:t xml:space="preserve"> </w:t>
+      </w:r>
+      <w:r>
+        <w:rPr>
+          <w:i/>
+          <w:iCs/>
+        </w:rPr>
         <w:t xml:space="preserve">NeuroImage</w:t>
       </w:r>
       <w:r>
@@ -13718,7 +13905,7 @@
       <w:r>
         <w:t xml:space="preserve"> </w:t>
       </w:r>
-      <w:hyperlink r:id="rId107">
+      <w:hyperlink r:id="rId113">
         <w:r>
           <w:rPr>
             <w:rStyle w:val="Hyperlink"/>
@@ -13730,8 +13917,8 @@
         <w:t xml:space="preserve">.</w:t>
       </w:r>
     </w:p>
-    <w:bookmarkEnd w:id="108"/>
-    <w:bookmarkStart w:id="110" w:name="ref-ott2022forward-data"/>
+    <w:bookmarkEnd w:id="114"/>
+    <w:bookmarkStart w:id="116" w:name="ref-ott2022forward-data"/>
     <w:p>
       <w:pPr>
         <w:pStyle w:val="Bibliography"/>
@@ -13755,7 +13942,7 @@
       <w:r>
         <w:t xml:space="preserve"> </w:t>
       </w:r>
-      <w:hyperlink r:id="rId109">
+      <w:hyperlink r:id="rId115">
         <w:r>
           <w:rPr>
             <w:rStyle w:val="Hyperlink"/>
@@ -13767,8 +13954,8 @@
         <w:t xml:space="preserve">.</w:t>
       </w:r>
     </w:p>
-    <w:bookmarkEnd w:id="110"/>
-    <w:bookmarkStart w:id="111" w:name="ref-ott2020dynamic"/>
+    <w:bookmarkEnd w:id="116"/>
+    <w:bookmarkStart w:id="117" w:name="ref-ott2020dynamic"/>
     <w:p>
       <w:pPr>
         <w:pStyle w:val="Bibliography"/>
@@ -13799,20 +13986,20 @@
         <w:t xml:space="preserve">16 (2): e1007685.</w:t>
       </w:r>
     </w:p>
-    <w:bookmarkEnd w:id="111"/>
-    <w:bookmarkStart w:id="112" w:name="ref-rao1999predictive"/>
+    <w:bookmarkEnd w:id="117"/>
+    <w:bookmarkStart w:id="118" w:name="ref-rahnev2018suboptimality"/>
     <w:p>
       <w:pPr>
         <w:pStyle w:val="Bibliography"/>
       </w:pPr>
       <w:r>
-        <w:t xml:space="preserve">Rao, Rajesh PN, and Dana H Ballard. 1999.</w:t>
-      </w:r>
-      <w:r>
-        <w:t xml:space="preserve"> </w:t>
-      </w:r>
-      <w:r>
-        <w:t xml:space="preserve">“Predictive Coding in the Visual Cortex: A Functional Interpretation of Some Extra-Classical Receptive-Field Effects.”</w:t>
+        <w:t xml:space="preserve">Rahnev, Dobromir, and Rachel N Denison. 2018.</w:t>
+      </w:r>
+      <w:r>
+        <w:t xml:space="preserve"> </w:t>
+      </w:r>
+      <w:r>
+        <w:t xml:space="preserve">“Suboptimality in Perceptual Decision Making.”</w:t>
       </w:r>
       <w:r>
         <w:t xml:space="preserve"> </w:t>
@@ -13822,29 +14009,29 @@
           <w:i/>
           <w:iCs/>
         </w:rPr>
-        <w:t xml:space="preserve">Nature Neuroscience</w:t>
-      </w:r>
-      <w:r>
-        <w:t xml:space="preserve"> </w:t>
-      </w:r>
-      <w:r>
-        <w:t xml:space="preserve">2 (1): 79–87.</w:t>
-      </w:r>
-    </w:p>
-    <w:bookmarkEnd w:id="112"/>
-    <w:bookmarkStart w:id="113" w:name="ref-schwartenbeck2015dopaminergic"/>
+        <w:t xml:space="preserve">Behavioral and Brain Sciences</w:t>
+      </w:r>
+      <w:r>
+        <w:t xml:space="preserve"> </w:t>
+      </w:r>
+      <w:r>
+        <w:t xml:space="preserve">41: e223.</w:t>
+      </w:r>
+    </w:p>
+    <w:bookmarkEnd w:id="118"/>
+    <w:bookmarkStart w:id="119" w:name="ref-rao1999predictive"/>
     <w:p>
       <w:pPr>
         <w:pStyle w:val="Bibliography"/>
       </w:pPr>
       <w:r>
-        <w:t xml:space="preserve">Schwartenbeck, Philipp, Thomas HB FitzGerald, Christoph Mathys, Ray Dolan, and Karl Friston. 2015.</w:t>
-      </w:r>
-      <w:r>
-        <w:t xml:space="preserve"> </w:t>
-      </w:r>
-      <w:r>
-        <w:t xml:space="preserve">“The Dopaminergic Midbrain Encodes the Expected Certainty about Desired Outcomes.”</w:t>
+        <w:t xml:space="preserve">Rao, Rajesh PN, and Dana H Ballard. 1999.</w:t>
+      </w:r>
+      <w:r>
+        <w:t xml:space="preserve"> </w:t>
+      </w:r>
+      <w:r>
+        <w:t xml:space="preserve">“Predictive Coding in the Visual Cortex: A Functional Interpretation of Some Extra-Classical Receptive-Field Effects.”</w:t>
       </w:r>
       <w:r>
         <w:t xml:space="preserve"> </w:t>
@@ -13854,29 +14041,29 @@
           <w:i/>
           <w:iCs/>
         </w:rPr>
-        <w:t xml:space="preserve">Cerebral Cortex</w:t>
-      </w:r>
-      <w:r>
-        <w:t xml:space="preserve"> </w:t>
-      </w:r>
-      <w:r>
-        <w:t xml:space="preserve">25 (10): 3434–45.</w:t>
-      </w:r>
-    </w:p>
-    <w:bookmarkEnd w:id="113"/>
-    <w:bookmarkStart w:id="114" w:name="ref-schwiedrzik2014untangling"/>
+        <w:t xml:space="preserve">Nature Neuroscience</w:t>
+      </w:r>
+      <w:r>
+        <w:t xml:space="preserve"> </w:t>
+      </w:r>
+      <w:r>
+        <w:t xml:space="preserve">2 (1): 79–87.</w:t>
+      </w:r>
+    </w:p>
+    <w:bookmarkEnd w:id="119"/>
+    <w:bookmarkStart w:id="120" w:name="ref-schwartenbeck2015dopaminergic"/>
     <w:p>
       <w:pPr>
         <w:pStyle w:val="Bibliography"/>
       </w:pPr>
       <w:r>
-        <w:t xml:space="preserve">Schwiedrzik, Caspar M, Christian C Ruff, Andreea Lazar, Frauke C Leitner, Wolf Singer, and Lucia Melloni. 2014.</w:t>
-      </w:r>
-      <w:r>
-        <w:t xml:space="preserve"> </w:t>
-      </w:r>
-      <w:r>
-        <w:t xml:space="preserve">“Untangling Perceptual Memory: Hysteresis and Adaptation Map into Separate Cortical Networks.”</w:t>
+        <w:t xml:space="preserve">Schwartenbeck, Philipp, Thomas HB FitzGerald, Christoph Mathys, Ray Dolan, and Karl Friston. 2015.</w:t>
+      </w:r>
+      <w:r>
+        <w:t xml:space="preserve"> </w:t>
+      </w:r>
+      <w:r>
+        <w:t xml:space="preserve">“The Dopaminergic Midbrain Encodes the Expected Certainty about Desired Outcomes.”</w:t>
       </w:r>
       <w:r>
         <w:t xml:space="preserve"> </w:t>
@@ -13892,11 +14079,11 @@
         <w:t xml:space="preserve"> </w:t>
       </w:r>
       <w:r>
-        <w:t xml:space="preserve">24 (5): 1152–64.</w:t>
-      </w:r>
-    </w:p>
-    <w:bookmarkEnd w:id="114"/>
-    <w:bookmarkStart w:id="115" w:name="ref-schwobel2024joint"/>
+        <w:t xml:space="preserve">25 (10): 3434–45.</w:t>
+      </w:r>
+    </w:p>
+    <w:bookmarkEnd w:id="120"/>
+    <w:bookmarkStart w:id="121" w:name="ref-schwobel2024joint"/>
     <w:p>
       <w:pPr>
         <w:pStyle w:val="Bibliography"/>
@@ -13927,8 +14114,8 @@
         <w:t xml:space="preserve">20 (7): e1012228.</w:t>
       </w:r>
     </w:p>
-    <w:bookmarkEnd w:id="115"/>
-    <w:bookmarkStart w:id="116" w:name="ref-schwobel2021balancing"/>
+    <w:bookmarkEnd w:id="121"/>
+    <w:bookmarkStart w:id="122" w:name="ref-schwobel2021balancing"/>
     <w:p>
       <w:pPr>
         <w:pStyle w:val="Bibliography"/>
@@ -13959,8 +14146,8 @@
         <w:t xml:space="preserve">100: 102472.</w:t>
       </w:r>
     </w:p>
-    <w:bookmarkEnd w:id="116"/>
-    <w:bookmarkStart w:id="117" w:name="ref-silver2016mastering"/>
+    <w:bookmarkEnd w:id="122"/>
+    <w:bookmarkStart w:id="123" w:name="ref-silver2016mastering"/>
     <w:p>
       <w:pPr>
         <w:pStyle w:val="Bibliography"/>
@@ -13994,8 +14181,8 @@
         <w:t xml:space="preserve">529 (7587): 484–89.</w:t>
       </w:r>
     </w:p>
-    <w:bookmarkEnd w:id="117"/>
-    <w:bookmarkStart w:id="118" w:name="ref-singmann2019introduction"/>
+    <w:bookmarkEnd w:id="123"/>
+    <w:bookmarkStart w:id="124" w:name="ref-singmann2019introduction"/>
     <w:p>
       <w:pPr>
         <w:pStyle w:val="Bibliography"/>
@@ -14029,20 +14216,17 @@
         <w:t xml:space="preserve">. Routledge.</w:t>
       </w:r>
     </w:p>
-    <w:bookmarkEnd w:id="118"/>
-    <w:bookmarkStart w:id="119" w:name="ref-still2012information"/>
+    <w:bookmarkEnd w:id="124"/>
+    <w:bookmarkStart w:id="125" w:name="ref-sutton1998reinforcement"/>
     <w:p>
       <w:pPr>
         <w:pStyle w:val="Bibliography"/>
       </w:pPr>
       <w:r>
-        <w:t xml:space="preserve">Still, Susanne, and Doina Precup. 2012.</w:t>
-      </w:r>
-      <w:r>
-        <w:t xml:space="preserve"> </w:t>
-      </w:r>
-      <w:r>
-        <w:t xml:space="preserve">“An Information-Theoretic Approach to Curiosity-Driven Reinforcement Learning.”</w:t>
+        <w:t xml:space="preserve">Sutton, Richard S, Andrew G Barto, et al.</w:t>
+      </w:r>
+      <w:r>
+        <w:t xml:space="preserve"> 1998.</w:t>
       </w:r>
       <w:r>
         <w:t xml:space="preserve"> </w:t>
@@ -14052,29 +14236,26 @@
           <w:i/>
           <w:iCs/>
         </w:rPr>
-        <w:t xml:space="preserve">Theory in Biosciences</w:t>
-      </w:r>
-      <w:r>
-        <w:t xml:space="preserve"> </w:t>
-      </w:r>
-      <w:r>
-        <w:t xml:space="preserve">131 (3): 139–48.</w:t>
-      </w:r>
-    </w:p>
-    <w:bookmarkEnd w:id="119"/>
-    <w:bookmarkStart w:id="120" w:name="ref-summerfield2018perceptual"/>
+        <w:t xml:space="preserve">Reinforcement Learning: An Introduction</w:t>
+      </w:r>
+      <w:r>
+        <w:t xml:space="preserve">. Vol. 1. MIT press Cambridge.</w:t>
+      </w:r>
+    </w:p>
+    <w:bookmarkEnd w:id="125"/>
+    <w:bookmarkStart w:id="126" w:name="ref-tsetsos2016economic"/>
     <w:p>
       <w:pPr>
         <w:pStyle w:val="Bibliography"/>
       </w:pPr>
       <w:r>
-        <w:t xml:space="preserve">Summerfield, Christopher, and Vickie Li. 2018.</w:t>
-      </w:r>
-      <w:r>
-        <w:t xml:space="preserve"> </w:t>
-      </w:r>
-      <w:r>
-        <w:t xml:space="preserve">“Perceptual Suboptimality: Bug or Feature?”</w:t>
+        <w:t xml:space="preserve">Tsetsos, Konstantinos, Rani Moran, James Moreland, Nick Chater, Marius Usher, and Christopher Summerfield. 2016.</w:t>
+      </w:r>
+      <w:r>
+        <w:t xml:space="preserve"> </w:t>
+      </w:r>
+      <w:r>
+        <w:t xml:space="preserve">“Economic Irrationality Is Optimal During Noisy Decision Making.”</w:t>
       </w:r>
       <w:r>
         <w:t xml:space="preserve"> </w:t>
@@ -14084,26 +14265,29 @@
           <w:i/>
           <w:iCs/>
         </w:rPr>
-        <w:t xml:space="preserve">Behavioral and Brain Sciences</w:t>
-      </w:r>
-      <w:r>
-        <w:t xml:space="preserve"> </w:t>
-      </w:r>
-      <w:r>
-        <w:t xml:space="preserve">41.</w:t>
-      </w:r>
-    </w:p>
-    <w:bookmarkEnd w:id="120"/>
-    <w:bookmarkStart w:id="121" w:name="ref-sutton1998reinforcement"/>
+        <w:t xml:space="preserve">Proceedings of the National Academy of Sciences</w:t>
+      </w:r>
+      <w:r>
+        <w:t xml:space="preserve"> </w:t>
+      </w:r>
+      <w:r>
+        <w:t xml:space="preserve">113 (11): 3102–7.</w:t>
+      </w:r>
+    </w:p>
+    <w:bookmarkEnd w:id="126"/>
+    <w:bookmarkStart w:id="127" w:name="ref-tversky1974judgment"/>
     <w:p>
       <w:pPr>
         <w:pStyle w:val="Bibliography"/>
       </w:pPr>
       <w:r>
-        <w:t xml:space="preserve">Sutton, Richard S, Andrew G Barto, et al.</w:t>
-      </w:r>
-      <w:r>
-        <w:t xml:space="preserve"> 1998.</w:t>
+        <w:t xml:space="preserve">Tversky, Amos, and Daniel Kahneman. 1974.</w:t>
+      </w:r>
+      <w:r>
+        <w:t xml:space="preserve"> </w:t>
+      </w:r>
+      <w:r>
+        <w:t xml:space="preserve">“Judgment Under Uncertainty: Heuristics and Biases: Biases in Judgments Reveal Some Heuristics of Thinking Under Uncertainty.”</w:t>
       </w:r>
       <w:r>
         <w:t xml:space="preserve"> </w:t>
@@ -14113,32 +14297,29 @@
           <w:i/>
           <w:iCs/>
         </w:rPr>
-        <w:t xml:space="preserve">Reinforcement Learning: An Introduction</w:t>
-      </w:r>
-      <w:r>
-        <w:t xml:space="preserve">. Vol. 1. MIT press Cambridge.</w:t>
-      </w:r>
-    </w:p>
-    <w:bookmarkEnd w:id="121"/>
-    <w:bookmarkStart w:id="122" w:name="ref-tishby2010information"/>
+        <w:t xml:space="preserve">Science</w:t>
+      </w:r>
+      <w:r>
+        <w:t xml:space="preserve"> </w:t>
+      </w:r>
+      <w:r>
+        <w:t xml:space="preserve">185 (4157): 1124–31.</w:t>
+      </w:r>
+    </w:p>
+    <w:bookmarkEnd w:id="127"/>
+    <w:bookmarkStart w:id="128" w:name="ref-vehtari2017practical"/>
     <w:p>
       <w:pPr>
         <w:pStyle w:val="Bibliography"/>
       </w:pPr>
       <w:r>
-        <w:t xml:space="preserve">Tishby, Naftali, and Daniel Polani. 2010.</w:t>
-      </w:r>
-      <w:r>
-        <w:t xml:space="preserve"> </w:t>
-      </w:r>
-      <w:r>
-        <w:t xml:space="preserve">“Information Theory of Decisions and Actions.”</w:t>
-      </w:r>
-      <w:r>
-        <w:t xml:space="preserve"> </w:t>
-      </w:r>
-      <w:r>
-        <w:t xml:space="preserve">In</w:t>
+        <w:t xml:space="preserve">Vehtari, Aki, Andrew Gelman, and Jonah Gabry. 2017.</w:t>
+      </w:r>
+      <w:r>
+        <w:t xml:space="preserve"> </w:t>
+      </w:r>
+      <w:r>
+        <w:t xml:space="preserve">“Practical Bayesian Model Evaluation Using Leave-One-Out Cross-Validation and WAIC.”</w:t>
       </w:r>
       <w:r>
         <w:t xml:space="preserve"> </w:t>
@@ -14148,99 +14329,6 @@
           <w:i/>
           <w:iCs/>
         </w:rPr>
-        <w:t xml:space="preserve">Perception-Action Cycle: Models, Architectures, and Hardware</w:t>
-      </w:r>
-      <w:r>
-        <w:t xml:space="preserve">. Springer.</w:t>
-      </w:r>
-    </w:p>
-    <w:bookmarkEnd w:id="122"/>
-    <w:bookmarkStart w:id="123" w:name="ref-tsetsos2016economic"/>
-    <w:p>
-      <w:pPr>
-        <w:pStyle w:val="Bibliography"/>
-      </w:pPr>
-      <w:r>
-        <w:t xml:space="preserve">Tsetsos, Konstantinos, Rani Moran, James Moreland, Nick Chater, Marius Usher, and Christopher Summerfield. 2016.</w:t>
-      </w:r>
-      <w:r>
-        <w:t xml:space="preserve"> </w:t>
-      </w:r>
-      <w:r>
-        <w:t xml:space="preserve">“Economic Irrationality Is Optimal During Noisy Decision Making.”</w:t>
-      </w:r>
-      <w:r>
-        <w:t xml:space="preserve"> </w:t>
-      </w:r>
-      <w:r>
-        <w:rPr>
-          <w:i/>
-          <w:iCs/>
-        </w:rPr>
-        <w:t xml:space="preserve">Proceedings of the National Academy of Sciences</w:t>
-      </w:r>
-      <w:r>
-        <w:t xml:space="preserve"> </w:t>
-      </w:r>
-      <w:r>
-        <w:t xml:space="preserve">113 (11): 3102–7.</w:t>
-      </w:r>
-    </w:p>
-    <w:bookmarkEnd w:id="123"/>
-    <w:bookmarkStart w:id="124" w:name="ref-tversky1974judgment"/>
-    <w:p>
-      <w:pPr>
-        <w:pStyle w:val="Bibliography"/>
-      </w:pPr>
-      <w:r>
-        <w:t xml:space="preserve">Tversky, Amos, and Daniel Kahneman. 1974.</w:t>
-      </w:r>
-      <w:r>
-        <w:t xml:space="preserve"> </w:t>
-      </w:r>
-      <w:r>
-        <w:t xml:space="preserve">“Judgment Under Uncertainty: Heuristics and Biases: Biases in Judgments Reveal Some Heuristics of Thinking Under Uncertainty.”</w:t>
-      </w:r>
-      <w:r>
-        <w:t xml:space="preserve"> </w:t>
-      </w:r>
-      <w:r>
-        <w:rPr>
-          <w:i/>
-          <w:iCs/>
-        </w:rPr>
-        <w:t xml:space="preserve">Science</w:t>
-      </w:r>
-      <w:r>
-        <w:t xml:space="preserve"> </w:t>
-      </w:r>
-      <w:r>
-        <w:t xml:space="preserve">185 (4157): 1124–31.</w:t>
-      </w:r>
-    </w:p>
-    <w:bookmarkEnd w:id="124"/>
-    <w:bookmarkStart w:id="125" w:name="ref-vehtari2017practical"/>
-    <w:p>
-      <w:pPr>
-        <w:pStyle w:val="Bibliography"/>
-      </w:pPr>
-      <w:r>
-        <w:t xml:space="preserve">Vehtari, Aki, Andrew Gelman, and Jonah Gabry. 2017.</w:t>
-      </w:r>
-      <w:r>
-        <w:t xml:space="preserve"> </w:t>
-      </w:r>
-      <w:r>
-        <w:t xml:space="preserve">“Practical Bayesian Model Evaluation Using Leave-One-Out Cross-Validation and WAIC.”</w:t>
-      </w:r>
-      <w:r>
-        <w:t xml:space="preserve"> </w:t>
-      </w:r>
-      <w:r>
-        <w:rPr>
-          <w:i/>
-          <w:iCs/>
-        </w:rPr>
         <w:t xml:space="preserve">Statistics and Computing</w:t>
       </w:r>
       <w:r>
@@ -14250,10 +14338,10 @@
         <w:t xml:space="preserve">27 (5): 1413–32.</w:t>
       </w:r>
     </w:p>
-    <w:bookmarkEnd w:id="125"/>
-    <w:bookmarkEnd w:id="126"/>
-    <w:bookmarkEnd w:id="127"/>
     <w:bookmarkEnd w:id="128"/>
+    <w:bookmarkEnd w:id="129"/>
+    <w:bookmarkEnd w:id="130"/>
+    <w:bookmarkEnd w:id="131"/>
     <w:sectPr>
       <w:footnotePr>
         <w:numRestart w:val="eachSect"/>

--- a/index.docx
+++ b/index.docx
@@ -2246,7 +2246,30 @@
         <w:pStyle w:val="FirstParagraph"/>
       </w:pPr>
       <w:r>
-        <w:t xml:space="preserve">And</w:t>
+        <w:t xml:space="preserve">Where</w:t>
+      </w:r>
+      <w:r>
+        <w:t xml:space="preserve"> </w:t>
+      </w:r>
+      <m:oMath>
+        <m:sSub>
+          <m:e>
+            <m:r>
+              <m:t>x</m:t>
+            </m:r>
+          </m:e>
+          <m:sub>
+            <m:r>
+              <m:t>i</m:t>
+            </m:r>
+          </m:sub>
+        </m:sSub>
+      </m:oMath>
+      <w:r>
+        <w:t xml:space="preserve"> </w:t>
+      </w:r>
+      <w:r>
+        <w:t xml:space="preserve">denotes the action taken on trial i coded as accept or reject, and</w:t>
       </w:r>
       <w:r>
         <w:t xml:space="preserve"> </w:t>
@@ -2319,6 +2342,26 @@
           <m:t>]</m:t>
         </m:r>
       </m:oMath>
+      <w:r>
+        <w:t xml:space="preserve"> </w:t>
+      </w:r>
+      <w:r>
+        <w:t xml:space="preserve">so that the weights increase linearly from 1 for the oldest included trial to</w:t>
+      </w:r>
+      <w:r>
+        <w:t xml:space="preserve"> </w:t>
+      </w:r>
+      <m:oMath>
+        <m:r>
+          <m:t>k</m:t>
+        </m:r>
+      </m:oMath>
+      <w:r>
+        <w:t xml:space="preserve"> </w:t>
+      </w:r>
+      <w:r>
+        <w:t xml:space="preserve">for the most recent trial.</w:t>
+      </w:r>
     </w:p>
     <w:p>
       <w:pPr>
@@ -5114,7 +5157,7 @@
         <w:pStyle w:val="BodyText"/>
       </w:pPr>
       <w:r>
-        <w:t xml:space="preserve">(Ott et al. 2022a)</w:t>
+        <w:t xml:space="preserve">Ott et al. (2022a)</w:t>
       </w:r>
       <w:r>
         <w:t xml:space="preserve"> </w:t>
@@ -7059,7 +7102,7 @@
               <w:pStyle w:val="ImageCaption"/>
             </w:pPr>
             <w:r>
-              <w:t xml:space="preserve">Figure 4: Single participants fit and performances (A) Model fit for each participant, color coded per model of best fit. (B) Correlation between participants return and the fitted</w:t>
+              <w:t xml:space="preserve">Figure 4: Fitted parameters and performances (A) Correlation between participants return and the fitted</w:t>
             </w:r>
             <w:r>
               <w:t xml:space="preserve"> </w:t>
@@ -7103,7 +7146,7 @@
               <w:t xml:space="preserve"> </w:t>
             </w:r>
             <w:r>
-              <w:t xml:space="preserve">parameter. Each dot represent a single participant, the line is a correlation fitted using optimal least square, legend indicates pearson correlation alongside p value. (C) Correlation between participants performances and the average preference entropy. Same convention as (B). (C) Correlation between participants performances and</w:t>
+              <w:t xml:space="preserve">parameter. Each dot represent a single participant, the line is a correlation fitted using optimal least square, legend indicates pearson correlation alongside p value. (B) Correlation between participants performances and the average preference entropy. Same convention as (A). (C) Correlation between participants performances and</w:t>
             </w:r>
             <w:r>
               <w:t xml:space="preserve"> </w:t>
@@ -7150,7 +7193,7 @@
               </m:sSub>
             </m:oMath>
             <w:r>
-              <w:t xml:space="preserve">. Same convention as (B)</w:t>
+              <w:t xml:space="preserve">. Same convention as (A)</w:t>
             </w:r>
           </w:p>
           <w:bookmarkEnd w:id="46"/>

--- a/index.docx
+++ b/index.docx
@@ -39,7 +39,7 @@
         <w:pStyle w:val="Date"/>
       </w:pPr>
       <w:r>
-        <w:t xml:space="preserve">2026-07-27</w:t>
+        <w:t xml:space="preserve">2026-07-28</w:t>
       </w:r>
     </w:p>
     <w:p>
@@ -119,7 +119,7 @@
         <w:t xml:space="preserve"> </w:t>
       </w:r>
       <w:r>
-        <w:t xml:space="preserve">(Gershman et al. 2015; Lai and Gershman 2021, 2024)</w:t>
+        <w:t xml:space="preserve">(Gershman et al. 2015; Lai and Gershman 2021; Callaway et al. 2022; Tishby and Polani 2010; Parush et al. 2011)</w:t>
       </w:r>
       <w:r>
         <w:t xml:space="preserve">.</w:t>
@@ -8791,7 +8791,7 @@
       </w:hyperlink>
     </w:p>
     <w:bookmarkEnd w:id="62"/>
-    <w:bookmarkStart w:id="131" w:name="supplementary-material"/>
+    <w:bookmarkStart w:id="134" w:name="supplementary-material"/>
     <w:p>
       <w:pPr>
         <w:pStyle w:val="Heading2"/>
@@ -12985,7 +12985,7 @@
     </w:p>
     <w:bookmarkEnd w:id="82"/>
     <w:bookmarkEnd w:id="83"/>
-    <w:bookmarkStart w:id="130" w:name="parameters-recovery"/>
+    <w:bookmarkStart w:id="133" w:name="parameters-recovery"/>
     <w:p>
       <w:pPr>
         <w:pStyle w:val="Heading3"/>
@@ -13141,7 +13141,7 @@
         </w:r>
       </w:hyperlink>
     </w:p>
-    <w:bookmarkStart w:id="129" w:name="refs"/>
+    <w:bookmarkStart w:id="132" w:name="refs"/>
     <w:bookmarkStart w:id="88" w:name="ref-abril2023pymc"/>
     <w:p>
       <w:pPr>
@@ -13340,19 +13340,19 @@
       </w:r>
     </w:p>
     <w:bookmarkEnd w:id="93"/>
-    <w:bookmarkStart w:id="95" w:name="ref-Capretto2022"/>
+    <w:bookmarkStart w:id="94" w:name="ref-callaway2022rational"/>
     <w:p>
       <w:pPr>
         <w:pStyle w:val="Bibliography"/>
       </w:pPr>
       <w:r>
-        <w:t xml:space="preserve">Capretto, Tomás, Camen Piho, Ravin Kumar, Jacob Westfall, Tal Yarkoni, and Osvaldo A Martin. 2022.</w:t>
-      </w:r>
-      <w:r>
-        <w:t xml:space="preserve"> </w:t>
-      </w:r>
-      <w:r>
-        <w:t xml:space="preserve">“Bambi: A Simple Interface for Fitting Bayesian Linear Models in Python.”</w:t>
+        <w:t xml:space="preserve">Callaway, Frederick, Bas Van Opheusden, Sayan Gul, et al. 2022.</w:t>
+      </w:r>
+      <w:r>
+        <w:t xml:space="preserve"> </w:t>
+      </w:r>
+      <w:r>
+        <w:t xml:space="preserve">“Rational Use of Cognitive Resources in Human Planning.”</w:t>
       </w:r>
       <w:r>
         <w:t xml:space="preserve"> </w:t>
@@ -13362,6 +13362,38 @@
           <w:i/>
           <w:iCs/>
         </w:rPr>
+        <w:t xml:space="preserve">Nature Human Behaviour</w:t>
+      </w:r>
+      <w:r>
+        <w:t xml:space="preserve"> </w:t>
+      </w:r>
+      <w:r>
+        <w:t xml:space="preserve">6 (8): 1112–25.</w:t>
+      </w:r>
+    </w:p>
+    <w:bookmarkEnd w:id="94"/>
+    <w:bookmarkStart w:id="96" w:name="ref-Capretto2022"/>
+    <w:p>
+      <w:pPr>
+        <w:pStyle w:val="Bibliography"/>
+      </w:pPr>
+      <w:r>
+        <w:t xml:space="preserve">Capretto, Tomás, Camen Piho, Ravin Kumar, Jacob Westfall, Tal Yarkoni, and Osvaldo A Martin. 2022.</w:t>
+      </w:r>
+      <w:r>
+        <w:t xml:space="preserve"> </w:t>
+      </w:r>
+      <w:r>
+        <w:t xml:space="preserve">“Bambi: A Simple Interface for Fitting Bayesian Linear Models in Python.”</w:t>
+      </w:r>
+      <w:r>
+        <w:t xml:space="preserve"> </w:t>
+      </w:r>
+      <w:r>
+        <w:rPr>
+          <w:i/>
+          <w:iCs/>
+        </w:rPr>
         <w:t xml:space="preserve">Journal of Statistical Software</w:t>
       </w:r>
       <w:r>
@@ -13373,7 +13405,7 @@
       <w:r>
         <w:t xml:space="preserve"> </w:t>
       </w:r>
-      <w:hyperlink r:id="rId94">
+      <w:hyperlink r:id="rId95">
         <w:r>
           <w:rPr>
             <w:rStyle w:val="Hyperlink"/>
@@ -13385,8 +13417,8 @@
         <w:t xml:space="preserve">.</w:t>
       </w:r>
     </w:p>
-    <w:bookmarkEnd w:id="95"/>
-    <w:bookmarkStart w:id="96" w:name="ref-clark2013whatever"/>
+    <w:bookmarkEnd w:id="96"/>
+    <w:bookmarkStart w:id="97" w:name="ref-clark2013whatever"/>
     <w:p>
       <w:pPr>
         <w:pStyle w:val="Bibliography"/>
@@ -13417,8 +13449,8 @@
         <w:t xml:space="preserve">36 (3): 181–204.</w:t>
       </w:r>
     </w:p>
-    <w:bookmarkEnd w:id="96"/>
-    <w:bookmarkStart w:id="97" w:name="ref-friston2010free"/>
+    <w:bookmarkEnd w:id="97"/>
+    <w:bookmarkStart w:id="98" w:name="ref-friston2010free"/>
     <w:p>
       <w:pPr>
         <w:pStyle w:val="Bibliography"/>
@@ -13449,8 +13481,8 @@
         <w:t xml:space="preserve">11 (2): 127–38.</w:t>
       </w:r>
     </w:p>
-    <w:bookmarkEnd w:id="97"/>
-    <w:bookmarkStart w:id="98" w:name="ref-gershman2015computational"/>
+    <w:bookmarkEnd w:id="98"/>
+    <w:bookmarkStart w:id="99" w:name="ref-gershman2015computational"/>
     <w:p>
       <w:pPr>
         <w:pStyle w:val="Bibliography"/>
@@ -13481,8 +13513,8 @@
         <w:t xml:space="preserve">349 (6245): 273–78.</w:t>
       </w:r>
     </w:p>
-    <w:bookmarkEnd w:id="98"/>
-    <w:bookmarkStart w:id="99" w:name="ref-gershman2025policy"/>
+    <w:bookmarkEnd w:id="99"/>
+    <w:bookmarkStart w:id="100" w:name="ref-gershman2025policy"/>
     <w:p>
       <w:pPr>
         <w:pStyle w:val="Bibliography"/>
@@ -13513,8 +13545,8 @@
         <w:t xml:space="preserve">45 (9).</w:t>
       </w:r>
     </w:p>
-    <w:bookmarkEnd w:id="99"/>
-    <w:bookmarkStart w:id="100" w:name="ref-gigerenzer2009homo"/>
+    <w:bookmarkEnd w:id="100"/>
+    <w:bookmarkStart w:id="101" w:name="ref-gigerenzer2009homo"/>
     <w:p>
       <w:pPr>
         <w:pStyle w:val="Bibliography"/>
@@ -13545,8 +13577,8 @@
         <w:t xml:space="preserve">1 (1): 107–43.</w:t>
       </w:r>
     </w:p>
-    <w:bookmarkEnd w:id="100"/>
-    <w:bookmarkStart w:id="101" w:name="ref-gigerenzer2000simple"/>
+    <w:bookmarkEnd w:id="101"/>
+    <w:bookmarkStart w:id="102" w:name="ref-gigerenzer2000simple"/>
     <w:p>
       <w:pPr>
         <w:pStyle w:val="Bibliography"/>
@@ -13571,8 +13603,8 @@
         <w:t xml:space="preserve">. Oxford University Press.</w:t>
       </w:r>
     </w:p>
-    <w:bookmarkEnd w:id="101"/>
-    <w:bookmarkStart w:id="102" w:name="ref-gilovich2002heuristics"/>
+    <w:bookmarkEnd w:id="102"/>
+    <w:bookmarkStart w:id="103" w:name="ref-gilovich2002heuristics"/>
     <w:p>
       <w:pPr>
         <w:pStyle w:val="Bibliography"/>
@@ -13594,8 +13626,8 @@
         <w:t xml:space="preserve">. Cambridge university press.</w:t>
       </w:r>
     </w:p>
-    <w:bookmarkEnd w:id="102"/>
-    <w:bookmarkStart w:id="103" w:name="ref-ho2022people"/>
+    <w:bookmarkEnd w:id="103"/>
+    <w:bookmarkStart w:id="104" w:name="ref-ho2022people"/>
     <w:p>
       <w:pPr>
         <w:pStyle w:val="Bibliography"/>
@@ -13626,8 +13658,8 @@
         <w:t xml:space="preserve">606 (7912): 129–36.</w:t>
       </w:r>
     </w:p>
-    <w:bookmarkEnd w:id="103"/>
-    <w:bookmarkStart w:id="104" w:name="ref-huys2012bonsai"/>
+    <w:bookmarkEnd w:id="104"/>
+    <w:bookmarkStart w:id="105" w:name="ref-huys2012bonsai"/>
     <w:p>
       <w:pPr>
         <w:pStyle w:val="Bibliography"/>
@@ -13658,8 +13690,8 @@
         <w:t xml:space="preserve">8 (3): e1002410.</w:t>
       </w:r>
     </w:p>
-    <w:bookmarkEnd w:id="104"/>
-    <w:bookmarkStart w:id="105" w:name="ref-knill2004bayesian"/>
+    <w:bookmarkEnd w:id="105"/>
+    <w:bookmarkStart w:id="106" w:name="ref-knill2004bayesian"/>
     <w:p>
       <w:pPr>
         <w:pStyle w:val="Bibliography"/>
@@ -13690,8 +13722,8 @@
         <w:t xml:space="preserve">27 (12): 712–19.</w:t>
       </w:r>
     </w:p>
-    <w:bookmarkEnd w:id="105"/>
-    <w:bookmarkStart w:id="106" w:name="ref-kording2004bayesian"/>
+    <w:bookmarkEnd w:id="106"/>
+    <w:bookmarkStart w:id="107" w:name="ref-kording2004bayesian"/>
     <w:p>
       <w:pPr>
         <w:pStyle w:val="Bibliography"/>
@@ -13722,8 +13754,8 @@
         <w:t xml:space="preserve">427 (6971): 244–47.</w:t>
       </w:r>
     </w:p>
-    <w:bookmarkEnd w:id="106"/>
-    <w:bookmarkStart w:id="107" w:name="ref-kuperwajs2021planning"/>
+    <w:bookmarkEnd w:id="107"/>
+    <w:bookmarkStart w:id="108" w:name="ref-kuperwajs2021planning"/>
     <w:p>
       <w:pPr>
         <w:pStyle w:val="Bibliography"/>
@@ -13754,8 +13786,8 @@
         <w:t xml:space="preserve">43.</w:t>
       </w:r>
     </w:p>
-    <w:bookmarkEnd w:id="107"/>
-    <w:bookmarkStart w:id="108" w:name="ref-lai2021policy"/>
+    <w:bookmarkEnd w:id="108"/>
+    <w:bookmarkStart w:id="109" w:name="ref-lai2021policy"/>
     <w:p>
       <w:pPr>
         <w:pStyle w:val="Bibliography"/>
@@ -13789,8 +13821,8 @@
         <w:t xml:space="preserve">, vol. 74. Elsevier.</w:t>
       </w:r>
     </w:p>
-    <w:bookmarkEnd w:id="108"/>
-    <w:bookmarkStart w:id="109" w:name="ref-lai2024human"/>
+    <w:bookmarkEnd w:id="109"/>
+    <w:bookmarkStart w:id="110" w:name="ref-lai2024human"/>
     <w:p>
       <w:pPr>
         <w:pStyle w:val="Bibliography"/>
@@ -13821,8 +13853,8 @@
         <w:t xml:space="preserve">20 (4): e1012057.</w:t>
       </w:r>
     </w:p>
-    <w:bookmarkEnd w:id="109"/>
-    <w:bookmarkStart w:id="110" w:name="ref-lai2022action"/>
+    <w:bookmarkEnd w:id="110"/>
+    <w:bookmarkStart w:id="111" w:name="ref-lai2022action"/>
     <w:p>
       <w:pPr>
         <w:pStyle w:val="Bibliography"/>
@@ -13850,8 +13882,8 @@
         <w:t xml:space="preserve">.</w:t>
       </w:r>
     </w:p>
-    <w:bookmarkEnd w:id="110"/>
-    <w:bookmarkStart w:id="111" w:name="ref-lee2003hierarchical"/>
+    <w:bookmarkEnd w:id="111"/>
+    <w:bookmarkStart w:id="112" w:name="ref-lee2003hierarchical"/>
     <w:p>
       <w:pPr>
         <w:pStyle w:val="Bibliography"/>
@@ -13882,8 +13914,8 @@
         <w:t xml:space="preserve">20 (7): 1434–48.</w:t>
       </w:r>
     </w:p>
-    <w:bookmarkEnd w:id="111"/>
-    <w:bookmarkStart w:id="112" w:name="ref-liu2025action"/>
+    <w:bookmarkEnd w:id="112"/>
+    <w:bookmarkStart w:id="113" w:name="ref-liu2025action"/>
     <w:p>
       <w:pPr>
         <w:pStyle w:val="Bibliography"/>
@@ -13914,8 +13946,8 @@
         <w:t xml:space="preserve">21 (9): e1013444.</w:t>
       </w:r>
     </w:p>
-    <w:bookmarkEnd w:id="112"/>
-    <w:bookmarkStart w:id="114" w:name="ref-ott2022forward"/>
+    <w:bookmarkEnd w:id="113"/>
+    <w:bookmarkStart w:id="115" w:name="ref-ott2022forward"/>
     <w:p>
       <w:pPr>
         <w:pStyle w:val="Bibliography"/>
@@ -13948,7 +13980,7 @@
       <w:r>
         <w:t xml:space="preserve"> </w:t>
       </w:r>
-      <w:hyperlink r:id="rId113">
+      <w:hyperlink r:id="rId114">
         <w:r>
           <w:rPr>
             <w:rStyle w:val="Hyperlink"/>
@@ -13960,8 +13992,8 @@
         <w:t xml:space="preserve">.</w:t>
       </w:r>
     </w:p>
-    <w:bookmarkEnd w:id="114"/>
-    <w:bookmarkStart w:id="116" w:name="ref-ott2022forward-data"/>
+    <w:bookmarkEnd w:id="115"/>
+    <w:bookmarkStart w:id="117" w:name="ref-ott2022forward-data"/>
     <w:p>
       <w:pPr>
         <w:pStyle w:val="Bibliography"/>
@@ -13985,7 +14017,7 @@
       <w:r>
         <w:t xml:space="preserve"> </w:t>
       </w:r>
-      <w:hyperlink r:id="rId115">
+      <w:hyperlink r:id="rId116">
         <w:r>
           <w:rPr>
             <w:rStyle w:val="Hyperlink"/>
@@ -13997,8 +14029,8 @@
         <w:t xml:space="preserve">.</w:t>
       </w:r>
     </w:p>
-    <w:bookmarkEnd w:id="116"/>
-    <w:bookmarkStart w:id="117" w:name="ref-ott2020dynamic"/>
+    <w:bookmarkEnd w:id="117"/>
+    <w:bookmarkStart w:id="118" w:name="ref-ott2020dynamic"/>
     <w:p>
       <w:pPr>
         <w:pStyle w:val="Bibliography"/>
@@ -14029,20 +14061,20 @@
         <w:t xml:space="preserve">16 (2): e1007685.</w:t>
       </w:r>
     </w:p>
-    <w:bookmarkEnd w:id="117"/>
-    <w:bookmarkStart w:id="118" w:name="ref-rahnev2018suboptimality"/>
+    <w:bookmarkEnd w:id="118"/>
+    <w:bookmarkStart w:id="119" w:name="ref-parush2011dopaminergic"/>
     <w:p>
       <w:pPr>
         <w:pStyle w:val="Bibliography"/>
       </w:pPr>
       <w:r>
-        <w:t xml:space="preserve">Rahnev, Dobromir, and Rachel N Denison. 2018.</w:t>
-      </w:r>
-      <w:r>
-        <w:t xml:space="preserve"> </w:t>
-      </w:r>
-      <w:r>
-        <w:t xml:space="preserve">“Suboptimality in Perceptual Decision Making.”</w:t>
+        <w:t xml:space="preserve">Parush, Naama, Naftali Tishby, and Hagai Bergman. 2011.</w:t>
+      </w:r>
+      <w:r>
+        <w:t xml:space="preserve"> </w:t>
+      </w:r>
+      <w:r>
+        <w:t xml:space="preserve">“Dopaminergic Balance Between Reward Maximization and Policy Complexity.”</w:t>
       </w:r>
       <w:r>
         <w:t xml:space="preserve"> </w:t>
@@ -14052,29 +14084,29 @@
           <w:i/>
           <w:iCs/>
         </w:rPr>
-        <w:t xml:space="preserve">Behavioral and Brain Sciences</w:t>
-      </w:r>
-      <w:r>
-        <w:t xml:space="preserve"> </w:t>
-      </w:r>
-      <w:r>
-        <w:t xml:space="preserve">41: e223.</w:t>
-      </w:r>
-    </w:p>
-    <w:bookmarkEnd w:id="118"/>
-    <w:bookmarkStart w:id="119" w:name="ref-rao1999predictive"/>
+        <w:t xml:space="preserve">Frontiers in Systems Neuroscience</w:t>
+      </w:r>
+      <w:r>
+        <w:t xml:space="preserve"> </w:t>
+      </w:r>
+      <w:r>
+        <w:t xml:space="preserve">5: 22.</w:t>
+      </w:r>
+    </w:p>
+    <w:bookmarkEnd w:id="119"/>
+    <w:bookmarkStart w:id="120" w:name="ref-rahnev2018suboptimality"/>
     <w:p>
       <w:pPr>
         <w:pStyle w:val="Bibliography"/>
       </w:pPr>
       <w:r>
-        <w:t xml:space="preserve">Rao, Rajesh PN, and Dana H Ballard. 1999.</w:t>
-      </w:r>
-      <w:r>
-        <w:t xml:space="preserve"> </w:t>
-      </w:r>
-      <w:r>
-        <w:t xml:space="preserve">“Predictive Coding in the Visual Cortex: A Functional Interpretation of Some Extra-Classical Receptive-Field Effects.”</w:t>
+        <w:t xml:space="preserve">Rahnev, Dobromir, and Rachel N Denison. 2018.</w:t>
+      </w:r>
+      <w:r>
+        <w:t xml:space="preserve"> </w:t>
+      </w:r>
+      <w:r>
+        <w:t xml:space="preserve">“Suboptimality in Perceptual Decision Making.”</w:t>
       </w:r>
       <w:r>
         <w:t xml:space="preserve"> </w:t>
@@ -14084,29 +14116,29 @@
           <w:i/>
           <w:iCs/>
         </w:rPr>
-        <w:t xml:space="preserve">Nature Neuroscience</w:t>
-      </w:r>
-      <w:r>
-        <w:t xml:space="preserve"> </w:t>
-      </w:r>
-      <w:r>
-        <w:t xml:space="preserve">2 (1): 79–87.</w:t>
-      </w:r>
-    </w:p>
-    <w:bookmarkEnd w:id="119"/>
-    <w:bookmarkStart w:id="120" w:name="ref-schwartenbeck2015dopaminergic"/>
+        <w:t xml:space="preserve">Behavioral and Brain Sciences</w:t>
+      </w:r>
+      <w:r>
+        <w:t xml:space="preserve"> </w:t>
+      </w:r>
+      <w:r>
+        <w:t xml:space="preserve">41: e223.</w:t>
+      </w:r>
+    </w:p>
+    <w:bookmarkEnd w:id="120"/>
+    <w:bookmarkStart w:id="121" w:name="ref-rao1999predictive"/>
     <w:p>
       <w:pPr>
         <w:pStyle w:val="Bibliography"/>
       </w:pPr>
       <w:r>
-        <w:t xml:space="preserve">Schwartenbeck, Philipp, Thomas HB FitzGerald, Christoph Mathys, Ray Dolan, and Karl Friston. 2015.</w:t>
-      </w:r>
-      <w:r>
-        <w:t xml:space="preserve"> </w:t>
-      </w:r>
-      <w:r>
-        <w:t xml:space="preserve">“The Dopaminergic Midbrain Encodes the Expected Certainty about Desired Outcomes.”</w:t>
+        <w:t xml:space="preserve">Rao, Rajesh PN, and Dana H Ballard. 1999.</w:t>
+      </w:r>
+      <w:r>
+        <w:t xml:space="preserve"> </w:t>
+      </w:r>
+      <w:r>
+        <w:t xml:space="preserve">“Predictive Coding in the Visual Cortex: A Functional Interpretation of Some Extra-Classical Receptive-Field Effects.”</w:t>
       </w:r>
       <w:r>
         <w:t xml:space="preserve"> </w:t>
@@ -14116,29 +14148,29 @@
           <w:i/>
           <w:iCs/>
         </w:rPr>
-        <w:t xml:space="preserve">Cerebral Cortex</w:t>
-      </w:r>
-      <w:r>
-        <w:t xml:space="preserve"> </w:t>
-      </w:r>
-      <w:r>
-        <w:t xml:space="preserve">25 (10): 3434–45.</w:t>
-      </w:r>
-    </w:p>
-    <w:bookmarkEnd w:id="120"/>
-    <w:bookmarkStart w:id="121" w:name="ref-schwobel2024joint"/>
+        <w:t xml:space="preserve">Nature Neuroscience</w:t>
+      </w:r>
+      <w:r>
+        <w:t xml:space="preserve"> </w:t>
+      </w:r>
+      <w:r>
+        <w:t xml:space="preserve">2 (1): 79–87.</w:t>
+      </w:r>
+    </w:p>
+    <w:bookmarkEnd w:id="121"/>
+    <w:bookmarkStart w:id="122" w:name="ref-schwartenbeck2015dopaminergic"/>
     <w:p>
       <w:pPr>
         <w:pStyle w:val="Bibliography"/>
       </w:pPr>
       <w:r>
-        <w:t xml:space="preserve">Schwöbel, Sarah, Dimitrije Marković, Michael N Smolka, and Stefan Kiebel. 2024.</w:t>
-      </w:r>
-      <w:r>
-        <w:t xml:space="preserve"> </w:t>
-      </w:r>
-      <w:r>
-        <w:t xml:space="preserve">“Joint Modeling of Choices and Reaction Times Based on Bayesian Contextual Behavioral Control.”</w:t>
+        <w:t xml:space="preserve">Schwartenbeck, Philipp, Thomas HB FitzGerald, Christoph Mathys, Ray Dolan, and Karl Friston. 2015.</w:t>
+      </w:r>
+      <w:r>
+        <w:t xml:space="preserve"> </w:t>
+      </w:r>
+      <w:r>
+        <w:t xml:space="preserve">“The Dopaminergic Midbrain Encodes the Expected Certainty about Desired Outcomes.”</w:t>
       </w:r>
       <w:r>
         <w:t xml:space="preserve"> </w:t>
@@ -14148,29 +14180,29 @@
           <w:i/>
           <w:iCs/>
         </w:rPr>
-        <w:t xml:space="preserve">PLoS Computational Biology</w:t>
-      </w:r>
-      <w:r>
-        <w:t xml:space="preserve"> </w:t>
-      </w:r>
-      <w:r>
-        <w:t xml:space="preserve">20 (7): e1012228.</w:t>
-      </w:r>
-    </w:p>
-    <w:bookmarkEnd w:id="121"/>
-    <w:bookmarkStart w:id="122" w:name="ref-schwobel2021balancing"/>
+        <w:t xml:space="preserve">Cerebral Cortex</w:t>
+      </w:r>
+      <w:r>
+        <w:t xml:space="preserve"> </w:t>
+      </w:r>
+      <w:r>
+        <w:t xml:space="preserve">25 (10): 3434–45.</w:t>
+      </w:r>
+    </w:p>
+    <w:bookmarkEnd w:id="122"/>
+    <w:bookmarkStart w:id="123" w:name="ref-schwobel2024joint"/>
     <w:p>
       <w:pPr>
         <w:pStyle w:val="Bibliography"/>
       </w:pPr>
       <w:r>
-        <w:t xml:space="preserve">Schwöbel, Sarah, Dimitrije Marković, Michael N Smolka, and Stefan J Kiebel. 2021.</w:t>
-      </w:r>
-      <w:r>
-        <w:t xml:space="preserve"> </w:t>
-      </w:r>
-      <w:r>
-        <w:t xml:space="preserve">“Balancing Control: A Bayesian Interpretation of Habitual and Goal-Directed Behavior.”</w:t>
+        <w:t xml:space="preserve">Schwöbel, Sarah, Dimitrije Marković, Michael N Smolka, and Stefan Kiebel. 2024.</w:t>
+      </w:r>
+      <w:r>
+        <w:t xml:space="preserve"> </w:t>
+      </w:r>
+      <w:r>
+        <w:t xml:space="preserve">“Joint Modeling of Choices and Reaction Times Based on Bayesian Contextual Behavioral Control.”</w:t>
       </w:r>
       <w:r>
         <w:t xml:space="preserve"> </w:t>
@@ -14180,32 +14212,29 @@
           <w:i/>
           <w:iCs/>
         </w:rPr>
-        <w:t xml:space="preserve">Journal of Mathematical Psychology</w:t>
-      </w:r>
-      <w:r>
-        <w:t xml:space="preserve"> </w:t>
-      </w:r>
-      <w:r>
-        <w:t xml:space="preserve">100: 102472.</w:t>
-      </w:r>
-    </w:p>
-    <w:bookmarkEnd w:id="122"/>
-    <w:bookmarkStart w:id="123" w:name="ref-silver2016mastering"/>
+        <w:t xml:space="preserve">PLoS Computational Biology</w:t>
+      </w:r>
+      <w:r>
+        <w:t xml:space="preserve"> </w:t>
+      </w:r>
+      <w:r>
+        <w:t xml:space="preserve">20 (7): e1012228.</w:t>
+      </w:r>
+    </w:p>
+    <w:bookmarkEnd w:id="123"/>
+    <w:bookmarkStart w:id="124" w:name="ref-schwobel2021balancing"/>
     <w:p>
       <w:pPr>
         <w:pStyle w:val="Bibliography"/>
       </w:pPr>
       <w:r>
-        <w:t xml:space="preserve">Silver, David, Aja Huang, Chris J Maddison, et al.</w:t>
-      </w:r>
-      <w:r>
-        <w:t xml:space="preserve"> 2016.</w:t>
-      </w:r>
-      <w:r>
-        <w:t xml:space="preserve"> </w:t>
-      </w:r>
-      <w:r>
-        <w:t xml:space="preserve">“Mastering the Game of Go with Deep Neural Networks and Tree Search.”</w:t>
+        <w:t xml:space="preserve">Schwöbel, Sarah, Dimitrije Marković, Michael N Smolka, and Stefan J Kiebel. 2021.</w:t>
+      </w:r>
+      <w:r>
+        <w:t xml:space="preserve"> </w:t>
+      </w:r>
+      <w:r>
+        <w:t xml:space="preserve">“Balancing Control: A Bayesian Interpretation of Habitual and Goal-Directed Behavior.”</w:t>
       </w:r>
       <w:r>
         <w:t xml:space="preserve"> </w:t>
@@ -14215,35 +14244,32 @@
           <w:i/>
           <w:iCs/>
         </w:rPr>
-        <w:t xml:space="preserve">Nature</w:t>
-      </w:r>
-      <w:r>
-        <w:t xml:space="preserve"> </w:t>
-      </w:r>
-      <w:r>
-        <w:t xml:space="preserve">529 (7587): 484–89.</w:t>
-      </w:r>
-    </w:p>
-    <w:bookmarkEnd w:id="123"/>
-    <w:bookmarkStart w:id="124" w:name="ref-singmann2019introduction"/>
+        <w:t xml:space="preserve">Journal of Mathematical Psychology</w:t>
+      </w:r>
+      <w:r>
+        <w:t xml:space="preserve"> </w:t>
+      </w:r>
+      <w:r>
+        <w:t xml:space="preserve">100: 102472.</w:t>
+      </w:r>
+    </w:p>
+    <w:bookmarkEnd w:id="124"/>
+    <w:bookmarkStart w:id="125" w:name="ref-silver2016mastering"/>
     <w:p>
       <w:pPr>
         <w:pStyle w:val="Bibliography"/>
       </w:pPr>
       <w:r>
-        <w:t xml:space="preserve">Singmann, Henrik, and David Kellen. 2019.</w:t>
-      </w:r>
-      <w:r>
-        <w:t xml:space="preserve"> </w:t>
-      </w:r>
-      <w:r>
-        <w:t xml:space="preserve">“An Introduction to Mixed Models for Experimental Psychology.”</w:t>
-      </w:r>
-      <w:r>
-        <w:t xml:space="preserve"> </w:t>
-      </w:r>
-      <w:r>
-        <w:t xml:space="preserve">In</w:t>
+        <w:t xml:space="preserve">Silver, David, Aja Huang, Chris J Maddison, et al.</w:t>
+      </w:r>
+      <w:r>
+        <w:t xml:space="preserve"> 2016.</w:t>
+      </w:r>
+      <w:r>
+        <w:t xml:space="preserve"> </w:t>
+      </w:r>
+      <w:r>
+        <w:t xml:space="preserve">“Mastering the Game of Go with Deep Neural Networks and Tree Search.”</w:t>
       </w:r>
       <w:r>
         <w:t xml:space="preserve"> </w:t>
@@ -14253,23 +14279,35 @@
           <w:i/>
           <w:iCs/>
         </w:rPr>
-        <w:t xml:space="preserve">New Methods in Cognitive Psychology</w:t>
-      </w:r>
-      <w:r>
-        <w:t xml:space="preserve">. Routledge.</w:t>
-      </w:r>
-    </w:p>
-    <w:bookmarkEnd w:id="124"/>
-    <w:bookmarkStart w:id="125" w:name="ref-sutton1998reinforcement"/>
+        <w:t xml:space="preserve">Nature</w:t>
+      </w:r>
+      <w:r>
+        <w:t xml:space="preserve"> </w:t>
+      </w:r>
+      <w:r>
+        <w:t xml:space="preserve">529 (7587): 484–89.</w:t>
+      </w:r>
+    </w:p>
+    <w:bookmarkEnd w:id="125"/>
+    <w:bookmarkStart w:id="126" w:name="ref-singmann2019introduction"/>
     <w:p>
       <w:pPr>
         <w:pStyle w:val="Bibliography"/>
       </w:pPr>
       <w:r>
-        <w:t xml:space="preserve">Sutton, Richard S, Andrew G Barto, et al.</w:t>
-      </w:r>
-      <w:r>
-        <w:t xml:space="preserve"> 1998.</w:t>
+        <w:t xml:space="preserve">Singmann, Henrik, and David Kellen. 2019.</w:t>
+      </w:r>
+      <w:r>
+        <w:t xml:space="preserve"> </w:t>
+      </w:r>
+      <w:r>
+        <w:t xml:space="preserve">“An Introduction to Mixed Models for Experimental Psychology.”</w:t>
+      </w:r>
+      <w:r>
+        <w:t xml:space="preserve"> </w:t>
+      </w:r>
+      <w:r>
+        <w:t xml:space="preserve">In</w:t>
       </w:r>
       <w:r>
         <w:t xml:space="preserve"> </w:t>
@@ -14279,26 +14317,23 @@
           <w:i/>
           <w:iCs/>
         </w:rPr>
-        <w:t xml:space="preserve">Reinforcement Learning: An Introduction</w:t>
-      </w:r>
-      <w:r>
-        <w:t xml:space="preserve">. Vol. 1. MIT press Cambridge.</w:t>
-      </w:r>
-    </w:p>
-    <w:bookmarkEnd w:id="125"/>
-    <w:bookmarkStart w:id="126" w:name="ref-tsetsos2016economic"/>
+        <w:t xml:space="preserve">New Methods in Cognitive Psychology</w:t>
+      </w:r>
+      <w:r>
+        <w:t xml:space="preserve">. Routledge.</w:t>
+      </w:r>
+    </w:p>
+    <w:bookmarkEnd w:id="126"/>
+    <w:bookmarkStart w:id="127" w:name="ref-sutton1998reinforcement"/>
     <w:p>
       <w:pPr>
         <w:pStyle w:val="Bibliography"/>
       </w:pPr>
       <w:r>
-        <w:t xml:space="preserve">Tsetsos, Konstantinos, Rani Moran, James Moreland, Nick Chater, Marius Usher, and Christopher Summerfield. 2016.</w:t>
-      </w:r>
-      <w:r>
-        <w:t xml:space="preserve"> </w:t>
-      </w:r>
-      <w:r>
-        <w:t xml:space="preserve">“Economic Irrationality Is Optimal During Noisy Decision Making.”</w:t>
+        <w:t xml:space="preserve">Sutton, Richard S, Andrew G Barto, et al.</w:t>
+      </w:r>
+      <w:r>
+        <w:t xml:space="preserve"> 1998.</w:t>
       </w:r>
       <w:r>
         <w:t xml:space="preserve"> </w:t>
@@ -14308,29 +14343,32 @@
           <w:i/>
           <w:iCs/>
         </w:rPr>
-        <w:t xml:space="preserve">Proceedings of the National Academy of Sciences</w:t>
-      </w:r>
-      <w:r>
-        <w:t xml:space="preserve"> </w:t>
-      </w:r>
-      <w:r>
-        <w:t xml:space="preserve">113 (11): 3102–7.</w:t>
-      </w:r>
-    </w:p>
-    <w:bookmarkEnd w:id="126"/>
-    <w:bookmarkStart w:id="127" w:name="ref-tversky1974judgment"/>
+        <w:t xml:space="preserve">Reinforcement Learning: An Introduction</w:t>
+      </w:r>
+      <w:r>
+        <w:t xml:space="preserve">. Vol. 1. MIT press Cambridge.</w:t>
+      </w:r>
+    </w:p>
+    <w:bookmarkEnd w:id="127"/>
+    <w:bookmarkStart w:id="128" w:name="ref-tishby2010information"/>
     <w:p>
       <w:pPr>
         <w:pStyle w:val="Bibliography"/>
       </w:pPr>
       <w:r>
-        <w:t xml:space="preserve">Tversky, Amos, and Daniel Kahneman. 1974.</w:t>
-      </w:r>
-      <w:r>
-        <w:t xml:space="preserve"> </w:t>
-      </w:r>
-      <w:r>
-        <w:t xml:space="preserve">“Judgment Under Uncertainty: Heuristics and Biases: Biases in Judgments Reveal Some Heuristics of Thinking Under Uncertainty.”</w:t>
+        <w:t xml:space="preserve">Tishby, Naftali, and Daniel Polani. 2010.</w:t>
+      </w:r>
+      <w:r>
+        <w:t xml:space="preserve"> </w:t>
+      </w:r>
+      <w:r>
+        <w:t xml:space="preserve">“Information Theory of Decisions and Actions.”</w:t>
+      </w:r>
+      <w:r>
+        <w:t xml:space="preserve"> </w:t>
+      </w:r>
+      <w:r>
+        <w:t xml:space="preserve">In</w:t>
       </w:r>
       <w:r>
         <w:t xml:space="preserve"> </w:t>
@@ -14340,29 +14378,26 @@
           <w:i/>
           <w:iCs/>
         </w:rPr>
-        <w:t xml:space="preserve">Science</w:t>
-      </w:r>
-      <w:r>
-        <w:t xml:space="preserve"> </w:t>
-      </w:r>
-      <w:r>
-        <w:t xml:space="preserve">185 (4157): 1124–31.</w:t>
-      </w:r>
-    </w:p>
-    <w:bookmarkEnd w:id="127"/>
-    <w:bookmarkStart w:id="128" w:name="ref-vehtari2017practical"/>
+        <w:t xml:space="preserve">Perception-Action Cycle: Models, Architectures, and Hardware</w:t>
+      </w:r>
+      <w:r>
+        <w:t xml:space="preserve">. Springer.</w:t>
+      </w:r>
+    </w:p>
+    <w:bookmarkEnd w:id="128"/>
+    <w:bookmarkStart w:id="129" w:name="ref-tsetsos2016economic"/>
     <w:p>
       <w:pPr>
         <w:pStyle w:val="Bibliography"/>
       </w:pPr>
       <w:r>
-        <w:t xml:space="preserve">Vehtari, Aki, Andrew Gelman, and Jonah Gabry. 2017.</w:t>
-      </w:r>
-      <w:r>
-        <w:t xml:space="preserve"> </w:t>
-      </w:r>
-      <w:r>
-        <w:t xml:space="preserve">“Practical Bayesian Model Evaluation Using Leave-One-Out Cross-Validation and WAIC.”</w:t>
+        <w:t xml:space="preserve">Tsetsos, Konstantinos, Rani Moran, James Moreland, Nick Chater, Marius Usher, and Christopher Summerfield. 2016.</w:t>
+      </w:r>
+      <w:r>
+        <w:t xml:space="preserve"> </w:t>
+      </w:r>
+      <w:r>
+        <w:t xml:space="preserve">“Economic Irrationality Is Optimal During Noisy Decision Making.”</w:t>
       </w:r>
       <w:r>
         <w:t xml:space="preserve"> </w:t>
@@ -14372,6 +14407,70 @@
           <w:i/>
           <w:iCs/>
         </w:rPr>
+        <w:t xml:space="preserve">Proceedings of the National Academy of Sciences</w:t>
+      </w:r>
+      <w:r>
+        <w:t xml:space="preserve"> </w:t>
+      </w:r>
+      <w:r>
+        <w:t xml:space="preserve">113 (11): 3102–7.</w:t>
+      </w:r>
+    </w:p>
+    <w:bookmarkEnd w:id="129"/>
+    <w:bookmarkStart w:id="130" w:name="ref-tversky1974judgment"/>
+    <w:p>
+      <w:pPr>
+        <w:pStyle w:val="Bibliography"/>
+      </w:pPr>
+      <w:r>
+        <w:t xml:space="preserve">Tversky, Amos, and Daniel Kahneman. 1974.</w:t>
+      </w:r>
+      <w:r>
+        <w:t xml:space="preserve"> </w:t>
+      </w:r>
+      <w:r>
+        <w:t xml:space="preserve">“Judgment Under Uncertainty: Heuristics and Biases: Biases in Judgments Reveal Some Heuristics of Thinking Under Uncertainty.”</w:t>
+      </w:r>
+      <w:r>
+        <w:t xml:space="preserve"> </w:t>
+      </w:r>
+      <w:r>
+        <w:rPr>
+          <w:i/>
+          <w:iCs/>
+        </w:rPr>
+        <w:t xml:space="preserve">Science</w:t>
+      </w:r>
+      <w:r>
+        <w:t xml:space="preserve"> </w:t>
+      </w:r>
+      <w:r>
+        <w:t xml:space="preserve">185 (4157): 1124–31.</w:t>
+      </w:r>
+    </w:p>
+    <w:bookmarkEnd w:id="130"/>
+    <w:bookmarkStart w:id="131" w:name="ref-vehtari2017practical"/>
+    <w:p>
+      <w:pPr>
+        <w:pStyle w:val="Bibliography"/>
+      </w:pPr>
+      <w:r>
+        <w:t xml:space="preserve">Vehtari, Aki, Andrew Gelman, and Jonah Gabry. 2017.</w:t>
+      </w:r>
+      <w:r>
+        <w:t xml:space="preserve"> </w:t>
+      </w:r>
+      <w:r>
+        <w:t xml:space="preserve">“Practical Bayesian Model Evaluation Using Leave-One-Out Cross-Validation and WAIC.”</w:t>
+      </w:r>
+      <w:r>
+        <w:t xml:space="preserve"> </w:t>
+      </w:r>
+      <w:r>
+        <w:rPr>
+          <w:i/>
+          <w:iCs/>
+        </w:rPr>
         <w:t xml:space="preserve">Statistics and Computing</w:t>
       </w:r>
       <w:r>
@@ -14381,10 +14480,10 @@
         <w:t xml:space="preserve">27 (5): 1413–32.</w:t>
       </w:r>
     </w:p>
-    <w:bookmarkEnd w:id="128"/>
-    <w:bookmarkEnd w:id="129"/>
-    <w:bookmarkEnd w:id="130"/>
     <w:bookmarkEnd w:id="131"/>
+    <w:bookmarkEnd w:id="132"/>
+    <w:bookmarkEnd w:id="133"/>
+    <w:bookmarkEnd w:id="134"/>
     <w:sectPr>
       <w:footnotePr>
         <w:numRestart w:val="eachSect"/>
